--- a/assets/CV (Shih-Ni Prim).docx
+++ b/assets/CV (Shih-Ni Prim).docx
@@ -589,8 +589,18 @@
           <w:sz w:val="22"/>
           <w:szCs w:val="22"/>
         </w:rPr>
-        <w:t>Das Lied von der Erde</w:t>
-      </w:r>
+        <w:t xml:space="preserve">Das Lied von der </w:t>
+      </w:r>
+      <w:proofErr w:type="spellStart"/>
+      <w:r>
+        <w:rPr>
+          <w:i/>
+          <w:sz w:val="22"/>
+          <w:szCs w:val="22"/>
+        </w:rPr>
+        <w:t>Erde</w:t>
+      </w:r>
+      <w:proofErr w:type="spellEnd"/>
       <w:r>
         <w:rPr>
           <w:sz w:val="22"/>
@@ -775,141 +785,6 @@
     </w:p>
     <w:p>
       <w:pPr>
-        <w:tabs>
-          <w:tab w:val="left" w:pos="720"/>
-          <w:tab w:val="right" w:pos="8640"/>
-        </w:tabs>
-        <w:rPr>
-          <w:rFonts w:asciiTheme="minorHAnsi" w:hAnsiTheme="minorHAnsi" w:cstheme="minorHAnsi"/>
-          <w:bCs/>
-          <w:sz w:val="22"/>
-          <w:szCs w:val="22"/>
-        </w:rPr>
-      </w:pPr>
-    </w:p>
-    <w:p>
-      <w:pPr>
-        <w:pStyle w:val="Heading1"/>
-        <w:rPr>
-          <w:rFonts w:asciiTheme="minorHAnsi" w:hAnsiTheme="minorHAnsi" w:cstheme="minorHAnsi"/>
-          <w:sz w:val="22"/>
-          <w:szCs w:val="22"/>
-        </w:rPr>
-      </w:pPr>
-      <w:r>
-        <w:rPr>
-          <w:rFonts w:asciiTheme="minorHAnsi" w:hAnsiTheme="minorHAnsi" w:cstheme="minorHAnsi"/>
-          <w:sz w:val="22"/>
-          <w:szCs w:val="22"/>
-        </w:rPr>
-        <w:t>Computer Skills</w:t>
-      </w:r>
-    </w:p>
-    <w:p>
-      <w:pPr>
-        <w:rPr>
-          <w:rFonts w:asciiTheme="minorHAnsi" w:hAnsiTheme="minorHAnsi" w:cstheme="minorHAnsi"/>
-          <w:b/>
-          <w:sz w:val="22"/>
-          <w:szCs w:val="22"/>
-        </w:rPr>
-      </w:pPr>
-    </w:p>
-    <w:p>
-      <w:pPr>
-        <w:rPr>
-          <w:rFonts w:asciiTheme="minorHAnsi" w:hAnsiTheme="minorHAnsi" w:cstheme="minorHAnsi"/>
-          <w:sz w:val="22"/>
-          <w:szCs w:val="22"/>
-        </w:rPr>
-      </w:pPr>
-      <w:r>
-        <w:rPr>
-          <w:rFonts w:asciiTheme="minorHAnsi" w:hAnsiTheme="minorHAnsi" w:cstheme="minorHAnsi"/>
-          <w:b/>
-          <w:sz w:val="22"/>
-          <w:szCs w:val="22"/>
-        </w:rPr>
-        <w:t>Programming</w:t>
-      </w:r>
-      <w:r>
-        <w:rPr>
-          <w:rFonts w:asciiTheme="minorHAnsi" w:hAnsiTheme="minorHAnsi" w:cstheme="minorHAnsi"/>
-          <w:sz w:val="22"/>
-          <w:szCs w:val="22"/>
-        </w:rPr>
-        <w:t>: R, Python</w:t>
-      </w:r>
-    </w:p>
-    <w:p>
-      <w:pPr>
-        <w:rPr>
-          <w:bCs/>
-          <w:sz w:val="22"/>
-          <w:szCs w:val="22"/>
-        </w:rPr>
-      </w:pPr>
-      <w:r>
-        <w:rPr>
-          <w:rFonts w:asciiTheme="minorHAnsi" w:hAnsiTheme="minorHAnsi" w:cstheme="minorHAnsi"/>
-          <w:b/>
-          <w:sz w:val="22"/>
-          <w:szCs w:val="22"/>
-        </w:rPr>
-        <w:t>Certificate</w:t>
-      </w:r>
-      <w:r>
-        <w:rPr>
-          <w:rFonts w:asciiTheme="minorHAnsi" w:hAnsiTheme="minorHAnsi" w:cstheme="minorHAnsi"/>
-          <w:sz w:val="22"/>
-          <w:szCs w:val="22"/>
-        </w:rPr>
-        <w:t xml:space="preserve">: </w:t>
-      </w:r>
-      <w:r>
-        <w:rPr>
-          <w:bCs/>
-          <w:sz w:val="22"/>
-          <w:szCs w:val="22"/>
-        </w:rPr>
-        <w:t>SAS Certified Specialist: Base Programming Using SAS 9.4 (Issued May 2020)</w:t>
-      </w:r>
-    </w:p>
-    <w:p>
-      <w:pPr>
-        <w:rPr>
-          <w:bCs/>
-          <w:sz w:val="22"/>
-          <w:szCs w:val="22"/>
-        </w:rPr>
-      </w:pPr>
-      <w:r>
-        <w:rPr>
-          <w:b/>
-          <w:sz w:val="22"/>
-          <w:szCs w:val="22"/>
-        </w:rPr>
-        <w:t>Tools:</w:t>
-      </w:r>
-      <w:r>
-        <w:rPr>
-          <w:bCs/>
-          <w:sz w:val="22"/>
-          <w:szCs w:val="22"/>
-        </w:rPr>
-        <w:t xml:space="preserve"> High performance computing, Git version control</w:t>
-      </w:r>
-      <w:r>
-        <w:rPr>
-          <w:bCs/>
-          <w:sz w:val="22"/>
-          <w:szCs w:val="22"/>
-        </w:rPr>
-        <w:t>, parallel computing</w:t>
-      </w:r>
-    </w:p>
-    <w:p>
-      <w:pPr>
         <w:rPr>
           <w:bCs/>
           <w:sz w:val="22"/>
@@ -1273,14 +1148,6 @@
         </w:rPr>
         <w:t>climate and environmental applications</w:t>
       </w:r>
-      <w:r>
-        <w:rPr>
-          <w:rFonts w:asciiTheme="minorHAnsi" w:hAnsiTheme="minorHAnsi" w:cstheme="minorHAnsi"/>
-          <w:sz w:val="22"/>
-          <w:szCs w:val="22"/>
-        </w:rPr>
-        <w:t>, causal inference</w:t>
-      </w:r>
     </w:p>
     <w:p>
       <w:pPr>
@@ -1335,282 +1202,444 @@
           <w:sz w:val="22"/>
           <w:szCs w:val="22"/>
         </w:rPr>
+        <w:t>Prim, S.-N.</w:t>
+      </w:r>
+      <w:r>
+        <w:rPr>
+          <w:rFonts w:asciiTheme="minorHAnsi" w:hAnsiTheme="minorHAnsi" w:cstheme="minorHAnsi"/>
+          <w:sz w:val="22"/>
+          <w:szCs w:val="22"/>
+        </w:rPr>
+        <w:t xml:space="preserve">, </w:t>
+      </w:r>
+      <w:r>
+        <w:rPr>
+          <w:rFonts w:asciiTheme="minorHAnsi" w:hAnsiTheme="minorHAnsi" w:cstheme="minorHAnsi"/>
+          <w:sz w:val="22"/>
+          <w:szCs w:val="22"/>
+        </w:rPr>
+        <w:t>Movva</w:t>
+      </w:r>
+      <w:r>
+        <w:rPr>
+          <w:rFonts w:asciiTheme="minorHAnsi" w:hAnsiTheme="minorHAnsi" w:cstheme="minorHAnsi"/>
+          <w:sz w:val="22"/>
+          <w:szCs w:val="22"/>
+        </w:rPr>
+        <w:t xml:space="preserve">, </w:t>
+      </w:r>
+      <w:r>
+        <w:rPr>
+          <w:rFonts w:asciiTheme="minorHAnsi" w:hAnsiTheme="minorHAnsi" w:cstheme="minorHAnsi"/>
+          <w:sz w:val="22"/>
+          <w:szCs w:val="22"/>
+        </w:rPr>
+        <w:t>J</w:t>
+      </w:r>
+      <w:r>
+        <w:rPr>
+          <w:rFonts w:asciiTheme="minorHAnsi" w:hAnsiTheme="minorHAnsi" w:cstheme="minorHAnsi"/>
+          <w:sz w:val="22"/>
+          <w:szCs w:val="22"/>
+        </w:rPr>
+        <w:t>.,</w:t>
+      </w:r>
+      <w:r>
+        <w:rPr>
+          <w:rFonts w:asciiTheme="minorHAnsi" w:hAnsiTheme="minorHAnsi" w:cstheme="minorHAnsi"/>
+          <w:sz w:val="22"/>
+          <w:szCs w:val="22"/>
+        </w:rPr>
+        <w:t xml:space="preserve"> Hawkins P</w:t>
+      </w:r>
+      <w:r>
+        <w:rPr>
+          <w:rFonts w:asciiTheme="minorHAnsi" w:hAnsiTheme="minorHAnsi" w:cstheme="minorHAnsi"/>
+          <w:sz w:val="22"/>
+          <w:szCs w:val="22"/>
+        </w:rPr>
+        <w:t xml:space="preserve">., Quinlan </w:t>
+      </w:r>
+      <w:r>
+        <w:rPr>
+          <w:rFonts w:asciiTheme="minorHAnsi" w:hAnsiTheme="minorHAnsi" w:cstheme="minorHAnsi"/>
+          <w:sz w:val="22"/>
+          <w:szCs w:val="22"/>
+        </w:rPr>
+        <w:t>K</w:t>
+      </w:r>
+      <w:r>
+        <w:rPr>
+          <w:rFonts w:asciiTheme="minorHAnsi" w:hAnsiTheme="minorHAnsi" w:cstheme="minorHAnsi"/>
+          <w:sz w:val="22"/>
+          <w:szCs w:val="22"/>
+        </w:rPr>
+        <w:t>.</w:t>
+      </w:r>
+      <w:r>
+        <w:rPr>
+          <w:rFonts w:asciiTheme="minorHAnsi" w:hAnsiTheme="minorHAnsi" w:cstheme="minorHAnsi"/>
+          <w:sz w:val="22"/>
+          <w:szCs w:val="22"/>
+        </w:rPr>
+        <w:t xml:space="preserve"> R.</w:t>
+      </w:r>
+      <w:r>
+        <w:rPr>
+          <w:rFonts w:asciiTheme="minorHAnsi" w:hAnsiTheme="minorHAnsi" w:cstheme="minorHAnsi"/>
+          <w:sz w:val="22"/>
+          <w:szCs w:val="22"/>
+        </w:rPr>
+        <w:t xml:space="preserve">, Booth, </w:t>
+      </w:r>
+      <w:r>
+        <w:rPr>
+          <w:rFonts w:asciiTheme="minorHAnsi" w:hAnsiTheme="minorHAnsi" w:cstheme="minorHAnsi"/>
+          <w:sz w:val="22"/>
+          <w:szCs w:val="22"/>
+        </w:rPr>
+        <w:t>A</w:t>
+      </w:r>
+      <w:r>
+        <w:rPr>
+          <w:rFonts w:asciiTheme="minorHAnsi" w:hAnsiTheme="minorHAnsi" w:cstheme="minorHAnsi"/>
+          <w:sz w:val="22"/>
+          <w:szCs w:val="22"/>
+        </w:rPr>
+        <w:t>.</w:t>
+      </w:r>
+      <w:r>
+        <w:rPr>
+          <w:rFonts w:asciiTheme="minorHAnsi" w:hAnsiTheme="minorHAnsi" w:cstheme="minorHAnsi"/>
+          <w:sz w:val="22"/>
+          <w:szCs w:val="22"/>
+        </w:rPr>
+        <w:t xml:space="preserve"> S</w:t>
+      </w:r>
+      <w:r>
+        <w:rPr>
+          <w:rFonts w:asciiTheme="minorHAnsi" w:hAnsiTheme="minorHAnsi" w:cstheme="minorHAnsi"/>
+          <w:sz w:val="22"/>
+          <w:szCs w:val="22"/>
+        </w:rPr>
+        <w:t>. “</w:t>
+      </w:r>
+      <w:r>
+        <w:rPr>
+          <w:rFonts w:asciiTheme="minorHAnsi" w:hAnsiTheme="minorHAnsi" w:cstheme="minorHAnsi"/>
+          <w:sz w:val="22"/>
+          <w:szCs w:val="22"/>
+        </w:rPr>
+        <w:t>Actively Learning Joint Contours of Multiple Computer Experiments</w:t>
+      </w:r>
+      <w:r>
+        <w:rPr>
+          <w:rFonts w:asciiTheme="minorHAnsi" w:hAnsiTheme="minorHAnsi" w:cstheme="minorHAnsi"/>
+          <w:sz w:val="22"/>
+          <w:szCs w:val="22"/>
+        </w:rPr>
+        <w:t>.”</w:t>
+      </w:r>
+      <w:r>
+        <w:rPr>
+          <w:rFonts w:asciiTheme="minorHAnsi" w:hAnsiTheme="minorHAnsi" w:cstheme="minorHAnsi"/>
+          <w:sz w:val="22"/>
+          <w:szCs w:val="22"/>
+        </w:rPr>
+        <w:t xml:space="preserve"> </w:t>
+      </w:r>
+    </w:p>
+    <w:p>
+      <w:pPr>
+        <w:rPr>
+          <w:rFonts w:asciiTheme="minorHAnsi" w:hAnsiTheme="minorHAnsi" w:cstheme="minorHAnsi"/>
+          <w:sz w:val="22"/>
+          <w:szCs w:val="22"/>
+        </w:rPr>
+      </w:pPr>
+      <w:proofErr w:type="spellStart"/>
+      <w:r>
+        <w:rPr>
+          <w:rFonts w:asciiTheme="minorHAnsi" w:hAnsiTheme="minorHAnsi" w:cstheme="minorHAnsi"/>
+          <w:sz w:val="22"/>
+          <w:szCs w:val="22"/>
+        </w:rPr>
+        <w:t>Phlips</w:t>
+      </w:r>
+      <w:proofErr w:type="spellEnd"/>
+      <w:r>
+        <w:rPr>
+          <w:rFonts w:asciiTheme="minorHAnsi" w:hAnsiTheme="minorHAnsi" w:cstheme="minorHAnsi"/>
+          <w:sz w:val="22"/>
+          <w:szCs w:val="22"/>
+        </w:rPr>
+        <w:t>,</w:t>
+      </w:r>
+      <w:r>
+        <w:rPr>
+          <w:rFonts w:asciiTheme="minorHAnsi" w:hAnsiTheme="minorHAnsi" w:cstheme="minorHAnsi"/>
+          <w:sz w:val="22"/>
+          <w:szCs w:val="22"/>
+        </w:rPr>
+        <w:t xml:space="preserve"> E.,</w:t>
+      </w:r>
+      <w:r>
+        <w:rPr>
+          <w:rFonts w:asciiTheme="minorHAnsi" w:hAnsiTheme="minorHAnsi" w:cstheme="minorHAnsi"/>
+          <w:sz w:val="22"/>
+          <w:szCs w:val="22"/>
+        </w:rPr>
+        <w:t xml:space="preserve"> </w:t>
+      </w:r>
+      <w:r>
+        <w:rPr>
+          <w:rFonts w:asciiTheme="minorHAnsi" w:hAnsiTheme="minorHAnsi" w:cstheme="minorHAnsi"/>
+          <w:b/>
+          <w:bCs/>
+          <w:sz w:val="22"/>
+          <w:szCs w:val="22"/>
+        </w:rPr>
+        <w:t>Prim, S.-N.</w:t>
+      </w:r>
+      <w:r>
+        <w:rPr>
+          <w:rFonts w:asciiTheme="minorHAnsi" w:hAnsiTheme="minorHAnsi" w:cstheme="minorHAnsi"/>
+          <w:sz w:val="22"/>
+          <w:szCs w:val="22"/>
+        </w:rPr>
+        <w:t xml:space="preserve">, and </w:t>
+      </w:r>
+      <w:r>
+        <w:rPr>
+          <w:rFonts w:asciiTheme="minorHAnsi" w:hAnsiTheme="minorHAnsi" w:cstheme="minorHAnsi"/>
+          <w:sz w:val="22"/>
+          <w:szCs w:val="22"/>
+        </w:rPr>
+        <w:t xml:space="preserve">Nelson, </w:t>
+      </w:r>
+      <w:r>
+        <w:rPr>
+          <w:rFonts w:asciiTheme="minorHAnsi" w:hAnsiTheme="minorHAnsi" w:cstheme="minorHAnsi"/>
+          <w:sz w:val="22"/>
+          <w:szCs w:val="22"/>
+        </w:rPr>
+        <w:t xml:space="preserve">N. </w:t>
+      </w:r>
+      <w:r>
+        <w:rPr>
+          <w:rFonts w:asciiTheme="minorHAnsi" w:hAnsiTheme="minorHAnsi" w:cstheme="minorHAnsi"/>
+          <w:sz w:val="22"/>
+          <w:szCs w:val="22"/>
+        </w:rPr>
+        <w:t>H</w:t>
+      </w:r>
+      <w:r>
+        <w:rPr>
+          <w:rFonts w:asciiTheme="minorHAnsi" w:hAnsiTheme="minorHAnsi" w:cstheme="minorHAnsi"/>
+          <w:sz w:val="22"/>
+          <w:szCs w:val="22"/>
+        </w:rPr>
+        <w:t xml:space="preserve">armful </w:t>
+      </w:r>
+      <w:r>
+        <w:rPr>
+          <w:rFonts w:asciiTheme="minorHAnsi" w:hAnsiTheme="minorHAnsi" w:cstheme="minorHAnsi"/>
+          <w:sz w:val="22"/>
+          <w:szCs w:val="22"/>
+        </w:rPr>
+        <w:t>A</w:t>
+      </w:r>
+      <w:r>
+        <w:rPr>
+          <w:rFonts w:asciiTheme="minorHAnsi" w:hAnsiTheme="minorHAnsi" w:cstheme="minorHAnsi"/>
+          <w:sz w:val="22"/>
+          <w:szCs w:val="22"/>
+        </w:rPr>
+        <w:t xml:space="preserve">lgal </w:t>
+      </w:r>
+      <w:r>
+        <w:rPr>
+          <w:rFonts w:asciiTheme="minorHAnsi" w:hAnsiTheme="minorHAnsi" w:cstheme="minorHAnsi"/>
+          <w:sz w:val="22"/>
+          <w:szCs w:val="22"/>
+        </w:rPr>
+        <w:t>B</w:t>
+      </w:r>
+      <w:r>
+        <w:rPr>
+          <w:rFonts w:asciiTheme="minorHAnsi" w:hAnsiTheme="minorHAnsi" w:cstheme="minorHAnsi"/>
+          <w:sz w:val="22"/>
+          <w:szCs w:val="22"/>
+        </w:rPr>
+        <w:t>loom</w:t>
+      </w:r>
+      <w:r>
+        <w:rPr>
+          <w:rFonts w:asciiTheme="minorHAnsi" w:hAnsiTheme="minorHAnsi" w:cstheme="minorHAnsi"/>
+          <w:sz w:val="22"/>
+          <w:szCs w:val="22"/>
+        </w:rPr>
+        <w:t xml:space="preserve">s in the Indian River Lagoon 1997-2024, the </w:t>
+      </w:r>
+      <w:r>
+        <w:rPr>
+          <w:rFonts w:asciiTheme="minorHAnsi" w:hAnsiTheme="minorHAnsi" w:cstheme="minorHAnsi"/>
+          <w:sz w:val="22"/>
+          <w:szCs w:val="22"/>
+        </w:rPr>
+        <w:t>I</w:t>
+      </w:r>
+      <w:r>
+        <w:rPr>
+          <w:rFonts w:asciiTheme="minorHAnsi" w:hAnsiTheme="minorHAnsi" w:cstheme="minorHAnsi"/>
+          <w:sz w:val="22"/>
+          <w:szCs w:val="22"/>
+        </w:rPr>
+        <w:t xml:space="preserve">nfluences of </w:t>
+      </w:r>
+      <w:r>
+        <w:rPr>
+          <w:rFonts w:asciiTheme="minorHAnsi" w:hAnsiTheme="minorHAnsi" w:cstheme="minorHAnsi"/>
+          <w:sz w:val="22"/>
+          <w:szCs w:val="22"/>
+        </w:rPr>
+        <w:t>E</w:t>
+      </w:r>
+      <w:r>
+        <w:rPr>
+          <w:rFonts w:asciiTheme="minorHAnsi" w:hAnsiTheme="minorHAnsi" w:cstheme="minorHAnsi"/>
+          <w:sz w:val="22"/>
+          <w:szCs w:val="22"/>
+        </w:rPr>
+        <w:t xml:space="preserve">xtreme </w:t>
+      </w:r>
+      <w:r>
+        <w:rPr>
+          <w:rFonts w:asciiTheme="minorHAnsi" w:hAnsiTheme="minorHAnsi" w:cstheme="minorHAnsi"/>
+          <w:sz w:val="22"/>
+          <w:szCs w:val="22"/>
+        </w:rPr>
+        <w:t>C</w:t>
+      </w:r>
+      <w:r>
+        <w:rPr>
+          <w:rFonts w:asciiTheme="minorHAnsi" w:hAnsiTheme="minorHAnsi" w:cstheme="minorHAnsi"/>
+          <w:sz w:val="22"/>
+          <w:szCs w:val="22"/>
+        </w:rPr>
+        <w:t xml:space="preserve">onditions and </w:t>
+      </w:r>
+      <w:r>
+        <w:rPr>
+          <w:rFonts w:asciiTheme="minorHAnsi" w:hAnsiTheme="minorHAnsi" w:cstheme="minorHAnsi"/>
+          <w:sz w:val="22"/>
+          <w:szCs w:val="22"/>
+        </w:rPr>
+        <w:t>E</w:t>
+      </w:r>
+      <w:r>
+        <w:rPr>
+          <w:rFonts w:asciiTheme="minorHAnsi" w:hAnsiTheme="minorHAnsi" w:cstheme="minorHAnsi"/>
+          <w:sz w:val="22"/>
+          <w:szCs w:val="22"/>
+        </w:rPr>
+        <w:t xml:space="preserve">cosystem </w:t>
+      </w:r>
+      <w:r>
+        <w:rPr>
+          <w:rFonts w:asciiTheme="minorHAnsi" w:hAnsiTheme="minorHAnsi" w:cstheme="minorHAnsi"/>
+          <w:sz w:val="22"/>
+          <w:szCs w:val="22"/>
+        </w:rPr>
+        <w:t>D</w:t>
+      </w:r>
+      <w:r>
+        <w:rPr>
+          <w:rFonts w:asciiTheme="minorHAnsi" w:hAnsiTheme="minorHAnsi" w:cstheme="minorHAnsi"/>
+          <w:sz w:val="22"/>
+          <w:szCs w:val="22"/>
+        </w:rPr>
+        <w:t>isruptions</w:t>
+      </w:r>
+      <w:r>
+        <w:rPr>
+          <w:rFonts w:asciiTheme="minorHAnsi" w:hAnsiTheme="minorHAnsi" w:cstheme="minorHAnsi"/>
+          <w:sz w:val="22"/>
+          <w:szCs w:val="22"/>
+        </w:rPr>
+        <w:t>.</w:t>
+      </w:r>
+      <w:r>
+        <w:rPr>
+          <w:rFonts w:asciiTheme="minorHAnsi" w:hAnsiTheme="minorHAnsi" w:cstheme="minorHAnsi"/>
+          <w:sz w:val="22"/>
+          <w:szCs w:val="22"/>
+        </w:rPr>
+        <w:t xml:space="preserve"> </w:t>
+      </w:r>
+    </w:p>
+    <w:p>
+      <w:pPr>
+        <w:rPr>
+          <w:rFonts w:asciiTheme="minorHAnsi" w:hAnsiTheme="minorHAnsi" w:cstheme="minorHAnsi"/>
+          <w:sz w:val="22"/>
+          <w:szCs w:val="22"/>
+        </w:rPr>
+      </w:pPr>
+    </w:p>
+    <w:p>
+      <w:pPr>
+        <w:rPr>
+          <w:rFonts w:asciiTheme="minorHAnsi" w:hAnsiTheme="minorHAnsi" w:cstheme="minorHAnsi"/>
+          <w:sz w:val="22"/>
+          <w:szCs w:val="22"/>
+        </w:rPr>
+      </w:pPr>
+    </w:p>
+    <w:p>
+      <w:pPr>
+        <w:pStyle w:val="Heading1"/>
+        <w:rPr>
+          <w:rFonts w:asciiTheme="minorHAnsi" w:hAnsiTheme="minorHAnsi" w:cstheme="minorHAnsi"/>
+          <w:sz w:val="22"/>
+          <w:szCs w:val="22"/>
+        </w:rPr>
+      </w:pPr>
+      <w:r>
+        <w:rPr>
+          <w:rFonts w:asciiTheme="minorHAnsi" w:hAnsiTheme="minorHAnsi" w:cstheme="minorHAnsi"/>
+          <w:sz w:val="22"/>
+          <w:szCs w:val="22"/>
+        </w:rPr>
+        <w:t>Publications</w:t>
+      </w:r>
+    </w:p>
+    <w:p>
+      <w:pPr>
+        <w:rPr>
+          <w:rFonts w:asciiTheme="minorHAnsi" w:hAnsiTheme="minorHAnsi" w:cstheme="minorHAnsi"/>
+          <w:sz w:val="22"/>
+          <w:szCs w:val="22"/>
+        </w:rPr>
+      </w:pPr>
+    </w:p>
+    <w:p>
+      <w:pPr>
+        <w:rPr>
+          <w:rFonts w:asciiTheme="minorHAnsi" w:hAnsiTheme="minorHAnsi" w:cstheme="minorHAnsi"/>
+          <w:sz w:val="22"/>
+          <w:szCs w:val="22"/>
+        </w:rPr>
+      </w:pPr>
+      <w:r>
+        <w:rPr>
+          <w:rFonts w:asciiTheme="minorHAnsi" w:hAnsiTheme="minorHAnsi" w:cstheme="minorHAnsi"/>
+          <w:b/>
+          <w:bCs/>
+          <w:sz w:val="22"/>
+          <w:szCs w:val="22"/>
+        </w:rPr>
         <w:lastRenderedPageBreak/>
-        <w:t>Prim, S.-N.</w:t>
-      </w:r>
-      <w:r>
-        <w:rPr>
-          <w:rFonts w:asciiTheme="minorHAnsi" w:hAnsiTheme="minorHAnsi" w:cstheme="minorHAnsi"/>
-          <w:sz w:val="22"/>
-          <w:szCs w:val="22"/>
-        </w:rPr>
-        <w:t xml:space="preserve">, </w:t>
-      </w:r>
-      <w:r>
-        <w:rPr>
-          <w:rFonts w:asciiTheme="minorHAnsi" w:hAnsiTheme="minorHAnsi" w:cstheme="minorHAnsi"/>
-          <w:sz w:val="22"/>
-          <w:szCs w:val="22"/>
-        </w:rPr>
-        <w:t>Movva</w:t>
-      </w:r>
-      <w:r>
-        <w:rPr>
-          <w:rFonts w:asciiTheme="minorHAnsi" w:hAnsiTheme="minorHAnsi" w:cstheme="minorHAnsi"/>
-          <w:sz w:val="22"/>
-          <w:szCs w:val="22"/>
-        </w:rPr>
-        <w:t xml:space="preserve">, </w:t>
-      </w:r>
-      <w:r>
-        <w:rPr>
-          <w:rFonts w:asciiTheme="minorHAnsi" w:hAnsiTheme="minorHAnsi" w:cstheme="minorHAnsi"/>
-          <w:sz w:val="22"/>
-          <w:szCs w:val="22"/>
-        </w:rPr>
-        <w:t>J</w:t>
-      </w:r>
-      <w:r>
-        <w:rPr>
-          <w:rFonts w:asciiTheme="minorHAnsi" w:hAnsiTheme="minorHAnsi" w:cstheme="minorHAnsi"/>
-          <w:sz w:val="22"/>
-          <w:szCs w:val="22"/>
-        </w:rPr>
-        <w:t>.,</w:t>
-      </w:r>
-      <w:r>
-        <w:rPr>
-          <w:rFonts w:asciiTheme="minorHAnsi" w:hAnsiTheme="minorHAnsi" w:cstheme="minorHAnsi"/>
-          <w:sz w:val="22"/>
-          <w:szCs w:val="22"/>
-        </w:rPr>
-        <w:t xml:space="preserve"> Hawkins P</w:t>
-      </w:r>
-      <w:r>
-        <w:rPr>
-          <w:rFonts w:asciiTheme="minorHAnsi" w:hAnsiTheme="minorHAnsi" w:cstheme="minorHAnsi"/>
-          <w:sz w:val="22"/>
-          <w:szCs w:val="22"/>
-        </w:rPr>
-        <w:t xml:space="preserve">., Quinlan </w:t>
-      </w:r>
-      <w:r>
-        <w:rPr>
-          <w:rFonts w:asciiTheme="minorHAnsi" w:hAnsiTheme="minorHAnsi" w:cstheme="minorHAnsi"/>
-          <w:sz w:val="22"/>
-          <w:szCs w:val="22"/>
-        </w:rPr>
-        <w:t>K</w:t>
-      </w:r>
-      <w:r>
-        <w:rPr>
-          <w:rFonts w:asciiTheme="minorHAnsi" w:hAnsiTheme="minorHAnsi" w:cstheme="minorHAnsi"/>
-          <w:sz w:val="22"/>
-          <w:szCs w:val="22"/>
-        </w:rPr>
-        <w:t>.</w:t>
-      </w:r>
-      <w:r>
-        <w:rPr>
-          <w:rFonts w:asciiTheme="minorHAnsi" w:hAnsiTheme="minorHAnsi" w:cstheme="minorHAnsi"/>
-          <w:sz w:val="22"/>
-          <w:szCs w:val="22"/>
-        </w:rPr>
-        <w:t xml:space="preserve"> R.</w:t>
-      </w:r>
-      <w:r>
-        <w:rPr>
-          <w:rFonts w:asciiTheme="minorHAnsi" w:hAnsiTheme="minorHAnsi" w:cstheme="minorHAnsi"/>
-          <w:sz w:val="22"/>
-          <w:szCs w:val="22"/>
-        </w:rPr>
-        <w:t xml:space="preserve">, Booth, </w:t>
-      </w:r>
-      <w:r>
-        <w:rPr>
-          <w:rFonts w:asciiTheme="minorHAnsi" w:hAnsiTheme="minorHAnsi" w:cstheme="minorHAnsi"/>
-          <w:sz w:val="22"/>
-          <w:szCs w:val="22"/>
-        </w:rPr>
-        <w:t>A</w:t>
-      </w:r>
-      <w:r>
-        <w:rPr>
-          <w:rFonts w:asciiTheme="minorHAnsi" w:hAnsiTheme="minorHAnsi" w:cstheme="minorHAnsi"/>
-          <w:sz w:val="22"/>
-          <w:szCs w:val="22"/>
-        </w:rPr>
-        <w:t>.</w:t>
-      </w:r>
-      <w:r>
-        <w:rPr>
-          <w:rFonts w:asciiTheme="minorHAnsi" w:hAnsiTheme="minorHAnsi" w:cstheme="minorHAnsi"/>
-          <w:sz w:val="22"/>
-          <w:szCs w:val="22"/>
-        </w:rPr>
-        <w:t xml:space="preserve"> S</w:t>
-      </w:r>
-      <w:r>
-        <w:rPr>
-          <w:rFonts w:asciiTheme="minorHAnsi" w:hAnsiTheme="minorHAnsi" w:cstheme="minorHAnsi"/>
-          <w:sz w:val="22"/>
-          <w:szCs w:val="22"/>
-        </w:rPr>
-        <w:t>. “</w:t>
-      </w:r>
-      <w:r>
-        <w:rPr>
-          <w:rFonts w:asciiTheme="minorHAnsi" w:hAnsiTheme="minorHAnsi" w:cstheme="minorHAnsi"/>
-          <w:sz w:val="22"/>
-          <w:szCs w:val="22"/>
-        </w:rPr>
-        <w:t>Actively Learning Joint Contours of Multiple Computer Experiments</w:t>
-      </w:r>
-      <w:r>
-        <w:rPr>
-          <w:rFonts w:asciiTheme="minorHAnsi" w:hAnsiTheme="minorHAnsi" w:cstheme="minorHAnsi"/>
-          <w:sz w:val="22"/>
-          <w:szCs w:val="22"/>
-        </w:rPr>
-        <w:t>.”</w:t>
-      </w:r>
-      <w:r>
-        <w:rPr>
-          <w:rFonts w:asciiTheme="minorHAnsi" w:hAnsiTheme="minorHAnsi" w:cstheme="minorHAnsi"/>
-          <w:sz w:val="22"/>
-          <w:szCs w:val="22"/>
-        </w:rPr>
-        <w:t xml:space="preserve"> </w:t>
-      </w:r>
-    </w:p>
-    <w:p>
-      <w:pPr>
-        <w:rPr>
-          <w:rFonts w:asciiTheme="minorHAnsi" w:hAnsiTheme="minorHAnsi" w:cstheme="minorHAnsi"/>
-          <w:sz w:val="22"/>
-          <w:szCs w:val="22"/>
-        </w:rPr>
-      </w:pPr>
-    </w:p>
-    <w:p>
-      <w:pPr>
-        <w:rPr>
-          <w:rFonts w:asciiTheme="minorHAnsi" w:hAnsiTheme="minorHAnsi" w:cstheme="minorHAnsi"/>
-          <w:sz w:val="22"/>
-          <w:szCs w:val="22"/>
-        </w:rPr>
-      </w:pPr>
-      <w:r>
-        <w:rPr>
-          <w:rFonts w:asciiTheme="minorHAnsi" w:hAnsiTheme="minorHAnsi" w:cstheme="minorHAnsi"/>
-          <w:sz w:val="22"/>
-          <w:szCs w:val="22"/>
-        </w:rPr>
-        <w:t>Phlips,</w:t>
-      </w:r>
-      <w:r>
-        <w:rPr>
-          <w:rFonts w:asciiTheme="minorHAnsi" w:hAnsiTheme="minorHAnsi" w:cstheme="minorHAnsi"/>
-          <w:sz w:val="22"/>
-          <w:szCs w:val="22"/>
-        </w:rPr>
-        <w:t xml:space="preserve"> E.,</w:t>
-      </w:r>
-      <w:r>
-        <w:rPr>
-          <w:rFonts w:asciiTheme="minorHAnsi" w:hAnsiTheme="minorHAnsi" w:cstheme="minorHAnsi"/>
-          <w:sz w:val="22"/>
-          <w:szCs w:val="22"/>
-        </w:rPr>
-        <w:t xml:space="preserve"> </w:t>
-      </w:r>
-      <w:r>
-        <w:rPr>
-          <w:rFonts w:asciiTheme="minorHAnsi" w:hAnsiTheme="minorHAnsi" w:cstheme="minorHAnsi"/>
-          <w:b/>
-          <w:bCs/>
-          <w:sz w:val="22"/>
-          <w:szCs w:val="22"/>
-        </w:rPr>
-        <w:t>Prim, S.-N.</w:t>
-      </w:r>
-      <w:r>
-        <w:rPr>
-          <w:rFonts w:asciiTheme="minorHAnsi" w:hAnsiTheme="minorHAnsi" w:cstheme="minorHAnsi"/>
-          <w:sz w:val="22"/>
-          <w:szCs w:val="22"/>
-        </w:rPr>
-        <w:t xml:space="preserve">, and </w:t>
-      </w:r>
-      <w:r>
-        <w:rPr>
-          <w:rFonts w:asciiTheme="minorHAnsi" w:hAnsiTheme="minorHAnsi" w:cstheme="minorHAnsi"/>
-          <w:sz w:val="22"/>
-          <w:szCs w:val="22"/>
-        </w:rPr>
-        <w:t xml:space="preserve">Nelson, </w:t>
-      </w:r>
-      <w:r>
-        <w:rPr>
-          <w:rFonts w:asciiTheme="minorHAnsi" w:hAnsiTheme="minorHAnsi" w:cstheme="minorHAnsi"/>
-          <w:sz w:val="22"/>
-          <w:szCs w:val="22"/>
-        </w:rPr>
-        <w:t>N. Using machine learning to understand harmful algal bloom events.</w:t>
-      </w:r>
-    </w:p>
-    <w:p>
-      <w:pPr>
-        <w:rPr>
-          <w:rFonts w:asciiTheme="minorHAnsi" w:hAnsiTheme="minorHAnsi" w:cstheme="minorHAnsi"/>
-          <w:sz w:val="22"/>
-          <w:szCs w:val="22"/>
-        </w:rPr>
-      </w:pPr>
-    </w:p>
-    <w:p>
-      <w:pPr>
-        <w:pStyle w:val="Heading1"/>
-        <w:rPr>
-          <w:rFonts w:asciiTheme="minorHAnsi" w:hAnsiTheme="minorHAnsi" w:cstheme="minorHAnsi"/>
-          <w:sz w:val="22"/>
-          <w:szCs w:val="22"/>
-        </w:rPr>
-      </w:pPr>
-      <w:r>
-        <w:rPr>
-          <w:rFonts w:asciiTheme="minorHAnsi" w:hAnsiTheme="minorHAnsi" w:cstheme="minorHAnsi"/>
-          <w:sz w:val="22"/>
-          <w:szCs w:val="22"/>
-        </w:rPr>
-        <w:t>Publications</w:t>
-      </w:r>
-    </w:p>
-    <w:p>
-      <w:pPr>
-        <w:rPr>
-          <w:rFonts w:asciiTheme="minorHAnsi" w:hAnsiTheme="minorHAnsi" w:cstheme="minorHAnsi"/>
-          <w:sz w:val="22"/>
-          <w:szCs w:val="22"/>
-        </w:rPr>
-      </w:pPr>
-    </w:p>
-    <w:p>
-      <w:pPr>
-        <w:rPr>
-          <w:rFonts w:asciiTheme="minorHAnsi" w:hAnsiTheme="minorHAnsi" w:cstheme="minorHAnsi"/>
-          <w:sz w:val="22"/>
-          <w:szCs w:val="22"/>
-        </w:rPr>
-      </w:pPr>
-      <w:r>
-        <w:rPr>
-          <w:rFonts w:asciiTheme="minorHAnsi" w:hAnsiTheme="minorHAnsi" w:cstheme="minorHAnsi"/>
-          <w:b/>
-          <w:bCs/>
-          <w:sz w:val="22"/>
-          <w:szCs w:val="22"/>
-        </w:rPr>
         <w:t>Prim, S.-N.</w:t>
       </w:r>
       <w:r>
@@ -1863,8 +1892,19 @@
             <w:sz w:val="22"/>
             <w:szCs w:val="22"/>
           </w:rPr>
-          <w:t>go.ncsu.edu/mlprimer</w:t>
+          <w:t>go.ncsu.edu/</w:t>
         </w:r>
+        <w:proofErr w:type="spellStart"/>
+        <w:r>
+          <w:rPr>
+            <w:rStyle w:val="Hyperlink"/>
+            <w:rFonts w:asciiTheme="minorHAnsi" w:hAnsiTheme="minorHAnsi" w:cstheme="minorHAnsi"/>
+            <w:sz w:val="22"/>
+            <w:szCs w:val="22"/>
+          </w:rPr>
+          <w:t>mlprimer</w:t>
+        </w:r>
+        <w:proofErr w:type="spellEnd"/>
       </w:hyperlink>
       <w:r>
         <w:rPr>
@@ -2008,7 +2048,39 @@
           <w:sz w:val="22"/>
           <w:szCs w:val="22"/>
         </w:rPr>
-        <w:t>, edited by Adam E. M. Eltorai, Jeffrey A. Bakal, Daniel W. Kim, David E. Wazer, Academic Press</w:t>
+        <w:t xml:space="preserve">, edited by Adam E. M. </w:t>
+      </w:r>
+      <w:proofErr w:type="spellStart"/>
+      <w:r>
+        <w:rPr>
+          <w:sz w:val="22"/>
+          <w:szCs w:val="22"/>
+        </w:rPr>
+        <w:t>Eltorai</w:t>
+      </w:r>
+      <w:proofErr w:type="spellEnd"/>
+      <w:r>
+        <w:rPr>
+          <w:sz w:val="22"/>
+          <w:szCs w:val="22"/>
+        </w:rPr>
+        <w:t xml:space="preserve">, Jeffrey A. Bakal, Daniel W. Kim, David E. </w:t>
+      </w:r>
+      <w:proofErr w:type="spellStart"/>
+      <w:r>
+        <w:rPr>
+          <w:sz w:val="22"/>
+          <w:szCs w:val="22"/>
+        </w:rPr>
+        <w:t>Wazer</w:t>
+      </w:r>
+      <w:proofErr w:type="spellEnd"/>
+      <w:r>
+        <w:rPr>
+          <w:sz w:val="22"/>
+          <w:szCs w:val="22"/>
+        </w:rPr>
+        <w:t>, Academic Press</w:t>
       </w:r>
       <w:r>
         <w:rPr>
@@ -2093,7 +2165,25 @@
           <w:sz w:val="22"/>
           <w:szCs w:val="22"/>
         </w:rPr>
-        <w:t>, Cramer CK, Strowd R, Lesser GJ, White JJ, Tatter SB, Laxton AW, Whitlow C, Lo H, Debinski W, Ververs JD, Black PJ, Chan MD</w:t>
+        <w:t xml:space="preserve">, Cramer CK, Strowd R, Lesser GJ, White JJ, Tatter SB, Laxton AW, Whitlow C, Lo H, </w:t>
+      </w:r>
+      <w:proofErr w:type="spellStart"/>
+      <w:r>
+        <w:rPr>
+          <w:rFonts w:asciiTheme="minorHAnsi" w:hAnsiTheme="minorHAnsi" w:cstheme="minorHAnsi"/>
+          <w:sz w:val="22"/>
+          <w:szCs w:val="22"/>
+        </w:rPr>
+        <w:t>Debinski</w:t>
+      </w:r>
+      <w:proofErr w:type="spellEnd"/>
+      <w:r>
+        <w:rPr>
+          <w:rFonts w:asciiTheme="minorHAnsi" w:hAnsiTheme="minorHAnsi" w:cstheme="minorHAnsi"/>
+          <w:sz w:val="22"/>
+          <w:szCs w:val="22"/>
+        </w:rPr>
+        <w:t xml:space="preserve"> W, Ververs JD, Black PJ, Chan MD</w:t>
       </w:r>
       <w:r>
         <w:rPr>
@@ -2509,7 +2599,7 @@
           <w:sz w:val="22"/>
           <w:szCs w:val="22"/>
         </w:rPr>
-        <w:t>Research Experience</w:t>
+        <w:t>PROFESSIONAL POSITIONS</w:t>
       </w:r>
     </w:p>
     <w:p>
@@ -2731,7 +2821,25 @@
           <w:sz w:val="22"/>
           <w:szCs w:val="22"/>
         </w:rPr>
-        <w:t>Paper uploaded to arXiv and under review at Journal of the American Statistical Association</w:t>
+        <w:t xml:space="preserve">Paper uploaded to </w:t>
+      </w:r>
+      <w:proofErr w:type="spellStart"/>
+      <w:r>
+        <w:rPr>
+          <w:rFonts w:asciiTheme="minorHAnsi" w:hAnsiTheme="minorHAnsi" w:cstheme="minorHAnsi"/>
+          <w:sz w:val="22"/>
+          <w:szCs w:val="22"/>
+        </w:rPr>
+        <w:t>arXiv</w:t>
+      </w:r>
+      <w:proofErr w:type="spellEnd"/>
+      <w:r>
+        <w:rPr>
+          <w:rFonts w:asciiTheme="minorHAnsi" w:hAnsiTheme="minorHAnsi" w:cstheme="minorHAnsi"/>
+          <w:sz w:val="22"/>
+          <w:szCs w:val="22"/>
+        </w:rPr>
+        <w:t xml:space="preserve"> and under review at Journal of the American Statistical Association</w:t>
       </w:r>
     </w:p>
     <w:p>
@@ -2759,6 +2867,15 @@
           <w:szCs w:val="22"/>
         </w:rPr>
       </w:pPr>
+      <w:r>
+        <w:rPr>
+          <w:rFonts w:asciiTheme="minorHAnsi" w:hAnsiTheme="minorHAnsi" w:cstheme="minorHAnsi"/>
+          <w:b/>
+          <w:sz w:val="22"/>
+          <w:szCs w:val="22"/>
+        </w:rPr>
+        <w:t xml:space="preserve">Research </w:t>
+      </w:r>
       <w:r>
         <w:rPr>
           <w:rFonts w:asciiTheme="minorHAnsi" w:hAnsiTheme="minorHAnsi" w:cstheme="minorHAnsi"/>
@@ -3003,6 +3120,7 @@
           <w:sz w:val="22"/>
           <w:szCs w:val="22"/>
         </w:rPr>
+        <w:lastRenderedPageBreak/>
         <w:t xml:space="preserve">Lawrence Livermore National Laboratory, </w:t>
       </w:r>
       <w:r>
@@ -3248,30 +3366,6 @@
         </w:tabs>
         <w:rPr>
           <w:rFonts w:asciiTheme="minorHAnsi" w:hAnsiTheme="minorHAnsi" w:cstheme="minorHAnsi"/>
-          <w:sz w:val="22"/>
-          <w:szCs w:val="22"/>
-        </w:rPr>
-      </w:pPr>
-    </w:p>
-    <w:p>
-      <w:pPr>
-        <w:tabs>
-          <w:tab w:val="right" w:pos="8640"/>
-        </w:tabs>
-        <w:rPr>
-          <w:rFonts w:asciiTheme="minorHAnsi" w:hAnsiTheme="minorHAnsi" w:cstheme="minorHAnsi"/>
-          <w:sz w:val="22"/>
-          <w:szCs w:val="22"/>
-        </w:rPr>
-      </w:pPr>
-    </w:p>
-    <w:p>
-      <w:pPr>
-        <w:tabs>
-          <w:tab w:val="right" w:pos="8640"/>
-        </w:tabs>
-        <w:rPr>
-          <w:rFonts w:asciiTheme="minorHAnsi" w:hAnsiTheme="minorHAnsi" w:cstheme="minorHAnsi"/>
           <w:bCs/>
           <w:sz w:val="22"/>
           <w:szCs w:val="22"/>
@@ -3598,7 +3692,15 @@
           <w:sz w:val="22"/>
           <w:szCs w:val="22"/>
         </w:rPr>
-        <w:t>Teaching Experience</w:t>
+        <w:t xml:space="preserve">Teaching </w:t>
+      </w:r>
+      <w:r>
+        <w:rPr>
+          <w:rFonts w:asciiTheme="minorHAnsi" w:hAnsiTheme="minorHAnsi" w:cstheme="minorHAnsi"/>
+          <w:sz w:val="22"/>
+          <w:szCs w:val="22"/>
+        </w:rPr>
+        <w:t>And Advising</w:t>
       </w:r>
     </w:p>
     <w:p>
@@ -3710,7 +3812,27 @@
           <w:sz w:val="22"/>
           <w:szCs w:val="22"/>
         </w:rPr>
-        <w:t>Mentor students for their data science projects at RuralWorks (NC State) and Summer Research and Innovation Programs (NC School of Science and Mathematics)</w:t>
+        <w:t xml:space="preserve">Mentor students for their data science projects at </w:t>
+      </w:r>
+      <w:proofErr w:type="spellStart"/>
+      <w:r>
+        <w:rPr>
+          <w:rFonts w:asciiTheme="minorHAnsi" w:hAnsiTheme="minorHAnsi" w:cstheme="minorHAnsi"/>
+          <w:bCs/>
+          <w:sz w:val="22"/>
+          <w:szCs w:val="22"/>
+        </w:rPr>
+        <w:t>RuralWorks</w:t>
+      </w:r>
+      <w:proofErr w:type="spellEnd"/>
+      <w:r>
+        <w:rPr>
+          <w:rFonts w:asciiTheme="minorHAnsi" w:hAnsiTheme="minorHAnsi" w:cstheme="minorHAnsi"/>
+          <w:bCs/>
+          <w:sz w:val="22"/>
+          <w:szCs w:val="22"/>
+        </w:rPr>
+        <w:t xml:space="preserve"> (NC State) and Summer Research and Innovation Programs (NC School of Science and Mathematics)</w:t>
       </w:r>
     </w:p>
     <w:p>
@@ -3919,7 +4041,6 @@
           <w:sz w:val="22"/>
           <w:szCs w:val="22"/>
         </w:rPr>
-        <w:lastRenderedPageBreak/>
         <w:t>Wake Forest University</w:t>
       </w:r>
       <w:r>
@@ -4085,6 +4206,7 @@
           <w:sz w:val="22"/>
           <w:szCs w:val="22"/>
         </w:rPr>
+        <w:lastRenderedPageBreak/>
         <w:t>University of Iowa</w:t>
       </w:r>
       <w:r>
@@ -4515,7 +4637,25 @@
           <w:sz w:val="24"/>
           <w:szCs w:val="24"/>
         </w:rPr>
-        <w:t>, and reviewing tables</w:t>
+        <w:t xml:space="preserve">, and </w:t>
+      </w:r>
+      <w:proofErr w:type="gramStart"/>
+      <w:r>
+        <w:rPr>
+          <w:rFonts w:ascii="Times New Roman" w:hAnsi="Times New Roman"/>
+          <w:sz w:val="24"/>
+          <w:szCs w:val="24"/>
+        </w:rPr>
+        <w:t>reviewing</w:t>
+      </w:r>
+      <w:proofErr w:type="gramEnd"/>
+      <w:r>
+        <w:rPr>
+          <w:rFonts w:ascii="Times New Roman" w:hAnsi="Times New Roman"/>
+          <w:sz w:val="24"/>
+          <w:szCs w:val="24"/>
+        </w:rPr>
+        <w:t xml:space="preserve"> tables</w:t>
       </w:r>
     </w:p>
     <w:p>
@@ -4654,7 +4794,25 @@
           <w:sz w:val="24"/>
           <w:szCs w:val="24"/>
         </w:rPr>
-        <w:t>, and reviewing tables</w:t>
+        <w:t xml:space="preserve">, and </w:t>
+      </w:r>
+      <w:proofErr w:type="gramStart"/>
+      <w:r>
+        <w:rPr>
+          <w:rFonts w:ascii="Times New Roman" w:hAnsi="Times New Roman"/>
+          <w:sz w:val="24"/>
+          <w:szCs w:val="24"/>
+        </w:rPr>
+        <w:t>reviewing</w:t>
+      </w:r>
+      <w:proofErr w:type="gramEnd"/>
+      <w:r>
+        <w:rPr>
+          <w:rFonts w:ascii="Times New Roman" w:hAnsi="Times New Roman"/>
+          <w:sz w:val="24"/>
+          <w:szCs w:val="24"/>
+        </w:rPr>
+        <w:t xml:space="preserve"> tables</w:t>
       </w:r>
     </w:p>
     <w:p>
@@ -5183,135 +5341,274 @@
           <w:sz w:val="22"/>
           <w:szCs w:val="22"/>
         </w:rPr>
+        <w:t>Computer Skills</w:t>
+      </w:r>
+    </w:p>
+    <w:p>
+      <w:pPr>
+        <w:rPr>
+          <w:rFonts w:asciiTheme="minorHAnsi" w:hAnsiTheme="minorHAnsi" w:cstheme="minorHAnsi"/>
+          <w:b/>
+          <w:sz w:val="22"/>
+          <w:szCs w:val="22"/>
+        </w:rPr>
+      </w:pPr>
+    </w:p>
+    <w:p>
+      <w:pPr>
+        <w:rPr>
+          <w:rFonts w:asciiTheme="minorHAnsi" w:hAnsiTheme="minorHAnsi" w:cstheme="minorHAnsi"/>
+          <w:sz w:val="22"/>
+          <w:szCs w:val="22"/>
+        </w:rPr>
+      </w:pPr>
+      <w:r>
+        <w:rPr>
+          <w:rFonts w:asciiTheme="minorHAnsi" w:hAnsiTheme="minorHAnsi" w:cstheme="minorHAnsi"/>
+          <w:b/>
+          <w:sz w:val="22"/>
+          <w:szCs w:val="22"/>
+        </w:rPr>
+        <w:t>Programming</w:t>
+      </w:r>
+      <w:r>
+        <w:rPr>
+          <w:rFonts w:asciiTheme="minorHAnsi" w:hAnsiTheme="minorHAnsi" w:cstheme="minorHAnsi"/>
+          <w:sz w:val="22"/>
+          <w:szCs w:val="22"/>
+        </w:rPr>
+        <w:t>: R, Python</w:t>
+      </w:r>
+    </w:p>
+    <w:p>
+      <w:pPr>
+        <w:rPr>
+          <w:bCs/>
+          <w:sz w:val="22"/>
+          <w:szCs w:val="22"/>
+        </w:rPr>
+      </w:pPr>
+      <w:r>
+        <w:rPr>
+          <w:rFonts w:asciiTheme="minorHAnsi" w:hAnsiTheme="minorHAnsi" w:cstheme="minorHAnsi"/>
+          <w:b/>
+          <w:sz w:val="22"/>
+          <w:szCs w:val="22"/>
+        </w:rPr>
+        <w:t>Certificate</w:t>
+      </w:r>
+      <w:r>
+        <w:rPr>
+          <w:rFonts w:asciiTheme="minorHAnsi" w:hAnsiTheme="minorHAnsi" w:cstheme="minorHAnsi"/>
+          <w:sz w:val="22"/>
+          <w:szCs w:val="22"/>
+        </w:rPr>
+        <w:t xml:space="preserve">: </w:t>
+      </w:r>
+      <w:r>
+        <w:rPr>
+          <w:bCs/>
+          <w:sz w:val="22"/>
+          <w:szCs w:val="22"/>
+        </w:rPr>
+        <w:t>SAS Certified Specialist: Base Programming Using SAS 9.4 (Issued May 2020)</w:t>
+      </w:r>
+    </w:p>
+    <w:p>
+      <w:pPr>
+        <w:rPr>
+          <w:bCs/>
+          <w:sz w:val="22"/>
+          <w:szCs w:val="22"/>
+        </w:rPr>
+      </w:pPr>
+      <w:r>
+        <w:rPr>
+          <w:b/>
+          <w:sz w:val="22"/>
+          <w:szCs w:val="22"/>
+        </w:rPr>
+        <w:t>Tools:</w:t>
+      </w:r>
+      <w:r>
+        <w:rPr>
+          <w:bCs/>
+          <w:sz w:val="22"/>
+          <w:szCs w:val="22"/>
+        </w:rPr>
+        <w:t xml:space="preserve"> High performance computing, Git version control</w:t>
+      </w:r>
+      <w:r>
+        <w:rPr>
+          <w:bCs/>
+          <w:sz w:val="22"/>
+          <w:szCs w:val="22"/>
+        </w:rPr>
+        <w:t>, parallel computing</w:t>
+      </w:r>
+    </w:p>
+    <w:p>
+      <w:pPr>
+        <w:rPr>
+          <w:bCs/>
+          <w:sz w:val="22"/>
+          <w:szCs w:val="22"/>
+        </w:rPr>
+      </w:pPr>
+    </w:p>
+    <w:p>
+      <w:pPr>
+        <w:pStyle w:val="Heading1"/>
+        <w:rPr>
+          <w:rFonts w:asciiTheme="minorHAnsi" w:hAnsiTheme="minorHAnsi" w:cstheme="minorHAnsi"/>
+          <w:sz w:val="22"/>
+          <w:szCs w:val="22"/>
+        </w:rPr>
+      </w:pPr>
+      <w:r>
+        <w:rPr>
+          <w:rFonts w:asciiTheme="minorHAnsi" w:hAnsiTheme="minorHAnsi" w:cstheme="minorHAnsi"/>
+          <w:sz w:val="22"/>
+          <w:szCs w:val="22"/>
+        </w:rPr>
+        <w:t>Languages</w:t>
+      </w:r>
+    </w:p>
+    <w:p>
+      <w:pPr>
+        <w:rPr>
+          <w:rFonts w:asciiTheme="minorHAnsi" w:hAnsiTheme="minorHAnsi" w:cstheme="minorHAnsi"/>
+          <w:b/>
+          <w:sz w:val="22"/>
+          <w:szCs w:val="22"/>
+        </w:rPr>
+      </w:pPr>
+    </w:p>
+    <w:p>
+      <w:pPr>
+        <w:rPr>
+          <w:rFonts w:asciiTheme="minorHAnsi" w:hAnsiTheme="minorHAnsi" w:cstheme="minorHAnsi"/>
+          <w:bCs/>
+          <w:sz w:val="22"/>
+          <w:szCs w:val="22"/>
+        </w:rPr>
+      </w:pPr>
+      <w:r>
+        <w:rPr>
+          <w:rFonts w:asciiTheme="minorHAnsi" w:hAnsiTheme="minorHAnsi" w:cstheme="minorHAnsi"/>
+          <w:bCs/>
+          <w:sz w:val="22"/>
+          <w:szCs w:val="22"/>
+        </w:rPr>
+        <w:t>English</w:t>
+      </w:r>
+      <w:r>
+        <w:rPr>
+          <w:rFonts w:asciiTheme="minorHAnsi" w:hAnsiTheme="minorHAnsi" w:cstheme="minorHAnsi"/>
+          <w:bCs/>
+          <w:sz w:val="22"/>
+          <w:szCs w:val="22"/>
+        </w:rPr>
+        <w:t xml:space="preserve">, </w:t>
+      </w:r>
+      <w:r>
+        <w:rPr>
+          <w:rFonts w:asciiTheme="minorHAnsi" w:hAnsiTheme="minorHAnsi" w:cstheme="minorHAnsi"/>
+          <w:bCs/>
+          <w:sz w:val="22"/>
+          <w:szCs w:val="22"/>
+        </w:rPr>
+        <w:t>Mandari</w:t>
+      </w:r>
+      <w:r>
+        <w:rPr>
+          <w:rFonts w:asciiTheme="minorHAnsi" w:hAnsiTheme="minorHAnsi" w:cstheme="minorHAnsi"/>
+          <w:bCs/>
+          <w:sz w:val="22"/>
+          <w:szCs w:val="22"/>
+        </w:rPr>
+        <w:t xml:space="preserve">n, </w:t>
+      </w:r>
+      <w:r>
+        <w:rPr>
+          <w:rFonts w:asciiTheme="minorHAnsi" w:hAnsiTheme="minorHAnsi" w:cstheme="minorHAnsi"/>
+          <w:bCs/>
+          <w:sz w:val="22"/>
+          <w:szCs w:val="22"/>
+        </w:rPr>
+        <w:t>German</w:t>
+      </w:r>
+      <w:r>
+        <w:rPr>
+          <w:rFonts w:asciiTheme="minorHAnsi" w:hAnsiTheme="minorHAnsi" w:cstheme="minorHAnsi"/>
+          <w:bCs/>
+          <w:sz w:val="22"/>
+          <w:szCs w:val="22"/>
+        </w:rPr>
+        <w:t xml:space="preserve">, </w:t>
+      </w:r>
+      <w:r>
+        <w:rPr>
+          <w:rFonts w:asciiTheme="minorHAnsi" w:hAnsiTheme="minorHAnsi" w:cstheme="minorHAnsi"/>
+          <w:bCs/>
+          <w:sz w:val="22"/>
+          <w:szCs w:val="22"/>
+        </w:rPr>
+        <w:t>French</w:t>
+      </w:r>
+      <w:r>
+        <w:rPr>
+          <w:rFonts w:asciiTheme="minorHAnsi" w:hAnsiTheme="minorHAnsi" w:cstheme="minorHAnsi"/>
+          <w:bCs/>
+          <w:sz w:val="22"/>
+          <w:szCs w:val="22"/>
+        </w:rPr>
+        <w:t xml:space="preserve">, </w:t>
+      </w:r>
+      <w:r>
+        <w:rPr>
+          <w:rFonts w:asciiTheme="minorHAnsi" w:hAnsiTheme="minorHAnsi" w:cstheme="minorHAnsi"/>
+          <w:bCs/>
+          <w:sz w:val="22"/>
+          <w:szCs w:val="22"/>
+        </w:rPr>
+        <w:t>Italian</w:t>
+      </w:r>
+    </w:p>
+    <w:p>
+      <w:pPr>
+        <w:rPr>
+          <w:rFonts w:asciiTheme="minorHAnsi" w:hAnsiTheme="minorHAnsi" w:cstheme="minorHAnsi"/>
+          <w:sz w:val="22"/>
+          <w:szCs w:val="22"/>
+        </w:rPr>
+      </w:pPr>
+    </w:p>
+    <w:p>
+      <w:pPr>
+        <w:rPr>
+          <w:rFonts w:asciiTheme="minorHAnsi" w:hAnsiTheme="minorHAnsi" w:cstheme="minorHAnsi"/>
+          <w:sz w:val="22"/>
+          <w:szCs w:val="22"/>
+        </w:rPr>
+      </w:pPr>
+    </w:p>
+    <w:p>
+      <w:pPr>
+        <w:pStyle w:val="Heading1"/>
+        <w:rPr>
+          <w:rFonts w:asciiTheme="minorHAnsi" w:hAnsiTheme="minorHAnsi" w:cstheme="minorHAnsi"/>
+          <w:sz w:val="22"/>
+          <w:szCs w:val="22"/>
+        </w:rPr>
+      </w:pPr>
+      <w:r>
+        <w:rPr>
+          <w:rFonts w:asciiTheme="minorHAnsi" w:hAnsiTheme="minorHAnsi" w:cstheme="minorHAnsi"/>
+          <w:sz w:val="22"/>
+          <w:szCs w:val="22"/>
+        </w:rPr>
         <w:lastRenderedPageBreak/>
-        <w:t>Languages</w:t>
-      </w:r>
-    </w:p>
-    <w:p>
-      <w:pPr>
-        <w:rPr>
-          <w:rFonts w:asciiTheme="minorHAnsi" w:hAnsiTheme="minorHAnsi" w:cstheme="minorHAnsi"/>
-          <w:b/>
-          <w:sz w:val="22"/>
-          <w:szCs w:val="22"/>
-        </w:rPr>
-      </w:pPr>
-    </w:p>
-    <w:p>
-      <w:pPr>
-        <w:rPr>
-          <w:rFonts w:asciiTheme="minorHAnsi" w:hAnsiTheme="minorHAnsi" w:cstheme="minorHAnsi"/>
-          <w:bCs/>
-          <w:sz w:val="22"/>
-          <w:szCs w:val="22"/>
-        </w:rPr>
-      </w:pPr>
-      <w:r>
-        <w:rPr>
-          <w:rFonts w:asciiTheme="minorHAnsi" w:hAnsiTheme="minorHAnsi" w:cstheme="minorHAnsi"/>
-          <w:bCs/>
-          <w:sz w:val="22"/>
-          <w:szCs w:val="22"/>
-        </w:rPr>
-        <w:t>English</w:t>
-      </w:r>
-      <w:r>
-        <w:rPr>
-          <w:rFonts w:asciiTheme="minorHAnsi" w:hAnsiTheme="minorHAnsi" w:cstheme="minorHAnsi"/>
-          <w:bCs/>
-          <w:sz w:val="22"/>
-          <w:szCs w:val="22"/>
-        </w:rPr>
-        <w:t xml:space="preserve">, </w:t>
-      </w:r>
-      <w:r>
-        <w:rPr>
-          <w:rFonts w:asciiTheme="minorHAnsi" w:hAnsiTheme="minorHAnsi" w:cstheme="minorHAnsi"/>
-          <w:bCs/>
-          <w:sz w:val="22"/>
-          <w:szCs w:val="22"/>
-        </w:rPr>
-        <w:t>Mandari</w:t>
-      </w:r>
-      <w:r>
-        <w:rPr>
-          <w:rFonts w:asciiTheme="minorHAnsi" w:hAnsiTheme="minorHAnsi" w:cstheme="minorHAnsi"/>
-          <w:bCs/>
-          <w:sz w:val="22"/>
-          <w:szCs w:val="22"/>
-        </w:rPr>
-        <w:t xml:space="preserve">n, </w:t>
-      </w:r>
-      <w:r>
-        <w:rPr>
-          <w:rFonts w:asciiTheme="minorHAnsi" w:hAnsiTheme="minorHAnsi" w:cstheme="minorHAnsi"/>
-          <w:bCs/>
-          <w:sz w:val="22"/>
-          <w:szCs w:val="22"/>
-        </w:rPr>
-        <w:t>German</w:t>
-      </w:r>
-      <w:r>
-        <w:rPr>
-          <w:rFonts w:asciiTheme="minorHAnsi" w:hAnsiTheme="minorHAnsi" w:cstheme="minorHAnsi"/>
-          <w:bCs/>
-          <w:sz w:val="22"/>
-          <w:szCs w:val="22"/>
-        </w:rPr>
-        <w:t xml:space="preserve">, </w:t>
-      </w:r>
-      <w:r>
-        <w:rPr>
-          <w:rFonts w:asciiTheme="minorHAnsi" w:hAnsiTheme="minorHAnsi" w:cstheme="minorHAnsi"/>
-          <w:bCs/>
-          <w:sz w:val="22"/>
-          <w:szCs w:val="22"/>
-        </w:rPr>
-        <w:t>French</w:t>
-      </w:r>
-      <w:r>
-        <w:rPr>
-          <w:rFonts w:asciiTheme="minorHAnsi" w:hAnsiTheme="minorHAnsi" w:cstheme="minorHAnsi"/>
-          <w:bCs/>
-          <w:sz w:val="22"/>
-          <w:szCs w:val="22"/>
-        </w:rPr>
-        <w:t xml:space="preserve">, </w:t>
-      </w:r>
-      <w:r>
-        <w:rPr>
-          <w:rFonts w:asciiTheme="minorHAnsi" w:hAnsiTheme="minorHAnsi" w:cstheme="minorHAnsi"/>
-          <w:bCs/>
-          <w:sz w:val="22"/>
-          <w:szCs w:val="22"/>
-        </w:rPr>
-        <w:t>Italian</w:t>
-      </w:r>
-    </w:p>
-    <w:p>
-      <w:pPr>
-        <w:rPr>
-          <w:rFonts w:asciiTheme="minorHAnsi" w:hAnsiTheme="minorHAnsi" w:cstheme="minorHAnsi"/>
-          <w:sz w:val="22"/>
-          <w:szCs w:val="22"/>
-        </w:rPr>
-      </w:pPr>
-    </w:p>
-    <w:p>
-      <w:pPr>
-        <w:pStyle w:val="Heading1"/>
-        <w:rPr>
-          <w:rFonts w:asciiTheme="minorHAnsi" w:hAnsiTheme="minorHAnsi" w:cstheme="minorHAnsi"/>
-          <w:sz w:val="22"/>
-          <w:szCs w:val="22"/>
-        </w:rPr>
-      </w:pPr>
-      <w:r>
-        <w:rPr>
-          <w:rFonts w:asciiTheme="minorHAnsi" w:hAnsiTheme="minorHAnsi" w:cstheme="minorHAnsi"/>
-          <w:sz w:val="22"/>
-          <w:szCs w:val="22"/>
-        </w:rPr>
         <w:t>References</w:t>
       </w:r>
     </w:p>
@@ -5406,7 +5703,35 @@
           <w:sz w:val="22"/>
           <w:szCs w:val="22"/>
         </w:rPr>
-        <w:t>Email: bjreich @ncsu.edu</w:t>
+        <w:t xml:space="preserve">Email: </w:t>
+      </w:r>
+      <w:proofErr w:type="spellStart"/>
+      <w:proofErr w:type="gramStart"/>
+      <w:r>
+        <w:rPr>
+          <w:rFonts w:asciiTheme="minorHAnsi" w:hAnsiTheme="minorHAnsi" w:cstheme="minorHAnsi"/>
+          <w:sz w:val="22"/>
+          <w:szCs w:val="22"/>
+        </w:rPr>
+        <w:t>bjreich</w:t>
+      </w:r>
+      <w:proofErr w:type="spellEnd"/>
+      <w:r>
+        <w:rPr>
+          <w:rFonts w:asciiTheme="minorHAnsi" w:hAnsiTheme="minorHAnsi" w:cstheme="minorHAnsi"/>
+          <w:sz w:val="22"/>
+          <w:szCs w:val="22"/>
+        </w:rPr>
+        <w:t xml:space="preserve"> @</w:t>
+      </w:r>
+      <w:proofErr w:type="gramEnd"/>
+      <w:r>
+        <w:rPr>
+          <w:rFonts w:asciiTheme="minorHAnsi" w:hAnsiTheme="minorHAnsi" w:cstheme="minorHAnsi"/>
+          <w:sz w:val="22"/>
+          <w:szCs w:val="22"/>
+        </w:rPr>
+        <w:t>ncsu.edu</w:t>
       </w:r>
     </w:p>
     <w:p>
@@ -8925,6 +9250,7 @@
   <w:style w:type="character" w:default="1" w:styleId="DefaultParagraphFont">
     <w:name w:val="Default Paragraph Font"/>
     <w:uiPriority w:val="1"/>
+    <w:semiHidden/>
     <w:unhideWhenUsed/>
   </w:style>
   <w:style w:type="table" w:default="1" w:styleId="TableNormal">

--- a/assets/CV (Shih-Ni Prim).docx
+++ b/assets/CV (Shih-Ni Prim).docx
@@ -2633,25 +2633,43 @@
           <w:sz w:val="22"/>
           <w:szCs w:val="22"/>
         </w:rPr>
-        <w:t xml:space="preserve">Environmental Protection Agency, </w:t>
-      </w:r>
-      <w:r>
-        <w:rPr>
-          <w:rFonts w:asciiTheme="minorHAnsi" w:hAnsiTheme="minorHAnsi" w:cstheme="minorHAnsi"/>
-          <w:bCs/>
-          <w:sz w:val="22"/>
-          <w:szCs w:val="22"/>
-        </w:rPr>
-        <w:t>Research Triangle Park</w:t>
-      </w:r>
-      <w:r>
-        <w:rPr>
-          <w:rFonts w:asciiTheme="minorHAnsi" w:hAnsiTheme="minorHAnsi" w:cstheme="minorHAnsi"/>
-          <w:bCs/>
-          <w:sz w:val="22"/>
-          <w:szCs w:val="22"/>
-        </w:rPr>
-        <w:t>, NC</w:t>
+        <w:t>Data Science and AI Academy</w:t>
+      </w:r>
+      <w:r>
+        <w:rPr>
+          <w:rFonts w:asciiTheme="minorHAnsi" w:hAnsiTheme="minorHAnsi" w:cstheme="minorHAnsi"/>
+          <w:b/>
+          <w:sz w:val="22"/>
+          <w:szCs w:val="22"/>
+        </w:rPr>
+        <w:t xml:space="preserve">, </w:t>
+      </w:r>
+      <w:r>
+        <w:rPr>
+          <w:rFonts w:asciiTheme="minorHAnsi" w:hAnsiTheme="minorHAnsi" w:cstheme="minorHAnsi"/>
+          <w:bCs/>
+          <w:sz w:val="22"/>
+          <w:szCs w:val="22"/>
+        </w:rPr>
+        <w:t>NC State University</w:t>
+      </w:r>
+      <w:r>
+        <w:rPr>
+          <w:rFonts w:asciiTheme="minorHAnsi" w:hAnsiTheme="minorHAnsi" w:cstheme="minorHAnsi"/>
+          <w:bCs/>
+          <w:sz w:val="22"/>
+          <w:szCs w:val="22"/>
+        </w:rPr>
+        <w:t xml:space="preserve">, </w:t>
+      </w:r>
+      <w:r>
+        <w:rPr>
+          <w:rFonts w:asciiTheme="minorHAnsi" w:hAnsiTheme="minorHAnsi" w:cstheme="minorHAnsi"/>
+          <w:bCs/>
+          <w:sz w:val="22"/>
+          <w:szCs w:val="22"/>
+        </w:rPr>
+        <w:t>Raleigh, NC</w:t>
       </w:r>
       <w:r>
         <w:rPr>
@@ -2661,16 +2679,34 @@
           <w:szCs w:val="22"/>
         </w:rPr>
         <w:tab/>
-        <w:t xml:space="preserve">Aug 2024 to </w:t>
-      </w:r>
-      <w:r>
-        <w:rPr>
-          <w:rFonts w:asciiTheme="minorHAnsi" w:hAnsiTheme="minorHAnsi" w:cstheme="minorHAnsi"/>
-          <w:bCs/>
-          <w:sz w:val="22"/>
-          <w:szCs w:val="22"/>
-        </w:rPr>
-        <w:t>Sep 2025</w:t>
+        <w:t>Aug 202</w:t>
+      </w:r>
+      <w:r>
+        <w:rPr>
+          <w:rFonts w:asciiTheme="minorHAnsi" w:hAnsiTheme="minorHAnsi" w:cstheme="minorHAnsi"/>
+          <w:bCs/>
+          <w:sz w:val="22"/>
+          <w:szCs w:val="22"/>
+        </w:rPr>
+        <w:t>5</w:t>
+      </w:r>
+      <w:r>
+        <w:rPr>
+          <w:rFonts w:asciiTheme="minorHAnsi" w:hAnsiTheme="minorHAnsi" w:cstheme="minorHAnsi"/>
+          <w:bCs/>
+          <w:sz w:val="22"/>
+          <w:szCs w:val="22"/>
+        </w:rPr>
+        <w:t xml:space="preserve"> to </w:t>
+      </w:r>
+      <w:r>
+        <w:rPr>
+          <w:rFonts w:asciiTheme="minorHAnsi" w:hAnsiTheme="minorHAnsi" w:cstheme="minorHAnsi"/>
+          <w:bCs/>
+          <w:sz w:val="22"/>
+          <w:szCs w:val="22"/>
+        </w:rPr>
+        <w:t>Present</w:t>
       </w:r>
     </w:p>
     <w:p>
@@ -2678,21 +2714,31 @@
         <w:tabs>
           <w:tab w:val="right" w:pos="8640"/>
         </w:tabs>
-        <w:rPr>
-          <w:rFonts w:asciiTheme="minorHAnsi" w:hAnsiTheme="minorHAnsi" w:cstheme="minorHAnsi"/>
-          <w:b/>
-          <w:sz w:val="22"/>
-          <w:szCs w:val="22"/>
-        </w:rPr>
-      </w:pPr>
-      <w:r>
-        <w:rPr>
-          <w:rFonts w:asciiTheme="minorHAnsi" w:hAnsiTheme="minorHAnsi" w:cstheme="minorHAnsi"/>
-          <w:b/>
-          <w:sz w:val="22"/>
-          <w:szCs w:val="22"/>
-        </w:rPr>
-        <w:t xml:space="preserve">Oak Ridge Institute for Science and Education (ORISE) Fellow </w:t>
+        <w:ind w:left="8640" w:hanging="8640"/>
+        <w:rPr>
+          <w:rFonts w:asciiTheme="minorHAnsi" w:hAnsiTheme="minorHAnsi" w:cstheme="minorHAnsi"/>
+          <w:b/>
+          <w:sz w:val="22"/>
+          <w:szCs w:val="22"/>
+        </w:rPr>
+      </w:pPr>
+      <w:r>
+        <w:rPr>
+          <w:rFonts w:asciiTheme="minorHAnsi" w:hAnsiTheme="minorHAnsi" w:cstheme="minorHAnsi"/>
+          <w:b/>
+          <w:sz w:val="22"/>
+          <w:szCs w:val="22"/>
+        </w:rPr>
+        <w:t>Data Science Research Consultant</w:t>
+      </w:r>
+      <w:r>
+        <w:rPr>
+          <w:rFonts w:asciiTheme="minorHAnsi" w:hAnsiTheme="minorHAnsi" w:cstheme="minorHAnsi"/>
+          <w:b/>
+          <w:sz w:val="22"/>
+          <w:szCs w:val="22"/>
+        </w:rPr>
+        <w:t xml:space="preserve">  </w:t>
       </w:r>
     </w:p>
     <w:p>
@@ -2719,16 +2765,25 @@
           <w:sz w:val="22"/>
           <w:szCs w:val="22"/>
         </w:rPr>
-        <w:t>Mentor</w:t>
-      </w:r>
-      <w:r>
-        <w:rPr>
-          <w:rFonts w:asciiTheme="minorHAnsi" w:hAnsiTheme="minorHAnsi" w:cstheme="minorHAnsi"/>
-          <w:bCs/>
-          <w:sz w:val="22"/>
-          <w:szCs w:val="22"/>
-        </w:rPr>
-        <w:t>s: Ana Rappold and Brian Reich</w:t>
+        <w:t xml:space="preserve">Provide drop-in and scheduled consultations </w:t>
+      </w:r>
+      <w:r>
+        <w:rPr>
+          <w:rFonts w:asciiTheme="minorHAnsi" w:hAnsiTheme="minorHAnsi" w:cstheme="minorHAnsi"/>
+          <w:bCs/>
+          <w:sz w:val="22"/>
+          <w:szCs w:val="22"/>
+        </w:rPr>
+        <w:t>about</w:t>
+      </w:r>
+      <w:r>
+        <w:rPr>
+          <w:rFonts w:asciiTheme="minorHAnsi" w:hAnsiTheme="minorHAnsi" w:cstheme="minorHAnsi"/>
+          <w:bCs/>
+          <w:sz w:val="22"/>
+          <w:szCs w:val="22"/>
+        </w:rPr>
+        <w:t xml:space="preserve"> statistical analysis and modeling</w:t>
       </w:r>
     </w:p>
     <w:p>
@@ -2755,7 +2810,7 @@
           <w:sz w:val="22"/>
           <w:szCs w:val="22"/>
         </w:rPr>
-        <w:t xml:space="preserve">Research project: A Multivariate Spectral Model with Adjustment for Unmeasured Confounders for Multiple Outcomes and Multiple Exposures </w:t>
+        <w:t>Consult on student and faculty data science requests</w:t>
       </w:r>
     </w:p>
     <w:p>
@@ -2765,19 +2820,119 @@
           <w:ilvl w:val="0"/>
           <w:numId w:val="16"/>
         </w:numPr>
-        <w:rPr>
-          <w:rFonts w:asciiTheme="minorHAnsi" w:hAnsiTheme="minorHAnsi" w:cstheme="minorHAnsi"/>
-          <w:sz w:val="22"/>
-          <w:szCs w:val="22"/>
-        </w:rPr>
-      </w:pPr>
-      <w:r>
-        <w:rPr>
-          <w:rFonts w:asciiTheme="minorHAnsi" w:hAnsiTheme="minorHAnsi" w:cstheme="minorHAnsi"/>
-          <w:sz w:val="22"/>
-          <w:szCs w:val="22"/>
-        </w:rPr>
-        <w:t>Proposed a spectral, fully Bayesian model to adjust for spatial confounding and ensure causal interpretation of effects</w:t>
+        <w:tabs>
+          <w:tab w:val="right" w:pos="8640"/>
+        </w:tabs>
+        <w:rPr>
+          <w:rFonts w:asciiTheme="minorHAnsi" w:hAnsiTheme="minorHAnsi" w:cstheme="minorHAnsi"/>
+          <w:bCs/>
+          <w:sz w:val="22"/>
+          <w:szCs w:val="22"/>
+        </w:rPr>
+      </w:pPr>
+      <w:r>
+        <w:rPr>
+          <w:rFonts w:asciiTheme="minorHAnsi" w:hAnsiTheme="minorHAnsi" w:cstheme="minorHAnsi"/>
+          <w:bCs/>
+          <w:sz w:val="22"/>
+          <w:szCs w:val="22"/>
+        </w:rPr>
+        <w:t>Work with researchers on a broad range of projects involving data and analysis</w:t>
+      </w:r>
+    </w:p>
+    <w:p>
+      <w:pPr>
+        <w:pStyle w:val="ListParagraph"/>
+        <w:tabs>
+          <w:tab w:val="right" w:pos="8640"/>
+        </w:tabs>
+        <w:rPr>
+          <w:rFonts w:asciiTheme="minorHAnsi" w:hAnsiTheme="minorHAnsi" w:cstheme="minorHAnsi"/>
+          <w:bCs/>
+          <w:sz w:val="22"/>
+          <w:szCs w:val="22"/>
+        </w:rPr>
+      </w:pPr>
+    </w:p>
+    <w:p>
+      <w:pPr>
+        <w:tabs>
+          <w:tab w:val="right" w:pos="8640"/>
+        </w:tabs>
+        <w:rPr>
+          <w:rFonts w:asciiTheme="minorHAnsi" w:hAnsiTheme="minorHAnsi" w:cstheme="minorHAnsi"/>
+          <w:bCs/>
+          <w:sz w:val="22"/>
+          <w:szCs w:val="22"/>
+        </w:rPr>
+      </w:pPr>
+      <w:r>
+        <w:rPr>
+          <w:rFonts w:asciiTheme="minorHAnsi" w:hAnsiTheme="minorHAnsi" w:cstheme="minorHAnsi"/>
+          <w:b/>
+          <w:sz w:val="22"/>
+          <w:szCs w:val="22"/>
+        </w:rPr>
+        <w:t xml:space="preserve">Environmental Protection Agency, </w:t>
+      </w:r>
+      <w:r>
+        <w:rPr>
+          <w:rFonts w:asciiTheme="minorHAnsi" w:hAnsiTheme="minorHAnsi" w:cstheme="minorHAnsi"/>
+          <w:bCs/>
+          <w:sz w:val="22"/>
+          <w:szCs w:val="22"/>
+        </w:rPr>
+        <w:t>Research Triangle Park</w:t>
+      </w:r>
+      <w:r>
+        <w:rPr>
+          <w:rFonts w:asciiTheme="minorHAnsi" w:hAnsiTheme="minorHAnsi" w:cstheme="minorHAnsi"/>
+          <w:bCs/>
+          <w:sz w:val="22"/>
+          <w:szCs w:val="22"/>
+        </w:rPr>
+        <w:t>, NC</w:t>
+      </w:r>
+      <w:r>
+        <w:rPr>
+          <w:rFonts w:asciiTheme="minorHAnsi" w:hAnsiTheme="minorHAnsi" w:cstheme="minorHAnsi"/>
+          <w:bCs/>
+          <w:sz w:val="22"/>
+          <w:szCs w:val="22"/>
+        </w:rPr>
+        <w:tab/>
+        <w:t xml:space="preserve">Aug 2024 to </w:t>
+      </w:r>
+      <w:r>
+        <w:rPr>
+          <w:rFonts w:asciiTheme="minorHAnsi" w:hAnsiTheme="minorHAnsi" w:cstheme="minorHAnsi"/>
+          <w:bCs/>
+          <w:sz w:val="22"/>
+          <w:szCs w:val="22"/>
+        </w:rPr>
+        <w:t>Sep 2025</w:t>
+      </w:r>
+    </w:p>
+    <w:p>
+      <w:pPr>
+        <w:tabs>
+          <w:tab w:val="right" w:pos="8640"/>
+        </w:tabs>
+        <w:rPr>
+          <w:rFonts w:asciiTheme="minorHAnsi" w:hAnsiTheme="minorHAnsi" w:cstheme="minorHAnsi"/>
+          <w:b/>
+          <w:sz w:val="22"/>
+          <w:szCs w:val="22"/>
+        </w:rPr>
+      </w:pPr>
+      <w:r>
+        <w:rPr>
+          <w:rFonts w:asciiTheme="minorHAnsi" w:hAnsiTheme="minorHAnsi" w:cstheme="minorHAnsi"/>
+          <w:b/>
+          <w:sz w:val="22"/>
+          <w:szCs w:val="22"/>
+        </w:rPr>
+        <w:t xml:space="preserve">Oak Ridge Institute for Science and Education (ORISE) Fellow </w:t>
       </w:r>
     </w:p>
     <w:p>
@@ -2787,19 +2942,33 @@
           <w:ilvl w:val="0"/>
           <w:numId w:val="16"/>
         </w:numPr>
-        <w:rPr>
-          <w:rFonts w:asciiTheme="minorHAnsi" w:hAnsiTheme="minorHAnsi" w:cstheme="minorHAnsi"/>
-          <w:sz w:val="22"/>
-          <w:szCs w:val="22"/>
-        </w:rPr>
-      </w:pPr>
-      <w:r>
-        <w:rPr>
-          <w:rFonts w:asciiTheme="minorHAnsi" w:hAnsiTheme="minorHAnsi" w:cstheme="minorHAnsi"/>
-          <w:sz w:val="22"/>
-          <w:szCs w:val="22"/>
-        </w:rPr>
-        <w:t>Constructed fully Bayesian MCMC algorithms in R with different priors and capacity (multivariate vs univariate outcomes) to compare model performance</w:t>
+        <w:tabs>
+          <w:tab w:val="right" w:pos="8640"/>
+        </w:tabs>
+        <w:rPr>
+          <w:rFonts w:asciiTheme="minorHAnsi" w:hAnsiTheme="minorHAnsi" w:cstheme="minorHAnsi"/>
+          <w:bCs/>
+          <w:sz w:val="22"/>
+          <w:szCs w:val="22"/>
+        </w:rPr>
+      </w:pPr>
+      <w:r>
+        <w:rPr>
+          <w:rFonts w:asciiTheme="minorHAnsi" w:hAnsiTheme="minorHAnsi" w:cstheme="minorHAnsi"/>
+          <w:bCs/>
+          <w:sz w:val="22"/>
+          <w:szCs w:val="22"/>
+        </w:rPr>
+        <w:t>Mentor</w:t>
+      </w:r>
+      <w:r>
+        <w:rPr>
+          <w:rFonts w:asciiTheme="minorHAnsi" w:hAnsiTheme="minorHAnsi" w:cstheme="minorHAnsi"/>
+          <w:bCs/>
+          <w:sz w:val="22"/>
+          <w:szCs w:val="22"/>
+        </w:rPr>
+        <w:t>s: Ana Rappold and Brian Reich</w:t>
       </w:r>
     </w:p>
     <w:p>
@@ -2809,6 +2978,77 @@
           <w:ilvl w:val="0"/>
           <w:numId w:val="16"/>
         </w:numPr>
+        <w:tabs>
+          <w:tab w:val="right" w:pos="8640"/>
+        </w:tabs>
+        <w:rPr>
+          <w:rFonts w:asciiTheme="minorHAnsi" w:hAnsiTheme="minorHAnsi" w:cstheme="minorHAnsi"/>
+          <w:bCs/>
+          <w:sz w:val="22"/>
+          <w:szCs w:val="22"/>
+        </w:rPr>
+      </w:pPr>
+      <w:r>
+        <w:rPr>
+          <w:rFonts w:asciiTheme="minorHAnsi" w:hAnsiTheme="minorHAnsi" w:cstheme="minorHAnsi"/>
+          <w:bCs/>
+          <w:sz w:val="22"/>
+          <w:szCs w:val="22"/>
+        </w:rPr>
+        <w:t xml:space="preserve">Research project: A Multivariate Spectral Model with Adjustment for Unmeasured Confounders for Multiple Outcomes and Multiple Exposures </w:t>
+      </w:r>
+    </w:p>
+    <w:p>
+      <w:pPr>
+        <w:pStyle w:val="ListParagraph"/>
+        <w:numPr>
+          <w:ilvl w:val="0"/>
+          <w:numId w:val="16"/>
+        </w:numPr>
+        <w:rPr>
+          <w:rFonts w:asciiTheme="minorHAnsi" w:hAnsiTheme="minorHAnsi" w:cstheme="minorHAnsi"/>
+          <w:sz w:val="22"/>
+          <w:szCs w:val="22"/>
+        </w:rPr>
+      </w:pPr>
+      <w:r>
+        <w:rPr>
+          <w:rFonts w:asciiTheme="minorHAnsi" w:hAnsiTheme="minorHAnsi" w:cstheme="minorHAnsi"/>
+          <w:sz w:val="22"/>
+          <w:szCs w:val="22"/>
+        </w:rPr>
+        <w:t>Proposed a spectral, fully Bayesian model to adjust for spatial confounding and ensure causal interpretation of effects</w:t>
+      </w:r>
+    </w:p>
+    <w:p>
+      <w:pPr>
+        <w:pStyle w:val="ListParagraph"/>
+        <w:numPr>
+          <w:ilvl w:val="0"/>
+          <w:numId w:val="16"/>
+        </w:numPr>
+        <w:rPr>
+          <w:rFonts w:asciiTheme="minorHAnsi" w:hAnsiTheme="minorHAnsi" w:cstheme="minorHAnsi"/>
+          <w:sz w:val="22"/>
+          <w:szCs w:val="22"/>
+        </w:rPr>
+      </w:pPr>
+      <w:r>
+        <w:rPr>
+          <w:rFonts w:asciiTheme="minorHAnsi" w:hAnsiTheme="minorHAnsi" w:cstheme="minorHAnsi"/>
+          <w:sz w:val="22"/>
+          <w:szCs w:val="22"/>
+        </w:rPr>
+        <w:t>Constructed fully Bayesian MCMC algorithms in R with different priors and capacity (multivariate vs univariate outcomes) to compare model performance</w:t>
+      </w:r>
+    </w:p>
+    <w:p>
+      <w:pPr>
+        <w:pStyle w:val="ListParagraph"/>
+        <w:numPr>
+          <w:ilvl w:val="0"/>
+          <w:numId w:val="16"/>
+        </w:numPr>
         <w:rPr>
           <w:rFonts w:asciiTheme="minorHAnsi" w:hAnsiTheme="minorHAnsi" w:cstheme="minorHAnsi"/>
           <w:sz w:val="22"/>
@@ -2862,18 +3102,32 @@
         </w:tabs>
         <w:rPr>
           <w:rFonts w:asciiTheme="minorHAnsi" w:hAnsiTheme="minorHAnsi" w:cstheme="minorHAnsi"/>
-          <w:bCs/>
-          <w:sz w:val="22"/>
-          <w:szCs w:val="22"/>
-        </w:rPr>
-      </w:pPr>
-      <w:r>
-        <w:rPr>
-          <w:rFonts w:asciiTheme="minorHAnsi" w:hAnsiTheme="minorHAnsi" w:cstheme="minorHAnsi"/>
-          <w:b/>
-          <w:sz w:val="22"/>
-          <w:szCs w:val="22"/>
-        </w:rPr>
+          <w:b/>
+          <w:sz w:val="22"/>
+          <w:szCs w:val="22"/>
+        </w:rPr>
+      </w:pPr>
+    </w:p>
+    <w:p>
+      <w:pPr>
+        <w:tabs>
+          <w:tab w:val="right" w:pos="8640"/>
+        </w:tabs>
+        <w:rPr>
+          <w:rFonts w:asciiTheme="minorHAnsi" w:hAnsiTheme="minorHAnsi" w:cstheme="minorHAnsi"/>
+          <w:bCs/>
+          <w:sz w:val="22"/>
+          <w:szCs w:val="22"/>
+        </w:rPr>
+      </w:pPr>
+      <w:r>
+        <w:rPr>
+          <w:rFonts w:asciiTheme="minorHAnsi" w:hAnsiTheme="minorHAnsi" w:cstheme="minorHAnsi"/>
+          <w:b/>
+          <w:sz w:val="22"/>
+          <w:szCs w:val="22"/>
+        </w:rPr>
+        <w:lastRenderedPageBreak/>
         <w:t xml:space="preserve">Research </w:t>
       </w:r>
       <w:r>
@@ -3120,7 +3374,6 @@
           <w:sz w:val="22"/>
           <w:szCs w:val="22"/>
         </w:rPr>
-        <w:lastRenderedPageBreak/>
         <w:t xml:space="preserve">Lawrence Livermore National Laboratory, </w:t>
       </w:r>
       <w:r>
@@ -3446,7 +3699,34 @@
           <w:sz w:val="22"/>
           <w:szCs w:val="22"/>
         </w:rPr>
-        <w:t xml:space="preserve">Principal Investigators: Natalie Nelson and Brian Reich </w:t>
+        <w:t>Principal Investigators: Natalie Nelson</w:t>
+      </w:r>
+      <w:r>
+        <w:rPr>
+          <w:rFonts w:asciiTheme="minorHAnsi" w:hAnsiTheme="minorHAnsi" w:cstheme="minorHAnsi"/>
+          <w:bCs/>
+          <w:sz w:val="22"/>
+          <w:szCs w:val="22"/>
+        </w:rPr>
+        <w:t xml:space="preserve"> (Biological and Agricultural Engineering)</w:t>
+      </w:r>
+      <w:r>
+        <w:rPr>
+          <w:rFonts w:asciiTheme="minorHAnsi" w:hAnsiTheme="minorHAnsi" w:cstheme="minorHAnsi"/>
+          <w:bCs/>
+          <w:sz w:val="22"/>
+          <w:szCs w:val="22"/>
+        </w:rPr>
+        <w:t xml:space="preserve"> and Brian Reich </w:t>
+      </w:r>
+      <w:r>
+        <w:rPr>
+          <w:rFonts w:asciiTheme="minorHAnsi" w:hAnsiTheme="minorHAnsi" w:cstheme="minorHAnsi"/>
+          <w:bCs/>
+          <w:sz w:val="22"/>
+          <w:szCs w:val="22"/>
+        </w:rPr>
+        <w:t>(Statistics)</w:t>
       </w:r>
     </w:p>
     <w:p>
@@ -4030,17 +4310,44 @@
         </w:tabs>
         <w:rPr>
           <w:rFonts w:asciiTheme="minorHAnsi" w:hAnsiTheme="minorHAnsi" w:cstheme="minorHAnsi"/>
-          <w:sz w:val="22"/>
-          <w:szCs w:val="22"/>
-        </w:rPr>
-      </w:pPr>
-      <w:r>
-        <w:rPr>
-          <w:rFonts w:asciiTheme="minorHAnsi" w:hAnsiTheme="minorHAnsi" w:cstheme="minorHAnsi"/>
-          <w:b/>
-          <w:sz w:val="22"/>
-          <w:szCs w:val="22"/>
-        </w:rPr>
+          <w:bCs/>
+          <w:sz w:val="22"/>
+          <w:szCs w:val="22"/>
+        </w:rPr>
+      </w:pPr>
+    </w:p>
+    <w:p>
+      <w:pPr>
+        <w:tabs>
+          <w:tab w:val="right" w:pos="8640"/>
+        </w:tabs>
+        <w:rPr>
+          <w:rFonts w:asciiTheme="minorHAnsi" w:hAnsiTheme="minorHAnsi" w:cstheme="minorHAnsi"/>
+          <w:bCs/>
+          <w:sz w:val="22"/>
+          <w:szCs w:val="22"/>
+        </w:rPr>
+      </w:pPr>
+    </w:p>
+    <w:p>
+      <w:pPr>
+        <w:tabs>
+          <w:tab w:val="right" w:pos="8640"/>
+        </w:tabs>
+        <w:rPr>
+          <w:rFonts w:asciiTheme="minorHAnsi" w:hAnsiTheme="minorHAnsi" w:cstheme="minorHAnsi"/>
+          <w:sz w:val="22"/>
+          <w:szCs w:val="22"/>
+        </w:rPr>
+      </w:pPr>
+      <w:r>
+        <w:rPr>
+          <w:rFonts w:asciiTheme="minorHAnsi" w:hAnsiTheme="minorHAnsi" w:cstheme="minorHAnsi"/>
+          <w:b/>
+          <w:sz w:val="22"/>
+          <w:szCs w:val="22"/>
+        </w:rPr>
+        <w:lastRenderedPageBreak/>
         <w:t>Wake Forest University</w:t>
       </w:r>
       <w:r>
@@ -4206,7 +4513,6 @@
           <w:sz w:val="22"/>
           <w:szCs w:val="22"/>
         </w:rPr>
-        <w:lastRenderedPageBreak/>
         <w:t>University of Iowa</w:t>
       </w:r>
       <w:r>
@@ -5129,11 +5435,10 @@
     </w:p>
     <w:p>
       <w:pPr>
-        <w:pStyle w:val="NoSpacing"/>
-        <w:ind w:left="1440"/>
-        <w:rPr>
-          <w:rFonts w:ascii="Times New Roman" w:hAnsi="Times New Roman"/>
-          <w:b/>
+        <w:rPr>
+          <w:bCs/>
+          <w:sz w:val="22"/>
+          <w:szCs w:val="22"/>
         </w:rPr>
       </w:pPr>
     </w:p>
@@ -5152,169 +5457,110 @@
           <w:sz w:val="22"/>
           <w:szCs w:val="22"/>
         </w:rPr>
-        <w:t>Grants and Fellowships</w:t>
-      </w:r>
-    </w:p>
-    <w:p>
-      <w:pPr>
-        <w:rPr>
-          <w:rFonts w:asciiTheme="minorHAnsi" w:hAnsiTheme="minorHAnsi" w:cstheme="minorHAnsi"/>
-          <w:sz w:val="22"/>
-          <w:szCs w:val="22"/>
-        </w:rPr>
-      </w:pPr>
-    </w:p>
-    <w:p>
-      <w:pPr>
-        <w:tabs>
-          <w:tab w:val="right" w:pos="8640"/>
-        </w:tabs>
-        <w:rPr>
-          <w:rFonts w:asciiTheme="minorHAnsi" w:hAnsiTheme="minorHAnsi" w:cstheme="minorHAnsi"/>
-          <w:sz w:val="22"/>
-          <w:szCs w:val="22"/>
-        </w:rPr>
-      </w:pPr>
-      <w:r>
-        <w:rPr>
-          <w:b/>
-          <w:sz w:val="22"/>
-          <w:szCs w:val="22"/>
-        </w:rPr>
-        <w:t xml:space="preserve">ORISE Fellowship </w:t>
-      </w:r>
-      <w:r>
-        <w:rPr>
-          <w:rFonts w:asciiTheme="minorHAnsi" w:hAnsiTheme="minorHAnsi" w:cstheme="minorHAnsi"/>
-          <w:sz w:val="22"/>
-          <w:szCs w:val="22"/>
-        </w:rPr>
-        <w:tab/>
-        <w:t>2024</w:t>
-      </w:r>
-      <w:r>
-        <w:rPr>
-          <w:rFonts w:asciiTheme="minorHAnsi" w:hAnsiTheme="minorHAnsi" w:cstheme="minorHAnsi"/>
-          <w:sz w:val="22"/>
-          <w:szCs w:val="22"/>
-        </w:rPr>
-        <w:t>-2025</w:t>
-      </w:r>
-    </w:p>
-    <w:p>
-      <w:pPr>
-        <w:rPr>
-          <w:bCs/>
-          <w:sz w:val="22"/>
-          <w:szCs w:val="22"/>
-        </w:rPr>
-      </w:pPr>
-      <w:r>
-        <w:rPr>
-          <w:bCs/>
-          <w:sz w:val="22"/>
-          <w:szCs w:val="22"/>
-        </w:rPr>
-        <w:t>Environmental Protection Agency</w:t>
-      </w:r>
-    </w:p>
-    <w:p>
-      <w:pPr>
-        <w:tabs>
-          <w:tab w:val="right" w:pos="8640"/>
-        </w:tabs>
-        <w:rPr>
-          <w:b/>
-          <w:sz w:val="22"/>
-          <w:szCs w:val="22"/>
-          <w:lang w:eastAsia="zh-TW"/>
-        </w:rPr>
-      </w:pPr>
-    </w:p>
-    <w:p>
-      <w:pPr>
-        <w:tabs>
-          <w:tab w:val="right" w:pos="8640"/>
-        </w:tabs>
-        <w:rPr>
-          <w:rFonts w:asciiTheme="minorHAnsi" w:hAnsiTheme="minorHAnsi" w:cstheme="minorHAnsi"/>
-          <w:sz w:val="22"/>
-          <w:szCs w:val="22"/>
-        </w:rPr>
-      </w:pPr>
-      <w:r>
-        <w:rPr>
-          <w:b/>
-          <w:sz w:val="22"/>
-          <w:szCs w:val="22"/>
-        </w:rPr>
-        <w:t xml:space="preserve">T32 </w:t>
-      </w:r>
-      <w:r>
-        <w:rPr>
-          <w:b/>
-          <w:sz w:val="22"/>
-          <w:szCs w:val="22"/>
-        </w:rPr>
-        <w:t xml:space="preserve">Training </w:t>
-      </w:r>
-      <w:r>
-        <w:rPr>
-          <w:b/>
-          <w:sz w:val="22"/>
-          <w:szCs w:val="22"/>
-        </w:rPr>
-        <w:t>Grant</w:t>
-      </w:r>
-      <w:r>
-        <w:rPr>
-          <w:b/>
-          <w:sz w:val="22"/>
-          <w:szCs w:val="22"/>
-        </w:rPr>
-        <w:t xml:space="preserve"> </w:t>
-      </w:r>
-      <w:r>
-        <w:rPr>
-          <w:rFonts w:asciiTheme="minorHAnsi" w:hAnsiTheme="minorHAnsi" w:cstheme="minorHAnsi"/>
-          <w:sz w:val="22"/>
-          <w:szCs w:val="22"/>
-        </w:rPr>
-        <w:tab/>
-        <w:t>2022</w:t>
-      </w:r>
-      <w:r>
-        <w:rPr>
-          <w:rFonts w:asciiTheme="minorHAnsi" w:hAnsiTheme="minorHAnsi" w:cstheme="minorHAnsi"/>
-          <w:sz w:val="22"/>
-          <w:szCs w:val="22"/>
-        </w:rPr>
-        <w:t>-</w:t>
-      </w:r>
-      <w:r>
-        <w:rPr>
-          <w:rFonts w:asciiTheme="minorHAnsi" w:hAnsiTheme="minorHAnsi" w:cstheme="minorHAnsi"/>
-          <w:sz w:val="22"/>
-          <w:szCs w:val="22"/>
-        </w:rPr>
-        <w:t>2024</w:t>
-      </w:r>
-    </w:p>
-    <w:p>
-      <w:pPr>
-        <w:rPr>
-          <w:bCs/>
-          <w:sz w:val="22"/>
-          <w:szCs w:val="22"/>
-        </w:rPr>
-      </w:pPr>
-      <w:r>
-        <w:rPr>
-          <w:bCs/>
-          <w:sz w:val="22"/>
-          <w:szCs w:val="22"/>
-        </w:rPr>
-        <w:t>Duke Clinical Research Institute</w:t>
+        <w:t>Computer Skills</w:t>
+      </w:r>
+    </w:p>
+    <w:p>
+      <w:pPr>
+        <w:rPr>
+          <w:rFonts w:asciiTheme="minorHAnsi" w:hAnsiTheme="minorHAnsi" w:cstheme="minorHAnsi"/>
+          <w:b/>
+          <w:sz w:val="22"/>
+          <w:szCs w:val="22"/>
+        </w:rPr>
+      </w:pPr>
+    </w:p>
+    <w:p>
+      <w:pPr>
+        <w:rPr>
+          <w:rFonts w:asciiTheme="minorHAnsi" w:hAnsiTheme="minorHAnsi" w:cstheme="minorHAnsi"/>
+          <w:sz w:val="22"/>
+          <w:szCs w:val="22"/>
+        </w:rPr>
+      </w:pPr>
+      <w:r>
+        <w:rPr>
+          <w:rFonts w:asciiTheme="minorHAnsi" w:hAnsiTheme="minorHAnsi" w:cstheme="minorHAnsi"/>
+          <w:b/>
+          <w:sz w:val="22"/>
+          <w:szCs w:val="22"/>
+        </w:rPr>
+        <w:t>Programming</w:t>
+      </w:r>
+      <w:r>
+        <w:rPr>
+          <w:rFonts w:asciiTheme="minorHAnsi" w:hAnsiTheme="minorHAnsi" w:cstheme="minorHAnsi"/>
+          <w:sz w:val="22"/>
+          <w:szCs w:val="22"/>
+        </w:rPr>
+        <w:t>: R, Python</w:t>
+      </w:r>
+    </w:p>
+    <w:p>
+      <w:pPr>
+        <w:rPr>
+          <w:bCs/>
+          <w:sz w:val="22"/>
+          <w:szCs w:val="22"/>
+        </w:rPr>
+      </w:pPr>
+      <w:r>
+        <w:rPr>
+          <w:rFonts w:asciiTheme="minorHAnsi" w:hAnsiTheme="minorHAnsi" w:cstheme="minorHAnsi"/>
+          <w:b/>
+          <w:sz w:val="22"/>
+          <w:szCs w:val="22"/>
+        </w:rPr>
+        <w:t>Certificate</w:t>
+      </w:r>
+      <w:r>
+        <w:rPr>
+          <w:rFonts w:asciiTheme="minorHAnsi" w:hAnsiTheme="minorHAnsi" w:cstheme="minorHAnsi"/>
+          <w:sz w:val="22"/>
+          <w:szCs w:val="22"/>
+        </w:rPr>
+        <w:t xml:space="preserve">: </w:t>
+      </w:r>
+      <w:r>
+        <w:rPr>
+          <w:bCs/>
+          <w:sz w:val="22"/>
+          <w:szCs w:val="22"/>
+        </w:rPr>
+        <w:t>SAS Certified Specialist: Base Programming Using SAS 9.4 (Issued May 2020)</w:t>
+      </w:r>
+    </w:p>
+    <w:p>
+      <w:pPr>
+        <w:rPr>
+          <w:bCs/>
+          <w:sz w:val="22"/>
+          <w:szCs w:val="22"/>
+        </w:rPr>
+      </w:pPr>
+      <w:r>
+        <w:rPr>
+          <w:b/>
+          <w:sz w:val="22"/>
+          <w:szCs w:val="22"/>
+        </w:rPr>
+        <w:t>Tools:</w:t>
+      </w:r>
+      <w:r>
+        <w:rPr>
+          <w:bCs/>
+          <w:sz w:val="22"/>
+          <w:szCs w:val="22"/>
+        </w:rPr>
+        <w:t xml:space="preserve"> High performance computing, Git version control</w:t>
+      </w:r>
+      <w:r>
+        <w:rPr>
+          <w:bCs/>
+          <w:sz w:val="22"/>
+          <w:szCs w:val="22"/>
+        </w:rPr>
+        <w:t>, parallel computing</w:t>
       </w:r>
     </w:p>
     <w:p>
@@ -5341,136 +5587,6 @@
           <w:sz w:val="22"/>
           <w:szCs w:val="22"/>
         </w:rPr>
-        <w:t>Computer Skills</w:t>
-      </w:r>
-    </w:p>
-    <w:p>
-      <w:pPr>
-        <w:rPr>
-          <w:rFonts w:asciiTheme="minorHAnsi" w:hAnsiTheme="minorHAnsi" w:cstheme="minorHAnsi"/>
-          <w:b/>
-          <w:sz w:val="22"/>
-          <w:szCs w:val="22"/>
-        </w:rPr>
-      </w:pPr>
-    </w:p>
-    <w:p>
-      <w:pPr>
-        <w:rPr>
-          <w:rFonts w:asciiTheme="minorHAnsi" w:hAnsiTheme="minorHAnsi" w:cstheme="minorHAnsi"/>
-          <w:sz w:val="22"/>
-          <w:szCs w:val="22"/>
-        </w:rPr>
-      </w:pPr>
-      <w:r>
-        <w:rPr>
-          <w:rFonts w:asciiTheme="minorHAnsi" w:hAnsiTheme="minorHAnsi" w:cstheme="minorHAnsi"/>
-          <w:b/>
-          <w:sz w:val="22"/>
-          <w:szCs w:val="22"/>
-        </w:rPr>
-        <w:t>Programming</w:t>
-      </w:r>
-      <w:r>
-        <w:rPr>
-          <w:rFonts w:asciiTheme="minorHAnsi" w:hAnsiTheme="minorHAnsi" w:cstheme="minorHAnsi"/>
-          <w:sz w:val="22"/>
-          <w:szCs w:val="22"/>
-        </w:rPr>
-        <w:t>: R, Python</w:t>
-      </w:r>
-    </w:p>
-    <w:p>
-      <w:pPr>
-        <w:rPr>
-          <w:bCs/>
-          <w:sz w:val="22"/>
-          <w:szCs w:val="22"/>
-        </w:rPr>
-      </w:pPr>
-      <w:r>
-        <w:rPr>
-          <w:rFonts w:asciiTheme="minorHAnsi" w:hAnsiTheme="minorHAnsi" w:cstheme="minorHAnsi"/>
-          <w:b/>
-          <w:sz w:val="22"/>
-          <w:szCs w:val="22"/>
-        </w:rPr>
-        <w:t>Certificate</w:t>
-      </w:r>
-      <w:r>
-        <w:rPr>
-          <w:rFonts w:asciiTheme="minorHAnsi" w:hAnsiTheme="minorHAnsi" w:cstheme="minorHAnsi"/>
-          <w:sz w:val="22"/>
-          <w:szCs w:val="22"/>
-        </w:rPr>
-        <w:t xml:space="preserve">: </w:t>
-      </w:r>
-      <w:r>
-        <w:rPr>
-          <w:bCs/>
-          <w:sz w:val="22"/>
-          <w:szCs w:val="22"/>
-        </w:rPr>
-        <w:t>SAS Certified Specialist: Base Programming Using SAS 9.4 (Issued May 2020)</w:t>
-      </w:r>
-    </w:p>
-    <w:p>
-      <w:pPr>
-        <w:rPr>
-          <w:bCs/>
-          <w:sz w:val="22"/>
-          <w:szCs w:val="22"/>
-        </w:rPr>
-      </w:pPr>
-      <w:r>
-        <w:rPr>
-          <w:b/>
-          <w:sz w:val="22"/>
-          <w:szCs w:val="22"/>
-        </w:rPr>
-        <w:t>Tools:</w:t>
-      </w:r>
-      <w:r>
-        <w:rPr>
-          <w:bCs/>
-          <w:sz w:val="22"/>
-          <w:szCs w:val="22"/>
-        </w:rPr>
-        <w:t xml:space="preserve"> High performance computing, Git version control</w:t>
-      </w:r>
-      <w:r>
-        <w:rPr>
-          <w:bCs/>
-          <w:sz w:val="22"/>
-          <w:szCs w:val="22"/>
-        </w:rPr>
-        <w:t>, parallel computing</w:t>
-      </w:r>
-    </w:p>
-    <w:p>
-      <w:pPr>
-        <w:rPr>
-          <w:bCs/>
-          <w:sz w:val="22"/>
-          <w:szCs w:val="22"/>
-        </w:rPr>
-      </w:pPr>
-    </w:p>
-    <w:p>
-      <w:pPr>
-        <w:pStyle w:val="Heading1"/>
-        <w:rPr>
-          <w:rFonts w:asciiTheme="minorHAnsi" w:hAnsiTheme="minorHAnsi" w:cstheme="minorHAnsi"/>
-          <w:sz w:val="22"/>
-          <w:szCs w:val="22"/>
-        </w:rPr>
-      </w:pPr>
-      <w:r>
-        <w:rPr>
-          <w:rFonts w:asciiTheme="minorHAnsi" w:hAnsiTheme="minorHAnsi" w:cstheme="minorHAnsi"/>
-          <w:sz w:val="22"/>
-          <w:szCs w:val="22"/>
-        </w:rPr>
         <w:t>Languages</w:t>
       </w:r>
     </w:p>
@@ -5574,24 +5690,6 @@
         </w:rPr>
         <w:t>Italian</w:t>
       </w:r>
-    </w:p>
-    <w:p>
-      <w:pPr>
-        <w:rPr>
-          <w:rFonts w:asciiTheme="minorHAnsi" w:hAnsiTheme="minorHAnsi" w:cstheme="minorHAnsi"/>
-          <w:sz w:val="22"/>
-          <w:szCs w:val="22"/>
-        </w:rPr>
-      </w:pPr>
-    </w:p>
-    <w:p>
-      <w:pPr>
-        <w:rPr>
-          <w:rFonts w:asciiTheme="minorHAnsi" w:hAnsiTheme="minorHAnsi" w:cstheme="minorHAnsi"/>
-          <w:sz w:val="22"/>
-          <w:szCs w:val="22"/>
-        </w:rPr>
-      </w:pPr>
     </w:p>
     <w:p>
       <w:pPr>
@@ -6168,6 +6266,135 @@
     </w:p>
     <w:p>
       <w:pPr>
+        <w:rPr>
+          <w:rFonts w:asciiTheme="minorHAnsi" w:hAnsiTheme="minorHAnsi" w:cstheme="minorHAnsi"/>
+          <w:sz w:val="22"/>
+          <w:szCs w:val="22"/>
+        </w:rPr>
+      </w:pPr>
+      <w:r>
+        <w:rPr>
+          <w:rFonts w:asciiTheme="minorHAnsi" w:hAnsiTheme="minorHAnsi" w:cstheme="minorHAnsi"/>
+          <w:b/>
+          <w:sz w:val="22"/>
+          <w:szCs w:val="22"/>
+        </w:rPr>
+        <w:t>Natalie Nelson</w:t>
+      </w:r>
+      <w:r>
+        <w:rPr>
+          <w:rFonts w:asciiTheme="minorHAnsi" w:hAnsiTheme="minorHAnsi" w:cstheme="minorHAnsi"/>
+          <w:sz w:val="22"/>
+          <w:szCs w:val="22"/>
+        </w:rPr>
+        <w:t xml:space="preserve">, </w:t>
+      </w:r>
+      <w:r>
+        <w:rPr>
+          <w:rFonts w:asciiTheme="minorHAnsi" w:hAnsiTheme="minorHAnsi" w:cstheme="minorHAnsi"/>
+          <w:sz w:val="22"/>
+          <w:szCs w:val="22"/>
+        </w:rPr>
+        <w:t>Associate</w:t>
+      </w:r>
+      <w:r>
+        <w:rPr>
+          <w:rFonts w:asciiTheme="minorHAnsi" w:hAnsiTheme="minorHAnsi" w:cstheme="minorHAnsi"/>
+          <w:sz w:val="22"/>
+          <w:szCs w:val="22"/>
+        </w:rPr>
+        <w:t xml:space="preserve"> Professor</w:t>
+      </w:r>
+    </w:p>
+    <w:p>
+      <w:pPr>
+        <w:rPr>
+          <w:rFonts w:asciiTheme="minorHAnsi" w:hAnsiTheme="minorHAnsi" w:cstheme="minorHAnsi"/>
+          <w:sz w:val="22"/>
+          <w:szCs w:val="22"/>
+        </w:rPr>
+      </w:pPr>
+      <w:r>
+        <w:rPr>
+          <w:rFonts w:asciiTheme="minorHAnsi" w:hAnsiTheme="minorHAnsi" w:cstheme="minorHAnsi"/>
+          <w:sz w:val="22"/>
+          <w:szCs w:val="22"/>
+        </w:rPr>
+        <w:t xml:space="preserve">Department of </w:t>
+      </w:r>
+      <w:r>
+        <w:rPr>
+          <w:rFonts w:asciiTheme="minorHAnsi" w:hAnsiTheme="minorHAnsi" w:cstheme="minorHAnsi"/>
+          <w:sz w:val="22"/>
+          <w:szCs w:val="22"/>
+        </w:rPr>
+        <w:t>Biological and Agricultural Engineering</w:t>
+      </w:r>
+      <w:r>
+        <w:rPr>
+          <w:rFonts w:asciiTheme="minorHAnsi" w:hAnsiTheme="minorHAnsi" w:cstheme="minorHAnsi"/>
+          <w:sz w:val="22"/>
+          <w:szCs w:val="22"/>
+        </w:rPr>
+        <w:t>, North Carolina State University</w:t>
+      </w:r>
+    </w:p>
+    <w:p>
+      <w:pPr>
+        <w:rPr>
+          <w:rFonts w:asciiTheme="minorHAnsi" w:hAnsiTheme="minorHAnsi" w:cstheme="minorHAnsi"/>
+          <w:sz w:val="22"/>
+          <w:szCs w:val="22"/>
+        </w:rPr>
+      </w:pPr>
+      <w:r>
+        <w:rPr>
+          <w:rFonts w:asciiTheme="minorHAnsi" w:hAnsiTheme="minorHAnsi" w:cstheme="minorHAnsi"/>
+          <w:sz w:val="22"/>
+          <w:szCs w:val="22"/>
+        </w:rPr>
+        <w:t>152 Weaver Labs</w:t>
+      </w:r>
+    </w:p>
+    <w:p>
+      <w:pPr>
+        <w:rPr>
+          <w:rFonts w:asciiTheme="minorHAnsi" w:hAnsiTheme="minorHAnsi" w:cstheme="minorHAnsi"/>
+          <w:sz w:val="22"/>
+          <w:szCs w:val="22"/>
+        </w:rPr>
+      </w:pPr>
+      <w:r>
+        <w:rPr>
+          <w:rFonts w:asciiTheme="minorHAnsi" w:hAnsiTheme="minorHAnsi" w:cstheme="minorHAnsi"/>
+          <w:sz w:val="22"/>
+          <w:szCs w:val="22"/>
+        </w:rPr>
+        <w:t xml:space="preserve">Email: </w:t>
+      </w:r>
+      <w:hyperlink r:id="rId12" w:history="1">
+        <w:r>
+          <w:rPr>
+            <w:rStyle w:val="Hyperlink"/>
+            <w:rFonts w:asciiTheme="minorHAnsi" w:hAnsiTheme="minorHAnsi" w:cstheme="minorHAnsi"/>
+            <w:sz w:val="22"/>
+            <w:szCs w:val="22"/>
+          </w:rPr>
+          <w:t>nnelson4</w:t>
+        </w:r>
+        <w:r>
+          <w:rPr>
+            <w:rStyle w:val="Hyperlink"/>
+            <w:rFonts w:asciiTheme="minorHAnsi" w:hAnsiTheme="minorHAnsi" w:cstheme="minorHAnsi"/>
+            <w:sz w:val="22"/>
+            <w:szCs w:val="22"/>
+          </w:rPr>
+          <w:t>@ncsu.edu</w:t>
+        </w:r>
+      </w:hyperlink>
+    </w:p>
+    <w:p>
+      <w:pPr>
         <w:tabs>
           <w:tab w:val="left" w:pos="720"/>
           <w:tab w:val="right" w:pos="8640"/>
@@ -6180,8 +6407,22 @@
         </w:rPr>
       </w:pPr>
     </w:p>
+    <w:p>
+      <w:pPr>
+        <w:tabs>
+          <w:tab w:val="left" w:pos="720"/>
+          <w:tab w:val="right" w:pos="8640"/>
+        </w:tabs>
+        <w:rPr>
+          <w:rFonts w:asciiTheme="minorHAnsi" w:hAnsiTheme="minorHAnsi" w:cstheme="minorHAnsi"/>
+          <w:b/>
+          <w:sz w:val="22"/>
+          <w:szCs w:val="22"/>
+        </w:rPr>
+      </w:pPr>
+    </w:p>
     <w:sectPr>
-      <w:footerReference w:type="default" r:id="rId12"/>
+      <w:footerReference w:type="default" r:id="rId13"/>
       <w:pgSz w:w="12240" w:h="15840"/>
       <w:pgMar w:top="1440" w:right="1440" w:bottom="1440" w:left="1800" w:header="720" w:footer="720" w:gutter="0"/>
       <w:cols w:space="720"/>
@@ -9250,7 +9491,6 @@
   <w:style w:type="character" w:default="1" w:styleId="DefaultParagraphFont">
     <w:name w:val="Default Paragraph Font"/>
     <w:uiPriority w:val="1"/>
-    <w:semiHidden/>
     <w:unhideWhenUsed/>
   </w:style>
   <w:style w:type="table" w:default="1" w:styleId="TableNormal">

--- a/assets/CV (Shih-Ni Prim).docx
+++ b/assets/CV (Shih-Ni Prim).docx
@@ -589,18 +589,8 @@
           <w:sz w:val="22"/>
           <w:szCs w:val="22"/>
         </w:rPr>
-        <w:t xml:space="preserve">Das Lied von der </w:t>
-      </w:r>
-      <w:proofErr w:type="spellStart"/>
-      <w:r>
-        <w:rPr>
-          <w:i/>
-          <w:sz w:val="22"/>
-          <w:szCs w:val="22"/>
-        </w:rPr>
-        <w:t>Erde</w:t>
-      </w:r>
-      <w:proofErr w:type="spellEnd"/>
+        <w:t>Das Lied von der Erde</w:t>
+      </w:r>
       <w:r>
         <w:rPr>
           <w:sz w:val="22"/>
@@ -977,14 +967,6 @@
         </w:rPr>
         <w:t>Research Interests</w:t>
       </w:r>
-      <w:r>
-        <w:rPr>
-          <w:rFonts w:asciiTheme="minorHAnsi" w:hAnsiTheme="minorHAnsi" w:cstheme="minorHAnsi"/>
-          <w:sz w:val="22"/>
-          <w:szCs w:val="22"/>
-        </w:rPr>
-        <w:t xml:space="preserve"> and Experiences</w:t>
-      </w:r>
     </w:p>
     <w:p>
       <w:pPr>
@@ -1357,23 +1339,22 @@
           <w:szCs w:val="22"/>
         </w:rPr>
       </w:pPr>
-      <w:proofErr w:type="spellStart"/>
-      <w:r>
-        <w:rPr>
-          <w:rFonts w:asciiTheme="minorHAnsi" w:hAnsiTheme="minorHAnsi" w:cstheme="minorHAnsi"/>
-          <w:sz w:val="22"/>
-          <w:szCs w:val="22"/>
-        </w:rPr>
-        <w:t>Phlips</w:t>
-      </w:r>
-      <w:proofErr w:type="spellEnd"/>
-      <w:r>
-        <w:rPr>
-          <w:rFonts w:asciiTheme="minorHAnsi" w:hAnsiTheme="minorHAnsi" w:cstheme="minorHAnsi"/>
-          <w:sz w:val="22"/>
-          <w:szCs w:val="22"/>
-        </w:rPr>
-        <w:t>,</w:t>
+    </w:p>
+    <w:p>
+      <w:pPr>
+        <w:rPr>
+          <w:rFonts w:asciiTheme="minorHAnsi" w:hAnsiTheme="minorHAnsi" w:cstheme="minorHAnsi"/>
+          <w:sz w:val="22"/>
+          <w:szCs w:val="22"/>
+        </w:rPr>
+      </w:pPr>
+      <w:r>
+        <w:rPr>
+          <w:rFonts w:asciiTheme="minorHAnsi" w:hAnsiTheme="minorHAnsi" w:cstheme="minorHAnsi"/>
+          <w:sz w:val="22"/>
+          <w:szCs w:val="22"/>
+        </w:rPr>
+        <w:t>Phlips,</w:t>
       </w:r>
       <w:r>
         <w:rPr>
@@ -1611,6 +1592,7 @@
           <w:sz w:val="22"/>
           <w:szCs w:val="22"/>
         </w:rPr>
+        <w:lastRenderedPageBreak/>
         <w:t>Publications</w:t>
       </w:r>
     </w:p>
@@ -1639,7 +1621,6 @@
           <w:sz w:val="22"/>
           <w:szCs w:val="22"/>
         </w:rPr>
-        <w:lastRenderedPageBreak/>
         <w:t>Prim, S.-N.</w:t>
       </w:r>
       <w:r>
@@ -1892,19 +1873,8 @@
             <w:sz w:val="22"/>
             <w:szCs w:val="22"/>
           </w:rPr>
-          <w:t>go.ncsu.edu/</w:t>
+          <w:t>go.ncsu.edu/mlprimer</w:t>
         </w:r>
-        <w:proofErr w:type="spellStart"/>
-        <w:r>
-          <w:rPr>
-            <w:rStyle w:val="Hyperlink"/>
-            <w:rFonts w:asciiTheme="minorHAnsi" w:hAnsiTheme="minorHAnsi" w:cstheme="minorHAnsi"/>
-            <w:sz w:val="22"/>
-            <w:szCs w:val="22"/>
-          </w:rPr>
-          <w:t>mlprimer</w:t>
-        </w:r>
-        <w:proofErr w:type="spellEnd"/>
       </w:hyperlink>
       <w:r>
         <w:rPr>
@@ -2048,39 +2018,7 @@
           <w:sz w:val="22"/>
           <w:szCs w:val="22"/>
         </w:rPr>
-        <w:t xml:space="preserve">, edited by Adam E. M. </w:t>
-      </w:r>
-      <w:proofErr w:type="spellStart"/>
-      <w:r>
-        <w:rPr>
-          <w:sz w:val="22"/>
-          <w:szCs w:val="22"/>
-        </w:rPr>
-        <w:t>Eltorai</w:t>
-      </w:r>
-      <w:proofErr w:type="spellEnd"/>
-      <w:r>
-        <w:rPr>
-          <w:sz w:val="22"/>
-          <w:szCs w:val="22"/>
-        </w:rPr>
-        <w:t xml:space="preserve">, Jeffrey A. Bakal, Daniel W. Kim, David E. </w:t>
-      </w:r>
-      <w:proofErr w:type="spellStart"/>
-      <w:r>
-        <w:rPr>
-          <w:sz w:val="22"/>
-          <w:szCs w:val="22"/>
-        </w:rPr>
-        <w:t>Wazer</w:t>
-      </w:r>
-      <w:proofErr w:type="spellEnd"/>
-      <w:r>
-        <w:rPr>
-          <w:sz w:val="22"/>
-          <w:szCs w:val="22"/>
-        </w:rPr>
-        <w:t>, Academic Press</w:t>
+        <w:t>, edited by Adam E. M. Eltorai, Jeffrey A. Bakal, Daniel W. Kim, David E. Wazer, Academic Press</w:t>
       </w:r>
       <w:r>
         <w:rPr>
@@ -2165,25 +2103,7 @@
           <w:sz w:val="22"/>
           <w:szCs w:val="22"/>
         </w:rPr>
-        <w:t xml:space="preserve">, Cramer CK, Strowd R, Lesser GJ, White JJ, Tatter SB, Laxton AW, Whitlow C, Lo H, </w:t>
-      </w:r>
-      <w:proofErr w:type="spellStart"/>
-      <w:r>
-        <w:rPr>
-          <w:rFonts w:asciiTheme="minorHAnsi" w:hAnsiTheme="minorHAnsi" w:cstheme="minorHAnsi"/>
-          <w:sz w:val="22"/>
-          <w:szCs w:val="22"/>
-        </w:rPr>
-        <w:t>Debinski</w:t>
-      </w:r>
-      <w:proofErr w:type="spellEnd"/>
-      <w:r>
-        <w:rPr>
-          <w:rFonts w:asciiTheme="minorHAnsi" w:hAnsiTheme="minorHAnsi" w:cstheme="minorHAnsi"/>
-          <w:sz w:val="22"/>
-          <w:szCs w:val="22"/>
-        </w:rPr>
-        <w:t xml:space="preserve"> W, Ververs JD, Black PJ, Chan MD</w:t>
+        <w:t>, Cramer CK, Strowd R, Lesser GJ, White JJ, Tatter SB, Laxton AW, Whitlow C, Lo H, Debinski W, Ververs JD, Black PJ, Chan MD</w:t>
       </w:r>
       <w:r>
         <w:rPr>
@@ -2651,16 +2571,7 @@
           <w:sz w:val="22"/>
           <w:szCs w:val="22"/>
         </w:rPr>
-        <w:t>NC State University</w:t>
-      </w:r>
-      <w:r>
-        <w:rPr>
-          <w:rFonts w:asciiTheme="minorHAnsi" w:hAnsiTheme="minorHAnsi" w:cstheme="minorHAnsi"/>
-          <w:bCs/>
-          <w:sz w:val="22"/>
-          <w:szCs w:val="22"/>
-        </w:rPr>
-        <w:t xml:space="preserve">, </w:t>
+        <w:t xml:space="preserve">NC State University, </w:t>
       </w:r>
       <w:r>
         <w:rPr>
@@ -3061,52 +2972,8 @@
           <w:sz w:val="22"/>
           <w:szCs w:val="22"/>
         </w:rPr>
-        <w:t xml:space="preserve">Paper uploaded to </w:t>
-      </w:r>
-      <w:proofErr w:type="spellStart"/>
-      <w:r>
-        <w:rPr>
-          <w:rFonts w:asciiTheme="minorHAnsi" w:hAnsiTheme="minorHAnsi" w:cstheme="minorHAnsi"/>
-          <w:sz w:val="22"/>
-          <w:szCs w:val="22"/>
-        </w:rPr>
-        <w:t>arXiv</w:t>
-      </w:r>
-      <w:proofErr w:type="spellEnd"/>
-      <w:r>
-        <w:rPr>
-          <w:rFonts w:asciiTheme="minorHAnsi" w:hAnsiTheme="minorHAnsi" w:cstheme="minorHAnsi"/>
-          <w:sz w:val="22"/>
-          <w:szCs w:val="22"/>
-        </w:rPr>
-        <w:t xml:space="preserve"> and under review at Journal of the American Statistical Association</w:t>
-      </w:r>
-    </w:p>
-    <w:p>
-      <w:pPr>
-        <w:tabs>
-          <w:tab w:val="right" w:pos="8640"/>
-        </w:tabs>
-        <w:rPr>
-          <w:rFonts w:asciiTheme="minorHAnsi" w:hAnsiTheme="minorHAnsi" w:cstheme="minorHAnsi"/>
-          <w:b/>
-          <w:sz w:val="22"/>
-          <w:szCs w:val="22"/>
-        </w:rPr>
-      </w:pPr>
-    </w:p>
-    <w:p>
-      <w:pPr>
-        <w:tabs>
-          <w:tab w:val="right" w:pos="8640"/>
-        </w:tabs>
-        <w:rPr>
-          <w:rFonts w:asciiTheme="minorHAnsi" w:hAnsiTheme="minorHAnsi" w:cstheme="minorHAnsi"/>
-          <w:b/>
-          <w:sz w:val="22"/>
-          <w:szCs w:val="22"/>
-        </w:rPr>
-      </w:pPr>
+        <w:t>Paper uploaded to arXiv and under review at Journal of the American Statistical Association</w:t>
+      </w:r>
     </w:p>
     <w:p>
       <w:pPr>
@@ -4092,27 +3959,7 @@
           <w:sz w:val="22"/>
           <w:szCs w:val="22"/>
         </w:rPr>
-        <w:t xml:space="preserve">Mentor students for their data science projects at </w:t>
-      </w:r>
-      <w:proofErr w:type="spellStart"/>
-      <w:r>
-        <w:rPr>
-          <w:rFonts w:asciiTheme="minorHAnsi" w:hAnsiTheme="minorHAnsi" w:cstheme="minorHAnsi"/>
-          <w:bCs/>
-          <w:sz w:val="22"/>
-          <w:szCs w:val="22"/>
-        </w:rPr>
-        <w:t>RuralWorks</w:t>
-      </w:r>
-      <w:proofErr w:type="spellEnd"/>
-      <w:r>
-        <w:rPr>
-          <w:rFonts w:asciiTheme="minorHAnsi" w:hAnsiTheme="minorHAnsi" w:cstheme="minorHAnsi"/>
-          <w:bCs/>
-          <w:sz w:val="22"/>
-          <w:szCs w:val="22"/>
-        </w:rPr>
-        <w:t xml:space="preserve"> (NC State) and Summer Research and Innovation Programs (NC School of Science and Mathematics)</w:t>
+        <w:t>Mentor students for their data science projects at RuralWorks (NC State) and Summer Research and Innovation Programs (NC School of Science and Mathematics)</w:t>
       </w:r>
     </w:p>
     <w:p>
@@ -4943,25 +4790,7 @@
           <w:sz w:val="24"/>
           <w:szCs w:val="24"/>
         </w:rPr>
-        <w:t xml:space="preserve">, and </w:t>
-      </w:r>
-      <w:proofErr w:type="gramStart"/>
-      <w:r>
-        <w:rPr>
-          <w:rFonts w:ascii="Times New Roman" w:hAnsi="Times New Roman"/>
-          <w:sz w:val="24"/>
-          <w:szCs w:val="24"/>
-        </w:rPr>
-        <w:t>reviewing</w:t>
-      </w:r>
-      <w:proofErr w:type="gramEnd"/>
-      <w:r>
-        <w:rPr>
-          <w:rFonts w:ascii="Times New Roman" w:hAnsi="Times New Roman"/>
-          <w:sz w:val="24"/>
-          <w:szCs w:val="24"/>
-        </w:rPr>
-        <w:t xml:space="preserve"> tables</w:t>
+        <w:t>, and reviewing tables</w:t>
       </w:r>
     </w:p>
     <w:p>
@@ -5100,25 +4929,7 @@
           <w:sz w:val="24"/>
           <w:szCs w:val="24"/>
         </w:rPr>
-        <w:t xml:space="preserve">, and </w:t>
-      </w:r>
-      <w:proofErr w:type="gramStart"/>
-      <w:r>
-        <w:rPr>
-          <w:rFonts w:ascii="Times New Roman" w:hAnsi="Times New Roman"/>
-          <w:sz w:val="24"/>
-          <w:szCs w:val="24"/>
-        </w:rPr>
-        <w:t>reviewing</w:t>
-      </w:r>
-      <w:proofErr w:type="gramEnd"/>
-      <w:r>
-        <w:rPr>
-          <w:rFonts w:ascii="Times New Roman" w:hAnsi="Times New Roman"/>
-          <w:sz w:val="24"/>
-          <w:szCs w:val="24"/>
-        </w:rPr>
-        <w:t xml:space="preserve"> tables</w:t>
+        <w:t>, and reviewing tables</w:t>
       </w:r>
     </w:p>
     <w:p>
@@ -5801,35 +5612,7 @@
           <w:sz w:val="22"/>
           <w:szCs w:val="22"/>
         </w:rPr>
-        <w:t xml:space="preserve">Email: </w:t>
-      </w:r>
-      <w:proofErr w:type="spellStart"/>
-      <w:proofErr w:type="gramStart"/>
-      <w:r>
-        <w:rPr>
-          <w:rFonts w:asciiTheme="minorHAnsi" w:hAnsiTheme="minorHAnsi" w:cstheme="minorHAnsi"/>
-          <w:sz w:val="22"/>
-          <w:szCs w:val="22"/>
-        </w:rPr>
-        <w:t>bjreich</w:t>
-      </w:r>
-      <w:proofErr w:type="spellEnd"/>
-      <w:r>
-        <w:rPr>
-          <w:rFonts w:asciiTheme="minorHAnsi" w:hAnsiTheme="minorHAnsi" w:cstheme="minorHAnsi"/>
-          <w:sz w:val="22"/>
-          <w:szCs w:val="22"/>
-        </w:rPr>
-        <w:t xml:space="preserve"> @</w:t>
-      </w:r>
-      <w:proofErr w:type="gramEnd"/>
-      <w:r>
-        <w:rPr>
-          <w:rFonts w:asciiTheme="minorHAnsi" w:hAnsiTheme="minorHAnsi" w:cstheme="minorHAnsi"/>
-          <w:sz w:val="22"/>
-          <w:szCs w:val="22"/>
-        </w:rPr>
-        <w:t>ncsu.edu</w:t>
+        <w:t>Email: bjreich @ncsu.edu</w:t>
       </w:r>
     </w:p>
     <w:p>
@@ -6380,16 +6163,7 @@
             <w:sz w:val="22"/>
             <w:szCs w:val="22"/>
           </w:rPr>
-          <w:t>nnelson4</w:t>
-        </w:r>
-        <w:r>
-          <w:rPr>
-            <w:rStyle w:val="Hyperlink"/>
-            <w:rFonts w:asciiTheme="minorHAnsi" w:hAnsiTheme="minorHAnsi" w:cstheme="minorHAnsi"/>
-            <w:sz w:val="22"/>
-            <w:szCs w:val="22"/>
-          </w:rPr>
-          <w:t>@ncsu.edu</w:t>
+          <w:t>nnelson4@ncsu.edu</w:t>
         </w:r>
       </w:hyperlink>
     </w:p>
@@ -9491,6 +9265,7 @@
   <w:style w:type="character" w:default="1" w:styleId="DefaultParagraphFont">
     <w:name w:val="Default Paragraph Font"/>
     <w:uiPriority w:val="1"/>
+    <w:semiHidden/>
     <w:unhideWhenUsed/>
   </w:style>
   <w:style w:type="table" w:default="1" w:styleId="TableNormal">

--- a/assets/CV (Shih-Ni Prim).docx
+++ b/assets/CV (Shih-Ni Prim).docx
@@ -1412,6 +1412,14 @@
           <w:sz w:val="22"/>
           <w:szCs w:val="22"/>
         </w:rPr>
+        <w:t>“</w:t>
+      </w:r>
+      <w:r>
+        <w:rPr>
+          <w:rFonts w:asciiTheme="minorHAnsi" w:hAnsiTheme="minorHAnsi" w:cstheme="minorHAnsi"/>
+          <w:sz w:val="22"/>
+          <w:szCs w:val="22"/>
+        </w:rPr>
         <w:t>H</w:t>
       </w:r>
       <w:r>
@@ -1556,6 +1564,14 @@
           <w:sz w:val="22"/>
           <w:szCs w:val="22"/>
         </w:rPr>
+        <w:t>”</w:t>
+      </w:r>
+      <w:r>
+        <w:rPr>
+          <w:rFonts w:asciiTheme="minorHAnsi" w:hAnsiTheme="minorHAnsi" w:cstheme="minorHAnsi"/>
+          <w:sz w:val="22"/>
+          <w:szCs w:val="22"/>
+        </w:rPr>
         <w:t xml:space="preserve"> </w:t>
       </w:r>
     </w:p>
@@ -1593,7 +1609,7 @@
           <w:szCs w:val="22"/>
         </w:rPr>
         <w:lastRenderedPageBreak/>
-        <w:t>Publications</w:t>
+        <w:t>Peer-reviewed papers</w:t>
       </w:r>
     </w:p>
     <w:p>
@@ -1711,7 +1727,341 @@
           <w:sz w:val="22"/>
           <w:szCs w:val="22"/>
         </w:rPr>
-        <w:t xml:space="preserve"> (Under review)</w:t>
+        <w:t xml:space="preserve"> </w:t>
+      </w:r>
+      <w:r>
+        <w:rPr>
+          <w:rFonts w:asciiTheme="minorHAnsi" w:hAnsiTheme="minorHAnsi" w:cstheme="minorHAnsi"/>
+          <w:b/>
+          <w:bCs/>
+          <w:sz w:val="22"/>
+          <w:szCs w:val="22"/>
+        </w:rPr>
+        <w:t>In</w:t>
+      </w:r>
+      <w:r>
+        <w:rPr>
+          <w:rFonts w:asciiTheme="minorHAnsi" w:hAnsiTheme="minorHAnsi" w:cstheme="minorHAnsi"/>
+          <w:b/>
+          <w:bCs/>
+          <w:sz w:val="22"/>
+          <w:szCs w:val="22"/>
+        </w:rPr>
+        <w:t xml:space="preserve"> review</w:t>
+      </w:r>
+      <w:r>
+        <w:rPr>
+          <w:rFonts w:asciiTheme="minorHAnsi" w:hAnsiTheme="minorHAnsi" w:cstheme="minorHAnsi"/>
+          <w:b/>
+          <w:bCs/>
+          <w:sz w:val="22"/>
+          <w:szCs w:val="22"/>
+        </w:rPr>
+        <w:t>.</w:t>
+      </w:r>
+    </w:p>
+    <w:p>
+      <w:pPr>
+        <w:rPr>
+          <w:rFonts w:asciiTheme="minorHAnsi" w:hAnsiTheme="minorHAnsi" w:cstheme="minorHAnsi"/>
+          <w:i/>
+          <w:iCs/>
+          <w:sz w:val="22"/>
+          <w:szCs w:val="22"/>
+        </w:rPr>
+      </w:pPr>
+    </w:p>
+    <w:p>
+      <w:pPr>
+        <w:rPr>
+          <w:sz w:val="22"/>
+          <w:szCs w:val="22"/>
+        </w:rPr>
+      </w:pPr>
+      <w:r>
+        <w:rPr>
+          <w:rFonts w:asciiTheme="minorHAnsi" w:hAnsiTheme="minorHAnsi" w:cstheme="minorHAnsi"/>
+          <w:sz w:val="22"/>
+          <w:szCs w:val="22"/>
+        </w:rPr>
+        <w:t xml:space="preserve">Chan MD, </w:t>
+      </w:r>
+      <w:r>
+        <w:rPr>
+          <w:rFonts w:asciiTheme="minorHAnsi" w:hAnsiTheme="minorHAnsi" w:cstheme="minorHAnsi"/>
+          <w:b/>
+          <w:bCs/>
+          <w:sz w:val="22"/>
+          <w:szCs w:val="22"/>
+        </w:rPr>
+        <w:t>Prim</w:t>
+      </w:r>
+      <w:r>
+        <w:rPr>
+          <w:rFonts w:asciiTheme="minorHAnsi" w:hAnsiTheme="minorHAnsi" w:cstheme="minorHAnsi"/>
+          <w:sz w:val="22"/>
+          <w:szCs w:val="22"/>
+        </w:rPr>
+        <w:t xml:space="preserve"> </w:t>
+      </w:r>
+      <w:r>
+        <w:rPr>
+          <w:rFonts w:asciiTheme="minorHAnsi" w:hAnsiTheme="minorHAnsi" w:cstheme="minorHAnsi"/>
+          <w:b/>
+          <w:bCs/>
+          <w:sz w:val="22"/>
+          <w:szCs w:val="22"/>
+        </w:rPr>
+        <w:t>S</w:t>
+      </w:r>
+      <w:r>
+        <w:rPr>
+          <w:rFonts w:asciiTheme="minorHAnsi" w:hAnsiTheme="minorHAnsi" w:cstheme="minorHAnsi"/>
+          <w:b/>
+          <w:bCs/>
+          <w:sz w:val="22"/>
+          <w:szCs w:val="22"/>
+        </w:rPr>
+        <w:t>.-N.</w:t>
+      </w:r>
+      <w:r>
+        <w:rPr>
+          <w:rFonts w:asciiTheme="minorHAnsi" w:hAnsiTheme="minorHAnsi" w:cstheme="minorHAnsi"/>
+          <w:sz w:val="22"/>
+          <w:szCs w:val="22"/>
+        </w:rPr>
+        <w:t>, Cramer C, Ruiz J.</w:t>
+      </w:r>
+      <w:r>
+        <w:rPr>
+          <w:rFonts w:asciiTheme="minorHAnsi" w:hAnsiTheme="minorHAnsi" w:cstheme="minorHAnsi"/>
+          <w:sz w:val="22"/>
+          <w:szCs w:val="22"/>
+        </w:rPr>
+        <w:t xml:space="preserve"> (2023),</w:t>
+      </w:r>
+      <w:r>
+        <w:rPr>
+          <w:rFonts w:asciiTheme="minorHAnsi" w:hAnsiTheme="minorHAnsi" w:cstheme="minorHAnsi"/>
+          <w:sz w:val="22"/>
+          <w:szCs w:val="22"/>
+        </w:rPr>
+        <w:t xml:space="preserve"> “Nonrandomized trials in clinical oncology</w:t>
+      </w:r>
+      <w:r>
+        <w:rPr>
+          <w:rFonts w:asciiTheme="minorHAnsi" w:hAnsiTheme="minorHAnsi" w:cstheme="minorHAnsi"/>
+          <w:sz w:val="22"/>
+          <w:szCs w:val="22"/>
+        </w:rPr>
+        <w:t>,</w:t>
+      </w:r>
+      <w:r>
+        <w:rPr>
+          <w:rFonts w:asciiTheme="minorHAnsi" w:hAnsiTheme="minorHAnsi" w:cstheme="minorHAnsi"/>
+          <w:sz w:val="22"/>
+          <w:szCs w:val="22"/>
+        </w:rPr>
+        <w:t xml:space="preserve">” </w:t>
+      </w:r>
+      <w:r>
+        <w:rPr>
+          <w:rFonts w:asciiTheme="minorHAnsi" w:hAnsiTheme="minorHAnsi" w:cstheme="minorHAnsi"/>
+          <w:sz w:val="22"/>
+          <w:szCs w:val="22"/>
+        </w:rPr>
+        <w:t>i</w:t>
+      </w:r>
+      <w:r>
+        <w:rPr>
+          <w:rFonts w:asciiTheme="minorHAnsi" w:hAnsiTheme="minorHAnsi" w:cstheme="minorHAnsi"/>
+          <w:sz w:val="22"/>
+          <w:szCs w:val="22"/>
+        </w:rPr>
+        <w:t xml:space="preserve">n </w:t>
+      </w:r>
+      <w:r>
+        <w:rPr>
+          <w:rFonts w:asciiTheme="minorHAnsi" w:hAnsiTheme="minorHAnsi" w:cstheme="minorHAnsi"/>
+          <w:sz w:val="22"/>
+          <w:szCs w:val="22"/>
+        </w:rPr>
+        <w:t>Handbook for Designing and Conducting Clinical and Translational Research: Translational Radiation Oncology</w:t>
+      </w:r>
+      <w:r>
+        <w:rPr>
+          <w:sz w:val="22"/>
+          <w:szCs w:val="22"/>
+        </w:rPr>
+        <w:t>, edited by Adam E. M. Eltorai, Jeffrey A. Bakal, Daniel W. Kim, David E. Wazer, Academic Press</w:t>
+      </w:r>
+      <w:r>
+        <w:rPr>
+          <w:sz w:val="22"/>
+          <w:szCs w:val="22"/>
+        </w:rPr>
+        <w:t xml:space="preserve">, pp. </w:t>
+      </w:r>
+      <w:r>
+        <w:rPr>
+          <w:sz w:val="22"/>
+          <w:szCs w:val="22"/>
+        </w:rPr>
+        <w:t xml:space="preserve">313–284. </w:t>
+      </w:r>
+    </w:p>
+    <w:p>
+      <w:pPr>
+        <w:rPr>
+          <w:sz w:val="22"/>
+          <w:szCs w:val="22"/>
+        </w:rPr>
+      </w:pPr>
+    </w:p>
+    <w:p>
+      <w:pPr>
+        <w:rPr>
+          <w:rFonts w:asciiTheme="minorHAnsi" w:hAnsiTheme="minorHAnsi" w:cstheme="minorHAnsi"/>
+          <w:sz w:val="22"/>
+          <w:szCs w:val="22"/>
+        </w:rPr>
+      </w:pPr>
+      <w:r>
+        <w:rPr>
+          <w:rFonts w:asciiTheme="minorHAnsi" w:hAnsiTheme="minorHAnsi" w:cstheme="minorHAnsi"/>
+          <w:sz w:val="22"/>
+          <w:szCs w:val="22"/>
+        </w:rPr>
+        <w:t xml:space="preserve">Helis CA, </w:t>
+      </w:r>
+      <w:r>
+        <w:rPr>
+          <w:rFonts w:asciiTheme="minorHAnsi" w:hAnsiTheme="minorHAnsi" w:cstheme="minorHAnsi"/>
+          <w:b/>
+          <w:bCs/>
+          <w:sz w:val="22"/>
+          <w:szCs w:val="22"/>
+        </w:rPr>
+        <w:t>Prim</w:t>
+      </w:r>
+      <w:r>
+        <w:rPr>
+          <w:rFonts w:asciiTheme="minorHAnsi" w:hAnsiTheme="minorHAnsi" w:cstheme="minorHAnsi"/>
+          <w:sz w:val="22"/>
+          <w:szCs w:val="22"/>
+        </w:rPr>
+        <w:t xml:space="preserve"> </w:t>
+      </w:r>
+      <w:r>
+        <w:rPr>
+          <w:rFonts w:asciiTheme="minorHAnsi" w:hAnsiTheme="minorHAnsi" w:cstheme="minorHAnsi"/>
+          <w:b/>
+          <w:bCs/>
+          <w:sz w:val="22"/>
+          <w:szCs w:val="22"/>
+        </w:rPr>
+        <w:t>S</w:t>
+      </w:r>
+      <w:r>
+        <w:rPr>
+          <w:rFonts w:asciiTheme="minorHAnsi" w:hAnsiTheme="minorHAnsi" w:cstheme="minorHAnsi"/>
+          <w:b/>
+          <w:bCs/>
+          <w:sz w:val="22"/>
+          <w:szCs w:val="22"/>
+        </w:rPr>
+        <w:t>.-N.</w:t>
+      </w:r>
+      <w:r>
+        <w:rPr>
+          <w:rFonts w:asciiTheme="minorHAnsi" w:hAnsiTheme="minorHAnsi" w:cstheme="minorHAnsi"/>
+          <w:sz w:val="22"/>
+          <w:szCs w:val="22"/>
+        </w:rPr>
+        <w:t>, Cramer CK, Strowd R, Lesser GJ, White JJ, Tatter SB, Laxton AW, Whitlow C, Lo H, Debinski W, Ververs JD, Black PJ, Chan MD</w:t>
+      </w:r>
+      <w:r>
+        <w:rPr>
+          <w:rFonts w:asciiTheme="minorHAnsi" w:hAnsiTheme="minorHAnsi" w:cstheme="minorHAnsi"/>
+          <w:sz w:val="22"/>
+          <w:szCs w:val="22"/>
+        </w:rPr>
+        <w:t xml:space="preserve"> (2022),</w:t>
+      </w:r>
+      <w:r>
+        <w:rPr>
+          <w:rFonts w:asciiTheme="minorHAnsi" w:hAnsiTheme="minorHAnsi" w:cstheme="minorHAnsi"/>
+          <w:sz w:val="22"/>
+          <w:szCs w:val="22"/>
+        </w:rPr>
+        <w:t xml:space="preserve"> “Clinical outcomes of dose-escalated re-irradiation in patients with recurrent high-grade glioma</w:t>
+      </w:r>
+      <w:r>
+        <w:rPr>
+          <w:rFonts w:asciiTheme="minorHAnsi" w:hAnsiTheme="minorHAnsi" w:cstheme="minorHAnsi"/>
+          <w:sz w:val="22"/>
+          <w:szCs w:val="22"/>
+        </w:rPr>
+        <w:t>,</w:t>
+      </w:r>
+      <w:r>
+        <w:rPr>
+          <w:rFonts w:asciiTheme="minorHAnsi" w:hAnsiTheme="minorHAnsi" w:cstheme="minorHAnsi"/>
+          <w:sz w:val="22"/>
+          <w:szCs w:val="22"/>
+        </w:rPr>
+        <w:t xml:space="preserve">” </w:t>
+      </w:r>
+      <w:r>
+        <w:rPr>
+          <w:rFonts w:asciiTheme="minorHAnsi" w:hAnsiTheme="minorHAnsi" w:cstheme="minorHAnsi"/>
+          <w:sz w:val="22"/>
+          <w:szCs w:val="22"/>
+        </w:rPr>
+        <w:t>Neuro-Oncology Practice</w:t>
+      </w:r>
+      <w:r>
+        <w:rPr>
+          <w:rFonts w:asciiTheme="minorHAnsi" w:hAnsiTheme="minorHAnsi" w:cstheme="minorHAnsi"/>
+          <w:sz w:val="22"/>
+          <w:szCs w:val="22"/>
+        </w:rPr>
+        <w:t>, 9, 390–401</w:t>
+      </w:r>
+      <w:r>
+        <w:rPr>
+          <w:rFonts w:asciiTheme="minorHAnsi" w:hAnsiTheme="minorHAnsi" w:cstheme="minorHAnsi"/>
+          <w:sz w:val="22"/>
+          <w:szCs w:val="22"/>
+        </w:rPr>
+        <w:t xml:space="preserve">. </w:t>
+      </w:r>
+    </w:p>
+    <w:p>
+      <w:pPr>
+        <w:rPr>
+          <w:rFonts w:asciiTheme="minorHAnsi" w:hAnsiTheme="minorHAnsi" w:cstheme="minorHAnsi"/>
+          <w:sz w:val="22"/>
+          <w:szCs w:val="22"/>
+        </w:rPr>
+      </w:pPr>
+    </w:p>
+    <w:p>
+      <w:pPr>
+        <w:pStyle w:val="Heading1"/>
+        <w:rPr>
+          <w:rFonts w:asciiTheme="minorHAnsi" w:hAnsiTheme="minorHAnsi" w:cstheme="minorHAnsi"/>
+          <w:sz w:val="22"/>
+          <w:szCs w:val="22"/>
+        </w:rPr>
+      </w:pPr>
+      <w:r>
+        <w:rPr>
+          <w:rFonts w:asciiTheme="minorHAnsi" w:hAnsiTheme="minorHAnsi" w:cstheme="minorHAnsi"/>
+          <w:sz w:val="22"/>
+          <w:szCs w:val="22"/>
+        </w:rPr>
+        <w:t>online resources</w:t>
       </w:r>
     </w:p>
     <w:p>
@@ -1889,283 +2239,6 @@
       <w:pPr>
         <w:rPr>
           <w:rFonts w:asciiTheme="minorHAnsi" w:hAnsiTheme="minorHAnsi" w:cstheme="minorHAnsi"/>
-          <w:i/>
-          <w:iCs/>
-          <w:sz w:val="22"/>
-          <w:szCs w:val="22"/>
-        </w:rPr>
-      </w:pPr>
-    </w:p>
-    <w:p>
-      <w:pPr>
-        <w:rPr>
-          <w:sz w:val="22"/>
-          <w:szCs w:val="22"/>
-        </w:rPr>
-      </w:pPr>
-      <w:r>
-        <w:rPr>
-          <w:rFonts w:asciiTheme="minorHAnsi" w:hAnsiTheme="minorHAnsi" w:cstheme="minorHAnsi"/>
-          <w:sz w:val="22"/>
-          <w:szCs w:val="22"/>
-        </w:rPr>
-        <w:t xml:space="preserve">Chan MD, </w:t>
-      </w:r>
-      <w:r>
-        <w:rPr>
-          <w:rFonts w:asciiTheme="minorHAnsi" w:hAnsiTheme="minorHAnsi" w:cstheme="minorHAnsi"/>
-          <w:b/>
-          <w:bCs/>
-          <w:sz w:val="22"/>
-          <w:szCs w:val="22"/>
-        </w:rPr>
-        <w:t>Prim</w:t>
-      </w:r>
-      <w:r>
-        <w:rPr>
-          <w:rFonts w:asciiTheme="minorHAnsi" w:hAnsiTheme="minorHAnsi" w:cstheme="minorHAnsi"/>
-          <w:sz w:val="22"/>
-          <w:szCs w:val="22"/>
-        </w:rPr>
-        <w:t xml:space="preserve"> </w:t>
-      </w:r>
-      <w:r>
-        <w:rPr>
-          <w:rFonts w:asciiTheme="minorHAnsi" w:hAnsiTheme="minorHAnsi" w:cstheme="minorHAnsi"/>
-          <w:b/>
-          <w:bCs/>
-          <w:sz w:val="22"/>
-          <w:szCs w:val="22"/>
-        </w:rPr>
-        <w:t>S</w:t>
-      </w:r>
-      <w:r>
-        <w:rPr>
-          <w:rFonts w:asciiTheme="minorHAnsi" w:hAnsiTheme="minorHAnsi" w:cstheme="minorHAnsi"/>
-          <w:b/>
-          <w:bCs/>
-          <w:sz w:val="22"/>
-          <w:szCs w:val="22"/>
-        </w:rPr>
-        <w:t>.-N.</w:t>
-      </w:r>
-      <w:r>
-        <w:rPr>
-          <w:rFonts w:asciiTheme="minorHAnsi" w:hAnsiTheme="minorHAnsi" w:cstheme="minorHAnsi"/>
-          <w:sz w:val="22"/>
-          <w:szCs w:val="22"/>
-        </w:rPr>
-        <w:t>, Cramer C, Ruiz J.</w:t>
-      </w:r>
-      <w:r>
-        <w:rPr>
-          <w:rFonts w:asciiTheme="minorHAnsi" w:hAnsiTheme="minorHAnsi" w:cstheme="minorHAnsi"/>
-          <w:sz w:val="22"/>
-          <w:szCs w:val="22"/>
-        </w:rPr>
-        <w:t xml:space="preserve"> (2023),</w:t>
-      </w:r>
-      <w:r>
-        <w:rPr>
-          <w:rFonts w:asciiTheme="minorHAnsi" w:hAnsiTheme="minorHAnsi" w:cstheme="minorHAnsi"/>
-          <w:sz w:val="22"/>
-          <w:szCs w:val="22"/>
-        </w:rPr>
-        <w:t xml:space="preserve"> “Nonrandomized trials in clinical oncology</w:t>
-      </w:r>
-      <w:r>
-        <w:rPr>
-          <w:rFonts w:asciiTheme="minorHAnsi" w:hAnsiTheme="minorHAnsi" w:cstheme="minorHAnsi"/>
-          <w:sz w:val="22"/>
-          <w:szCs w:val="22"/>
-        </w:rPr>
-        <w:t>,</w:t>
-      </w:r>
-      <w:r>
-        <w:rPr>
-          <w:rFonts w:asciiTheme="minorHAnsi" w:hAnsiTheme="minorHAnsi" w:cstheme="minorHAnsi"/>
-          <w:sz w:val="22"/>
-          <w:szCs w:val="22"/>
-        </w:rPr>
-        <w:t xml:space="preserve">” </w:t>
-      </w:r>
-      <w:r>
-        <w:rPr>
-          <w:rFonts w:asciiTheme="minorHAnsi" w:hAnsiTheme="minorHAnsi" w:cstheme="minorHAnsi"/>
-          <w:sz w:val="22"/>
-          <w:szCs w:val="22"/>
-        </w:rPr>
-        <w:t>i</w:t>
-      </w:r>
-      <w:r>
-        <w:rPr>
-          <w:rFonts w:asciiTheme="minorHAnsi" w:hAnsiTheme="minorHAnsi" w:cstheme="minorHAnsi"/>
-          <w:sz w:val="22"/>
-          <w:szCs w:val="22"/>
-        </w:rPr>
-        <w:t xml:space="preserve">n </w:t>
-      </w:r>
-      <w:r>
-        <w:rPr>
-          <w:rFonts w:asciiTheme="minorHAnsi" w:hAnsiTheme="minorHAnsi" w:cstheme="minorHAnsi"/>
-          <w:sz w:val="22"/>
-          <w:szCs w:val="22"/>
-        </w:rPr>
-        <w:t>Handbook for Designing and Conducting Clinical and Translational Research: Translational Radiation Oncology</w:t>
-      </w:r>
-      <w:r>
-        <w:rPr>
-          <w:sz w:val="22"/>
-          <w:szCs w:val="22"/>
-        </w:rPr>
-        <w:t>, edited by Adam E. M. Eltorai, Jeffrey A. Bakal, Daniel W. Kim, David E. Wazer, Academic Press</w:t>
-      </w:r>
-      <w:r>
-        <w:rPr>
-          <w:sz w:val="22"/>
-          <w:szCs w:val="22"/>
-        </w:rPr>
-        <w:t xml:space="preserve">, pp. </w:t>
-      </w:r>
-      <w:r>
-        <w:rPr>
-          <w:sz w:val="22"/>
-          <w:szCs w:val="22"/>
-        </w:rPr>
-        <w:t xml:space="preserve">313–284. </w:t>
-      </w:r>
-    </w:p>
-    <w:p>
-      <w:pPr>
-        <w:rPr>
-          <w:sz w:val="22"/>
-          <w:szCs w:val="22"/>
-        </w:rPr>
-      </w:pPr>
-    </w:p>
-    <w:p>
-      <w:pPr>
-        <w:rPr>
-          <w:rFonts w:asciiTheme="minorHAnsi" w:hAnsiTheme="minorHAnsi" w:cstheme="minorHAnsi"/>
-          <w:sz w:val="22"/>
-          <w:szCs w:val="22"/>
-        </w:rPr>
-      </w:pPr>
-      <w:r>
-        <w:rPr>
-          <w:rFonts w:asciiTheme="minorHAnsi" w:hAnsiTheme="minorHAnsi" w:cstheme="minorHAnsi"/>
-          <w:sz w:val="22"/>
-          <w:szCs w:val="22"/>
-        </w:rPr>
-        <w:t xml:space="preserve">Helis CA, </w:t>
-      </w:r>
-      <w:r>
-        <w:rPr>
-          <w:rFonts w:asciiTheme="minorHAnsi" w:hAnsiTheme="minorHAnsi" w:cstheme="minorHAnsi"/>
-          <w:b/>
-          <w:bCs/>
-          <w:sz w:val="22"/>
-          <w:szCs w:val="22"/>
-        </w:rPr>
-        <w:t>Prim</w:t>
-      </w:r>
-      <w:r>
-        <w:rPr>
-          <w:rFonts w:asciiTheme="minorHAnsi" w:hAnsiTheme="minorHAnsi" w:cstheme="minorHAnsi"/>
-          <w:sz w:val="22"/>
-          <w:szCs w:val="22"/>
-        </w:rPr>
-        <w:t xml:space="preserve"> </w:t>
-      </w:r>
-      <w:r>
-        <w:rPr>
-          <w:rFonts w:asciiTheme="minorHAnsi" w:hAnsiTheme="minorHAnsi" w:cstheme="minorHAnsi"/>
-          <w:b/>
-          <w:bCs/>
-          <w:sz w:val="22"/>
-          <w:szCs w:val="22"/>
-        </w:rPr>
-        <w:t>S</w:t>
-      </w:r>
-      <w:r>
-        <w:rPr>
-          <w:rFonts w:asciiTheme="minorHAnsi" w:hAnsiTheme="minorHAnsi" w:cstheme="minorHAnsi"/>
-          <w:b/>
-          <w:bCs/>
-          <w:sz w:val="22"/>
-          <w:szCs w:val="22"/>
-        </w:rPr>
-        <w:t>.-N.</w:t>
-      </w:r>
-      <w:r>
-        <w:rPr>
-          <w:rFonts w:asciiTheme="minorHAnsi" w:hAnsiTheme="minorHAnsi" w:cstheme="minorHAnsi"/>
-          <w:sz w:val="22"/>
-          <w:szCs w:val="22"/>
-        </w:rPr>
-        <w:t>, Cramer CK, Strowd R, Lesser GJ, White JJ, Tatter SB, Laxton AW, Whitlow C, Lo H, Debinski W, Ververs JD, Black PJ, Chan MD</w:t>
-      </w:r>
-      <w:r>
-        <w:rPr>
-          <w:rFonts w:asciiTheme="minorHAnsi" w:hAnsiTheme="minorHAnsi" w:cstheme="minorHAnsi"/>
-          <w:sz w:val="22"/>
-          <w:szCs w:val="22"/>
-        </w:rPr>
-        <w:t xml:space="preserve"> (2022),</w:t>
-      </w:r>
-      <w:r>
-        <w:rPr>
-          <w:rFonts w:asciiTheme="minorHAnsi" w:hAnsiTheme="minorHAnsi" w:cstheme="minorHAnsi"/>
-          <w:sz w:val="22"/>
-          <w:szCs w:val="22"/>
-        </w:rPr>
-        <w:t xml:space="preserve"> “Clinical outcomes of dose-escalated re-irradiation in patients with recurrent high-grade glioma</w:t>
-      </w:r>
-      <w:r>
-        <w:rPr>
-          <w:rFonts w:asciiTheme="minorHAnsi" w:hAnsiTheme="minorHAnsi" w:cstheme="minorHAnsi"/>
-          <w:sz w:val="22"/>
-          <w:szCs w:val="22"/>
-        </w:rPr>
-        <w:t>,</w:t>
-      </w:r>
-      <w:r>
-        <w:rPr>
-          <w:rFonts w:asciiTheme="minorHAnsi" w:hAnsiTheme="minorHAnsi" w:cstheme="minorHAnsi"/>
-          <w:sz w:val="22"/>
-          <w:szCs w:val="22"/>
-        </w:rPr>
-        <w:t xml:space="preserve">” </w:t>
-      </w:r>
-      <w:r>
-        <w:rPr>
-          <w:rFonts w:asciiTheme="minorHAnsi" w:hAnsiTheme="minorHAnsi" w:cstheme="minorHAnsi"/>
-          <w:sz w:val="22"/>
-          <w:szCs w:val="22"/>
-        </w:rPr>
-        <w:t>Neuro-Oncology Practice</w:t>
-      </w:r>
-      <w:r>
-        <w:rPr>
-          <w:rFonts w:asciiTheme="minorHAnsi" w:hAnsiTheme="minorHAnsi" w:cstheme="minorHAnsi"/>
-          <w:sz w:val="22"/>
-          <w:szCs w:val="22"/>
-        </w:rPr>
-        <w:t>, 9, 390–401</w:t>
-      </w:r>
-      <w:r>
-        <w:rPr>
-          <w:rFonts w:asciiTheme="minorHAnsi" w:hAnsiTheme="minorHAnsi" w:cstheme="minorHAnsi"/>
-          <w:sz w:val="22"/>
-          <w:szCs w:val="22"/>
-        </w:rPr>
-        <w:t xml:space="preserve">. </w:t>
-      </w:r>
-    </w:p>
-    <w:p>
-      <w:pPr>
-        <w:rPr>
-          <w:rFonts w:asciiTheme="minorHAnsi" w:hAnsiTheme="minorHAnsi" w:cstheme="minorHAnsi"/>
           <w:sz w:val="22"/>
           <w:szCs w:val="22"/>
         </w:rPr>
@@ -2950,7 +3023,16 @@
           <w:sz w:val="22"/>
           <w:szCs w:val="22"/>
         </w:rPr>
-        <w:t>Constructed fully Bayesian MCMC algorithms in R with different priors and capacity (multivariate vs univariate outcomes) to compare model performance</w:t>
+        <w:t xml:space="preserve">Constructed fully Bayesian MCMC algorithms in R with different priors and capacity </w:t>
+      </w:r>
+      <w:r>
+        <w:rPr>
+          <w:rFonts w:asciiTheme="minorHAnsi" w:hAnsiTheme="minorHAnsi" w:cstheme="minorHAnsi"/>
+          <w:sz w:val="22"/>
+          <w:szCs w:val="22"/>
+        </w:rPr>
+        <w:lastRenderedPageBreak/>
+        <w:t>(multivariate vs univariate outcomes) to compare model performance</w:t>
       </w:r>
     </w:p>
     <w:p>
@@ -2982,19 +3064,31 @@
         </w:tabs>
         <w:rPr>
           <w:rFonts w:asciiTheme="minorHAnsi" w:hAnsiTheme="minorHAnsi" w:cstheme="minorHAnsi"/>
-          <w:bCs/>
-          <w:sz w:val="22"/>
-          <w:szCs w:val="22"/>
-        </w:rPr>
-      </w:pPr>
-      <w:r>
-        <w:rPr>
-          <w:rFonts w:asciiTheme="minorHAnsi" w:hAnsiTheme="minorHAnsi" w:cstheme="minorHAnsi"/>
-          <w:b/>
-          <w:sz w:val="22"/>
-          <w:szCs w:val="22"/>
-        </w:rPr>
-        <w:lastRenderedPageBreak/>
+          <w:b/>
+          <w:sz w:val="22"/>
+          <w:szCs w:val="22"/>
+        </w:rPr>
+      </w:pPr>
+    </w:p>
+    <w:p>
+      <w:pPr>
+        <w:tabs>
+          <w:tab w:val="right" w:pos="8640"/>
+        </w:tabs>
+        <w:rPr>
+          <w:rFonts w:asciiTheme="minorHAnsi" w:hAnsiTheme="minorHAnsi" w:cstheme="minorHAnsi"/>
+          <w:bCs/>
+          <w:sz w:val="22"/>
+          <w:szCs w:val="22"/>
+        </w:rPr>
+      </w:pPr>
+      <w:r>
+        <w:rPr>
+          <w:rFonts w:asciiTheme="minorHAnsi" w:hAnsiTheme="minorHAnsi" w:cstheme="minorHAnsi"/>
+          <w:b/>
+          <w:sz w:val="22"/>
+          <w:szCs w:val="22"/>
+        </w:rPr>
         <w:t xml:space="preserve">Research </w:t>
       </w:r>
       <w:r>
@@ -4136,45 +4230,6 @@
         </w:rPr>
         <w:t>Duties: Grade homework and hold weekly office hours</w:t>
       </w:r>
-    </w:p>
-    <w:p>
-      <w:pPr>
-        <w:tabs>
-          <w:tab w:val="right" w:pos="8640"/>
-        </w:tabs>
-        <w:rPr>
-          <w:rFonts w:asciiTheme="minorHAnsi" w:hAnsiTheme="minorHAnsi" w:cstheme="minorHAnsi"/>
-          <w:bCs/>
-          <w:sz w:val="22"/>
-          <w:szCs w:val="22"/>
-        </w:rPr>
-      </w:pPr>
-    </w:p>
-    <w:p>
-      <w:pPr>
-        <w:tabs>
-          <w:tab w:val="right" w:pos="8640"/>
-        </w:tabs>
-        <w:rPr>
-          <w:rFonts w:asciiTheme="minorHAnsi" w:hAnsiTheme="minorHAnsi" w:cstheme="minorHAnsi"/>
-          <w:bCs/>
-          <w:sz w:val="22"/>
-          <w:szCs w:val="22"/>
-        </w:rPr>
-      </w:pPr>
-    </w:p>
-    <w:p>
-      <w:pPr>
-        <w:tabs>
-          <w:tab w:val="right" w:pos="8640"/>
-        </w:tabs>
-        <w:rPr>
-          <w:rFonts w:asciiTheme="minorHAnsi" w:hAnsiTheme="minorHAnsi" w:cstheme="minorHAnsi"/>
-          <w:bCs/>
-          <w:sz w:val="22"/>
-          <w:szCs w:val="22"/>
-        </w:rPr>
-      </w:pPr>
     </w:p>
     <w:p>
       <w:pPr>

--- a/assets/CV (Shih-Ni Prim).docx
+++ b/assets/CV (Shih-Ni Prim).docx
@@ -589,8 +589,18 @@
           <w:sz w:val="22"/>
           <w:szCs w:val="22"/>
         </w:rPr>
-        <w:t>Das Lied von der Erde</w:t>
-      </w:r>
+        <w:t xml:space="preserve">Das Lied von der </w:t>
+      </w:r>
+      <w:proofErr w:type="spellStart"/>
+      <w:r>
+        <w:rPr>
+          <w:i/>
+          <w:sz w:val="22"/>
+          <w:szCs w:val="22"/>
+        </w:rPr>
+        <w:t>Erde</w:t>
+      </w:r>
+      <w:proofErr w:type="spellEnd"/>
       <w:r>
         <w:rPr>
           <w:sz w:val="22"/>
@@ -1348,13 +1358,23 @@
           <w:szCs w:val="22"/>
         </w:rPr>
       </w:pPr>
-      <w:r>
-        <w:rPr>
-          <w:rFonts w:asciiTheme="minorHAnsi" w:hAnsiTheme="minorHAnsi" w:cstheme="minorHAnsi"/>
-          <w:sz w:val="22"/>
-          <w:szCs w:val="22"/>
-        </w:rPr>
-        <w:t>Phlips,</w:t>
+      <w:proofErr w:type="spellStart"/>
+      <w:r>
+        <w:rPr>
+          <w:rFonts w:asciiTheme="minorHAnsi" w:hAnsiTheme="minorHAnsi" w:cstheme="minorHAnsi"/>
+          <w:sz w:val="22"/>
+          <w:szCs w:val="22"/>
+        </w:rPr>
+        <w:t>Phlips</w:t>
+      </w:r>
+      <w:proofErr w:type="spellEnd"/>
+      <w:r>
+        <w:rPr>
+          <w:rFonts w:asciiTheme="minorHAnsi" w:hAnsiTheme="minorHAnsi" w:cstheme="minorHAnsi"/>
+          <w:sz w:val="22"/>
+          <w:szCs w:val="22"/>
+        </w:rPr>
+        <w:t>,</w:t>
       </w:r>
       <w:r>
         <w:rPr>
@@ -1893,7 +1913,39 @@
           <w:sz w:val="22"/>
           <w:szCs w:val="22"/>
         </w:rPr>
-        <w:t>, edited by Adam E. M. Eltorai, Jeffrey A. Bakal, Daniel W. Kim, David E. Wazer, Academic Press</w:t>
+        <w:t xml:space="preserve">, edited by Adam E. M. </w:t>
+      </w:r>
+      <w:proofErr w:type="spellStart"/>
+      <w:r>
+        <w:rPr>
+          <w:sz w:val="22"/>
+          <w:szCs w:val="22"/>
+        </w:rPr>
+        <w:t>Eltorai</w:t>
+      </w:r>
+      <w:proofErr w:type="spellEnd"/>
+      <w:r>
+        <w:rPr>
+          <w:sz w:val="22"/>
+          <w:szCs w:val="22"/>
+        </w:rPr>
+        <w:t xml:space="preserve">, Jeffrey A. Bakal, Daniel W. Kim, David E. </w:t>
+      </w:r>
+      <w:proofErr w:type="spellStart"/>
+      <w:r>
+        <w:rPr>
+          <w:sz w:val="22"/>
+          <w:szCs w:val="22"/>
+        </w:rPr>
+        <w:t>Wazer</w:t>
+      </w:r>
+      <w:proofErr w:type="spellEnd"/>
+      <w:r>
+        <w:rPr>
+          <w:sz w:val="22"/>
+          <w:szCs w:val="22"/>
+        </w:rPr>
+        <w:t>, Academic Press</w:t>
       </w:r>
       <w:r>
         <w:rPr>
@@ -1978,7 +2030,25 @@
           <w:sz w:val="22"/>
           <w:szCs w:val="22"/>
         </w:rPr>
-        <w:t>, Cramer CK, Strowd R, Lesser GJ, White JJ, Tatter SB, Laxton AW, Whitlow C, Lo H, Debinski W, Ververs JD, Black PJ, Chan MD</w:t>
+        <w:t xml:space="preserve">, Cramer CK, Strowd R, Lesser GJ, White JJ, Tatter SB, Laxton AW, Whitlow C, Lo H, </w:t>
+      </w:r>
+      <w:proofErr w:type="spellStart"/>
+      <w:r>
+        <w:rPr>
+          <w:rFonts w:asciiTheme="minorHAnsi" w:hAnsiTheme="minorHAnsi" w:cstheme="minorHAnsi"/>
+          <w:sz w:val="22"/>
+          <w:szCs w:val="22"/>
+        </w:rPr>
+        <w:t>Debinski</w:t>
+      </w:r>
+      <w:proofErr w:type="spellEnd"/>
+      <w:r>
+        <w:rPr>
+          <w:rFonts w:asciiTheme="minorHAnsi" w:hAnsiTheme="minorHAnsi" w:cstheme="minorHAnsi"/>
+          <w:sz w:val="22"/>
+          <w:szCs w:val="22"/>
+        </w:rPr>
+        <w:t xml:space="preserve"> W, Ververs JD, Black PJ, Chan MD</w:t>
       </w:r>
       <w:r>
         <w:rPr>
@@ -2223,8 +2293,19 @@
             <w:sz w:val="22"/>
             <w:szCs w:val="22"/>
           </w:rPr>
-          <w:t>go.ncsu.edu/mlprimer</w:t>
+          <w:t>go.ncsu.edu/</w:t>
         </w:r>
+        <w:proofErr w:type="spellStart"/>
+        <w:r>
+          <w:rPr>
+            <w:rStyle w:val="Hyperlink"/>
+            <w:rFonts w:asciiTheme="minorHAnsi" w:hAnsiTheme="minorHAnsi" w:cstheme="minorHAnsi"/>
+            <w:sz w:val="22"/>
+            <w:szCs w:val="22"/>
+          </w:rPr>
+          <w:t>mlprimer</w:t>
+        </w:r>
+        <w:proofErr w:type="spellEnd"/>
       </w:hyperlink>
       <w:r>
         <w:rPr>
@@ -3054,7 +3135,25 @@
           <w:sz w:val="22"/>
           <w:szCs w:val="22"/>
         </w:rPr>
-        <w:t>Paper uploaded to arXiv and under review at Journal of the American Statistical Association</w:t>
+        <w:t xml:space="preserve">Paper uploaded to </w:t>
+      </w:r>
+      <w:proofErr w:type="spellStart"/>
+      <w:r>
+        <w:rPr>
+          <w:rFonts w:asciiTheme="minorHAnsi" w:hAnsiTheme="minorHAnsi" w:cstheme="minorHAnsi"/>
+          <w:sz w:val="22"/>
+          <w:szCs w:val="22"/>
+        </w:rPr>
+        <w:t>arXiv</w:t>
+      </w:r>
+      <w:proofErr w:type="spellEnd"/>
+      <w:r>
+        <w:rPr>
+          <w:rFonts w:asciiTheme="minorHAnsi" w:hAnsiTheme="minorHAnsi" w:cstheme="minorHAnsi"/>
+          <w:sz w:val="22"/>
+          <w:szCs w:val="22"/>
+        </w:rPr>
+        <w:t xml:space="preserve"> and under review at Journal of the American Statistical Association</w:t>
       </w:r>
     </w:p>
     <w:p>
@@ -4053,7 +4152,27 @@
           <w:sz w:val="22"/>
           <w:szCs w:val="22"/>
         </w:rPr>
-        <w:t>Mentor students for their data science projects at RuralWorks (NC State) and Summer Research and Innovation Programs (NC School of Science and Mathematics)</w:t>
+        <w:t xml:space="preserve">Mentor students for their data science projects at </w:t>
+      </w:r>
+      <w:proofErr w:type="spellStart"/>
+      <w:r>
+        <w:rPr>
+          <w:rFonts w:asciiTheme="minorHAnsi" w:hAnsiTheme="minorHAnsi" w:cstheme="minorHAnsi"/>
+          <w:bCs/>
+          <w:sz w:val="22"/>
+          <w:szCs w:val="22"/>
+        </w:rPr>
+        <w:t>RuralWorks</w:t>
+      </w:r>
+      <w:proofErr w:type="spellEnd"/>
+      <w:r>
+        <w:rPr>
+          <w:rFonts w:asciiTheme="minorHAnsi" w:hAnsiTheme="minorHAnsi" w:cstheme="minorHAnsi"/>
+          <w:bCs/>
+          <w:sz w:val="22"/>
+          <w:szCs w:val="22"/>
+        </w:rPr>
+        <w:t xml:space="preserve"> (NC State) and Summer Research and Innovation Programs (NC School of Science and Mathematics)</w:t>
       </w:r>
     </w:p>
     <w:p>
@@ -5667,7 +5786,27 @@
           <w:sz w:val="22"/>
           <w:szCs w:val="22"/>
         </w:rPr>
-        <w:t>Email: bjreich @ncsu.edu</w:t>
+        <w:t xml:space="preserve">Email: </w:t>
+      </w:r>
+      <w:hyperlink r:id="rId8" w:history="1">
+        <w:r>
+          <w:rPr>
+            <w:rStyle w:val="Hyperlink"/>
+            <w:rFonts w:asciiTheme="minorHAnsi" w:hAnsiTheme="minorHAnsi" w:cstheme="minorHAnsi"/>
+            <w:sz w:val="22"/>
+            <w:szCs w:val="22"/>
+          </w:rPr>
+          <w:t>bjreich@ncsu.edu</w:t>
+        </w:r>
+      </w:hyperlink>
+      <w:r>
+        <w:rPr>
+          <w:rFonts w:asciiTheme="minorHAnsi" w:hAnsiTheme="minorHAnsi" w:cstheme="minorHAnsi" w:hint="eastAsia"/>
+          <w:sz w:val="22"/>
+          <w:szCs w:val="22"/>
+          <w:lang w:eastAsia="zh-TW"/>
+        </w:rPr>
+        <w:t xml:space="preserve"> </w:t>
       </w:r>
     </w:p>
     <w:p>
@@ -5772,7 +5911,7 @@
         </w:rPr>
         <w:t xml:space="preserve">Email: </w:t>
       </w:r>
-      <w:hyperlink r:id="rId8" w:history="1">
+      <w:hyperlink r:id="rId9" w:history="1">
         <w:r>
           <w:rPr>
             <w:rStyle w:val="Hyperlink"/>
@@ -5877,7 +6016,7 @@
         </w:rPr>
         <w:t xml:space="preserve">: </w:t>
       </w:r>
-      <w:hyperlink r:id="rId9" w:history="1">
+      <w:hyperlink r:id="rId10" w:history="1">
         <w:r>
           <w:rPr>
             <w:rStyle w:val="Hyperlink"/>
@@ -5983,7 +6122,7 @@
         </w:rPr>
         <w:t xml:space="preserve">Email: </w:t>
       </w:r>
-      <w:hyperlink r:id="rId10" w:history="1">
+      <w:hyperlink r:id="rId11" w:history="1">
         <w:r>
           <w:rPr>
             <w:rStyle w:val="Hyperlink"/>
@@ -6081,7 +6220,7 @@
         </w:rPr>
         <w:t xml:space="preserve">Email: </w:t>
       </w:r>
-      <w:hyperlink r:id="rId11" w:history="1">
+      <w:hyperlink r:id="rId12" w:history="1">
         <w:r>
           <w:rPr>
             <w:rStyle w:val="Hyperlink"/>
@@ -6210,7 +6349,7 @@
         </w:rPr>
         <w:t xml:space="preserve">Email: </w:t>
       </w:r>
-      <w:hyperlink r:id="rId12" w:history="1">
+      <w:hyperlink r:id="rId13" w:history="1">
         <w:r>
           <w:rPr>
             <w:rStyle w:val="Hyperlink"/>
@@ -6251,7 +6390,7 @@
       </w:pPr>
     </w:p>
     <w:sectPr>
-      <w:footerReference w:type="default" r:id="rId13"/>
+      <w:footerReference w:type="default" r:id="rId14"/>
       <w:pgSz w:w="12240" w:h="15840"/>
       <w:pgMar w:top="1440" w:right="1440" w:bottom="1440" w:left="1800" w:header="720" w:footer="720" w:gutter="0"/>
       <w:cols w:space="720"/>

--- a/assets/CV (Shih-Ni Prim).docx
+++ b/assets/CV (Shih-Ni Prim).docx
@@ -589,18 +589,8 @@
           <w:sz w:val="22"/>
           <w:szCs w:val="22"/>
         </w:rPr>
-        <w:t xml:space="preserve">Das Lied von der </w:t>
-      </w:r>
-      <w:proofErr w:type="spellStart"/>
-      <w:r>
-        <w:rPr>
-          <w:i/>
-          <w:sz w:val="22"/>
-          <w:szCs w:val="22"/>
-        </w:rPr>
-        <w:t>Erde</w:t>
-      </w:r>
-      <w:proofErr w:type="spellEnd"/>
+        <w:t>Das Lied von der Erde</w:t>
+      </w:r>
       <w:r>
         <w:rPr>
           <w:sz w:val="22"/>
@@ -1210,6 +1200,70 @@
           <w:sz w:val="22"/>
           <w:szCs w:val="22"/>
         </w:rPr>
+        <w:t xml:space="preserve">Quinlan </w:t>
+      </w:r>
+      <w:r>
+        <w:rPr>
+          <w:rFonts w:asciiTheme="minorHAnsi" w:hAnsiTheme="minorHAnsi" w:cstheme="minorHAnsi"/>
+          <w:sz w:val="22"/>
+          <w:szCs w:val="22"/>
+        </w:rPr>
+        <w:t>K</w:t>
+      </w:r>
+      <w:r>
+        <w:rPr>
+          <w:rFonts w:asciiTheme="minorHAnsi" w:hAnsiTheme="minorHAnsi" w:cstheme="minorHAnsi"/>
+          <w:sz w:val="22"/>
+          <w:szCs w:val="22"/>
+        </w:rPr>
+        <w:t>.</w:t>
+      </w:r>
+      <w:r>
+        <w:rPr>
+          <w:rFonts w:asciiTheme="minorHAnsi" w:hAnsiTheme="minorHAnsi" w:cstheme="minorHAnsi"/>
+          <w:sz w:val="22"/>
+          <w:szCs w:val="22"/>
+        </w:rPr>
+        <w:t xml:space="preserve"> R.</w:t>
+      </w:r>
+      <w:r>
+        <w:rPr>
+          <w:rFonts w:asciiTheme="minorHAnsi" w:hAnsiTheme="minorHAnsi" w:cstheme="minorHAnsi"/>
+          <w:sz w:val="22"/>
+          <w:szCs w:val="22"/>
+        </w:rPr>
+        <w:t xml:space="preserve">, </w:t>
+      </w:r>
+      <w:r>
+        <w:rPr>
+          <w:rFonts w:asciiTheme="minorHAnsi" w:hAnsiTheme="minorHAnsi" w:cstheme="minorHAnsi"/>
+          <w:sz w:val="22"/>
+          <w:szCs w:val="22"/>
+        </w:rPr>
+        <w:t>Hawkins P</w:t>
+      </w:r>
+      <w:r>
+        <w:rPr>
+          <w:rFonts w:asciiTheme="minorHAnsi" w:hAnsiTheme="minorHAnsi" w:cstheme="minorHAnsi"/>
+          <w:sz w:val="22"/>
+          <w:szCs w:val="22"/>
+        </w:rPr>
+        <w:t>.</w:t>
+      </w:r>
+      <w:r>
+        <w:rPr>
+          <w:rFonts w:asciiTheme="minorHAnsi" w:hAnsiTheme="minorHAnsi" w:cstheme="minorHAnsi"/>
+          <w:sz w:val="22"/>
+          <w:szCs w:val="22"/>
+        </w:rPr>
+        <w:t xml:space="preserve">, </w:t>
+      </w:r>
+      <w:r>
+        <w:rPr>
+          <w:rFonts w:asciiTheme="minorHAnsi" w:hAnsiTheme="minorHAnsi" w:cstheme="minorHAnsi"/>
+          <w:sz w:val="22"/>
+          <w:szCs w:val="22"/>
+        </w:rPr>
         <w:t>Movva</w:t>
       </w:r>
       <w:r>
@@ -1234,31 +1288,15 @@
           <w:sz w:val="22"/>
           <w:szCs w:val="22"/>
         </w:rPr>
-        <w:t>.,</w:t>
-      </w:r>
-      <w:r>
-        <w:rPr>
-          <w:rFonts w:asciiTheme="minorHAnsi" w:hAnsiTheme="minorHAnsi" w:cstheme="minorHAnsi"/>
-          <w:sz w:val="22"/>
-          <w:szCs w:val="22"/>
-        </w:rPr>
-        <w:t xml:space="preserve"> Hawkins P</w:t>
-      </w:r>
-      <w:r>
-        <w:rPr>
-          <w:rFonts w:asciiTheme="minorHAnsi" w:hAnsiTheme="minorHAnsi" w:cstheme="minorHAnsi"/>
-          <w:sz w:val="22"/>
-          <w:szCs w:val="22"/>
-        </w:rPr>
-        <w:t xml:space="preserve">., Quinlan </w:t>
-      </w:r>
-      <w:r>
-        <w:rPr>
-          <w:rFonts w:asciiTheme="minorHAnsi" w:hAnsiTheme="minorHAnsi" w:cstheme="minorHAnsi"/>
-          <w:sz w:val="22"/>
-          <w:szCs w:val="22"/>
-        </w:rPr>
-        <w:t>K</w:t>
+        <w:t xml:space="preserve">., Booth, </w:t>
+      </w:r>
+      <w:r>
+        <w:rPr>
+          <w:rFonts w:asciiTheme="minorHAnsi" w:hAnsiTheme="minorHAnsi" w:cstheme="minorHAnsi"/>
+          <w:sz w:val="22"/>
+          <w:szCs w:val="22"/>
+        </w:rPr>
+        <w:t>A</w:t>
       </w:r>
       <w:r>
         <w:rPr>
@@ -1274,38 +1312,6 @@
           <w:sz w:val="22"/>
           <w:szCs w:val="22"/>
         </w:rPr>
-        <w:t xml:space="preserve"> R.</w:t>
-      </w:r>
-      <w:r>
-        <w:rPr>
-          <w:rFonts w:asciiTheme="minorHAnsi" w:hAnsiTheme="minorHAnsi" w:cstheme="minorHAnsi"/>
-          <w:sz w:val="22"/>
-          <w:szCs w:val="22"/>
-        </w:rPr>
-        <w:t xml:space="preserve">, Booth, </w:t>
-      </w:r>
-      <w:r>
-        <w:rPr>
-          <w:rFonts w:asciiTheme="minorHAnsi" w:hAnsiTheme="minorHAnsi" w:cstheme="minorHAnsi"/>
-          <w:sz w:val="22"/>
-          <w:szCs w:val="22"/>
-        </w:rPr>
-        <w:t>A</w:t>
-      </w:r>
-      <w:r>
-        <w:rPr>
-          <w:rFonts w:asciiTheme="minorHAnsi" w:hAnsiTheme="minorHAnsi" w:cstheme="minorHAnsi"/>
-          <w:sz w:val="22"/>
-          <w:szCs w:val="22"/>
-        </w:rPr>
-        <w:t>.</w:t>
-      </w:r>
-      <w:r>
-        <w:rPr>
-          <w:rFonts w:asciiTheme="minorHAnsi" w:hAnsiTheme="minorHAnsi" w:cstheme="minorHAnsi"/>
-          <w:sz w:val="22"/>
-          <w:szCs w:val="22"/>
-        </w:rPr>
         <w:t xml:space="preserve"> S</w:t>
       </w:r>
       <w:r>
@@ -1358,23 +1364,13 @@
           <w:szCs w:val="22"/>
         </w:rPr>
       </w:pPr>
-      <w:proofErr w:type="spellStart"/>
-      <w:r>
-        <w:rPr>
-          <w:rFonts w:asciiTheme="minorHAnsi" w:hAnsiTheme="minorHAnsi" w:cstheme="minorHAnsi"/>
-          <w:sz w:val="22"/>
-          <w:szCs w:val="22"/>
-        </w:rPr>
-        <w:t>Phlips</w:t>
-      </w:r>
-      <w:proofErr w:type="spellEnd"/>
-      <w:r>
-        <w:rPr>
-          <w:rFonts w:asciiTheme="minorHAnsi" w:hAnsiTheme="minorHAnsi" w:cstheme="minorHAnsi"/>
-          <w:sz w:val="22"/>
-          <w:szCs w:val="22"/>
-        </w:rPr>
-        <w:t>,</w:t>
+      <w:r>
+        <w:rPr>
+          <w:rFonts w:asciiTheme="minorHAnsi" w:hAnsiTheme="minorHAnsi" w:cstheme="minorHAnsi"/>
+          <w:sz w:val="22"/>
+          <w:szCs w:val="22"/>
+        </w:rPr>
+        <w:t>Phlips,</w:t>
       </w:r>
       <w:r>
         <w:rPr>
@@ -1757,17 +1753,7 @@
           <w:sz w:val="22"/>
           <w:szCs w:val="22"/>
         </w:rPr>
-        <w:t>In</w:t>
-      </w:r>
-      <w:r>
-        <w:rPr>
-          <w:rFonts w:asciiTheme="minorHAnsi" w:hAnsiTheme="minorHAnsi" w:cstheme="minorHAnsi"/>
-          <w:b/>
-          <w:bCs/>
-          <w:sz w:val="22"/>
-          <w:szCs w:val="22"/>
-        </w:rPr>
-        <w:t xml:space="preserve"> review</w:t>
+        <w:t>Under revision for invited resubmission for Journal of the American Statistical Association</w:t>
       </w:r>
       <w:r>
         <w:rPr>
@@ -1913,39 +1899,7 @@
           <w:sz w:val="22"/>
           <w:szCs w:val="22"/>
         </w:rPr>
-        <w:t xml:space="preserve">, edited by Adam E. M. </w:t>
-      </w:r>
-      <w:proofErr w:type="spellStart"/>
-      <w:r>
-        <w:rPr>
-          <w:sz w:val="22"/>
-          <w:szCs w:val="22"/>
-        </w:rPr>
-        <w:t>Eltorai</w:t>
-      </w:r>
-      <w:proofErr w:type="spellEnd"/>
-      <w:r>
-        <w:rPr>
-          <w:sz w:val="22"/>
-          <w:szCs w:val="22"/>
-        </w:rPr>
-        <w:t xml:space="preserve">, Jeffrey A. Bakal, Daniel W. Kim, David E. </w:t>
-      </w:r>
-      <w:proofErr w:type="spellStart"/>
-      <w:r>
-        <w:rPr>
-          <w:sz w:val="22"/>
-          <w:szCs w:val="22"/>
-        </w:rPr>
-        <w:t>Wazer</w:t>
-      </w:r>
-      <w:proofErr w:type="spellEnd"/>
-      <w:r>
-        <w:rPr>
-          <w:sz w:val="22"/>
-          <w:szCs w:val="22"/>
-        </w:rPr>
-        <w:t>, Academic Press</w:t>
+        <w:t>, edited by Adam E. M. Eltorai, Jeffrey A. Bakal, Daniel W. Kim, David E. Wazer, Academic Press</w:t>
       </w:r>
       <w:r>
         <w:rPr>
@@ -2030,25 +1984,7 @@
           <w:sz w:val="22"/>
           <w:szCs w:val="22"/>
         </w:rPr>
-        <w:t xml:space="preserve">, Cramer CK, Strowd R, Lesser GJ, White JJ, Tatter SB, Laxton AW, Whitlow C, Lo H, </w:t>
-      </w:r>
-      <w:proofErr w:type="spellStart"/>
-      <w:r>
-        <w:rPr>
-          <w:rFonts w:asciiTheme="minorHAnsi" w:hAnsiTheme="minorHAnsi" w:cstheme="minorHAnsi"/>
-          <w:sz w:val="22"/>
-          <w:szCs w:val="22"/>
-        </w:rPr>
-        <w:t>Debinski</w:t>
-      </w:r>
-      <w:proofErr w:type="spellEnd"/>
-      <w:r>
-        <w:rPr>
-          <w:rFonts w:asciiTheme="minorHAnsi" w:hAnsiTheme="minorHAnsi" w:cstheme="minorHAnsi"/>
-          <w:sz w:val="22"/>
-          <w:szCs w:val="22"/>
-        </w:rPr>
-        <w:t xml:space="preserve"> W, Ververs JD, Black PJ, Chan MD</w:t>
+        <w:t>, Cramer CK, Strowd R, Lesser GJ, White JJ, Tatter SB, Laxton AW, Whitlow C, Lo H, Debinski W, Ververs JD, Black PJ, Chan MD</w:t>
       </w:r>
       <w:r>
         <w:rPr>
@@ -2293,19 +2229,8 @@
             <w:sz w:val="22"/>
             <w:szCs w:val="22"/>
           </w:rPr>
-          <w:t>go.ncsu.edu/</w:t>
+          <w:t>go.ncsu.edu/mlprimer</w:t>
         </w:r>
-        <w:proofErr w:type="spellStart"/>
-        <w:r>
-          <w:rPr>
-            <w:rStyle w:val="Hyperlink"/>
-            <w:rFonts w:asciiTheme="minorHAnsi" w:hAnsiTheme="minorHAnsi" w:cstheme="minorHAnsi"/>
-            <w:sz w:val="22"/>
-            <w:szCs w:val="22"/>
-          </w:rPr>
-          <w:t>mlprimer</w:t>
-        </w:r>
-        <w:proofErr w:type="spellEnd"/>
       </w:hyperlink>
       <w:r>
         <w:rPr>
@@ -3104,16 +3029,8 @@
           <w:sz w:val="22"/>
           <w:szCs w:val="22"/>
         </w:rPr>
-        <w:t xml:space="preserve">Constructed fully Bayesian MCMC algorithms in R with different priors and capacity </w:t>
-      </w:r>
-      <w:r>
-        <w:rPr>
-          <w:rFonts w:asciiTheme="minorHAnsi" w:hAnsiTheme="minorHAnsi" w:cstheme="minorHAnsi"/>
-          <w:sz w:val="22"/>
-          <w:szCs w:val="22"/>
-        </w:rPr>
         <w:lastRenderedPageBreak/>
-        <w:t>(multivariate vs univariate outcomes) to compare model performance</w:t>
+        <w:t>Constructed fully Bayesian MCMC algorithms in R with different priors and capacity (multivariate vs univariate outcomes) to compare model performance</w:t>
       </w:r>
     </w:p>
     <w:p>
@@ -3135,25 +3052,7 @@
           <w:sz w:val="22"/>
           <w:szCs w:val="22"/>
         </w:rPr>
-        <w:t xml:space="preserve">Paper uploaded to </w:t>
-      </w:r>
-      <w:proofErr w:type="spellStart"/>
-      <w:r>
-        <w:rPr>
-          <w:rFonts w:asciiTheme="minorHAnsi" w:hAnsiTheme="minorHAnsi" w:cstheme="minorHAnsi"/>
-          <w:sz w:val="22"/>
-          <w:szCs w:val="22"/>
-        </w:rPr>
-        <w:t>arXiv</w:t>
-      </w:r>
-      <w:proofErr w:type="spellEnd"/>
-      <w:r>
-        <w:rPr>
-          <w:rFonts w:asciiTheme="minorHAnsi" w:hAnsiTheme="minorHAnsi" w:cstheme="minorHAnsi"/>
-          <w:sz w:val="22"/>
-          <w:szCs w:val="22"/>
-        </w:rPr>
-        <w:t xml:space="preserve"> and under review at Journal of the American Statistical Association</w:t>
+        <w:t>Paper uploaded to arXiv and under review at Journal of the American Statistical Association</w:t>
       </w:r>
     </w:p>
     <w:p>
@@ -4152,27 +4051,7 @@
           <w:sz w:val="22"/>
           <w:szCs w:val="22"/>
         </w:rPr>
-        <w:t xml:space="preserve">Mentor students for their data science projects at </w:t>
-      </w:r>
-      <w:proofErr w:type="spellStart"/>
-      <w:r>
-        <w:rPr>
-          <w:rFonts w:asciiTheme="minorHAnsi" w:hAnsiTheme="minorHAnsi" w:cstheme="minorHAnsi"/>
-          <w:bCs/>
-          <w:sz w:val="22"/>
-          <w:szCs w:val="22"/>
-        </w:rPr>
-        <w:t>RuralWorks</w:t>
-      </w:r>
-      <w:proofErr w:type="spellEnd"/>
-      <w:r>
-        <w:rPr>
-          <w:rFonts w:asciiTheme="minorHAnsi" w:hAnsiTheme="minorHAnsi" w:cstheme="minorHAnsi"/>
-          <w:bCs/>
-          <w:sz w:val="22"/>
-          <w:szCs w:val="22"/>
-        </w:rPr>
-        <w:t xml:space="preserve"> (NC State) and Summer Research and Innovation Programs (NC School of Science and Mathematics)</w:t>
+        <w:t>Mentor students for their data science projects at RuralWorks (NC State) and Summer Research and Innovation Programs (NC School of Science and Mathematics)</w:t>
       </w:r>
     </w:p>
     <w:p>
@@ -4347,6 +4226,7 @@
           <w:sz w:val="22"/>
           <w:szCs w:val="22"/>
         </w:rPr>
+        <w:lastRenderedPageBreak/>
         <w:t>Duties: Grade homework and hold weekly office hours</w:t>
       </w:r>
     </w:p>
@@ -4368,7 +4248,6 @@
           <w:sz w:val="22"/>
           <w:szCs w:val="22"/>
         </w:rPr>
-        <w:lastRenderedPageBreak/>
         <w:t>Wake Forest University</w:t>
       </w:r>
       <w:r>
@@ -5601,6 +5480,7 @@
           <w:sz w:val="22"/>
           <w:szCs w:val="22"/>
         </w:rPr>
+        <w:lastRenderedPageBreak/>
         <w:t>English</w:t>
       </w:r>
       <w:r>
@@ -5691,7 +5571,6 @@
           <w:sz w:val="22"/>
           <w:szCs w:val="22"/>
         </w:rPr>
-        <w:lastRenderedPageBreak/>
         <w:t>References</w:t>
       </w:r>
     </w:p>

--- a/assets/CV (Shih-Ni Prim).docx
+++ b/assets/CV (Shih-Ni Prim).docx
@@ -193,14 +193,6 @@
           <w:sz w:val="22"/>
           <w:szCs w:val="22"/>
         </w:rPr>
-        <w:t xml:space="preserve">Brian Reich, </w:t>
-      </w:r>
-      <w:r>
-        <w:rPr>
-          <w:rFonts w:asciiTheme="minorHAnsi" w:hAnsiTheme="minorHAnsi" w:cstheme="minorHAnsi"/>
-          <w:sz w:val="22"/>
-          <w:szCs w:val="22"/>
-        </w:rPr>
         <w:t>Ryan Martin</w:t>
       </w:r>
       <w:r>
@@ -217,7 +209,15 @@
           <w:sz w:val="22"/>
           <w:szCs w:val="22"/>
         </w:rPr>
-        <w:t xml:space="preserve"> and Jonathan Williams</w:t>
+        <w:t xml:space="preserve"> Jonathan Williams</w:t>
+      </w:r>
+      <w:r>
+        <w:rPr>
+          <w:rFonts w:asciiTheme="minorHAnsi" w:hAnsiTheme="minorHAnsi" w:cstheme="minorHAnsi"/>
+          <w:sz w:val="22"/>
+          <w:szCs w:val="22"/>
+        </w:rPr>
+        <w:t>, and Brian Reich</w:t>
       </w:r>
     </w:p>
     <w:p>
@@ -589,8 +589,18 @@
           <w:sz w:val="22"/>
           <w:szCs w:val="22"/>
         </w:rPr>
-        <w:t>Das Lied von der Erde</w:t>
-      </w:r>
+        <w:t xml:space="preserve">Das Lied von der </w:t>
+      </w:r>
+      <w:proofErr w:type="spellStart"/>
+      <w:r>
+        <w:rPr>
+          <w:i/>
+          <w:sz w:val="22"/>
+          <w:szCs w:val="22"/>
+        </w:rPr>
+        <w:t>Erde</w:t>
+      </w:r>
+      <w:proofErr w:type="spellEnd"/>
       <w:r>
         <w:rPr>
           <w:sz w:val="22"/>
@@ -992,6 +1002,14 @@
           <w:sz w:val="22"/>
           <w:szCs w:val="22"/>
         </w:rPr>
+        <w:t xml:space="preserve">Imprecise probability, possibilistic inferential models, foundations of statistics, </w:t>
+      </w:r>
+      <w:r>
+        <w:rPr>
+          <w:rFonts w:asciiTheme="minorHAnsi" w:hAnsiTheme="minorHAnsi" w:cstheme="minorHAnsi"/>
+          <w:sz w:val="22"/>
+          <w:szCs w:val="22"/>
+        </w:rPr>
         <w:t>Bayesian inference</w:t>
       </w:r>
       <w:r>
@@ -1016,23 +1034,39 @@
           <w:sz w:val="22"/>
           <w:szCs w:val="22"/>
         </w:rPr>
-        <w:t xml:space="preserve">valid </w:t>
-      </w:r>
-      <w:r>
-        <w:rPr>
-          <w:rFonts w:asciiTheme="minorHAnsi" w:hAnsiTheme="minorHAnsi" w:cstheme="minorHAnsi"/>
-          <w:sz w:val="22"/>
-          <w:szCs w:val="22"/>
-        </w:rPr>
-        <w:t xml:space="preserve">decision making using </w:t>
-      </w:r>
-      <w:r>
-        <w:rPr>
-          <w:rFonts w:asciiTheme="minorHAnsi" w:hAnsiTheme="minorHAnsi" w:cstheme="minorHAnsi"/>
-          <w:sz w:val="22"/>
-          <w:szCs w:val="22"/>
-        </w:rPr>
-        <w:t>inferential model</w:t>
+        <w:t>tensor decomposition</w:t>
+      </w:r>
+      <w:r>
+        <w:rPr>
+          <w:rFonts w:asciiTheme="minorHAnsi" w:hAnsiTheme="minorHAnsi" w:cstheme="minorHAnsi"/>
+          <w:sz w:val="22"/>
+          <w:szCs w:val="22"/>
+        </w:rPr>
+        <w:t xml:space="preserve"> and</w:t>
+      </w:r>
+      <w:r>
+        <w:rPr>
+          <w:rFonts w:asciiTheme="minorHAnsi" w:hAnsiTheme="minorHAnsi" w:cstheme="minorHAnsi"/>
+          <w:sz w:val="22"/>
+          <w:szCs w:val="22"/>
+        </w:rPr>
+        <w:t xml:space="preserve"> regression, </w:t>
+      </w:r>
+      <w:r>
+        <w:rPr>
+          <w:rFonts w:asciiTheme="minorHAnsi" w:hAnsiTheme="minorHAnsi" w:cstheme="minorHAnsi"/>
+          <w:sz w:val="22"/>
+          <w:szCs w:val="22"/>
+        </w:rPr>
+        <w:t>surrogate modeling</w:t>
+      </w:r>
+      <w:r>
+        <w:rPr>
+          <w:rFonts w:asciiTheme="minorHAnsi" w:hAnsiTheme="minorHAnsi" w:cstheme="minorHAnsi"/>
+          <w:sz w:val="22"/>
+          <w:szCs w:val="22"/>
+        </w:rPr>
+        <w:t xml:space="preserve"> for computer experiment</w:t>
       </w:r>
       <w:r>
         <w:rPr>
@@ -1056,47 +1090,79 @@
           <w:sz w:val="22"/>
           <w:szCs w:val="22"/>
         </w:rPr>
-        <w:t>tensor decomposition</w:t>
-      </w:r>
-      <w:r>
-        <w:rPr>
-          <w:rFonts w:asciiTheme="minorHAnsi" w:hAnsiTheme="minorHAnsi" w:cstheme="minorHAnsi"/>
-          <w:sz w:val="22"/>
-          <w:szCs w:val="22"/>
-        </w:rPr>
-        <w:t xml:space="preserve"> and</w:t>
-      </w:r>
-      <w:r>
-        <w:rPr>
-          <w:rFonts w:asciiTheme="minorHAnsi" w:hAnsiTheme="minorHAnsi" w:cstheme="minorHAnsi"/>
-          <w:sz w:val="22"/>
-          <w:szCs w:val="22"/>
-        </w:rPr>
-        <w:t xml:space="preserve"> regression, </w:t>
-      </w:r>
-      <w:r>
-        <w:rPr>
-          <w:rFonts w:asciiTheme="minorHAnsi" w:hAnsiTheme="minorHAnsi" w:cstheme="minorHAnsi"/>
-          <w:sz w:val="22"/>
-          <w:szCs w:val="22"/>
-        </w:rPr>
-        <w:t>surrogate modeling</w:t>
-      </w:r>
-      <w:r>
-        <w:rPr>
-          <w:rFonts w:asciiTheme="minorHAnsi" w:hAnsiTheme="minorHAnsi" w:cstheme="minorHAnsi"/>
-          <w:sz w:val="22"/>
-          <w:szCs w:val="22"/>
-        </w:rPr>
-        <w:t xml:space="preserve"> for computer experiment</w:t>
-      </w:r>
-      <w:r>
-        <w:rPr>
-          <w:rFonts w:asciiTheme="minorHAnsi" w:hAnsiTheme="minorHAnsi" w:cstheme="minorHAnsi"/>
-          <w:sz w:val="22"/>
-          <w:szCs w:val="22"/>
-        </w:rPr>
-        <w:t>s</w:t>
+        <w:t xml:space="preserve">Gaussian process, </w:t>
+      </w:r>
+      <w:r>
+        <w:rPr>
+          <w:rFonts w:asciiTheme="minorHAnsi" w:hAnsiTheme="minorHAnsi" w:cstheme="minorHAnsi"/>
+          <w:sz w:val="22"/>
+          <w:szCs w:val="22"/>
+        </w:rPr>
+        <w:t xml:space="preserve">active learning, </w:t>
+      </w:r>
+      <w:r>
+        <w:rPr>
+          <w:rFonts w:asciiTheme="minorHAnsi" w:hAnsiTheme="minorHAnsi" w:cstheme="minorHAnsi"/>
+          <w:sz w:val="22"/>
+          <w:szCs w:val="22"/>
+        </w:rPr>
+        <w:t>climate and environmental applications</w:t>
+      </w:r>
+    </w:p>
+    <w:p>
+      <w:pPr>
+        <w:pStyle w:val="Heading1"/>
+        <w:rPr>
+          <w:rFonts w:asciiTheme="minorHAnsi" w:hAnsiTheme="minorHAnsi" w:cstheme="minorHAnsi"/>
+          <w:sz w:val="22"/>
+          <w:szCs w:val="22"/>
+        </w:rPr>
+      </w:pPr>
+    </w:p>
+    <w:p>
+      <w:pPr>
+        <w:pStyle w:val="Heading1"/>
+        <w:rPr>
+          <w:rFonts w:asciiTheme="minorHAnsi" w:hAnsiTheme="minorHAnsi" w:cstheme="minorHAnsi"/>
+          <w:sz w:val="22"/>
+          <w:szCs w:val="22"/>
+        </w:rPr>
+      </w:pPr>
+      <w:r>
+        <w:rPr>
+          <w:rFonts w:asciiTheme="minorHAnsi" w:hAnsiTheme="minorHAnsi" w:cstheme="minorHAnsi"/>
+          <w:sz w:val="22"/>
+          <w:szCs w:val="22"/>
+        </w:rPr>
+        <w:t>Manuscript in progress</w:t>
+      </w:r>
+    </w:p>
+    <w:p>
+      <w:pPr>
+        <w:rPr>
+          <w:rFonts w:asciiTheme="minorHAnsi" w:hAnsiTheme="minorHAnsi" w:cstheme="minorHAnsi"/>
+          <w:sz w:val="22"/>
+          <w:szCs w:val="22"/>
+        </w:rPr>
+      </w:pPr>
+    </w:p>
+    <w:p>
+      <w:pPr>
+        <w:rPr>
+          <w:rFonts w:asciiTheme="minorHAnsi" w:hAnsiTheme="minorHAnsi" w:cstheme="minorHAnsi"/>
+          <w:sz w:val="22"/>
+          <w:szCs w:val="22"/>
+        </w:rPr>
+      </w:pPr>
+      <w:r>
+        <w:rPr>
+          <w:rFonts w:asciiTheme="minorHAnsi" w:hAnsiTheme="minorHAnsi" w:cstheme="minorHAnsi"/>
+          <w:b/>
+          <w:bCs/>
+          <w:sz w:val="22"/>
+          <w:szCs w:val="22"/>
+        </w:rPr>
+        <w:t>Prim, S.-N.</w:t>
       </w:r>
       <w:r>
         <w:rPr>
@@ -1112,79 +1178,31 @@
           <w:sz w:val="22"/>
           <w:szCs w:val="22"/>
         </w:rPr>
-        <w:t xml:space="preserve">Gaussian process, </w:t>
-      </w:r>
-      <w:r>
-        <w:rPr>
-          <w:rFonts w:asciiTheme="minorHAnsi" w:hAnsiTheme="minorHAnsi" w:cstheme="minorHAnsi"/>
-          <w:sz w:val="22"/>
-          <w:szCs w:val="22"/>
-        </w:rPr>
-        <w:t xml:space="preserve">active learning, </w:t>
-      </w:r>
-      <w:r>
-        <w:rPr>
-          <w:rFonts w:asciiTheme="minorHAnsi" w:hAnsiTheme="minorHAnsi" w:cstheme="minorHAnsi"/>
-          <w:sz w:val="22"/>
-          <w:szCs w:val="22"/>
-        </w:rPr>
-        <w:t>climate and environmental applications</w:t>
-      </w:r>
-    </w:p>
-    <w:p>
-      <w:pPr>
-        <w:pStyle w:val="Heading1"/>
-        <w:rPr>
-          <w:rFonts w:asciiTheme="minorHAnsi" w:hAnsiTheme="minorHAnsi" w:cstheme="minorHAnsi"/>
-          <w:sz w:val="22"/>
-          <w:szCs w:val="22"/>
-        </w:rPr>
-      </w:pPr>
-    </w:p>
-    <w:p>
-      <w:pPr>
-        <w:pStyle w:val="Heading1"/>
-        <w:rPr>
-          <w:rFonts w:asciiTheme="minorHAnsi" w:hAnsiTheme="minorHAnsi" w:cstheme="minorHAnsi"/>
-          <w:sz w:val="22"/>
-          <w:szCs w:val="22"/>
-        </w:rPr>
-      </w:pPr>
-      <w:r>
-        <w:rPr>
-          <w:rFonts w:asciiTheme="minorHAnsi" w:hAnsiTheme="minorHAnsi" w:cstheme="minorHAnsi"/>
-          <w:sz w:val="22"/>
-          <w:szCs w:val="22"/>
-        </w:rPr>
-        <w:t>Manuscript in progress</w:t>
-      </w:r>
-    </w:p>
-    <w:p>
-      <w:pPr>
-        <w:rPr>
-          <w:rFonts w:asciiTheme="minorHAnsi" w:hAnsiTheme="minorHAnsi" w:cstheme="minorHAnsi"/>
-          <w:sz w:val="22"/>
-          <w:szCs w:val="22"/>
-        </w:rPr>
-      </w:pPr>
-    </w:p>
-    <w:p>
-      <w:pPr>
-        <w:rPr>
-          <w:rFonts w:asciiTheme="minorHAnsi" w:hAnsiTheme="minorHAnsi" w:cstheme="minorHAnsi"/>
-          <w:sz w:val="22"/>
-          <w:szCs w:val="22"/>
-        </w:rPr>
-      </w:pPr>
-      <w:r>
-        <w:rPr>
-          <w:rFonts w:asciiTheme="minorHAnsi" w:hAnsiTheme="minorHAnsi" w:cstheme="minorHAnsi"/>
-          <w:b/>
-          <w:bCs/>
-          <w:sz w:val="22"/>
-          <w:szCs w:val="22"/>
-        </w:rPr>
-        <w:t>Prim, S.-N.</w:t>
+        <w:t xml:space="preserve">Quinlan </w:t>
+      </w:r>
+      <w:r>
+        <w:rPr>
+          <w:rFonts w:asciiTheme="minorHAnsi" w:hAnsiTheme="minorHAnsi" w:cstheme="minorHAnsi"/>
+          <w:sz w:val="22"/>
+          <w:szCs w:val="22"/>
+        </w:rPr>
+        <w:t>K</w:t>
+      </w:r>
+      <w:r>
+        <w:rPr>
+          <w:rFonts w:asciiTheme="minorHAnsi" w:hAnsiTheme="minorHAnsi" w:cstheme="minorHAnsi"/>
+          <w:sz w:val="22"/>
+          <w:szCs w:val="22"/>
+        </w:rPr>
+        <w:t>.</w:t>
+      </w:r>
+      <w:r>
+        <w:rPr>
+          <w:rFonts w:asciiTheme="minorHAnsi" w:hAnsiTheme="minorHAnsi" w:cstheme="minorHAnsi"/>
+          <w:sz w:val="22"/>
+          <w:szCs w:val="22"/>
+        </w:rPr>
+        <w:t xml:space="preserve"> R.</w:t>
       </w:r>
       <w:r>
         <w:rPr>
@@ -1200,15 +1218,55 @@
           <w:sz w:val="22"/>
           <w:szCs w:val="22"/>
         </w:rPr>
-        <w:t xml:space="preserve">Quinlan </w:t>
-      </w:r>
-      <w:r>
-        <w:rPr>
-          <w:rFonts w:asciiTheme="minorHAnsi" w:hAnsiTheme="minorHAnsi" w:cstheme="minorHAnsi"/>
-          <w:sz w:val="22"/>
-          <w:szCs w:val="22"/>
-        </w:rPr>
-        <w:t>K</w:t>
+        <w:t>Hawkins P</w:t>
+      </w:r>
+      <w:r>
+        <w:rPr>
+          <w:rFonts w:asciiTheme="minorHAnsi" w:hAnsiTheme="minorHAnsi" w:cstheme="minorHAnsi"/>
+          <w:sz w:val="22"/>
+          <w:szCs w:val="22"/>
+        </w:rPr>
+        <w:t xml:space="preserve">., </w:t>
+      </w:r>
+      <w:r>
+        <w:rPr>
+          <w:rFonts w:asciiTheme="minorHAnsi" w:hAnsiTheme="minorHAnsi" w:cstheme="minorHAnsi"/>
+          <w:sz w:val="22"/>
+          <w:szCs w:val="22"/>
+        </w:rPr>
+        <w:t>Movva</w:t>
+      </w:r>
+      <w:r>
+        <w:rPr>
+          <w:rFonts w:asciiTheme="minorHAnsi" w:hAnsiTheme="minorHAnsi" w:cstheme="minorHAnsi"/>
+          <w:sz w:val="22"/>
+          <w:szCs w:val="22"/>
+        </w:rPr>
+        <w:t xml:space="preserve">, </w:t>
+      </w:r>
+      <w:r>
+        <w:rPr>
+          <w:rFonts w:asciiTheme="minorHAnsi" w:hAnsiTheme="minorHAnsi" w:cstheme="minorHAnsi"/>
+          <w:sz w:val="22"/>
+          <w:szCs w:val="22"/>
+        </w:rPr>
+        <w:t>J</w:t>
+      </w:r>
+      <w:r>
+        <w:rPr>
+          <w:rFonts w:asciiTheme="minorHAnsi" w:hAnsiTheme="minorHAnsi" w:cstheme="minorHAnsi"/>
+          <w:sz w:val="22"/>
+          <w:szCs w:val="22"/>
+        </w:rPr>
+        <w:t xml:space="preserve">., Booth, </w:t>
+      </w:r>
+      <w:r>
+        <w:rPr>
+          <w:rFonts w:asciiTheme="minorHAnsi" w:hAnsiTheme="minorHAnsi" w:cstheme="minorHAnsi"/>
+          <w:sz w:val="22"/>
+          <w:szCs w:val="22"/>
+        </w:rPr>
+        <w:t>A</w:t>
       </w:r>
       <w:r>
         <w:rPr>
@@ -1224,94 +1282,6 @@
           <w:sz w:val="22"/>
           <w:szCs w:val="22"/>
         </w:rPr>
-        <w:t xml:space="preserve"> R.</w:t>
-      </w:r>
-      <w:r>
-        <w:rPr>
-          <w:rFonts w:asciiTheme="minorHAnsi" w:hAnsiTheme="minorHAnsi" w:cstheme="minorHAnsi"/>
-          <w:sz w:val="22"/>
-          <w:szCs w:val="22"/>
-        </w:rPr>
-        <w:t xml:space="preserve">, </w:t>
-      </w:r>
-      <w:r>
-        <w:rPr>
-          <w:rFonts w:asciiTheme="minorHAnsi" w:hAnsiTheme="minorHAnsi" w:cstheme="minorHAnsi"/>
-          <w:sz w:val="22"/>
-          <w:szCs w:val="22"/>
-        </w:rPr>
-        <w:t>Hawkins P</w:t>
-      </w:r>
-      <w:r>
-        <w:rPr>
-          <w:rFonts w:asciiTheme="minorHAnsi" w:hAnsiTheme="minorHAnsi" w:cstheme="minorHAnsi"/>
-          <w:sz w:val="22"/>
-          <w:szCs w:val="22"/>
-        </w:rPr>
-        <w:t>.</w:t>
-      </w:r>
-      <w:r>
-        <w:rPr>
-          <w:rFonts w:asciiTheme="minorHAnsi" w:hAnsiTheme="minorHAnsi" w:cstheme="minorHAnsi"/>
-          <w:sz w:val="22"/>
-          <w:szCs w:val="22"/>
-        </w:rPr>
-        <w:t xml:space="preserve">, </w:t>
-      </w:r>
-      <w:r>
-        <w:rPr>
-          <w:rFonts w:asciiTheme="minorHAnsi" w:hAnsiTheme="minorHAnsi" w:cstheme="minorHAnsi"/>
-          <w:sz w:val="22"/>
-          <w:szCs w:val="22"/>
-        </w:rPr>
-        <w:t>Movva</w:t>
-      </w:r>
-      <w:r>
-        <w:rPr>
-          <w:rFonts w:asciiTheme="minorHAnsi" w:hAnsiTheme="minorHAnsi" w:cstheme="minorHAnsi"/>
-          <w:sz w:val="22"/>
-          <w:szCs w:val="22"/>
-        </w:rPr>
-        <w:t xml:space="preserve">, </w:t>
-      </w:r>
-      <w:r>
-        <w:rPr>
-          <w:rFonts w:asciiTheme="minorHAnsi" w:hAnsiTheme="minorHAnsi" w:cstheme="minorHAnsi"/>
-          <w:sz w:val="22"/>
-          <w:szCs w:val="22"/>
-        </w:rPr>
-        <w:t>J</w:t>
-      </w:r>
-      <w:r>
-        <w:rPr>
-          <w:rFonts w:asciiTheme="minorHAnsi" w:hAnsiTheme="minorHAnsi" w:cstheme="minorHAnsi"/>
-          <w:sz w:val="22"/>
-          <w:szCs w:val="22"/>
-        </w:rPr>
-        <w:t xml:space="preserve">., Booth, </w:t>
-      </w:r>
-      <w:r>
-        <w:rPr>
-          <w:rFonts w:asciiTheme="minorHAnsi" w:hAnsiTheme="minorHAnsi" w:cstheme="minorHAnsi"/>
-          <w:sz w:val="22"/>
-          <w:szCs w:val="22"/>
-        </w:rPr>
-        <w:t>A</w:t>
-      </w:r>
-      <w:r>
-        <w:rPr>
-          <w:rFonts w:asciiTheme="minorHAnsi" w:hAnsiTheme="minorHAnsi" w:cstheme="minorHAnsi"/>
-          <w:sz w:val="22"/>
-          <w:szCs w:val="22"/>
-        </w:rPr>
-        <w:t>.</w:t>
-      </w:r>
-      <w:r>
-        <w:rPr>
-          <w:rFonts w:asciiTheme="minorHAnsi" w:hAnsiTheme="minorHAnsi" w:cstheme="minorHAnsi"/>
-          <w:sz w:val="22"/>
-          <w:szCs w:val="22"/>
-        </w:rPr>
         <w:t xml:space="preserve"> S</w:t>
       </w:r>
       <w:r>
@@ -1364,13 +1334,23 @@
           <w:szCs w:val="22"/>
         </w:rPr>
       </w:pPr>
-      <w:r>
-        <w:rPr>
-          <w:rFonts w:asciiTheme="minorHAnsi" w:hAnsiTheme="minorHAnsi" w:cstheme="minorHAnsi"/>
-          <w:sz w:val="22"/>
-          <w:szCs w:val="22"/>
-        </w:rPr>
-        <w:t>Phlips,</w:t>
+      <w:proofErr w:type="spellStart"/>
+      <w:r>
+        <w:rPr>
+          <w:rFonts w:asciiTheme="minorHAnsi" w:hAnsiTheme="minorHAnsi" w:cstheme="minorHAnsi"/>
+          <w:sz w:val="22"/>
+          <w:szCs w:val="22"/>
+        </w:rPr>
+        <w:t>Phlips</w:t>
+      </w:r>
+      <w:proofErr w:type="spellEnd"/>
+      <w:r>
+        <w:rPr>
+          <w:rFonts w:asciiTheme="minorHAnsi" w:hAnsiTheme="minorHAnsi" w:cstheme="minorHAnsi"/>
+          <w:sz w:val="22"/>
+          <w:szCs w:val="22"/>
+        </w:rPr>
+        <w:t>,</w:t>
       </w:r>
       <w:r>
         <w:rPr>
@@ -1899,7 +1879,39 @@
           <w:sz w:val="22"/>
           <w:szCs w:val="22"/>
         </w:rPr>
-        <w:t>, edited by Adam E. M. Eltorai, Jeffrey A. Bakal, Daniel W. Kim, David E. Wazer, Academic Press</w:t>
+        <w:t xml:space="preserve">, edited by Adam E. M. </w:t>
+      </w:r>
+      <w:proofErr w:type="spellStart"/>
+      <w:r>
+        <w:rPr>
+          <w:sz w:val="22"/>
+          <w:szCs w:val="22"/>
+        </w:rPr>
+        <w:t>Eltorai</w:t>
+      </w:r>
+      <w:proofErr w:type="spellEnd"/>
+      <w:r>
+        <w:rPr>
+          <w:sz w:val="22"/>
+          <w:szCs w:val="22"/>
+        </w:rPr>
+        <w:t xml:space="preserve">, Jeffrey A. Bakal, Daniel W. Kim, David E. </w:t>
+      </w:r>
+      <w:proofErr w:type="spellStart"/>
+      <w:r>
+        <w:rPr>
+          <w:sz w:val="22"/>
+          <w:szCs w:val="22"/>
+        </w:rPr>
+        <w:t>Wazer</w:t>
+      </w:r>
+      <w:proofErr w:type="spellEnd"/>
+      <w:r>
+        <w:rPr>
+          <w:sz w:val="22"/>
+          <w:szCs w:val="22"/>
+        </w:rPr>
+        <w:t>, Academic Press</w:t>
       </w:r>
       <w:r>
         <w:rPr>
@@ -1984,7 +1996,25 @@
           <w:sz w:val="22"/>
           <w:szCs w:val="22"/>
         </w:rPr>
-        <w:t>, Cramer CK, Strowd R, Lesser GJ, White JJ, Tatter SB, Laxton AW, Whitlow C, Lo H, Debinski W, Ververs JD, Black PJ, Chan MD</w:t>
+        <w:t xml:space="preserve">, Cramer CK, Strowd R, Lesser GJ, White JJ, Tatter SB, Laxton AW, Whitlow C, Lo H, </w:t>
+      </w:r>
+      <w:proofErr w:type="spellStart"/>
+      <w:r>
+        <w:rPr>
+          <w:rFonts w:asciiTheme="minorHAnsi" w:hAnsiTheme="minorHAnsi" w:cstheme="minorHAnsi"/>
+          <w:sz w:val="22"/>
+          <w:szCs w:val="22"/>
+        </w:rPr>
+        <w:t>Debinski</w:t>
+      </w:r>
+      <w:proofErr w:type="spellEnd"/>
+      <w:r>
+        <w:rPr>
+          <w:rFonts w:asciiTheme="minorHAnsi" w:hAnsiTheme="minorHAnsi" w:cstheme="minorHAnsi"/>
+          <w:sz w:val="22"/>
+          <w:szCs w:val="22"/>
+        </w:rPr>
+        <w:t xml:space="preserve"> W, Ververs JD, Black PJ, Chan MD</w:t>
       </w:r>
       <w:r>
         <w:rPr>
@@ -2229,8 +2259,19 @@
             <w:sz w:val="22"/>
             <w:szCs w:val="22"/>
           </w:rPr>
-          <w:t>go.ncsu.edu/mlprimer</w:t>
+          <w:t>go.ncsu.edu/</w:t>
         </w:r>
+        <w:proofErr w:type="spellStart"/>
+        <w:r>
+          <w:rPr>
+            <w:rStyle w:val="Hyperlink"/>
+            <w:rFonts w:asciiTheme="minorHAnsi" w:hAnsiTheme="minorHAnsi" w:cstheme="minorHAnsi"/>
+            <w:sz w:val="22"/>
+            <w:szCs w:val="22"/>
+          </w:rPr>
+          <w:t>mlprimer</w:t>
+        </w:r>
+        <w:proofErr w:type="spellEnd"/>
       </w:hyperlink>
       <w:r>
         <w:rPr>
@@ -2669,7 +2710,25 @@
           <w:szCs w:val="22"/>
         </w:rPr>
         <w:tab/>
-        <w:t>Aug 202</w:t>
+        <w:t>Aug</w:t>
+      </w:r>
+      <w:r>
+        <w:rPr>
+          <w:rFonts w:asciiTheme="minorHAnsi" w:hAnsiTheme="minorHAnsi" w:cstheme="minorHAnsi"/>
+          <w:bCs/>
+          <w:sz w:val="22"/>
+          <w:szCs w:val="22"/>
+        </w:rPr>
+        <w:t xml:space="preserve"> to Dec</w:t>
+      </w:r>
+      <w:r>
+        <w:rPr>
+          <w:rFonts w:asciiTheme="minorHAnsi" w:hAnsiTheme="minorHAnsi" w:cstheme="minorHAnsi"/>
+          <w:bCs/>
+          <w:sz w:val="22"/>
+          <w:szCs w:val="22"/>
+        </w:rPr>
+        <w:t xml:space="preserve"> 202</w:t>
       </w:r>
       <w:r>
         <w:rPr>
@@ -2679,24 +2738,6 @@
           <w:szCs w:val="22"/>
         </w:rPr>
         <w:t>5</w:t>
-      </w:r>
-      <w:r>
-        <w:rPr>
-          <w:rFonts w:asciiTheme="minorHAnsi" w:hAnsiTheme="minorHAnsi" w:cstheme="minorHAnsi"/>
-          <w:bCs/>
-          <w:sz w:val="22"/>
-          <w:szCs w:val="22"/>
-        </w:rPr>
-        <w:t xml:space="preserve"> to </w:t>
-      </w:r>
-      <w:r>
-        <w:rPr>
-          <w:rFonts w:asciiTheme="minorHAnsi" w:hAnsiTheme="minorHAnsi" w:cstheme="minorHAnsi"/>
-          <w:bCs/>
-          <w:sz w:val="22"/>
-          <w:szCs w:val="22"/>
-        </w:rPr>
-        <w:t>Present</w:t>
       </w:r>
     </w:p>
     <w:p>
@@ -3052,7 +3093,25 @@
           <w:sz w:val="22"/>
           <w:szCs w:val="22"/>
         </w:rPr>
-        <w:t>Paper uploaded to arXiv and under review at Journal of the American Statistical Association</w:t>
+        <w:t xml:space="preserve">Paper uploaded to </w:t>
+      </w:r>
+      <w:proofErr w:type="spellStart"/>
+      <w:r>
+        <w:rPr>
+          <w:rFonts w:asciiTheme="minorHAnsi" w:hAnsiTheme="minorHAnsi" w:cstheme="minorHAnsi"/>
+          <w:sz w:val="22"/>
+          <w:szCs w:val="22"/>
+        </w:rPr>
+        <w:t>arXiv</w:t>
+      </w:r>
+      <w:proofErr w:type="spellEnd"/>
+      <w:r>
+        <w:rPr>
+          <w:rFonts w:asciiTheme="minorHAnsi" w:hAnsiTheme="minorHAnsi" w:cstheme="minorHAnsi"/>
+          <w:sz w:val="22"/>
+          <w:szCs w:val="22"/>
+        </w:rPr>
+        <w:t xml:space="preserve"> and under review at Journal of the American Statistical Association</w:t>
       </w:r>
     </w:p>
     <w:p>
@@ -3993,16 +4052,33 @@
           <w:szCs w:val="22"/>
         </w:rPr>
         <w:tab/>
-        <w:t>May to Aug 202</w:t>
-      </w:r>
-      <w:r>
-        <w:rPr>
-          <w:rFonts w:asciiTheme="minorHAnsi" w:hAnsiTheme="minorHAnsi" w:cstheme="minorHAnsi"/>
-          <w:bCs/>
-          <w:sz w:val="22"/>
-          <w:szCs w:val="22"/>
-        </w:rPr>
-        <w:t>5</w:t>
+      </w:r>
+      <w:r>
+        <w:rPr>
+          <w:rFonts w:asciiTheme="minorHAnsi" w:hAnsiTheme="minorHAnsi" w:cstheme="minorHAnsi"/>
+          <w:bCs/>
+          <w:sz w:val="22"/>
+          <w:szCs w:val="22"/>
+        </w:rPr>
+        <w:t>Jan</w:t>
+      </w:r>
+      <w:r>
+        <w:rPr>
+          <w:rFonts w:asciiTheme="minorHAnsi" w:hAnsiTheme="minorHAnsi" w:cstheme="minorHAnsi"/>
+          <w:bCs/>
+          <w:sz w:val="22"/>
+          <w:szCs w:val="22"/>
+        </w:rPr>
+        <w:t xml:space="preserve"> 202</w:t>
+      </w:r>
+      <w:r>
+        <w:rPr>
+          <w:rFonts w:asciiTheme="minorHAnsi" w:hAnsiTheme="minorHAnsi" w:cstheme="minorHAnsi"/>
+          <w:bCs/>
+          <w:sz w:val="22"/>
+          <w:szCs w:val="22"/>
+        </w:rPr>
+        <w:t>6 to present</w:t>
       </w:r>
     </w:p>
     <w:p>
@@ -4024,7 +4100,25 @@
           <w:sz w:val="22"/>
           <w:szCs w:val="22"/>
         </w:rPr>
-        <w:t>Graduate Mentor</w:t>
+        <w:t>Section instructor</w:t>
+      </w:r>
+      <w:r>
+        <w:rPr>
+          <w:rFonts w:asciiTheme="minorHAnsi" w:hAnsiTheme="minorHAnsi" w:cstheme="minorHAnsi"/>
+          <w:b/>
+          <w:sz w:val="22"/>
+          <w:szCs w:val="22"/>
+        </w:rPr>
+        <w:t xml:space="preserve">, </w:t>
+      </w:r>
+      <w:r>
+        <w:rPr>
+          <w:rFonts w:asciiTheme="minorHAnsi" w:hAnsiTheme="minorHAnsi" w:cstheme="minorHAnsi"/>
+          <w:bCs/>
+          <w:sz w:val="22"/>
+          <w:szCs w:val="22"/>
+        </w:rPr>
+        <w:t>Department of Statistics</w:t>
       </w:r>
     </w:p>
     <w:p>
@@ -4039,19 +4133,104 @@
         </w:tabs>
         <w:rPr>
           <w:rFonts w:asciiTheme="minorHAnsi" w:hAnsiTheme="minorHAnsi" w:cstheme="minorHAnsi"/>
-          <w:bCs/>
-          <w:sz w:val="22"/>
-          <w:szCs w:val="22"/>
-        </w:rPr>
-      </w:pPr>
-      <w:r>
-        <w:rPr>
-          <w:rFonts w:asciiTheme="minorHAnsi" w:hAnsiTheme="minorHAnsi" w:cstheme="minorHAnsi"/>
-          <w:bCs/>
-          <w:sz w:val="22"/>
-          <w:szCs w:val="22"/>
-        </w:rPr>
-        <w:t>Mentor students for their data science projects at RuralWorks (NC State) and Summer Research and Innovation Programs (NC School of Science and Mathematics)</w:t>
+          <w:b/>
+          <w:sz w:val="22"/>
+          <w:szCs w:val="22"/>
+        </w:rPr>
+      </w:pPr>
+      <w:r>
+        <w:rPr>
+          <w:rFonts w:asciiTheme="minorHAnsi" w:hAnsiTheme="minorHAnsi" w:cstheme="minorHAnsi"/>
+          <w:bCs/>
+          <w:sz w:val="22"/>
+          <w:szCs w:val="22"/>
+        </w:rPr>
+        <w:t>Lead in-class activities for introduction to statistics classes</w:t>
+      </w:r>
+    </w:p>
+    <w:p>
+      <w:pPr>
+        <w:tabs>
+          <w:tab w:val="right" w:pos="8640"/>
+        </w:tabs>
+        <w:rPr>
+          <w:rFonts w:asciiTheme="minorHAnsi" w:hAnsiTheme="minorHAnsi" w:cstheme="minorHAnsi"/>
+          <w:b/>
+          <w:sz w:val="22"/>
+          <w:szCs w:val="22"/>
+        </w:rPr>
+      </w:pPr>
+    </w:p>
+    <w:p>
+      <w:pPr>
+        <w:tabs>
+          <w:tab w:val="right" w:pos="8640"/>
+        </w:tabs>
+        <w:rPr>
+          <w:rFonts w:asciiTheme="minorHAnsi" w:hAnsiTheme="minorHAnsi" w:cstheme="minorHAnsi"/>
+          <w:bCs/>
+          <w:sz w:val="22"/>
+          <w:szCs w:val="22"/>
+        </w:rPr>
+      </w:pPr>
+      <w:r>
+        <w:rPr>
+          <w:rFonts w:asciiTheme="minorHAnsi" w:hAnsiTheme="minorHAnsi" w:cstheme="minorHAnsi"/>
+          <w:b/>
+          <w:sz w:val="22"/>
+          <w:szCs w:val="22"/>
+        </w:rPr>
+        <w:t xml:space="preserve">North Carolina State University, </w:t>
+      </w:r>
+      <w:r>
+        <w:rPr>
+          <w:rFonts w:asciiTheme="minorHAnsi" w:hAnsiTheme="minorHAnsi" w:cstheme="minorHAnsi"/>
+          <w:bCs/>
+          <w:sz w:val="22"/>
+          <w:szCs w:val="22"/>
+        </w:rPr>
+        <w:t>Raleigh, NC</w:t>
+      </w:r>
+      <w:r>
+        <w:rPr>
+          <w:rFonts w:asciiTheme="minorHAnsi" w:hAnsiTheme="minorHAnsi" w:cstheme="minorHAnsi"/>
+          <w:bCs/>
+          <w:sz w:val="22"/>
+          <w:szCs w:val="22"/>
+        </w:rPr>
+        <w:tab/>
+        <w:t>May to Aug 202</w:t>
+      </w:r>
+      <w:r>
+        <w:rPr>
+          <w:rFonts w:asciiTheme="minorHAnsi" w:hAnsiTheme="minorHAnsi" w:cstheme="minorHAnsi"/>
+          <w:bCs/>
+          <w:sz w:val="22"/>
+          <w:szCs w:val="22"/>
+        </w:rPr>
+        <w:t>5</w:t>
+      </w:r>
+    </w:p>
+    <w:p>
+      <w:pPr>
+        <w:tabs>
+          <w:tab w:val="right" w:pos="8640"/>
+        </w:tabs>
+        <w:rPr>
+          <w:rFonts w:asciiTheme="minorHAnsi" w:hAnsiTheme="minorHAnsi" w:cstheme="minorHAnsi"/>
+          <w:bCs/>
+          <w:sz w:val="22"/>
+          <w:szCs w:val="22"/>
+        </w:rPr>
+      </w:pPr>
+      <w:r>
+        <w:rPr>
+          <w:rFonts w:asciiTheme="minorHAnsi" w:hAnsiTheme="minorHAnsi" w:cstheme="minorHAnsi"/>
+          <w:b/>
+          <w:sz w:val="22"/>
+          <w:szCs w:val="22"/>
+        </w:rPr>
+        <w:t>Graduate Mentor</w:t>
       </w:r>
     </w:p>
     <w:p>
@@ -4078,101 +4257,27 @@
           <w:sz w:val="22"/>
           <w:szCs w:val="22"/>
         </w:rPr>
-        <w:t xml:space="preserve">Duties: </w:t>
-      </w:r>
-      <w:r>
-        <w:rPr>
-          <w:rFonts w:asciiTheme="minorHAnsi" w:hAnsiTheme="minorHAnsi" w:cstheme="minorHAnsi"/>
-          <w:bCs/>
-          <w:sz w:val="22"/>
-          <w:szCs w:val="22"/>
-        </w:rPr>
-        <w:t>One-on-one meetings, office hours</w:t>
-      </w:r>
-    </w:p>
-    <w:p>
-      <w:pPr>
-        <w:tabs>
-          <w:tab w:val="right" w:pos="8640"/>
-        </w:tabs>
-        <w:rPr>
-          <w:rFonts w:asciiTheme="minorHAnsi" w:hAnsiTheme="minorHAnsi" w:cstheme="minorHAnsi"/>
-          <w:b/>
-          <w:sz w:val="22"/>
-          <w:szCs w:val="22"/>
-        </w:rPr>
-      </w:pPr>
-    </w:p>
-    <w:p>
-      <w:pPr>
-        <w:tabs>
-          <w:tab w:val="right" w:pos="8640"/>
-        </w:tabs>
-        <w:rPr>
-          <w:rFonts w:asciiTheme="minorHAnsi" w:hAnsiTheme="minorHAnsi" w:cstheme="minorHAnsi"/>
-          <w:bCs/>
-          <w:sz w:val="22"/>
-          <w:szCs w:val="22"/>
-        </w:rPr>
-      </w:pPr>
-      <w:r>
-        <w:rPr>
-          <w:rFonts w:asciiTheme="minorHAnsi" w:hAnsiTheme="minorHAnsi" w:cstheme="minorHAnsi"/>
-          <w:b/>
-          <w:sz w:val="22"/>
-          <w:szCs w:val="22"/>
-        </w:rPr>
-        <w:t xml:space="preserve">North Carolina State University, </w:t>
-      </w:r>
-      <w:r>
-        <w:rPr>
-          <w:rFonts w:asciiTheme="minorHAnsi" w:hAnsiTheme="minorHAnsi" w:cstheme="minorHAnsi"/>
-          <w:bCs/>
-          <w:sz w:val="22"/>
-          <w:szCs w:val="22"/>
-        </w:rPr>
-        <w:t>Raleigh, NC</w:t>
-      </w:r>
-      <w:r>
-        <w:rPr>
-          <w:rFonts w:asciiTheme="minorHAnsi" w:hAnsiTheme="minorHAnsi" w:cstheme="minorHAnsi"/>
-          <w:bCs/>
-          <w:sz w:val="22"/>
-          <w:szCs w:val="22"/>
-        </w:rPr>
-        <w:tab/>
-        <w:t>May to Aug 2022</w:t>
-      </w:r>
-    </w:p>
-    <w:p>
-      <w:pPr>
-        <w:tabs>
-          <w:tab w:val="right" w:pos="8640"/>
-        </w:tabs>
-        <w:rPr>
-          <w:rFonts w:asciiTheme="minorHAnsi" w:hAnsiTheme="minorHAnsi" w:cstheme="minorHAnsi"/>
-          <w:bCs/>
-          <w:sz w:val="22"/>
-          <w:szCs w:val="22"/>
-        </w:rPr>
-      </w:pPr>
-      <w:r>
-        <w:rPr>
-          <w:rFonts w:asciiTheme="minorHAnsi" w:hAnsiTheme="minorHAnsi" w:cstheme="minorHAnsi"/>
-          <w:b/>
-          <w:sz w:val="22"/>
-          <w:szCs w:val="22"/>
-        </w:rPr>
-        <w:t xml:space="preserve">Teaching Assistant, </w:t>
-      </w:r>
-      <w:r>
-        <w:rPr>
-          <w:rFonts w:asciiTheme="minorHAnsi" w:hAnsiTheme="minorHAnsi" w:cstheme="minorHAnsi"/>
-          <w:bCs/>
-          <w:sz w:val="22"/>
-          <w:szCs w:val="22"/>
-        </w:rPr>
-        <w:t>Department of Statistics</w:t>
+        <w:t xml:space="preserve">Mentor students for their data science projects at </w:t>
+      </w:r>
+      <w:proofErr w:type="spellStart"/>
+      <w:r>
+        <w:rPr>
+          <w:rFonts w:asciiTheme="minorHAnsi" w:hAnsiTheme="minorHAnsi" w:cstheme="minorHAnsi"/>
+          <w:bCs/>
+          <w:sz w:val="22"/>
+          <w:szCs w:val="22"/>
+        </w:rPr>
+        <w:t>RuralWorks</w:t>
+      </w:r>
+      <w:proofErr w:type="spellEnd"/>
+      <w:r>
+        <w:rPr>
+          <w:rFonts w:asciiTheme="minorHAnsi" w:hAnsiTheme="minorHAnsi" w:cstheme="minorHAnsi"/>
+          <w:bCs/>
+          <w:sz w:val="22"/>
+          <w:szCs w:val="22"/>
+        </w:rPr>
+        <w:t xml:space="preserve"> (NC State) and Summer Research and Innovation Programs (NC School of Science and Mathematics)</w:t>
       </w:r>
     </w:p>
     <w:p>
@@ -4199,7 +4304,102 @@
           <w:sz w:val="22"/>
           <w:szCs w:val="22"/>
         </w:rPr>
-        <w:t>Assist with two graduate courses: Fundamentals of Statistical Inference I and Fundamentals of Linear Models and Regression</w:t>
+        <w:t xml:space="preserve">Duties: </w:t>
+      </w:r>
+      <w:r>
+        <w:rPr>
+          <w:rFonts w:asciiTheme="minorHAnsi" w:hAnsiTheme="minorHAnsi" w:cstheme="minorHAnsi"/>
+          <w:bCs/>
+          <w:sz w:val="22"/>
+          <w:szCs w:val="22"/>
+        </w:rPr>
+        <w:t>One-on-one meetings, office hours</w:t>
+      </w:r>
+    </w:p>
+    <w:p>
+      <w:pPr>
+        <w:tabs>
+          <w:tab w:val="right" w:pos="8640"/>
+        </w:tabs>
+        <w:rPr>
+          <w:rFonts w:asciiTheme="minorHAnsi" w:hAnsiTheme="minorHAnsi" w:cstheme="minorHAnsi"/>
+          <w:b/>
+          <w:sz w:val="22"/>
+          <w:szCs w:val="22"/>
+        </w:rPr>
+      </w:pPr>
+    </w:p>
+    <w:p>
+      <w:pPr>
+        <w:tabs>
+          <w:tab w:val="right" w:pos="8640"/>
+        </w:tabs>
+        <w:rPr>
+          <w:rFonts w:asciiTheme="minorHAnsi" w:hAnsiTheme="minorHAnsi" w:cstheme="minorHAnsi"/>
+          <w:bCs/>
+          <w:sz w:val="22"/>
+          <w:szCs w:val="22"/>
+        </w:rPr>
+      </w:pPr>
+      <w:r>
+        <w:rPr>
+          <w:rFonts w:asciiTheme="minorHAnsi" w:hAnsiTheme="minorHAnsi" w:cstheme="minorHAnsi"/>
+          <w:b/>
+          <w:sz w:val="22"/>
+          <w:szCs w:val="22"/>
+        </w:rPr>
+        <w:lastRenderedPageBreak/>
+        <w:t xml:space="preserve">North Carolina State University, </w:t>
+      </w:r>
+      <w:r>
+        <w:rPr>
+          <w:rFonts w:asciiTheme="minorHAnsi" w:hAnsiTheme="minorHAnsi" w:cstheme="minorHAnsi"/>
+          <w:bCs/>
+          <w:sz w:val="22"/>
+          <w:szCs w:val="22"/>
+        </w:rPr>
+        <w:t>Raleigh, NC</w:t>
+      </w:r>
+      <w:r>
+        <w:rPr>
+          <w:rFonts w:asciiTheme="minorHAnsi" w:hAnsiTheme="minorHAnsi" w:cstheme="minorHAnsi"/>
+          <w:bCs/>
+          <w:sz w:val="22"/>
+          <w:szCs w:val="22"/>
+        </w:rPr>
+        <w:tab/>
+        <w:t>May to Aug 2022</w:t>
+      </w:r>
+    </w:p>
+    <w:p>
+      <w:pPr>
+        <w:tabs>
+          <w:tab w:val="right" w:pos="8640"/>
+        </w:tabs>
+        <w:rPr>
+          <w:rFonts w:asciiTheme="minorHAnsi" w:hAnsiTheme="minorHAnsi" w:cstheme="minorHAnsi"/>
+          <w:bCs/>
+          <w:sz w:val="22"/>
+          <w:szCs w:val="22"/>
+        </w:rPr>
+      </w:pPr>
+      <w:r>
+        <w:rPr>
+          <w:rFonts w:asciiTheme="minorHAnsi" w:hAnsiTheme="minorHAnsi" w:cstheme="minorHAnsi"/>
+          <w:b/>
+          <w:sz w:val="22"/>
+          <w:szCs w:val="22"/>
+        </w:rPr>
+        <w:t xml:space="preserve">Teaching Assistant, </w:t>
+      </w:r>
+      <w:r>
+        <w:rPr>
+          <w:rFonts w:asciiTheme="minorHAnsi" w:hAnsiTheme="minorHAnsi" w:cstheme="minorHAnsi"/>
+          <w:bCs/>
+          <w:sz w:val="22"/>
+          <w:szCs w:val="22"/>
+        </w:rPr>
+        <w:t>Department of Statistics</w:t>
       </w:r>
     </w:p>
     <w:p>
@@ -4226,9 +4426,48 @@
           <w:sz w:val="22"/>
           <w:szCs w:val="22"/>
         </w:rPr>
-        <w:lastRenderedPageBreak/>
+        <w:t>Assist with two graduate courses: Fundamentals of Statistical Inference I and Fundamentals of Linear Models and Regression</w:t>
+      </w:r>
+    </w:p>
+    <w:p>
+      <w:pPr>
+        <w:pStyle w:val="ListParagraph"/>
+        <w:numPr>
+          <w:ilvl w:val="0"/>
+          <w:numId w:val="14"/>
+        </w:numPr>
+        <w:tabs>
+          <w:tab w:val="right" w:pos="8640"/>
+        </w:tabs>
+        <w:rPr>
+          <w:rFonts w:asciiTheme="minorHAnsi" w:hAnsiTheme="minorHAnsi" w:cstheme="minorHAnsi"/>
+          <w:bCs/>
+          <w:sz w:val="22"/>
+          <w:szCs w:val="22"/>
+        </w:rPr>
+      </w:pPr>
+      <w:r>
+        <w:rPr>
+          <w:rFonts w:asciiTheme="minorHAnsi" w:hAnsiTheme="minorHAnsi" w:cstheme="minorHAnsi"/>
+          <w:bCs/>
+          <w:sz w:val="22"/>
+          <w:szCs w:val="22"/>
+        </w:rPr>
         <w:t>Duties: Grade homework and hold weekly office hours</w:t>
       </w:r>
+    </w:p>
+    <w:p>
+      <w:pPr>
+        <w:tabs>
+          <w:tab w:val="right" w:pos="8640"/>
+        </w:tabs>
+        <w:rPr>
+          <w:rFonts w:asciiTheme="minorHAnsi" w:hAnsiTheme="minorHAnsi" w:cstheme="minorHAnsi"/>
+          <w:b/>
+          <w:sz w:val="22"/>
+          <w:szCs w:val="22"/>
+        </w:rPr>
+      </w:pPr>
     </w:p>
     <w:p>
       <w:pPr>
@@ -5308,6 +5547,24 @@
     </w:p>
     <w:p>
       <w:pPr>
+        <w:rPr>
+          <w:bCs/>
+          <w:sz w:val="22"/>
+          <w:szCs w:val="22"/>
+        </w:rPr>
+      </w:pPr>
+    </w:p>
+    <w:p>
+      <w:pPr>
+        <w:rPr>
+          <w:bCs/>
+          <w:sz w:val="22"/>
+          <w:szCs w:val="22"/>
+        </w:rPr>
+      </w:pPr>
+    </w:p>
+    <w:p>
+      <w:pPr>
         <w:pStyle w:val="Heading1"/>
         <w:rPr>
           <w:rFonts w:asciiTheme="minorHAnsi" w:hAnsiTheme="minorHAnsi" w:cstheme="minorHAnsi"/>
@@ -5321,6 +5578,7 @@
           <w:sz w:val="22"/>
           <w:szCs w:val="22"/>
         </w:rPr>
+        <w:lastRenderedPageBreak/>
         <w:t>Computer Skills</w:t>
       </w:r>
     </w:p>
@@ -5480,7 +5738,6 @@
           <w:sz w:val="22"/>
           <w:szCs w:val="22"/>
         </w:rPr>
-        <w:lastRenderedPageBreak/>
         <w:t>English</w:t>
       </w:r>
       <w:r>
@@ -5565,6 +5822,16 @@
           <w:szCs w:val="22"/>
         </w:rPr>
       </w:pPr>
+    </w:p>
+    <w:p>
+      <w:pPr>
+        <w:pStyle w:val="Heading1"/>
+        <w:rPr>
+          <w:rFonts w:asciiTheme="minorHAnsi" w:hAnsiTheme="minorHAnsi" w:cstheme="minorHAnsi"/>
+          <w:sz w:val="22"/>
+          <w:szCs w:val="22"/>
+        </w:rPr>
+      </w:pPr>
       <w:r>
         <w:rPr>
           <w:rFonts w:asciiTheme="minorHAnsi" w:hAnsiTheme="minorHAnsi" w:cstheme="minorHAnsi"/>
@@ -5578,6 +5845,120 @@
       <w:pPr>
         <w:rPr>
           <w:rFonts w:asciiTheme="minorHAnsi" w:hAnsiTheme="minorHAnsi" w:cstheme="minorHAnsi"/>
+          <w:b/>
+          <w:sz w:val="22"/>
+          <w:szCs w:val="22"/>
+        </w:rPr>
+      </w:pPr>
+    </w:p>
+    <w:p>
+      <w:pPr>
+        <w:rPr>
+          <w:rFonts w:asciiTheme="minorHAnsi" w:hAnsiTheme="minorHAnsi" w:cstheme="minorHAnsi"/>
+          <w:sz w:val="22"/>
+          <w:szCs w:val="22"/>
+        </w:rPr>
+      </w:pPr>
+      <w:r>
+        <w:rPr>
+          <w:rFonts w:asciiTheme="minorHAnsi" w:hAnsiTheme="minorHAnsi" w:cstheme="minorHAnsi"/>
+          <w:b/>
+          <w:sz w:val="22"/>
+          <w:szCs w:val="22"/>
+        </w:rPr>
+        <w:t>Ryan Martin</w:t>
+      </w:r>
+      <w:r>
+        <w:rPr>
+          <w:rFonts w:asciiTheme="minorHAnsi" w:hAnsiTheme="minorHAnsi" w:cstheme="minorHAnsi"/>
+          <w:sz w:val="22"/>
+          <w:szCs w:val="22"/>
+        </w:rPr>
+        <w:t>, Professor</w:t>
+      </w:r>
+    </w:p>
+    <w:p>
+      <w:pPr>
+        <w:rPr>
+          <w:rFonts w:asciiTheme="minorHAnsi" w:hAnsiTheme="minorHAnsi" w:cstheme="minorHAnsi"/>
+          <w:sz w:val="22"/>
+          <w:szCs w:val="22"/>
+        </w:rPr>
+      </w:pPr>
+      <w:r>
+        <w:rPr>
+          <w:rFonts w:asciiTheme="minorHAnsi" w:hAnsiTheme="minorHAnsi" w:cstheme="minorHAnsi"/>
+          <w:sz w:val="22"/>
+          <w:szCs w:val="22"/>
+        </w:rPr>
+        <w:t>Department of Statistics, North Carolina State University</w:t>
+      </w:r>
+    </w:p>
+    <w:p>
+      <w:pPr>
+        <w:rPr>
+          <w:rFonts w:asciiTheme="minorHAnsi" w:hAnsiTheme="minorHAnsi" w:cstheme="minorHAnsi"/>
+          <w:sz w:val="22"/>
+          <w:szCs w:val="22"/>
+        </w:rPr>
+      </w:pPr>
+      <w:r>
+        <w:rPr>
+          <w:rFonts w:asciiTheme="minorHAnsi" w:hAnsiTheme="minorHAnsi" w:cstheme="minorHAnsi"/>
+          <w:sz w:val="22"/>
+          <w:szCs w:val="22"/>
+        </w:rPr>
+        <w:t>SAS Hall 52</w:t>
+      </w:r>
+      <w:r>
+        <w:rPr>
+          <w:rFonts w:asciiTheme="minorHAnsi" w:hAnsiTheme="minorHAnsi" w:cstheme="minorHAnsi"/>
+          <w:sz w:val="22"/>
+          <w:szCs w:val="22"/>
+        </w:rPr>
+        <w:t>3</w:t>
+      </w:r>
+      <w:r>
+        <w:rPr>
+          <w:rFonts w:asciiTheme="minorHAnsi" w:hAnsiTheme="minorHAnsi" w:cstheme="minorHAnsi"/>
+          <w:sz w:val="22"/>
+          <w:szCs w:val="22"/>
+        </w:rPr>
+        <w:t>8</w:t>
+      </w:r>
+    </w:p>
+    <w:p>
+      <w:pPr>
+        <w:rPr>
+          <w:rFonts w:asciiTheme="minorHAnsi" w:hAnsiTheme="minorHAnsi" w:cstheme="minorHAnsi"/>
+          <w:sz w:val="22"/>
+          <w:szCs w:val="22"/>
+        </w:rPr>
+      </w:pPr>
+      <w:r>
+        <w:rPr>
+          <w:rFonts w:asciiTheme="minorHAnsi" w:hAnsiTheme="minorHAnsi" w:cstheme="minorHAnsi"/>
+          <w:sz w:val="22"/>
+          <w:szCs w:val="22"/>
+        </w:rPr>
+        <w:t xml:space="preserve">Email: </w:t>
+      </w:r>
+      <w:hyperlink r:id="rId8" w:history="1">
+        <w:r>
+          <w:rPr>
+            <w:rStyle w:val="Hyperlink"/>
+            <w:rFonts w:asciiTheme="minorHAnsi" w:hAnsiTheme="minorHAnsi" w:cstheme="minorHAnsi"/>
+            <w:sz w:val="22"/>
+            <w:szCs w:val="22"/>
+          </w:rPr>
+          <w:t>rgmarti3@ncsu.edu</w:t>
+        </w:r>
+      </w:hyperlink>
+    </w:p>
+    <w:p>
+      <w:pPr>
+        <w:rPr>
+          <w:rFonts w:asciiTheme="minorHAnsi" w:hAnsiTheme="minorHAnsi" w:cstheme="minorHAnsi"/>
           <w:sz w:val="22"/>
           <w:szCs w:val="22"/>
         </w:rPr>
@@ -5667,7 +6048,7 @@
         </w:rPr>
         <w:t xml:space="preserve">Email: </w:t>
       </w:r>
-      <w:hyperlink r:id="rId8" w:history="1">
+      <w:hyperlink r:id="rId9" w:history="1">
         <w:r>
           <w:rPr>
             <w:rStyle w:val="Hyperlink"/>
@@ -5687,120 +6068,6 @@
         </w:rPr>
         <w:t xml:space="preserve"> </w:t>
       </w:r>
-    </w:p>
-    <w:p>
-      <w:pPr>
-        <w:rPr>
-          <w:rFonts w:asciiTheme="minorHAnsi" w:hAnsiTheme="minorHAnsi" w:cstheme="minorHAnsi"/>
-          <w:b/>
-          <w:sz w:val="22"/>
-          <w:szCs w:val="22"/>
-        </w:rPr>
-      </w:pPr>
-    </w:p>
-    <w:p>
-      <w:pPr>
-        <w:rPr>
-          <w:rFonts w:asciiTheme="minorHAnsi" w:hAnsiTheme="minorHAnsi" w:cstheme="minorHAnsi"/>
-          <w:sz w:val="22"/>
-          <w:szCs w:val="22"/>
-        </w:rPr>
-      </w:pPr>
-      <w:r>
-        <w:rPr>
-          <w:rFonts w:asciiTheme="minorHAnsi" w:hAnsiTheme="minorHAnsi" w:cstheme="minorHAnsi"/>
-          <w:b/>
-          <w:sz w:val="22"/>
-          <w:szCs w:val="22"/>
-        </w:rPr>
-        <w:t>Ryan Martin</w:t>
-      </w:r>
-      <w:r>
-        <w:rPr>
-          <w:rFonts w:asciiTheme="minorHAnsi" w:hAnsiTheme="minorHAnsi" w:cstheme="minorHAnsi"/>
-          <w:sz w:val="22"/>
-          <w:szCs w:val="22"/>
-        </w:rPr>
-        <w:t>, Professor</w:t>
-      </w:r>
-    </w:p>
-    <w:p>
-      <w:pPr>
-        <w:rPr>
-          <w:rFonts w:asciiTheme="minorHAnsi" w:hAnsiTheme="minorHAnsi" w:cstheme="minorHAnsi"/>
-          <w:sz w:val="22"/>
-          <w:szCs w:val="22"/>
-        </w:rPr>
-      </w:pPr>
-      <w:r>
-        <w:rPr>
-          <w:rFonts w:asciiTheme="minorHAnsi" w:hAnsiTheme="minorHAnsi" w:cstheme="minorHAnsi"/>
-          <w:sz w:val="22"/>
-          <w:szCs w:val="22"/>
-        </w:rPr>
-        <w:t>Department of Statistics, North Carolina State University</w:t>
-      </w:r>
-    </w:p>
-    <w:p>
-      <w:pPr>
-        <w:rPr>
-          <w:rFonts w:asciiTheme="minorHAnsi" w:hAnsiTheme="minorHAnsi" w:cstheme="minorHAnsi"/>
-          <w:sz w:val="22"/>
-          <w:szCs w:val="22"/>
-        </w:rPr>
-      </w:pPr>
-      <w:r>
-        <w:rPr>
-          <w:rFonts w:asciiTheme="minorHAnsi" w:hAnsiTheme="minorHAnsi" w:cstheme="minorHAnsi"/>
-          <w:sz w:val="22"/>
-          <w:szCs w:val="22"/>
-        </w:rPr>
-        <w:t>SAS Hall 52</w:t>
-      </w:r>
-      <w:r>
-        <w:rPr>
-          <w:rFonts w:asciiTheme="minorHAnsi" w:hAnsiTheme="minorHAnsi" w:cstheme="minorHAnsi"/>
-          <w:sz w:val="22"/>
-          <w:szCs w:val="22"/>
-        </w:rPr>
-        <w:t>3</w:t>
-      </w:r>
-      <w:r>
-        <w:rPr>
-          <w:rFonts w:asciiTheme="minorHAnsi" w:hAnsiTheme="minorHAnsi" w:cstheme="minorHAnsi"/>
-          <w:sz w:val="22"/>
-          <w:szCs w:val="22"/>
-        </w:rPr>
-        <w:t>8</w:t>
-      </w:r>
-    </w:p>
-    <w:p>
-      <w:pPr>
-        <w:rPr>
-          <w:rFonts w:asciiTheme="minorHAnsi" w:hAnsiTheme="minorHAnsi" w:cstheme="minorHAnsi"/>
-          <w:sz w:val="22"/>
-          <w:szCs w:val="22"/>
-        </w:rPr>
-      </w:pPr>
-      <w:r>
-        <w:rPr>
-          <w:rFonts w:asciiTheme="minorHAnsi" w:hAnsiTheme="minorHAnsi" w:cstheme="minorHAnsi"/>
-          <w:sz w:val="22"/>
-          <w:szCs w:val="22"/>
-        </w:rPr>
-        <w:t xml:space="preserve">Email: </w:t>
-      </w:r>
-      <w:hyperlink r:id="rId9" w:history="1">
-        <w:r>
-          <w:rPr>
-            <w:rStyle w:val="Hyperlink"/>
-            <w:rFonts w:asciiTheme="minorHAnsi" w:hAnsiTheme="minorHAnsi" w:cstheme="minorHAnsi"/>
-            <w:sz w:val="22"/>
-            <w:szCs w:val="22"/>
-          </w:rPr>
-          <w:t>rgmarti3@ncsu.edu</w:t>
-        </w:r>
-      </w:hyperlink>
     </w:p>
     <w:p>
       <w:pPr>

--- a/assets/CV (Shih-Ni Prim).docx
+++ b/assets/CV (Shih-Ni Prim).docx
@@ -589,18 +589,8 @@
           <w:sz w:val="22"/>
           <w:szCs w:val="22"/>
         </w:rPr>
-        <w:t xml:space="preserve">Das Lied von der </w:t>
-      </w:r>
-      <w:proofErr w:type="spellStart"/>
-      <w:r>
-        <w:rPr>
-          <w:i/>
-          <w:sz w:val="22"/>
-          <w:szCs w:val="22"/>
-        </w:rPr>
-        <w:t>Erde</w:t>
-      </w:r>
-      <w:proofErr w:type="spellEnd"/>
+        <w:t>Das Lied von der Erde</w:t>
+      </w:r>
       <w:r>
         <w:rPr>
           <w:sz w:val="22"/>
@@ -1334,23 +1324,13 @@
           <w:szCs w:val="22"/>
         </w:rPr>
       </w:pPr>
-      <w:proofErr w:type="spellStart"/>
-      <w:r>
-        <w:rPr>
-          <w:rFonts w:asciiTheme="minorHAnsi" w:hAnsiTheme="minorHAnsi" w:cstheme="minorHAnsi"/>
-          <w:sz w:val="22"/>
-          <w:szCs w:val="22"/>
-        </w:rPr>
-        <w:t>Phlips</w:t>
-      </w:r>
-      <w:proofErr w:type="spellEnd"/>
-      <w:r>
-        <w:rPr>
-          <w:rFonts w:asciiTheme="minorHAnsi" w:hAnsiTheme="minorHAnsi" w:cstheme="minorHAnsi"/>
-          <w:sz w:val="22"/>
-          <w:szCs w:val="22"/>
-        </w:rPr>
-        <w:t>,</w:t>
+      <w:r>
+        <w:rPr>
+          <w:rFonts w:asciiTheme="minorHAnsi" w:hAnsiTheme="minorHAnsi" w:cstheme="minorHAnsi"/>
+          <w:sz w:val="22"/>
+          <w:szCs w:val="22"/>
+        </w:rPr>
+        <w:t>Phlips,</w:t>
       </w:r>
       <w:r>
         <w:rPr>
@@ -1879,39 +1859,7 @@
           <w:sz w:val="22"/>
           <w:szCs w:val="22"/>
         </w:rPr>
-        <w:t xml:space="preserve">, edited by Adam E. M. </w:t>
-      </w:r>
-      <w:proofErr w:type="spellStart"/>
-      <w:r>
-        <w:rPr>
-          <w:sz w:val="22"/>
-          <w:szCs w:val="22"/>
-        </w:rPr>
-        <w:t>Eltorai</w:t>
-      </w:r>
-      <w:proofErr w:type="spellEnd"/>
-      <w:r>
-        <w:rPr>
-          <w:sz w:val="22"/>
-          <w:szCs w:val="22"/>
-        </w:rPr>
-        <w:t xml:space="preserve">, Jeffrey A. Bakal, Daniel W. Kim, David E. </w:t>
-      </w:r>
-      <w:proofErr w:type="spellStart"/>
-      <w:r>
-        <w:rPr>
-          <w:sz w:val="22"/>
-          <w:szCs w:val="22"/>
-        </w:rPr>
-        <w:t>Wazer</w:t>
-      </w:r>
-      <w:proofErr w:type="spellEnd"/>
-      <w:r>
-        <w:rPr>
-          <w:sz w:val="22"/>
-          <w:szCs w:val="22"/>
-        </w:rPr>
-        <w:t>, Academic Press</w:t>
+        <w:t>, edited by Adam E. M. Eltorai, Jeffrey A. Bakal, Daniel W. Kim, David E. Wazer, Academic Press</w:t>
       </w:r>
       <w:r>
         <w:rPr>
@@ -1996,25 +1944,7 @@
           <w:sz w:val="22"/>
           <w:szCs w:val="22"/>
         </w:rPr>
-        <w:t xml:space="preserve">, Cramer CK, Strowd R, Lesser GJ, White JJ, Tatter SB, Laxton AW, Whitlow C, Lo H, </w:t>
-      </w:r>
-      <w:proofErr w:type="spellStart"/>
-      <w:r>
-        <w:rPr>
-          <w:rFonts w:asciiTheme="minorHAnsi" w:hAnsiTheme="minorHAnsi" w:cstheme="minorHAnsi"/>
-          <w:sz w:val="22"/>
-          <w:szCs w:val="22"/>
-        </w:rPr>
-        <w:t>Debinski</w:t>
-      </w:r>
-      <w:proofErr w:type="spellEnd"/>
-      <w:r>
-        <w:rPr>
-          <w:rFonts w:asciiTheme="minorHAnsi" w:hAnsiTheme="minorHAnsi" w:cstheme="minorHAnsi"/>
-          <w:sz w:val="22"/>
-          <w:szCs w:val="22"/>
-        </w:rPr>
-        <w:t xml:space="preserve"> W, Ververs JD, Black PJ, Chan MD</w:t>
+        <w:t>, Cramer CK, Strowd R, Lesser GJ, White JJ, Tatter SB, Laxton AW, Whitlow C, Lo H, Debinski W, Ververs JD, Black PJ, Chan MD</w:t>
       </w:r>
       <w:r>
         <w:rPr>
@@ -2259,19 +2189,8 @@
             <w:sz w:val="22"/>
             <w:szCs w:val="22"/>
           </w:rPr>
-          <w:t>go.ncsu.edu/</w:t>
+          <w:t>go.ncsu.edu/mlprimer</w:t>
         </w:r>
-        <w:proofErr w:type="spellStart"/>
-        <w:r>
-          <w:rPr>
-            <w:rStyle w:val="Hyperlink"/>
-            <w:rFonts w:asciiTheme="minorHAnsi" w:hAnsiTheme="minorHAnsi" w:cstheme="minorHAnsi"/>
-            <w:sz w:val="22"/>
-            <w:szCs w:val="22"/>
-          </w:rPr>
-          <w:t>mlprimer</w:t>
-        </w:r>
-        <w:proofErr w:type="spellEnd"/>
       </w:hyperlink>
       <w:r>
         <w:rPr>
@@ -2904,6 +2823,232 @@
           <w:sz w:val="22"/>
           <w:szCs w:val="22"/>
         </w:rPr>
+        <w:t xml:space="preserve">Research </w:t>
+      </w:r>
+      <w:r>
+        <w:rPr>
+          <w:rFonts w:asciiTheme="minorHAnsi" w:hAnsiTheme="minorHAnsi" w:cstheme="minorHAnsi"/>
+          <w:b/>
+          <w:sz w:val="22"/>
+          <w:szCs w:val="22"/>
+        </w:rPr>
+        <w:t>Collaborator of Lawrence Livermore National Laboratory</w:t>
+      </w:r>
+      <w:r>
+        <w:rPr>
+          <w:rFonts w:asciiTheme="minorHAnsi" w:hAnsiTheme="minorHAnsi" w:cstheme="minorHAnsi"/>
+          <w:bCs/>
+          <w:sz w:val="22"/>
+          <w:szCs w:val="22"/>
+        </w:rPr>
+        <w:tab/>
+        <w:t xml:space="preserve">Aug </w:t>
+      </w:r>
+      <w:r>
+        <w:rPr>
+          <w:rFonts w:asciiTheme="minorHAnsi" w:hAnsiTheme="minorHAnsi" w:cstheme="minorHAnsi"/>
+          <w:bCs/>
+          <w:sz w:val="22"/>
+          <w:szCs w:val="22"/>
+        </w:rPr>
+        <w:t xml:space="preserve">2024 </w:t>
+      </w:r>
+      <w:r>
+        <w:rPr>
+          <w:rFonts w:asciiTheme="minorHAnsi" w:hAnsiTheme="minorHAnsi" w:cstheme="minorHAnsi"/>
+          <w:bCs/>
+          <w:sz w:val="22"/>
+          <w:szCs w:val="22"/>
+        </w:rPr>
+        <w:t>to present</w:t>
+      </w:r>
+    </w:p>
+    <w:p>
+      <w:pPr>
+        <w:pStyle w:val="ListParagraph"/>
+        <w:numPr>
+          <w:ilvl w:val="0"/>
+          <w:numId w:val="20"/>
+        </w:numPr>
+        <w:tabs>
+          <w:tab w:val="right" w:pos="8640"/>
+        </w:tabs>
+        <w:rPr>
+          <w:rFonts w:asciiTheme="minorHAnsi" w:hAnsiTheme="minorHAnsi" w:cstheme="minorHAnsi"/>
+          <w:bCs/>
+          <w:sz w:val="22"/>
+          <w:szCs w:val="22"/>
+        </w:rPr>
+      </w:pPr>
+      <w:r>
+        <w:rPr>
+          <w:rFonts w:asciiTheme="minorHAnsi" w:hAnsiTheme="minorHAnsi" w:cstheme="minorHAnsi"/>
+          <w:bCs/>
+          <w:sz w:val="22"/>
+          <w:szCs w:val="22"/>
+        </w:rPr>
+        <w:t>Advisors: Kevin Quinlan and Annie Booth</w:t>
+      </w:r>
+    </w:p>
+    <w:p>
+      <w:pPr>
+        <w:pStyle w:val="ListParagraph"/>
+        <w:numPr>
+          <w:ilvl w:val="0"/>
+          <w:numId w:val="20"/>
+        </w:numPr>
+        <w:tabs>
+          <w:tab w:val="right" w:pos="8640"/>
+        </w:tabs>
+        <w:rPr>
+          <w:rFonts w:asciiTheme="minorHAnsi" w:hAnsiTheme="minorHAnsi" w:cstheme="minorHAnsi"/>
+          <w:bCs/>
+          <w:sz w:val="22"/>
+          <w:szCs w:val="22"/>
+        </w:rPr>
+      </w:pPr>
+      <w:r>
+        <w:rPr>
+          <w:rFonts w:asciiTheme="minorHAnsi" w:hAnsiTheme="minorHAnsi" w:cstheme="minorHAnsi"/>
+          <w:bCs/>
+          <w:sz w:val="22"/>
+          <w:szCs w:val="22"/>
+        </w:rPr>
+        <w:t xml:space="preserve">Research project: </w:t>
+      </w:r>
+      <w:r>
+        <w:rPr>
+          <w:rFonts w:asciiTheme="minorHAnsi" w:hAnsiTheme="minorHAnsi" w:cstheme="minorHAnsi"/>
+          <w:sz w:val="22"/>
+          <w:szCs w:val="22"/>
+        </w:rPr>
+        <w:t>Actively Learning Joint Contours of Multiple Computer Experiments</w:t>
+      </w:r>
+    </w:p>
+    <w:p>
+      <w:pPr>
+        <w:pStyle w:val="ListParagraph"/>
+        <w:numPr>
+          <w:ilvl w:val="0"/>
+          <w:numId w:val="20"/>
+        </w:numPr>
+        <w:rPr>
+          <w:rFonts w:asciiTheme="minorHAnsi" w:hAnsiTheme="minorHAnsi" w:cstheme="minorHAnsi"/>
+          <w:sz w:val="22"/>
+          <w:szCs w:val="22"/>
+        </w:rPr>
+      </w:pPr>
+      <w:r>
+        <w:rPr>
+          <w:sz w:val="22"/>
+          <w:szCs w:val="22"/>
+        </w:rPr>
+        <w:t xml:space="preserve">Examined </w:t>
+      </w:r>
+      <w:r>
+        <w:rPr>
+          <w:sz w:val="22"/>
+          <w:szCs w:val="22"/>
+        </w:rPr>
+        <w:t xml:space="preserve">predictive accuracy of </w:t>
+      </w:r>
+      <w:r>
+        <w:rPr>
+          <w:sz w:val="22"/>
+          <w:szCs w:val="22"/>
+        </w:rPr>
+        <w:t>D</w:t>
+      </w:r>
+      <w:r>
+        <w:rPr>
+          <w:sz w:val="22"/>
+          <w:szCs w:val="22"/>
+        </w:rPr>
+        <w:t>eep Gaussian Processes versus ordinary G</w:t>
+      </w:r>
+      <w:r>
+        <w:rPr>
+          <w:sz w:val="22"/>
+          <w:szCs w:val="22"/>
+        </w:rPr>
+        <w:t xml:space="preserve">aussian </w:t>
+      </w:r>
+      <w:r>
+        <w:rPr>
+          <w:sz w:val="22"/>
+          <w:szCs w:val="22"/>
+        </w:rPr>
+        <w:t>P</w:t>
+      </w:r>
+      <w:r>
+        <w:rPr>
+          <w:sz w:val="22"/>
+          <w:szCs w:val="22"/>
+        </w:rPr>
+        <w:t>rocesses</w:t>
+      </w:r>
+      <w:r>
+        <w:rPr>
+          <w:sz w:val="22"/>
+          <w:szCs w:val="22"/>
+        </w:rPr>
+        <w:t xml:space="preserve"> as surrogate models for aerodynamic data </w:t>
+      </w:r>
+    </w:p>
+    <w:p>
+      <w:pPr>
+        <w:pStyle w:val="ListParagraph"/>
+        <w:numPr>
+          <w:ilvl w:val="0"/>
+          <w:numId w:val="20"/>
+        </w:numPr>
+        <w:rPr>
+          <w:rFonts w:asciiTheme="minorHAnsi" w:hAnsiTheme="minorHAnsi" w:cstheme="minorHAnsi"/>
+          <w:sz w:val="22"/>
+          <w:szCs w:val="22"/>
+        </w:rPr>
+      </w:pPr>
+      <w:r>
+        <w:rPr>
+          <w:sz w:val="22"/>
+          <w:szCs w:val="22"/>
+        </w:rPr>
+        <w:t>Manuscript completed</w:t>
+      </w:r>
+    </w:p>
+    <w:p>
+      <w:pPr>
+        <w:tabs>
+          <w:tab w:val="right" w:pos="8640"/>
+        </w:tabs>
+        <w:rPr>
+          <w:rFonts w:asciiTheme="minorHAnsi" w:hAnsiTheme="minorHAnsi" w:cstheme="minorHAnsi"/>
+          <w:b/>
+          <w:sz w:val="22"/>
+          <w:szCs w:val="22"/>
+        </w:rPr>
+      </w:pPr>
+    </w:p>
+    <w:p>
+      <w:pPr>
+        <w:tabs>
+          <w:tab w:val="right" w:pos="8640"/>
+        </w:tabs>
+        <w:rPr>
+          <w:rFonts w:asciiTheme="minorHAnsi" w:hAnsiTheme="minorHAnsi" w:cstheme="minorHAnsi"/>
+          <w:bCs/>
+          <w:sz w:val="22"/>
+          <w:szCs w:val="22"/>
+        </w:rPr>
+      </w:pPr>
+      <w:r>
+        <w:rPr>
+          <w:rFonts w:asciiTheme="minorHAnsi" w:hAnsiTheme="minorHAnsi" w:cstheme="minorHAnsi"/>
+          <w:b/>
+          <w:sz w:val="22"/>
+          <w:szCs w:val="22"/>
+        </w:rPr>
+        <w:lastRenderedPageBreak/>
         <w:t xml:space="preserve">Environmental Protection Agency, </w:t>
       </w:r>
       <w:r>
@@ -3070,7 +3215,6 @@
           <w:sz w:val="22"/>
           <w:szCs w:val="22"/>
         </w:rPr>
-        <w:lastRenderedPageBreak/>
         <w:t>Constructed fully Bayesian MCMC algorithms in R with different priors and capacity (multivariate vs univariate outcomes) to compare model performance</w:t>
       </w:r>
     </w:p>
@@ -3093,271 +3237,7 @@
           <w:sz w:val="22"/>
           <w:szCs w:val="22"/>
         </w:rPr>
-        <w:t xml:space="preserve">Paper uploaded to </w:t>
-      </w:r>
-      <w:proofErr w:type="spellStart"/>
-      <w:r>
-        <w:rPr>
-          <w:rFonts w:asciiTheme="minorHAnsi" w:hAnsiTheme="minorHAnsi" w:cstheme="minorHAnsi"/>
-          <w:sz w:val="22"/>
-          <w:szCs w:val="22"/>
-        </w:rPr>
-        <w:t>arXiv</w:t>
-      </w:r>
-      <w:proofErr w:type="spellEnd"/>
-      <w:r>
-        <w:rPr>
-          <w:rFonts w:asciiTheme="minorHAnsi" w:hAnsiTheme="minorHAnsi" w:cstheme="minorHAnsi"/>
-          <w:sz w:val="22"/>
-          <w:szCs w:val="22"/>
-        </w:rPr>
-        <w:t xml:space="preserve"> and under review at Journal of the American Statistical Association</w:t>
-      </w:r>
-    </w:p>
-    <w:p>
-      <w:pPr>
-        <w:tabs>
-          <w:tab w:val="right" w:pos="8640"/>
-        </w:tabs>
-        <w:rPr>
-          <w:rFonts w:asciiTheme="minorHAnsi" w:hAnsiTheme="minorHAnsi" w:cstheme="minorHAnsi"/>
-          <w:b/>
-          <w:sz w:val="22"/>
-          <w:szCs w:val="22"/>
-        </w:rPr>
-      </w:pPr>
-    </w:p>
-    <w:p>
-      <w:pPr>
-        <w:tabs>
-          <w:tab w:val="right" w:pos="8640"/>
-        </w:tabs>
-        <w:rPr>
-          <w:rFonts w:asciiTheme="minorHAnsi" w:hAnsiTheme="minorHAnsi" w:cstheme="minorHAnsi"/>
-          <w:bCs/>
-          <w:sz w:val="22"/>
-          <w:szCs w:val="22"/>
-        </w:rPr>
-      </w:pPr>
-      <w:r>
-        <w:rPr>
-          <w:rFonts w:asciiTheme="minorHAnsi" w:hAnsiTheme="minorHAnsi" w:cstheme="minorHAnsi"/>
-          <w:b/>
-          <w:sz w:val="22"/>
-          <w:szCs w:val="22"/>
-        </w:rPr>
-        <w:t xml:space="preserve">Research </w:t>
-      </w:r>
-      <w:r>
-        <w:rPr>
-          <w:rFonts w:asciiTheme="minorHAnsi" w:hAnsiTheme="minorHAnsi" w:cstheme="minorHAnsi"/>
-          <w:b/>
-          <w:sz w:val="22"/>
-          <w:szCs w:val="22"/>
-        </w:rPr>
-        <w:t>Collaborator of Lawrence Livermore National Laboratory</w:t>
-      </w:r>
-      <w:r>
-        <w:rPr>
-          <w:rFonts w:asciiTheme="minorHAnsi" w:hAnsiTheme="minorHAnsi" w:cstheme="minorHAnsi"/>
-          <w:bCs/>
-          <w:sz w:val="22"/>
-          <w:szCs w:val="22"/>
-        </w:rPr>
-        <w:tab/>
-        <w:t xml:space="preserve">Aug </w:t>
-      </w:r>
-      <w:r>
-        <w:rPr>
-          <w:rFonts w:asciiTheme="minorHAnsi" w:hAnsiTheme="minorHAnsi" w:cstheme="minorHAnsi"/>
-          <w:bCs/>
-          <w:sz w:val="22"/>
-          <w:szCs w:val="22"/>
-        </w:rPr>
-        <w:t xml:space="preserve">2024 </w:t>
-      </w:r>
-      <w:r>
-        <w:rPr>
-          <w:rFonts w:asciiTheme="minorHAnsi" w:hAnsiTheme="minorHAnsi" w:cstheme="minorHAnsi"/>
-          <w:bCs/>
-          <w:sz w:val="22"/>
-          <w:szCs w:val="22"/>
-        </w:rPr>
-        <w:t>to present</w:t>
-      </w:r>
-    </w:p>
-    <w:p>
-      <w:pPr>
-        <w:pStyle w:val="ListParagraph"/>
-        <w:numPr>
-          <w:ilvl w:val="0"/>
-          <w:numId w:val="20"/>
-        </w:numPr>
-        <w:tabs>
-          <w:tab w:val="right" w:pos="8640"/>
-        </w:tabs>
-        <w:rPr>
-          <w:rFonts w:asciiTheme="minorHAnsi" w:hAnsiTheme="minorHAnsi" w:cstheme="minorHAnsi"/>
-          <w:bCs/>
-          <w:sz w:val="22"/>
-          <w:szCs w:val="22"/>
-        </w:rPr>
-      </w:pPr>
-      <w:r>
-        <w:rPr>
-          <w:rFonts w:asciiTheme="minorHAnsi" w:hAnsiTheme="minorHAnsi" w:cstheme="minorHAnsi"/>
-          <w:bCs/>
-          <w:sz w:val="22"/>
-          <w:szCs w:val="22"/>
-        </w:rPr>
-        <w:t>Advisors: Kevin Quinlan and Annie Booth</w:t>
-      </w:r>
-    </w:p>
-    <w:p>
-      <w:pPr>
-        <w:pStyle w:val="ListParagraph"/>
-        <w:numPr>
-          <w:ilvl w:val="0"/>
-          <w:numId w:val="20"/>
-        </w:numPr>
-        <w:tabs>
-          <w:tab w:val="right" w:pos="8640"/>
-        </w:tabs>
-        <w:rPr>
-          <w:rFonts w:asciiTheme="minorHAnsi" w:hAnsiTheme="minorHAnsi" w:cstheme="minorHAnsi"/>
-          <w:bCs/>
-          <w:sz w:val="22"/>
-          <w:szCs w:val="22"/>
-        </w:rPr>
-      </w:pPr>
-      <w:r>
-        <w:rPr>
-          <w:rFonts w:asciiTheme="minorHAnsi" w:hAnsiTheme="minorHAnsi" w:cstheme="minorHAnsi"/>
-          <w:bCs/>
-          <w:sz w:val="22"/>
-          <w:szCs w:val="22"/>
-        </w:rPr>
-        <w:t xml:space="preserve">Research project: </w:t>
-      </w:r>
-      <w:r>
-        <w:rPr>
-          <w:rFonts w:asciiTheme="minorHAnsi" w:hAnsiTheme="minorHAnsi" w:cstheme="minorHAnsi"/>
-          <w:sz w:val="22"/>
-          <w:szCs w:val="22"/>
-        </w:rPr>
-        <w:t>Actively Learning Joint Contours of Multiple Computer Experiments</w:t>
-      </w:r>
-    </w:p>
-    <w:p>
-      <w:pPr>
-        <w:pStyle w:val="ListParagraph"/>
-        <w:numPr>
-          <w:ilvl w:val="0"/>
-          <w:numId w:val="20"/>
-        </w:numPr>
-        <w:rPr>
-          <w:rFonts w:asciiTheme="minorHAnsi" w:hAnsiTheme="minorHAnsi" w:cstheme="minorHAnsi"/>
-          <w:sz w:val="22"/>
-          <w:szCs w:val="22"/>
-        </w:rPr>
-      </w:pPr>
-      <w:r>
-        <w:rPr>
-          <w:sz w:val="22"/>
-          <w:szCs w:val="22"/>
-        </w:rPr>
-        <w:t xml:space="preserve">Examined </w:t>
-      </w:r>
-      <w:r>
-        <w:rPr>
-          <w:sz w:val="22"/>
-          <w:szCs w:val="22"/>
-        </w:rPr>
-        <w:t xml:space="preserve">predictive accuracy of </w:t>
-      </w:r>
-      <w:r>
-        <w:rPr>
-          <w:sz w:val="22"/>
-          <w:szCs w:val="22"/>
-        </w:rPr>
-        <w:t>D</w:t>
-      </w:r>
-      <w:r>
-        <w:rPr>
-          <w:sz w:val="22"/>
-          <w:szCs w:val="22"/>
-        </w:rPr>
-        <w:t>eep Gaussian Processes versus ordinary G</w:t>
-      </w:r>
-      <w:r>
-        <w:rPr>
-          <w:sz w:val="22"/>
-          <w:szCs w:val="22"/>
-        </w:rPr>
-        <w:t xml:space="preserve">aussian </w:t>
-      </w:r>
-      <w:r>
-        <w:rPr>
-          <w:sz w:val="22"/>
-          <w:szCs w:val="22"/>
-        </w:rPr>
-        <w:t>P</w:t>
-      </w:r>
-      <w:r>
-        <w:rPr>
-          <w:sz w:val="22"/>
-          <w:szCs w:val="22"/>
-        </w:rPr>
-        <w:t>rocesses</w:t>
-      </w:r>
-      <w:r>
-        <w:rPr>
-          <w:sz w:val="22"/>
-          <w:szCs w:val="22"/>
-        </w:rPr>
-        <w:t xml:space="preserve"> as surrogate models for aerodynamic data </w:t>
-      </w:r>
-    </w:p>
-    <w:p>
-      <w:pPr>
-        <w:pStyle w:val="ListParagraph"/>
-        <w:numPr>
-          <w:ilvl w:val="0"/>
-          <w:numId w:val="20"/>
-        </w:numPr>
-        <w:rPr>
-          <w:rFonts w:asciiTheme="minorHAnsi" w:hAnsiTheme="minorHAnsi" w:cstheme="minorHAnsi"/>
-          <w:sz w:val="22"/>
-          <w:szCs w:val="22"/>
-        </w:rPr>
-      </w:pPr>
-      <w:r>
-        <w:rPr>
-          <w:sz w:val="22"/>
-          <w:szCs w:val="22"/>
-        </w:rPr>
-        <w:t xml:space="preserve">Currently </w:t>
-      </w:r>
-      <w:r>
-        <w:rPr>
-          <w:sz w:val="22"/>
-          <w:szCs w:val="22"/>
-        </w:rPr>
-        <w:t>completing</w:t>
-      </w:r>
-      <w:r>
-        <w:rPr>
-          <w:sz w:val="22"/>
-          <w:szCs w:val="22"/>
-        </w:rPr>
-        <w:t xml:space="preserve"> </w:t>
-      </w:r>
-      <w:r>
-        <w:rPr>
-          <w:sz w:val="22"/>
-          <w:szCs w:val="22"/>
-        </w:rPr>
-        <w:t xml:space="preserve">manuscript </w:t>
+        <w:t>Paper uploaded to arXiv and under review at Journal of the American Statistical Association</w:t>
       </w:r>
     </w:p>
     <w:p>
@@ -4257,27 +4137,7 @@
           <w:sz w:val="22"/>
           <w:szCs w:val="22"/>
         </w:rPr>
-        <w:t xml:space="preserve">Mentor students for their data science projects at </w:t>
-      </w:r>
-      <w:proofErr w:type="spellStart"/>
-      <w:r>
-        <w:rPr>
-          <w:rFonts w:asciiTheme="minorHAnsi" w:hAnsiTheme="minorHAnsi" w:cstheme="minorHAnsi"/>
-          <w:bCs/>
-          <w:sz w:val="22"/>
-          <w:szCs w:val="22"/>
-        </w:rPr>
-        <w:t>RuralWorks</w:t>
-      </w:r>
-      <w:proofErr w:type="spellEnd"/>
-      <w:r>
-        <w:rPr>
-          <w:rFonts w:asciiTheme="minorHAnsi" w:hAnsiTheme="minorHAnsi" w:cstheme="minorHAnsi"/>
-          <w:bCs/>
-          <w:sz w:val="22"/>
-          <w:szCs w:val="22"/>
-        </w:rPr>
-        <w:t xml:space="preserve"> (NC State) and Summer Research and Innovation Programs (NC School of Science and Mathematics)</w:t>
+        <w:t>Mentor students for their data science projects at RuralWorks (NC State) and Summer Research and Innovation Programs (NC School of Science and Mathematics)</w:t>
       </w:r>
     </w:p>
     <w:p>

--- a/assets/CV (Shih-Ni Prim).docx
+++ b/assets/CV (Shih-Ni Prim).docx
@@ -589,8 +589,18 @@
           <w:sz w:val="22"/>
           <w:szCs w:val="22"/>
         </w:rPr>
-        <w:t>Das Lied von der Erde</w:t>
-      </w:r>
+        <w:t xml:space="preserve">Das Lied von der </w:t>
+      </w:r>
+      <w:proofErr w:type="spellStart"/>
+      <w:r>
+        <w:rPr>
+          <w:i/>
+          <w:sz w:val="22"/>
+          <w:szCs w:val="22"/>
+        </w:rPr>
+        <w:t>Erde</w:t>
+      </w:r>
+      <w:proofErr w:type="spellEnd"/>
       <w:r>
         <w:rPr>
           <w:sz w:val="22"/>
@@ -1101,6 +1111,15 @@
     </w:p>
     <w:p>
       <w:pPr>
+        <w:rPr>
+          <w:rFonts w:asciiTheme="minorHAnsi" w:hAnsiTheme="minorHAnsi" w:cstheme="minorHAnsi"/>
+          <w:sz w:val="22"/>
+          <w:szCs w:val="22"/>
+        </w:rPr>
+      </w:pPr>
+    </w:p>
+    <w:p>
+      <w:pPr>
         <w:pStyle w:val="Heading1"/>
         <w:rPr>
           <w:rFonts w:asciiTheme="minorHAnsi" w:hAnsiTheme="minorHAnsi" w:cstheme="minorHAnsi"/>
@@ -1108,23 +1127,13 @@
           <w:szCs w:val="22"/>
         </w:rPr>
       </w:pPr>
-    </w:p>
-    <w:p>
-      <w:pPr>
-        <w:pStyle w:val="Heading1"/>
-        <w:rPr>
-          <w:rFonts w:asciiTheme="minorHAnsi" w:hAnsiTheme="minorHAnsi" w:cstheme="minorHAnsi"/>
-          <w:sz w:val="22"/>
-          <w:szCs w:val="22"/>
-        </w:rPr>
-      </w:pPr>
-      <w:r>
-        <w:rPr>
-          <w:rFonts w:asciiTheme="minorHAnsi" w:hAnsiTheme="minorHAnsi" w:cstheme="minorHAnsi"/>
-          <w:sz w:val="22"/>
-          <w:szCs w:val="22"/>
-        </w:rPr>
-        <w:t>Manuscript in progress</w:t>
+      <w:r>
+        <w:rPr>
+          <w:rFonts w:asciiTheme="minorHAnsi" w:hAnsiTheme="minorHAnsi" w:cstheme="minorHAnsi"/>
+          <w:sz w:val="22"/>
+          <w:szCs w:val="22"/>
+        </w:rPr>
+        <w:t>Working papers</w:t>
       </w:r>
     </w:p>
     <w:p>
@@ -1248,7 +1257,7 @@
           <w:sz w:val="22"/>
           <w:szCs w:val="22"/>
         </w:rPr>
-        <w:t xml:space="preserve">., Booth, </w:t>
+        <w:t xml:space="preserve">., and Booth, </w:t>
       </w:r>
       <w:r>
         <w:rPr>
@@ -1296,8 +1305,128 @@
           <w:sz w:val="22"/>
           <w:szCs w:val="22"/>
         </w:rPr>
+        <w:t>,”</w:t>
+      </w:r>
+      <w:r>
+        <w:rPr>
+          <w:rFonts w:asciiTheme="minorHAnsi" w:hAnsiTheme="minorHAnsi" w:cstheme="minorHAnsi"/>
+          <w:sz w:val="22"/>
+          <w:szCs w:val="22"/>
+        </w:rPr>
+        <w:t xml:space="preserve"> </w:t>
+      </w:r>
+      <w:r>
+        <w:rPr>
+          <w:rFonts w:asciiTheme="minorHAnsi" w:hAnsiTheme="minorHAnsi" w:cstheme="minorHAnsi"/>
+          <w:sz w:val="22"/>
+          <w:szCs w:val="22"/>
+        </w:rPr>
+        <w:t>arXiv:2512.13530.</w:t>
+      </w:r>
+    </w:p>
+    <w:p>
+      <w:pPr>
+        <w:rPr>
+          <w:rFonts w:asciiTheme="minorHAnsi" w:hAnsiTheme="minorHAnsi" w:cstheme="minorHAnsi"/>
+          <w:sz w:val="22"/>
+          <w:szCs w:val="22"/>
+        </w:rPr>
+      </w:pPr>
+    </w:p>
+    <w:p>
+      <w:pPr>
+        <w:rPr>
+          <w:rFonts w:asciiTheme="minorHAnsi" w:hAnsiTheme="minorHAnsi" w:cstheme="minorHAnsi"/>
+          <w:sz w:val="22"/>
+          <w:szCs w:val="22"/>
+        </w:rPr>
+      </w:pPr>
+      <w:r>
+        <w:rPr>
+          <w:rFonts w:asciiTheme="minorHAnsi" w:hAnsiTheme="minorHAnsi" w:cstheme="minorHAnsi"/>
+          <w:sz w:val="22"/>
+          <w:szCs w:val="22"/>
+        </w:rPr>
+        <w:t xml:space="preserve">Martin, R, </w:t>
+      </w:r>
+      <w:r>
+        <w:rPr>
+          <w:rFonts w:asciiTheme="minorHAnsi" w:hAnsiTheme="minorHAnsi" w:cstheme="minorHAnsi"/>
+          <w:b/>
+          <w:bCs/>
+          <w:sz w:val="22"/>
+          <w:szCs w:val="22"/>
+        </w:rPr>
+        <w:t>Prim, S.-N.</w:t>
+      </w:r>
+      <w:r>
+        <w:rPr>
+          <w:rFonts w:asciiTheme="minorHAnsi" w:hAnsiTheme="minorHAnsi" w:cstheme="minorHAnsi"/>
+          <w:sz w:val="22"/>
+          <w:szCs w:val="22"/>
+        </w:rPr>
+        <w:t>, and Williams, J. “</w:t>
+      </w:r>
+      <w:r>
+        <w:rPr>
+          <w:rFonts w:asciiTheme="minorHAnsi" w:hAnsiTheme="minorHAnsi" w:cstheme="minorHAnsi"/>
+          <w:sz w:val="22"/>
+          <w:szCs w:val="22"/>
+        </w:rPr>
+        <w:t>Decision-making with possibilistic inferential models</w:t>
+      </w:r>
+      <w:r>
+        <w:rPr>
+          <w:rFonts w:asciiTheme="minorHAnsi" w:hAnsiTheme="minorHAnsi" w:cstheme="minorHAnsi"/>
+          <w:sz w:val="22"/>
+          <w:szCs w:val="22"/>
+        </w:rPr>
         <w:t>.”</w:t>
       </w:r>
+    </w:p>
+    <w:p>
+      <w:pPr>
+        <w:rPr>
+          <w:rFonts w:asciiTheme="minorHAnsi" w:hAnsiTheme="minorHAnsi" w:cstheme="minorHAnsi"/>
+          <w:sz w:val="22"/>
+          <w:szCs w:val="22"/>
+        </w:rPr>
+      </w:pPr>
+    </w:p>
+    <w:p>
+      <w:pPr>
+        <w:rPr>
+          <w:rFonts w:asciiTheme="minorHAnsi" w:hAnsiTheme="minorHAnsi" w:cstheme="minorHAnsi"/>
+          <w:sz w:val="22"/>
+          <w:szCs w:val="22"/>
+        </w:rPr>
+      </w:pPr>
+      <w:proofErr w:type="spellStart"/>
+      <w:r>
+        <w:rPr>
+          <w:rFonts w:asciiTheme="minorHAnsi" w:hAnsiTheme="minorHAnsi" w:cstheme="minorHAnsi"/>
+          <w:sz w:val="22"/>
+          <w:szCs w:val="22"/>
+        </w:rPr>
+        <w:t>Phlips</w:t>
+      </w:r>
+      <w:proofErr w:type="spellEnd"/>
+      <w:r>
+        <w:rPr>
+          <w:rFonts w:asciiTheme="minorHAnsi" w:hAnsiTheme="minorHAnsi" w:cstheme="minorHAnsi"/>
+          <w:sz w:val="22"/>
+          <w:szCs w:val="22"/>
+        </w:rPr>
+        <w:t>,</w:t>
+      </w:r>
+      <w:r>
+        <w:rPr>
+          <w:rFonts w:asciiTheme="minorHAnsi" w:hAnsiTheme="minorHAnsi" w:cstheme="minorHAnsi"/>
+          <w:sz w:val="22"/>
+          <w:szCs w:val="22"/>
+        </w:rPr>
+        <w:t xml:space="preserve"> E.,</w:t>
+      </w:r>
       <w:r>
         <w:rPr>
           <w:rFonts w:asciiTheme="minorHAnsi" w:hAnsiTheme="minorHAnsi" w:cstheme="minorHAnsi"/>
@@ -1306,39 +1435,191 @@
         </w:rPr>
         <w:t xml:space="preserve"> </w:t>
       </w:r>
-    </w:p>
-    <w:p>
-      <w:pPr>
-        <w:rPr>
-          <w:rFonts w:asciiTheme="minorHAnsi" w:hAnsiTheme="minorHAnsi" w:cstheme="minorHAnsi"/>
-          <w:sz w:val="22"/>
-          <w:szCs w:val="22"/>
-        </w:rPr>
-      </w:pPr>
-    </w:p>
-    <w:p>
-      <w:pPr>
-        <w:rPr>
-          <w:rFonts w:asciiTheme="minorHAnsi" w:hAnsiTheme="minorHAnsi" w:cstheme="minorHAnsi"/>
-          <w:sz w:val="22"/>
-          <w:szCs w:val="22"/>
-        </w:rPr>
-      </w:pPr>
-      <w:r>
-        <w:rPr>
-          <w:rFonts w:asciiTheme="minorHAnsi" w:hAnsiTheme="minorHAnsi" w:cstheme="minorHAnsi"/>
-          <w:sz w:val="22"/>
-          <w:szCs w:val="22"/>
-        </w:rPr>
-        <w:t>Phlips,</w:t>
-      </w:r>
-      <w:r>
-        <w:rPr>
-          <w:rFonts w:asciiTheme="minorHAnsi" w:hAnsiTheme="minorHAnsi" w:cstheme="minorHAnsi"/>
-          <w:sz w:val="22"/>
-          <w:szCs w:val="22"/>
-        </w:rPr>
-        <w:t xml:space="preserve"> E.,</w:t>
+      <w:r>
+        <w:rPr>
+          <w:rFonts w:asciiTheme="minorHAnsi" w:hAnsiTheme="minorHAnsi" w:cstheme="minorHAnsi"/>
+          <w:b/>
+          <w:bCs/>
+          <w:sz w:val="22"/>
+          <w:szCs w:val="22"/>
+        </w:rPr>
+        <w:t>Prim, S.-N.</w:t>
+      </w:r>
+      <w:r>
+        <w:rPr>
+          <w:rFonts w:asciiTheme="minorHAnsi" w:hAnsiTheme="minorHAnsi" w:cstheme="minorHAnsi"/>
+          <w:sz w:val="22"/>
+          <w:szCs w:val="22"/>
+        </w:rPr>
+        <w:t xml:space="preserve">, and </w:t>
+      </w:r>
+      <w:r>
+        <w:rPr>
+          <w:rFonts w:asciiTheme="minorHAnsi" w:hAnsiTheme="minorHAnsi" w:cstheme="minorHAnsi"/>
+          <w:sz w:val="22"/>
+          <w:szCs w:val="22"/>
+        </w:rPr>
+        <w:t xml:space="preserve">Nelson, </w:t>
+      </w:r>
+      <w:r>
+        <w:rPr>
+          <w:rFonts w:asciiTheme="minorHAnsi" w:hAnsiTheme="minorHAnsi" w:cstheme="minorHAnsi"/>
+          <w:sz w:val="22"/>
+          <w:szCs w:val="22"/>
+        </w:rPr>
+        <w:t xml:space="preserve">N. </w:t>
+      </w:r>
+      <w:r>
+        <w:rPr>
+          <w:rFonts w:asciiTheme="minorHAnsi" w:hAnsiTheme="minorHAnsi" w:cstheme="minorHAnsi"/>
+          <w:sz w:val="22"/>
+          <w:szCs w:val="22"/>
+        </w:rPr>
+        <w:t>“</w:t>
+      </w:r>
+      <w:r>
+        <w:rPr>
+          <w:rFonts w:asciiTheme="minorHAnsi" w:hAnsiTheme="minorHAnsi" w:cstheme="minorHAnsi"/>
+          <w:sz w:val="22"/>
+          <w:szCs w:val="22"/>
+        </w:rPr>
+        <w:t>H</w:t>
+      </w:r>
+      <w:r>
+        <w:rPr>
+          <w:rFonts w:asciiTheme="minorHAnsi" w:hAnsiTheme="minorHAnsi" w:cstheme="minorHAnsi"/>
+          <w:sz w:val="22"/>
+          <w:szCs w:val="22"/>
+        </w:rPr>
+        <w:t xml:space="preserve">armful </w:t>
+      </w:r>
+      <w:r>
+        <w:rPr>
+          <w:rFonts w:asciiTheme="minorHAnsi" w:hAnsiTheme="minorHAnsi" w:cstheme="minorHAnsi"/>
+          <w:sz w:val="22"/>
+          <w:szCs w:val="22"/>
+        </w:rPr>
+        <w:t>A</w:t>
+      </w:r>
+      <w:r>
+        <w:rPr>
+          <w:rFonts w:asciiTheme="minorHAnsi" w:hAnsiTheme="minorHAnsi" w:cstheme="minorHAnsi"/>
+          <w:sz w:val="22"/>
+          <w:szCs w:val="22"/>
+        </w:rPr>
+        <w:t xml:space="preserve">lgal </w:t>
+      </w:r>
+      <w:r>
+        <w:rPr>
+          <w:rFonts w:asciiTheme="minorHAnsi" w:hAnsiTheme="minorHAnsi" w:cstheme="minorHAnsi"/>
+          <w:sz w:val="22"/>
+          <w:szCs w:val="22"/>
+        </w:rPr>
+        <w:t>B</w:t>
+      </w:r>
+      <w:r>
+        <w:rPr>
+          <w:rFonts w:asciiTheme="minorHAnsi" w:hAnsiTheme="minorHAnsi" w:cstheme="minorHAnsi"/>
+          <w:sz w:val="22"/>
+          <w:szCs w:val="22"/>
+        </w:rPr>
+        <w:t>loom</w:t>
+      </w:r>
+      <w:r>
+        <w:rPr>
+          <w:rFonts w:asciiTheme="minorHAnsi" w:hAnsiTheme="minorHAnsi" w:cstheme="minorHAnsi"/>
+          <w:sz w:val="22"/>
+          <w:szCs w:val="22"/>
+        </w:rPr>
+        <w:t xml:space="preserve">s in the Indian River Lagoon 1997-2024, the </w:t>
+      </w:r>
+      <w:r>
+        <w:rPr>
+          <w:rFonts w:asciiTheme="minorHAnsi" w:hAnsiTheme="minorHAnsi" w:cstheme="minorHAnsi"/>
+          <w:sz w:val="22"/>
+          <w:szCs w:val="22"/>
+        </w:rPr>
+        <w:t>I</w:t>
+      </w:r>
+      <w:r>
+        <w:rPr>
+          <w:rFonts w:asciiTheme="minorHAnsi" w:hAnsiTheme="minorHAnsi" w:cstheme="minorHAnsi"/>
+          <w:sz w:val="22"/>
+          <w:szCs w:val="22"/>
+        </w:rPr>
+        <w:t xml:space="preserve">nfluences of </w:t>
+      </w:r>
+      <w:r>
+        <w:rPr>
+          <w:rFonts w:asciiTheme="minorHAnsi" w:hAnsiTheme="minorHAnsi" w:cstheme="minorHAnsi"/>
+          <w:sz w:val="22"/>
+          <w:szCs w:val="22"/>
+        </w:rPr>
+        <w:t>E</w:t>
+      </w:r>
+      <w:r>
+        <w:rPr>
+          <w:rFonts w:asciiTheme="minorHAnsi" w:hAnsiTheme="minorHAnsi" w:cstheme="minorHAnsi"/>
+          <w:sz w:val="22"/>
+          <w:szCs w:val="22"/>
+        </w:rPr>
+        <w:t xml:space="preserve">xtreme </w:t>
+      </w:r>
+      <w:r>
+        <w:rPr>
+          <w:rFonts w:asciiTheme="minorHAnsi" w:hAnsiTheme="minorHAnsi" w:cstheme="minorHAnsi"/>
+          <w:sz w:val="22"/>
+          <w:szCs w:val="22"/>
+        </w:rPr>
+        <w:t>C</w:t>
+      </w:r>
+      <w:r>
+        <w:rPr>
+          <w:rFonts w:asciiTheme="minorHAnsi" w:hAnsiTheme="minorHAnsi" w:cstheme="minorHAnsi"/>
+          <w:sz w:val="22"/>
+          <w:szCs w:val="22"/>
+        </w:rPr>
+        <w:t xml:space="preserve">onditions and </w:t>
+      </w:r>
+      <w:r>
+        <w:rPr>
+          <w:rFonts w:asciiTheme="minorHAnsi" w:hAnsiTheme="minorHAnsi" w:cstheme="minorHAnsi"/>
+          <w:sz w:val="22"/>
+          <w:szCs w:val="22"/>
+        </w:rPr>
+        <w:t>E</w:t>
+      </w:r>
+      <w:r>
+        <w:rPr>
+          <w:rFonts w:asciiTheme="minorHAnsi" w:hAnsiTheme="minorHAnsi" w:cstheme="minorHAnsi"/>
+          <w:sz w:val="22"/>
+          <w:szCs w:val="22"/>
+        </w:rPr>
+        <w:t xml:space="preserve">cosystem </w:t>
+      </w:r>
+      <w:r>
+        <w:rPr>
+          <w:rFonts w:asciiTheme="minorHAnsi" w:hAnsiTheme="minorHAnsi" w:cstheme="minorHAnsi"/>
+          <w:sz w:val="22"/>
+          <w:szCs w:val="22"/>
+        </w:rPr>
+        <w:t>D</w:t>
+      </w:r>
+      <w:r>
+        <w:rPr>
+          <w:rFonts w:asciiTheme="minorHAnsi" w:hAnsiTheme="minorHAnsi" w:cstheme="minorHAnsi"/>
+          <w:sz w:val="22"/>
+          <w:szCs w:val="22"/>
+        </w:rPr>
+        <w:t>isruptions</w:t>
+      </w:r>
+      <w:r>
+        <w:rPr>
+          <w:rFonts w:asciiTheme="minorHAnsi" w:hAnsiTheme="minorHAnsi" w:cstheme="minorHAnsi"/>
+          <w:sz w:val="22"/>
+          <w:szCs w:val="22"/>
+        </w:rPr>
+        <w:t>.”</w:t>
       </w:r>
       <w:r>
         <w:rPr>
@@ -1348,226 +1629,6 @@
         </w:rPr>
         <w:t xml:space="preserve"> </w:t>
       </w:r>
-      <w:r>
-        <w:rPr>
-          <w:rFonts w:asciiTheme="minorHAnsi" w:hAnsiTheme="minorHAnsi" w:cstheme="minorHAnsi"/>
-          <w:b/>
-          <w:bCs/>
-          <w:sz w:val="22"/>
-          <w:szCs w:val="22"/>
-        </w:rPr>
-        <w:t>Prim, S.-N.</w:t>
-      </w:r>
-      <w:r>
-        <w:rPr>
-          <w:rFonts w:asciiTheme="minorHAnsi" w:hAnsiTheme="minorHAnsi" w:cstheme="minorHAnsi"/>
-          <w:sz w:val="22"/>
-          <w:szCs w:val="22"/>
-        </w:rPr>
-        <w:t xml:space="preserve">, and </w:t>
-      </w:r>
-      <w:r>
-        <w:rPr>
-          <w:rFonts w:asciiTheme="minorHAnsi" w:hAnsiTheme="minorHAnsi" w:cstheme="minorHAnsi"/>
-          <w:sz w:val="22"/>
-          <w:szCs w:val="22"/>
-        </w:rPr>
-        <w:t xml:space="preserve">Nelson, </w:t>
-      </w:r>
-      <w:r>
-        <w:rPr>
-          <w:rFonts w:asciiTheme="minorHAnsi" w:hAnsiTheme="minorHAnsi" w:cstheme="minorHAnsi"/>
-          <w:sz w:val="22"/>
-          <w:szCs w:val="22"/>
-        </w:rPr>
-        <w:t xml:space="preserve">N. </w:t>
-      </w:r>
-      <w:r>
-        <w:rPr>
-          <w:rFonts w:asciiTheme="minorHAnsi" w:hAnsiTheme="minorHAnsi" w:cstheme="minorHAnsi"/>
-          <w:sz w:val="22"/>
-          <w:szCs w:val="22"/>
-        </w:rPr>
-        <w:t>“</w:t>
-      </w:r>
-      <w:r>
-        <w:rPr>
-          <w:rFonts w:asciiTheme="minorHAnsi" w:hAnsiTheme="minorHAnsi" w:cstheme="minorHAnsi"/>
-          <w:sz w:val="22"/>
-          <w:szCs w:val="22"/>
-        </w:rPr>
-        <w:t>H</w:t>
-      </w:r>
-      <w:r>
-        <w:rPr>
-          <w:rFonts w:asciiTheme="minorHAnsi" w:hAnsiTheme="minorHAnsi" w:cstheme="minorHAnsi"/>
-          <w:sz w:val="22"/>
-          <w:szCs w:val="22"/>
-        </w:rPr>
-        <w:t xml:space="preserve">armful </w:t>
-      </w:r>
-      <w:r>
-        <w:rPr>
-          <w:rFonts w:asciiTheme="minorHAnsi" w:hAnsiTheme="minorHAnsi" w:cstheme="minorHAnsi"/>
-          <w:sz w:val="22"/>
-          <w:szCs w:val="22"/>
-        </w:rPr>
-        <w:t>A</w:t>
-      </w:r>
-      <w:r>
-        <w:rPr>
-          <w:rFonts w:asciiTheme="minorHAnsi" w:hAnsiTheme="minorHAnsi" w:cstheme="minorHAnsi"/>
-          <w:sz w:val="22"/>
-          <w:szCs w:val="22"/>
-        </w:rPr>
-        <w:t xml:space="preserve">lgal </w:t>
-      </w:r>
-      <w:r>
-        <w:rPr>
-          <w:rFonts w:asciiTheme="minorHAnsi" w:hAnsiTheme="minorHAnsi" w:cstheme="minorHAnsi"/>
-          <w:sz w:val="22"/>
-          <w:szCs w:val="22"/>
-        </w:rPr>
-        <w:t>B</w:t>
-      </w:r>
-      <w:r>
-        <w:rPr>
-          <w:rFonts w:asciiTheme="minorHAnsi" w:hAnsiTheme="minorHAnsi" w:cstheme="minorHAnsi"/>
-          <w:sz w:val="22"/>
-          <w:szCs w:val="22"/>
-        </w:rPr>
-        <w:t>loom</w:t>
-      </w:r>
-      <w:r>
-        <w:rPr>
-          <w:rFonts w:asciiTheme="minorHAnsi" w:hAnsiTheme="minorHAnsi" w:cstheme="minorHAnsi"/>
-          <w:sz w:val="22"/>
-          <w:szCs w:val="22"/>
-        </w:rPr>
-        <w:t xml:space="preserve">s in the Indian River Lagoon 1997-2024, the </w:t>
-      </w:r>
-      <w:r>
-        <w:rPr>
-          <w:rFonts w:asciiTheme="minorHAnsi" w:hAnsiTheme="minorHAnsi" w:cstheme="minorHAnsi"/>
-          <w:sz w:val="22"/>
-          <w:szCs w:val="22"/>
-        </w:rPr>
-        <w:t>I</w:t>
-      </w:r>
-      <w:r>
-        <w:rPr>
-          <w:rFonts w:asciiTheme="minorHAnsi" w:hAnsiTheme="minorHAnsi" w:cstheme="minorHAnsi"/>
-          <w:sz w:val="22"/>
-          <w:szCs w:val="22"/>
-        </w:rPr>
-        <w:t xml:space="preserve">nfluences of </w:t>
-      </w:r>
-      <w:r>
-        <w:rPr>
-          <w:rFonts w:asciiTheme="minorHAnsi" w:hAnsiTheme="minorHAnsi" w:cstheme="minorHAnsi"/>
-          <w:sz w:val="22"/>
-          <w:szCs w:val="22"/>
-        </w:rPr>
-        <w:t>E</w:t>
-      </w:r>
-      <w:r>
-        <w:rPr>
-          <w:rFonts w:asciiTheme="minorHAnsi" w:hAnsiTheme="minorHAnsi" w:cstheme="minorHAnsi"/>
-          <w:sz w:val="22"/>
-          <w:szCs w:val="22"/>
-        </w:rPr>
-        <w:t xml:space="preserve">xtreme </w:t>
-      </w:r>
-      <w:r>
-        <w:rPr>
-          <w:rFonts w:asciiTheme="minorHAnsi" w:hAnsiTheme="minorHAnsi" w:cstheme="minorHAnsi"/>
-          <w:sz w:val="22"/>
-          <w:szCs w:val="22"/>
-        </w:rPr>
-        <w:t>C</w:t>
-      </w:r>
-      <w:r>
-        <w:rPr>
-          <w:rFonts w:asciiTheme="minorHAnsi" w:hAnsiTheme="minorHAnsi" w:cstheme="minorHAnsi"/>
-          <w:sz w:val="22"/>
-          <w:szCs w:val="22"/>
-        </w:rPr>
-        <w:t xml:space="preserve">onditions and </w:t>
-      </w:r>
-      <w:r>
-        <w:rPr>
-          <w:rFonts w:asciiTheme="minorHAnsi" w:hAnsiTheme="minorHAnsi" w:cstheme="minorHAnsi"/>
-          <w:sz w:val="22"/>
-          <w:szCs w:val="22"/>
-        </w:rPr>
-        <w:t>E</w:t>
-      </w:r>
-      <w:r>
-        <w:rPr>
-          <w:rFonts w:asciiTheme="minorHAnsi" w:hAnsiTheme="minorHAnsi" w:cstheme="minorHAnsi"/>
-          <w:sz w:val="22"/>
-          <w:szCs w:val="22"/>
-        </w:rPr>
-        <w:t xml:space="preserve">cosystem </w:t>
-      </w:r>
-      <w:r>
-        <w:rPr>
-          <w:rFonts w:asciiTheme="minorHAnsi" w:hAnsiTheme="minorHAnsi" w:cstheme="minorHAnsi"/>
-          <w:sz w:val="22"/>
-          <w:szCs w:val="22"/>
-        </w:rPr>
-        <w:t>D</w:t>
-      </w:r>
-      <w:r>
-        <w:rPr>
-          <w:rFonts w:asciiTheme="minorHAnsi" w:hAnsiTheme="minorHAnsi" w:cstheme="minorHAnsi"/>
-          <w:sz w:val="22"/>
-          <w:szCs w:val="22"/>
-        </w:rPr>
-        <w:t>isruptions</w:t>
-      </w:r>
-      <w:r>
-        <w:rPr>
-          <w:rFonts w:asciiTheme="minorHAnsi" w:hAnsiTheme="minorHAnsi" w:cstheme="minorHAnsi"/>
-          <w:sz w:val="22"/>
-          <w:szCs w:val="22"/>
-        </w:rPr>
-        <w:t>.</w:t>
-      </w:r>
-      <w:r>
-        <w:rPr>
-          <w:rFonts w:asciiTheme="minorHAnsi" w:hAnsiTheme="minorHAnsi" w:cstheme="minorHAnsi"/>
-          <w:sz w:val="22"/>
-          <w:szCs w:val="22"/>
-        </w:rPr>
-        <w:t>”</w:t>
-      </w:r>
-      <w:r>
-        <w:rPr>
-          <w:rFonts w:asciiTheme="minorHAnsi" w:hAnsiTheme="minorHAnsi" w:cstheme="minorHAnsi"/>
-          <w:sz w:val="22"/>
-          <w:szCs w:val="22"/>
-        </w:rPr>
-        <w:t xml:space="preserve"> </w:t>
-      </w:r>
-    </w:p>
-    <w:p>
-      <w:pPr>
-        <w:rPr>
-          <w:rFonts w:asciiTheme="minorHAnsi" w:hAnsiTheme="minorHAnsi" w:cstheme="minorHAnsi"/>
-          <w:sz w:val="22"/>
-          <w:szCs w:val="22"/>
-        </w:rPr>
-      </w:pPr>
-    </w:p>
-    <w:p>
-      <w:pPr>
-        <w:rPr>
-          <w:rFonts w:asciiTheme="minorHAnsi" w:hAnsiTheme="minorHAnsi" w:cstheme="minorHAnsi"/>
-          <w:sz w:val="22"/>
-          <w:szCs w:val="22"/>
-        </w:rPr>
-      </w:pPr>
     </w:p>
     <w:p>
       <w:pPr>
@@ -1592,13 +1653,48 @@
       <w:pPr>
         <w:rPr>
           <w:rFonts w:asciiTheme="minorHAnsi" w:hAnsiTheme="minorHAnsi" w:cstheme="minorHAnsi"/>
-          <w:sz w:val="22"/>
-          <w:szCs w:val="22"/>
-        </w:rPr>
-      </w:pPr>
-    </w:p>
-    <w:p>
-      <w:pPr>
+          <w:b/>
+          <w:bCs/>
+          <w:sz w:val="22"/>
+          <w:szCs w:val="22"/>
+        </w:rPr>
+      </w:pPr>
+    </w:p>
+    <w:p>
+      <w:pPr>
+        <w:rPr>
+          <w:rFonts w:asciiTheme="minorHAnsi" w:hAnsiTheme="minorHAnsi" w:cstheme="minorHAnsi"/>
+          <w:b/>
+          <w:bCs/>
+          <w:sz w:val="22"/>
+          <w:szCs w:val="22"/>
+        </w:rPr>
+      </w:pPr>
+      <w:r>
+        <w:rPr>
+          <w:rFonts w:asciiTheme="minorHAnsi" w:hAnsiTheme="minorHAnsi" w:cstheme="minorHAnsi"/>
+          <w:b/>
+          <w:bCs/>
+          <w:sz w:val="22"/>
+          <w:szCs w:val="22"/>
+        </w:rPr>
+        <w:t xml:space="preserve">In review </w:t>
+      </w:r>
+    </w:p>
+    <w:p>
+      <w:pPr>
+        <w:rPr>
+          <w:rFonts w:asciiTheme="minorHAnsi" w:hAnsiTheme="minorHAnsi" w:cstheme="minorHAnsi"/>
+          <w:b/>
+          <w:bCs/>
+          <w:sz w:val="22"/>
+          <w:szCs w:val="22"/>
+        </w:rPr>
+      </w:pPr>
+    </w:p>
+    <w:p>
+      <w:pPr>
+        <w:ind w:left="180"/>
         <w:rPr>
           <w:rFonts w:asciiTheme="minorHAnsi" w:hAnsiTheme="minorHAnsi" w:cstheme="minorHAnsi"/>
           <w:sz w:val="22"/>
@@ -1623,15 +1719,14 @@
         </w:rPr>
         <w:t>, Guan, Y., Yang, S., Rappold, A. G., Hill, K. L., Tsai, W.-L., Keeler, C. and Reich,</w:t>
       </w:r>
-    </w:p>
-    <w:p>
-      <w:pPr>
-        <w:rPr>
-          <w:rFonts w:asciiTheme="minorHAnsi" w:hAnsiTheme="minorHAnsi" w:cstheme="minorHAnsi"/>
-          <w:sz w:val="22"/>
-          <w:szCs w:val="22"/>
-        </w:rPr>
-      </w:pPr>
+      <w:r>
+        <w:rPr>
+          <w:rFonts w:asciiTheme="minorHAnsi" w:hAnsiTheme="minorHAnsi" w:cstheme="minorHAnsi"/>
+          <w:sz w:val="22"/>
+          <w:szCs w:val="22"/>
+        </w:rPr>
+        <w:t xml:space="preserve"> </w:t>
+      </w:r>
       <w:r>
         <w:rPr>
           <w:rFonts w:asciiTheme="minorHAnsi" w:hAnsiTheme="minorHAnsi" w:cstheme="minorHAnsi"/>
@@ -1656,15 +1751,14 @@
         </w:rPr>
         <w:t>A Spectral Confounder Adjustment for Spatial Regression with Multiple Exposures</w:t>
       </w:r>
-    </w:p>
-    <w:p>
-      <w:pPr>
-        <w:rPr>
-          <w:rFonts w:asciiTheme="minorHAnsi" w:hAnsiTheme="minorHAnsi" w:cstheme="minorHAnsi"/>
-          <w:sz w:val="22"/>
-          <w:szCs w:val="22"/>
-        </w:rPr>
-      </w:pPr>
+      <w:r>
+        <w:rPr>
+          <w:rFonts w:asciiTheme="minorHAnsi" w:hAnsiTheme="minorHAnsi" w:cstheme="minorHAnsi"/>
+          <w:sz w:val="22"/>
+          <w:szCs w:val="22"/>
+        </w:rPr>
+        <w:t xml:space="preserve"> </w:t>
+      </w:r>
       <w:r>
         <w:rPr>
           <w:rFonts w:asciiTheme="minorHAnsi" w:hAnsiTheme="minorHAnsi" w:cstheme="minorHAnsi"/>
@@ -1859,7 +1953,39 @@
           <w:sz w:val="22"/>
           <w:szCs w:val="22"/>
         </w:rPr>
-        <w:t>, edited by Adam E. M. Eltorai, Jeffrey A. Bakal, Daniel W. Kim, David E. Wazer, Academic Press</w:t>
+        <w:t xml:space="preserve">, edited by Adam E. M. </w:t>
+      </w:r>
+      <w:proofErr w:type="spellStart"/>
+      <w:r>
+        <w:rPr>
+          <w:sz w:val="22"/>
+          <w:szCs w:val="22"/>
+        </w:rPr>
+        <w:t>Eltorai</w:t>
+      </w:r>
+      <w:proofErr w:type="spellEnd"/>
+      <w:r>
+        <w:rPr>
+          <w:sz w:val="22"/>
+          <w:szCs w:val="22"/>
+        </w:rPr>
+        <w:t xml:space="preserve">, Jeffrey A. Bakal, Daniel W. Kim, David E. </w:t>
+      </w:r>
+      <w:proofErr w:type="spellStart"/>
+      <w:r>
+        <w:rPr>
+          <w:sz w:val="22"/>
+          <w:szCs w:val="22"/>
+        </w:rPr>
+        <w:t>Wazer</w:t>
+      </w:r>
+      <w:proofErr w:type="spellEnd"/>
+      <w:r>
+        <w:rPr>
+          <w:sz w:val="22"/>
+          <w:szCs w:val="22"/>
+        </w:rPr>
+        <w:t>, Academic Press</w:t>
       </w:r>
       <w:r>
         <w:rPr>
@@ -1944,7 +2070,25 @@
           <w:sz w:val="22"/>
           <w:szCs w:val="22"/>
         </w:rPr>
-        <w:t>, Cramer CK, Strowd R, Lesser GJ, White JJ, Tatter SB, Laxton AW, Whitlow C, Lo H, Debinski W, Ververs JD, Black PJ, Chan MD</w:t>
+        <w:t xml:space="preserve">, Cramer CK, Strowd R, Lesser GJ, White JJ, Tatter SB, Laxton AW, Whitlow C, Lo H, </w:t>
+      </w:r>
+      <w:proofErr w:type="spellStart"/>
+      <w:r>
+        <w:rPr>
+          <w:rFonts w:asciiTheme="minorHAnsi" w:hAnsiTheme="minorHAnsi" w:cstheme="minorHAnsi"/>
+          <w:sz w:val="22"/>
+          <w:szCs w:val="22"/>
+        </w:rPr>
+        <w:t>Debinski</w:t>
+      </w:r>
+      <w:proofErr w:type="spellEnd"/>
+      <w:r>
+        <w:rPr>
+          <w:rFonts w:asciiTheme="minorHAnsi" w:hAnsiTheme="minorHAnsi" w:cstheme="minorHAnsi"/>
+          <w:sz w:val="22"/>
+          <w:szCs w:val="22"/>
+        </w:rPr>
+        <w:t xml:space="preserve"> W, Ververs JD, Black PJ, Chan MD</w:t>
       </w:r>
       <w:r>
         <w:rPr>
@@ -2189,3621 +2333,9 @@
             <w:sz w:val="22"/>
             <w:szCs w:val="22"/>
           </w:rPr>
-          <w:t>go.ncsu.edu/mlprimer</w:t>
+          <w:t>go.ncsu.edu/</w:t>
         </w:r>
-      </w:hyperlink>
-      <w:r>
-        <w:rPr>
-          <w:rFonts w:asciiTheme="minorHAnsi" w:hAnsiTheme="minorHAnsi" w:cstheme="minorHAnsi"/>
-          <w:sz w:val="22"/>
-          <w:szCs w:val="22"/>
-        </w:rPr>
-        <w:t>.</w:t>
-      </w:r>
-    </w:p>
-    <w:p>
-      <w:pPr>
-        <w:rPr>
-          <w:rFonts w:asciiTheme="minorHAnsi" w:hAnsiTheme="minorHAnsi" w:cstheme="minorHAnsi"/>
-          <w:sz w:val="22"/>
-          <w:szCs w:val="22"/>
-        </w:rPr>
-      </w:pPr>
-    </w:p>
-    <w:p>
-      <w:pPr>
-        <w:pStyle w:val="Heading1"/>
-        <w:rPr>
-          <w:rFonts w:asciiTheme="minorHAnsi" w:hAnsiTheme="minorHAnsi" w:cstheme="minorHAnsi"/>
-          <w:sz w:val="22"/>
-          <w:szCs w:val="22"/>
-        </w:rPr>
-      </w:pPr>
-      <w:r>
-        <w:rPr>
-          <w:rFonts w:asciiTheme="minorHAnsi" w:hAnsiTheme="minorHAnsi" w:cstheme="minorHAnsi"/>
-          <w:sz w:val="22"/>
-          <w:szCs w:val="22"/>
-        </w:rPr>
-        <w:t>conference Presentations</w:t>
-      </w:r>
-    </w:p>
-    <w:p>
-      <w:pPr>
-        <w:rPr>
-          <w:rFonts w:asciiTheme="minorHAnsi" w:hAnsiTheme="minorHAnsi" w:cstheme="minorHAnsi"/>
-          <w:sz w:val="22"/>
-          <w:szCs w:val="22"/>
-        </w:rPr>
-      </w:pPr>
-    </w:p>
-    <w:p>
-      <w:pPr>
-        <w:rPr>
-          <w:rFonts w:asciiTheme="minorHAnsi" w:hAnsiTheme="minorHAnsi" w:cstheme="minorHAnsi"/>
-          <w:sz w:val="22"/>
-          <w:szCs w:val="22"/>
-        </w:rPr>
-      </w:pPr>
-      <w:r>
-        <w:rPr>
-          <w:b/>
-          <w:bCs/>
-          <w:sz w:val="22"/>
-          <w:szCs w:val="22"/>
-        </w:rPr>
-        <w:t xml:space="preserve">Prim S.-N., </w:t>
-      </w:r>
-      <w:r>
-        <w:rPr>
-          <w:rFonts w:asciiTheme="minorHAnsi" w:hAnsiTheme="minorHAnsi" w:cstheme="minorHAnsi"/>
-          <w:sz w:val="22"/>
-          <w:szCs w:val="22"/>
-        </w:rPr>
-        <w:t>Guan, Y., Yang, S., Rappold, A. G., Hill, K. L., Tsai, W.-L., Keeler, C. and Reich,</w:t>
-      </w:r>
-    </w:p>
-    <w:p>
-      <w:pPr>
-        <w:rPr>
-          <w:rFonts w:asciiTheme="minorHAnsi" w:hAnsiTheme="minorHAnsi" w:cstheme="minorHAnsi"/>
-          <w:sz w:val="22"/>
-          <w:szCs w:val="22"/>
-        </w:rPr>
-      </w:pPr>
-      <w:r>
-        <w:rPr>
-          <w:rFonts w:asciiTheme="minorHAnsi" w:hAnsiTheme="minorHAnsi" w:cstheme="minorHAnsi"/>
-          <w:sz w:val="22"/>
-          <w:szCs w:val="22"/>
-        </w:rPr>
-        <w:t xml:space="preserve">B. J. </w:t>
-      </w:r>
-      <w:r>
-        <w:rPr>
-          <w:rFonts w:asciiTheme="minorHAnsi" w:hAnsiTheme="minorHAnsi" w:cstheme="minorHAnsi"/>
-          <w:sz w:val="22"/>
-          <w:szCs w:val="22"/>
-        </w:rPr>
-        <w:t>“</w:t>
-      </w:r>
-      <w:r>
-        <w:rPr>
-          <w:rFonts w:asciiTheme="minorHAnsi" w:hAnsiTheme="minorHAnsi" w:cstheme="minorHAnsi"/>
-          <w:sz w:val="22"/>
-          <w:szCs w:val="22"/>
-        </w:rPr>
-        <w:t>A Spectral Confounder Adjustment for Spatial Regression with Multiple Exposures</w:t>
-      </w:r>
-      <w:r>
-        <w:rPr>
-          <w:rFonts w:asciiTheme="minorHAnsi" w:hAnsiTheme="minorHAnsi" w:cstheme="minorHAnsi"/>
-          <w:sz w:val="22"/>
-          <w:szCs w:val="22"/>
-        </w:rPr>
-        <w:t xml:space="preserve">.” </w:t>
-      </w:r>
-      <w:r>
-        <w:rPr>
-          <w:rFonts w:asciiTheme="minorHAnsi" w:hAnsiTheme="minorHAnsi" w:cstheme="minorHAnsi"/>
-          <w:sz w:val="22"/>
-          <w:szCs w:val="22"/>
-        </w:rPr>
-        <w:t>Joint Statistical Meetings (JSM)</w:t>
-      </w:r>
-      <w:r>
-        <w:rPr>
-          <w:rFonts w:asciiTheme="minorHAnsi" w:hAnsiTheme="minorHAnsi" w:cstheme="minorHAnsi"/>
-          <w:sz w:val="22"/>
-          <w:szCs w:val="22"/>
-        </w:rPr>
-        <w:t>, Aug 5, 2025.</w:t>
-      </w:r>
-      <w:r>
-        <w:rPr>
-          <w:rFonts w:asciiTheme="minorHAnsi" w:hAnsiTheme="minorHAnsi" w:cstheme="minorHAnsi"/>
-          <w:sz w:val="22"/>
-          <w:szCs w:val="22"/>
-        </w:rPr>
-        <w:t xml:space="preserve"> (</w:t>
-      </w:r>
-      <w:r>
-        <w:rPr>
-          <w:rFonts w:asciiTheme="minorHAnsi" w:hAnsiTheme="minorHAnsi" w:cstheme="minorHAnsi"/>
-          <w:sz w:val="22"/>
-          <w:szCs w:val="22"/>
-        </w:rPr>
-        <w:t>Contributed Poster Presentation</w:t>
-      </w:r>
-      <w:r>
-        <w:rPr>
-          <w:rFonts w:asciiTheme="minorHAnsi" w:hAnsiTheme="minorHAnsi" w:cstheme="minorHAnsi"/>
-          <w:sz w:val="22"/>
-          <w:szCs w:val="22"/>
-        </w:rPr>
-        <w:t>)</w:t>
-      </w:r>
-      <w:r>
-        <w:rPr>
-          <w:rFonts w:asciiTheme="minorHAnsi" w:hAnsiTheme="minorHAnsi" w:cstheme="minorHAnsi"/>
-          <w:sz w:val="22"/>
-          <w:szCs w:val="22"/>
-        </w:rPr>
-        <w:t xml:space="preserve"> </w:t>
-      </w:r>
-    </w:p>
-    <w:p>
-      <w:pPr>
-        <w:rPr>
-          <w:b/>
-          <w:bCs/>
-          <w:sz w:val="22"/>
-          <w:szCs w:val="22"/>
-        </w:rPr>
-      </w:pPr>
-    </w:p>
-    <w:p>
-      <w:pPr>
-        <w:rPr>
-          <w:rFonts w:asciiTheme="minorHAnsi" w:hAnsiTheme="minorHAnsi" w:cstheme="minorHAnsi"/>
-          <w:sz w:val="22"/>
-          <w:szCs w:val="22"/>
-        </w:rPr>
-      </w:pPr>
-      <w:r>
-        <w:rPr>
-          <w:b/>
-          <w:bCs/>
-          <w:sz w:val="22"/>
-          <w:szCs w:val="22"/>
-        </w:rPr>
-        <w:t xml:space="preserve">Prim S.-N., </w:t>
-      </w:r>
-      <w:r>
-        <w:rPr>
-          <w:rFonts w:asciiTheme="minorHAnsi" w:hAnsiTheme="minorHAnsi" w:cstheme="minorHAnsi"/>
-          <w:sz w:val="22"/>
-          <w:szCs w:val="22"/>
-        </w:rPr>
-        <w:t>Guan, Y., Yang, S., Rappold, A. G., Hill, K. L., Tsai, W.-L., Keeler, C. and Reich,</w:t>
-      </w:r>
-    </w:p>
-    <w:p>
-      <w:pPr>
-        <w:rPr>
-          <w:rFonts w:asciiTheme="minorHAnsi" w:hAnsiTheme="minorHAnsi" w:cstheme="minorHAnsi"/>
-          <w:sz w:val="22"/>
-          <w:szCs w:val="22"/>
-        </w:rPr>
-      </w:pPr>
-      <w:r>
-        <w:rPr>
-          <w:rFonts w:asciiTheme="minorHAnsi" w:hAnsiTheme="minorHAnsi" w:cstheme="minorHAnsi"/>
-          <w:sz w:val="22"/>
-          <w:szCs w:val="22"/>
-        </w:rPr>
-        <w:t xml:space="preserve">B. J. </w:t>
-      </w:r>
-      <w:r>
-        <w:rPr>
-          <w:rFonts w:asciiTheme="minorHAnsi" w:hAnsiTheme="minorHAnsi" w:cstheme="minorHAnsi"/>
-          <w:sz w:val="22"/>
-          <w:szCs w:val="22"/>
-        </w:rPr>
-        <w:t>“</w:t>
-      </w:r>
-      <w:r>
-        <w:rPr>
-          <w:rFonts w:asciiTheme="minorHAnsi" w:hAnsiTheme="minorHAnsi" w:cstheme="minorHAnsi"/>
-          <w:sz w:val="22"/>
-          <w:szCs w:val="22"/>
-        </w:rPr>
-        <w:t>A Spectral Confounder Adjustment for Spatial Regression with Multiple Exposures</w:t>
-      </w:r>
-      <w:r>
-        <w:rPr>
-          <w:rFonts w:asciiTheme="minorHAnsi" w:hAnsiTheme="minorHAnsi" w:cstheme="minorHAnsi"/>
-          <w:sz w:val="22"/>
-          <w:szCs w:val="22"/>
-        </w:rPr>
-        <w:t xml:space="preserve">.” International Workshop on Applied Probability, June 10, 2025. </w:t>
-      </w:r>
-      <w:r>
-        <w:rPr>
-          <w:rFonts w:asciiTheme="minorHAnsi" w:hAnsiTheme="minorHAnsi" w:cstheme="minorHAnsi"/>
-          <w:sz w:val="22"/>
-          <w:szCs w:val="22"/>
-        </w:rPr>
-        <w:t xml:space="preserve">(Invited </w:t>
-      </w:r>
-      <w:r>
-        <w:rPr>
-          <w:rFonts w:asciiTheme="minorHAnsi" w:hAnsiTheme="minorHAnsi" w:cstheme="minorHAnsi"/>
-          <w:sz w:val="22"/>
-          <w:szCs w:val="22"/>
-        </w:rPr>
-        <w:t>Presentation</w:t>
-      </w:r>
-      <w:r>
-        <w:rPr>
-          <w:rFonts w:asciiTheme="minorHAnsi" w:hAnsiTheme="minorHAnsi" w:cstheme="minorHAnsi"/>
-          <w:sz w:val="22"/>
-          <w:szCs w:val="22"/>
-        </w:rPr>
-        <w:t>)</w:t>
-      </w:r>
-    </w:p>
-    <w:p>
-      <w:pPr>
-        <w:rPr>
-          <w:b/>
-          <w:bCs/>
-          <w:sz w:val="22"/>
-          <w:szCs w:val="22"/>
-        </w:rPr>
-      </w:pPr>
-    </w:p>
-    <w:p>
-      <w:pPr>
-        <w:rPr>
-          <w:sz w:val="22"/>
-          <w:szCs w:val="22"/>
-        </w:rPr>
-      </w:pPr>
-      <w:r>
-        <w:rPr>
-          <w:b/>
-          <w:bCs/>
-          <w:sz w:val="22"/>
-          <w:szCs w:val="22"/>
-        </w:rPr>
-        <w:t>Prim S.</w:t>
-      </w:r>
-      <w:r>
-        <w:rPr>
-          <w:b/>
-          <w:bCs/>
-          <w:sz w:val="22"/>
-          <w:szCs w:val="22"/>
-        </w:rPr>
-        <w:t>-N.</w:t>
-      </w:r>
-      <w:r>
-        <w:rPr>
-          <w:sz w:val="22"/>
-          <w:szCs w:val="22"/>
-        </w:rPr>
-        <w:t>, Quinlan K, Booth A.</w:t>
-      </w:r>
-      <w:r>
-        <w:rPr>
-          <w:b/>
-          <w:bCs/>
-          <w:sz w:val="22"/>
-          <w:szCs w:val="22"/>
-        </w:rPr>
-        <w:t xml:space="preserve"> </w:t>
-      </w:r>
-      <w:r>
-        <w:rPr>
-          <w:sz w:val="22"/>
-          <w:szCs w:val="22"/>
-        </w:rPr>
-        <w:t xml:space="preserve">“Active Learning with Deep Gaussian Processes for Aero Database Construction.” International Conference on Advances in Interdisciplinary Statistics and Combinatorics, October 13, 2024. </w:t>
-      </w:r>
-      <w:r>
-        <w:rPr>
-          <w:sz w:val="22"/>
-          <w:szCs w:val="22"/>
-        </w:rPr>
-        <w:t xml:space="preserve">(Invited </w:t>
-      </w:r>
-      <w:r>
-        <w:rPr>
-          <w:sz w:val="22"/>
-          <w:szCs w:val="22"/>
-        </w:rPr>
-        <w:t>Presentation</w:t>
-      </w:r>
-      <w:r>
-        <w:rPr>
-          <w:sz w:val="22"/>
-          <w:szCs w:val="22"/>
-        </w:rPr>
-        <w:t>)</w:t>
-      </w:r>
-    </w:p>
-    <w:p>
-      <w:pPr>
-        <w:pStyle w:val="Heading1"/>
-        <w:rPr>
-          <w:rFonts w:asciiTheme="minorHAnsi" w:hAnsiTheme="minorHAnsi" w:cstheme="minorHAnsi"/>
-          <w:sz w:val="22"/>
-          <w:szCs w:val="22"/>
-        </w:rPr>
-      </w:pPr>
-    </w:p>
-    <w:p>
-      <w:pPr>
-        <w:pStyle w:val="Heading1"/>
-        <w:rPr>
-          <w:rFonts w:asciiTheme="minorHAnsi" w:hAnsiTheme="minorHAnsi" w:cstheme="minorHAnsi"/>
-          <w:sz w:val="22"/>
-          <w:szCs w:val="22"/>
-        </w:rPr>
-      </w:pPr>
-      <w:r>
-        <w:rPr>
-          <w:rFonts w:asciiTheme="minorHAnsi" w:hAnsiTheme="minorHAnsi" w:cstheme="minorHAnsi"/>
-          <w:sz w:val="22"/>
-          <w:szCs w:val="22"/>
-        </w:rPr>
-        <w:t>PROFESSIONAL POSITIONS</w:t>
-      </w:r>
-    </w:p>
-    <w:p>
-      <w:pPr>
-        <w:tabs>
-          <w:tab w:val="right" w:pos="8640"/>
-        </w:tabs>
-        <w:rPr>
-          <w:rFonts w:asciiTheme="minorHAnsi" w:hAnsiTheme="minorHAnsi" w:cstheme="minorHAnsi"/>
-          <w:sz w:val="22"/>
-          <w:szCs w:val="22"/>
-        </w:rPr>
-      </w:pPr>
-    </w:p>
-    <w:p>
-      <w:pPr>
-        <w:tabs>
-          <w:tab w:val="right" w:pos="8640"/>
-        </w:tabs>
-        <w:rPr>
-          <w:rFonts w:asciiTheme="minorHAnsi" w:hAnsiTheme="minorHAnsi" w:cstheme="minorHAnsi"/>
-          <w:bCs/>
-          <w:sz w:val="22"/>
-          <w:szCs w:val="22"/>
-        </w:rPr>
-      </w:pPr>
-      <w:r>
-        <w:rPr>
-          <w:rFonts w:asciiTheme="minorHAnsi" w:hAnsiTheme="minorHAnsi" w:cstheme="minorHAnsi"/>
-          <w:b/>
-          <w:sz w:val="22"/>
-          <w:szCs w:val="22"/>
-        </w:rPr>
-        <w:t>Data Science and AI Academy</w:t>
-      </w:r>
-      <w:r>
-        <w:rPr>
-          <w:rFonts w:asciiTheme="minorHAnsi" w:hAnsiTheme="minorHAnsi" w:cstheme="minorHAnsi"/>
-          <w:b/>
-          <w:sz w:val="22"/>
-          <w:szCs w:val="22"/>
-        </w:rPr>
-        <w:t xml:space="preserve">, </w:t>
-      </w:r>
-      <w:r>
-        <w:rPr>
-          <w:rFonts w:asciiTheme="minorHAnsi" w:hAnsiTheme="minorHAnsi" w:cstheme="minorHAnsi"/>
-          <w:bCs/>
-          <w:sz w:val="22"/>
-          <w:szCs w:val="22"/>
-        </w:rPr>
-        <w:t xml:space="preserve">NC State University, </w:t>
-      </w:r>
-      <w:r>
-        <w:rPr>
-          <w:rFonts w:asciiTheme="minorHAnsi" w:hAnsiTheme="minorHAnsi" w:cstheme="minorHAnsi"/>
-          <w:bCs/>
-          <w:sz w:val="22"/>
-          <w:szCs w:val="22"/>
-        </w:rPr>
-        <w:t>Raleigh, NC</w:t>
-      </w:r>
-      <w:r>
-        <w:rPr>
-          <w:rFonts w:asciiTheme="minorHAnsi" w:hAnsiTheme="minorHAnsi" w:cstheme="minorHAnsi"/>
-          <w:bCs/>
-          <w:sz w:val="22"/>
-          <w:szCs w:val="22"/>
-        </w:rPr>
-        <w:tab/>
-        <w:t>Aug</w:t>
-      </w:r>
-      <w:r>
-        <w:rPr>
-          <w:rFonts w:asciiTheme="minorHAnsi" w:hAnsiTheme="minorHAnsi" w:cstheme="minorHAnsi"/>
-          <w:bCs/>
-          <w:sz w:val="22"/>
-          <w:szCs w:val="22"/>
-        </w:rPr>
-        <w:t xml:space="preserve"> to Dec</w:t>
-      </w:r>
-      <w:r>
-        <w:rPr>
-          <w:rFonts w:asciiTheme="minorHAnsi" w:hAnsiTheme="minorHAnsi" w:cstheme="minorHAnsi"/>
-          <w:bCs/>
-          <w:sz w:val="22"/>
-          <w:szCs w:val="22"/>
-        </w:rPr>
-        <w:t xml:space="preserve"> 202</w:t>
-      </w:r>
-      <w:r>
-        <w:rPr>
-          <w:rFonts w:asciiTheme="minorHAnsi" w:hAnsiTheme="minorHAnsi" w:cstheme="minorHAnsi"/>
-          <w:bCs/>
-          <w:sz w:val="22"/>
-          <w:szCs w:val="22"/>
-        </w:rPr>
-        <w:t>5</w:t>
-      </w:r>
-    </w:p>
-    <w:p>
-      <w:pPr>
-        <w:tabs>
-          <w:tab w:val="right" w:pos="8640"/>
-        </w:tabs>
-        <w:ind w:left="8640" w:hanging="8640"/>
-        <w:rPr>
-          <w:rFonts w:asciiTheme="minorHAnsi" w:hAnsiTheme="minorHAnsi" w:cstheme="minorHAnsi"/>
-          <w:b/>
-          <w:sz w:val="22"/>
-          <w:szCs w:val="22"/>
-        </w:rPr>
-      </w:pPr>
-      <w:r>
-        <w:rPr>
-          <w:rFonts w:asciiTheme="minorHAnsi" w:hAnsiTheme="minorHAnsi" w:cstheme="minorHAnsi"/>
-          <w:b/>
-          <w:sz w:val="22"/>
-          <w:szCs w:val="22"/>
-        </w:rPr>
-        <w:t>Data Science Research Consultant</w:t>
-      </w:r>
-      <w:r>
-        <w:rPr>
-          <w:rFonts w:asciiTheme="minorHAnsi" w:hAnsiTheme="minorHAnsi" w:cstheme="minorHAnsi"/>
-          <w:b/>
-          <w:sz w:val="22"/>
-          <w:szCs w:val="22"/>
-        </w:rPr>
-        <w:t xml:space="preserve">  </w:t>
-      </w:r>
-    </w:p>
-    <w:p>
-      <w:pPr>
-        <w:pStyle w:val="ListParagraph"/>
-        <w:numPr>
-          <w:ilvl w:val="0"/>
-          <w:numId w:val="16"/>
-        </w:numPr>
-        <w:tabs>
-          <w:tab w:val="right" w:pos="8640"/>
-        </w:tabs>
-        <w:rPr>
-          <w:rFonts w:asciiTheme="minorHAnsi" w:hAnsiTheme="minorHAnsi" w:cstheme="minorHAnsi"/>
-          <w:bCs/>
-          <w:sz w:val="22"/>
-          <w:szCs w:val="22"/>
-        </w:rPr>
-      </w:pPr>
-      <w:r>
-        <w:rPr>
-          <w:rFonts w:asciiTheme="minorHAnsi" w:hAnsiTheme="minorHAnsi" w:cstheme="minorHAnsi"/>
-          <w:bCs/>
-          <w:sz w:val="22"/>
-          <w:szCs w:val="22"/>
-        </w:rPr>
-        <w:t xml:space="preserve">Provide drop-in and scheduled consultations </w:t>
-      </w:r>
-      <w:r>
-        <w:rPr>
-          <w:rFonts w:asciiTheme="minorHAnsi" w:hAnsiTheme="minorHAnsi" w:cstheme="minorHAnsi"/>
-          <w:bCs/>
-          <w:sz w:val="22"/>
-          <w:szCs w:val="22"/>
-        </w:rPr>
-        <w:t>about</w:t>
-      </w:r>
-      <w:r>
-        <w:rPr>
-          <w:rFonts w:asciiTheme="minorHAnsi" w:hAnsiTheme="minorHAnsi" w:cstheme="minorHAnsi"/>
-          <w:bCs/>
-          <w:sz w:val="22"/>
-          <w:szCs w:val="22"/>
-        </w:rPr>
-        <w:t xml:space="preserve"> statistical analysis and modeling</w:t>
-      </w:r>
-    </w:p>
-    <w:p>
-      <w:pPr>
-        <w:pStyle w:val="ListParagraph"/>
-        <w:numPr>
-          <w:ilvl w:val="0"/>
-          <w:numId w:val="16"/>
-        </w:numPr>
-        <w:tabs>
-          <w:tab w:val="right" w:pos="8640"/>
-        </w:tabs>
-        <w:rPr>
-          <w:rFonts w:asciiTheme="minorHAnsi" w:hAnsiTheme="minorHAnsi" w:cstheme="minorHAnsi"/>
-          <w:bCs/>
-          <w:sz w:val="22"/>
-          <w:szCs w:val="22"/>
-        </w:rPr>
-      </w:pPr>
-      <w:r>
-        <w:rPr>
-          <w:rFonts w:asciiTheme="minorHAnsi" w:hAnsiTheme="minorHAnsi" w:cstheme="minorHAnsi"/>
-          <w:bCs/>
-          <w:sz w:val="22"/>
-          <w:szCs w:val="22"/>
-        </w:rPr>
-        <w:t>Consult on student and faculty data science requests</w:t>
-      </w:r>
-    </w:p>
-    <w:p>
-      <w:pPr>
-        <w:pStyle w:val="ListParagraph"/>
-        <w:numPr>
-          <w:ilvl w:val="0"/>
-          <w:numId w:val="16"/>
-        </w:numPr>
-        <w:tabs>
-          <w:tab w:val="right" w:pos="8640"/>
-        </w:tabs>
-        <w:rPr>
-          <w:rFonts w:asciiTheme="minorHAnsi" w:hAnsiTheme="minorHAnsi" w:cstheme="minorHAnsi"/>
-          <w:bCs/>
-          <w:sz w:val="22"/>
-          <w:szCs w:val="22"/>
-        </w:rPr>
-      </w:pPr>
-      <w:r>
-        <w:rPr>
-          <w:rFonts w:asciiTheme="minorHAnsi" w:hAnsiTheme="minorHAnsi" w:cstheme="minorHAnsi"/>
-          <w:bCs/>
-          <w:sz w:val="22"/>
-          <w:szCs w:val="22"/>
-        </w:rPr>
-        <w:t>Work with researchers on a broad range of projects involving data and analysis</w:t>
-      </w:r>
-    </w:p>
-    <w:p>
-      <w:pPr>
-        <w:pStyle w:val="ListParagraph"/>
-        <w:tabs>
-          <w:tab w:val="right" w:pos="8640"/>
-        </w:tabs>
-        <w:rPr>
-          <w:rFonts w:asciiTheme="minorHAnsi" w:hAnsiTheme="minorHAnsi" w:cstheme="minorHAnsi"/>
-          <w:bCs/>
-          <w:sz w:val="22"/>
-          <w:szCs w:val="22"/>
-        </w:rPr>
-      </w:pPr>
-    </w:p>
-    <w:p>
-      <w:pPr>
-        <w:tabs>
-          <w:tab w:val="right" w:pos="8640"/>
-        </w:tabs>
-        <w:rPr>
-          <w:rFonts w:asciiTheme="minorHAnsi" w:hAnsiTheme="minorHAnsi" w:cstheme="minorHAnsi"/>
-          <w:bCs/>
-          <w:sz w:val="22"/>
-          <w:szCs w:val="22"/>
-        </w:rPr>
-      </w:pPr>
-      <w:r>
-        <w:rPr>
-          <w:rFonts w:asciiTheme="minorHAnsi" w:hAnsiTheme="minorHAnsi" w:cstheme="minorHAnsi"/>
-          <w:b/>
-          <w:sz w:val="22"/>
-          <w:szCs w:val="22"/>
-        </w:rPr>
-        <w:t xml:space="preserve">Research </w:t>
-      </w:r>
-      <w:r>
-        <w:rPr>
-          <w:rFonts w:asciiTheme="minorHAnsi" w:hAnsiTheme="minorHAnsi" w:cstheme="minorHAnsi"/>
-          <w:b/>
-          <w:sz w:val="22"/>
-          <w:szCs w:val="22"/>
-        </w:rPr>
-        <w:t>Collaborator of Lawrence Livermore National Laboratory</w:t>
-      </w:r>
-      <w:r>
-        <w:rPr>
-          <w:rFonts w:asciiTheme="minorHAnsi" w:hAnsiTheme="minorHAnsi" w:cstheme="minorHAnsi"/>
-          <w:bCs/>
-          <w:sz w:val="22"/>
-          <w:szCs w:val="22"/>
-        </w:rPr>
-        <w:tab/>
-        <w:t xml:space="preserve">Aug </w:t>
-      </w:r>
-      <w:r>
-        <w:rPr>
-          <w:rFonts w:asciiTheme="minorHAnsi" w:hAnsiTheme="minorHAnsi" w:cstheme="minorHAnsi"/>
-          <w:bCs/>
-          <w:sz w:val="22"/>
-          <w:szCs w:val="22"/>
-        </w:rPr>
-        <w:t xml:space="preserve">2024 </w:t>
-      </w:r>
-      <w:r>
-        <w:rPr>
-          <w:rFonts w:asciiTheme="minorHAnsi" w:hAnsiTheme="minorHAnsi" w:cstheme="minorHAnsi"/>
-          <w:bCs/>
-          <w:sz w:val="22"/>
-          <w:szCs w:val="22"/>
-        </w:rPr>
-        <w:t>to present</w:t>
-      </w:r>
-    </w:p>
-    <w:p>
-      <w:pPr>
-        <w:pStyle w:val="ListParagraph"/>
-        <w:numPr>
-          <w:ilvl w:val="0"/>
-          <w:numId w:val="20"/>
-        </w:numPr>
-        <w:tabs>
-          <w:tab w:val="right" w:pos="8640"/>
-        </w:tabs>
-        <w:rPr>
-          <w:rFonts w:asciiTheme="minorHAnsi" w:hAnsiTheme="minorHAnsi" w:cstheme="minorHAnsi"/>
-          <w:bCs/>
-          <w:sz w:val="22"/>
-          <w:szCs w:val="22"/>
-        </w:rPr>
-      </w:pPr>
-      <w:r>
-        <w:rPr>
-          <w:rFonts w:asciiTheme="minorHAnsi" w:hAnsiTheme="minorHAnsi" w:cstheme="minorHAnsi"/>
-          <w:bCs/>
-          <w:sz w:val="22"/>
-          <w:szCs w:val="22"/>
-        </w:rPr>
-        <w:t>Advisors: Kevin Quinlan and Annie Booth</w:t>
-      </w:r>
-    </w:p>
-    <w:p>
-      <w:pPr>
-        <w:pStyle w:val="ListParagraph"/>
-        <w:numPr>
-          <w:ilvl w:val="0"/>
-          <w:numId w:val="20"/>
-        </w:numPr>
-        <w:tabs>
-          <w:tab w:val="right" w:pos="8640"/>
-        </w:tabs>
-        <w:rPr>
-          <w:rFonts w:asciiTheme="minorHAnsi" w:hAnsiTheme="minorHAnsi" w:cstheme="minorHAnsi"/>
-          <w:bCs/>
-          <w:sz w:val="22"/>
-          <w:szCs w:val="22"/>
-        </w:rPr>
-      </w:pPr>
-      <w:r>
-        <w:rPr>
-          <w:rFonts w:asciiTheme="minorHAnsi" w:hAnsiTheme="minorHAnsi" w:cstheme="minorHAnsi"/>
-          <w:bCs/>
-          <w:sz w:val="22"/>
-          <w:szCs w:val="22"/>
-        </w:rPr>
-        <w:t xml:space="preserve">Research project: </w:t>
-      </w:r>
-      <w:r>
-        <w:rPr>
-          <w:rFonts w:asciiTheme="minorHAnsi" w:hAnsiTheme="minorHAnsi" w:cstheme="minorHAnsi"/>
-          <w:sz w:val="22"/>
-          <w:szCs w:val="22"/>
-        </w:rPr>
-        <w:t>Actively Learning Joint Contours of Multiple Computer Experiments</w:t>
-      </w:r>
-    </w:p>
-    <w:p>
-      <w:pPr>
-        <w:pStyle w:val="ListParagraph"/>
-        <w:numPr>
-          <w:ilvl w:val="0"/>
-          <w:numId w:val="20"/>
-        </w:numPr>
-        <w:rPr>
-          <w:rFonts w:asciiTheme="minorHAnsi" w:hAnsiTheme="minorHAnsi" w:cstheme="minorHAnsi"/>
-          <w:sz w:val="22"/>
-          <w:szCs w:val="22"/>
-        </w:rPr>
-      </w:pPr>
-      <w:r>
-        <w:rPr>
-          <w:sz w:val="22"/>
-          <w:szCs w:val="22"/>
-        </w:rPr>
-        <w:t xml:space="preserve">Examined </w:t>
-      </w:r>
-      <w:r>
-        <w:rPr>
-          <w:sz w:val="22"/>
-          <w:szCs w:val="22"/>
-        </w:rPr>
-        <w:t xml:space="preserve">predictive accuracy of </w:t>
-      </w:r>
-      <w:r>
-        <w:rPr>
-          <w:sz w:val="22"/>
-          <w:szCs w:val="22"/>
-        </w:rPr>
-        <w:t>D</w:t>
-      </w:r>
-      <w:r>
-        <w:rPr>
-          <w:sz w:val="22"/>
-          <w:szCs w:val="22"/>
-        </w:rPr>
-        <w:t>eep Gaussian Processes versus ordinary G</w:t>
-      </w:r>
-      <w:r>
-        <w:rPr>
-          <w:sz w:val="22"/>
-          <w:szCs w:val="22"/>
-        </w:rPr>
-        <w:t xml:space="preserve">aussian </w:t>
-      </w:r>
-      <w:r>
-        <w:rPr>
-          <w:sz w:val="22"/>
-          <w:szCs w:val="22"/>
-        </w:rPr>
-        <w:t>P</w:t>
-      </w:r>
-      <w:r>
-        <w:rPr>
-          <w:sz w:val="22"/>
-          <w:szCs w:val="22"/>
-        </w:rPr>
-        <w:t>rocesses</w:t>
-      </w:r>
-      <w:r>
-        <w:rPr>
-          <w:sz w:val="22"/>
-          <w:szCs w:val="22"/>
-        </w:rPr>
-        <w:t xml:space="preserve"> as surrogate models for aerodynamic data </w:t>
-      </w:r>
-    </w:p>
-    <w:p>
-      <w:pPr>
-        <w:pStyle w:val="ListParagraph"/>
-        <w:numPr>
-          <w:ilvl w:val="0"/>
-          <w:numId w:val="20"/>
-        </w:numPr>
-        <w:rPr>
-          <w:rFonts w:asciiTheme="minorHAnsi" w:hAnsiTheme="minorHAnsi" w:cstheme="minorHAnsi"/>
-          <w:sz w:val="22"/>
-          <w:szCs w:val="22"/>
-        </w:rPr>
-      </w:pPr>
-      <w:r>
-        <w:rPr>
-          <w:sz w:val="22"/>
-          <w:szCs w:val="22"/>
-        </w:rPr>
-        <w:t>Manuscript completed</w:t>
-      </w:r>
-    </w:p>
-    <w:p>
-      <w:pPr>
-        <w:tabs>
-          <w:tab w:val="right" w:pos="8640"/>
-        </w:tabs>
-        <w:rPr>
-          <w:rFonts w:asciiTheme="minorHAnsi" w:hAnsiTheme="minorHAnsi" w:cstheme="minorHAnsi"/>
-          <w:b/>
-          <w:sz w:val="22"/>
-          <w:szCs w:val="22"/>
-        </w:rPr>
-      </w:pPr>
-    </w:p>
-    <w:p>
-      <w:pPr>
-        <w:tabs>
-          <w:tab w:val="right" w:pos="8640"/>
-        </w:tabs>
-        <w:rPr>
-          <w:rFonts w:asciiTheme="minorHAnsi" w:hAnsiTheme="minorHAnsi" w:cstheme="minorHAnsi"/>
-          <w:bCs/>
-          <w:sz w:val="22"/>
-          <w:szCs w:val="22"/>
-        </w:rPr>
-      </w:pPr>
-      <w:r>
-        <w:rPr>
-          <w:rFonts w:asciiTheme="minorHAnsi" w:hAnsiTheme="minorHAnsi" w:cstheme="minorHAnsi"/>
-          <w:b/>
-          <w:sz w:val="22"/>
-          <w:szCs w:val="22"/>
-        </w:rPr>
-        <w:lastRenderedPageBreak/>
-        <w:t xml:space="preserve">Environmental Protection Agency, </w:t>
-      </w:r>
-      <w:r>
-        <w:rPr>
-          <w:rFonts w:asciiTheme="minorHAnsi" w:hAnsiTheme="minorHAnsi" w:cstheme="minorHAnsi"/>
-          <w:bCs/>
-          <w:sz w:val="22"/>
-          <w:szCs w:val="22"/>
-        </w:rPr>
-        <w:t>Research Triangle Park</w:t>
-      </w:r>
-      <w:r>
-        <w:rPr>
-          <w:rFonts w:asciiTheme="minorHAnsi" w:hAnsiTheme="minorHAnsi" w:cstheme="minorHAnsi"/>
-          <w:bCs/>
-          <w:sz w:val="22"/>
-          <w:szCs w:val="22"/>
-        </w:rPr>
-        <w:t>, NC</w:t>
-      </w:r>
-      <w:r>
-        <w:rPr>
-          <w:rFonts w:asciiTheme="minorHAnsi" w:hAnsiTheme="minorHAnsi" w:cstheme="minorHAnsi"/>
-          <w:bCs/>
-          <w:sz w:val="22"/>
-          <w:szCs w:val="22"/>
-        </w:rPr>
-        <w:tab/>
-        <w:t xml:space="preserve">Aug 2024 to </w:t>
-      </w:r>
-      <w:r>
-        <w:rPr>
-          <w:rFonts w:asciiTheme="minorHAnsi" w:hAnsiTheme="minorHAnsi" w:cstheme="minorHAnsi"/>
-          <w:bCs/>
-          <w:sz w:val="22"/>
-          <w:szCs w:val="22"/>
-        </w:rPr>
-        <w:t>Sep 2025</w:t>
-      </w:r>
-    </w:p>
-    <w:p>
-      <w:pPr>
-        <w:tabs>
-          <w:tab w:val="right" w:pos="8640"/>
-        </w:tabs>
-        <w:rPr>
-          <w:rFonts w:asciiTheme="minorHAnsi" w:hAnsiTheme="minorHAnsi" w:cstheme="minorHAnsi"/>
-          <w:b/>
-          <w:sz w:val="22"/>
-          <w:szCs w:val="22"/>
-        </w:rPr>
-      </w:pPr>
-      <w:r>
-        <w:rPr>
-          <w:rFonts w:asciiTheme="minorHAnsi" w:hAnsiTheme="minorHAnsi" w:cstheme="minorHAnsi"/>
-          <w:b/>
-          <w:sz w:val="22"/>
-          <w:szCs w:val="22"/>
-        </w:rPr>
-        <w:t xml:space="preserve">Oak Ridge Institute for Science and Education (ORISE) Fellow </w:t>
-      </w:r>
-    </w:p>
-    <w:p>
-      <w:pPr>
-        <w:pStyle w:val="ListParagraph"/>
-        <w:numPr>
-          <w:ilvl w:val="0"/>
-          <w:numId w:val="16"/>
-        </w:numPr>
-        <w:tabs>
-          <w:tab w:val="right" w:pos="8640"/>
-        </w:tabs>
-        <w:rPr>
-          <w:rFonts w:asciiTheme="minorHAnsi" w:hAnsiTheme="minorHAnsi" w:cstheme="minorHAnsi"/>
-          <w:bCs/>
-          <w:sz w:val="22"/>
-          <w:szCs w:val="22"/>
-        </w:rPr>
-      </w:pPr>
-      <w:r>
-        <w:rPr>
-          <w:rFonts w:asciiTheme="minorHAnsi" w:hAnsiTheme="minorHAnsi" w:cstheme="minorHAnsi"/>
-          <w:bCs/>
-          <w:sz w:val="22"/>
-          <w:szCs w:val="22"/>
-        </w:rPr>
-        <w:t>Mentor</w:t>
-      </w:r>
-      <w:r>
-        <w:rPr>
-          <w:rFonts w:asciiTheme="minorHAnsi" w:hAnsiTheme="minorHAnsi" w:cstheme="minorHAnsi"/>
-          <w:bCs/>
-          <w:sz w:val="22"/>
-          <w:szCs w:val="22"/>
-        </w:rPr>
-        <w:t>s: Ana Rappold and Brian Reich</w:t>
-      </w:r>
-    </w:p>
-    <w:p>
-      <w:pPr>
-        <w:pStyle w:val="ListParagraph"/>
-        <w:numPr>
-          <w:ilvl w:val="0"/>
-          <w:numId w:val="16"/>
-        </w:numPr>
-        <w:tabs>
-          <w:tab w:val="right" w:pos="8640"/>
-        </w:tabs>
-        <w:rPr>
-          <w:rFonts w:asciiTheme="minorHAnsi" w:hAnsiTheme="minorHAnsi" w:cstheme="minorHAnsi"/>
-          <w:bCs/>
-          <w:sz w:val="22"/>
-          <w:szCs w:val="22"/>
-        </w:rPr>
-      </w:pPr>
-      <w:r>
-        <w:rPr>
-          <w:rFonts w:asciiTheme="minorHAnsi" w:hAnsiTheme="minorHAnsi" w:cstheme="minorHAnsi"/>
-          <w:bCs/>
-          <w:sz w:val="22"/>
-          <w:szCs w:val="22"/>
-        </w:rPr>
-        <w:t xml:space="preserve">Research project: A Multivariate Spectral Model with Adjustment for Unmeasured Confounders for Multiple Outcomes and Multiple Exposures </w:t>
-      </w:r>
-    </w:p>
-    <w:p>
-      <w:pPr>
-        <w:pStyle w:val="ListParagraph"/>
-        <w:numPr>
-          <w:ilvl w:val="0"/>
-          <w:numId w:val="16"/>
-        </w:numPr>
-        <w:rPr>
-          <w:rFonts w:asciiTheme="minorHAnsi" w:hAnsiTheme="minorHAnsi" w:cstheme="minorHAnsi"/>
-          <w:sz w:val="22"/>
-          <w:szCs w:val="22"/>
-        </w:rPr>
-      </w:pPr>
-      <w:r>
-        <w:rPr>
-          <w:rFonts w:asciiTheme="minorHAnsi" w:hAnsiTheme="minorHAnsi" w:cstheme="minorHAnsi"/>
-          <w:sz w:val="22"/>
-          <w:szCs w:val="22"/>
-        </w:rPr>
-        <w:t>Proposed a spectral, fully Bayesian model to adjust for spatial confounding and ensure causal interpretation of effects</w:t>
-      </w:r>
-    </w:p>
-    <w:p>
-      <w:pPr>
-        <w:pStyle w:val="ListParagraph"/>
-        <w:numPr>
-          <w:ilvl w:val="0"/>
-          <w:numId w:val="16"/>
-        </w:numPr>
-        <w:rPr>
-          <w:rFonts w:asciiTheme="minorHAnsi" w:hAnsiTheme="minorHAnsi" w:cstheme="minorHAnsi"/>
-          <w:sz w:val="22"/>
-          <w:szCs w:val="22"/>
-        </w:rPr>
-      </w:pPr>
-      <w:r>
-        <w:rPr>
-          <w:rFonts w:asciiTheme="minorHAnsi" w:hAnsiTheme="minorHAnsi" w:cstheme="minorHAnsi"/>
-          <w:sz w:val="22"/>
-          <w:szCs w:val="22"/>
-        </w:rPr>
-        <w:t>Constructed fully Bayesian MCMC algorithms in R with different priors and capacity (multivariate vs univariate outcomes) to compare model performance</w:t>
-      </w:r>
-    </w:p>
-    <w:p>
-      <w:pPr>
-        <w:pStyle w:val="ListParagraph"/>
-        <w:numPr>
-          <w:ilvl w:val="0"/>
-          <w:numId w:val="16"/>
-        </w:numPr>
-        <w:rPr>
-          <w:rFonts w:asciiTheme="minorHAnsi" w:hAnsiTheme="minorHAnsi" w:cstheme="minorHAnsi"/>
-          <w:sz w:val="22"/>
-          <w:szCs w:val="22"/>
-        </w:rPr>
-      </w:pPr>
-      <w:r>
-        <w:rPr>
-          <w:rFonts w:asciiTheme="minorHAnsi" w:hAnsiTheme="minorHAnsi" w:cstheme="minorHAnsi"/>
-          <w:sz w:val="22"/>
-          <w:szCs w:val="22"/>
-        </w:rPr>
-        <w:t>Paper uploaded to arXiv and under review at Journal of the American Statistical Association</w:t>
-      </w:r>
-    </w:p>
-    <w:p>
-      <w:pPr>
-        <w:tabs>
-          <w:tab w:val="right" w:pos="8640"/>
-        </w:tabs>
-        <w:rPr>
-          <w:rFonts w:asciiTheme="minorHAnsi" w:hAnsiTheme="minorHAnsi" w:cstheme="minorHAnsi"/>
-          <w:bCs/>
-          <w:sz w:val="22"/>
-          <w:szCs w:val="22"/>
-        </w:rPr>
-      </w:pPr>
-    </w:p>
-    <w:p>
-      <w:pPr>
-        <w:tabs>
-          <w:tab w:val="right" w:pos="8640"/>
-        </w:tabs>
-        <w:rPr>
-          <w:rFonts w:asciiTheme="minorHAnsi" w:hAnsiTheme="minorHAnsi" w:cstheme="minorHAnsi"/>
-          <w:bCs/>
-          <w:sz w:val="22"/>
-          <w:szCs w:val="22"/>
-        </w:rPr>
-      </w:pPr>
-      <w:r>
-        <w:rPr>
-          <w:rFonts w:asciiTheme="minorHAnsi" w:hAnsiTheme="minorHAnsi" w:cstheme="minorHAnsi"/>
-          <w:b/>
-          <w:sz w:val="22"/>
-          <w:szCs w:val="22"/>
-        </w:rPr>
-        <w:t xml:space="preserve">Lawrence Livermore National Laboratory, </w:t>
-      </w:r>
-      <w:r>
-        <w:rPr>
-          <w:rFonts w:asciiTheme="minorHAnsi" w:hAnsiTheme="minorHAnsi" w:cstheme="minorHAnsi"/>
-          <w:bCs/>
-          <w:sz w:val="22"/>
-          <w:szCs w:val="22"/>
-        </w:rPr>
-        <w:t>Livermore, CA</w:t>
-      </w:r>
-      <w:r>
-        <w:rPr>
-          <w:rFonts w:asciiTheme="minorHAnsi" w:hAnsiTheme="minorHAnsi" w:cstheme="minorHAnsi"/>
-          <w:bCs/>
-          <w:sz w:val="22"/>
-          <w:szCs w:val="22"/>
-        </w:rPr>
-        <w:tab/>
-        <w:t>May to Aug 2024</w:t>
-      </w:r>
-    </w:p>
-    <w:p>
-      <w:pPr>
-        <w:tabs>
-          <w:tab w:val="right" w:pos="8640"/>
-        </w:tabs>
-        <w:rPr>
-          <w:rFonts w:asciiTheme="minorHAnsi" w:hAnsiTheme="minorHAnsi" w:cstheme="minorHAnsi"/>
-          <w:b/>
-          <w:sz w:val="22"/>
-          <w:szCs w:val="22"/>
-        </w:rPr>
-      </w:pPr>
-      <w:r>
-        <w:rPr>
-          <w:rFonts w:asciiTheme="minorHAnsi" w:hAnsiTheme="minorHAnsi" w:cstheme="minorHAnsi"/>
-          <w:b/>
-          <w:sz w:val="22"/>
-          <w:szCs w:val="22"/>
-        </w:rPr>
-        <w:t xml:space="preserve">Data Science Summer Institute Intern </w:t>
-      </w:r>
-    </w:p>
-    <w:p>
-      <w:pPr>
-        <w:pStyle w:val="ListParagraph"/>
-        <w:numPr>
-          <w:ilvl w:val="0"/>
-          <w:numId w:val="19"/>
-        </w:numPr>
-        <w:tabs>
-          <w:tab w:val="right" w:pos="8640"/>
-        </w:tabs>
-        <w:rPr>
-          <w:rFonts w:asciiTheme="minorHAnsi" w:hAnsiTheme="minorHAnsi" w:cstheme="minorHAnsi"/>
-          <w:b/>
-          <w:sz w:val="22"/>
-          <w:szCs w:val="22"/>
-        </w:rPr>
-      </w:pPr>
-      <w:r>
-        <w:rPr>
-          <w:rFonts w:asciiTheme="minorHAnsi" w:hAnsiTheme="minorHAnsi" w:cstheme="minorHAnsi"/>
-          <w:bCs/>
-          <w:sz w:val="22"/>
-          <w:szCs w:val="22"/>
-        </w:rPr>
-        <w:t>Conducted literature review on surrogate modeling, contour estimation, and active learning</w:t>
-      </w:r>
-    </w:p>
-    <w:p>
-      <w:pPr>
-        <w:pStyle w:val="ListParagraph"/>
-        <w:numPr>
-          <w:ilvl w:val="0"/>
-          <w:numId w:val="19"/>
-        </w:numPr>
-        <w:tabs>
-          <w:tab w:val="right" w:pos="8640"/>
-        </w:tabs>
-        <w:rPr>
-          <w:rFonts w:asciiTheme="minorHAnsi" w:hAnsiTheme="minorHAnsi" w:cstheme="minorHAnsi"/>
-          <w:b/>
-          <w:sz w:val="22"/>
-          <w:szCs w:val="22"/>
-        </w:rPr>
-      </w:pPr>
-      <w:r>
-        <w:rPr>
-          <w:sz w:val="22"/>
-          <w:szCs w:val="22"/>
-        </w:rPr>
-        <w:t>Presented at end-of-summer presentation for interns</w:t>
-      </w:r>
-    </w:p>
-    <w:p>
-      <w:pPr>
-        <w:tabs>
-          <w:tab w:val="right" w:pos="8640"/>
-        </w:tabs>
-        <w:rPr>
-          <w:rFonts w:asciiTheme="minorHAnsi" w:hAnsiTheme="minorHAnsi" w:cstheme="minorHAnsi"/>
-          <w:b/>
-          <w:sz w:val="22"/>
-          <w:szCs w:val="22"/>
-        </w:rPr>
-      </w:pPr>
-    </w:p>
-    <w:p>
-      <w:pPr>
-        <w:tabs>
-          <w:tab w:val="right" w:pos="8640"/>
-        </w:tabs>
-        <w:rPr>
-          <w:rFonts w:asciiTheme="minorHAnsi" w:hAnsiTheme="minorHAnsi" w:cstheme="minorHAnsi"/>
-          <w:bCs/>
-          <w:sz w:val="22"/>
-          <w:szCs w:val="22"/>
-        </w:rPr>
-      </w:pPr>
-      <w:r>
-        <w:rPr>
-          <w:rFonts w:asciiTheme="minorHAnsi" w:hAnsiTheme="minorHAnsi" w:cstheme="minorHAnsi"/>
-          <w:b/>
-          <w:sz w:val="22"/>
-          <w:szCs w:val="22"/>
-        </w:rPr>
-        <w:t xml:space="preserve">North Carolina State University, </w:t>
-      </w:r>
-      <w:r>
-        <w:rPr>
-          <w:rFonts w:asciiTheme="minorHAnsi" w:hAnsiTheme="minorHAnsi" w:cstheme="minorHAnsi"/>
-          <w:bCs/>
-          <w:sz w:val="22"/>
-          <w:szCs w:val="22"/>
-        </w:rPr>
-        <w:t>Raleigh, NC</w:t>
-      </w:r>
-      <w:r>
-        <w:rPr>
-          <w:rFonts w:asciiTheme="minorHAnsi" w:hAnsiTheme="minorHAnsi" w:cstheme="minorHAnsi"/>
-          <w:bCs/>
-          <w:sz w:val="22"/>
-          <w:szCs w:val="22"/>
-        </w:rPr>
-        <w:tab/>
-        <w:t>Aug 2022 to May 2024</w:t>
-      </w:r>
-    </w:p>
-    <w:p>
-      <w:pPr>
-        <w:tabs>
-          <w:tab w:val="right" w:pos="8640"/>
-        </w:tabs>
-        <w:rPr>
-          <w:rFonts w:asciiTheme="minorHAnsi" w:hAnsiTheme="minorHAnsi" w:cstheme="minorHAnsi"/>
-          <w:b/>
-          <w:sz w:val="22"/>
-          <w:szCs w:val="22"/>
-        </w:rPr>
-      </w:pPr>
-      <w:r>
-        <w:rPr>
-          <w:rFonts w:asciiTheme="minorHAnsi" w:hAnsiTheme="minorHAnsi" w:cstheme="minorHAnsi"/>
-          <w:b/>
-          <w:sz w:val="22"/>
-          <w:szCs w:val="22"/>
-        </w:rPr>
-        <w:t>Research Trainee at Duke Clinical Research Institute</w:t>
-      </w:r>
-    </w:p>
-    <w:p>
-      <w:pPr>
-        <w:pStyle w:val="ListParagraph"/>
-        <w:numPr>
-          <w:ilvl w:val="0"/>
-          <w:numId w:val="13"/>
-        </w:numPr>
-        <w:tabs>
-          <w:tab w:val="right" w:pos="8640"/>
-        </w:tabs>
-        <w:rPr>
-          <w:rFonts w:asciiTheme="minorHAnsi" w:hAnsiTheme="minorHAnsi" w:cstheme="minorHAnsi"/>
-          <w:bCs/>
-          <w:sz w:val="22"/>
-          <w:szCs w:val="22"/>
-        </w:rPr>
-      </w:pPr>
-      <w:r>
-        <w:rPr>
-          <w:rFonts w:asciiTheme="minorHAnsi" w:hAnsiTheme="minorHAnsi" w:cstheme="minorHAnsi"/>
-          <w:bCs/>
-          <w:sz w:val="22"/>
-          <w:szCs w:val="22"/>
-        </w:rPr>
-        <w:t xml:space="preserve">Helped with developing and evaluating analytic methods based on WIN statistics </w:t>
-      </w:r>
-    </w:p>
-    <w:p>
-      <w:pPr>
-        <w:pStyle w:val="ListParagraph"/>
-        <w:numPr>
-          <w:ilvl w:val="0"/>
-          <w:numId w:val="13"/>
-        </w:numPr>
-        <w:tabs>
-          <w:tab w:val="right" w:pos="8640"/>
-        </w:tabs>
-        <w:rPr>
-          <w:rFonts w:asciiTheme="minorHAnsi" w:hAnsiTheme="minorHAnsi" w:cstheme="minorHAnsi"/>
-          <w:bCs/>
-          <w:sz w:val="22"/>
-          <w:szCs w:val="22"/>
-        </w:rPr>
-      </w:pPr>
-      <w:r>
-        <w:rPr>
-          <w:rFonts w:asciiTheme="minorHAnsi" w:hAnsiTheme="minorHAnsi" w:cstheme="minorHAnsi"/>
-          <w:bCs/>
-          <w:sz w:val="22"/>
-          <w:szCs w:val="22"/>
-        </w:rPr>
-        <w:t>Shadowed meetings of clinical research and received training on ethics of research</w:t>
-      </w:r>
-    </w:p>
-    <w:p>
-      <w:pPr>
-        <w:tabs>
-          <w:tab w:val="right" w:pos="8640"/>
-        </w:tabs>
-        <w:rPr>
-          <w:rFonts w:asciiTheme="minorHAnsi" w:hAnsiTheme="minorHAnsi" w:cstheme="minorHAnsi"/>
-          <w:sz w:val="22"/>
-          <w:szCs w:val="22"/>
-        </w:rPr>
-      </w:pPr>
-    </w:p>
-    <w:p>
-      <w:pPr>
-        <w:tabs>
-          <w:tab w:val="right" w:pos="8640"/>
-        </w:tabs>
-        <w:rPr>
-          <w:rFonts w:asciiTheme="minorHAnsi" w:hAnsiTheme="minorHAnsi" w:cstheme="minorHAnsi"/>
-          <w:bCs/>
-          <w:sz w:val="22"/>
-          <w:szCs w:val="22"/>
-        </w:rPr>
-      </w:pPr>
-      <w:r>
-        <w:rPr>
-          <w:rFonts w:asciiTheme="minorHAnsi" w:hAnsiTheme="minorHAnsi" w:cstheme="minorHAnsi"/>
-          <w:b/>
-          <w:sz w:val="22"/>
-          <w:szCs w:val="22"/>
-        </w:rPr>
-        <w:t xml:space="preserve">North Carolina State University, </w:t>
-      </w:r>
-      <w:r>
-        <w:rPr>
-          <w:rFonts w:asciiTheme="minorHAnsi" w:hAnsiTheme="minorHAnsi" w:cstheme="minorHAnsi"/>
-          <w:bCs/>
-          <w:sz w:val="22"/>
-          <w:szCs w:val="22"/>
-        </w:rPr>
-        <w:t>Raleigh, NC</w:t>
-      </w:r>
-      <w:r>
-        <w:rPr>
-          <w:rFonts w:asciiTheme="minorHAnsi" w:hAnsiTheme="minorHAnsi" w:cstheme="minorHAnsi"/>
-          <w:bCs/>
-          <w:sz w:val="22"/>
-          <w:szCs w:val="22"/>
-        </w:rPr>
-        <w:tab/>
-        <w:t>Summer 2022, Jul 2023 to May 2024</w:t>
-      </w:r>
-    </w:p>
-    <w:p>
-      <w:pPr>
-        <w:tabs>
-          <w:tab w:val="right" w:pos="8640"/>
-        </w:tabs>
-        <w:rPr>
-          <w:rFonts w:asciiTheme="minorHAnsi" w:hAnsiTheme="minorHAnsi" w:cstheme="minorHAnsi"/>
-          <w:b/>
-          <w:sz w:val="22"/>
-          <w:szCs w:val="22"/>
-        </w:rPr>
-      </w:pPr>
-      <w:r>
-        <w:rPr>
-          <w:rFonts w:asciiTheme="minorHAnsi" w:hAnsiTheme="minorHAnsi" w:cstheme="minorHAnsi"/>
-          <w:b/>
-          <w:sz w:val="22"/>
-          <w:szCs w:val="22"/>
-        </w:rPr>
-        <w:t>Research Assistant</w:t>
-      </w:r>
-    </w:p>
-    <w:p>
-      <w:pPr>
-        <w:pStyle w:val="ListParagraph"/>
-        <w:numPr>
-          <w:ilvl w:val="0"/>
-          <w:numId w:val="13"/>
-        </w:numPr>
-        <w:tabs>
-          <w:tab w:val="right" w:pos="8640"/>
-        </w:tabs>
-        <w:rPr>
-          <w:rFonts w:asciiTheme="minorHAnsi" w:hAnsiTheme="minorHAnsi" w:cstheme="minorHAnsi"/>
-          <w:bCs/>
-          <w:sz w:val="22"/>
-          <w:szCs w:val="22"/>
-        </w:rPr>
-      </w:pPr>
-      <w:r>
-        <w:rPr>
-          <w:rFonts w:asciiTheme="minorHAnsi" w:hAnsiTheme="minorHAnsi" w:cstheme="minorHAnsi"/>
-          <w:bCs/>
-          <w:sz w:val="22"/>
-          <w:szCs w:val="22"/>
-        </w:rPr>
-        <w:t>Principal Investigators: Natalie Nelson</w:t>
-      </w:r>
-      <w:r>
-        <w:rPr>
-          <w:rFonts w:asciiTheme="minorHAnsi" w:hAnsiTheme="minorHAnsi" w:cstheme="minorHAnsi"/>
-          <w:bCs/>
-          <w:sz w:val="22"/>
-          <w:szCs w:val="22"/>
-        </w:rPr>
-        <w:t xml:space="preserve"> (Biological and Agricultural Engineering)</w:t>
-      </w:r>
-      <w:r>
-        <w:rPr>
-          <w:rFonts w:asciiTheme="minorHAnsi" w:hAnsiTheme="minorHAnsi" w:cstheme="minorHAnsi"/>
-          <w:bCs/>
-          <w:sz w:val="22"/>
-          <w:szCs w:val="22"/>
-        </w:rPr>
-        <w:t xml:space="preserve"> and Brian Reich </w:t>
-      </w:r>
-      <w:r>
-        <w:rPr>
-          <w:rFonts w:asciiTheme="minorHAnsi" w:hAnsiTheme="minorHAnsi" w:cstheme="minorHAnsi"/>
-          <w:bCs/>
-          <w:sz w:val="22"/>
-          <w:szCs w:val="22"/>
-        </w:rPr>
-        <w:t>(Statistics)</w:t>
-      </w:r>
-    </w:p>
-    <w:p>
-      <w:pPr>
-        <w:pStyle w:val="ListParagraph"/>
-        <w:numPr>
-          <w:ilvl w:val="0"/>
-          <w:numId w:val="13"/>
-        </w:numPr>
-        <w:tabs>
-          <w:tab w:val="right" w:pos="8640"/>
-        </w:tabs>
-        <w:rPr>
-          <w:rFonts w:asciiTheme="minorHAnsi" w:hAnsiTheme="minorHAnsi" w:cstheme="minorHAnsi"/>
-          <w:bCs/>
-          <w:sz w:val="22"/>
-          <w:szCs w:val="22"/>
-        </w:rPr>
-      </w:pPr>
-      <w:r>
-        <w:rPr>
-          <w:rFonts w:asciiTheme="minorHAnsi" w:hAnsiTheme="minorHAnsi" w:cstheme="minorHAnsi"/>
-          <w:bCs/>
-          <w:sz w:val="22"/>
-          <w:szCs w:val="22"/>
-        </w:rPr>
-        <w:t>Used statistical</w:t>
-      </w:r>
-      <w:r>
-        <w:rPr>
-          <w:rFonts w:asciiTheme="minorHAnsi" w:hAnsiTheme="minorHAnsi" w:cstheme="minorHAnsi"/>
-          <w:bCs/>
-          <w:sz w:val="22"/>
-          <w:szCs w:val="22"/>
-        </w:rPr>
-        <w:t xml:space="preserve"> and </w:t>
-      </w:r>
-      <w:r>
-        <w:rPr>
-          <w:rFonts w:asciiTheme="minorHAnsi" w:hAnsiTheme="minorHAnsi" w:cstheme="minorHAnsi"/>
-          <w:bCs/>
-          <w:sz w:val="22"/>
-          <w:szCs w:val="22"/>
-        </w:rPr>
-        <w:t>machine learning models to analyze spatiotemporal data to examine inference about harmful algal blooms</w:t>
-      </w:r>
-    </w:p>
-    <w:p>
-      <w:pPr>
-        <w:pStyle w:val="ListParagraph"/>
-        <w:numPr>
-          <w:ilvl w:val="0"/>
-          <w:numId w:val="13"/>
-        </w:numPr>
-        <w:tabs>
-          <w:tab w:val="right" w:pos="8640"/>
-        </w:tabs>
-        <w:rPr>
-          <w:rFonts w:asciiTheme="minorHAnsi" w:hAnsiTheme="minorHAnsi" w:cstheme="minorHAnsi"/>
-          <w:bCs/>
-          <w:sz w:val="22"/>
-          <w:szCs w:val="22"/>
-        </w:rPr>
-      </w:pPr>
-      <w:r>
-        <w:rPr>
-          <w:rFonts w:asciiTheme="minorHAnsi" w:hAnsiTheme="minorHAnsi" w:cstheme="minorHAnsi"/>
-          <w:bCs/>
-          <w:sz w:val="22"/>
-          <w:szCs w:val="22"/>
-        </w:rPr>
-        <w:t>Data cleaning and preprocessing, data analysis, statistical modeling, manuscript drafting</w:t>
-      </w:r>
-    </w:p>
-    <w:p>
-      <w:pPr>
-        <w:tabs>
-          <w:tab w:val="right" w:pos="8640"/>
-        </w:tabs>
-        <w:rPr>
-          <w:rFonts w:asciiTheme="minorHAnsi" w:hAnsiTheme="minorHAnsi" w:cstheme="minorHAnsi"/>
-          <w:b/>
-          <w:sz w:val="22"/>
-          <w:szCs w:val="22"/>
-        </w:rPr>
-      </w:pPr>
-    </w:p>
-    <w:p>
-      <w:pPr>
-        <w:tabs>
-          <w:tab w:val="right" w:pos="8640"/>
-        </w:tabs>
-        <w:rPr>
-          <w:rFonts w:asciiTheme="minorHAnsi" w:hAnsiTheme="minorHAnsi" w:cstheme="minorHAnsi"/>
-          <w:bCs/>
-          <w:sz w:val="22"/>
-          <w:szCs w:val="22"/>
-        </w:rPr>
-      </w:pPr>
-      <w:r>
-        <w:rPr>
-          <w:rFonts w:asciiTheme="minorHAnsi" w:hAnsiTheme="minorHAnsi" w:cstheme="minorHAnsi"/>
-          <w:b/>
-          <w:sz w:val="22"/>
-          <w:szCs w:val="22"/>
-        </w:rPr>
-        <w:t>Wake Forest Baptist Health</w:t>
-      </w:r>
-      <w:r>
-        <w:rPr>
-          <w:rFonts w:asciiTheme="minorHAnsi" w:hAnsiTheme="minorHAnsi" w:cstheme="minorHAnsi"/>
-          <w:bCs/>
-          <w:sz w:val="22"/>
-          <w:szCs w:val="22"/>
-        </w:rPr>
-        <w:t>, Winston-Salem, NC</w:t>
-      </w:r>
-      <w:r>
-        <w:rPr>
-          <w:rFonts w:asciiTheme="minorHAnsi" w:hAnsiTheme="minorHAnsi" w:cstheme="minorHAnsi"/>
-          <w:bCs/>
-          <w:sz w:val="22"/>
-          <w:szCs w:val="22"/>
-        </w:rPr>
-        <w:tab/>
-      </w:r>
-      <w:r>
-        <w:rPr>
-          <w:rFonts w:asciiTheme="minorHAnsi" w:hAnsiTheme="minorHAnsi" w:cstheme="minorHAnsi"/>
-          <w:sz w:val="22"/>
-          <w:szCs w:val="22"/>
-        </w:rPr>
-        <w:t>2021 to 2022</w:t>
-      </w:r>
-    </w:p>
-    <w:p>
-      <w:pPr>
-        <w:tabs>
-          <w:tab w:val="right" w:pos="8640"/>
-        </w:tabs>
-        <w:rPr>
-          <w:rFonts w:asciiTheme="minorHAnsi" w:hAnsiTheme="minorHAnsi" w:cstheme="minorHAnsi"/>
-          <w:bCs/>
-          <w:sz w:val="22"/>
-          <w:szCs w:val="22"/>
-        </w:rPr>
-      </w:pPr>
-      <w:r>
-        <w:rPr>
-          <w:rFonts w:asciiTheme="minorHAnsi" w:hAnsiTheme="minorHAnsi" w:cstheme="minorHAnsi"/>
-          <w:b/>
-          <w:sz w:val="22"/>
-          <w:szCs w:val="22"/>
-        </w:rPr>
-        <w:t>Volunteer Research Statistician / Intern</w:t>
-      </w:r>
-    </w:p>
-    <w:p>
-      <w:pPr>
-        <w:numPr>
-          <w:ilvl w:val="0"/>
-          <w:numId w:val="4"/>
-        </w:numPr>
-        <w:rPr>
-          <w:rFonts w:asciiTheme="minorHAnsi" w:hAnsiTheme="minorHAnsi" w:cstheme="minorHAnsi"/>
-          <w:sz w:val="22"/>
-          <w:szCs w:val="22"/>
-        </w:rPr>
-      </w:pPr>
-      <w:r>
-        <w:rPr>
-          <w:rFonts w:asciiTheme="minorHAnsi" w:hAnsiTheme="minorHAnsi" w:cstheme="minorHAnsi"/>
-          <w:sz w:val="22"/>
-          <w:szCs w:val="22"/>
-        </w:rPr>
-        <w:t>Conducted Kaplan Meier Survival Analysis and Cox Proportional Hazard Model on retrospective data of patients with glioblastoma</w:t>
-      </w:r>
-    </w:p>
-    <w:p>
-      <w:pPr>
-        <w:numPr>
-          <w:ilvl w:val="0"/>
-          <w:numId w:val="4"/>
-        </w:numPr>
-        <w:rPr>
-          <w:rFonts w:asciiTheme="minorHAnsi" w:hAnsiTheme="minorHAnsi" w:cstheme="minorHAnsi"/>
-          <w:sz w:val="22"/>
-          <w:szCs w:val="22"/>
-        </w:rPr>
-      </w:pPr>
-      <w:r>
-        <w:rPr>
-          <w:rFonts w:asciiTheme="minorHAnsi" w:hAnsiTheme="minorHAnsi" w:cstheme="minorHAnsi"/>
-          <w:sz w:val="22"/>
-          <w:szCs w:val="22"/>
-        </w:rPr>
-        <w:t>Created tables and plots and help with writing and editing for publication</w:t>
-      </w:r>
-    </w:p>
-    <w:p>
-      <w:pPr>
-        <w:numPr>
-          <w:ilvl w:val="0"/>
-          <w:numId w:val="4"/>
-        </w:numPr>
-        <w:rPr>
-          <w:rFonts w:asciiTheme="minorHAnsi" w:hAnsiTheme="minorHAnsi" w:cstheme="minorHAnsi"/>
-          <w:sz w:val="22"/>
-          <w:szCs w:val="22"/>
-        </w:rPr>
-      </w:pPr>
-      <w:r>
-        <w:rPr>
-          <w:rFonts w:asciiTheme="minorHAnsi" w:hAnsiTheme="minorHAnsi" w:cstheme="minorHAnsi"/>
-          <w:sz w:val="22"/>
-          <w:szCs w:val="22"/>
-        </w:rPr>
-        <w:t>Helped collect MRI images and clinical data for studies that utilize machine learning for classification</w:t>
-      </w:r>
-    </w:p>
-    <w:p>
-      <w:pPr>
-        <w:ind w:left="720"/>
-        <w:rPr>
-          <w:rFonts w:asciiTheme="minorHAnsi" w:hAnsiTheme="minorHAnsi" w:cstheme="minorHAnsi"/>
-          <w:sz w:val="22"/>
-          <w:szCs w:val="22"/>
-        </w:rPr>
-      </w:pPr>
-    </w:p>
-    <w:p>
-      <w:pPr>
-        <w:pStyle w:val="Heading1"/>
-        <w:rPr>
-          <w:rFonts w:asciiTheme="minorHAnsi" w:hAnsiTheme="minorHAnsi" w:cstheme="minorHAnsi"/>
-          <w:sz w:val="22"/>
-          <w:szCs w:val="22"/>
-        </w:rPr>
-      </w:pPr>
-      <w:r>
-        <w:rPr>
-          <w:rFonts w:asciiTheme="minorHAnsi" w:hAnsiTheme="minorHAnsi" w:cstheme="minorHAnsi"/>
-          <w:sz w:val="22"/>
-          <w:szCs w:val="22"/>
-        </w:rPr>
-        <w:t xml:space="preserve">Teaching </w:t>
-      </w:r>
-      <w:r>
-        <w:rPr>
-          <w:rFonts w:asciiTheme="minorHAnsi" w:hAnsiTheme="minorHAnsi" w:cstheme="minorHAnsi"/>
-          <w:sz w:val="22"/>
-          <w:szCs w:val="22"/>
-        </w:rPr>
-        <w:t>And Advising</w:t>
-      </w:r>
-    </w:p>
-    <w:p>
-      <w:pPr>
-        <w:tabs>
-          <w:tab w:val="right" w:pos="8640"/>
-        </w:tabs>
-        <w:rPr>
-          <w:rFonts w:asciiTheme="minorHAnsi" w:hAnsiTheme="minorHAnsi" w:cstheme="minorHAnsi"/>
-          <w:b/>
-          <w:sz w:val="22"/>
-          <w:szCs w:val="22"/>
-        </w:rPr>
-      </w:pPr>
-    </w:p>
-    <w:p>
-      <w:pPr>
-        <w:tabs>
-          <w:tab w:val="right" w:pos="8640"/>
-        </w:tabs>
-        <w:rPr>
-          <w:rFonts w:asciiTheme="minorHAnsi" w:hAnsiTheme="minorHAnsi" w:cstheme="minorHAnsi"/>
-          <w:bCs/>
-          <w:sz w:val="22"/>
-          <w:szCs w:val="22"/>
-        </w:rPr>
-      </w:pPr>
-      <w:r>
-        <w:rPr>
-          <w:rFonts w:asciiTheme="minorHAnsi" w:hAnsiTheme="minorHAnsi" w:cstheme="minorHAnsi"/>
-          <w:b/>
-          <w:sz w:val="22"/>
-          <w:szCs w:val="22"/>
-        </w:rPr>
-        <w:t xml:space="preserve">North Carolina State University, </w:t>
-      </w:r>
-      <w:r>
-        <w:rPr>
-          <w:rFonts w:asciiTheme="minorHAnsi" w:hAnsiTheme="minorHAnsi" w:cstheme="minorHAnsi"/>
-          <w:bCs/>
-          <w:sz w:val="22"/>
-          <w:szCs w:val="22"/>
-        </w:rPr>
-        <w:t>Raleigh, NC</w:t>
-      </w:r>
-      <w:r>
-        <w:rPr>
-          <w:rFonts w:asciiTheme="minorHAnsi" w:hAnsiTheme="minorHAnsi" w:cstheme="minorHAnsi"/>
-          <w:bCs/>
-          <w:sz w:val="22"/>
-          <w:szCs w:val="22"/>
-        </w:rPr>
-        <w:tab/>
-      </w:r>
-      <w:r>
-        <w:rPr>
-          <w:rFonts w:asciiTheme="minorHAnsi" w:hAnsiTheme="minorHAnsi" w:cstheme="minorHAnsi"/>
-          <w:bCs/>
-          <w:sz w:val="22"/>
-          <w:szCs w:val="22"/>
-        </w:rPr>
-        <w:t>Jan</w:t>
-      </w:r>
-      <w:r>
-        <w:rPr>
-          <w:rFonts w:asciiTheme="minorHAnsi" w:hAnsiTheme="minorHAnsi" w:cstheme="minorHAnsi"/>
-          <w:bCs/>
-          <w:sz w:val="22"/>
-          <w:szCs w:val="22"/>
-        </w:rPr>
-        <w:t xml:space="preserve"> 202</w:t>
-      </w:r>
-      <w:r>
-        <w:rPr>
-          <w:rFonts w:asciiTheme="minorHAnsi" w:hAnsiTheme="minorHAnsi" w:cstheme="minorHAnsi"/>
-          <w:bCs/>
-          <w:sz w:val="22"/>
-          <w:szCs w:val="22"/>
-        </w:rPr>
-        <w:t>6 to present</w:t>
-      </w:r>
-    </w:p>
-    <w:p>
-      <w:pPr>
-        <w:tabs>
-          <w:tab w:val="right" w:pos="8640"/>
-        </w:tabs>
-        <w:rPr>
-          <w:rFonts w:asciiTheme="minorHAnsi" w:hAnsiTheme="minorHAnsi" w:cstheme="minorHAnsi"/>
-          <w:bCs/>
-          <w:sz w:val="22"/>
-          <w:szCs w:val="22"/>
-        </w:rPr>
-      </w:pPr>
-      <w:r>
-        <w:rPr>
-          <w:rFonts w:asciiTheme="minorHAnsi" w:hAnsiTheme="minorHAnsi" w:cstheme="minorHAnsi"/>
-          <w:b/>
-          <w:sz w:val="22"/>
-          <w:szCs w:val="22"/>
-        </w:rPr>
-        <w:t>Section instructor</w:t>
-      </w:r>
-      <w:r>
-        <w:rPr>
-          <w:rFonts w:asciiTheme="minorHAnsi" w:hAnsiTheme="minorHAnsi" w:cstheme="minorHAnsi"/>
-          <w:b/>
-          <w:sz w:val="22"/>
-          <w:szCs w:val="22"/>
-        </w:rPr>
-        <w:t xml:space="preserve">, </w:t>
-      </w:r>
-      <w:r>
-        <w:rPr>
-          <w:rFonts w:asciiTheme="minorHAnsi" w:hAnsiTheme="minorHAnsi" w:cstheme="minorHAnsi"/>
-          <w:bCs/>
-          <w:sz w:val="22"/>
-          <w:szCs w:val="22"/>
-        </w:rPr>
-        <w:t>Department of Statistics</w:t>
-      </w:r>
-    </w:p>
-    <w:p>
-      <w:pPr>
-        <w:pStyle w:val="ListParagraph"/>
-        <w:numPr>
-          <w:ilvl w:val="0"/>
-          <w:numId w:val="14"/>
-        </w:numPr>
-        <w:tabs>
-          <w:tab w:val="right" w:pos="8640"/>
-        </w:tabs>
-        <w:rPr>
-          <w:rFonts w:asciiTheme="minorHAnsi" w:hAnsiTheme="minorHAnsi" w:cstheme="minorHAnsi"/>
-          <w:b/>
-          <w:sz w:val="22"/>
-          <w:szCs w:val="22"/>
-        </w:rPr>
-      </w:pPr>
-      <w:r>
-        <w:rPr>
-          <w:rFonts w:asciiTheme="minorHAnsi" w:hAnsiTheme="minorHAnsi" w:cstheme="minorHAnsi"/>
-          <w:bCs/>
-          <w:sz w:val="22"/>
-          <w:szCs w:val="22"/>
-        </w:rPr>
-        <w:t>Lead in-class activities for introduction to statistics classes</w:t>
-      </w:r>
-    </w:p>
-    <w:p>
-      <w:pPr>
-        <w:tabs>
-          <w:tab w:val="right" w:pos="8640"/>
-        </w:tabs>
-        <w:rPr>
-          <w:rFonts w:asciiTheme="minorHAnsi" w:hAnsiTheme="minorHAnsi" w:cstheme="minorHAnsi"/>
-          <w:b/>
-          <w:sz w:val="22"/>
-          <w:szCs w:val="22"/>
-        </w:rPr>
-      </w:pPr>
-    </w:p>
-    <w:p>
-      <w:pPr>
-        <w:tabs>
-          <w:tab w:val="right" w:pos="8640"/>
-        </w:tabs>
-        <w:rPr>
-          <w:rFonts w:asciiTheme="minorHAnsi" w:hAnsiTheme="minorHAnsi" w:cstheme="minorHAnsi"/>
-          <w:bCs/>
-          <w:sz w:val="22"/>
-          <w:szCs w:val="22"/>
-        </w:rPr>
-      </w:pPr>
-      <w:r>
-        <w:rPr>
-          <w:rFonts w:asciiTheme="minorHAnsi" w:hAnsiTheme="minorHAnsi" w:cstheme="minorHAnsi"/>
-          <w:b/>
-          <w:sz w:val="22"/>
-          <w:szCs w:val="22"/>
-        </w:rPr>
-        <w:t xml:space="preserve">North Carolina State University, </w:t>
-      </w:r>
-      <w:r>
-        <w:rPr>
-          <w:rFonts w:asciiTheme="minorHAnsi" w:hAnsiTheme="minorHAnsi" w:cstheme="minorHAnsi"/>
-          <w:bCs/>
-          <w:sz w:val="22"/>
-          <w:szCs w:val="22"/>
-        </w:rPr>
-        <w:t>Raleigh, NC</w:t>
-      </w:r>
-      <w:r>
-        <w:rPr>
-          <w:rFonts w:asciiTheme="minorHAnsi" w:hAnsiTheme="minorHAnsi" w:cstheme="minorHAnsi"/>
-          <w:bCs/>
-          <w:sz w:val="22"/>
-          <w:szCs w:val="22"/>
-        </w:rPr>
-        <w:tab/>
-        <w:t>May to Aug 202</w:t>
-      </w:r>
-      <w:r>
-        <w:rPr>
-          <w:rFonts w:asciiTheme="minorHAnsi" w:hAnsiTheme="minorHAnsi" w:cstheme="minorHAnsi"/>
-          <w:bCs/>
-          <w:sz w:val="22"/>
-          <w:szCs w:val="22"/>
-        </w:rPr>
-        <w:t>5</w:t>
-      </w:r>
-    </w:p>
-    <w:p>
-      <w:pPr>
-        <w:tabs>
-          <w:tab w:val="right" w:pos="8640"/>
-        </w:tabs>
-        <w:rPr>
-          <w:rFonts w:asciiTheme="minorHAnsi" w:hAnsiTheme="minorHAnsi" w:cstheme="minorHAnsi"/>
-          <w:bCs/>
-          <w:sz w:val="22"/>
-          <w:szCs w:val="22"/>
-        </w:rPr>
-      </w:pPr>
-      <w:r>
-        <w:rPr>
-          <w:rFonts w:asciiTheme="minorHAnsi" w:hAnsiTheme="minorHAnsi" w:cstheme="minorHAnsi"/>
-          <w:b/>
-          <w:sz w:val="22"/>
-          <w:szCs w:val="22"/>
-        </w:rPr>
-        <w:t>Graduate Mentor</w:t>
-      </w:r>
-    </w:p>
-    <w:p>
-      <w:pPr>
-        <w:pStyle w:val="ListParagraph"/>
-        <w:numPr>
-          <w:ilvl w:val="0"/>
-          <w:numId w:val="14"/>
-        </w:numPr>
-        <w:tabs>
-          <w:tab w:val="right" w:pos="8640"/>
-        </w:tabs>
-        <w:rPr>
-          <w:rFonts w:asciiTheme="minorHAnsi" w:hAnsiTheme="minorHAnsi" w:cstheme="minorHAnsi"/>
-          <w:bCs/>
-          <w:sz w:val="22"/>
-          <w:szCs w:val="22"/>
-        </w:rPr>
-      </w:pPr>
-      <w:r>
-        <w:rPr>
-          <w:rFonts w:asciiTheme="minorHAnsi" w:hAnsiTheme="minorHAnsi" w:cstheme="minorHAnsi"/>
-          <w:bCs/>
-          <w:sz w:val="22"/>
-          <w:szCs w:val="22"/>
-        </w:rPr>
-        <w:t>Mentor students for their data science projects at RuralWorks (NC State) and Summer Research and Innovation Programs (NC School of Science and Mathematics)</w:t>
-      </w:r>
-    </w:p>
-    <w:p>
-      <w:pPr>
-        <w:pStyle w:val="ListParagraph"/>
-        <w:numPr>
-          <w:ilvl w:val="0"/>
-          <w:numId w:val="14"/>
-        </w:numPr>
-        <w:tabs>
-          <w:tab w:val="right" w:pos="8640"/>
-        </w:tabs>
-        <w:rPr>
-          <w:rFonts w:asciiTheme="minorHAnsi" w:hAnsiTheme="minorHAnsi" w:cstheme="minorHAnsi"/>
-          <w:bCs/>
-          <w:sz w:val="22"/>
-          <w:szCs w:val="22"/>
-        </w:rPr>
-      </w:pPr>
-      <w:r>
-        <w:rPr>
-          <w:rFonts w:asciiTheme="minorHAnsi" w:hAnsiTheme="minorHAnsi" w:cstheme="minorHAnsi"/>
-          <w:bCs/>
-          <w:sz w:val="22"/>
-          <w:szCs w:val="22"/>
-        </w:rPr>
-        <w:t xml:space="preserve">Duties: </w:t>
-      </w:r>
-      <w:r>
-        <w:rPr>
-          <w:rFonts w:asciiTheme="minorHAnsi" w:hAnsiTheme="minorHAnsi" w:cstheme="minorHAnsi"/>
-          <w:bCs/>
-          <w:sz w:val="22"/>
-          <w:szCs w:val="22"/>
-        </w:rPr>
-        <w:t>One-on-one meetings, office hours</w:t>
-      </w:r>
-    </w:p>
-    <w:p>
-      <w:pPr>
-        <w:tabs>
-          <w:tab w:val="right" w:pos="8640"/>
-        </w:tabs>
-        <w:rPr>
-          <w:rFonts w:asciiTheme="minorHAnsi" w:hAnsiTheme="minorHAnsi" w:cstheme="minorHAnsi"/>
-          <w:b/>
-          <w:sz w:val="22"/>
-          <w:szCs w:val="22"/>
-        </w:rPr>
-      </w:pPr>
-    </w:p>
-    <w:p>
-      <w:pPr>
-        <w:tabs>
-          <w:tab w:val="right" w:pos="8640"/>
-        </w:tabs>
-        <w:rPr>
-          <w:rFonts w:asciiTheme="minorHAnsi" w:hAnsiTheme="minorHAnsi" w:cstheme="minorHAnsi"/>
-          <w:bCs/>
-          <w:sz w:val="22"/>
-          <w:szCs w:val="22"/>
-        </w:rPr>
-      </w:pPr>
-      <w:r>
-        <w:rPr>
-          <w:rFonts w:asciiTheme="minorHAnsi" w:hAnsiTheme="minorHAnsi" w:cstheme="minorHAnsi"/>
-          <w:b/>
-          <w:sz w:val="22"/>
-          <w:szCs w:val="22"/>
-        </w:rPr>
-        <w:lastRenderedPageBreak/>
-        <w:t xml:space="preserve">North Carolina State University, </w:t>
-      </w:r>
-      <w:r>
-        <w:rPr>
-          <w:rFonts w:asciiTheme="minorHAnsi" w:hAnsiTheme="minorHAnsi" w:cstheme="minorHAnsi"/>
-          <w:bCs/>
-          <w:sz w:val="22"/>
-          <w:szCs w:val="22"/>
-        </w:rPr>
-        <w:t>Raleigh, NC</w:t>
-      </w:r>
-      <w:r>
-        <w:rPr>
-          <w:rFonts w:asciiTheme="minorHAnsi" w:hAnsiTheme="minorHAnsi" w:cstheme="minorHAnsi"/>
-          <w:bCs/>
-          <w:sz w:val="22"/>
-          <w:szCs w:val="22"/>
-        </w:rPr>
-        <w:tab/>
-        <w:t>May to Aug 2022</w:t>
-      </w:r>
-    </w:p>
-    <w:p>
-      <w:pPr>
-        <w:tabs>
-          <w:tab w:val="right" w:pos="8640"/>
-        </w:tabs>
-        <w:rPr>
-          <w:rFonts w:asciiTheme="minorHAnsi" w:hAnsiTheme="minorHAnsi" w:cstheme="minorHAnsi"/>
-          <w:bCs/>
-          <w:sz w:val="22"/>
-          <w:szCs w:val="22"/>
-        </w:rPr>
-      </w:pPr>
-      <w:r>
-        <w:rPr>
-          <w:rFonts w:asciiTheme="minorHAnsi" w:hAnsiTheme="minorHAnsi" w:cstheme="minorHAnsi"/>
-          <w:b/>
-          <w:sz w:val="22"/>
-          <w:szCs w:val="22"/>
-        </w:rPr>
-        <w:t xml:space="preserve">Teaching Assistant, </w:t>
-      </w:r>
-      <w:r>
-        <w:rPr>
-          <w:rFonts w:asciiTheme="minorHAnsi" w:hAnsiTheme="minorHAnsi" w:cstheme="minorHAnsi"/>
-          <w:bCs/>
-          <w:sz w:val="22"/>
-          <w:szCs w:val="22"/>
-        </w:rPr>
-        <w:t>Department of Statistics</w:t>
-      </w:r>
-    </w:p>
-    <w:p>
-      <w:pPr>
-        <w:pStyle w:val="ListParagraph"/>
-        <w:numPr>
-          <w:ilvl w:val="0"/>
-          <w:numId w:val="14"/>
-        </w:numPr>
-        <w:tabs>
-          <w:tab w:val="right" w:pos="8640"/>
-        </w:tabs>
-        <w:rPr>
-          <w:rFonts w:asciiTheme="minorHAnsi" w:hAnsiTheme="minorHAnsi" w:cstheme="minorHAnsi"/>
-          <w:bCs/>
-          <w:sz w:val="22"/>
-          <w:szCs w:val="22"/>
-        </w:rPr>
-      </w:pPr>
-      <w:r>
-        <w:rPr>
-          <w:rFonts w:asciiTheme="minorHAnsi" w:hAnsiTheme="minorHAnsi" w:cstheme="minorHAnsi"/>
-          <w:bCs/>
-          <w:sz w:val="22"/>
-          <w:szCs w:val="22"/>
-        </w:rPr>
-        <w:t>Assist with two graduate courses: Fundamentals of Statistical Inference I and Fundamentals of Linear Models and Regression</w:t>
-      </w:r>
-    </w:p>
-    <w:p>
-      <w:pPr>
-        <w:pStyle w:val="ListParagraph"/>
-        <w:numPr>
-          <w:ilvl w:val="0"/>
-          <w:numId w:val="14"/>
-        </w:numPr>
-        <w:tabs>
-          <w:tab w:val="right" w:pos="8640"/>
-        </w:tabs>
-        <w:rPr>
-          <w:rFonts w:asciiTheme="minorHAnsi" w:hAnsiTheme="minorHAnsi" w:cstheme="minorHAnsi"/>
-          <w:bCs/>
-          <w:sz w:val="22"/>
-          <w:szCs w:val="22"/>
-        </w:rPr>
-      </w:pPr>
-      <w:r>
-        <w:rPr>
-          <w:rFonts w:asciiTheme="minorHAnsi" w:hAnsiTheme="minorHAnsi" w:cstheme="minorHAnsi"/>
-          <w:bCs/>
-          <w:sz w:val="22"/>
-          <w:szCs w:val="22"/>
-        </w:rPr>
-        <w:t>Duties: Grade homework and hold weekly office hours</w:t>
-      </w:r>
-    </w:p>
-    <w:p>
-      <w:pPr>
-        <w:tabs>
-          <w:tab w:val="right" w:pos="8640"/>
-        </w:tabs>
-        <w:rPr>
-          <w:rFonts w:asciiTheme="minorHAnsi" w:hAnsiTheme="minorHAnsi" w:cstheme="minorHAnsi"/>
-          <w:b/>
-          <w:sz w:val="22"/>
-          <w:szCs w:val="22"/>
-        </w:rPr>
-      </w:pPr>
-    </w:p>
-    <w:p>
-      <w:pPr>
-        <w:tabs>
-          <w:tab w:val="right" w:pos="8640"/>
-        </w:tabs>
-        <w:rPr>
-          <w:rFonts w:asciiTheme="minorHAnsi" w:hAnsiTheme="minorHAnsi" w:cstheme="minorHAnsi"/>
-          <w:sz w:val="22"/>
-          <w:szCs w:val="22"/>
-        </w:rPr>
-      </w:pPr>
-      <w:r>
-        <w:rPr>
-          <w:rFonts w:asciiTheme="minorHAnsi" w:hAnsiTheme="minorHAnsi" w:cstheme="minorHAnsi"/>
-          <w:b/>
-          <w:sz w:val="22"/>
-          <w:szCs w:val="22"/>
-        </w:rPr>
-        <w:t>Wake Forest University</w:t>
-      </w:r>
-      <w:r>
-        <w:rPr>
-          <w:rFonts w:asciiTheme="minorHAnsi" w:hAnsiTheme="minorHAnsi" w:cstheme="minorHAnsi"/>
-          <w:sz w:val="22"/>
-          <w:szCs w:val="22"/>
-        </w:rPr>
-        <w:t>, Winston-Salem, NC</w:t>
-      </w:r>
-      <w:r>
-        <w:rPr>
-          <w:rFonts w:asciiTheme="minorHAnsi" w:hAnsiTheme="minorHAnsi" w:cstheme="minorHAnsi"/>
-          <w:sz w:val="22"/>
-          <w:szCs w:val="22"/>
-        </w:rPr>
-        <w:tab/>
-        <w:t>Aug 2017 to Dec 2017</w:t>
-      </w:r>
-    </w:p>
-    <w:p>
-      <w:pPr>
-        <w:rPr>
-          <w:rFonts w:asciiTheme="minorHAnsi" w:hAnsiTheme="minorHAnsi" w:cstheme="minorHAnsi"/>
-          <w:sz w:val="22"/>
-          <w:szCs w:val="22"/>
-        </w:rPr>
-      </w:pPr>
-      <w:r>
-        <w:rPr>
-          <w:rFonts w:asciiTheme="minorHAnsi" w:hAnsiTheme="minorHAnsi" w:cstheme="minorHAnsi"/>
-          <w:b/>
-          <w:sz w:val="22"/>
-          <w:szCs w:val="22"/>
-        </w:rPr>
-        <w:t>Adjunct Faculty</w:t>
-      </w:r>
-      <w:r>
-        <w:rPr>
-          <w:rFonts w:asciiTheme="minorHAnsi" w:hAnsiTheme="minorHAnsi" w:cstheme="minorHAnsi"/>
-          <w:sz w:val="22"/>
-          <w:szCs w:val="22"/>
-        </w:rPr>
-        <w:t>, Department of Music</w:t>
-      </w:r>
-    </w:p>
-    <w:p>
-      <w:pPr>
-        <w:numPr>
-          <w:ilvl w:val="0"/>
-          <w:numId w:val="5"/>
-        </w:numPr>
-        <w:rPr>
-          <w:bCs/>
-          <w:sz w:val="22"/>
-          <w:szCs w:val="22"/>
-        </w:rPr>
-      </w:pPr>
-      <w:r>
-        <w:rPr>
-          <w:bCs/>
-          <w:sz w:val="22"/>
-          <w:szCs w:val="22"/>
-        </w:rPr>
-        <w:t>Independently designed and taught the course “Introduction to Western Music,” which covered western music history from the Middle Ages to the Twentieth Century</w:t>
-      </w:r>
-      <w:r>
-        <w:rPr>
-          <w:rFonts w:asciiTheme="minorHAnsi" w:hAnsiTheme="minorHAnsi" w:cstheme="minorHAnsi"/>
-          <w:sz w:val="22"/>
-          <w:szCs w:val="22"/>
-        </w:rPr>
-        <w:t xml:space="preserve"> </w:t>
-      </w:r>
-    </w:p>
-    <w:p>
-      <w:pPr>
-        <w:pStyle w:val="ListParagraph"/>
-        <w:numPr>
-          <w:ilvl w:val="0"/>
-          <w:numId w:val="5"/>
-        </w:numPr>
-        <w:rPr>
-          <w:bCs/>
-          <w:sz w:val="22"/>
-          <w:szCs w:val="22"/>
-        </w:rPr>
-      </w:pPr>
-      <w:r>
-        <w:rPr>
-          <w:bCs/>
-          <w:sz w:val="22"/>
-          <w:szCs w:val="22"/>
-        </w:rPr>
-        <w:t>Used music as artifacts to help students think about history in the appropriate contexts and cultivate critical thinking</w:t>
-      </w:r>
-    </w:p>
-    <w:p>
-      <w:pPr>
-        <w:pStyle w:val="ListParagraph"/>
-        <w:numPr>
-          <w:ilvl w:val="0"/>
-          <w:numId w:val="5"/>
-        </w:numPr>
-        <w:rPr>
-          <w:bCs/>
-          <w:sz w:val="22"/>
-          <w:szCs w:val="22"/>
-        </w:rPr>
-      </w:pPr>
-      <w:r>
-        <w:rPr>
-          <w:bCs/>
-          <w:sz w:val="22"/>
-          <w:szCs w:val="22"/>
-        </w:rPr>
-        <w:t>Provided necessary study aids including detailed guidelines and rubrics for writing assignments and study guides for exams</w:t>
-      </w:r>
-    </w:p>
-    <w:p>
-      <w:pPr>
-        <w:pStyle w:val="ListParagraph"/>
-        <w:numPr>
-          <w:ilvl w:val="0"/>
-          <w:numId w:val="5"/>
-        </w:numPr>
-        <w:rPr>
-          <w:bCs/>
-          <w:sz w:val="22"/>
-          <w:szCs w:val="22"/>
-        </w:rPr>
-      </w:pPr>
-      <w:r>
-        <w:rPr>
-          <w:bCs/>
-          <w:sz w:val="22"/>
-          <w:szCs w:val="22"/>
-        </w:rPr>
-        <w:t>Used a scaffolding method to help students write research papers</w:t>
-      </w:r>
-    </w:p>
-    <w:p>
-      <w:pPr>
-        <w:rPr>
-          <w:rFonts w:asciiTheme="minorHAnsi" w:hAnsiTheme="minorHAnsi" w:cstheme="minorHAnsi"/>
-          <w:sz w:val="22"/>
-          <w:szCs w:val="22"/>
-        </w:rPr>
-      </w:pPr>
-    </w:p>
-    <w:p>
-      <w:pPr>
-        <w:rPr>
-          <w:rFonts w:asciiTheme="minorHAnsi" w:hAnsiTheme="minorHAnsi" w:cstheme="minorHAnsi"/>
-          <w:sz w:val="22"/>
-          <w:szCs w:val="22"/>
-        </w:rPr>
-      </w:pPr>
-      <w:r>
-        <w:rPr>
-          <w:rFonts w:asciiTheme="minorHAnsi" w:hAnsiTheme="minorHAnsi" w:cstheme="minorHAnsi"/>
-          <w:b/>
-          <w:sz w:val="22"/>
-          <w:szCs w:val="22"/>
-        </w:rPr>
-        <w:t>University of Iowa</w:t>
-      </w:r>
-      <w:r>
-        <w:rPr>
-          <w:rFonts w:asciiTheme="minorHAnsi" w:hAnsiTheme="minorHAnsi" w:cstheme="minorHAnsi"/>
-          <w:sz w:val="22"/>
-          <w:szCs w:val="22"/>
-        </w:rPr>
-        <w:t>, Iowa City, IA</w:t>
-      </w:r>
-      <w:r>
-        <w:rPr>
-          <w:rFonts w:asciiTheme="minorHAnsi" w:hAnsiTheme="minorHAnsi" w:cstheme="minorHAnsi"/>
-          <w:sz w:val="22"/>
-          <w:szCs w:val="22"/>
-        </w:rPr>
-        <w:tab/>
-      </w:r>
-      <w:r>
-        <w:rPr>
-          <w:rFonts w:asciiTheme="minorHAnsi" w:hAnsiTheme="minorHAnsi" w:cstheme="minorHAnsi"/>
-          <w:sz w:val="22"/>
-          <w:szCs w:val="22"/>
-        </w:rPr>
-        <w:tab/>
-      </w:r>
-      <w:r>
-        <w:rPr>
-          <w:rFonts w:asciiTheme="minorHAnsi" w:hAnsiTheme="minorHAnsi" w:cstheme="minorHAnsi"/>
-          <w:sz w:val="22"/>
-          <w:szCs w:val="22"/>
-        </w:rPr>
-        <w:tab/>
-      </w:r>
-      <w:r>
-        <w:rPr>
-          <w:rFonts w:asciiTheme="minorHAnsi" w:hAnsiTheme="minorHAnsi" w:cstheme="minorHAnsi"/>
-          <w:sz w:val="22"/>
-          <w:szCs w:val="22"/>
-        </w:rPr>
-        <w:tab/>
-      </w:r>
-      <w:r>
-        <w:rPr>
-          <w:rFonts w:asciiTheme="minorHAnsi" w:hAnsiTheme="minorHAnsi" w:cstheme="minorHAnsi"/>
-          <w:sz w:val="22"/>
-          <w:szCs w:val="22"/>
-        </w:rPr>
-        <w:tab/>
-      </w:r>
-      <w:r>
-        <w:rPr>
-          <w:rFonts w:asciiTheme="minorHAnsi" w:hAnsiTheme="minorHAnsi" w:cstheme="minorHAnsi"/>
-          <w:sz w:val="22"/>
-          <w:szCs w:val="22"/>
-        </w:rPr>
-        <w:tab/>
-        <w:t xml:space="preserve">   2011 to 2016</w:t>
-      </w:r>
-    </w:p>
-    <w:p>
-      <w:pPr>
-        <w:tabs>
-          <w:tab w:val="right" w:pos="8640"/>
-        </w:tabs>
-        <w:rPr>
-          <w:rFonts w:asciiTheme="minorHAnsi" w:hAnsiTheme="minorHAnsi" w:cstheme="minorHAnsi"/>
-          <w:sz w:val="22"/>
-          <w:szCs w:val="22"/>
-        </w:rPr>
-      </w:pPr>
-      <w:r>
-        <w:rPr>
-          <w:rFonts w:asciiTheme="minorHAnsi" w:hAnsiTheme="minorHAnsi" w:cstheme="minorHAnsi"/>
-          <w:b/>
-          <w:sz w:val="22"/>
-          <w:szCs w:val="22"/>
-        </w:rPr>
-        <w:t>Writing Tutor</w:t>
-      </w:r>
-      <w:r>
-        <w:rPr>
-          <w:rFonts w:asciiTheme="minorHAnsi" w:hAnsiTheme="minorHAnsi" w:cstheme="minorHAnsi"/>
-          <w:sz w:val="22"/>
-          <w:szCs w:val="22"/>
-        </w:rPr>
-        <w:t>, Writing Center</w:t>
-      </w:r>
-    </w:p>
-    <w:p>
-      <w:pPr>
-        <w:pStyle w:val="ListParagraph"/>
-        <w:numPr>
-          <w:ilvl w:val="0"/>
-          <w:numId w:val="4"/>
-        </w:numPr>
-        <w:rPr>
-          <w:bCs/>
-          <w:sz w:val="22"/>
-          <w:szCs w:val="22"/>
-        </w:rPr>
-      </w:pPr>
-      <w:r>
-        <w:rPr>
-          <w:bCs/>
-          <w:sz w:val="22"/>
-          <w:szCs w:val="22"/>
-        </w:rPr>
-        <w:t>Online tutoring (Fall 2013–Spring 2016)</w:t>
-      </w:r>
-    </w:p>
-    <w:p>
-      <w:pPr>
-        <w:pStyle w:val="NoSpacing"/>
-        <w:numPr>
-          <w:ilvl w:val="1"/>
-          <w:numId w:val="4"/>
-        </w:numPr>
-        <w:rPr>
-          <w:rFonts w:ascii="Times New Roman" w:hAnsi="Times New Roman"/>
-          <w:b/>
-        </w:rPr>
-      </w:pPr>
-      <w:r>
-        <w:rPr>
-          <w:rFonts w:ascii="Times New Roman" w:hAnsi="Times New Roman"/>
-        </w:rPr>
-        <w:t>Provided feedback for papers through online tutoring (10 hours per week)</w:t>
-      </w:r>
-    </w:p>
-    <w:p>
-      <w:pPr>
-        <w:pStyle w:val="ListParagraph"/>
-        <w:numPr>
-          <w:ilvl w:val="0"/>
-          <w:numId w:val="4"/>
-        </w:numPr>
-        <w:rPr>
-          <w:bCs/>
-          <w:sz w:val="22"/>
-          <w:szCs w:val="22"/>
-        </w:rPr>
-      </w:pPr>
-      <w:r>
-        <w:rPr>
-          <w:bCs/>
-          <w:sz w:val="22"/>
-          <w:szCs w:val="22"/>
-        </w:rPr>
-        <w:t>Online and Face-To-Face tutoring (Fall 2011, Spring 2012)</w:t>
-      </w:r>
-    </w:p>
-    <w:p>
-      <w:pPr>
-        <w:pStyle w:val="NoSpacing"/>
-        <w:numPr>
-          <w:ilvl w:val="1"/>
-          <w:numId w:val="4"/>
-        </w:numPr>
-        <w:rPr>
-          <w:rFonts w:ascii="Times New Roman" w:hAnsi="Times New Roman"/>
-          <w:b/>
-        </w:rPr>
-      </w:pPr>
-      <w:r>
-        <w:rPr>
-          <w:rFonts w:ascii="Times New Roman" w:hAnsi="Times New Roman"/>
-        </w:rPr>
-        <w:t>Met with 4 students for 4 hours of in-person tutoring sessions per week</w:t>
-      </w:r>
-    </w:p>
-    <w:p>
-      <w:pPr>
-        <w:pStyle w:val="NoSpacing"/>
-        <w:numPr>
-          <w:ilvl w:val="1"/>
-          <w:numId w:val="4"/>
-        </w:numPr>
-        <w:rPr>
-          <w:rFonts w:ascii="Times New Roman" w:hAnsi="Times New Roman"/>
-          <w:b/>
-        </w:rPr>
-      </w:pPr>
-      <w:r>
-        <w:rPr>
-          <w:rFonts w:ascii="Times New Roman" w:hAnsi="Times New Roman"/>
-        </w:rPr>
-        <w:t>Provided feedback for papers through online tutoring</w:t>
-      </w:r>
-    </w:p>
-    <w:p>
-      <w:pPr>
-        <w:rPr>
-          <w:rFonts w:asciiTheme="minorHAnsi" w:hAnsiTheme="minorHAnsi" w:cstheme="minorHAnsi"/>
-          <w:b/>
-        </w:rPr>
-      </w:pPr>
-    </w:p>
-    <w:p>
-      <w:pPr>
-        <w:rPr>
-          <w:rFonts w:asciiTheme="minorHAnsi" w:hAnsiTheme="minorHAnsi" w:cstheme="minorHAnsi"/>
-        </w:rPr>
-      </w:pPr>
-      <w:r>
-        <w:rPr>
-          <w:rFonts w:asciiTheme="minorHAnsi" w:hAnsiTheme="minorHAnsi" w:cstheme="minorHAnsi"/>
-          <w:b/>
-        </w:rPr>
-        <w:t>University of Iowa</w:t>
-      </w:r>
-      <w:r>
-        <w:rPr>
-          <w:rFonts w:asciiTheme="minorHAnsi" w:hAnsiTheme="minorHAnsi" w:cstheme="minorHAnsi"/>
-        </w:rPr>
-        <w:t xml:space="preserve">, </w:t>
-      </w:r>
-      <w:r>
-        <w:rPr>
-          <w:rFonts w:asciiTheme="minorHAnsi" w:hAnsiTheme="minorHAnsi" w:cstheme="minorHAnsi"/>
-        </w:rPr>
-        <w:t>Iowa City, IA</w:t>
-      </w:r>
-      <w:r>
-        <w:rPr>
-          <w:rFonts w:asciiTheme="minorHAnsi" w:hAnsiTheme="minorHAnsi" w:cstheme="minorHAnsi"/>
-        </w:rPr>
-        <w:tab/>
-      </w:r>
-      <w:r>
-        <w:rPr>
-          <w:rFonts w:asciiTheme="minorHAnsi" w:hAnsiTheme="minorHAnsi" w:cstheme="minorHAnsi"/>
-        </w:rPr>
-        <w:tab/>
-      </w:r>
-      <w:r>
-        <w:rPr>
-          <w:rFonts w:asciiTheme="minorHAnsi" w:hAnsiTheme="minorHAnsi" w:cstheme="minorHAnsi"/>
-        </w:rPr>
-        <w:tab/>
-      </w:r>
-      <w:r>
-        <w:rPr>
-          <w:rFonts w:asciiTheme="minorHAnsi" w:hAnsiTheme="minorHAnsi" w:cstheme="minorHAnsi"/>
-        </w:rPr>
-        <w:tab/>
-      </w:r>
-      <w:r>
-        <w:rPr>
-          <w:rFonts w:asciiTheme="minorHAnsi" w:hAnsiTheme="minorHAnsi" w:cstheme="minorHAnsi"/>
-        </w:rPr>
-        <w:tab/>
-      </w:r>
-      <w:r>
-        <w:rPr>
-          <w:rFonts w:asciiTheme="minorHAnsi" w:hAnsiTheme="minorHAnsi" w:cstheme="minorHAnsi"/>
-        </w:rPr>
-        <w:tab/>
-        <w:t xml:space="preserve">   2009 to 2012</w:t>
-      </w:r>
-    </w:p>
-    <w:p>
-      <w:pPr>
-        <w:tabs>
-          <w:tab w:val="right" w:pos="8640"/>
-        </w:tabs>
-        <w:rPr>
-          <w:rFonts w:asciiTheme="minorHAnsi" w:hAnsiTheme="minorHAnsi" w:cstheme="minorHAnsi"/>
-        </w:rPr>
-      </w:pPr>
-      <w:r>
-        <w:rPr>
-          <w:rFonts w:asciiTheme="minorHAnsi" w:hAnsiTheme="minorHAnsi" w:cstheme="minorHAnsi"/>
-          <w:b/>
-        </w:rPr>
-        <w:t>Teaching Assistant</w:t>
-      </w:r>
-      <w:r>
-        <w:rPr>
-          <w:rFonts w:asciiTheme="minorHAnsi" w:hAnsiTheme="minorHAnsi" w:cstheme="minorHAnsi"/>
-        </w:rPr>
-        <w:t xml:space="preserve">, </w:t>
-      </w:r>
-      <w:r>
-        <w:rPr>
-          <w:rFonts w:asciiTheme="minorHAnsi" w:hAnsiTheme="minorHAnsi" w:cstheme="minorHAnsi"/>
-        </w:rPr>
-        <w:t>School of Music</w:t>
-      </w:r>
-    </w:p>
-    <w:p>
-      <w:pPr>
-        <w:pStyle w:val="ListParagraph"/>
-        <w:numPr>
-          <w:ilvl w:val="0"/>
-          <w:numId w:val="8"/>
-        </w:numPr>
-        <w:tabs>
-          <w:tab w:val="left" w:pos="1440"/>
-          <w:tab w:val="left" w:pos="2250"/>
-        </w:tabs>
-        <w:rPr>
-          <w:bCs/>
-        </w:rPr>
-      </w:pPr>
-      <w:r>
-        <w:rPr>
-          <w:bCs/>
-        </w:rPr>
-        <w:t>Undergraduate History of Music I &amp; II (Fall 2011, Spring 2012)</w:t>
-      </w:r>
-    </w:p>
-    <w:p>
-      <w:pPr>
-        <w:pStyle w:val="NoSpacing"/>
-        <w:numPr>
-          <w:ilvl w:val="1"/>
-          <w:numId w:val="8"/>
-        </w:numPr>
-        <w:tabs>
-          <w:tab w:val="left" w:pos="2160"/>
-          <w:tab w:val="left" w:pos="2250"/>
-        </w:tabs>
-        <w:rPr>
-          <w:rFonts w:ascii="Times New Roman" w:hAnsi="Times New Roman"/>
-          <w:b/>
-          <w:sz w:val="24"/>
-          <w:szCs w:val="24"/>
-        </w:rPr>
-      </w:pPr>
-      <w:r>
-        <w:rPr>
-          <w:rFonts w:ascii="Times New Roman" w:hAnsi="Times New Roman"/>
-          <w:sz w:val="24"/>
-          <w:szCs w:val="24"/>
-        </w:rPr>
-        <w:t xml:space="preserve">Gave </w:t>
-      </w:r>
-      <w:r>
-        <w:rPr>
-          <w:rFonts w:ascii="Times New Roman" w:hAnsi="Times New Roman"/>
-          <w:sz w:val="24"/>
-          <w:szCs w:val="24"/>
-        </w:rPr>
-        <w:t xml:space="preserve">one-hour lectures in weekly discussion sessions </w:t>
-      </w:r>
-    </w:p>
-    <w:p>
-      <w:pPr>
-        <w:pStyle w:val="NoSpacing"/>
-        <w:numPr>
-          <w:ilvl w:val="1"/>
-          <w:numId w:val="8"/>
-        </w:numPr>
-        <w:tabs>
-          <w:tab w:val="left" w:pos="2160"/>
-          <w:tab w:val="left" w:pos="2250"/>
-        </w:tabs>
-        <w:rPr>
-          <w:rFonts w:ascii="Times New Roman" w:hAnsi="Times New Roman"/>
-          <w:b/>
-          <w:sz w:val="24"/>
-          <w:szCs w:val="24"/>
-        </w:rPr>
-      </w:pPr>
-      <w:r>
-        <w:rPr>
-          <w:rFonts w:ascii="Times New Roman" w:hAnsi="Times New Roman"/>
-          <w:sz w:val="24"/>
-          <w:szCs w:val="24"/>
-        </w:rPr>
-        <w:t>Helped students review class materials</w:t>
-      </w:r>
-    </w:p>
-    <w:p>
-      <w:pPr>
-        <w:pStyle w:val="NoSpacing"/>
-        <w:numPr>
-          <w:ilvl w:val="1"/>
-          <w:numId w:val="8"/>
-        </w:numPr>
-        <w:tabs>
-          <w:tab w:val="left" w:pos="2160"/>
-          <w:tab w:val="left" w:pos="2250"/>
-        </w:tabs>
-        <w:rPr>
-          <w:rFonts w:ascii="Times New Roman" w:hAnsi="Times New Roman"/>
-          <w:b/>
-          <w:sz w:val="24"/>
-          <w:szCs w:val="24"/>
-        </w:rPr>
-      </w:pPr>
-      <w:r>
-        <w:rPr>
-          <w:rFonts w:ascii="Times New Roman" w:hAnsi="Times New Roman"/>
-          <w:sz w:val="24"/>
-          <w:szCs w:val="24"/>
-        </w:rPr>
-        <w:t>Helped the professor design quiz</w:t>
-      </w:r>
-      <w:r>
-        <w:rPr>
-          <w:rFonts w:ascii="Times New Roman" w:hAnsi="Times New Roman"/>
-          <w:sz w:val="24"/>
-          <w:szCs w:val="24"/>
-        </w:rPr>
-        <w:t>zes</w:t>
-      </w:r>
-      <w:r>
-        <w:rPr>
-          <w:rFonts w:ascii="Times New Roman" w:hAnsi="Times New Roman"/>
-          <w:sz w:val="24"/>
-          <w:szCs w:val="24"/>
-        </w:rPr>
-        <w:t>, exam</w:t>
-      </w:r>
-      <w:r>
-        <w:rPr>
-          <w:rFonts w:ascii="Times New Roman" w:hAnsi="Times New Roman"/>
-          <w:sz w:val="24"/>
-          <w:szCs w:val="24"/>
-        </w:rPr>
-        <w:t>s</w:t>
-      </w:r>
-      <w:r>
-        <w:rPr>
-          <w:rFonts w:ascii="Times New Roman" w:hAnsi="Times New Roman"/>
-          <w:sz w:val="24"/>
-          <w:szCs w:val="24"/>
-        </w:rPr>
-        <w:t>, and reviewing tables</w:t>
-      </w:r>
-    </w:p>
-    <w:p>
-      <w:pPr>
-        <w:pStyle w:val="NoSpacing"/>
-        <w:numPr>
-          <w:ilvl w:val="1"/>
-          <w:numId w:val="8"/>
-        </w:numPr>
-        <w:tabs>
-          <w:tab w:val="left" w:pos="2160"/>
-          <w:tab w:val="left" w:pos="2250"/>
-        </w:tabs>
-        <w:rPr>
-          <w:rFonts w:ascii="Times New Roman" w:hAnsi="Times New Roman"/>
-          <w:b/>
-          <w:sz w:val="24"/>
-          <w:szCs w:val="24"/>
-        </w:rPr>
-      </w:pPr>
-      <w:r>
-        <w:rPr>
-          <w:rFonts w:ascii="Times New Roman" w:hAnsi="Times New Roman"/>
-          <w:sz w:val="24"/>
-          <w:szCs w:val="24"/>
-        </w:rPr>
-        <w:t>Graded assignments, performance papers, exams, and quizzes</w:t>
-      </w:r>
-    </w:p>
-    <w:p>
-      <w:pPr>
-        <w:pStyle w:val="NoSpacing"/>
-        <w:numPr>
-          <w:ilvl w:val="0"/>
-          <w:numId w:val="8"/>
-        </w:numPr>
-        <w:tabs>
-          <w:tab w:val="left" w:pos="1440"/>
-          <w:tab w:val="left" w:pos="2250"/>
-        </w:tabs>
-        <w:rPr>
-          <w:rFonts w:ascii="Times New Roman" w:hAnsi="Times New Roman"/>
-          <w:b/>
-          <w:sz w:val="24"/>
-          <w:szCs w:val="24"/>
-        </w:rPr>
-      </w:pPr>
-      <w:r>
-        <w:rPr>
-          <w:rFonts w:ascii="Times New Roman" w:hAnsi="Times New Roman"/>
-          <w:bCs/>
-          <w:sz w:val="24"/>
-          <w:szCs w:val="24"/>
-        </w:rPr>
-        <w:t>Graduate Music History I &amp; II (Fall 2010, Spring 2011, Fall 2011)</w:t>
-      </w:r>
-    </w:p>
-    <w:p>
-      <w:pPr>
-        <w:pStyle w:val="NoSpacing"/>
-        <w:numPr>
-          <w:ilvl w:val="1"/>
-          <w:numId w:val="8"/>
-        </w:numPr>
-        <w:tabs>
-          <w:tab w:val="left" w:pos="2250"/>
-        </w:tabs>
-        <w:rPr>
-          <w:rFonts w:ascii="Times New Roman" w:hAnsi="Times New Roman"/>
-          <w:b/>
-          <w:sz w:val="24"/>
-          <w:szCs w:val="24"/>
-        </w:rPr>
-      </w:pPr>
-      <w:r>
-        <w:rPr>
-          <w:rFonts w:ascii="Times New Roman" w:hAnsi="Times New Roman"/>
-          <w:sz w:val="24"/>
-          <w:szCs w:val="24"/>
-        </w:rPr>
-        <w:t>Helped students review class materials</w:t>
-      </w:r>
-    </w:p>
-    <w:p>
-      <w:pPr>
-        <w:pStyle w:val="NoSpacing"/>
-        <w:numPr>
-          <w:ilvl w:val="1"/>
-          <w:numId w:val="8"/>
-        </w:numPr>
-        <w:tabs>
-          <w:tab w:val="left" w:pos="2250"/>
-        </w:tabs>
-        <w:rPr>
-          <w:rFonts w:ascii="Times New Roman" w:hAnsi="Times New Roman"/>
-          <w:b/>
-          <w:sz w:val="24"/>
-          <w:szCs w:val="24"/>
-        </w:rPr>
-      </w:pPr>
-      <w:r>
-        <w:rPr>
-          <w:rFonts w:ascii="Times New Roman" w:hAnsi="Times New Roman"/>
-          <w:sz w:val="24"/>
-          <w:szCs w:val="24"/>
-        </w:rPr>
-        <w:t>Helped the professor design quiz</w:t>
-      </w:r>
-      <w:r>
-        <w:rPr>
-          <w:rFonts w:ascii="Times New Roman" w:hAnsi="Times New Roman"/>
-          <w:sz w:val="24"/>
-          <w:szCs w:val="24"/>
-        </w:rPr>
-        <w:t>zes</w:t>
-      </w:r>
-      <w:r>
-        <w:rPr>
-          <w:rFonts w:ascii="Times New Roman" w:hAnsi="Times New Roman"/>
-          <w:sz w:val="24"/>
-          <w:szCs w:val="24"/>
-        </w:rPr>
-        <w:t>, exam</w:t>
-      </w:r>
-      <w:r>
-        <w:rPr>
-          <w:rFonts w:ascii="Times New Roman" w:hAnsi="Times New Roman"/>
-          <w:sz w:val="24"/>
-          <w:szCs w:val="24"/>
-        </w:rPr>
-        <w:t>s</w:t>
-      </w:r>
-      <w:r>
-        <w:rPr>
-          <w:rFonts w:ascii="Times New Roman" w:hAnsi="Times New Roman"/>
-          <w:sz w:val="24"/>
-          <w:szCs w:val="24"/>
-        </w:rPr>
-        <w:t>, and reviewing tables</w:t>
-      </w:r>
-    </w:p>
-    <w:p>
-      <w:pPr>
-        <w:pStyle w:val="NoSpacing"/>
-        <w:numPr>
-          <w:ilvl w:val="1"/>
-          <w:numId w:val="8"/>
-        </w:numPr>
-        <w:tabs>
-          <w:tab w:val="left" w:pos="2250"/>
-        </w:tabs>
-        <w:rPr>
-          <w:rFonts w:ascii="Times New Roman" w:hAnsi="Times New Roman"/>
-          <w:b/>
-          <w:sz w:val="24"/>
-          <w:szCs w:val="24"/>
-        </w:rPr>
-      </w:pPr>
-      <w:r>
-        <w:rPr>
-          <w:rFonts w:ascii="Times New Roman" w:hAnsi="Times New Roman"/>
-          <w:sz w:val="24"/>
-          <w:szCs w:val="24"/>
-        </w:rPr>
-        <w:t>Guest l</w:t>
-      </w:r>
-      <w:r>
-        <w:rPr>
-          <w:rFonts w:ascii="Times New Roman" w:hAnsi="Times New Roman"/>
-          <w:sz w:val="24"/>
-          <w:szCs w:val="24"/>
-        </w:rPr>
-        <w:t xml:space="preserve">ectured </w:t>
-      </w:r>
-      <w:r>
-        <w:rPr>
-          <w:rFonts w:ascii="Times New Roman" w:hAnsi="Times New Roman"/>
-          <w:sz w:val="24"/>
-          <w:szCs w:val="24"/>
-        </w:rPr>
-        <w:t xml:space="preserve">at the request of </w:t>
-      </w:r>
-      <w:r>
-        <w:rPr>
-          <w:rFonts w:ascii="Times New Roman" w:hAnsi="Times New Roman"/>
-          <w:sz w:val="24"/>
-          <w:szCs w:val="24"/>
-        </w:rPr>
-        <w:t>the professor</w:t>
-      </w:r>
-    </w:p>
-    <w:p>
-      <w:pPr>
-        <w:pStyle w:val="NoSpacing"/>
-        <w:numPr>
-          <w:ilvl w:val="0"/>
-          <w:numId w:val="8"/>
-        </w:numPr>
-        <w:tabs>
-          <w:tab w:val="left" w:pos="1440"/>
-          <w:tab w:val="left" w:pos="2250"/>
-        </w:tabs>
-        <w:rPr>
-          <w:rFonts w:ascii="Times New Roman" w:hAnsi="Times New Roman"/>
-          <w:b/>
-          <w:sz w:val="24"/>
-          <w:szCs w:val="24"/>
-        </w:rPr>
-      </w:pPr>
-      <w:r>
-        <w:rPr>
-          <w:rFonts w:ascii="Times New Roman" w:hAnsi="Times New Roman"/>
-          <w:bCs/>
-          <w:sz w:val="24"/>
-          <w:szCs w:val="24"/>
-        </w:rPr>
-        <w:t>Introduction to Graduate Studies (Fall 2010, Spring 2011)</w:t>
-      </w:r>
-    </w:p>
-    <w:p>
-      <w:pPr>
-        <w:pStyle w:val="NoSpacing"/>
-        <w:numPr>
-          <w:ilvl w:val="1"/>
-          <w:numId w:val="8"/>
-        </w:numPr>
-        <w:tabs>
-          <w:tab w:val="left" w:pos="2250"/>
-        </w:tabs>
-        <w:rPr>
-          <w:rFonts w:ascii="Times New Roman" w:hAnsi="Times New Roman"/>
-          <w:b/>
-          <w:sz w:val="24"/>
-          <w:szCs w:val="24"/>
-        </w:rPr>
-      </w:pPr>
-      <w:r>
-        <w:rPr>
-          <w:rFonts w:ascii="Times New Roman" w:hAnsi="Times New Roman"/>
-          <w:sz w:val="24"/>
-          <w:szCs w:val="24"/>
-        </w:rPr>
-        <w:t xml:space="preserve">Assisted the professor design research assignments </w:t>
-      </w:r>
-    </w:p>
-    <w:p>
-      <w:pPr>
-        <w:pStyle w:val="NoSpacing"/>
-        <w:numPr>
-          <w:ilvl w:val="1"/>
-          <w:numId w:val="8"/>
-        </w:numPr>
-        <w:tabs>
-          <w:tab w:val="left" w:pos="2250"/>
-        </w:tabs>
-        <w:rPr>
-          <w:rFonts w:ascii="Times New Roman" w:hAnsi="Times New Roman"/>
-          <w:b/>
-          <w:sz w:val="24"/>
-          <w:szCs w:val="24"/>
-        </w:rPr>
-      </w:pPr>
-      <w:r>
-        <w:rPr>
-          <w:rFonts w:ascii="Times New Roman" w:hAnsi="Times New Roman"/>
-          <w:sz w:val="24"/>
-          <w:szCs w:val="24"/>
-        </w:rPr>
-        <w:t>Checked students’ answers in assignments</w:t>
-      </w:r>
-    </w:p>
-    <w:p>
-      <w:pPr>
-        <w:pStyle w:val="NoSpacing"/>
-        <w:numPr>
-          <w:ilvl w:val="1"/>
-          <w:numId w:val="8"/>
-        </w:numPr>
-        <w:tabs>
-          <w:tab w:val="left" w:pos="2250"/>
-        </w:tabs>
-        <w:rPr>
-          <w:rFonts w:ascii="Times New Roman" w:hAnsi="Times New Roman"/>
-          <w:b/>
-          <w:sz w:val="24"/>
-          <w:szCs w:val="24"/>
-        </w:rPr>
-      </w:pPr>
-      <w:r>
-        <w:rPr>
-          <w:rFonts w:ascii="Times New Roman" w:hAnsi="Times New Roman"/>
-          <w:sz w:val="24"/>
-          <w:szCs w:val="24"/>
-        </w:rPr>
-        <w:t>Helped students review class materials</w:t>
-      </w:r>
-    </w:p>
-    <w:p>
-      <w:pPr>
-        <w:pStyle w:val="NoSpacing"/>
-        <w:numPr>
-          <w:ilvl w:val="1"/>
-          <w:numId w:val="8"/>
-        </w:numPr>
-        <w:tabs>
-          <w:tab w:val="left" w:pos="2250"/>
-        </w:tabs>
-        <w:rPr>
-          <w:rFonts w:ascii="Times New Roman" w:hAnsi="Times New Roman"/>
-          <w:b/>
-          <w:sz w:val="24"/>
-          <w:szCs w:val="24"/>
-        </w:rPr>
-      </w:pPr>
-      <w:r>
-        <w:rPr>
-          <w:rFonts w:ascii="Times New Roman" w:hAnsi="Times New Roman"/>
-          <w:sz w:val="24"/>
-          <w:szCs w:val="24"/>
-        </w:rPr>
-        <w:t>Guest l</w:t>
-      </w:r>
-      <w:r>
-        <w:rPr>
-          <w:rFonts w:ascii="Times New Roman" w:hAnsi="Times New Roman"/>
-          <w:sz w:val="24"/>
-          <w:szCs w:val="24"/>
-        </w:rPr>
-        <w:t xml:space="preserve">ectured </w:t>
-      </w:r>
-      <w:r>
-        <w:rPr>
-          <w:rFonts w:ascii="Times New Roman" w:hAnsi="Times New Roman"/>
-          <w:sz w:val="24"/>
-          <w:szCs w:val="24"/>
-        </w:rPr>
-        <w:t xml:space="preserve">at the request of </w:t>
-      </w:r>
-      <w:r>
-        <w:rPr>
-          <w:rFonts w:ascii="Times New Roman" w:hAnsi="Times New Roman"/>
-          <w:sz w:val="24"/>
-          <w:szCs w:val="24"/>
-        </w:rPr>
-        <w:t>the professor</w:t>
-      </w:r>
-    </w:p>
-    <w:p>
-      <w:pPr>
-        <w:pStyle w:val="NoSpacing"/>
-        <w:numPr>
-          <w:ilvl w:val="0"/>
-          <w:numId w:val="8"/>
-        </w:numPr>
-        <w:tabs>
-          <w:tab w:val="left" w:pos="1440"/>
-          <w:tab w:val="left" w:pos="2250"/>
-        </w:tabs>
-        <w:rPr>
-          <w:rFonts w:ascii="Times New Roman" w:hAnsi="Times New Roman"/>
-          <w:b/>
-          <w:sz w:val="24"/>
-          <w:szCs w:val="24"/>
-        </w:rPr>
-      </w:pPr>
-      <w:r>
-        <w:rPr>
-          <w:rFonts w:ascii="Times New Roman" w:hAnsi="Times New Roman"/>
-          <w:bCs/>
-          <w:sz w:val="24"/>
-          <w:szCs w:val="24"/>
-        </w:rPr>
-        <w:t>Great Musicians (Music Appreciation) (Fall 2009, Spring 2010)</w:t>
-      </w:r>
-    </w:p>
-    <w:p>
-      <w:pPr>
-        <w:pStyle w:val="NoSpacing"/>
-        <w:numPr>
-          <w:ilvl w:val="1"/>
-          <w:numId w:val="8"/>
-        </w:numPr>
-        <w:tabs>
-          <w:tab w:val="left" w:pos="2250"/>
-        </w:tabs>
-        <w:rPr>
-          <w:rFonts w:ascii="Times New Roman" w:hAnsi="Times New Roman"/>
-          <w:b/>
-          <w:sz w:val="24"/>
-          <w:szCs w:val="24"/>
-        </w:rPr>
-      </w:pPr>
-      <w:r>
-        <w:rPr>
-          <w:rFonts w:ascii="Times New Roman" w:hAnsi="Times New Roman"/>
-          <w:sz w:val="24"/>
-          <w:szCs w:val="24"/>
-        </w:rPr>
-        <w:t>Gave two one-hour lectures in weekly discussion sessions</w:t>
-      </w:r>
-    </w:p>
-    <w:p>
-      <w:pPr>
-        <w:pStyle w:val="NoSpacing"/>
-        <w:numPr>
-          <w:ilvl w:val="1"/>
-          <w:numId w:val="8"/>
-        </w:numPr>
-        <w:tabs>
-          <w:tab w:val="left" w:pos="2250"/>
-        </w:tabs>
-        <w:rPr>
-          <w:rFonts w:ascii="Times New Roman" w:hAnsi="Times New Roman"/>
-          <w:b/>
-          <w:sz w:val="24"/>
-          <w:szCs w:val="24"/>
-        </w:rPr>
-      </w:pPr>
-      <w:r>
-        <w:rPr>
-          <w:rFonts w:ascii="Times New Roman" w:hAnsi="Times New Roman"/>
-          <w:sz w:val="24"/>
-          <w:szCs w:val="24"/>
-        </w:rPr>
-        <w:t>Helped students review class materials</w:t>
-      </w:r>
-    </w:p>
-    <w:p>
-      <w:pPr>
-        <w:pStyle w:val="NoSpacing"/>
-        <w:numPr>
-          <w:ilvl w:val="1"/>
-          <w:numId w:val="8"/>
-        </w:numPr>
-        <w:tabs>
-          <w:tab w:val="left" w:pos="2250"/>
-        </w:tabs>
-        <w:rPr>
-          <w:rFonts w:ascii="Times New Roman" w:hAnsi="Times New Roman"/>
-          <w:b/>
-          <w:sz w:val="24"/>
-          <w:szCs w:val="24"/>
-        </w:rPr>
-      </w:pPr>
-      <w:r>
-        <w:rPr>
-          <w:rFonts w:ascii="Times New Roman" w:hAnsi="Times New Roman"/>
-          <w:sz w:val="24"/>
-          <w:szCs w:val="24"/>
-        </w:rPr>
-        <w:t>Graded assignments, concert reports, exams, and quizzes</w:t>
-      </w:r>
-    </w:p>
-    <w:p>
-      <w:pPr>
-        <w:rPr>
-          <w:bCs/>
-          <w:sz w:val="22"/>
-          <w:szCs w:val="22"/>
-        </w:rPr>
-      </w:pPr>
-    </w:p>
-    <w:p>
-      <w:pPr>
-        <w:rPr>
-          <w:bCs/>
-          <w:sz w:val="22"/>
-          <w:szCs w:val="22"/>
-        </w:rPr>
-      </w:pPr>
-    </w:p>
-    <w:p>
-      <w:pPr>
-        <w:rPr>
-          <w:bCs/>
-          <w:sz w:val="22"/>
-          <w:szCs w:val="22"/>
-        </w:rPr>
-      </w:pPr>
-    </w:p>
-    <w:p>
-      <w:pPr>
-        <w:pStyle w:val="Heading1"/>
-        <w:rPr>
-          <w:rFonts w:asciiTheme="minorHAnsi" w:hAnsiTheme="minorHAnsi" w:cstheme="minorHAnsi"/>
-          <w:sz w:val="22"/>
-          <w:szCs w:val="22"/>
-        </w:rPr>
-      </w:pPr>
-      <w:r>
-        <w:rPr>
-          <w:rFonts w:asciiTheme="minorHAnsi" w:hAnsiTheme="minorHAnsi" w:cstheme="minorHAnsi"/>
-          <w:sz w:val="22"/>
-          <w:szCs w:val="22"/>
-        </w:rPr>
-        <w:lastRenderedPageBreak/>
-        <w:t>Computer Skills</w:t>
-      </w:r>
-    </w:p>
-    <w:p>
-      <w:pPr>
-        <w:rPr>
-          <w:rFonts w:asciiTheme="minorHAnsi" w:hAnsiTheme="minorHAnsi" w:cstheme="minorHAnsi"/>
-          <w:b/>
-          <w:sz w:val="22"/>
-          <w:szCs w:val="22"/>
-        </w:rPr>
-      </w:pPr>
-    </w:p>
-    <w:p>
-      <w:pPr>
-        <w:rPr>
-          <w:rFonts w:asciiTheme="minorHAnsi" w:hAnsiTheme="minorHAnsi" w:cstheme="minorHAnsi"/>
-          <w:sz w:val="22"/>
-          <w:szCs w:val="22"/>
-        </w:rPr>
-      </w:pPr>
-      <w:r>
-        <w:rPr>
-          <w:rFonts w:asciiTheme="minorHAnsi" w:hAnsiTheme="minorHAnsi" w:cstheme="minorHAnsi"/>
-          <w:b/>
-          <w:sz w:val="22"/>
-          <w:szCs w:val="22"/>
-        </w:rPr>
-        <w:t>Programming</w:t>
-      </w:r>
-      <w:r>
-        <w:rPr>
-          <w:rFonts w:asciiTheme="minorHAnsi" w:hAnsiTheme="minorHAnsi" w:cstheme="minorHAnsi"/>
-          <w:sz w:val="22"/>
-          <w:szCs w:val="22"/>
-        </w:rPr>
-        <w:t>: R, Python</w:t>
-      </w:r>
-    </w:p>
-    <w:p>
-      <w:pPr>
-        <w:rPr>
-          <w:bCs/>
-          <w:sz w:val="22"/>
-          <w:szCs w:val="22"/>
-        </w:rPr>
-      </w:pPr>
-      <w:r>
-        <w:rPr>
-          <w:rFonts w:asciiTheme="minorHAnsi" w:hAnsiTheme="minorHAnsi" w:cstheme="minorHAnsi"/>
-          <w:b/>
-          <w:sz w:val="22"/>
-          <w:szCs w:val="22"/>
-        </w:rPr>
-        <w:t>Certificate</w:t>
-      </w:r>
-      <w:r>
-        <w:rPr>
-          <w:rFonts w:asciiTheme="minorHAnsi" w:hAnsiTheme="minorHAnsi" w:cstheme="minorHAnsi"/>
-          <w:sz w:val="22"/>
-          <w:szCs w:val="22"/>
-        </w:rPr>
-        <w:t xml:space="preserve">: </w:t>
-      </w:r>
-      <w:r>
-        <w:rPr>
-          <w:bCs/>
-          <w:sz w:val="22"/>
-          <w:szCs w:val="22"/>
-        </w:rPr>
-        <w:t>SAS Certified Specialist: Base Programming Using SAS 9.4 (Issued May 2020)</w:t>
-      </w:r>
-    </w:p>
-    <w:p>
-      <w:pPr>
-        <w:rPr>
-          <w:bCs/>
-          <w:sz w:val="22"/>
-          <w:szCs w:val="22"/>
-        </w:rPr>
-      </w:pPr>
-      <w:r>
-        <w:rPr>
-          <w:b/>
-          <w:sz w:val="22"/>
-          <w:szCs w:val="22"/>
-        </w:rPr>
-        <w:t>Tools:</w:t>
-      </w:r>
-      <w:r>
-        <w:rPr>
-          <w:bCs/>
-          <w:sz w:val="22"/>
-          <w:szCs w:val="22"/>
-        </w:rPr>
-        <w:t xml:space="preserve"> High performance computing, Git version control</w:t>
-      </w:r>
-      <w:r>
-        <w:rPr>
-          <w:bCs/>
-          <w:sz w:val="22"/>
-          <w:szCs w:val="22"/>
-        </w:rPr>
-        <w:t>, parallel computing</w:t>
-      </w:r>
-    </w:p>
-    <w:p>
-      <w:pPr>
-        <w:rPr>
-          <w:bCs/>
-          <w:sz w:val="22"/>
-          <w:szCs w:val="22"/>
-        </w:rPr>
-      </w:pPr>
-    </w:p>
-    <w:p>
-      <w:pPr>
-        <w:pStyle w:val="Heading1"/>
-        <w:rPr>
-          <w:rFonts w:asciiTheme="minorHAnsi" w:hAnsiTheme="minorHAnsi" w:cstheme="minorHAnsi"/>
-          <w:sz w:val="22"/>
-          <w:szCs w:val="22"/>
-        </w:rPr>
-      </w:pPr>
-      <w:r>
-        <w:rPr>
-          <w:rFonts w:asciiTheme="minorHAnsi" w:hAnsiTheme="minorHAnsi" w:cstheme="minorHAnsi"/>
-          <w:sz w:val="22"/>
-          <w:szCs w:val="22"/>
-        </w:rPr>
-        <w:t>Languages</w:t>
-      </w:r>
-    </w:p>
-    <w:p>
-      <w:pPr>
-        <w:rPr>
-          <w:rFonts w:asciiTheme="minorHAnsi" w:hAnsiTheme="minorHAnsi" w:cstheme="minorHAnsi"/>
-          <w:b/>
-          <w:sz w:val="22"/>
-          <w:szCs w:val="22"/>
-        </w:rPr>
-      </w:pPr>
-    </w:p>
-    <w:p>
-      <w:pPr>
-        <w:rPr>
-          <w:rFonts w:asciiTheme="minorHAnsi" w:hAnsiTheme="minorHAnsi" w:cstheme="minorHAnsi"/>
-          <w:bCs/>
-          <w:sz w:val="22"/>
-          <w:szCs w:val="22"/>
-        </w:rPr>
-      </w:pPr>
-      <w:r>
-        <w:rPr>
-          <w:rFonts w:asciiTheme="minorHAnsi" w:hAnsiTheme="minorHAnsi" w:cstheme="minorHAnsi"/>
-          <w:bCs/>
-          <w:sz w:val="22"/>
-          <w:szCs w:val="22"/>
-        </w:rPr>
-        <w:t>English</w:t>
-      </w:r>
-      <w:r>
-        <w:rPr>
-          <w:rFonts w:asciiTheme="minorHAnsi" w:hAnsiTheme="minorHAnsi" w:cstheme="minorHAnsi"/>
-          <w:bCs/>
-          <w:sz w:val="22"/>
-          <w:szCs w:val="22"/>
-        </w:rPr>
-        <w:t xml:space="preserve">, </w:t>
-      </w:r>
-      <w:r>
-        <w:rPr>
-          <w:rFonts w:asciiTheme="minorHAnsi" w:hAnsiTheme="minorHAnsi" w:cstheme="minorHAnsi"/>
-          <w:bCs/>
-          <w:sz w:val="22"/>
-          <w:szCs w:val="22"/>
-        </w:rPr>
-        <w:t>Mandari</w:t>
-      </w:r>
-      <w:r>
-        <w:rPr>
-          <w:rFonts w:asciiTheme="minorHAnsi" w:hAnsiTheme="minorHAnsi" w:cstheme="minorHAnsi"/>
-          <w:bCs/>
-          <w:sz w:val="22"/>
-          <w:szCs w:val="22"/>
-        </w:rPr>
-        <w:t xml:space="preserve">n, </w:t>
-      </w:r>
-      <w:r>
-        <w:rPr>
-          <w:rFonts w:asciiTheme="minorHAnsi" w:hAnsiTheme="minorHAnsi" w:cstheme="minorHAnsi"/>
-          <w:bCs/>
-          <w:sz w:val="22"/>
-          <w:szCs w:val="22"/>
-        </w:rPr>
-        <w:t>German</w:t>
-      </w:r>
-      <w:r>
-        <w:rPr>
-          <w:rFonts w:asciiTheme="minorHAnsi" w:hAnsiTheme="minorHAnsi" w:cstheme="minorHAnsi"/>
-          <w:bCs/>
-          <w:sz w:val="22"/>
-          <w:szCs w:val="22"/>
-        </w:rPr>
-        <w:t xml:space="preserve">, </w:t>
-      </w:r>
-      <w:r>
-        <w:rPr>
-          <w:rFonts w:asciiTheme="minorHAnsi" w:hAnsiTheme="minorHAnsi" w:cstheme="minorHAnsi"/>
-          <w:bCs/>
-          <w:sz w:val="22"/>
-          <w:szCs w:val="22"/>
-        </w:rPr>
-        <w:t>French</w:t>
-      </w:r>
-      <w:r>
-        <w:rPr>
-          <w:rFonts w:asciiTheme="minorHAnsi" w:hAnsiTheme="minorHAnsi" w:cstheme="minorHAnsi"/>
-          <w:bCs/>
-          <w:sz w:val="22"/>
-          <w:szCs w:val="22"/>
-        </w:rPr>
-        <w:t xml:space="preserve">, </w:t>
-      </w:r>
-      <w:r>
-        <w:rPr>
-          <w:rFonts w:asciiTheme="minorHAnsi" w:hAnsiTheme="minorHAnsi" w:cstheme="minorHAnsi"/>
-          <w:bCs/>
-          <w:sz w:val="22"/>
-          <w:szCs w:val="22"/>
-        </w:rPr>
-        <w:t>Italian</w:t>
-      </w:r>
-    </w:p>
-    <w:p>
-      <w:pPr>
-        <w:pStyle w:val="Heading1"/>
-        <w:rPr>
-          <w:rFonts w:asciiTheme="minorHAnsi" w:hAnsiTheme="minorHAnsi" w:cstheme="minorHAnsi"/>
-          <w:sz w:val="22"/>
-          <w:szCs w:val="22"/>
-        </w:rPr>
-      </w:pPr>
-    </w:p>
-    <w:p>
-      <w:pPr>
-        <w:pStyle w:val="Heading1"/>
-        <w:rPr>
-          <w:rFonts w:asciiTheme="minorHAnsi" w:hAnsiTheme="minorHAnsi" w:cstheme="minorHAnsi"/>
-          <w:sz w:val="22"/>
-          <w:szCs w:val="22"/>
-        </w:rPr>
-      </w:pPr>
-      <w:r>
-        <w:rPr>
-          <w:rFonts w:asciiTheme="minorHAnsi" w:hAnsiTheme="minorHAnsi" w:cstheme="minorHAnsi"/>
-          <w:sz w:val="22"/>
-          <w:szCs w:val="22"/>
-        </w:rPr>
-        <w:t>References</w:t>
-      </w:r>
-    </w:p>
-    <w:p>
-      <w:pPr>
-        <w:rPr>
-          <w:rFonts w:asciiTheme="minorHAnsi" w:hAnsiTheme="minorHAnsi" w:cstheme="minorHAnsi"/>
-          <w:b/>
-          <w:sz w:val="22"/>
-          <w:szCs w:val="22"/>
-        </w:rPr>
-      </w:pPr>
-    </w:p>
-    <w:p>
-      <w:pPr>
-        <w:rPr>
-          <w:rFonts w:asciiTheme="minorHAnsi" w:hAnsiTheme="minorHAnsi" w:cstheme="minorHAnsi"/>
-          <w:sz w:val="22"/>
-          <w:szCs w:val="22"/>
-        </w:rPr>
-      </w:pPr>
-      <w:r>
-        <w:rPr>
-          <w:rFonts w:asciiTheme="minorHAnsi" w:hAnsiTheme="minorHAnsi" w:cstheme="minorHAnsi"/>
-          <w:b/>
-          <w:sz w:val="22"/>
-          <w:szCs w:val="22"/>
-        </w:rPr>
-        <w:t>Ryan Martin</w:t>
-      </w:r>
-      <w:r>
-        <w:rPr>
-          <w:rFonts w:asciiTheme="minorHAnsi" w:hAnsiTheme="minorHAnsi" w:cstheme="minorHAnsi"/>
-          <w:sz w:val="22"/>
-          <w:szCs w:val="22"/>
-        </w:rPr>
-        <w:t>, Professor</w:t>
-      </w:r>
-    </w:p>
-    <w:p>
-      <w:pPr>
-        <w:rPr>
-          <w:rFonts w:asciiTheme="minorHAnsi" w:hAnsiTheme="minorHAnsi" w:cstheme="minorHAnsi"/>
-          <w:sz w:val="22"/>
-          <w:szCs w:val="22"/>
-        </w:rPr>
-      </w:pPr>
-      <w:r>
-        <w:rPr>
-          <w:rFonts w:asciiTheme="minorHAnsi" w:hAnsiTheme="minorHAnsi" w:cstheme="minorHAnsi"/>
-          <w:sz w:val="22"/>
-          <w:szCs w:val="22"/>
-        </w:rPr>
-        <w:t>Department of Statistics, North Carolina State University</w:t>
-      </w:r>
-    </w:p>
-    <w:p>
-      <w:pPr>
-        <w:rPr>
-          <w:rFonts w:asciiTheme="minorHAnsi" w:hAnsiTheme="minorHAnsi" w:cstheme="minorHAnsi"/>
-          <w:sz w:val="22"/>
-          <w:szCs w:val="22"/>
-        </w:rPr>
-      </w:pPr>
-      <w:r>
-        <w:rPr>
-          <w:rFonts w:asciiTheme="minorHAnsi" w:hAnsiTheme="minorHAnsi" w:cstheme="minorHAnsi"/>
-          <w:sz w:val="22"/>
-          <w:szCs w:val="22"/>
-        </w:rPr>
-        <w:t>SAS Hall 52</w:t>
-      </w:r>
-      <w:r>
-        <w:rPr>
-          <w:rFonts w:asciiTheme="minorHAnsi" w:hAnsiTheme="minorHAnsi" w:cstheme="minorHAnsi"/>
-          <w:sz w:val="22"/>
-          <w:szCs w:val="22"/>
-        </w:rPr>
-        <w:t>3</w:t>
-      </w:r>
-      <w:r>
-        <w:rPr>
-          <w:rFonts w:asciiTheme="minorHAnsi" w:hAnsiTheme="minorHAnsi" w:cstheme="minorHAnsi"/>
-          <w:sz w:val="22"/>
-          <w:szCs w:val="22"/>
-        </w:rPr>
-        <w:t>8</w:t>
-      </w:r>
-    </w:p>
-    <w:p>
-      <w:pPr>
-        <w:rPr>
-          <w:rFonts w:asciiTheme="minorHAnsi" w:hAnsiTheme="minorHAnsi" w:cstheme="minorHAnsi"/>
-          <w:sz w:val="22"/>
-          <w:szCs w:val="22"/>
-        </w:rPr>
-      </w:pPr>
-      <w:r>
-        <w:rPr>
-          <w:rFonts w:asciiTheme="minorHAnsi" w:hAnsiTheme="minorHAnsi" w:cstheme="minorHAnsi"/>
-          <w:sz w:val="22"/>
-          <w:szCs w:val="22"/>
-        </w:rPr>
-        <w:t xml:space="preserve">Email: </w:t>
-      </w:r>
-      <w:hyperlink r:id="rId8" w:history="1">
+        <w:proofErr w:type="spellStart"/>
         <w:r>
           <w:rPr>
             <w:rStyle w:val="Hyperlink"/>
@@ -5811,120 +2343,166 @@
             <w:sz w:val="22"/>
             <w:szCs w:val="22"/>
           </w:rPr>
-          <w:t>rgmarti3@ncsu.edu</w:t>
+          <w:t>mlprimer</w:t>
         </w:r>
+        <w:proofErr w:type="spellEnd"/>
       </w:hyperlink>
-    </w:p>
-    <w:p>
-      <w:pPr>
-        <w:rPr>
-          <w:rFonts w:asciiTheme="minorHAnsi" w:hAnsiTheme="minorHAnsi" w:cstheme="minorHAnsi"/>
-          <w:sz w:val="22"/>
-          <w:szCs w:val="22"/>
-        </w:rPr>
-      </w:pPr>
-    </w:p>
-    <w:p>
-      <w:pPr>
-        <w:rPr>
-          <w:rFonts w:asciiTheme="minorHAnsi" w:hAnsiTheme="minorHAnsi" w:cstheme="minorHAnsi"/>
-          <w:sz w:val="22"/>
-          <w:szCs w:val="22"/>
-        </w:rPr>
-      </w:pPr>
-      <w:r>
-        <w:rPr>
-          <w:rFonts w:asciiTheme="minorHAnsi" w:hAnsiTheme="minorHAnsi" w:cstheme="minorHAnsi"/>
-          <w:b/>
-          <w:sz w:val="22"/>
-          <w:szCs w:val="22"/>
-        </w:rPr>
-        <w:t>Brian Reich</w:t>
-      </w:r>
-      <w:r>
-        <w:rPr>
-          <w:rFonts w:asciiTheme="minorHAnsi" w:hAnsiTheme="minorHAnsi" w:cstheme="minorHAnsi"/>
-          <w:sz w:val="22"/>
-          <w:szCs w:val="22"/>
-        </w:rPr>
-        <w:t>, Gertrude M Cox Distinguished Professor of Statistics</w:t>
-      </w:r>
-    </w:p>
-    <w:p>
-      <w:pPr>
-        <w:rPr>
-          <w:rFonts w:asciiTheme="minorHAnsi" w:hAnsiTheme="minorHAnsi" w:cstheme="minorHAnsi"/>
-          <w:sz w:val="22"/>
-          <w:szCs w:val="22"/>
-        </w:rPr>
-      </w:pPr>
-      <w:r>
-        <w:rPr>
-          <w:rFonts w:asciiTheme="minorHAnsi" w:hAnsiTheme="minorHAnsi" w:cstheme="minorHAnsi"/>
-          <w:sz w:val="22"/>
-          <w:szCs w:val="22"/>
-        </w:rPr>
-        <w:t>Department of Statistics, North Carolina State University</w:t>
-      </w:r>
-    </w:p>
-    <w:p>
-      <w:pPr>
-        <w:rPr>
-          <w:rFonts w:asciiTheme="minorHAnsi" w:hAnsiTheme="minorHAnsi" w:cstheme="minorHAnsi"/>
-          <w:sz w:val="22"/>
-          <w:szCs w:val="22"/>
-        </w:rPr>
-      </w:pPr>
-      <w:r>
-        <w:rPr>
-          <w:rFonts w:asciiTheme="minorHAnsi" w:hAnsiTheme="minorHAnsi" w:cstheme="minorHAnsi"/>
-          <w:sz w:val="22"/>
-          <w:szCs w:val="22"/>
-        </w:rPr>
-        <w:t>SAS Hall 521</w:t>
-      </w:r>
-      <w:r>
-        <w:rPr>
-          <w:rFonts w:asciiTheme="minorHAnsi" w:hAnsiTheme="minorHAnsi" w:cstheme="minorHAnsi"/>
-          <w:sz w:val="22"/>
-          <w:szCs w:val="22"/>
-        </w:rPr>
-        <w:t>2</w:t>
-      </w:r>
-    </w:p>
-    <w:p>
-      <w:pPr>
-        <w:rPr>
-          <w:rFonts w:asciiTheme="minorHAnsi" w:hAnsiTheme="minorHAnsi" w:cstheme="minorHAnsi"/>
-          <w:sz w:val="22"/>
-          <w:szCs w:val="22"/>
-        </w:rPr>
-      </w:pPr>
-      <w:r>
-        <w:rPr>
-          <w:rFonts w:asciiTheme="minorHAnsi" w:hAnsiTheme="minorHAnsi" w:cstheme="minorHAnsi"/>
-          <w:sz w:val="22"/>
-          <w:szCs w:val="22"/>
-        </w:rPr>
-        <w:t xml:space="preserve">Email: </w:t>
-      </w:r>
-      <w:hyperlink r:id="rId9" w:history="1">
-        <w:r>
-          <w:rPr>
-            <w:rStyle w:val="Hyperlink"/>
-            <w:rFonts w:asciiTheme="minorHAnsi" w:hAnsiTheme="minorHAnsi" w:cstheme="minorHAnsi"/>
-            <w:sz w:val="22"/>
-            <w:szCs w:val="22"/>
-          </w:rPr>
-          <w:t>bjreich@ncsu.edu</w:t>
-        </w:r>
-      </w:hyperlink>
-      <w:r>
-        <w:rPr>
-          <w:rFonts w:asciiTheme="minorHAnsi" w:hAnsiTheme="minorHAnsi" w:cstheme="minorHAnsi" w:hint="eastAsia"/>
-          <w:sz w:val="22"/>
-          <w:szCs w:val="22"/>
-          <w:lang w:eastAsia="zh-TW"/>
+      <w:r>
+        <w:rPr>
+          <w:rFonts w:asciiTheme="minorHAnsi" w:hAnsiTheme="minorHAnsi" w:cstheme="minorHAnsi"/>
+          <w:sz w:val="22"/>
+          <w:szCs w:val="22"/>
+        </w:rPr>
+        <w:t>.</w:t>
+      </w:r>
+    </w:p>
+    <w:p>
+      <w:pPr>
+        <w:rPr>
+          <w:rFonts w:asciiTheme="minorHAnsi" w:hAnsiTheme="minorHAnsi" w:cstheme="minorHAnsi"/>
+          <w:sz w:val="22"/>
+          <w:szCs w:val="22"/>
+        </w:rPr>
+      </w:pPr>
+    </w:p>
+    <w:p>
+      <w:pPr>
+        <w:pStyle w:val="Heading1"/>
+        <w:rPr>
+          <w:rFonts w:asciiTheme="minorHAnsi" w:hAnsiTheme="minorHAnsi" w:cstheme="minorHAnsi"/>
+          <w:sz w:val="22"/>
+          <w:szCs w:val="22"/>
+        </w:rPr>
+      </w:pPr>
+      <w:r>
+        <w:rPr>
+          <w:rFonts w:asciiTheme="minorHAnsi" w:hAnsiTheme="minorHAnsi" w:cstheme="minorHAnsi"/>
+          <w:sz w:val="22"/>
+          <w:szCs w:val="22"/>
+        </w:rPr>
+        <w:t>conference Presentations</w:t>
+      </w:r>
+    </w:p>
+    <w:p>
+      <w:pPr>
+        <w:rPr>
+          <w:rFonts w:asciiTheme="minorHAnsi" w:hAnsiTheme="minorHAnsi" w:cstheme="minorHAnsi"/>
+          <w:sz w:val="22"/>
+          <w:szCs w:val="22"/>
+        </w:rPr>
+      </w:pPr>
+    </w:p>
+    <w:p>
+      <w:pPr>
+        <w:rPr>
+          <w:rFonts w:asciiTheme="minorHAnsi" w:hAnsiTheme="minorHAnsi" w:cstheme="minorHAnsi"/>
+          <w:sz w:val="22"/>
+          <w:szCs w:val="22"/>
+        </w:rPr>
+      </w:pPr>
+      <w:r>
+        <w:rPr>
+          <w:b/>
+          <w:bCs/>
+          <w:sz w:val="22"/>
+          <w:szCs w:val="22"/>
+        </w:rPr>
+        <w:t xml:space="preserve">Prim S.-N., </w:t>
+      </w:r>
+      <w:r>
+        <w:rPr>
+          <w:rFonts w:asciiTheme="minorHAnsi" w:hAnsiTheme="minorHAnsi" w:cstheme="minorHAnsi"/>
+          <w:sz w:val="22"/>
+          <w:szCs w:val="22"/>
+        </w:rPr>
+        <w:t>Guan, Y., Yang, S., Rappold, A. G., Hill, K. L., Tsai, W.-L., Keeler, C. and Reich,</w:t>
+      </w:r>
+    </w:p>
+    <w:p>
+      <w:pPr>
+        <w:rPr>
+          <w:rFonts w:asciiTheme="minorHAnsi" w:hAnsiTheme="minorHAnsi" w:cstheme="minorHAnsi"/>
+          <w:sz w:val="22"/>
+          <w:szCs w:val="22"/>
+        </w:rPr>
+      </w:pPr>
+      <w:r>
+        <w:rPr>
+          <w:rFonts w:asciiTheme="minorHAnsi" w:hAnsiTheme="minorHAnsi" w:cstheme="minorHAnsi"/>
+          <w:sz w:val="22"/>
+          <w:szCs w:val="22"/>
+        </w:rPr>
+        <w:t xml:space="preserve">B. J. </w:t>
+      </w:r>
+      <w:r>
+        <w:rPr>
+          <w:rFonts w:asciiTheme="minorHAnsi" w:hAnsiTheme="minorHAnsi" w:cstheme="minorHAnsi"/>
+          <w:sz w:val="22"/>
+          <w:szCs w:val="22"/>
+        </w:rPr>
+        <w:t>“</w:t>
+      </w:r>
+      <w:r>
+        <w:rPr>
+          <w:rFonts w:asciiTheme="minorHAnsi" w:hAnsiTheme="minorHAnsi" w:cstheme="minorHAnsi"/>
+          <w:sz w:val="22"/>
+          <w:szCs w:val="22"/>
+        </w:rPr>
+        <w:t>A Spectral Confounder Adjustment for Spatial Regression with Multiple Exposures</w:t>
+      </w:r>
+      <w:r>
+        <w:rPr>
+          <w:rFonts w:asciiTheme="minorHAnsi" w:hAnsiTheme="minorHAnsi" w:cstheme="minorHAnsi"/>
+          <w:sz w:val="22"/>
+          <w:szCs w:val="22"/>
+        </w:rPr>
+        <w:t xml:space="preserve">.” </w:t>
+      </w:r>
+      <w:r>
+        <w:rPr>
+          <w:rFonts w:asciiTheme="minorHAnsi" w:hAnsiTheme="minorHAnsi" w:cstheme="minorHAnsi"/>
+          <w:sz w:val="22"/>
+          <w:szCs w:val="22"/>
+        </w:rPr>
+        <w:t>Joint Statistical Meetings (JSM)</w:t>
+      </w:r>
+      <w:r>
+        <w:rPr>
+          <w:rFonts w:asciiTheme="minorHAnsi" w:hAnsiTheme="minorHAnsi" w:cstheme="minorHAnsi"/>
+          <w:sz w:val="22"/>
+          <w:szCs w:val="22"/>
+        </w:rPr>
+        <w:t>, Aug 5, 2025.</w:t>
+      </w:r>
+      <w:r>
+        <w:rPr>
+          <w:rFonts w:asciiTheme="minorHAnsi" w:hAnsiTheme="minorHAnsi" w:cstheme="minorHAnsi"/>
+          <w:sz w:val="22"/>
+          <w:szCs w:val="22"/>
+        </w:rPr>
+        <w:t xml:space="preserve"> (</w:t>
+      </w:r>
+      <w:r>
+        <w:rPr>
+          <w:rFonts w:asciiTheme="minorHAnsi" w:hAnsiTheme="minorHAnsi" w:cstheme="minorHAnsi"/>
+          <w:sz w:val="22"/>
+          <w:szCs w:val="22"/>
+        </w:rPr>
+        <w:t>Contributed Poster Presentation</w:t>
+      </w:r>
+      <w:r>
+        <w:rPr>
+          <w:rFonts w:asciiTheme="minorHAnsi" w:hAnsiTheme="minorHAnsi" w:cstheme="minorHAnsi"/>
+          <w:sz w:val="22"/>
+          <w:szCs w:val="22"/>
+        </w:rPr>
+        <w:t>)</w:t>
+      </w:r>
+      <w:r>
+        <w:rPr>
+          <w:rFonts w:asciiTheme="minorHAnsi" w:hAnsiTheme="minorHAnsi" w:cstheme="minorHAnsi"/>
+          <w:sz w:val="22"/>
+          <w:szCs w:val="22"/>
         </w:rPr>
         <w:t xml:space="preserve"> </w:t>
       </w:r>
@@ -5932,87 +2510,3165 @@
     <w:p>
       <w:pPr>
         <w:rPr>
-          <w:rFonts w:asciiTheme="minorHAnsi" w:hAnsiTheme="minorHAnsi" w:cstheme="minorHAnsi"/>
-          <w:sz w:val="22"/>
-          <w:szCs w:val="22"/>
-        </w:rPr>
-      </w:pPr>
-    </w:p>
-    <w:p>
-      <w:pPr>
-        <w:rPr>
-          <w:rFonts w:asciiTheme="minorHAnsi" w:hAnsiTheme="minorHAnsi" w:cstheme="minorHAnsi"/>
-          <w:sz w:val="22"/>
-          <w:szCs w:val="22"/>
-        </w:rPr>
-      </w:pPr>
-      <w:r>
-        <w:rPr>
-          <w:rFonts w:asciiTheme="minorHAnsi" w:hAnsiTheme="minorHAnsi" w:cstheme="minorHAnsi"/>
-          <w:b/>
-          <w:sz w:val="22"/>
-          <w:szCs w:val="22"/>
-        </w:rPr>
-        <w:t>Jonathan Williams</w:t>
-      </w:r>
-      <w:r>
-        <w:rPr>
-          <w:rFonts w:asciiTheme="minorHAnsi" w:hAnsiTheme="minorHAnsi" w:cstheme="minorHAnsi"/>
-          <w:sz w:val="22"/>
-          <w:szCs w:val="22"/>
-        </w:rPr>
-        <w:t>, Associate Professor</w:t>
-      </w:r>
-    </w:p>
-    <w:p>
-      <w:pPr>
-        <w:rPr>
-          <w:rFonts w:asciiTheme="minorHAnsi" w:hAnsiTheme="minorHAnsi" w:cstheme="minorHAnsi"/>
-          <w:sz w:val="22"/>
-          <w:szCs w:val="22"/>
-        </w:rPr>
-      </w:pPr>
-      <w:r>
-        <w:rPr>
-          <w:rFonts w:asciiTheme="minorHAnsi" w:hAnsiTheme="minorHAnsi" w:cstheme="minorHAnsi"/>
-          <w:sz w:val="22"/>
-          <w:szCs w:val="22"/>
-        </w:rPr>
-        <w:t>Department of Statistics, North Carolina State University</w:t>
-      </w:r>
-    </w:p>
-    <w:p>
-      <w:pPr>
-        <w:rPr>
-          <w:rFonts w:asciiTheme="minorHAnsi" w:hAnsiTheme="minorHAnsi" w:cstheme="minorHAnsi"/>
-          <w:sz w:val="22"/>
-          <w:szCs w:val="22"/>
-        </w:rPr>
-      </w:pPr>
-      <w:r>
-        <w:rPr>
-          <w:rFonts w:asciiTheme="minorHAnsi" w:hAnsiTheme="minorHAnsi" w:cstheme="minorHAnsi"/>
-          <w:sz w:val="22"/>
-          <w:szCs w:val="22"/>
-        </w:rPr>
-        <w:t>SAS Hall 5218</w:t>
-      </w:r>
-    </w:p>
-    <w:p>
-      <w:pPr>
-        <w:rPr>
-          <w:rFonts w:asciiTheme="minorHAnsi" w:hAnsiTheme="minorHAnsi" w:cstheme="minorHAnsi"/>
-          <w:sz w:val="22"/>
-          <w:szCs w:val="22"/>
-        </w:rPr>
-      </w:pPr>
-      <w:r>
-        <w:rPr>
-          <w:rFonts w:asciiTheme="minorHAnsi" w:hAnsiTheme="minorHAnsi" w:cstheme="minorHAnsi"/>
-          <w:sz w:val="22"/>
-          <w:szCs w:val="22"/>
-        </w:rPr>
-        <w:t>Email</w:t>
+          <w:b/>
+          <w:bCs/>
+          <w:sz w:val="22"/>
+          <w:szCs w:val="22"/>
+        </w:rPr>
+      </w:pPr>
+    </w:p>
+    <w:p>
+      <w:pPr>
+        <w:rPr>
+          <w:rFonts w:asciiTheme="minorHAnsi" w:hAnsiTheme="minorHAnsi" w:cstheme="minorHAnsi"/>
+          <w:sz w:val="22"/>
+          <w:szCs w:val="22"/>
+        </w:rPr>
+      </w:pPr>
+      <w:r>
+        <w:rPr>
+          <w:b/>
+          <w:bCs/>
+          <w:sz w:val="22"/>
+          <w:szCs w:val="22"/>
+        </w:rPr>
+        <w:t xml:space="preserve">Prim S.-N., </w:t>
+      </w:r>
+      <w:r>
+        <w:rPr>
+          <w:rFonts w:asciiTheme="minorHAnsi" w:hAnsiTheme="minorHAnsi" w:cstheme="minorHAnsi"/>
+          <w:sz w:val="22"/>
+          <w:szCs w:val="22"/>
+        </w:rPr>
+        <w:t>Guan, Y., Yang, S., Rappold, A. G., Hill, K. L., Tsai, W.-L., Keeler, C. and Reich,</w:t>
+      </w:r>
+    </w:p>
+    <w:p>
+      <w:pPr>
+        <w:rPr>
+          <w:rFonts w:asciiTheme="minorHAnsi" w:hAnsiTheme="minorHAnsi" w:cstheme="minorHAnsi"/>
+          <w:sz w:val="22"/>
+          <w:szCs w:val="22"/>
+        </w:rPr>
+      </w:pPr>
+      <w:r>
+        <w:rPr>
+          <w:rFonts w:asciiTheme="minorHAnsi" w:hAnsiTheme="minorHAnsi" w:cstheme="minorHAnsi"/>
+          <w:sz w:val="22"/>
+          <w:szCs w:val="22"/>
+        </w:rPr>
+        <w:t xml:space="preserve">B. J. </w:t>
+      </w:r>
+      <w:r>
+        <w:rPr>
+          <w:rFonts w:asciiTheme="minorHAnsi" w:hAnsiTheme="minorHAnsi" w:cstheme="minorHAnsi"/>
+          <w:sz w:val="22"/>
+          <w:szCs w:val="22"/>
+        </w:rPr>
+        <w:t>“</w:t>
+      </w:r>
+      <w:r>
+        <w:rPr>
+          <w:rFonts w:asciiTheme="minorHAnsi" w:hAnsiTheme="minorHAnsi" w:cstheme="minorHAnsi"/>
+          <w:sz w:val="22"/>
+          <w:szCs w:val="22"/>
+        </w:rPr>
+        <w:t>A Spectral Confounder Adjustment for Spatial Regression with Multiple Exposures</w:t>
+      </w:r>
+      <w:r>
+        <w:rPr>
+          <w:rFonts w:asciiTheme="minorHAnsi" w:hAnsiTheme="minorHAnsi" w:cstheme="minorHAnsi"/>
+          <w:sz w:val="22"/>
+          <w:szCs w:val="22"/>
+        </w:rPr>
+        <w:t xml:space="preserve">.” International Workshop on Applied Probability, June 10, 2025. </w:t>
+      </w:r>
+      <w:r>
+        <w:rPr>
+          <w:rFonts w:asciiTheme="minorHAnsi" w:hAnsiTheme="minorHAnsi" w:cstheme="minorHAnsi"/>
+          <w:sz w:val="22"/>
+          <w:szCs w:val="22"/>
+        </w:rPr>
+        <w:t xml:space="preserve">(Invited </w:t>
+      </w:r>
+      <w:r>
+        <w:rPr>
+          <w:rFonts w:asciiTheme="minorHAnsi" w:hAnsiTheme="minorHAnsi" w:cstheme="minorHAnsi"/>
+          <w:sz w:val="22"/>
+          <w:szCs w:val="22"/>
+        </w:rPr>
+        <w:t>Presentation</w:t>
+      </w:r>
+      <w:r>
+        <w:rPr>
+          <w:rFonts w:asciiTheme="minorHAnsi" w:hAnsiTheme="minorHAnsi" w:cstheme="minorHAnsi"/>
+          <w:sz w:val="22"/>
+          <w:szCs w:val="22"/>
+        </w:rPr>
+        <w:t>)</w:t>
+      </w:r>
+    </w:p>
+    <w:p>
+      <w:pPr>
+        <w:rPr>
+          <w:b/>
+          <w:bCs/>
+          <w:sz w:val="22"/>
+          <w:szCs w:val="22"/>
+        </w:rPr>
+      </w:pPr>
+    </w:p>
+    <w:p>
+      <w:pPr>
+        <w:rPr>
+          <w:sz w:val="22"/>
+          <w:szCs w:val="22"/>
+        </w:rPr>
+      </w:pPr>
+      <w:r>
+        <w:rPr>
+          <w:b/>
+          <w:bCs/>
+          <w:sz w:val="22"/>
+          <w:szCs w:val="22"/>
+        </w:rPr>
+        <w:t>Prim S.</w:t>
+      </w:r>
+      <w:r>
+        <w:rPr>
+          <w:b/>
+          <w:bCs/>
+          <w:sz w:val="22"/>
+          <w:szCs w:val="22"/>
+        </w:rPr>
+        <w:t>-N.</w:t>
+      </w:r>
+      <w:r>
+        <w:rPr>
+          <w:sz w:val="22"/>
+          <w:szCs w:val="22"/>
+        </w:rPr>
+        <w:t>, Quinlan K, Booth A.</w:t>
+      </w:r>
+      <w:r>
+        <w:rPr>
+          <w:b/>
+          <w:bCs/>
+          <w:sz w:val="22"/>
+          <w:szCs w:val="22"/>
+        </w:rPr>
+        <w:t xml:space="preserve"> </w:t>
+      </w:r>
+      <w:r>
+        <w:rPr>
+          <w:sz w:val="22"/>
+          <w:szCs w:val="22"/>
+        </w:rPr>
+        <w:t xml:space="preserve">“Active Learning with Deep Gaussian Processes for Aero Database Construction.” International Conference on Advances in Interdisciplinary Statistics and Combinatorics, October 13, 2024. </w:t>
+      </w:r>
+      <w:r>
+        <w:rPr>
+          <w:sz w:val="22"/>
+          <w:szCs w:val="22"/>
+        </w:rPr>
+        <w:t xml:space="preserve">(Invited </w:t>
+      </w:r>
+      <w:r>
+        <w:rPr>
+          <w:sz w:val="22"/>
+          <w:szCs w:val="22"/>
+        </w:rPr>
+        <w:t>Presentation</w:t>
+      </w:r>
+      <w:r>
+        <w:rPr>
+          <w:sz w:val="22"/>
+          <w:szCs w:val="22"/>
+        </w:rPr>
+        <w:t>)</w:t>
+      </w:r>
+    </w:p>
+    <w:p>
+      <w:pPr>
+        <w:pStyle w:val="Heading1"/>
+        <w:rPr>
+          <w:rFonts w:asciiTheme="minorHAnsi" w:hAnsiTheme="minorHAnsi" w:cstheme="minorHAnsi"/>
+          <w:sz w:val="22"/>
+          <w:szCs w:val="22"/>
+        </w:rPr>
+      </w:pPr>
+    </w:p>
+    <w:p>
+      <w:pPr>
+        <w:pStyle w:val="Heading1"/>
+        <w:rPr>
+          <w:rFonts w:asciiTheme="minorHAnsi" w:hAnsiTheme="minorHAnsi" w:cstheme="minorHAnsi"/>
+          <w:sz w:val="22"/>
+          <w:szCs w:val="22"/>
+        </w:rPr>
+      </w:pPr>
+      <w:r>
+        <w:rPr>
+          <w:rFonts w:asciiTheme="minorHAnsi" w:hAnsiTheme="minorHAnsi" w:cstheme="minorHAnsi"/>
+          <w:sz w:val="22"/>
+          <w:szCs w:val="22"/>
+        </w:rPr>
+        <w:t>PROFESSIONAL POSITIONS</w:t>
+      </w:r>
+    </w:p>
+    <w:p>
+      <w:pPr>
+        <w:tabs>
+          <w:tab w:val="right" w:pos="8640"/>
+        </w:tabs>
+        <w:rPr>
+          <w:rFonts w:asciiTheme="minorHAnsi" w:hAnsiTheme="minorHAnsi" w:cstheme="minorHAnsi"/>
+          <w:sz w:val="22"/>
+          <w:szCs w:val="22"/>
+        </w:rPr>
+      </w:pPr>
+    </w:p>
+    <w:p>
+      <w:pPr>
+        <w:tabs>
+          <w:tab w:val="right" w:pos="8640"/>
+        </w:tabs>
+        <w:rPr>
+          <w:rFonts w:asciiTheme="minorHAnsi" w:hAnsiTheme="minorHAnsi" w:cstheme="minorHAnsi"/>
+          <w:bCs/>
+          <w:sz w:val="22"/>
+          <w:szCs w:val="22"/>
+        </w:rPr>
+      </w:pPr>
+      <w:r>
+        <w:rPr>
+          <w:rFonts w:asciiTheme="minorHAnsi" w:hAnsiTheme="minorHAnsi" w:cstheme="minorHAnsi"/>
+          <w:b/>
+          <w:sz w:val="22"/>
+          <w:szCs w:val="22"/>
+        </w:rPr>
+        <w:t>Data Science and AI Academy</w:t>
+      </w:r>
+      <w:r>
+        <w:rPr>
+          <w:rFonts w:asciiTheme="minorHAnsi" w:hAnsiTheme="minorHAnsi" w:cstheme="minorHAnsi"/>
+          <w:b/>
+          <w:sz w:val="22"/>
+          <w:szCs w:val="22"/>
+        </w:rPr>
+        <w:t xml:space="preserve">, </w:t>
+      </w:r>
+      <w:r>
+        <w:rPr>
+          <w:rFonts w:asciiTheme="minorHAnsi" w:hAnsiTheme="minorHAnsi" w:cstheme="minorHAnsi"/>
+          <w:bCs/>
+          <w:sz w:val="22"/>
+          <w:szCs w:val="22"/>
+        </w:rPr>
+        <w:t xml:space="preserve">NC State University, </w:t>
+      </w:r>
+      <w:r>
+        <w:rPr>
+          <w:rFonts w:asciiTheme="minorHAnsi" w:hAnsiTheme="minorHAnsi" w:cstheme="minorHAnsi"/>
+          <w:bCs/>
+          <w:sz w:val="22"/>
+          <w:szCs w:val="22"/>
+        </w:rPr>
+        <w:t>Raleigh, NC</w:t>
+      </w:r>
+      <w:r>
+        <w:rPr>
+          <w:rFonts w:asciiTheme="minorHAnsi" w:hAnsiTheme="minorHAnsi" w:cstheme="minorHAnsi"/>
+          <w:bCs/>
+          <w:sz w:val="22"/>
+          <w:szCs w:val="22"/>
+        </w:rPr>
+        <w:tab/>
+        <w:t>Aug</w:t>
+      </w:r>
+      <w:r>
+        <w:rPr>
+          <w:rFonts w:asciiTheme="minorHAnsi" w:hAnsiTheme="minorHAnsi" w:cstheme="minorHAnsi"/>
+          <w:bCs/>
+          <w:sz w:val="22"/>
+          <w:szCs w:val="22"/>
+        </w:rPr>
+        <w:t xml:space="preserve"> to Dec</w:t>
+      </w:r>
+      <w:r>
+        <w:rPr>
+          <w:rFonts w:asciiTheme="minorHAnsi" w:hAnsiTheme="minorHAnsi" w:cstheme="minorHAnsi"/>
+          <w:bCs/>
+          <w:sz w:val="22"/>
+          <w:szCs w:val="22"/>
+        </w:rPr>
+        <w:t xml:space="preserve"> 202</w:t>
+      </w:r>
+      <w:r>
+        <w:rPr>
+          <w:rFonts w:asciiTheme="minorHAnsi" w:hAnsiTheme="minorHAnsi" w:cstheme="minorHAnsi"/>
+          <w:bCs/>
+          <w:sz w:val="22"/>
+          <w:szCs w:val="22"/>
+        </w:rPr>
+        <w:t>5</w:t>
+      </w:r>
+    </w:p>
+    <w:p>
+      <w:pPr>
+        <w:tabs>
+          <w:tab w:val="right" w:pos="8640"/>
+        </w:tabs>
+        <w:ind w:left="8640" w:hanging="8640"/>
+        <w:rPr>
+          <w:rFonts w:asciiTheme="minorHAnsi" w:hAnsiTheme="minorHAnsi" w:cstheme="minorHAnsi"/>
+          <w:b/>
+          <w:sz w:val="22"/>
+          <w:szCs w:val="22"/>
+        </w:rPr>
+      </w:pPr>
+      <w:r>
+        <w:rPr>
+          <w:rFonts w:asciiTheme="minorHAnsi" w:hAnsiTheme="minorHAnsi" w:cstheme="minorHAnsi"/>
+          <w:b/>
+          <w:sz w:val="22"/>
+          <w:szCs w:val="22"/>
+        </w:rPr>
+        <w:t>Data Science Research Consultant</w:t>
+      </w:r>
+      <w:r>
+        <w:rPr>
+          <w:rFonts w:asciiTheme="minorHAnsi" w:hAnsiTheme="minorHAnsi" w:cstheme="minorHAnsi"/>
+          <w:b/>
+          <w:sz w:val="22"/>
+          <w:szCs w:val="22"/>
+        </w:rPr>
+        <w:t xml:space="preserve">  </w:t>
+      </w:r>
+    </w:p>
+    <w:p>
+      <w:pPr>
+        <w:pStyle w:val="ListParagraph"/>
+        <w:numPr>
+          <w:ilvl w:val="0"/>
+          <w:numId w:val="16"/>
+        </w:numPr>
+        <w:tabs>
+          <w:tab w:val="right" w:pos="8640"/>
+        </w:tabs>
+        <w:rPr>
+          <w:rFonts w:asciiTheme="minorHAnsi" w:hAnsiTheme="minorHAnsi" w:cstheme="minorHAnsi"/>
+          <w:bCs/>
+          <w:sz w:val="22"/>
+          <w:szCs w:val="22"/>
+        </w:rPr>
+      </w:pPr>
+      <w:r>
+        <w:rPr>
+          <w:rFonts w:asciiTheme="minorHAnsi" w:hAnsiTheme="minorHAnsi" w:cstheme="minorHAnsi"/>
+          <w:bCs/>
+          <w:sz w:val="22"/>
+          <w:szCs w:val="22"/>
+        </w:rPr>
+        <w:t xml:space="preserve">Provide drop-in and scheduled consultations </w:t>
+      </w:r>
+      <w:r>
+        <w:rPr>
+          <w:rFonts w:asciiTheme="minorHAnsi" w:hAnsiTheme="minorHAnsi" w:cstheme="minorHAnsi"/>
+          <w:bCs/>
+          <w:sz w:val="22"/>
+          <w:szCs w:val="22"/>
+        </w:rPr>
+        <w:t>about</w:t>
+      </w:r>
+      <w:r>
+        <w:rPr>
+          <w:rFonts w:asciiTheme="minorHAnsi" w:hAnsiTheme="minorHAnsi" w:cstheme="minorHAnsi"/>
+          <w:bCs/>
+          <w:sz w:val="22"/>
+          <w:szCs w:val="22"/>
+        </w:rPr>
+        <w:t xml:space="preserve"> statistical analysis and modeling</w:t>
+      </w:r>
+    </w:p>
+    <w:p>
+      <w:pPr>
+        <w:pStyle w:val="ListParagraph"/>
+        <w:numPr>
+          <w:ilvl w:val="0"/>
+          <w:numId w:val="16"/>
+        </w:numPr>
+        <w:tabs>
+          <w:tab w:val="right" w:pos="8640"/>
+        </w:tabs>
+        <w:rPr>
+          <w:rFonts w:asciiTheme="minorHAnsi" w:hAnsiTheme="minorHAnsi" w:cstheme="minorHAnsi"/>
+          <w:bCs/>
+          <w:sz w:val="22"/>
+          <w:szCs w:val="22"/>
+        </w:rPr>
+      </w:pPr>
+      <w:r>
+        <w:rPr>
+          <w:rFonts w:asciiTheme="minorHAnsi" w:hAnsiTheme="minorHAnsi" w:cstheme="minorHAnsi"/>
+          <w:bCs/>
+          <w:sz w:val="22"/>
+          <w:szCs w:val="22"/>
+        </w:rPr>
+        <w:t>Consult on student and faculty data science requests</w:t>
+      </w:r>
+    </w:p>
+    <w:p>
+      <w:pPr>
+        <w:pStyle w:val="ListParagraph"/>
+        <w:numPr>
+          <w:ilvl w:val="0"/>
+          <w:numId w:val="16"/>
+        </w:numPr>
+        <w:tabs>
+          <w:tab w:val="right" w:pos="8640"/>
+        </w:tabs>
+        <w:rPr>
+          <w:rFonts w:asciiTheme="minorHAnsi" w:hAnsiTheme="minorHAnsi" w:cstheme="minorHAnsi"/>
+          <w:bCs/>
+          <w:sz w:val="22"/>
+          <w:szCs w:val="22"/>
+        </w:rPr>
+      </w:pPr>
+      <w:r>
+        <w:rPr>
+          <w:rFonts w:asciiTheme="minorHAnsi" w:hAnsiTheme="minorHAnsi" w:cstheme="minorHAnsi"/>
+          <w:bCs/>
+          <w:sz w:val="22"/>
+          <w:szCs w:val="22"/>
+        </w:rPr>
+        <w:t>Work with researchers on a broad range of projects involving data and analysis</w:t>
+      </w:r>
+    </w:p>
+    <w:p>
+      <w:pPr>
+        <w:pStyle w:val="ListParagraph"/>
+        <w:tabs>
+          <w:tab w:val="right" w:pos="8640"/>
+        </w:tabs>
+        <w:rPr>
+          <w:rFonts w:asciiTheme="minorHAnsi" w:hAnsiTheme="minorHAnsi" w:cstheme="minorHAnsi"/>
+          <w:bCs/>
+          <w:sz w:val="22"/>
+          <w:szCs w:val="22"/>
+        </w:rPr>
+      </w:pPr>
+    </w:p>
+    <w:p>
+      <w:pPr>
+        <w:tabs>
+          <w:tab w:val="right" w:pos="8640"/>
+        </w:tabs>
+        <w:rPr>
+          <w:rFonts w:asciiTheme="minorHAnsi" w:hAnsiTheme="minorHAnsi" w:cstheme="minorHAnsi"/>
+          <w:bCs/>
+          <w:sz w:val="22"/>
+          <w:szCs w:val="22"/>
+        </w:rPr>
+      </w:pPr>
+      <w:r>
+        <w:rPr>
+          <w:rFonts w:asciiTheme="minorHAnsi" w:hAnsiTheme="minorHAnsi" w:cstheme="minorHAnsi"/>
+          <w:b/>
+          <w:sz w:val="22"/>
+          <w:szCs w:val="22"/>
+        </w:rPr>
+        <w:t xml:space="preserve">Research </w:t>
+      </w:r>
+      <w:r>
+        <w:rPr>
+          <w:rFonts w:asciiTheme="minorHAnsi" w:hAnsiTheme="minorHAnsi" w:cstheme="minorHAnsi"/>
+          <w:b/>
+          <w:sz w:val="22"/>
+          <w:szCs w:val="22"/>
+        </w:rPr>
+        <w:t>Collaborator of Lawrence Livermore National Laboratory</w:t>
+      </w:r>
+      <w:r>
+        <w:rPr>
+          <w:rFonts w:asciiTheme="minorHAnsi" w:hAnsiTheme="minorHAnsi" w:cstheme="minorHAnsi"/>
+          <w:bCs/>
+          <w:sz w:val="22"/>
+          <w:szCs w:val="22"/>
+        </w:rPr>
+        <w:tab/>
+        <w:t xml:space="preserve">Aug </w:t>
+      </w:r>
+      <w:r>
+        <w:rPr>
+          <w:rFonts w:asciiTheme="minorHAnsi" w:hAnsiTheme="minorHAnsi" w:cstheme="minorHAnsi"/>
+          <w:bCs/>
+          <w:sz w:val="22"/>
+          <w:szCs w:val="22"/>
+        </w:rPr>
+        <w:t xml:space="preserve">2024 </w:t>
+      </w:r>
+      <w:r>
+        <w:rPr>
+          <w:rFonts w:asciiTheme="minorHAnsi" w:hAnsiTheme="minorHAnsi" w:cstheme="minorHAnsi"/>
+          <w:bCs/>
+          <w:sz w:val="22"/>
+          <w:szCs w:val="22"/>
+        </w:rPr>
+        <w:t>to present</w:t>
+      </w:r>
+    </w:p>
+    <w:p>
+      <w:pPr>
+        <w:pStyle w:val="ListParagraph"/>
+        <w:numPr>
+          <w:ilvl w:val="0"/>
+          <w:numId w:val="20"/>
+        </w:numPr>
+        <w:tabs>
+          <w:tab w:val="right" w:pos="8640"/>
+        </w:tabs>
+        <w:rPr>
+          <w:rFonts w:asciiTheme="minorHAnsi" w:hAnsiTheme="minorHAnsi" w:cstheme="minorHAnsi"/>
+          <w:bCs/>
+          <w:sz w:val="22"/>
+          <w:szCs w:val="22"/>
+        </w:rPr>
+      </w:pPr>
+      <w:r>
+        <w:rPr>
+          <w:rFonts w:asciiTheme="minorHAnsi" w:hAnsiTheme="minorHAnsi" w:cstheme="minorHAnsi"/>
+          <w:bCs/>
+          <w:sz w:val="22"/>
+          <w:szCs w:val="22"/>
+        </w:rPr>
+        <w:t>Advisors: Kevin Quinlan and Annie Booth</w:t>
+      </w:r>
+    </w:p>
+    <w:p>
+      <w:pPr>
+        <w:pStyle w:val="ListParagraph"/>
+        <w:numPr>
+          <w:ilvl w:val="0"/>
+          <w:numId w:val="20"/>
+        </w:numPr>
+        <w:tabs>
+          <w:tab w:val="right" w:pos="8640"/>
+        </w:tabs>
+        <w:rPr>
+          <w:rFonts w:asciiTheme="minorHAnsi" w:hAnsiTheme="minorHAnsi" w:cstheme="minorHAnsi"/>
+          <w:bCs/>
+          <w:sz w:val="22"/>
+          <w:szCs w:val="22"/>
+        </w:rPr>
+      </w:pPr>
+      <w:r>
+        <w:rPr>
+          <w:rFonts w:asciiTheme="minorHAnsi" w:hAnsiTheme="minorHAnsi" w:cstheme="minorHAnsi"/>
+          <w:bCs/>
+          <w:sz w:val="22"/>
+          <w:szCs w:val="22"/>
+        </w:rPr>
+        <w:t xml:space="preserve">Research project: </w:t>
+      </w:r>
+      <w:r>
+        <w:rPr>
+          <w:rFonts w:asciiTheme="minorHAnsi" w:hAnsiTheme="minorHAnsi" w:cstheme="minorHAnsi"/>
+          <w:sz w:val="22"/>
+          <w:szCs w:val="22"/>
+        </w:rPr>
+        <w:t>Actively Learning Joint Contours of Multiple Computer Experiments</w:t>
+      </w:r>
+    </w:p>
+    <w:p>
+      <w:pPr>
+        <w:pStyle w:val="ListParagraph"/>
+        <w:numPr>
+          <w:ilvl w:val="0"/>
+          <w:numId w:val="20"/>
+        </w:numPr>
+        <w:rPr>
+          <w:rFonts w:asciiTheme="minorHAnsi" w:hAnsiTheme="minorHAnsi" w:cstheme="minorHAnsi"/>
+          <w:sz w:val="22"/>
+          <w:szCs w:val="22"/>
+        </w:rPr>
+      </w:pPr>
+      <w:r>
+        <w:rPr>
+          <w:sz w:val="22"/>
+          <w:szCs w:val="22"/>
+        </w:rPr>
+        <w:t xml:space="preserve">Examined </w:t>
+      </w:r>
+      <w:r>
+        <w:rPr>
+          <w:sz w:val="22"/>
+          <w:szCs w:val="22"/>
+        </w:rPr>
+        <w:t xml:space="preserve">predictive accuracy of </w:t>
+      </w:r>
+      <w:r>
+        <w:rPr>
+          <w:sz w:val="22"/>
+          <w:szCs w:val="22"/>
+        </w:rPr>
+        <w:t>D</w:t>
+      </w:r>
+      <w:r>
+        <w:rPr>
+          <w:sz w:val="22"/>
+          <w:szCs w:val="22"/>
+        </w:rPr>
+        <w:t>eep Gaussian Processes versus ordinary G</w:t>
+      </w:r>
+      <w:r>
+        <w:rPr>
+          <w:sz w:val="22"/>
+          <w:szCs w:val="22"/>
+        </w:rPr>
+        <w:t xml:space="preserve">aussian </w:t>
+      </w:r>
+      <w:r>
+        <w:rPr>
+          <w:sz w:val="22"/>
+          <w:szCs w:val="22"/>
+        </w:rPr>
+        <w:t>P</w:t>
+      </w:r>
+      <w:r>
+        <w:rPr>
+          <w:sz w:val="22"/>
+          <w:szCs w:val="22"/>
+        </w:rPr>
+        <w:t>rocesses</w:t>
+      </w:r>
+      <w:r>
+        <w:rPr>
+          <w:sz w:val="22"/>
+          <w:szCs w:val="22"/>
+        </w:rPr>
+        <w:t xml:space="preserve"> as surrogate models for aerodynamic data </w:t>
+      </w:r>
+    </w:p>
+    <w:p>
+      <w:pPr>
+        <w:pStyle w:val="ListParagraph"/>
+        <w:numPr>
+          <w:ilvl w:val="0"/>
+          <w:numId w:val="20"/>
+        </w:numPr>
+        <w:rPr>
+          <w:rFonts w:asciiTheme="minorHAnsi" w:hAnsiTheme="minorHAnsi" w:cstheme="minorHAnsi"/>
+          <w:sz w:val="22"/>
+          <w:szCs w:val="22"/>
+        </w:rPr>
+      </w:pPr>
+      <w:r>
+        <w:rPr>
+          <w:sz w:val="22"/>
+          <w:szCs w:val="22"/>
+        </w:rPr>
+        <w:lastRenderedPageBreak/>
+        <w:t>Manuscript completed</w:t>
+      </w:r>
+    </w:p>
+    <w:p>
+      <w:pPr>
+        <w:tabs>
+          <w:tab w:val="right" w:pos="8640"/>
+        </w:tabs>
+        <w:rPr>
+          <w:rFonts w:asciiTheme="minorHAnsi" w:hAnsiTheme="minorHAnsi" w:cstheme="minorHAnsi"/>
+          <w:b/>
+          <w:sz w:val="22"/>
+          <w:szCs w:val="22"/>
+        </w:rPr>
+      </w:pPr>
+    </w:p>
+    <w:p>
+      <w:pPr>
+        <w:tabs>
+          <w:tab w:val="right" w:pos="8640"/>
+        </w:tabs>
+        <w:rPr>
+          <w:rFonts w:asciiTheme="minorHAnsi" w:hAnsiTheme="minorHAnsi" w:cstheme="minorHAnsi"/>
+          <w:bCs/>
+          <w:sz w:val="22"/>
+          <w:szCs w:val="22"/>
+        </w:rPr>
+      </w:pPr>
+      <w:r>
+        <w:rPr>
+          <w:rFonts w:asciiTheme="minorHAnsi" w:hAnsiTheme="minorHAnsi" w:cstheme="minorHAnsi"/>
+          <w:b/>
+          <w:sz w:val="22"/>
+          <w:szCs w:val="22"/>
+        </w:rPr>
+        <w:t xml:space="preserve">Environmental Protection Agency, </w:t>
+      </w:r>
+      <w:r>
+        <w:rPr>
+          <w:rFonts w:asciiTheme="minorHAnsi" w:hAnsiTheme="minorHAnsi" w:cstheme="minorHAnsi"/>
+          <w:bCs/>
+          <w:sz w:val="22"/>
+          <w:szCs w:val="22"/>
+        </w:rPr>
+        <w:t>Research Triangle Park</w:t>
+      </w:r>
+      <w:r>
+        <w:rPr>
+          <w:rFonts w:asciiTheme="minorHAnsi" w:hAnsiTheme="minorHAnsi" w:cstheme="minorHAnsi"/>
+          <w:bCs/>
+          <w:sz w:val="22"/>
+          <w:szCs w:val="22"/>
+        </w:rPr>
+        <w:t>, NC</w:t>
+      </w:r>
+      <w:r>
+        <w:rPr>
+          <w:rFonts w:asciiTheme="minorHAnsi" w:hAnsiTheme="minorHAnsi" w:cstheme="minorHAnsi"/>
+          <w:bCs/>
+          <w:sz w:val="22"/>
+          <w:szCs w:val="22"/>
+        </w:rPr>
+        <w:tab/>
+        <w:t xml:space="preserve">Aug 2024 to </w:t>
+      </w:r>
+      <w:r>
+        <w:rPr>
+          <w:rFonts w:asciiTheme="minorHAnsi" w:hAnsiTheme="minorHAnsi" w:cstheme="minorHAnsi"/>
+          <w:bCs/>
+          <w:sz w:val="22"/>
+          <w:szCs w:val="22"/>
+        </w:rPr>
+        <w:t>Sep 2025</w:t>
+      </w:r>
+    </w:p>
+    <w:p>
+      <w:pPr>
+        <w:tabs>
+          <w:tab w:val="right" w:pos="8640"/>
+        </w:tabs>
+        <w:rPr>
+          <w:rFonts w:asciiTheme="minorHAnsi" w:hAnsiTheme="minorHAnsi" w:cstheme="minorHAnsi"/>
+          <w:b/>
+          <w:sz w:val="22"/>
+          <w:szCs w:val="22"/>
+        </w:rPr>
+      </w:pPr>
+      <w:r>
+        <w:rPr>
+          <w:rFonts w:asciiTheme="minorHAnsi" w:hAnsiTheme="minorHAnsi" w:cstheme="minorHAnsi"/>
+          <w:b/>
+          <w:sz w:val="22"/>
+          <w:szCs w:val="22"/>
+        </w:rPr>
+        <w:t xml:space="preserve">Oak Ridge Institute for Science and Education (ORISE) Fellow </w:t>
+      </w:r>
+    </w:p>
+    <w:p>
+      <w:pPr>
+        <w:pStyle w:val="ListParagraph"/>
+        <w:numPr>
+          <w:ilvl w:val="0"/>
+          <w:numId w:val="16"/>
+        </w:numPr>
+        <w:tabs>
+          <w:tab w:val="right" w:pos="8640"/>
+        </w:tabs>
+        <w:rPr>
+          <w:rFonts w:asciiTheme="minorHAnsi" w:hAnsiTheme="minorHAnsi" w:cstheme="minorHAnsi"/>
+          <w:bCs/>
+          <w:sz w:val="22"/>
+          <w:szCs w:val="22"/>
+        </w:rPr>
+      </w:pPr>
+      <w:r>
+        <w:rPr>
+          <w:rFonts w:asciiTheme="minorHAnsi" w:hAnsiTheme="minorHAnsi" w:cstheme="minorHAnsi"/>
+          <w:bCs/>
+          <w:sz w:val="22"/>
+          <w:szCs w:val="22"/>
+        </w:rPr>
+        <w:t>Mentor</w:t>
+      </w:r>
+      <w:r>
+        <w:rPr>
+          <w:rFonts w:asciiTheme="minorHAnsi" w:hAnsiTheme="minorHAnsi" w:cstheme="minorHAnsi"/>
+          <w:bCs/>
+          <w:sz w:val="22"/>
+          <w:szCs w:val="22"/>
+        </w:rPr>
+        <w:t>s: Ana Rappold and Brian Reich</w:t>
+      </w:r>
+    </w:p>
+    <w:p>
+      <w:pPr>
+        <w:pStyle w:val="ListParagraph"/>
+        <w:numPr>
+          <w:ilvl w:val="0"/>
+          <w:numId w:val="16"/>
+        </w:numPr>
+        <w:tabs>
+          <w:tab w:val="right" w:pos="8640"/>
+        </w:tabs>
+        <w:rPr>
+          <w:rFonts w:asciiTheme="minorHAnsi" w:hAnsiTheme="minorHAnsi" w:cstheme="minorHAnsi"/>
+          <w:bCs/>
+          <w:sz w:val="22"/>
+          <w:szCs w:val="22"/>
+        </w:rPr>
+      </w:pPr>
+      <w:r>
+        <w:rPr>
+          <w:rFonts w:asciiTheme="minorHAnsi" w:hAnsiTheme="minorHAnsi" w:cstheme="minorHAnsi"/>
+          <w:bCs/>
+          <w:sz w:val="22"/>
+          <w:szCs w:val="22"/>
+        </w:rPr>
+        <w:t xml:space="preserve">Research project: A Multivariate Spectral Model with Adjustment for Unmeasured Confounders for Multiple Outcomes and Multiple Exposures </w:t>
+      </w:r>
+    </w:p>
+    <w:p>
+      <w:pPr>
+        <w:pStyle w:val="ListParagraph"/>
+        <w:numPr>
+          <w:ilvl w:val="0"/>
+          <w:numId w:val="16"/>
+        </w:numPr>
+        <w:rPr>
+          <w:rFonts w:asciiTheme="minorHAnsi" w:hAnsiTheme="minorHAnsi" w:cstheme="minorHAnsi"/>
+          <w:sz w:val="22"/>
+          <w:szCs w:val="22"/>
+        </w:rPr>
+      </w:pPr>
+      <w:r>
+        <w:rPr>
+          <w:rFonts w:asciiTheme="minorHAnsi" w:hAnsiTheme="minorHAnsi" w:cstheme="minorHAnsi"/>
+          <w:sz w:val="22"/>
+          <w:szCs w:val="22"/>
+        </w:rPr>
+        <w:t>Proposed a spectral, fully Bayesian model to adjust for spatial confounding and ensure causal interpretation of effects</w:t>
+      </w:r>
+    </w:p>
+    <w:p>
+      <w:pPr>
+        <w:pStyle w:val="ListParagraph"/>
+        <w:numPr>
+          <w:ilvl w:val="0"/>
+          <w:numId w:val="16"/>
+        </w:numPr>
+        <w:rPr>
+          <w:rFonts w:asciiTheme="minorHAnsi" w:hAnsiTheme="minorHAnsi" w:cstheme="minorHAnsi"/>
+          <w:sz w:val="22"/>
+          <w:szCs w:val="22"/>
+        </w:rPr>
+      </w:pPr>
+      <w:r>
+        <w:rPr>
+          <w:rFonts w:asciiTheme="minorHAnsi" w:hAnsiTheme="minorHAnsi" w:cstheme="minorHAnsi"/>
+          <w:sz w:val="22"/>
+          <w:szCs w:val="22"/>
+        </w:rPr>
+        <w:t>Constructed fully Bayesian MCMC algorithms in R with different priors and capacity (multivariate vs univariate outcomes) to compare model performance</w:t>
+      </w:r>
+    </w:p>
+    <w:p>
+      <w:pPr>
+        <w:pStyle w:val="ListParagraph"/>
+        <w:numPr>
+          <w:ilvl w:val="0"/>
+          <w:numId w:val="16"/>
+        </w:numPr>
+        <w:rPr>
+          <w:rFonts w:asciiTheme="minorHAnsi" w:hAnsiTheme="minorHAnsi" w:cstheme="minorHAnsi"/>
+          <w:sz w:val="22"/>
+          <w:szCs w:val="22"/>
+        </w:rPr>
+      </w:pPr>
+      <w:r>
+        <w:rPr>
+          <w:rFonts w:asciiTheme="minorHAnsi" w:hAnsiTheme="minorHAnsi" w:cstheme="minorHAnsi"/>
+          <w:sz w:val="22"/>
+          <w:szCs w:val="22"/>
+        </w:rPr>
+        <w:t xml:space="preserve">Paper uploaded to </w:t>
+      </w:r>
+      <w:proofErr w:type="spellStart"/>
+      <w:r>
+        <w:rPr>
+          <w:rFonts w:asciiTheme="minorHAnsi" w:hAnsiTheme="minorHAnsi" w:cstheme="minorHAnsi"/>
+          <w:sz w:val="22"/>
+          <w:szCs w:val="22"/>
+        </w:rPr>
+        <w:t>arXiv</w:t>
+      </w:r>
+      <w:proofErr w:type="spellEnd"/>
+      <w:r>
+        <w:rPr>
+          <w:rFonts w:asciiTheme="minorHAnsi" w:hAnsiTheme="minorHAnsi" w:cstheme="minorHAnsi"/>
+          <w:sz w:val="22"/>
+          <w:szCs w:val="22"/>
+        </w:rPr>
+        <w:t xml:space="preserve"> and under review at Journal of the American Statistical Association</w:t>
+      </w:r>
+    </w:p>
+    <w:p>
+      <w:pPr>
+        <w:tabs>
+          <w:tab w:val="right" w:pos="8640"/>
+        </w:tabs>
+        <w:rPr>
+          <w:rFonts w:asciiTheme="minorHAnsi" w:hAnsiTheme="minorHAnsi" w:cstheme="minorHAnsi"/>
+          <w:bCs/>
+          <w:sz w:val="22"/>
+          <w:szCs w:val="22"/>
+        </w:rPr>
+      </w:pPr>
+    </w:p>
+    <w:p>
+      <w:pPr>
+        <w:tabs>
+          <w:tab w:val="right" w:pos="8640"/>
+        </w:tabs>
+        <w:rPr>
+          <w:rFonts w:asciiTheme="minorHAnsi" w:hAnsiTheme="minorHAnsi" w:cstheme="minorHAnsi"/>
+          <w:bCs/>
+          <w:sz w:val="22"/>
+          <w:szCs w:val="22"/>
+        </w:rPr>
+      </w:pPr>
+      <w:r>
+        <w:rPr>
+          <w:rFonts w:asciiTheme="minorHAnsi" w:hAnsiTheme="minorHAnsi" w:cstheme="minorHAnsi"/>
+          <w:b/>
+          <w:sz w:val="22"/>
+          <w:szCs w:val="22"/>
+        </w:rPr>
+        <w:t xml:space="preserve">Lawrence Livermore National Laboratory, </w:t>
+      </w:r>
+      <w:r>
+        <w:rPr>
+          <w:rFonts w:asciiTheme="minorHAnsi" w:hAnsiTheme="minorHAnsi" w:cstheme="minorHAnsi"/>
+          <w:bCs/>
+          <w:sz w:val="22"/>
+          <w:szCs w:val="22"/>
+        </w:rPr>
+        <w:t>Livermore, CA</w:t>
+      </w:r>
+      <w:r>
+        <w:rPr>
+          <w:rFonts w:asciiTheme="minorHAnsi" w:hAnsiTheme="minorHAnsi" w:cstheme="minorHAnsi"/>
+          <w:bCs/>
+          <w:sz w:val="22"/>
+          <w:szCs w:val="22"/>
+        </w:rPr>
+        <w:tab/>
+        <w:t>May to Aug 2024</w:t>
+      </w:r>
+    </w:p>
+    <w:p>
+      <w:pPr>
+        <w:tabs>
+          <w:tab w:val="right" w:pos="8640"/>
+        </w:tabs>
+        <w:rPr>
+          <w:rFonts w:asciiTheme="minorHAnsi" w:hAnsiTheme="minorHAnsi" w:cstheme="minorHAnsi"/>
+          <w:b/>
+          <w:sz w:val="22"/>
+          <w:szCs w:val="22"/>
+        </w:rPr>
+      </w:pPr>
+      <w:r>
+        <w:rPr>
+          <w:rFonts w:asciiTheme="minorHAnsi" w:hAnsiTheme="minorHAnsi" w:cstheme="minorHAnsi"/>
+          <w:b/>
+          <w:sz w:val="22"/>
+          <w:szCs w:val="22"/>
+        </w:rPr>
+        <w:t xml:space="preserve">Data Science Summer Institute Intern </w:t>
+      </w:r>
+    </w:p>
+    <w:p>
+      <w:pPr>
+        <w:pStyle w:val="ListParagraph"/>
+        <w:numPr>
+          <w:ilvl w:val="0"/>
+          <w:numId w:val="19"/>
+        </w:numPr>
+        <w:tabs>
+          <w:tab w:val="right" w:pos="8640"/>
+        </w:tabs>
+        <w:rPr>
+          <w:rFonts w:asciiTheme="minorHAnsi" w:hAnsiTheme="minorHAnsi" w:cstheme="minorHAnsi"/>
+          <w:b/>
+          <w:sz w:val="22"/>
+          <w:szCs w:val="22"/>
+        </w:rPr>
+      </w:pPr>
+      <w:r>
+        <w:rPr>
+          <w:rFonts w:asciiTheme="minorHAnsi" w:hAnsiTheme="minorHAnsi" w:cstheme="minorHAnsi"/>
+          <w:bCs/>
+          <w:sz w:val="22"/>
+          <w:szCs w:val="22"/>
+        </w:rPr>
+        <w:t>Conducted literature review on surrogate modeling, contour estimation, and active learning</w:t>
+      </w:r>
+    </w:p>
+    <w:p>
+      <w:pPr>
+        <w:pStyle w:val="ListParagraph"/>
+        <w:numPr>
+          <w:ilvl w:val="0"/>
+          <w:numId w:val="19"/>
+        </w:numPr>
+        <w:tabs>
+          <w:tab w:val="right" w:pos="8640"/>
+        </w:tabs>
+        <w:rPr>
+          <w:rFonts w:asciiTheme="minorHAnsi" w:hAnsiTheme="minorHAnsi" w:cstheme="minorHAnsi"/>
+          <w:b/>
+          <w:sz w:val="22"/>
+          <w:szCs w:val="22"/>
+        </w:rPr>
+      </w:pPr>
+      <w:r>
+        <w:rPr>
+          <w:sz w:val="22"/>
+          <w:szCs w:val="22"/>
+        </w:rPr>
+        <w:t>Presented at end-of-summer presentation for interns</w:t>
+      </w:r>
+    </w:p>
+    <w:p>
+      <w:pPr>
+        <w:tabs>
+          <w:tab w:val="right" w:pos="8640"/>
+        </w:tabs>
+        <w:rPr>
+          <w:rFonts w:asciiTheme="minorHAnsi" w:hAnsiTheme="minorHAnsi" w:cstheme="minorHAnsi"/>
+          <w:b/>
+          <w:sz w:val="22"/>
+          <w:szCs w:val="22"/>
+        </w:rPr>
+      </w:pPr>
+    </w:p>
+    <w:p>
+      <w:pPr>
+        <w:tabs>
+          <w:tab w:val="right" w:pos="8640"/>
+        </w:tabs>
+        <w:rPr>
+          <w:rFonts w:asciiTheme="minorHAnsi" w:hAnsiTheme="minorHAnsi" w:cstheme="minorHAnsi"/>
+          <w:bCs/>
+          <w:sz w:val="22"/>
+          <w:szCs w:val="22"/>
+        </w:rPr>
+      </w:pPr>
+      <w:r>
+        <w:rPr>
+          <w:rFonts w:asciiTheme="minorHAnsi" w:hAnsiTheme="minorHAnsi" w:cstheme="minorHAnsi"/>
+          <w:b/>
+          <w:sz w:val="22"/>
+          <w:szCs w:val="22"/>
+        </w:rPr>
+        <w:t xml:space="preserve">North Carolina State University, </w:t>
+      </w:r>
+      <w:r>
+        <w:rPr>
+          <w:rFonts w:asciiTheme="minorHAnsi" w:hAnsiTheme="minorHAnsi" w:cstheme="minorHAnsi"/>
+          <w:bCs/>
+          <w:sz w:val="22"/>
+          <w:szCs w:val="22"/>
+        </w:rPr>
+        <w:t>Raleigh, NC</w:t>
+      </w:r>
+      <w:r>
+        <w:rPr>
+          <w:rFonts w:asciiTheme="minorHAnsi" w:hAnsiTheme="minorHAnsi" w:cstheme="minorHAnsi"/>
+          <w:bCs/>
+          <w:sz w:val="22"/>
+          <w:szCs w:val="22"/>
+        </w:rPr>
+        <w:tab/>
+        <w:t>Aug 2022 to May 2024</w:t>
+      </w:r>
+    </w:p>
+    <w:p>
+      <w:pPr>
+        <w:tabs>
+          <w:tab w:val="right" w:pos="8640"/>
+        </w:tabs>
+        <w:rPr>
+          <w:rFonts w:asciiTheme="minorHAnsi" w:hAnsiTheme="minorHAnsi" w:cstheme="minorHAnsi"/>
+          <w:b/>
+          <w:sz w:val="22"/>
+          <w:szCs w:val="22"/>
+        </w:rPr>
+      </w:pPr>
+      <w:r>
+        <w:rPr>
+          <w:rFonts w:asciiTheme="minorHAnsi" w:hAnsiTheme="minorHAnsi" w:cstheme="minorHAnsi"/>
+          <w:b/>
+          <w:sz w:val="22"/>
+          <w:szCs w:val="22"/>
+        </w:rPr>
+        <w:t>Research Trainee at Duke Clinical Research Institute</w:t>
+      </w:r>
+    </w:p>
+    <w:p>
+      <w:pPr>
+        <w:pStyle w:val="ListParagraph"/>
+        <w:numPr>
+          <w:ilvl w:val="0"/>
+          <w:numId w:val="13"/>
+        </w:numPr>
+        <w:tabs>
+          <w:tab w:val="right" w:pos="8640"/>
+        </w:tabs>
+        <w:rPr>
+          <w:rFonts w:asciiTheme="minorHAnsi" w:hAnsiTheme="minorHAnsi" w:cstheme="minorHAnsi"/>
+          <w:bCs/>
+          <w:sz w:val="22"/>
+          <w:szCs w:val="22"/>
+        </w:rPr>
+      </w:pPr>
+      <w:r>
+        <w:rPr>
+          <w:rFonts w:asciiTheme="minorHAnsi" w:hAnsiTheme="minorHAnsi" w:cstheme="minorHAnsi"/>
+          <w:bCs/>
+          <w:sz w:val="22"/>
+          <w:szCs w:val="22"/>
+        </w:rPr>
+        <w:t xml:space="preserve">Helped with developing and evaluating analytic methods based on WIN statistics </w:t>
+      </w:r>
+    </w:p>
+    <w:p>
+      <w:pPr>
+        <w:pStyle w:val="ListParagraph"/>
+        <w:numPr>
+          <w:ilvl w:val="0"/>
+          <w:numId w:val="13"/>
+        </w:numPr>
+        <w:tabs>
+          <w:tab w:val="right" w:pos="8640"/>
+        </w:tabs>
+        <w:rPr>
+          <w:rFonts w:asciiTheme="minorHAnsi" w:hAnsiTheme="minorHAnsi" w:cstheme="minorHAnsi"/>
+          <w:bCs/>
+          <w:sz w:val="22"/>
+          <w:szCs w:val="22"/>
+        </w:rPr>
+      </w:pPr>
+      <w:r>
+        <w:rPr>
+          <w:rFonts w:asciiTheme="minorHAnsi" w:hAnsiTheme="minorHAnsi" w:cstheme="minorHAnsi"/>
+          <w:bCs/>
+          <w:sz w:val="22"/>
+          <w:szCs w:val="22"/>
+        </w:rPr>
+        <w:t>Shadowed meetings of clinical research and received training on ethics of research</w:t>
+      </w:r>
+    </w:p>
+    <w:p>
+      <w:pPr>
+        <w:tabs>
+          <w:tab w:val="right" w:pos="8640"/>
+        </w:tabs>
+        <w:rPr>
+          <w:rFonts w:asciiTheme="minorHAnsi" w:hAnsiTheme="minorHAnsi" w:cstheme="minorHAnsi"/>
+          <w:sz w:val="22"/>
+          <w:szCs w:val="22"/>
+        </w:rPr>
+      </w:pPr>
+    </w:p>
+    <w:p>
+      <w:pPr>
+        <w:tabs>
+          <w:tab w:val="right" w:pos="8640"/>
+        </w:tabs>
+        <w:rPr>
+          <w:rFonts w:asciiTheme="minorHAnsi" w:hAnsiTheme="minorHAnsi" w:cstheme="minorHAnsi"/>
+          <w:bCs/>
+          <w:sz w:val="22"/>
+          <w:szCs w:val="22"/>
+        </w:rPr>
+      </w:pPr>
+      <w:r>
+        <w:rPr>
+          <w:rFonts w:asciiTheme="minorHAnsi" w:hAnsiTheme="minorHAnsi" w:cstheme="minorHAnsi"/>
+          <w:b/>
+          <w:sz w:val="22"/>
+          <w:szCs w:val="22"/>
+        </w:rPr>
+        <w:t xml:space="preserve">North Carolina State University, </w:t>
+      </w:r>
+      <w:r>
+        <w:rPr>
+          <w:rFonts w:asciiTheme="minorHAnsi" w:hAnsiTheme="minorHAnsi" w:cstheme="minorHAnsi"/>
+          <w:bCs/>
+          <w:sz w:val="22"/>
+          <w:szCs w:val="22"/>
+        </w:rPr>
+        <w:t>Raleigh, NC</w:t>
+      </w:r>
+      <w:r>
+        <w:rPr>
+          <w:rFonts w:asciiTheme="minorHAnsi" w:hAnsiTheme="minorHAnsi" w:cstheme="minorHAnsi"/>
+          <w:bCs/>
+          <w:sz w:val="22"/>
+          <w:szCs w:val="22"/>
+        </w:rPr>
+        <w:tab/>
+        <w:t>Summer 2022, Jul 2023 to May 2024</w:t>
+      </w:r>
+    </w:p>
+    <w:p>
+      <w:pPr>
+        <w:tabs>
+          <w:tab w:val="right" w:pos="8640"/>
+        </w:tabs>
+        <w:rPr>
+          <w:rFonts w:asciiTheme="minorHAnsi" w:hAnsiTheme="minorHAnsi" w:cstheme="minorHAnsi"/>
+          <w:b/>
+          <w:sz w:val="22"/>
+          <w:szCs w:val="22"/>
+        </w:rPr>
+      </w:pPr>
+      <w:r>
+        <w:rPr>
+          <w:rFonts w:asciiTheme="minorHAnsi" w:hAnsiTheme="minorHAnsi" w:cstheme="minorHAnsi"/>
+          <w:b/>
+          <w:sz w:val="22"/>
+          <w:szCs w:val="22"/>
+        </w:rPr>
+        <w:t>Research Assistant</w:t>
+      </w:r>
+    </w:p>
+    <w:p>
+      <w:pPr>
+        <w:pStyle w:val="ListParagraph"/>
+        <w:numPr>
+          <w:ilvl w:val="0"/>
+          <w:numId w:val="13"/>
+        </w:numPr>
+        <w:tabs>
+          <w:tab w:val="right" w:pos="8640"/>
+        </w:tabs>
+        <w:rPr>
+          <w:rFonts w:asciiTheme="minorHAnsi" w:hAnsiTheme="minorHAnsi" w:cstheme="minorHAnsi"/>
+          <w:bCs/>
+          <w:sz w:val="22"/>
+          <w:szCs w:val="22"/>
+        </w:rPr>
+      </w:pPr>
+      <w:r>
+        <w:rPr>
+          <w:rFonts w:asciiTheme="minorHAnsi" w:hAnsiTheme="minorHAnsi" w:cstheme="minorHAnsi"/>
+          <w:bCs/>
+          <w:sz w:val="22"/>
+          <w:szCs w:val="22"/>
+        </w:rPr>
+        <w:t>Principal Investigators: Natalie Nelson</w:t>
+      </w:r>
+      <w:r>
+        <w:rPr>
+          <w:rFonts w:asciiTheme="minorHAnsi" w:hAnsiTheme="minorHAnsi" w:cstheme="minorHAnsi"/>
+          <w:bCs/>
+          <w:sz w:val="22"/>
+          <w:szCs w:val="22"/>
+        </w:rPr>
+        <w:t xml:space="preserve"> (Biological and Agricultural Engineering)</w:t>
+      </w:r>
+      <w:r>
+        <w:rPr>
+          <w:rFonts w:asciiTheme="minorHAnsi" w:hAnsiTheme="minorHAnsi" w:cstheme="minorHAnsi"/>
+          <w:bCs/>
+          <w:sz w:val="22"/>
+          <w:szCs w:val="22"/>
+        </w:rPr>
+        <w:t xml:space="preserve"> and Brian Reich </w:t>
+      </w:r>
+      <w:r>
+        <w:rPr>
+          <w:rFonts w:asciiTheme="minorHAnsi" w:hAnsiTheme="minorHAnsi" w:cstheme="minorHAnsi"/>
+          <w:bCs/>
+          <w:sz w:val="22"/>
+          <w:szCs w:val="22"/>
+        </w:rPr>
+        <w:t>(Statistics)</w:t>
+      </w:r>
+    </w:p>
+    <w:p>
+      <w:pPr>
+        <w:pStyle w:val="ListParagraph"/>
+        <w:numPr>
+          <w:ilvl w:val="0"/>
+          <w:numId w:val="13"/>
+        </w:numPr>
+        <w:tabs>
+          <w:tab w:val="right" w:pos="8640"/>
+        </w:tabs>
+        <w:rPr>
+          <w:rFonts w:asciiTheme="minorHAnsi" w:hAnsiTheme="minorHAnsi" w:cstheme="minorHAnsi"/>
+          <w:bCs/>
+          <w:sz w:val="22"/>
+          <w:szCs w:val="22"/>
+        </w:rPr>
+      </w:pPr>
+      <w:r>
+        <w:rPr>
+          <w:rFonts w:asciiTheme="minorHAnsi" w:hAnsiTheme="minorHAnsi" w:cstheme="minorHAnsi"/>
+          <w:bCs/>
+          <w:sz w:val="22"/>
+          <w:szCs w:val="22"/>
+        </w:rPr>
+        <w:t>Used statistical</w:t>
+      </w:r>
+      <w:r>
+        <w:rPr>
+          <w:rFonts w:asciiTheme="minorHAnsi" w:hAnsiTheme="minorHAnsi" w:cstheme="minorHAnsi"/>
+          <w:bCs/>
+          <w:sz w:val="22"/>
+          <w:szCs w:val="22"/>
+        </w:rPr>
+        <w:t xml:space="preserve"> and </w:t>
+      </w:r>
+      <w:r>
+        <w:rPr>
+          <w:rFonts w:asciiTheme="minorHAnsi" w:hAnsiTheme="minorHAnsi" w:cstheme="minorHAnsi"/>
+          <w:bCs/>
+          <w:sz w:val="22"/>
+          <w:szCs w:val="22"/>
+        </w:rPr>
+        <w:t>machine learning models to analyze spatiotemporal data to examine inference about harmful algal blooms</w:t>
+      </w:r>
+    </w:p>
+    <w:p>
+      <w:pPr>
+        <w:pStyle w:val="ListParagraph"/>
+        <w:numPr>
+          <w:ilvl w:val="0"/>
+          <w:numId w:val="13"/>
+        </w:numPr>
+        <w:tabs>
+          <w:tab w:val="right" w:pos="8640"/>
+        </w:tabs>
+        <w:rPr>
+          <w:rFonts w:asciiTheme="minorHAnsi" w:hAnsiTheme="minorHAnsi" w:cstheme="minorHAnsi"/>
+          <w:bCs/>
+          <w:sz w:val="22"/>
+          <w:szCs w:val="22"/>
+        </w:rPr>
+      </w:pPr>
+      <w:r>
+        <w:rPr>
+          <w:rFonts w:asciiTheme="minorHAnsi" w:hAnsiTheme="minorHAnsi" w:cstheme="minorHAnsi"/>
+          <w:bCs/>
+          <w:sz w:val="22"/>
+          <w:szCs w:val="22"/>
+        </w:rPr>
+        <w:t>Data cleaning and preprocessing, data analysis, statistical modeling, manuscript drafting</w:t>
+      </w:r>
+    </w:p>
+    <w:p>
+      <w:pPr>
+        <w:tabs>
+          <w:tab w:val="right" w:pos="8640"/>
+        </w:tabs>
+        <w:rPr>
+          <w:rFonts w:asciiTheme="minorHAnsi" w:hAnsiTheme="minorHAnsi" w:cstheme="minorHAnsi"/>
+          <w:b/>
+          <w:sz w:val="22"/>
+          <w:szCs w:val="22"/>
+        </w:rPr>
+      </w:pPr>
+    </w:p>
+    <w:p>
+      <w:pPr>
+        <w:tabs>
+          <w:tab w:val="right" w:pos="8640"/>
+        </w:tabs>
+        <w:rPr>
+          <w:rFonts w:asciiTheme="minorHAnsi" w:hAnsiTheme="minorHAnsi" w:cstheme="minorHAnsi"/>
+          <w:bCs/>
+          <w:sz w:val="22"/>
+          <w:szCs w:val="22"/>
+        </w:rPr>
+      </w:pPr>
+      <w:r>
+        <w:rPr>
+          <w:rFonts w:asciiTheme="minorHAnsi" w:hAnsiTheme="minorHAnsi" w:cstheme="minorHAnsi"/>
+          <w:b/>
+          <w:sz w:val="22"/>
+          <w:szCs w:val="22"/>
+        </w:rPr>
+        <w:t>Wake Forest Baptist Health</w:t>
+      </w:r>
+      <w:r>
+        <w:rPr>
+          <w:rFonts w:asciiTheme="minorHAnsi" w:hAnsiTheme="minorHAnsi" w:cstheme="minorHAnsi"/>
+          <w:bCs/>
+          <w:sz w:val="22"/>
+          <w:szCs w:val="22"/>
+        </w:rPr>
+        <w:t>, Winston-Salem, NC</w:t>
+      </w:r>
+      <w:r>
+        <w:rPr>
+          <w:rFonts w:asciiTheme="minorHAnsi" w:hAnsiTheme="minorHAnsi" w:cstheme="minorHAnsi"/>
+          <w:bCs/>
+          <w:sz w:val="22"/>
+          <w:szCs w:val="22"/>
+        </w:rPr>
+        <w:tab/>
+      </w:r>
+      <w:r>
+        <w:rPr>
+          <w:rFonts w:asciiTheme="minorHAnsi" w:hAnsiTheme="minorHAnsi" w:cstheme="minorHAnsi"/>
+          <w:sz w:val="22"/>
+          <w:szCs w:val="22"/>
+        </w:rPr>
+        <w:t>2021 to 2022</w:t>
+      </w:r>
+    </w:p>
+    <w:p>
+      <w:pPr>
+        <w:tabs>
+          <w:tab w:val="right" w:pos="8640"/>
+        </w:tabs>
+        <w:rPr>
+          <w:rFonts w:asciiTheme="minorHAnsi" w:hAnsiTheme="minorHAnsi" w:cstheme="minorHAnsi"/>
+          <w:bCs/>
+          <w:sz w:val="22"/>
+          <w:szCs w:val="22"/>
+        </w:rPr>
+      </w:pPr>
+      <w:r>
+        <w:rPr>
+          <w:rFonts w:asciiTheme="minorHAnsi" w:hAnsiTheme="minorHAnsi" w:cstheme="minorHAnsi"/>
+          <w:b/>
+          <w:sz w:val="22"/>
+          <w:szCs w:val="22"/>
+        </w:rPr>
+        <w:t>Volunteer Research Statistician / Intern</w:t>
+      </w:r>
+    </w:p>
+    <w:p>
+      <w:pPr>
+        <w:numPr>
+          <w:ilvl w:val="0"/>
+          <w:numId w:val="4"/>
+        </w:numPr>
+        <w:rPr>
+          <w:rFonts w:asciiTheme="minorHAnsi" w:hAnsiTheme="minorHAnsi" w:cstheme="minorHAnsi"/>
+          <w:sz w:val="22"/>
+          <w:szCs w:val="22"/>
+        </w:rPr>
+      </w:pPr>
+      <w:r>
+        <w:rPr>
+          <w:rFonts w:asciiTheme="minorHAnsi" w:hAnsiTheme="minorHAnsi" w:cstheme="minorHAnsi"/>
+          <w:sz w:val="22"/>
+          <w:szCs w:val="22"/>
+        </w:rPr>
+        <w:t>Conducted Kaplan Meier Survival Analysis and Cox Proportional Hazard Model on retrospective data of patients with glioblastoma</w:t>
+      </w:r>
+    </w:p>
+    <w:p>
+      <w:pPr>
+        <w:numPr>
+          <w:ilvl w:val="0"/>
+          <w:numId w:val="4"/>
+        </w:numPr>
+        <w:rPr>
+          <w:rFonts w:asciiTheme="minorHAnsi" w:hAnsiTheme="minorHAnsi" w:cstheme="minorHAnsi"/>
+          <w:sz w:val="22"/>
+          <w:szCs w:val="22"/>
+        </w:rPr>
+      </w:pPr>
+      <w:r>
+        <w:rPr>
+          <w:rFonts w:asciiTheme="minorHAnsi" w:hAnsiTheme="minorHAnsi" w:cstheme="minorHAnsi"/>
+          <w:sz w:val="22"/>
+          <w:szCs w:val="22"/>
+        </w:rPr>
+        <w:t>Created tables and plots and help with writing and editing for publication</w:t>
+      </w:r>
+    </w:p>
+    <w:p>
+      <w:pPr>
+        <w:numPr>
+          <w:ilvl w:val="0"/>
+          <w:numId w:val="4"/>
+        </w:numPr>
+        <w:rPr>
+          <w:rFonts w:asciiTheme="minorHAnsi" w:hAnsiTheme="minorHAnsi" w:cstheme="minorHAnsi"/>
+          <w:sz w:val="22"/>
+          <w:szCs w:val="22"/>
+        </w:rPr>
+      </w:pPr>
+      <w:r>
+        <w:rPr>
+          <w:rFonts w:asciiTheme="minorHAnsi" w:hAnsiTheme="minorHAnsi" w:cstheme="minorHAnsi"/>
+          <w:sz w:val="22"/>
+          <w:szCs w:val="22"/>
+        </w:rPr>
+        <w:t>Helped collect MRI images and clinical data for studies that utilize machine learning for classification</w:t>
+      </w:r>
+    </w:p>
+    <w:p>
+      <w:pPr>
+        <w:ind w:left="720"/>
+        <w:rPr>
+          <w:rFonts w:asciiTheme="minorHAnsi" w:hAnsiTheme="minorHAnsi" w:cstheme="minorHAnsi"/>
+          <w:sz w:val="22"/>
+          <w:szCs w:val="22"/>
+        </w:rPr>
+      </w:pPr>
+    </w:p>
+    <w:p>
+      <w:pPr>
+        <w:pStyle w:val="Heading1"/>
+        <w:rPr>
+          <w:rFonts w:asciiTheme="minorHAnsi" w:hAnsiTheme="minorHAnsi" w:cstheme="minorHAnsi"/>
+          <w:sz w:val="22"/>
+          <w:szCs w:val="22"/>
+        </w:rPr>
+      </w:pPr>
+      <w:r>
+        <w:rPr>
+          <w:rFonts w:asciiTheme="minorHAnsi" w:hAnsiTheme="minorHAnsi" w:cstheme="minorHAnsi"/>
+          <w:sz w:val="22"/>
+          <w:szCs w:val="22"/>
+        </w:rPr>
+        <w:t xml:space="preserve">Teaching </w:t>
+      </w:r>
+      <w:r>
+        <w:rPr>
+          <w:rFonts w:asciiTheme="minorHAnsi" w:hAnsiTheme="minorHAnsi" w:cstheme="minorHAnsi"/>
+          <w:sz w:val="22"/>
+          <w:szCs w:val="22"/>
+        </w:rPr>
+        <w:t>And Advising</w:t>
+      </w:r>
+    </w:p>
+    <w:p>
+      <w:pPr>
+        <w:tabs>
+          <w:tab w:val="right" w:pos="8640"/>
+        </w:tabs>
+        <w:rPr>
+          <w:rFonts w:asciiTheme="minorHAnsi" w:hAnsiTheme="minorHAnsi" w:cstheme="minorHAnsi"/>
+          <w:b/>
+          <w:sz w:val="22"/>
+          <w:szCs w:val="22"/>
+        </w:rPr>
+      </w:pPr>
+    </w:p>
+    <w:p>
+      <w:pPr>
+        <w:tabs>
+          <w:tab w:val="right" w:pos="8640"/>
+        </w:tabs>
+        <w:rPr>
+          <w:rFonts w:asciiTheme="minorHAnsi" w:hAnsiTheme="minorHAnsi" w:cstheme="minorHAnsi"/>
+          <w:bCs/>
+          <w:sz w:val="22"/>
+          <w:szCs w:val="22"/>
+        </w:rPr>
+      </w:pPr>
+      <w:r>
+        <w:rPr>
+          <w:rFonts w:asciiTheme="minorHAnsi" w:hAnsiTheme="minorHAnsi" w:cstheme="minorHAnsi"/>
+          <w:b/>
+          <w:sz w:val="22"/>
+          <w:szCs w:val="22"/>
+        </w:rPr>
+        <w:t xml:space="preserve">North Carolina State University, </w:t>
+      </w:r>
+      <w:r>
+        <w:rPr>
+          <w:rFonts w:asciiTheme="minorHAnsi" w:hAnsiTheme="minorHAnsi" w:cstheme="minorHAnsi"/>
+          <w:bCs/>
+          <w:sz w:val="22"/>
+          <w:szCs w:val="22"/>
+        </w:rPr>
+        <w:t>Raleigh, NC</w:t>
+      </w:r>
+      <w:r>
+        <w:rPr>
+          <w:rFonts w:asciiTheme="minorHAnsi" w:hAnsiTheme="minorHAnsi" w:cstheme="minorHAnsi"/>
+          <w:bCs/>
+          <w:sz w:val="22"/>
+          <w:szCs w:val="22"/>
+        </w:rPr>
+        <w:tab/>
+      </w:r>
+      <w:r>
+        <w:rPr>
+          <w:rFonts w:asciiTheme="minorHAnsi" w:hAnsiTheme="minorHAnsi" w:cstheme="minorHAnsi"/>
+          <w:bCs/>
+          <w:sz w:val="22"/>
+          <w:szCs w:val="22"/>
+        </w:rPr>
+        <w:t>Jan</w:t>
+      </w:r>
+      <w:r>
+        <w:rPr>
+          <w:rFonts w:asciiTheme="minorHAnsi" w:hAnsiTheme="minorHAnsi" w:cstheme="minorHAnsi"/>
+          <w:bCs/>
+          <w:sz w:val="22"/>
+          <w:szCs w:val="22"/>
+        </w:rPr>
+        <w:t xml:space="preserve"> 202</w:t>
+      </w:r>
+      <w:r>
+        <w:rPr>
+          <w:rFonts w:asciiTheme="minorHAnsi" w:hAnsiTheme="minorHAnsi" w:cstheme="minorHAnsi"/>
+          <w:bCs/>
+          <w:sz w:val="22"/>
+          <w:szCs w:val="22"/>
+        </w:rPr>
+        <w:t>6 to present</w:t>
+      </w:r>
+    </w:p>
+    <w:p>
+      <w:pPr>
+        <w:tabs>
+          <w:tab w:val="right" w:pos="8640"/>
+        </w:tabs>
+        <w:rPr>
+          <w:rFonts w:asciiTheme="minorHAnsi" w:hAnsiTheme="minorHAnsi" w:cstheme="minorHAnsi"/>
+          <w:bCs/>
+          <w:sz w:val="22"/>
+          <w:szCs w:val="22"/>
+        </w:rPr>
+      </w:pPr>
+      <w:r>
+        <w:rPr>
+          <w:rFonts w:asciiTheme="minorHAnsi" w:hAnsiTheme="minorHAnsi" w:cstheme="minorHAnsi"/>
+          <w:b/>
+          <w:sz w:val="22"/>
+          <w:szCs w:val="22"/>
+        </w:rPr>
+        <w:t>Section instructor</w:t>
+      </w:r>
+      <w:r>
+        <w:rPr>
+          <w:rFonts w:asciiTheme="minorHAnsi" w:hAnsiTheme="minorHAnsi" w:cstheme="minorHAnsi"/>
+          <w:b/>
+          <w:sz w:val="22"/>
+          <w:szCs w:val="22"/>
+        </w:rPr>
+        <w:t xml:space="preserve">, </w:t>
+      </w:r>
+      <w:r>
+        <w:rPr>
+          <w:rFonts w:asciiTheme="minorHAnsi" w:hAnsiTheme="minorHAnsi" w:cstheme="minorHAnsi"/>
+          <w:bCs/>
+          <w:sz w:val="22"/>
+          <w:szCs w:val="22"/>
+        </w:rPr>
+        <w:t>Department of Statistics</w:t>
+      </w:r>
+    </w:p>
+    <w:p>
+      <w:pPr>
+        <w:pStyle w:val="ListParagraph"/>
+        <w:numPr>
+          <w:ilvl w:val="0"/>
+          <w:numId w:val="14"/>
+        </w:numPr>
+        <w:tabs>
+          <w:tab w:val="right" w:pos="8640"/>
+        </w:tabs>
+        <w:rPr>
+          <w:rFonts w:asciiTheme="minorHAnsi" w:hAnsiTheme="minorHAnsi" w:cstheme="minorHAnsi"/>
+          <w:b/>
+          <w:sz w:val="22"/>
+          <w:szCs w:val="22"/>
+        </w:rPr>
+      </w:pPr>
+      <w:r>
+        <w:rPr>
+          <w:rFonts w:asciiTheme="minorHAnsi" w:hAnsiTheme="minorHAnsi" w:cstheme="minorHAnsi"/>
+          <w:bCs/>
+          <w:sz w:val="22"/>
+          <w:szCs w:val="22"/>
+        </w:rPr>
+        <w:t>Lead in-class activities for introduction to statistics classes</w:t>
+      </w:r>
+    </w:p>
+    <w:p>
+      <w:pPr>
+        <w:tabs>
+          <w:tab w:val="right" w:pos="8640"/>
+        </w:tabs>
+        <w:rPr>
+          <w:rFonts w:asciiTheme="minorHAnsi" w:hAnsiTheme="minorHAnsi" w:cstheme="minorHAnsi"/>
+          <w:b/>
+          <w:sz w:val="22"/>
+          <w:szCs w:val="22"/>
+        </w:rPr>
+      </w:pPr>
+    </w:p>
+    <w:p>
+      <w:pPr>
+        <w:tabs>
+          <w:tab w:val="right" w:pos="8640"/>
+        </w:tabs>
+        <w:rPr>
+          <w:rFonts w:asciiTheme="minorHAnsi" w:hAnsiTheme="minorHAnsi" w:cstheme="minorHAnsi"/>
+          <w:bCs/>
+          <w:sz w:val="22"/>
+          <w:szCs w:val="22"/>
+        </w:rPr>
+      </w:pPr>
+      <w:r>
+        <w:rPr>
+          <w:rFonts w:asciiTheme="minorHAnsi" w:hAnsiTheme="minorHAnsi" w:cstheme="minorHAnsi"/>
+          <w:b/>
+          <w:sz w:val="22"/>
+          <w:szCs w:val="22"/>
+        </w:rPr>
+        <w:t xml:space="preserve">North Carolina State University, </w:t>
+      </w:r>
+      <w:r>
+        <w:rPr>
+          <w:rFonts w:asciiTheme="minorHAnsi" w:hAnsiTheme="minorHAnsi" w:cstheme="minorHAnsi"/>
+          <w:bCs/>
+          <w:sz w:val="22"/>
+          <w:szCs w:val="22"/>
+        </w:rPr>
+        <w:t>Raleigh, NC</w:t>
+      </w:r>
+      <w:r>
+        <w:rPr>
+          <w:rFonts w:asciiTheme="minorHAnsi" w:hAnsiTheme="minorHAnsi" w:cstheme="minorHAnsi"/>
+          <w:bCs/>
+          <w:sz w:val="22"/>
+          <w:szCs w:val="22"/>
+        </w:rPr>
+        <w:tab/>
+        <w:t>May to Aug 202</w:t>
+      </w:r>
+      <w:r>
+        <w:rPr>
+          <w:rFonts w:asciiTheme="minorHAnsi" w:hAnsiTheme="minorHAnsi" w:cstheme="minorHAnsi"/>
+          <w:bCs/>
+          <w:sz w:val="22"/>
+          <w:szCs w:val="22"/>
+        </w:rPr>
+        <w:t>5</w:t>
+      </w:r>
+    </w:p>
+    <w:p>
+      <w:pPr>
+        <w:tabs>
+          <w:tab w:val="right" w:pos="8640"/>
+        </w:tabs>
+        <w:rPr>
+          <w:rFonts w:asciiTheme="minorHAnsi" w:hAnsiTheme="minorHAnsi" w:cstheme="minorHAnsi"/>
+          <w:bCs/>
+          <w:sz w:val="22"/>
+          <w:szCs w:val="22"/>
+        </w:rPr>
+      </w:pPr>
+      <w:r>
+        <w:rPr>
+          <w:rFonts w:asciiTheme="minorHAnsi" w:hAnsiTheme="minorHAnsi" w:cstheme="minorHAnsi"/>
+          <w:b/>
+          <w:sz w:val="22"/>
+          <w:szCs w:val="22"/>
+        </w:rPr>
+        <w:t>Graduate Mentor</w:t>
+      </w:r>
+    </w:p>
+    <w:p>
+      <w:pPr>
+        <w:pStyle w:val="ListParagraph"/>
+        <w:numPr>
+          <w:ilvl w:val="0"/>
+          <w:numId w:val="14"/>
+        </w:numPr>
+        <w:tabs>
+          <w:tab w:val="right" w:pos="8640"/>
+        </w:tabs>
+        <w:rPr>
+          <w:rFonts w:asciiTheme="minorHAnsi" w:hAnsiTheme="minorHAnsi" w:cstheme="minorHAnsi"/>
+          <w:bCs/>
+          <w:sz w:val="22"/>
+          <w:szCs w:val="22"/>
+        </w:rPr>
+      </w:pPr>
+      <w:r>
+        <w:rPr>
+          <w:rFonts w:asciiTheme="minorHAnsi" w:hAnsiTheme="minorHAnsi" w:cstheme="minorHAnsi"/>
+          <w:bCs/>
+          <w:sz w:val="22"/>
+          <w:szCs w:val="22"/>
+        </w:rPr>
+        <w:t xml:space="preserve">Mentor students for their data science projects at </w:t>
+      </w:r>
+      <w:proofErr w:type="spellStart"/>
+      <w:r>
+        <w:rPr>
+          <w:rFonts w:asciiTheme="minorHAnsi" w:hAnsiTheme="minorHAnsi" w:cstheme="minorHAnsi"/>
+          <w:bCs/>
+          <w:sz w:val="22"/>
+          <w:szCs w:val="22"/>
+        </w:rPr>
+        <w:t>RuralWorks</w:t>
+      </w:r>
+      <w:proofErr w:type="spellEnd"/>
+      <w:r>
+        <w:rPr>
+          <w:rFonts w:asciiTheme="minorHAnsi" w:hAnsiTheme="minorHAnsi" w:cstheme="minorHAnsi"/>
+          <w:bCs/>
+          <w:sz w:val="22"/>
+          <w:szCs w:val="22"/>
+        </w:rPr>
+        <w:t xml:space="preserve"> (NC State) and Summer Research and Innovation Programs (NC School of Science and Mathematics)</w:t>
+      </w:r>
+    </w:p>
+    <w:p>
+      <w:pPr>
+        <w:pStyle w:val="ListParagraph"/>
+        <w:numPr>
+          <w:ilvl w:val="0"/>
+          <w:numId w:val="14"/>
+        </w:numPr>
+        <w:tabs>
+          <w:tab w:val="right" w:pos="8640"/>
+        </w:tabs>
+        <w:rPr>
+          <w:rFonts w:asciiTheme="minorHAnsi" w:hAnsiTheme="minorHAnsi" w:cstheme="minorHAnsi"/>
+          <w:bCs/>
+          <w:sz w:val="22"/>
+          <w:szCs w:val="22"/>
+        </w:rPr>
+      </w:pPr>
+      <w:r>
+        <w:rPr>
+          <w:rFonts w:asciiTheme="minorHAnsi" w:hAnsiTheme="minorHAnsi" w:cstheme="minorHAnsi"/>
+          <w:bCs/>
+          <w:sz w:val="22"/>
+          <w:szCs w:val="22"/>
+        </w:rPr>
+        <w:lastRenderedPageBreak/>
+        <w:t xml:space="preserve">Duties: </w:t>
+      </w:r>
+      <w:r>
+        <w:rPr>
+          <w:rFonts w:asciiTheme="minorHAnsi" w:hAnsiTheme="minorHAnsi" w:cstheme="minorHAnsi"/>
+          <w:bCs/>
+          <w:sz w:val="22"/>
+          <w:szCs w:val="22"/>
+        </w:rPr>
+        <w:t>One-on-one meetings, office hours</w:t>
+      </w:r>
+    </w:p>
+    <w:p>
+      <w:pPr>
+        <w:tabs>
+          <w:tab w:val="right" w:pos="8640"/>
+        </w:tabs>
+        <w:rPr>
+          <w:rFonts w:asciiTheme="minorHAnsi" w:hAnsiTheme="minorHAnsi" w:cstheme="minorHAnsi"/>
+          <w:b/>
+          <w:sz w:val="22"/>
+          <w:szCs w:val="22"/>
+        </w:rPr>
+      </w:pPr>
+    </w:p>
+    <w:p>
+      <w:pPr>
+        <w:tabs>
+          <w:tab w:val="right" w:pos="8640"/>
+        </w:tabs>
+        <w:rPr>
+          <w:rFonts w:asciiTheme="minorHAnsi" w:hAnsiTheme="minorHAnsi" w:cstheme="minorHAnsi"/>
+          <w:bCs/>
+          <w:sz w:val="22"/>
+          <w:szCs w:val="22"/>
+        </w:rPr>
+      </w:pPr>
+      <w:r>
+        <w:rPr>
+          <w:rFonts w:asciiTheme="minorHAnsi" w:hAnsiTheme="minorHAnsi" w:cstheme="minorHAnsi"/>
+          <w:b/>
+          <w:sz w:val="22"/>
+          <w:szCs w:val="22"/>
+        </w:rPr>
+        <w:t xml:space="preserve">North Carolina State University, </w:t>
+      </w:r>
+      <w:r>
+        <w:rPr>
+          <w:rFonts w:asciiTheme="minorHAnsi" w:hAnsiTheme="minorHAnsi" w:cstheme="minorHAnsi"/>
+          <w:bCs/>
+          <w:sz w:val="22"/>
+          <w:szCs w:val="22"/>
+        </w:rPr>
+        <w:t>Raleigh, NC</w:t>
+      </w:r>
+      <w:r>
+        <w:rPr>
+          <w:rFonts w:asciiTheme="minorHAnsi" w:hAnsiTheme="minorHAnsi" w:cstheme="minorHAnsi"/>
+          <w:bCs/>
+          <w:sz w:val="22"/>
+          <w:szCs w:val="22"/>
+        </w:rPr>
+        <w:tab/>
+        <w:t>May to Aug 2022</w:t>
+      </w:r>
+    </w:p>
+    <w:p>
+      <w:pPr>
+        <w:tabs>
+          <w:tab w:val="right" w:pos="8640"/>
+        </w:tabs>
+        <w:rPr>
+          <w:rFonts w:asciiTheme="minorHAnsi" w:hAnsiTheme="minorHAnsi" w:cstheme="minorHAnsi"/>
+          <w:bCs/>
+          <w:sz w:val="22"/>
+          <w:szCs w:val="22"/>
+        </w:rPr>
+      </w:pPr>
+      <w:r>
+        <w:rPr>
+          <w:rFonts w:asciiTheme="minorHAnsi" w:hAnsiTheme="minorHAnsi" w:cstheme="minorHAnsi"/>
+          <w:b/>
+          <w:sz w:val="22"/>
+          <w:szCs w:val="22"/>
+        </w:rPr>
+        <w:t xml:space="preserve">Teaching Assistant, </w:t>
+      </w:r>
+      <w:r>
+        <w:rPr>
+          <w:rFonts w:asciiTheme="minorHAnsi" w:hAnsiTheme="minorHAnsi" w:cstheme="minorHAnsi"/>
+          <w:bCs/>
+          <w:sz w:val="22"/>
+          <w:szCs w:val="22"/>
+        </w:rPr>
+        <w:t>Department of Statistics</w:t>
+      </w:r>
+    </w:p>
+    <w:p>
+      <w:pPr>
+        <w:pStyle w:val="ListParagraph"/>
+        <w:numPr>
+          <w:ilvl w:val="0"/>
+          <w:numId w:val="14"/>
+        </w:numPr>
+        <w:tabs>
+          <w:tab w:val="right" w:pos="8640"/>
+        </w:tabs>
+        <w:rPr>
+          <w:rFonts w:asciiTheme="minorHAnsi" w:hAnsiTheme="minorHAnsi" w:cstheme="minorHAnsi"/>
+          <w:bCs/>
+          <w:sz w:val="22"/>
+          <w:szCs w:val="22"/>
+        </w:rPr>
+      </w:pPr>
+      <w:r>
+        <w:rPr>
+          <w:rFonts w:asciiTheme="minorHAnsi" w:hAnsiTheme="minorHAnsi" w:cstheme="minorHAnsi"/>
+          <w:bCs/>
+          <w:sz w:val="22"/>
+          <w:szCs w:val="22"/>
+        </w:rPr>
+        <w:t>Assist with two graduate courses: Fundamentals of Statistical Inference I and Fundamentals of Linear Models and Regression</w:t>
+      </w:r>
+    </w:p>
+    <w:p>
+      <w:pPr>
+        <w:pStyle w:val="ListParagraph"/>
+        <w:numPr>
+          <w:ilvl w:val="0"/>
+          <w:numId w:val="14"/>
+        </w:numPr>
+        <w:tabs>
+          <w:tab w:val="right" w:pos="8640"/>
+        </w:tabs>
+        <w:rPr>
+          <w:rFonts w:asciiTheme="minorHAnsi" w:hAnsiTheme="minorHAnsi" w:cstheme="minorHAnsi"/>
+          <w:bCs/>
+          <w:sz w:val="22"/>
+          <w:szCs w:val="22"/>
+        </w:rPr>
+      </w:pPr>
+      <w:r>
+        <w:rPr>
+          <w:rFonts w:asciiTheme="minorHAnsi" w:hAnsiTheme="minorHAnsi" w:cstheme="minorHAnsi"/>
+          <w:bCs/>
+          <w:sz w:val="22"/>
+          <w:szCs w:val="22"/>
+        </w:rPr>
+        <w:t>Duties: Grade homework and hold weekly office hours</w:t>
+      </w:r>
+    </w:p>
+    <w:p>
+      <w:pPr>
+        <w:tabs>
+          <w:tab w:val="right" w:pos="8640"/>
+        </w:tabs>
+        <w:rPr>
+          <w:rFonts w:asciiTheme="minorHAnsi" w:hAnsiTheme="minorHAnsi" w:cstheme="minorHAnsi"/>
+          <w:b/>
+          <w:sz w:val="22"/>
+          <w:szCs w:val="22"/>
+        </w:rPr>
+      </w:pPr>
+    </w:p>
+    <w:p>
+      <w:pPr>
+        <w:tabs>
+          <w:tab w:val="right" w:pos="8640"/>
+        </w:tabs>
+        <w:rPr>
+          <w:rFonts w:asciiTheme="minorHAnsi" w:hAnsiTheme="minorHAnsi" w:cstheme="minorHAnsi"/>
+          <w:sz w:val="22"/>
+          <w:szCs w:val="22"/>
+        </w:rPr>
+      </w:pPr>
+      <w:r>
+        <w:rPr>
+          <w:rFonts w:asciiTheme="minorHAnsi" w:hAnsiTheme="minorHAnsi" w:cstheme="minorHAnsi"/>
+          <w:b/>
+          <w:sz w:val="22"/>
+          <w:szCs w:val="22"/>
+        </w:rPr>
+        <w:t>Wake Forest University</w:t>
+      </w:r>
+      <w:r>
+        <w:rPr>
+          <w:rFonts w:asciiTheme="minorHAnsi" w:hAnsiTheme="minorHAnsi" w:cstheme="minorHAnsi"/>
+          <w:sz w:val="22"/>
+          <w:szCs w:val="22"/>
+        </w:rPr>
+        <w:t>, Winston-Salem, NC</w:t>
+      </w:r>
+      <w:r>
+        <w:rPr>
+          <w:rFonts w:asciiTheme="minorHAnsi" w:hAnsiTheme="minorHAnsi" w:cstheme="minorHAnsi"/>
+          <w:sz w:val="22"/>
+          <w:szCs w:val="22"/>
+        </w:rPr>
+        <w:tab/>
+        <w:t>Aug 2017 to Dec 2017</w:t>
+      </w:r>
+    </w:p>
+    <w:p>
+      <w:pPr>
+        <w:rPr>
+          <w:rFonts w:asciiTheme="minorHAnsi" w:hAnsiTheme="minorHAnsi" w:cstheme="minorHAnsi"/>
+          <w:sz w:val="22"/>
+          <w:szCs w:val="22"/>
+        </w:rPr>
+      </w:pPr>
+      <w:r>
+        <w:rPr>
+          <w:rFonts w:asciiTheme="minorHAnsi" w:hAnsiTheme="minorHAnsi" w:cstheme="minorHAnsi"/>
+          <w:b/>
+          <w:sz w:val="22"/>
+          <w:szCs w:val="22"/>
+        </w:rPr>
+        <w:t>Adjunct Faculty</w:t>
+      </w:r>
+      <w:r>
+        <w:rPr>
+          <w:rFonts w:asciiTheme="minorHAnsi" w:hAnsiTheme="minorHAnsi" w:cstheme="minorHAnsi"/>
+          <w:sz w:val="22"/>
+          <w:szCs w:val="22"/>
+        </w:rPr>
+        <w:t>, Department of Music</w:t>
+      </w:r>
+    </w:p>
+    <w:p>
+      <w:pPr>
+        <w:numPr>
+          <w:ilvl w:val="0"/>
+          <w:numId w:val="5"/>
+        </w:numPr>
+        <w:rPr>
+          <w:bCs/>
+          <w:sz w:val="22"/>
+          <w:szCs w:val="22"/>
+        </w:rPr>
+      </w:pPr>
+      <w:r>
+        <w:rPr>
+          <w:bCs/>
+          <w:sz w:val="22"/>
+          <w:szCs w:val="22"/>
+        </w:rPr>
+        <w:t>Independently designed and taught the course “Introduction to Western Music,” which covered western music history from the Middle Ages to the Twentieth Century</w:t>
+      </w:r>
+      <w:r>
+        <w:rPr>
+          <w:rFonts w:asciiTheme="minorHAnsi" w:hAnsiTheme="minorHAnsi" w:cstheme="minorHAnsi"/>
+          <w:sz w:val="22"/>
+          <w:szCs w:val="22"/>
+        </w:rPr>
+        <w:t xml:space="preserve"> </w:t>
+      </w:r>
+    </w:p>
+    <w:p>
+      <w:pPr>
+        <w:pStyle w:val="ListParagraph"/>
+        <w:numPr>
+          <w:ilvl w:val="0"/>
+          <w:numId w:val="5"/>
+        </w:numPr>
+        <w:rPr>
+          <w:bCs/>
+          <w:sz w:val="22"/>
+          <w:szCs w:val="22"/>
+        </w:rPr>
+      </w:pPr>
+      <w:r>
+        <w:rPr>
+          <w:bCs/>
+          <w:sz w:val="22"/>
+          <w:szCs w:val="22"/>
+        </w:rPr>
+        <w:t>Used music as artifacts to help students think about history in the appropriate contexts and cultivate critical thinking</w:t>
+      </w:r>
+    </w:p>
+    <w:p>
+      <w:pPr>
+        <w:pStyle w:val="ListParagraph"/>
+        <w:numPr>
+          <w:ilvl w:val="0"/>
+          <w:numId w:val="5"/>
+        </w:numPr>
+        <w:rPr>
+          <w:bCs/>
+          <w:sz w:val="22"/>
+          <w:szCs w:val="22"/>
+        </w:rPr>
+      </w:pPr>
+      <w:r>
+        <w:rPr>
+          <w:bCs/>
+          <w:sz w:val="22"/>
+          <w:szCs w:val="22"/>
+        </w:rPr>
+        <w:t>Provided necessary study aids including detailed guidelines and rubrics for writing assignments and study guides for exams</w:t>
+      </w:r>
+    </w:p>
+    <w:p>
+      <w:pPr>
+        <w:pStyle w:val="ListParagraph"/>
+        <w:numPr>
+          <w:ilvl w:val="0"/>
+          <w:numId w:val="5"/>
+        </w:numPr>
+        <w:rPr>
+          <w:bCs/>
+          <w:sz w:val="22"/>
+          <w:szCs w:val="22"/>
+        </w:rPr>
+      </w:pPr>
+      <w:r>
+        <w:rPr>
+          <w:bCs/>
+          <w:sz w:val="22"/>
+          <w:szCs w:val="22"/>
+        </w:rPr>
+        <w:t>Used a scaffolding method to help students write research papers</w:t>
+      </w:r>
+    </w:p>
+    <w:p>
+      <w:pPr>
+        <w:rPr>
+          <w:rFonts w:asciiTheme="minorHAnsi" w:hAnsiTheme="minorHAnsi" w:cstheme="minorHAnsi"/>
+          <w:sz w:val="22"/>
+          <w:szCs w:val="22"/>
+        </w:rPr>
+      </w:pPr>
+    </w:p>
+    <w:p>
+      <w:pPr>
+        <w:rPr>
+          <w:rFonts w:asciiTheme="minorHAnsi" w:hAnsiTheme="minorHAnsi" w:cstheme="minorHAnsi"/>
+          <w:sz w:val="22"/>
+          <w:szCs w:val="22"/>
+        </w:rPr>
+      </w:pPr>
+      <w:r>
+        <w:rPr>
+          <w:rFonts w:asciiTheme="minorHAnsi" w:hAnsiTheme="minorHAnsi" w:cstheme="minorHAnsi"/>
+          <w:b/>
+          <w:sz w:val="22"/>
+          <w:szCs w:val="22"/>
+        </w:rPr>
+        <w:t>University of Iowa</w:t>
+      </w:r>
+      <w:r>
+        <w:rPr>
+          <w:rFonts w:asciiTheme="minorHAnsi" w:hAnsiTheme="minorHAnsi" w:cstheme="minorHAnsi"/>
+          <w:sz w:val="22"/>
+          <w:szCs w:val="22"/>
+        </w:rPr>
+        <w:t>, Iowa City, IA</w:t>
+      </w:r>
+      <w:r>
+        <w:rPr>
+          <w:rFonts w:asciiTheme="minorHAnsi" w:hAnsiTheme="minorHAnsi" w:cstheme="minorHAnsi"/>
+          <w:sz w:val="22"/>
+          <w:szCs w:val="22"/>
+        </w:rPr>
+        <w:tab/>
+      </w:r>
+      <w:r>
+        <w:rPr>
+          <w:rFonts w:asciiTheme="minorHAnsi" w:hAnsiTheme="minorHAnsi" w:cstheme="minorHAnsi"/>
+          <w:sz w:val="22"/>
+          <w:szCs w:val="22"/>
+        </w:rPr>
+        <w:tab/>
+      </w:r>
+      <w:r>
+        <w:rPr>
+          <w:rFonts w:asciiTheme="minorHAnsi" w:hAnsiTheme="minorHAnsi" w:cstheme="minorHAnsi"/>
+          <w:sz w:val="22"/>
+          <w:szCs w:val="22"/>
+        </w:rPr>
+        <w:tab/>
+      </w:r>
+      <w:r>
+        <w:rPr>
+          <w:rFonts w:asciiTheme="minorHAnsi" w:hAnsiTheme="minorHAnsi" w:cstheme="minorHAnsi"/>
+          <w:sz w:val="22"/>
+          <w:szCs w:val="22"/>
+        </w:rPr>
+        <w:tab/>
+      </w:r>
+      <w:r>
+        <w:rPr>
+          <w:rFonts w:asciiTheme="minorHAnsi" w:hAnsiTheme="minorHAnsi" w:cstheme="minorHAnsi"/>
+          <w:sz w:val="22"/>
+          <w:szCs w:val="22"/>
+        </w:rPr>
+        <w:tab/>
+      </w:r>
+      <w:r>
+        <w:rPr>
+          <w:rFonts w:asciiTheme="minorHAnsi" w:hAnsiTheme="minorHAnsi" w:cstheme="minorHAnsi"/>
+          <w:sz w:val="22"/>
+          <w:szCs w:val="22"/>
+        </w:rPr>
+        <w:tab/>
+        <w:t xml:space="preserve">   2011 to 2016</w:t>
+      </w:r>
+    </w:p>
+    <w:p>
+      <w:pPr>
+        <w:tabs>
+          <w:tab w:val="right" w:pos="8640"/>
+        </w:tabs>
+        <w:rPr>
+          <w:rFonts w:asciiTheme="minorHAnsi" w:hAnsiTheme="minorHAnsi" w:cstheme="minorHAnsi"/>
+          <w:sz w:val="22"/>
+          <w:szCs w:val="22"/>
+        </w:rPr>
+      </w:pPr>
+      <w:r>
+        <w:rPr>
+          <w:rFonts w:asciiTheme="minorHAnsi" w:hAnsiTheme="minorHAnsi" w:cstheme="minorHAnsi"/>
+          <w:b/>
+          <w:sz w:val="22"/>
+          <w:szCs w:val="22"/>
+        </w:rPr>
+        <w:t>Writing Tutor</w:t>
+      </w:r>
+      <w:r>
+        <w:rPr>
+          <w:rFonts w:asciiTheme="minorHAnsi" w:hAnsiTheme="minorHAnsi" w:cstheme="minorHAnsi"/>
+          <w:sz w:val="22"/>
+          <w:szCs w:val="22"/>
+        </w:rPr>
+        <w:t>, Writing Center</w:t>
+      </w:r>
+    </w:p>
+    <w:p>
+      <w:pPr>
+        <w:pStyle w:val="ListParagraph"/>
+        <w:numPr>
+          <w:ilvl w:val="0"/>
+          <w:numId w:val="4"/>
+        </w:numPr>
+        <w:rPr>
+          <w:bCs/>
+          <w:sz w:val="22"/>
+          <w:szCs w:val="22"/>
+        </w:rPr>
+      </w:pPr>
+      <w:r>
+        <w:rPr>
+          <w:bCs/>
+          <w:sz w:val="22"/>
+          <w:szCs w:val="22"/>
+        </w:rPr>
+        <w:t>Online tutoring (Fall 2013–Spring 2016)</w:t>
+      </w:r>
+    </w:p>
+    <w:p>
+      <w:pPr>
+        <w:pStyle w:val="NoSpacing"/>
+        <w:numPr>
+          <w:ilvl w:val="1"/>
+          <w:numId w:val="4"/>
+        </w:numPr>
+        <w:rPr>
+          <w:rFonts w:ascii="Times New Roman" w:hAnsi="Times New Roman"/>
+          <w:b/>
+        </w:rPr>
+      </w:pPr>
+      <w:r>
+        <w:rPr>
+          <w:rFonts w:ascii="Times New Roman" w:hAnsi="Times New Roman"/>
+        </w:rPr>
+        <w:t>Provided feedback for papers through online tutoring (10 hours per week)</w:t>
+      </w:r>
+    </w:p>
+    <w:p>
+      <w:pPr>
+        <w:pStyle w:val="ListParagraph"/>
+        <w:numPr>
+          <w:ilvl w:val="0"/>
+          <w:numId w:val="4"/>
+        </w:numPr>
+        <w:rPr>
+          <w:bCs/>
+          <w:sz w:val="22"/>
+          <w:szCs w:val="22"/>
+        </w:rPr>
+      </w:pPr>
+      <w:r>
+        <w:rPr>
+          <w:bCs/>
+          <w:sz w:val="22"/>
+          <w:szCs w:val="22"/>
+        </w:rPr>
+        <w:t>Online and Face-To-Face tutoring (Fall 2011, Spring 2012)</w:t>
+      </w:r>
+    </w:p>
+    <w:p>
+      <w:pPr>
+        <w:pStyle w:val="NoSpacing"/>
+        <w:numPr>
+          <w:ilvl w:val="1"/>
+          <w:numId w:val="4"/>
+        </w:numPr>
+        <w:rPr>
+          <w:rFonts w:ascii="Times New Roman" w:hAnsi="Times New Roman"/>
+          <w:b/>
+        </w:rPr>
+      </w:pPr>
+      <w:r>
+        <w:rPr>
+          <w:rFonts w:ascii="Times New Roman" w:hAnsi="Times New Roman"/>
+        </w:rPr>
+        <w:t>Met with 4 students for 4 hours of in-person tutoring sessions per week</w:t>
+      </w:r>
+    </w:p>
+    <w:p>
+      <w:pPr>
+        <w:pStyle w:val="NoSpacing"/>
+        <w:numPr>
+          <w:ilvl w:val="1"/>
+          <w:numId w:val="4"/>
+        </w:numPr>
+        <w:rPr>
+          <w:rFonts w:ascii="Times New Roman" w:hAnsi="Times New Roman"/>
+          <w:b/>
+        </w:rPr>
+      </w:pPr>
+      <w:r>
+        <w:rPr>
+          <w:rFonts w:ascii="Times New Roman" w:hAnsi="Times New Roman"/>
+        </w:rPr>
+        <w:t>Provided feedback for papers through online tutoring</w:t>
+      </w:r>
+    </w:p>
+    <w:p>
+      <w:pPr>
+        <w:rPr>
+          <w:rFonts w:asciiTheme="minorHAnsi" w:hAnsiTheme="minorHAnsi" w:cstheme="minorHAnsi"/>
+          <w:b/>
+        </w:rPr>
+      </w:pPr>
+    </w:p>
+    <w:p>
+      <w:pPr>
+        <w:rPr>
+          <w:rFonts w:asciiTheme="minorHAnsi" w:hAnsiTheme="minorHAnsi" w:cstheme="minorHAnsi"/>
+        </w:rPr>
+      </w:pPr>
+      <w:r>
+        <w:rPr>
+          <w:rFonts w:asciiTheme="minorHAnsi" w:hAnsiTheme="minorHAnsi" w:cstheme="minorHAnsi"/>
+          <w:b/>
+        </w:rPr>
+        <w:t>University of Iowa</w:t>
+      </w:r>
+      <w:r>
+        <w:rPr>
+          <w:rFonts w:asciiTheme="minorHAnsi" w:hAnsiTheme="minorHAnsi" w:cstheme="minorHAnsi"/>
+        </w:rPr>
+        <w:t xml:space="preserve">, </w:t>
+      </w:r>
+      <w:r>
+        <w:rPr>
+          <w:rFonts w:asciiTheme="minorHAnsi" w:hAnsiTheme="minorHAnsi" w:cstheme="minorHAnsi"/>
+        </w:rPr>
+        <w:t>Iowa City, IA</w:t>
+      </w:r>
+      <w:r>
+        <w:rPr>
+          <w:rFonts w:asciiTheme="minorHAnsi" w:hAnsiTheme="minorHAnsi" w:cstheme="minorHAnsi"/>
+        </w:rPr>
+        <w:tab/>
+      </w:r>
+      <w:r>
+        <w:rPr>
+          <w:rFonts w:asciiTheme="minorHAnsi" w:hAnsiTheme="minorHAnsi" w:cstheme="minorHAnsi"/>
+        </w:rPr>
+        <w:tab/>
+      </w:r>
+      <w:r>
+        <w:rPr>
+          <w:rFonts w:asciiTheme="minorHAnsi" w:hAnsiTheme="minorHAnsi" w:cstheme="minorHAnsi"/>
+        </w:rPr>
+        <w:tab/>
+      </w:r>
+      <w:r>
+        <w:rPr>
+          <w:rFonts w:asciiTheme="minorHAnsi" w:hAnsiTheme="minorHAnsi" w:cstheme="minorHAnsi"/>
+        </w:rPr>
+        <w:tab/>
+      </w:r>
+      <w:r>
+        <w:rPr>
+          <w:rFonts w:asciiTheme="minorHAnsi" w:hAnsiTheme="minorHAnsi" w:cstheme="minorHAnsi"/>
+        </w:rPr>
+        <w:tab/>
+      </w:r>
+      <w:r>
+        <w:rPr>
+          <w:rFonts w:asciiTheme="minorHAnsi" w:hAnsiTheme="minorHAnsi" w:cstheme="minorHAnsi"/>
+        </w:rPr>
+        <w:tab/>
+        <w:t xml:space="preserve">   2009 to 2012</w:t>
+      </w:r>
+    </w:p>
+    <w:p>
+      <w:pPr>
+        <w:tabs>
+          <w:tab w:val="right" w:pos="8640"/>
+        </w:tabs>
+        <w:rPr>
+          <w:rFonts w:asciiTheme="minorHAnsi" w:hAnsiTheme="minorHAnsi" w:cstheme="minorHAnsi"/>
+        </w:rPr>
+      </w:pPr>
+      <w:r>
+        <w:rPr>
+          <w:rFonts w:asciiTheme="minorHAnsi" w:hAnsiTheme="minorHAnsi" w:cstheme="minorHAnsi"/>
+          <w:b/>
+        </w:rPr>
+        <w:t>Teaching Assistant</w:t>
+      </w:r>
+      <w:r>
+        <w:rPr>
+          <w:rFonts w:asciiTheme="minorHAnsi" w:hAnsiTheme="minorHAnsi" w:cstheme="minorHAnsi"/>
+        </w:rPr>
+        <w:t xml:space="preserve">, </w:t>
+      </w:r>
+      <w:r>
+        <w:rPr>
+          <w:rFonts w:asciiTheme="minorHAnsi" w:hAnsiTheme="minorHAnsi" w:cstheme="minorHAnsi"/>
+        </w:rPr>
+        <w:t>School of Music</w:t>
+      </w:r>
+    </w:p>
+    <w:p>
+      <w:pPr>
+        <w:pStyle w:val="ListParagraph"/>
+        <w:numPr>
+          <w:ilvl w:val="0"/>
+          <w:numId w:val="8"/>
+        </w:numPr>
+        <w:tabs>
+          <w:tab w:val="left" w:pos="1440"/>
+          <w:tab w:val="left" w:pos="2250"/>
+        </w:tabs>
+        <w:rPr>
+          <w:bCs/>
+        </w:rPr>
+      </w:pPr>
+      <w:r>
+        <w:rPr>
+          <w:bCs/>
+        </w:rPr>
+        <w:t>Undergraduate History of Music I &amp; II (Fall 2011, Spring 2012)</w:t>
+      </w:r>
+    </w:p>
+    <w:p>
+      <w:pPr>
+        <w:pStyle w:val="NoSpacing"/>
+        <w:numPr>
+          <w:ilvl w:val="1"/>
+          <w:numId w:val="8"/>
+        </w:numPr>
+        <w:tabs>
+          <w:tab w:val="left" w:pos="2160"/>
+          <w:tab w:val="left" w:pos="2250"/>
+        </w:tabs>
+        <w:rPr>
+          <w:rFonts w:ascii="Times New Roman" w:hAnsi="Times New Roman"/>
+          <w:b/>
+          <w:sz w:val="24"/>
+          <w:szCs w:val="24"/>
+        </w:rPr>
+      </w:pPr>
+      <w:r>
+        <w:rPr>
+          <w:rFonts w:ascii="Times New Roman" w:hAnsi="Times New Roman"/>
+          <w:sz w:val="24"/>
+          <w:szCs w:val="24"/>
+        </w:rPr>
+        <w:t xml:space="preserve">Gave </w:t>
+      </w:r>
+      <w:r>
+        <w:rPr>
+          <w:rFonts w:ascii="Times New Roman" w:hAnsi="Times New Roman"/>
+          <w:sz w:val="24"/>
+          <w:szCs w:val="24"/>
+        </w:rPr>
+        <w:t xml:space="preserve">one-hour lectures in weekly discussion sessions </w:t>
+      </w:r>
+    </w:p>
+    <w:p>
+      <w:pPr>
+        <w:pStyle w:val="NoSpacing"/>
+        <w:numPr>
+          <w:ilvl w:val="1"/>
+          <w:numId w:val="8"/>
+        </w:numPr>
+        <w:tabs>
+          <w:tab w:val="left" w:pos="2160"/>
+          <w:tab w:val="left" w:pos="2250"/>
+        </w:tabs>
+        <w:rPr>
+          <w:rFonts w:ascii="Times New Roman" w:hAnsi="Times New Roman"/>
+          <w:b/>
+          <w:sz w:val="24"/>
+          <w:szCs w:val="24"/>
+        </w:rPr>
+      </w:pPr>
+      <w:r>
+        <w:rPr>
+          <w:rFonts w:ascii="Times New Roman" w:hAnsi="Times New Roman"/>
+          <w:sz w:val="24"/>
+          <w:szCs w:val="24"/>
+        </w:rPr>
+        <w:t>Helped students review class materials</w:t>
+      </w:r>
+    </w:p>
+    <w:p>
+      <w:pPr>
+        <w:pStyle w:val="NoSpacing"/>
+        <w:numPr>
+          <w:ilvl w:val="1"/>
+          <w:numId w:val="8"/>
+        </w:numPr>
+        <w:tabs>
+          <w:tab w:val="left" w:pos="2160"/>
+          <w:tab w:val="left" w:pos="2250"/>
+        </w:tabs>
+        <w:rPr>
+          <w:rFonts w:ascii="Times New Roman" w:hAnsi="Times New Roman"/>
+          <w:b/>
+          <w:sz w:val="24"/>
+          <w:szCs w:val="24"/>
+        </w:rPr>
+      </w:pPr>
+      <w:r>
+        <w:rPr>
+          <w:rFonts w:ascii="Times New Roman" w:hAnsi="Times New Roman"/>
+          <w:sz w:val="24"/>
+          <w:szCs w:val="24"/>
+        </w:rPr>
+        <w:t>Helped the professor design quiz</w:t>
+      </w:r>
+      <w:r>
+        <w:rPr>
+          <w:rFonts w:ascii="Times New Roman" w:hAnsi="Times New Roman"/>
+          <w:sz w:val="24"/>
+          <w:szCs w:val="24"/>
+        </w:rPr>
+        <w:t>zes</w:t>
+      </w:r>
+      <w:r>
+        <w:rPr>
+          <w:rFonts w:ascii="Times New Roman" w:hAnsi="Times New Roman"/>
+          <w:sz w:val="24"/>
+          <w:szCs w:val="24"/>
+        </w:rPr>
+        <w:t>, exam</w:t>
+      </w:r>
+      <w:r>
+        <w:rPr>
+          <w:rFonts w:ascii="Times New Roman" w:hAnsi="Times New Roman"/>
+          <w:sz w:val="24"/>
+          <w:szCs w:val="24"/>
+        </w:rPr>
+        <w:t>s</w:t>
+      </w:r>
+      <w:r>
+        <w:rPr>
+          <w:rFonts w:ascii="Times New Roman" w:hAnsi="Times New Roman"/>
+          <w:sz w:val="24"/>
+          <w:szCs w:val="24"/>
+        </w:rPr>
+        <w:t>, and reviewing tables</w:t>
+      </w:r>
+    </w:p>
+    <w:p>
+      <w:pPr>
+        <w:pStyle w:val="NoSpacing"/>
+        <w:numPr>
+          <w:ilvl w:val="1"/>
+          <w:numId w:val="8"/>
+        </w:numPr>
+        <w:tabs>
+          <w:tab w:val="left" w:pos="2160"/>
+          <w:tab w:val="left" w:pos="2250"/>
+        </w:tabs>
+        <w:rPr>
+          <w:rFonts w:ascii="Times New Roman" w:hAnsi="Times New Roman"/>
+          <w:b/>
+          <w:sz w:val="24"/>
+          <w:szCs w:val="24"/>
+        </w:rPr>
+      </w:pPr>
+      <w:r>
+        <w:rPr>
+          <w:rFonts w:ascii="Times New Roman" w:hAnsi="Times New Roman"/>
+          <w:sz w:val="24"/>
+          <w:szCs w:val="24"/>
+        </w:rPr>
+        <w:t>Graded assignments, performance papers, exams, and quizzes</w:t>
+      </w:r>
+    </w:p>
+    <w:p>
+      <w:pPr>
+        <w:pStyle w:val="NoSpacing"/>
+        <w:numPr>
+          <w:ilvl w:val="0"/>
+          <w:numId w:val="8"/>
+        </w:numPr>
+        <w:tabs>
+          <w:tab w:val="left" w:pos="1440"/>
+          <w:tab w:val="left" w:pos="2250"/>
+        </w:tabs>
+        <w:rPr>
+          <w:rFonts w:ascii="Times New Roman" w:hAnsi="Times New Roman"/>
+          <w:b/>
+          <w:sz w:val="24"/>
+          <w:szCs w:val="24"/>
+        </w:rPr>
+      </w:pPr>
+      <w:r>
+        <w:rPr>
+          <w:rFonts w:ascii="Times New Roman" w:hAnsi="Times New Roman"/>
+          <w:bCs/>
+          <w:sz w:val="24"/>
+          <w:szCs w:val="24"/>
+        </w:rPr>
+        <w:t>Graduate Music History I &amp; II (Fall 2010, Spring 2011, Fall 2011)</w:t>
+      </w:r>
+    </w:p>
+    <w:p>
+      <w:pPr>
+        <w:pStyle w:val="NoSpacing"/>
+        <w:numPr>
+          <w:ilvl w:val="1"/>
+          <w:numId w:val="8"/>
+        </w:numPr>
+        <w:tabs>
+          <w:tab w:val="left" w:pos="2250"/>
+        </w:tabs>
+        <w:rPr>
+          <w:rFonts w:ascii="Times New Roman" w:hAnsi="Times New Roman"/>
+          <w:b/>
+          <w:sz w:val="24"/>
+          <w:szCs w:val="24"/>
+        </w:rPr>
+      </w:pPr>
+      <w:r>
+        <w:rPr>
+          <w:rFonts w:ascii="Times New Roman" w:hAnsi="Times New Roman"/>
+          <w:sz w:val="24"/>
+          <w:szCs w:val="24"/>
+        </w:rPr>
+        <w:t>Helped students review class materials</w:t>
+      </w:r>
+    </w:p>
+    <w:p>
+      <w:pPr>
+        <w:pStyle w:val="NoSpacing"/>
+        <w:numPr>
+          <w:ilvl w:val="1"/>
+          <w:numId w:val="8"/>
+        </w:numPr>
+        <w:tabs>
+          <w:tab w:val="left" w:pos="2250"/>
+        </w:tabs>
+        <w:rPr>
+          <w:rFonts w:ascii="Times New Roman" w:hAnsi="Times New Roman"/>
+          <w:b/>
+          <w:sz w:val="24"/>
+          <w:szCs w:val="24"/>
+        </w:rPr>
+      </w:pPr>
+      <w:r>
+        <w:rPr>
+          <w:rFonts w:ascii="Times New Roman" w:hAnsi="Times New Roman"/>
+          <w:sz w:val="24"/>
+          <w:szCs w:val="24"/>
+        </w:rPr>
+        <w:t>Helped the professor design quiz</w:t>
+      </w:r>
+      <w:r>
+        <w:rPr>
+          <w:rFonts w:ascii="Times New Roman" w:hAnsi="Times New Roman"/>
+          <w:sz w:val="24"/>
+          <w:szCs w:val="24"/>
+        </w:rPr>
+        <w:t>zes</w:t>
+      </w:r>
+      <w:r>
+        <w:rPr>
+          <w:rFonts w:ascii="Times New Roman" w:hAnsi="Times New Roman"/>
+          <w:sz w:val="24"/>
+          <w:szCs w:val="24"/>
+        </w:rPr>
+        <w:t>, exam</w:t>
+      </w:r>
+      <w:r>
+        <w:rPr>
+          <w:rFonts w:ascii="Times New Roman" w:hAnsi="Times New Roman"/>
+          <w:sz w:val="24"/>
+          <w:szCs w:val="24"/>
+        </w:rPr>
+        <w:t>s</w:t>
+      </w:r>
+      <w:r>
+        <w:rPr>
+          <w:rFonts w:ascii="Times New Roman" w:hAnsi="Times New Roman"/>
+          <w:sz w:val="24"/>
+          <w:szCs w:val="24"/>
+        </w:rPr>
+        <w:t>, and reviewing tables</w:t>
+      </w:r>
+    </w:p>
+    <w:p>
+      <w:pPr>
+        <w:pStyle w:val="NoSpacing"/>
+        <w:numPr>
+          <w:ilvl w:val="1"/>
+          <w:numId w:val="8"/>
+        </w:numPr>
+        <w:tabs>
+          <w:tab w:val="left" w:pos="2250"/>
+        </w:tabs>
+        <w:rPr>
+          <w:rFonts w:ascii="Times New Roman" w:hAnsi="Times New Roman"/>
+          <w:b/>
+          <w:sz w:val="24"/>
+          <w:szCs w:val="24"/>
+        </w:rPr>
+      </w:pPr>
+      <w:r>
+        <w:rPr>
+          <w:rFonts w:ascii="Times New Roman" w:hAnsi="Times New Roman"/>
+          <w:sz w:val="24"/>
+          <w:szCs w:val="24"/>
+        </w:rPr>
+        <w:t>Guest l</w:t>
+      </w:r>
+      <w:r>
+        <w:rPr>
+          <w:rFonts w:ascii="Times New Roman" w:hAnsi="Times New Roman"/>
+          <w:sz w:val="24"/>
+          <w:szCs w:val="24"/>
+        </w:rPr>
+        <w:t xml:space="preserve">ectured </w:t>
+      </w:r>
+      <w:r>
+        <w:rPr>
+          <w:rFonts w:ascii="Times New Roman" w:hAnsi="Times New Roman"/>
+          <w:sz w:val="24"/>
+          <w:szCs w:val="24"/>
+        </w:rPr>
+        <w:t xml:space="preserve">at the request of </w:t>
+      </w:r>
+      <w:r>
+        <w:rPr>
+          <w:rFonts w:ascii="Times New Roman" w:hAnsi="Times New Roman"/>
+          <w:sz w:val="24"/>
+          <w:szCs w:val="24"/>
+        </w:rPr>
+        <w:t>the professor</w:t>
+      </w:r>
+    </w:p>
+    <w:p>
+      <w:pPr>
+        <w:pStyle w:val="NoSpacing"/>
+        <w:numPr>
+          <w:ilvl w:val="0"/>
+          <w:numId w:val="8"/>
+        </w:numPr>
+        <w:tabs>
+          <w:tab w:val="left" w:pos="1440"/>
+          <w:tab w:val="left" w:pos="2250"/>
+        </w:tabs>
+        <w:rPr>
+          <w:rFonts w:ascii="Times New Roman" w:hAnsi="Times New Roman"/>
+          <w:b/>
+          <w:sz w:val="24"/>
+          <w:szCs w:val="24"/>
+        </w:rPr>
+      </w:pPr>
+      <w:r>
+        <w:rPr>
+          <w:rFonts w:ascii="Times New Roman" w:hAnsi="Times New Roman"/>
+          <w:bCs/>
+          <w:sz w:val="24"/>
+          <w:szCs w:val="24"/>
+        </w:rPr>
+        <w:t>Introduction to Graduate Studies (Fall 2010, Spring 2011)</w:t>
+      </w:r>
+    </w:p>
+    <w:p>
+      <w:pPr>
+        <w:pStyle w:val="NoSpacing"/>
+        <w:numPr>
+          <w:ilvl w:val="1"/>
+          <w:numId w:val="8"/>
+        </w:numPr>
+        <w:tabs>
+          <w:tab w:val="left" w:pos="2250"/>
+        </w:tabs>
+        <w:rPr>
+          <w:rFonts w:ascii="Times New Roman" w:hAnsi="Times New Roman"/>
+          <w:b/>
+          <w:sz w:val="24"/>
+          <w:szCs w:val="24"/>
+        </w:rPr>
+      </w:pPr>
+      <w:r>
+        <w:rPr>
+          <w:rFonts w:ascii="Times New Roman" w:hAnsi="Times New Roman"/>
+          <w:sz w:val="24"/>
+          <w:szCs w:val="24"/>
+        </w:rPr>
+        <w:t xml:space="preserve">Assisted the professor design research assignments </w:t>
+      </w:r>
+    </w:p>
+    <w:p>
+      <w:pPr>
+        <w:pStyle w:val="NoSpacing"/>
+        <w:numPr>
+          <w:ilvl w:val="1"/>
+          <w:numId w:val="8"/>
+        </w:numPr>
+        <w:tabs>
+          <w:tab w:val="left" w:pos="2250"/>
+        </w:tabs>
+        <w:rPr>
+          <w:rFonts w:ascii="Times New Roman" w:hAnsi="Times New Roman"/>
+          <w:b/>
+          <w:sz w:val="24"/>
+          <w:szCs w:val="24"/>
+        </w:rPr>
+      </w:pPr>
+      <w:r>
+        <w:rPr>
+          <w:rFonts w:ascii="Times New Roman" w:hAnsi="Times New Roman"/>
+          <w:sz w:val="24"/>
+          <w:szCs w:val="24"/>
+        </w:rPr>
+        <w:t>Checked students’ answers in assignments</w:t>
+      </w:r>
+    </w:p>
+    <w:p>
+      <w:pPr>
+        <w:pStyle w:val="NoSpacing"/>
+        <w:numPr>
+          <w:ilvl w:val="1"/>
+          <w:numId w:val="8"/>
+        </w:numPr>
+        <w:tabs>
+          <w:tab w:val="left" w:pos="2250"/>
+        </w:tabs>
+        <w:rPr>
+          <w:rFonts w:ascii="Times New Roman" w:hAnsi="Times New Roman"/>
+          <w:b/>
+          <w:sz w:val="24"/>
+          <w:szCs w:val="24"/>
+        </w:rPr>
+      </w:pPr>
+      <w:r>
+        <w:rPr>
+          <w:rFonts w:ascii="Times New Roman" w:hAnsi="Times New Roman"/>
+          <w:sz w:val="24"/>
+          <w:szCs w:val="24"/>
+        </w:rPr>
+        <w:t>Helped students review class materials</w:t>
+      </w:r>
+    </w:p>
+    <w:p>
+      <w:pPr>
+        <w:pStyle w:val="NoSpacing"/>
+        <w:numPr>
+          <w:ilvl w:val="1"/>
+          <w:numId w:val="8"/>
+        </w:numPr>
+        <w:tabs>
+          <w:tab w:val="left" w:pos="2250"/>
+        </w:tabs>
+        <w:rPr>
+          <w:rFonts w:ascii="Times New Roman" w:hAnsi="Times New Roman"/>
+          <w:b/>
+          <w:sz w:val="24"/>
+          <w:szCs w:val="24"/>
+        </w:rPr>
+      </w:pPr>
+      <w:r>
+        <w:rPr>
+          <w:rFonts w:ascii="Times New Roman" w:hAnsi="Times New Roman"/>
+          <w:sz w:val="24"/>
+          <w:szCs w:val="24"/>
+        </w:rPr>
+        <w:t>Guest l</w:t>
+      </w:r>
+      <w:r>
+        <w:rPr>
+          <w:rFonts w:ascii="Times New Roman" w:hAnsi="Times New Roman"/>
+          <w:sz w:val="24"/>
+          <w:szCs w:val="24"/>
+        </w:rPr>
+        <w:t xml:space="preserve">ectured </w:t>
+      </w:r>
+      <w:r>
+        <w:rPr>
+          <w:rFonts w:ascii="Times New Roman" w:hAnsi="Times New Roman"/>
+          <w:sz w:val="24"/>
+          <w:szCs w:val="24"/>
+        </w:rPr>
+        <w:t xml:space="preserve">at the request of </w:t>
+      </w:r>
+      <w:r>
+        <w:rPr>
+          <w:rFonts w:ascii="Times New Roman" w:hAnsi="Times New Roman"/>
+          <w:sz w:val="24"/>
+          <w:szCs w:val="24"/>
+        </w:rPr>
+        <w:t>the professor</w:t>
+      </w:r>
+    </w:p>
+    <w:p>
+      <w:pPr>
+        <w:pStyle w:val="NoSpacing"/>
+        <w:numPr>
+          <w:ilvl w:val="0"/>
+          <w:numId w:val="8"/>
+        </w:numPr>
+        <w:tabs>
+          <w:tab w:val="left" w:pos="1440"/>
+          <w:tab w:val="left" w:pos="2250"/>
+        </w:tabs>
+        <w:rPr>
+          <w:rFonts w:ascii="Times New Roman" w:hAnsi="Times New Roman"/>
+          <w:b/>
+          <w:sz w:val="24"/>
+          <w:szCs w:val="24"/>
+        </w:rPr>
+      </w:pPr>
+      <w:r>
+        <w:rPr>
+          <w:rFonts w:ascii="Times New Roman" w:hAnsi="Times New Roman"/>
+          <w:bCs/>
+          <w:sz w:val="24"/>
+          <w:szCs w:val="24"/>
+        </w:rPr>
+        <w:t>Great Musicians (Music Appreciation) (Fall 2009, Spring 2010)</w:t>
+      </w:r>
+    </w:p>
+    <w:p>
+      <w:pPr>
+        <w:pStyle w:val="NoSpacing"/>
+        <w:numPr>
+          <w:ilvl w:val="1"/>
+          <w:numId w:val="8"/>
+        </w:numPr>
+        <w:tabs>
+          <w:tab w:val="left" w:pos="2250"/>
+        </w:tabs>
+        <w:rPr>
+          <w:rFonts w:ascii="Times New Roman" w:hAnsi="Times New Roman"/>
+          <w:b/>
+          <w:sz w:val="24"/>
+          <w:szCs w:val="24"/>
+        </w:rPr>
+      </w:pPr>
+      <w:r>
+        <w:rPr>
+          <w:rFonts w:ascii="Times New Roman" w:hAnsi="Times New Roman"/>
+          <w:sz w:val="24"/>
+          <w:szCs w:val="24"/>
+        </w:rPr>
+        <w:t>Gave two one-hour lectures in weekly discussion sessions</w:t>
+      </w:r>
+    </w:p>
+    <w:p>
+      <w:pPr>
+        <w:pStyle w:val="NoSpacing"/>
+        <w:numPr>
+          <w:ilvl w:val="1"/>
+          <w:numId w:val="8"/>
+        </w:numPr>
+        <w:tabs>
+          <w:tab w:val="left" w:pos="2250"/>
+        </w:tabs>
+        <w:rPr>
+          <w:rFonts w:ascii="Times New Roman" w:hAnsi="Times New Roman"/>
+          <w:b/>
+          <w:sz w:val="24"/>
+          <w:szCs w:val="24"/>
+        </w:rPr>
+      </w:pPr>
+      <w:r>
+        <w:rPr>
+          <w:rFonts w:ascii="Times New Roman" w:hAnsi="Times New Roman"/>
+          <w:sz w:val="24"/>
+          <w:szCs w:val="24"/>
+        </w:rPr>
+        <w:t>Helped students review class materials</w:t>
+      </w:r>
+    </w:p>
+    <w:p>
+      <w:pPr>
+        <w:pStyle w:val="NoSpacing"/>
+        <w:numPr>
+          <w:ilvl w:val="1"/>
+          <w:numId w:val="8"/>
+        </w:numPr>
+        <w:tabs>
+          <w:tab w:val="left" w:pos="2250"/>
+        </w:tabs>
+        <w:rPr>
+          <w:rFonts w:ascii="Times New Roman" w:hAnsi="Times New Roman"/>
+          <w:b/>
+          <w:sz w:val="24"/>
+          <w:szCs w:val="24"/>
+        </w:rPr>
+      </w:pPr>
+      <w:r>
+        <w:rPr>
+          <w:rFonts w:ascii="Times New Roman" w:hAnsi="Times New Roman"/>
+          <w:sz w:val="24"/>
+          <w:szCs w:val="24"/>
+        </w:rPr>
+        <w:t>Graded assignments, concert reports, exams, and quizzes</w:t>
+      </w:r>
+    </w:p>
+    <w:p>
+      <w:pPr>
+        <w:rPr>
+          <w:bCs/>
+          <w:sz w:val="22"/>
+          <w:szCs w:val="22"/>
+        </w:rPr>
+      </w:pPr>
+    </w:p>
+    <w:p>
+      <w:pPr>
+        <w:pStyle w:val="Heading1"/>
+        <w:rPr>
+          <w:rFonts w:asciiTheme="minorHAnsi" w:hAnsiTheme="minorHAnsi" w:cstheme="minorHAnsi"/>
+          <w:sz w:val="22"/>
+          <w:szCs w:val="22"/>
+        </w:rPr>
+      </w:pPr>
+      <w:r>
+        <w:rPr>
+          <w:rFonts w:asciiTheme="minorHAnsi" w:hAnsiTheme="minorHAnsi" w:cstheme="minorHAnsi"/>
+          <w:sz w:val="22"/>
+          <w:szCs w:val="22"/>
+        </w:rPr>
+        <w:lastRenderedPageBreak/>
+        <w:t>Computer Skills</w:t>
+      </w:r>
+    </w:p>
+    <w:p>
+      <w:pPr>
+        <w:rPr>
+          <w:rFonts w:asciiTheme="minorHAnsi" w:hAnsiTheme="minorHAnsi" w:cstheme="minorHAnsi"/>
+          <w:b/>
+          <w:sz w:val="22"/>
+          <w:szCs w:val="22"/>
+        </w:rPr>
+      </w:pPr>
+    </w:p>
+    <w:p>
+      <w:pPr>
+        <w:rPr>
+          <w:rFonts w:asciiTheme="minorHAnsi" w:hAnsiTheme="minorHAnsi" w:cstheme="minorHAnsi"/>
+          <w:sz w:val="22"/>
+          <w:szCs w:val="22"/>
+        </w:rPr>
+      </w:pPr>
+      <w:r>
+        <w:rPr>
+          <w:rFonts w:asciiTheme="minorHAnsi" w:hAnsiTheme="minorHAnsi" w:cstheme="minorHAnsi"/>
+          <w:b/>
+          <w:sz w:val="22"/>
+          <w:szCs w:val="22"/>
+        </w:rPr>
+        <w:t>Programming</w:t>
+      </w:r>
+      <w:r>
+        <w:rPr>
+          <w:rFonts w:asciiTheme="minorHAnsi" w:hAnsiTheme="minorHAnsi" w:cstheme="minorHAnsi"/>
+          <w:sz w:val="22"/>
+          <w:szCs w:val="22"/>
+        </w:rPr>
+        <w:t>: R, Python</w:t>
+      </w:r>
+    </w:p>
+    <w:p>
+      <w:pPr>
+        <w:rPr>
+          <w:bCs/>
+          <w:sz w:val="22"/>
+          <w:szCs w:val="22"/>
+        </w:rPr>
+      </w:pPr>
+      <w:r>
+        <w:rPr>
+          <w:rFonts w:asciiTheme="minorHAnsi" w:hAnsiTheme="minorHAnsi" w:cstheme="minorHAnsi"/>
+          <w:b/>
+          <w:sz w:val="22"/>
+          <w:szCs w:val="22"/>
+        </w:rPr>
+        <w:t>Certificate</w:t>
       </w:r>
       <w:r>
         <w:rPr>
@@ -6022,251 +5678,107 @@
         </w:rPr>
         <w:t xml:space="preserve">: </w:t>
       </w:r>
-      <w:hyperlink r:id="rId10" w:history="1">
-        <w:r>
-          <w:rPr>
-            <w:rStyle w:val="Hyperlink"/>
-            <w:rFonts w:asciiTheme="minorHAnsi" w:hAnsiTheme="minorHAnsi" w:cstheme="minorHAnsi"/>
-            <w:sz w:val="22"/>
-            <w:szCs w:val="22"/>
-          </w:rPr>
-          <w:t>jwilli27@ncsu.edu</w:t>
-        </w:r>
-      </w:hyperlink>
-    </w:p>
-    <w:p>
-      <w:pPr>
-        <w:rPr>
-          <w:rFonts w:asciiTheme="minorHAnsi" w:hAnsiTheme="minorHAnsi" w:cstheme="minorHAnsi"/>
-          <w:b/>
-          <w:sz w:val="22"/>
-          <w:szCs w:val="22"/>
-        </w:rPr>
-      </w:pPr>
-    </w:p>
-    <w:p>
-      <w:pPr>
-        <w:rPr>
-          <w:rFonts w:asciiTheme="minorHAnsi" w:hAnsiTheme="minorHAnsi" w:cstheme="minorHAnsi"/>
-          <w:sz w:val="22"/>
-          <w:szCs w:val="22"/>
-        </w:rPr>
-      </w:pPr>
-      <w:r>
-        <w:rPr>
-          <w:rFonts w:asciiTheme="minorHAnsi" w:hAnsiTheme="minorHAnsi" w:cstheme="minorHAnsi"/>
-          <w:b/>
-          <w:sz w:val="22"/>
-          <w:szCs w:val="22"/>
-        </w:rPr>
-        <w:t>Justin Post</w:t>
-      </w:r>
-      <w:r>
-        <w:rPr>
-          <w:rFonts w:asciiTheme="minorHAnsi" w:hAnsiTheme="minorHAnsi" w:cstheme="minorHAnsi"/>
-          <w:sz w:val="22"/>
-          <w:szCs w:val="22"/>
-        </w:rPr>
-        <w:t>, Teaching Professor</w:t>
-      </w:r>
-    </w:p>
-    <w:p>
-      <w:pPr>
-        <w:rPr>
-          <w:rFonts w:asciiTheme="minorHAnsi" w:hAnsiTheme="minorHAnsi" w:cstheme="minorHAnsi"/>
-          <w:sz w:val="22"/>
-          <w:szCs w:val="22"/>
-        </w:rPr>
-      </w:pPr>
-      <w:r>
-        <w:rPr>
-          <w:rFonts w:asciiTheme="minorHAnsi" w:hAnsiTheme="minorHAnsi" w:cstheme="minorHAnsi"/>
-          <w:sz w:val="22"/>
-          <w:szCs w:val="22"/>
-        </w:rPr>
-        <w:t>Department of Statistics, North Carolina State University</w:t>
-      </w:r>
-    </w:p>
-    <w:p>
-      <w:pPr>
-        <w:rPr>
-          <w:rFonts w:asciiTheme="minorHAnsi" w:hAnsiTheme="minorHAnsi" w:cstheme="minorHAnsi"/>
-          <w:sz w:val="22"/>
-          <w:szCs w:val="22"/>
-        </w:rPr>
-      </w:pPr>
-      <w:r>
-        <w:rPr>
-          <w:rFonts w:asciiTheme="minorHAnsi" w:hAnsiTheme="minorHAnsi" w:cstheme="minorHAnsi"/>
-          <w:sz w:val="22"/>
-          <w:szCs w:val="22"/>
-        </w:rPr>
-        <w:t>SAS Hall 52</w:t>
-      </w:r>
-      <w:r>
-        <w:rPr>
-          <w:rFonts w:asciiTheme="minorHAnsi" w:hAnsiTheme="minorHAnsi" w:cstheme="minorHAnsi"/>
-          <w:sz w:val="22"/>
-          <w:szCs w:val="22"/>
-        </w:rPr>
-        <w:t>72</w:t>
-      </w:r>
-    </w:p>
-    <w:p>
-      <w:pPr>
-        <w:rPr>
-          <w:rFonts w:asciiTheme="minorHAnsi" w:hAnsiTheme="minorHAnsi" w:cstheme="minorHAnsi"/>
-          <w:sz w:val="22"/>
-          <w:szCs w:val="22"/>
-        </w:rPr>
-      </w:pPr>
-      <w:r>
-        <w:rPr>
-          <w:rFonts w:asciiTheme="minorHAnsi" w:hAnsiTheme="minorHAnsi" w:cstheme="minorHAnsi"/>
-          <w:sz w:val="22"/>
-          <w:szCs w:val="22"/>
-        </w:rPr>
-        <w:t xml:space="preserve">Email: </w:t>
-      </w:r>
-      <w:hyperlink r:id="rId11" w:history="1">
-        <w:r>
-          <w:rPr>
-            <w:rStyle w:val="Hyperlink"/>
-            <w:rFonts w:asciiTheme="minorHAnsi" w:hAnsiTheme="minorHAnsi" w:cstheme="minorHAnsi"/>
-            <w:sz w:val="22"/>
-            <w:szCs w:val="22"/>
-          </w:rPr>
-          <w:t>justin_post@ncsu.edu</w:t>
-        </w:r>
-      </w:hyperlink>
-    </w:p>
-    <w:p>
-      <w:pPr>
-        <w:rPr>
-          <w:rFonts w:asciiTheme="minorHAnsi" w:hAnsiTheme="minorHAnsi" w:cstheme="minorHAnsi"/>
-          <w:b/>
-          <w:sz w:val="22"/>
-          <w:szCs w:val="22"/>
-        </w:rPr>
-      </w:pPr>
-    </w:p>
-    <w:p>
-      <w:pPr>
-        <w:rPr>
-          <w:rFonts w:asciiTheme="minorHAnsi" w:hAnsiTheme="minorHAnsi" w:cstheme="minorHAnsi"/>
-          <w:sz w:val="22"/>
-          <w:szCs w:val="22"/>
-        </w:rPr>
-      </w:pPr>
-      <w:r>
-        <w:rPr>
-          <w:rFonts w:asciiTheme="minorHAnsi" w:hAnsiTheme="minorHAnsi" w:cstheme="minorHAnsi"/>
-          <w:b/>
-          <w:sz w:val="22"/>
-          <w:szCs w:val="22"/>
-        </w:rPr>
-        <w:t>Yawen Guan</w:t>
-      </w:r>
-      <w:r>
-        <w:rPr>
-          <w:rFonts w:asciiTheme="minorHAnsi" w:hAnsiTheme="minorHAnsi" w:cstheme="minorHAnsi"/>
-          <w:sz w:val="22"/>
-          <w:szCs w:val="22"/>
-        </w:rPr>
-        <w:t>, Assistant Professor</w:t>
-      </w:r>
-    </w:p>
-    <w:p>
-      <w:pPr>
-        <w:rPr>
-          <w:rFonts w:asciiTheme="minorHAnsi" w:hAnsiTheme="minorHAnsi" w:cstheme="minorHAnsi"/>
-          <w:sz w:val="22"/>
-          <w:szCs w:val="22"/>
-        </w:rPr>
-      </w:pPr>
-      <w:r>
-        <w:rPr>
-          <w:rFonts w:asciiTheme="minorHAnsi" w:hAnsiTheme="minorHAnsi" w:cstheme="minorHAnsi"/>
-          <w:sz w:val="22"/>
-          <w:szCs w:val="22"/>
-        </w:rPr>
-        <w:t>Department of Statistics, Colorado State University</w:t>
-      </w:r>
-    </w:p>
-    <w:p>
-      <w:pPr>
-        <w:rPr>
-          <w:rFonts w:asciiTheme="minorHAnsi" w:hAnsiTheme="minorHAnsi" w:cstheme="minorHAnsi"/>
-          <w:sz w:val="22"/>
-          <w:szCs w:val="22"/>
-        </w:rPr>
-      </w:pPr>
-      <w:r>
-        <w:rPr>
-          <w:rFonts w:asciiTheme="minorHAnsi" w:hAnsiTheme="minorHAnsi" w:cstheme="minorHAnsi"/>
-          <w:sz w:val="22"/>
-          <w:szCs w:val="22"/>
-        </w:rPr>
-        <w:t>Statistics Building 218</w:t>
-      </w:r>
-    </w:p>
-    <w:p>
-      <w:pPr>
-        <w:rPr>
-          <w:rFonts w:asciiTheme="minorHAnsi" w:hAnsiTheme="minorHAnsi" w:cstheme="minorHAnsi"/>
-          <w:sz w:val="22"/>
-          <w:szCs w:val="22"/>
-        </w:rPr>
-      </w:pPr>
-      <w:r>
-        <w:rPr>
-          <w:rFonts w:asciiTheme="minorHAnsi" w:hAnsiTheme="minorHAnsi" w:cstheme="minorHAnsi"/>
-          <w:sz w:val="22"/>
-          <w:szCs w:val="22"/>
-        </w:rPr>
-        <w:t xml:space="preserve">Email: </w:t>
-      </w:r>
-      <w:hyperlink r:id="rId12" w:history="1">
-        <w:r>
-          <w:rPr>
-            <w:rStyle w:val="Hyperlink"/>
-            <w:rFonts w:asciiTheme="minorHAnsi" w:hAnsiTheme="minorHAnsi" w:cstheme="minorHAnsi"/>
-            <w:sz w:val="22"/>
-            <w:szCs w:val="22"/>
-          </w:rPr>
-          <w:t>yawen.guan@colostate.edu</w:t>
-        </w:r>
-      </w:hyperlink>
-    </w:p>
-    <w:p>
-      <w:pPr>
-        <w:rPr>
-          <w:rFonts w:asciiTheme="minorHAnsi" w:hAnsiTheme="minorHAnsi" w:cstheme="minorHAnsi"/>
-          <w:sz w:val="22"/>
-          <w:szCs w:val="22"/>
-        </w:rPr>
-      </w:pPr>
-    </w:p>
-    <w:p>
-      <w:pPr>
-        <w:rPr>
-          <w:rFonts w:asciiTheme="minorHAnsi" w:hAnsiTheme="minorHAnsi" w:cstheme="minorHAnsi"/>
-          <w:sz w:val="22"/>
-          <w:szCs w:val="22"/>
-        </w:rPr>
-      </w:pPr>
-      <w:r>
-        <w:rPr>
-          <w:rFonts w:asciiTheme="minorHAnsi" w:hAnsiTheme="minorHAnsi" w:cstheme="minorHAnsi"/>
-          <w:b/>
-          <w:sz w:val="22"/>
-          <w:szCs w:val="22"/>
-        </w:rPr>
-        <w:t>Natalie Nelson</w:t>
-      </w:r>
-      <w:r>
-        <w:rPr>
-          <w:rFonts w:asciiTheme="minorHAnsi" w:hAnsiTheme="minorHAnsi" w:cstheme="minorHAnsi"/>
+      <w:r>
+        <w:rPr>
+          <w:bCs/>
+          <w:sz w:val="22"/>
+          <w:szCs w:val="22"/>
+        </w:rPr>
+        <w:t>SAS Certified Specialist: Base Programming Using SAS 9.4 (Issued May 2020)</w:t>
+      </w:r>
+    </w:p>
+    <w:p>
+      <w:pPr>
+        <w:rPr>
+          <w:bCs/>
+          <w:sz w:val="22"/>
+          <w:szCs w:val="22"/>
+        </w:rPr>
+      </w:pPr>
+      <w:r>
+        <w:rPr>
+          <w:b/>
+          <w:sz w:val="22"/>
+          <w:szCs w:val="22"/>
+        </w:rPr>
+        <w:t>Tools:</w:t>
+      </w:r>
+      <w:r>
+        <w:rPr>
+          <w:bCs/>
+          <w:sz w:val="22"/>
+          <w:szCs w:val="22"/>
+        </w:rPr>
+        <w:t xml:space="preserve"> High performance computing, Git version control</w:t>
+      </w:r>
+      <w:r>
+        <w:rPr>
+          <w:bCs/>
+          <w:sz w:val="22"/>
+          <w:szCs w:val="22"/>
+        </w:rPr>
+        <w:t>, parallel computing</w:t>
+      </w:r>
+    </w:p>
+    <w:p>
+      <w:pPr>
+        <w:rPr>
+          <w:bCs/>
+          <w:sz w:val="22"/>
+          <w:szCs w:val="22"/>
+        </w:rPr>
+      </w:pPr>
+    </w:p>
+    <w:p>
+      <w:pPr>
+        <w:pStyle w:val="Heading1"/>
+        <w:rPr>
+          <w:rFonts w:asciiTheme="minorHAnsi" w:hAnsiTheme="minorHAnsi" w:cstheme="minorHAnsi"/>
+          <w:sz w:val="22"/>
+          <w:szCs w:val="22"/>
+        </w:rPr>
+      </w:pPr>
+      <w:r>
+        <w:rPr>
+          <w:rFonts w:asciiTheme="minorHAnsi" w:hAnsiTheme="minorHAnsi" w:cstheme="minorHAnsi"/>
+          <w:sz w:val="22"/>
+          <w:szCs w:val="22"/>
+        </w:rPr>
+        <w:t>Languages</w:t>
+      </w:r>
+    </w:p>
+    <w:p>
+      <w:pPr>
+        <w:rPr>
+          <w:rFonts w:asciiTheme="minorHAnsi" w:hAnsiTheme="minorHAnsi" w:cstheme="minorHAnsi"/>
+          <w:b/>
+          <w:sz w:val="22"/>
+          <w:szCs w:val="22"/>
+        </w:rPr>
+      </w:pPr>
+    </w:p>
+    <w:p>
+      <w:pPr>
+        <w:rPr>
+          <w:rFonts w:asciiTheme="minorHAnsi" w:hAnsiTheme="minorHAnsi" w:cstheme="minorHAnsi"/>
+          <w:bCs/>
+          <w:sz w:val="22"/>
+          <w:szCs w:val="22"/>
+        </w:rPr>
+      </w:pPr>
+      <w:r>
+        <w:rPr>
+          <w:rFonts w:asciiTheme="minorHAnsi" w:hAnsiTheme="minorHAnsi" w:cstheme="minorHAnsi"/>
+          <w:bCs/>
+          <w:sz w:val="22"/>
+          <w:szCs w:val="22"/>
+        </w:rPr>
+        <w:t>English</w:t>
+      </w:r>
+      <w:r>
+        <w:rPr>
+          <w:rFonts w:asciiTheme="minorHAnsi" w:hAnsiTheme="minorHAnsi" w:cstheme="minorHAnsi"/>
+          <w:bCs/>
           <w:sz w:val="22"/>
           <w:szCs w:val="22"/>
         </w:rPr>
@@ -6275,97 +5787,66 @@
       <w:r>
         <w:rPr>
           <w:rFonts w:asciiTheme="minorHAnsi" w:hAnsiTheme="minorHAnsi" w:cstheme="minorHAnsi"/>
-          <w:sz w:val="22"/>
-          <w:szCs w:val="22"/>
-        </w:rPr>
-        <w:t>Associate</w:t>
-      </w:r>
-      <w:r>
-        <w:rPr>
-          <w:rFonts w:asciiTheme="minorHAnsi" w:hAnsiTheme="minorHAnsi" w:cstheme="minorHAnsi"/>
-          <w:sz w:val="22"/>
-          <w:szCs w:val="22"/>
-        </w:rPr>
-        <w:t xml:space="preserve"> Professor</w:t>
-      </w:r>
-    </w:p>
-    <w:p>
-      <w:pPr>
-        <w:rPr>
-          <w:rFonts w:asciiTheme="minorHAnsi" w:hAnsiTheme="minorHAnsi" w:cstheme="minorHAnsi"/>
-          <w:sz w:val="22"/>
-          <w:szCs w:val="22"/>
-        </w:rPr>
-      </w:pPr>
-      <w:r>
-        <w:rPr>
-          <w:rFonts w:asciiTheme="minorHAnsi" w:hAnsiTheme="minorHAnsi" w:cstheme="minorHAnsi"/>
-          <w:sz w:val="22"/>
-          <w:szCs w:val="22"/>
-        </w:rPr>
-        <w:t xml:space="preserve">Department of </w:t>
-      </w:r>
-      <w:r>
-        <w:rPr>
-          <w:rFonts w:asciiTheme="minorHAnsi" w:hAnsiTheme="minorHAnsi" w:cstheme="minorHAnsi"/>
-          <w:sz w:val="22"/>
-          <w:szCs w:val="22"/>
-        </w:rPr>
-        <w:t>Biological and Agricultural Engineering</w:t>
-      </w:r>
-      <w:r>
-        <w:rPr>
-          <w:rFonts w:asciiTheme="minorHAnsi" w:hAnsiTheme="minorHAnsi" w:cstheme="minorHAnsi"/>
-          <w:sz w:val="22"/>
-          <w:szCs w:val="22"/>
-        </w:rPr>
-        <w:t>, North Carolina State University</w:t>
-      </w:r>
-    </w:p>
-    <w:p>
-      <w:pPr>
-        <w:rPr>
-          <w:rFonts w:asciiTheme="minorHAnsi" w:hAnsiTheme="minorHAnsi" w:cstheme="minorHAnsi"/>
-          <w:sz w:val="22"/>
-          <w:szCs w:val="22"/>
-        </w:rPr>
-      </w:pPr>
-      <w:r>
-        <w:rPr>
-          <w:rFonts w:asciiTheme="minorHAnsi" w:hAnsiTheme="minorHAnsi" w:cstheme="minorHAnsi"/>
-          <w:sz w:val="22"/>
-          <w:szCs w:val="22"/>
-        </w:rPr>
-        <w:t>152 Weaver Labs</w:t>
-      </w:r>
-    </w:p>
-    <w:p>
-      <w:pPr>
-        <w:rPr>
-          <w:rFonts w:asciiTheme="minorHAnsi" w:hAnsiTheme="minorHAnsi" w:cstheme="minorHAnsi"/>
-          <w:sz w:val="22"/>
-          <w:szCs w:val="22"/>
-        </w:rPr>
-      </w:pPr>
-      <w:r>
-        <w:rPr>
-          <w:rFonts w:asciiTheme="minorHAnsi" w:hAnsiTheme="minorHAnsi" w:cstheme="minorHAnsi"/>
-          <w:sz w:val="22"/>
-          <w:szCs w:val="22"/>
-        </w:rPr>
-        <w:t xml:space="preserve">Email: </w:t>
-      </w:r>
-      <w:hyperlink r:id="rId13" w:history="1">
-        <w:r>
-          <w:rPr>
-            <w:rStyle w:val="Hyperlink"/>
-            <w:rFonts w:asciiTheme="minorHAnsi" w:hAnsiTheme="minorHAnsi" w:cstheme="minorHAnsi"/>
-            <w:sz w:val="22"/>
-            <w:szCs w:val="22"/>
-          </w:rPr>
-          <w:t>nnelson4@ncsu.edu</w:t>
-        </w:r>
-      </w:hyperlink>
+          <w:bCs/>
+          <w:sz w:val="22"/>
+          <w:szCs w:val="22"/>
+        </w:rPr>
+        <w:t>Mandari</w:t>
+      </w:r>
+      <w:r>
+        <w:rPr>
+          <w:rFonts w:asciiTheme="minorHAnsi" w:hAnsiTheme="minorHAnsi" w:cstheme="minorHAnsi"/>
+          <w:bCs/>
+          <w:sz w:val="22"/>
+          <w:szCs w:val="22"/>
+        </w:rPr>
+        <w:t xml:space="preserve">n, </w:t>
+      </w:r>
+      <w:r>
+        <w:rPr>
+          <w:rFonts w:asciiTheme="minorHAnsi" w:hAnsiTheme="minorHAnsi" w:cstheme="minorHAnsi"/>
+          <w:bCs/>
+          <w:sz w:val="22"/>
+          <w:szCs w:val="22"/>
+        </w:rPr>
+        <w:t>German</w:t>
+      </w:r>
+      <w:r>
+        <w:rPr>
+          <w:rFonts w:asciiTheme="minorHAnsi" w:hAnsiTheme="minorHAnsi" w:cstheme="minorHAnsi"/>
+          <w:bCs/>
+          <w:sz w:val="22"/>
+          <w:szCs w:val="22"/>
+        </w:rPr>
+        <w:t xml:space="preserve">, </w:t>
+      </w:r>
+      <w:r>
+        <w:rPr>
+          <w:rFonts w:asciiTheme="minorHAnsi" w:hAnsiTheme="minorHAnsi" w:cstheme="minorHAnsi"/>
+          <w:bCs/>
+          <w:sz w:val="22"/>
+          <w:szCs w:val="22"/>
+        </w:rPr>
+        <w:t>French</w:t>
+      </w:r>
+      <w:r>
+        <w:rPr>
+          <w:rFonts w:asciiTheme="minorHAnsi" w:hAnsiTheme="minorHAnsi" w:cstheme="minorHAnsi"/>
+          <w:bCs/>
+          <w:sz w:val="22"/>
+          <w:szCs w:val="22"/>
+        </w:rPr>
+        <w:t xml:space="preserve">, </w:t>
+      </w:r>
+      <w:r>
+        <w:rPr>
+          <w:rFonts w:asciiTheme="minorHAnsi" w:hAnsiTheme="minorHAnsi" w:cstheme="minorHAnsi"/>
+          <w:bCs/>
+          <w:sz w:val="22"/>
+          <w:szCs w:val="22"/>
+        </w:rPr>
+        <w:t>Italian</w:t>
+      </w:r>
     </w:p>
     <w:p>
       <w:pPr>
@@ -6381,22 +5862,8 @@
         </w:rPr>
       </w:pPr>
     </w:p>
-    <w:p>
-      <w:pPr>
-        <w:tabs>
-          <w:tab w:val="left" w:pos="720"/>
-          <w:tab w:val="right" w:pos="8640"/>
-        </w:tabs>
-        <w:rPr>
-          <w:rFonts w:asciiTheme="minorHAnsi" w:hAnsiTheme="minorHAnsi" w:cstheme="minorHAnsi"/>
-          <w:b/>
-          <w:sz w:val="22"/>
-          <w:szCs w:val="22"/>
-        </w:rPr>
-      </w:pPr>
-    </w:p>
     <w:sectPr>
-      <w:footerReference w:type="default" r:id="rId14"/>
+      <w:footerReference w:type="default" r:id="rId8"/>
       <w:pgSz w:w="12240" w:h="15840"/>
       <w:pgMar w:top="1440" w:right="1440" w:bottom="1440" w:left="1800" w:header="720" w:footer="720" w:gutter="0"/>
       <w:cols w:space="720"/>

--- a/assets/CV (Shih-Ni Prim).docx
+++ b/assets/CV (Shih-Ni Prim).docx
@@ -1133,26 +1133,58 @@
           <w:sz w:val="22"/>
           <w:szCs w:val="22"/>
         </w:rPr>
-        <w:t>Working papers</w:t>
-      </w:r>
-    </w:p>
-    <w:p>
-      <w:pPr>
-        <w:rPr>
-          <w:rFonts w:asciiTheme="minorHAnsi" w:hAnsiTheme="minorHAnsi" w:cstheme="minorHAnsi"/>
-          <w:sz w:val="22"/>
-          <w:szCs w:val="22"/>
-        </w:rPr>
-      </w:pPr>
-    </w:p>
-    <w:p>
-      <w:pPr>
-        <w:rPr>
-          <w:rFonts w:asciiTheme="minorHAnsi" w:hAnsiTheme="minorHAnsi" w:cstheme="minorHAnsi"/>
-          <w:sz w:val="22"/>
-          <w:szCs w:val="22"/>
-        </w:rPr>
-      </w:pPr>
+        <w:t>Peer-reviewed papers</w:t>
+      </w:r>
+    </w:p>
+    <w:p>
+      <w:pPr>
+        <w:rPr>
+          <w:rFonts w:asciiTheme="minorHAnsi" w:hAnsiTheme="minorHAnsi" w:cstheme="minorHAnsi"/>
+          <w:b/>
+          <w:bCs/>
+          <w:sz w:val="22"/>
+          <w:szCs w:val="22"/>
+        </w:rPr>
+      </w:pPr>
+      <w:r>
+        <w:rPr>
+          <w:rFonts w:asciiTheme="minorHAnsi" w:hAnsiTheme="minorHAnsi" w:cstheme="minorHAnsi"/>
+          <w:b/>
+          <w:bCs/>
+          <w:sz w:val="22"/>
+          <w:szCs w:val="22"/>
+        </w:rPr>
+        <w:t xml:space="preserve">In review </w:t>
+      </w:r>
+    </w:p>
+    <w:p>
+      <w:pPr>
+        <w:rPr>
+          <w:rFonts w:asciiTheme="minorHAnsi" w:hAnsiTheme="minorHAnsi" w:cstheme="minorHAnsi"/>
+          <w:b/>
+          <w:bCs/>
+          <w:sz w:val="22"/>
+          <w:szCs w:val="22"/>
+        </w:rPr>
+      </w:pPr>
+    </w:p>
+    <w:p>
+      <w:pPr>
+        <w:ind w:left="180"/>
+        <w:rPr>
+          <w:rFonts w:asciiTheme="minorHAnsi" w:hAnsiTheme="minorHAnsi" w:cstheme="minorHAnsi"/>
+          <w:sz w:val="22"/>
+          <w:szCs w:val="22"/>
+        </w:rPr>
+      </w:pPr>
+      <w:r>
+        <w:rPr>
+          <w:rFonts w:asciiTheme="minorHAnsi" w:hAnsiTheme="minorHAnsi" w:cstheme="minorHAnsi"/>
+          <w:sz w:val="22"/>
+          <w:szCs w:val="22"/>
+        </w:rPr>
+        <w:t xml:space="preserve">Martin, R, </w:t>
+      </w:r>
       <w:r>
         <w:rPr>
           <w:rFonts w:asciiTheme="minorHAnsi" w:hAnsiTheme="minorHAnsi" w:cstheme="minorHAnsi"/>
@@ -1169,23 +1201,68 @@
           <w:sz w:val="22"/>
           <w:szCs w:val="22"/>
         </w:rPr>
-        <w:t xml:space="preserve">, </w:t>
-      </w:r>
-      <w:r>
-        <w:rPr>
-          <w:rFonts w:asciiTheme="minorHAnsi" w:hAnsiTheme="minorHAnsi" w:cstheme="minorHAnsi"/>
-          <w:sz w:val="22"/>
-          <w:szCs w:val="22"/>
-        </w:rPr>
-        <w:t xml:space="preserve">Quinlan </w:t>
-      </w:r>
-      <w:r>
-        <w:rPr>
-          <w:rFonts w:asciiTheme="minorHAnsi" w:hAnsiTheme="minorHAnsi" w:cstheme="minorHAnsi"/>
-          <w:sz w:val="22"/>
-          <w:szCs w:val="22"/>
-        </w:rPr>
-        <w:t>K</w:t>
+        <w:t>, and Williams, J. “</w:t>
+      </w:r>
+      <w:r>
+        <w:rPr>
+          <w:rFonts w:asciiTheme="minorHAnsi" w:hAnsiTheme="minorHAnsi" w:cstheme="minorHAnsi"/>
+          <w:sz w:val="22"/>
+          <w:szCs w:val="22"/>
+        </w:rPr>
+        <w:t>Decision-making with possibilistic inferential models</w:t>
+      </w:r>
+      <w:r>
+        <w:rPr>
+          <w:rFonts w:asciiTheme="minorHAnsi" w:hAnsiTheme="minorHAnsi" w:cstheme="minorHAnsi"/>
+          <w:sz w:val="22"/>
+          <w:szCs w:val="22"/>
+        </w:rPr>
+        <w:t>,</w:t>
+      </w:r>
+      <w:r>
+        <w:rPr>
+          <w:rFonts w:asciiTheme="minorHAnsi" w:hAnsiTheme="minorHAnsi" w:cstheme="minorHAnsi"/>
+          <w:sz w:val="22"/>
+          <w:szCs w:val="22"/>
+        </w:rPr>
+        <w:t>”</w:t>
+      </w:r>
+      <w:r>
+        <w:rPr>
+          <w:rFonts w:asciiTheme="minorHAnsi" w:hAnsiTheme="minorHAnsi" w:cstheme="minorHAnsi"/>
+          <w:sz w:val="22"/>
+          <w:szCs w:val="22"/>
+        </w:rPr>
+        <w:t xml:space="preserve"> </w:t>
+      </w:r>
+      <w:proofErr w:type="spellStart"/>
+      <w:r>
+        <w:rPr>
+          <w:rFonts w:asciiTheme="minorHAnsi" w:hAnsiTheme="minorHAnsi" w:cstheme="minorHAnsi"/>
+          <w:sz w:val="22"/>
+          <w:szCs w:val="22"/>
+        </w:rPr>
+        <w:t>arXiv</w:t>
+      </w:r>
+      <w:proofErr w:type="spellEnd"/>
+      <w:r>
+        <w:rPr>
+          <w:rFonts w:asciiTheme="minorHAnsi" w:hAnsiTheme="minorHAnsi" w:cstheme="minorHAnsi"/>
+          <w:sz w:val="22"/>
+          <w:szCs w:val="22"/>
+        </w:rPr>
+        <w:t>:</w:t>
+      </w:r>
+      <w:r>
+        <w:t xml:space="preserve"> </w:t>
+      </w:r>
+      <w:r>
+        <w:rPr>
+          <w:rFonts w:asciiTheme="minorHAnsi" w:hAnsiTheme="minorHAnsi" w:cstheme="minorHAnsi"/>
+          <w:sz w:val="22"/>
+          <w:szCs w:val="22"/>
+        </w:rPr>
+        <w:t>2112.13247</w:t>
       </w:r>
       <w:r>
         <w:rPr>
@@ -1201,118 +1278,6 @@
           <w:sz w:val="22"/>
           <w:szCs w:val="22"/>
         </w:rPr>
-        <w:t xml:space="preserve"> R.</w:t>
-      </w:r>
-      <w:r>
-        <w:rPr>
-          <w:rFonts w:asciiTheme="minorHAnsi" w:hAnsiTheme="minorHAnsi" w:cstheme="minorHAnsi"/>
-          <w:sz w:val="22"/>
-          <w:szCs w:val="22"/>
-        </w:rPr>
-        <w:t xml:space="preserve">, </w:t>
-      </w:r>
-      <w:r>
-        <w:rPr>
-          <w:rFonts w:asciiTheme="minorHAnsi" w:hAnsiTheme="minorHAnsi" w:cstheme="minorHAnsi"/>
-          <w:sz w:val="22"/>
-          <w:szCs w:val="22"/>
-        </w:rPr>
-        <w:t>Hawkins P</w:t>
-      </w:r>
-      <w:r>
-        <w:rPr>
-          <w:rFonts w:asciiTheme="minorHAnsi" w:hAnsiTheme="minorHAnsi" w:cstheme="minorHAnsi"/>
-          <w:sz w:val="22"/>
-          <w:szCs w:val="22"/>
-        </w:rPr>
-        <w:t xml:space="preserve">., </w:t>
-      </w:r>
-      <w:r>
-        <w:rPr>
-          <w:rFonts w:asciiTheme="minorHAnsi" w:hAnsiTheme="minorHAnsi" w:cstheme="minorHAnsi"/>
-          <w:sz w:val="22"/>
-          <w:szCs w:val="22"/>
-        </w:rPr>
-        <w:t>Movva</w:t>
-      </w:r>
-      <w:r>
-        <w:rPr>
-          <w:rFonts w:asciiTheme="minorHAnsi" w:hAnsiTheme="minorHAnsi" w:cstheme="minorHAnsi"/>
-          <w:sz w:val="22"/>
-          <w:szCs w:val="22"/>
-        </w:rPr>
-        <w:t xml:space="preserve">, </w:t>
-      </w:r>
-      <w:r>
-        <w:rPr>
-          <w:rFonts w:asciiTheme="minorHAnsi" w:hAnsiTheme="minorHAnsi" w:cstheme="minorHAnsi"/>
-          <w:sz w:val="22"/>
-          <w:szCs w:val="22"/>
-        </w:rPr>
-        <w:t>J</w:t>
-      </w:r>
-      <w:r>
-        <w:rPr>
-          <w:rFonts w:asciiTheme="minorHAnsi" w:hAnsiTheme="minorHAnsi" w:cstheme="minorHAnsi"/>
-          <w:sz w:val="22"/>
-          <w:szCs w:val="22"/>
-        </w:rPr>
-        <w:t xml:space="preserve">., and Booth, </w:t>
-      </w:r>
-      <w:r>
-        <w:rPr>
-          <w:rFonts w:asciiTheme="minorHAnsi" w:hAnsiTheme="minorHAnsi" w:cstheme="minorHAnsi"/>
-          <w:sz w:val="22"/>
-          <w:szCs w:val="22"/>
-        </w:rPr>
-        <w:t>A</w:t>
-      </w:r>
-      <w:r>
-        <w:rPr>
-          <w:rFonts w:asciiTheme="minorHAnsi" w:hAnsiTheme="minorHAnsi" w:cstheme="minorHAnsi"/>
-          <w:sz w:val="22"/>
-          <w:szCs w:val="22"/>
-        </w:rPr>
-        <w:t>.</w:t>
-      </w:r>
-      <w:r>
-        <w:rPr>
-          <w:rFonts w:asciiTheme="minorHAnsi" w:hAnsiTheme="minorHAnsi" w:cstheme="minorHAnsi"/>
-          <w:sz w:val="22"/>
-          <w:szCs w:val="22"/>
-        </w:rPr>
-        <w:t xml:space="preserve"> S</w:t>
-      </w:r>
-      <w:r>
-        <w:rPr>
-          <w:rFonts w:asciiTheme="minorHAnsi" w:hAnsiTheme="minorHAnsi" w:cstheme="minorHAnsi"/>
-          <w:sz w:val="22"/>
-          <w:szCs w:val="22"/>
-        </w:rPr>
-        <w:t>. “</w:t>
-      </w:r>
-      <w:r>
-        <w:rPr>
-          <w:rFonts w:asciiTheme="minorHAnsi" w:hAnsiTheme="minorHAnsi" w:cstheme="minorHAnsi"/>
-          <w:sz w:val="22"/>
-          <w:szCs w:val="22"/>
-        </w:rPr>
-        <w:t>Actively Learning Joint Contours of Multiple Computer Experiments</w:t>
-      </w:r>
-      <w:r>
-        <w:rPr>
-          <w:rFonts w:asciiTheme="minorHAnsi" w:hAnsiTheme="minorHAnsi" w:cstheme="minorHAnsi"/>
-          <w:sz w:val="22"/>
-          <w:szCs w:val="22"/>
-        </w:rPr>
-        <w:t>,”</w:t>
-      </w:r>
-      <w:r>
-        <w:rPr>
-          <w:rFonts w:asciiTheme="minorHAnsi" w:hAnsiTheme="minorHAnsi" w:cstheme="minorHAnsi"/>
-          <w:sz w:val="22"/>
-          <w:szCs w:val="22"/>
-        </w:rPr>
         <w:t xml:space="preserve"> </w:t>
       </w:r>
       <w:r>
@@ -1321,507 +1286,9 @@
           <w:sz w:val="22"/>
           <w:szCs w:val="22"/>
         </w:rPr>
-        <w:t>arXiv:2512.13530.</w:t>
-      </w:r>
-    </w:p>
-    <w:p>
-      <w:pPr>
-        <w:rPr>
-          <w:rFonts w:asciiTheme="minorHAnsi" w:hAnsiTheme="minorHAnsi" w:cstheme="minorHAnsi"/>
-          <w:sz w:val="22"/>
-          <w:szCs w:val="22"/>
-        </w:rPr>
-      </w:pPr>
-    </w:p>
-    <w:p>
-      <w:pPr>
-        <w:rPr>
-          <w:rFonts w:asciiTheme="minorHAnsi" w:hAnsiTheme="minorHAnsi" w:cstheme="minorHAnsi"/>
-          <w:sz w:val="22"/>
-          <w:szCs w:val="22"/>
-        </w:rPr>
-      </w:pPr>
-      <w:r>
-        <w:rPr>
-          <w:rFonts w:asciiTheme="minorHAnsi" w:hAnsiTheme="minorHAnsi" w:cstheme="minorHAnsi"/>
-          <w:sz w:val="22"/>
-          <w:szCs w:val="22"/>
-        </w:rPr>
-        <w:t xml:space="preserve">Martin, R, </w:t>
-      </w:r>
-      <w:r>
-        <w:rPr>
-          <w:rFonts w:asciiTheme="minorHAnsi" w:hAnsiTheme="minorHAnsi" w:cstheme="minorHAnsi"/>
-          <w:b/>
-          <w:bCs/>
-          <w:sz w:val="22"/>
-          <w:szCs w:val="22"/>
-        </w:rPr>
-        <w:t>Prim, S.-N.</w:t>
-      </w:r>
-      <w:r>
-        <w:rPr>
-          <w:rFonts w:asciiTheme="minorHAnsi" w:hAnsiTheme="minorHAnsi" w:cstheme="minorHAnsi"/>
-          <w:sz w:val="22"/>
-          <w:szCs w:val="22"/>
-        </w:rPr>
-        <w:t>, and Williams, J. “</w:t>
-      </w:r>
-      <w:r>
-        <w:rPr>
-          <w:rFonts w:asciiTheme="minorHAnsi" w:hAnsiTheme="minorHAnsi" w:cstheme="minorHAnsi"/>
-          <w:sz w:val="22"/>
-          <w:szCs w:val="22"/>
-        </w:rPr>
-        <w:t>Decision-making with possibilistic inferential models</w:t>
-      </w:r>
-      <w:r>
-        <w:rPr>
-          <w:rFonts w:asciiTheme="minorHAnsi" w:hAnsiTheme="minorHAnsi" w:cstheme="minorHAnsi"/>
-          <w:sz w:val="22"/>
-          <w:szCs w:val="22"/>
-        </w:rPr>
-        <w:t>.”</w:t>
-      </w:r>
-    </w:p>
-    <w:p>
-      <w:pPr>
-        <w:rPr>
-          <w:rFonts w:asciiTheme="minorHAnsi" w:hAnsiTheme="minorHAnsi" w:cstheme="minorHAnsi"/>
-          <w:sz w:val="22"/>
-          <w:szCs w:val="22"/>
-        </w:rPr>
-      </w:pPr>
-    </w:p>
-    <w:p>
-      <w:pPr>
-        <w:rPr>
-          <w:rFonts w:asciiTheme="minorHAnsi" w:hAnsiTheme="minorHAnsi" w:cstheme="minorHAnsi"/>
-          <w:sz w:val="22"/>
-          <w:szCs w:val="22"/>
-        </w:rPr>
-      </w:pPr>
-      <w:proofErr w:type="spellStart"/>
-      <w:r>
-        <w:rPr>
-          <w:rFonts w:asciiTheme="minorHAnsi" w:hAnsiTheme="minorHAnsi" w:cstheme="minorHAnsi"/>
-          <w:sz w:val="22"/>
-          <w:szCs w:val="22"/>
-        </w:rPr>
-        <w:t>Phlips</w:t>
-      </w:r>
-      <w:proofErr w:type="spellEnd"/>
-      <w:r>
-        <w:rPr>
-          <w:rFonts w:asciiTheme="minorHAnsi" w:hAnsiTheme="minorHAnsi" w:cstheme="minorHAnsi"/>
-          <w:sz w:val="22"/>
-          <w:szCs w:val="22"/>
-        </w:rPr>
-        <w:t>,</w:t>
-      </w:r>
-      <w:r>
-        <w:rPr>
-          <w:rFonts w:asciiTheme="minorHAnsi" w:hAnsiTheme="minorHAnsi" w:cstheme="minorHAnsi"/>
-          <w:sz w:val="22"/>
-          <w:szCs w:val="22"/>
-        </w:rPr>
-        <w:t xml:space="preserve"> E.,</w:t>
-      </w:r>
-      <w:r>
-        <w:rPr>
-          <w:rFonts w:asciiTheme="minorHAnsi" w:hAnsiTheme="minorHAnsi" w:cstheme="minorHAnsi"/>
-          <w:sz w:val="22"/>
-          <w:szCs w:val="22"/>
-        </w:rPr>
-        <w:t xml:space="preserve"> </w:t>
-      </w:r>
-      <w:r>
-        <w:rPr>
-          <w:rFonts w:asciiTheme="minorHAnsi" w:hAnsiTheme="minorHAnsi" w:cstheme="minorHAnsi"/>
-          <w:b/>
-          <w:bCs/>
-          <w:sz w:val="22"/>
-          <w:szCs w:val="22"/>
-        </w:rPr>
-        <w:t>Prim, S.-N.</w:t>
-      </w:r>
-      <w:r>
-        <w:rPr>
-          <w:rFonts w:asciiTheme="minorHAnsi" w:hAnsiTheme="minorHAnsi" w:cstheme="minorHAnsi"/>
-          <w:sz w:val="22"/>
-          <w:szCs w:val="22"/>
-        </w:rPr>
-        <w:t xml:space="preserve">, and </w:t>
-      </w:r>
-      <w:r>
-        <w:rPr>
-          <w:rFonts w:asciiTheme="minorHAnsi" w:hAnsiTheme="minorHAnsi" w:cstheme="minorHAnsi"/>
-          <w:sz w:val="22"/>
-          <w:szCs w:val="22"/>
-        </w:rPr>
-        <w:t xml:space="preserve">Nelson, </w:t>
-      </w:r>
-      <w:r>
-        <w:rPr>
-          <w:rFonts w:asciiTheme="minorHAnsi" w:hAnsiTheme="minorHAnsi" w:cstheme="minorHAnsi"/>
-          <w:sz w:val="22"/>
-          <w:szCs w:val="22"/>
-        </w:rPr>
-        <w:t xml:space="preserve">N. </w:t>
-      </w:r>
-      <w:r>
-        <w:rPr>
-          <w:rFonts w:asciiTheme="minorHAnsi" w:hAnsiTheme="minorHAnsi" w:cstheme="minorHAnsi"/>
-          <w:sz w:val="22"/>
-          <w:szCs w:val="22"/>
-        </w:rPr>
-        <w:t>“</w:t>
-      </w:r>
-      <w:r>
-        <w:rPr>
-          <w:rFonts w:asciiTheme="minorHAnsi" w:hAnsiTheme="minorHAnsi" w:cstheme="minorHAnsi"/>
-          <w:sz w:val="22"/>
-          <w:szCs w:val="22"/>
-        </w:rPr>
-        <w:t>H</w:t>
-      </w:r>
-      <w:r>
-        <w:rPr>
-          <w:rFonts w:asciiTheme="minorHAnsi" w:hAnsiTheme="minorHAnsi" w:cstheme="minorHAnsi"/>
-          <w:sz w:val="22"/>
-          <w:szCs w:val="22"/>
-        </w:rPr>
-        <w:t xml:space="preserve">armful </w:t>
-      </w:r>
-      <w:r>
-        <w:rPr>
-          <w:rFonts w:asciiTheme="minorHAnsi" w:hAnsiTheme="minorHAnsi" w:cstheme="minorHAnsi"/>
-          <w:sz w:val="22"/>
-          <w:szCs w:val="22"/>
-        </w:rPr>
-        <w:t>A</w:t>
-      </w:r>
-      <w:r>
-        <w:rPr>
-          <w:rFonts w:asciiTheme="minorHAnsi" w:hAnsiTheme="minorHAnsi" w:cstheme="minorHAnsi"/>
-          <w:sz w:val="22"/>
-          <w:szCs w:val="22"/>
-        </w:rPr>
-        <w:t xml:space="preserve">lgal </w:t>
-      </w:r>
-      <w:r>
-        <w:rPr>
-          <w:rFonts w:asciiTheme="minorHAnsi" w:hAnsiTheme="minorHAnsi" w:cstheme="minorHAnsi"/>
-          <w:sz w:val="22"/>
-          <w:szCs w:val="22"/>
-        </w:rPr>
-        <w:t>B</w:t>
-      </w:r>
-      <w:r>
-        <w:rPr>
-          <w:rFonts w:asciiTheme="minorHAnsi" w:hAnsiTheme="minorHAnsi" w:cstheme="minorHAnsi"/>
-          <w:sz w:val="22"/>
-          <w:szCs w:val="22"/>
-        </w:rPr>
-        <w:t>loom</w:t>
-      </w:r>
-      <w:r>
-        <w:rPr>
-          <w:rFonts w:asciiTheme="minorHAnsi" w:hAnsiTheme="minorHAnsi" w:cstheme="minorHAnsi"/>
-          <w:sz w:val="22"/>
-          <w:szCs w:val="22"/>
-        </w:rPr>
-        <w:t xml:space="preserve">s in the Indian River Lagoon 1997-2024, the </w:t>
-      </w:r>
-      <w:r>
-        <w:rPr>
-          <w:rFonts w:asciiTheme="minorHAnsi" w:hAnsiTheme="minorHAnsi" w:cstheme="minorHAnsi"/>
-          <w:sz w:val="22"/>
-          <w:szCs w:val="22"/>
-        </w:rPr>
-        <w:t>I</w:t>
-      </w:r>
-      <w:r>
-        <w:rPr>
-          <w:rFonts w:asciiTheme="minorHAnsi" w:hAnsiTheme="minorHAnsi" w:cstheme="minorHAnsi"/>
-          <w:sz w:val="22"/>
-          <w:szCs w:val="22"/>
-        </w:rPr>
-        <w:t xml:space="preserve">nfluences of </w:t>
-      </w:r>
-      <w:r>
-        <w:rPr>
-          <w:rFonts w:asciiTheme="minorHAnsi" w:hAnsiTheme="minorHAnsi" w:cstheme="minorHAnsi"/>
-          <w:sz w:val="22"/>
-          <w:szCs w:val="22"/>
-        </w:rPr>
-        <w:t>E</w:t>
-      </w:r>
-      <w:r>
-        <w:rPr>
-          <w:rFonts w:asciiTheme="minorHAnsi" w:hAnsiTheme="minorHAnsi" w:cstheme="minorHAnsi"/>
-          <w:sz w:val="22"/>
-          <w:szCs w:val="22"/>
-        </w:rPr>
-        <w:t xml:space="preserve">xtreme </w:t>
-      </w:r>
-      <w:r>
-        <w:rPr>
-          <w:rFonts w:asciiTheme="minorHAnsi" w:hAnsiTheme="minorHAnsi" w:cstheme="minorHAnsi"/>
-          <w:sz w:val="22"/>
-          <w:szCs w:val="22"/>
-        </w:rPr>
-        <w:t>C</w:t>
-      </w:r>
-      <w:r>
-        <w:rPr>
-          <w:rFonts w:asciiTheme="minorHAnsi" w:hAnsiTheme="minorHAnsi" w:cstheme="minorHAnsi"/>
-          <w:sz w:val="22"/>
-          <w:szCs w:val="22"/>
-        </w:rPr>
-        <w:t xml:space="preserve">onditions and </w:t>
-      </w:r>
-      <w:r>
-        <w:rPr>
-          <w:rFonts w:asciiTheme="minorHAnsi" w:hAnsiTheme="minorHAnsi" w:cstheme="minorHAnsi"/>
-          <w:sz w:val="22"/>
-          <w:szCs w:val="22"/>
-        </w:rPr>
-        <w:t>E</w:t>
-      </w:r>
-      <w:r>
-        <w:rPr>
-          <w:rFonts w:asciiTheme="minorHAnsi" w:hAnsiTheme="minorHAnsi" w:cstheme="minorHAnsi"/>
-          <w:sz w:val="22"/>
-          <w:szCs w:val="22"/>
-        </w:rPr>
-        <w:t xml:space="preserve">cosystem </w:t>
-      </w:r>
-      <w:r>
-        <w:rPr>
-          <w:rFonts w:asciiTheme="minorHAnsi" w:hAnsiTheme="minorHAnsi" w:cstheme="minorHAnsi"/>
-          <w:sz w:val="22"/>
-          <w:szCs w:val="22"/>
-        </w:rPr>
-        <w:t>D</w:t>
-      </w:r>
-      <w:r>
-        <w:rPr>
-          <w:rFonts w:asciiTheme="minorHAnsi" w:hAnsiTheme="minorHAnsi" w:cstheme="minorHAnsi"/>
-          <w:sz w:val="22"/>
-          <w:szCs w:val="22"/>
-        </w:rPr>
-        <w:t>isruptions</w:t>
-      </w:r>
-      <w:r>
-        <w:rPr>
-          <w:rFonts w:asciiTheme="minorHAnsi" w:hAnsiTheme="minorHAnsi" w:cstheme="minorHAnsi"/>
-          <w:sz w:val="22"/>
-          <w:szCs w:val="22"/>
-        </w:rPr>
-        <w:t>.”</w:t>
-      </w:r>
-      <w:r>
-        <w:rPr>
-          <w:rFonts w:asciiTheme="minorHAnsi" w:hAnsiTheme="minorHAnsi" w:cstheme="minorHAnsi"/>
-          <w:sz w:val="22"/>
-          <w:szCs w:val="22"/>
-        </w:rPr>
-        <w:t xml:space="preserve"> </w:t>
-      </w:r>
-    </w:p>
-    <w:p>
-      <w:pPr>
-        <w:pStyle w:val="Heading1"/>
-        <w:rPr>
-          <w:rFonts w:asciiTheme="minorHAnsi" w:hAnsiTheme="minorHAnsi" w:cstheme="minorHAnsi"/>
-          <w:sz w:val="22"/>
-          <w:szCs w:val="22"/>
-        </w:rPr>
-      </w:pPr>
-      <w:r>
-        <w:rPr>
-          <w:rFonts w:asciiTheme="minorHAnsi" w:hAnsiTheme="minorHAnsi" w:cstheme="minorHAnsi"/>
-          <w:sz w:val="22"/>
-          <w:szCs w:val="22"/>
-        </w:rPr>
-        <w:lastRenderedPageBreak/>
-        <w:t>Peer-reviewed papers</w:t>
-      </w:r>
-    </w:p>
-    <w:p>
-      <w:pPr>
-        <w:rPr>
-          <w:rFonts w:asciiTheme="minorHAnsi" w:hAnsiTheme="minorHAnsi" w:cstheme="minorHAnsi"/>
-          <w:b/>
-          <w:bCs/>
-          <w:sz w:val="22"/>
-          <w:szCs w:val="22"/>
-        </w:rPr>
-      </w:pPr>
-    </w:p>
-    <w:p>
-      <w:pPr>
-        <w:rPr>
-          <w:rFonts w:asciiTheme="minorHAnsi" w:hAnsiTheme="minorHAnsi" w:cstheme="minorHAnsi"/>
-          <w:b/>
-          <w:bCs/>
-          <w:sz w:val="22"/>
-          <w:szCs w:val="22"/>
-        </w:rPr>
-      </w:pPr>
-      <w:r>
-        <w:rPr>
-          <w:rFonts w:asciiTheme="minorHAnsi" w:hAnsiTheme="minorHAnsi" w:cstheme="minorHAnsi"/>
-          <w:b/>
-          <w:bCs/>
-          <w:sz w:val="22"/>
-          <w:szCs w:val="22"/>
-        </w:rPr>
-        <w:t xml:space="preserve">In review </w:t>
-      </w:r>
-    </w:p>
-    <w:p>
-      <w:pPr>
-        <w:rPr>
-          <w:rFonts w:asciiTheme="minorHAnsi" w:hAnsiTheme="minorHAnsi" w:cstheme="minorHAnsi"/>
-          <w:b/>
-          <w:bCs/>
-          <w:sz w:val="22"/>
-          <w:szCs w:val="22"/>
-        </w:rPr>
-      </w:pPr>
-    </w:p>
-    <w:p>
-      <w:pPr>
-        <w:ind w:left="180"/>
-        <w:rPr>
-          <w:rFonts w:asciiTheme="minorHAnsi" w:hAnsiTheme="minorHAnsi" w:cstheme="minorHAnsi"/>
-          <w:sz w:val="22"/>
-          <w:szCs w:val="22"/>
-        </w:rPr>
-      </w:pPr>
-      <w:r>
-        <w:rPr>
-          <w:rFonts w:asciiTheme="minorHAnsi" w:hAnsiTheme="minorHAnsi" w:cstheme="minorHAnsi"/>
-          <w:b/>
-          <w:bCs/>
-          <w:sz w:val="22"/>
-          <w:szCs w:val="22"/>
-        </w:rPr>
-        <w:t>Prim, S.-N.</w:t>
-      </w:r>
-      <w:r>
-        <w:rPr>
-          <w:rFonts w:asciiTheme="minorHAnsi" w:hAnsiTheme="minorHAnsi" w:cstheme="minorHAnsi"/>
-          <w:sz w:val="22"/>
-          <w:szCs w:val="22"/>
-        </w:rPr>
-        <w:t>, Guan, Y., Yang, S., Rappold, A. G., Hill, K. L., Tsai, W.-L., Keeler, C. and Reich,</w:t>
-      </w:r>
-      <w:r>
-        <w:rPr>
-          <w:rFonts w:asciiTheme="minorHAnsi" w:hAnsiTheme="minorHAnsi" w:cstheme="minorHAnsi"/>
-          <w:sz w:val="22"/>
-          <w:szCs w:val="22"/>
-        </w:rPr>
-        <w:t xml:space="preserve"> </w:t>
-      </w:r>
-      <w:r>
-        <w:rPr>
-          <w:rFonts w:asciiTheme="minorHAnsi" w:hAnsiTheme="minorHAnsi" w:cstheme="minorHAnsi"/>
-          <w:sz w:val="22"/>
-          <w:szCs w:val="22"/>
-        </w:rPr>
-        <w:t xml:space="preserve">B. J. (2025) </w:t>
-      </w:r>
-      <w:r>
-        <w:rPr>
-          <w:rFonts w:asciiTheme="minorHAnsi" w:hAnsiTheme="minorHAnsi" w:cstheme="minorHAnsi"/>
-          <w:sz w:val="22"/>
-          <w:szCs w:val="22"/>
-        </w:rPr>
-        <w:t>“</w:t>
-      </w:r>
-      <w:r>
-        <w:rPr>
-          <w:rFonts w:asciiTheme="minorHAnsi" w:hAnsiTheme="minorHAnsi" w:cstheme="minorHAnsi"/>
-          <w:sz w:val="22"/>
-          <w:szCs w:val="22"/>
-        </w:rPr>
-        <w:t>A Spectral Confounder Adjustment for Spatial Regression with Multiple Exposures</w:t>
-      </w:r>
-      <w:r>
-        <w:rPr>
-          <w:rFonts w:asciiTheme="minorHAnsi" w:hAnsiTheme="minorHAnsi" w:cstheme="minorHAnsi"/>
-          <w:sz w:val="22"/>
-          <w:szCs w:val="22"/>
-        </w:rPr>
-        <w:t xml:space="preserve"> </w:t>
-      </w:r>
-      <w:r>
-        <w:rPr>
-          <w:rFonts w:asciiTheme="minorHAnsi" w:hAnsiTheme="minorHAnsi" w:cstheme="minorHAnsi"/>
-          <w:sz w:val="22"/>
-          <w:szCs w:val="22"/>
-        </w:rPr>
-        <w:t>and Outcomes</w:t>
-      </w:r>
-      <w:r>
-        <w:rPr>
-          <w:rFonts w:asciiTheme="minorHAnsi" w:hAnsiTheme="minorHAnsi" w:cstheme="minorHAnsi"/>
-          <w:sz w:val="22"/>
-          <w:szCs w:val="22"/>
-        </w:rPr>
-        <w:t>,”</w:t>
-      </w:r>
-      <w:r>
-        <w:rPr>
-          <w:rFonts w:asciiTheme="minorHAnsi" w:hAnsiTheme="minorHAnsi" w:cstheme="minorHAnsi"/>
-          <w:sz w:val="22"/>
-          <w:szCs w:val="22"/>
-        </w:rPr>
-        <w:t xml:space="preserve"> </w:t>
-      </w:r>
-      <w:r>
-        <w:rPr>
-          <w:rFonts w:asciiTheme="minorHAnsi" w:hAnsiTheme="minorHAnsi" w:cstheme="minorHAnsi"/>
-          <w:sz w:val="22"/>
-          <w:szCs w:val="22"/>
-        </w:rPr>
-        <w:t>arXiv:2506.09325.</w:t>
-      </w:r>
-      <w:r>
-        <w:rPr>
-          <w:rFonts w:asciiTheme="minorHAnsi" w:hAnsiTheme="minorHAnsi" w:cstheme="minorHAnsi"/>
-          <w:sz w:val="22"/>
-          <w:szCs w:val="22"/>
-        </w:rPr>
-        <w:t xml:space="preserve"> </w:t>
-      </w:r>
-      <w:r>
-        <w:rPr>
-          <w:rFonts w:asciiTheme="minorHAnsi" w:hAnsiTheme="minorHAnsi" w:cstheme="minorHAnsi"/>
-          <w:b/>
-          <w:bCs/>
-          <w:sz w:val="22"/>
-          <w:szCs w:val="22"/>
-        </w:rPr>
-        <w:t>Under revision for invited resubmission for Journal of the American Statistical Association</w:t>
-      </w:r>
-      <w:r>
-        <w:rPr>
-          <w:rFonts w:asciiTheme="minorHAnsi" w:hAnsiTheme="minorHAnsi" w:cstheme="minorHAnsi"/>
-          <w:b/>
-          <w:bCs/>
-          <w:sz w:val="22"/>
-          <w:szCs w:val="22"/>
-        </w:rPr>
-        <w:t>.</w:t>
-      </w:r>
-    </w:p>
-    <w:p>
-      <w:pPr>
+        <w:t xml:space="preserve">Submitted to </w:t>
+      </w:r>
+      <w:r>
         <w:rPr>
           <w:rFonts w:asciiTheme="minorHAnsi" w:hAnsiTheme="minorHAnsi" w:cstheme="minorHAnsi"/>
           <w:i/>
@@ -1829,6 +1296,156 @@
           <w:sz w:val="22"/>
           <w:szCs w:val="22"/>
         </w:rPr>
+        <w:t>International Journal of Approximate Reasoning.</w:t>
+      </w:r>
+    </w:p>
+    <w:p>
+      <w:pPr>
+        <w:ind w:left="180"/>
+        <w:rPr>
+          <w:rFonts w:asciiTheme="minorHAnsi" w:hAnsiTheme="minorHAnsi" w:cstheme="minorHAnsi"/>
+          <w:sz w:val="22"/>
+          <w:szCs w:val="22"/>
+        </w:rPr>
+      </w:pPr>
+    </w:p>
+    <w:p>
+      <w:pPr>
+        <w:ind w:left="180"/>
+        <w:rPr>
+          <w:rFonts w:asciiTheme="minorHAnsi" w:hAnsiTheme="minorHAnsi" w:cstheme="minorHAnsi"/>
+          <w:sz w:val="22"/>
+          <w:szCs w:val="22"/>
+        </w:rPr>
+      </w:pPr>
+      <w:r>
+        <w:rPr>
+          <w:rFonts w:asciiTheme="minorHAnsi" w:hAnsiTheme="minorHAnsi" w:cstheme="minorHAnsi"/>
+          <w:b/>
+          <w:bCs/>
+          <w:sz w:val="22"/>
+          <w:szCs w:val="22"/>
+        </w:rPr>
+        <w:t>Prim, S.-N.</w:t>
+      </w:r>
+      <w:r>
+        <w:rPr>
+          <w:rFonts w:asciiTheme="minorHAnsi" w:hAnsiTheme="minorHAnsi" w:cstheme="minorHAnsi"/>
+          <w:sz w:val="22"/>
+          <w:szCs w:val="22"/>
+        </w:rPr>
+        <w:t>, Guan, Y., Yang, S., Rappold, A. G., Hill, K. L., Tsai, W.-L., Keeler, C. and Reich,</w:t>
+      </w:r>
+      <w:r>
+        <w:rPr>
+          <w:rFonts w:asciiTheme="minorHAnsi" w:hAnsiTheme="minorHAnsi" w:cstheme="minorHAnsi"/>
+          <w:sz w:val="22"/>
+          <w:szCs w:val="22"/>
+        </w:rPr>
+        <w:t xml:space="preserve"> </w:t>
+      </w:r>
+      <w:r>
+        <w:rPr>
+          <w:rFonts w:asciiTheme="minorHAnsi" w:hAnsiTheme="minorHAnsi" w:cstheme="minorHAnsi"/>
+          <w:sz w:val="22"/>
+          <w:szCs w:val="22"/>
+        </w:rPr>
+        <w:t xml:space="preserve">B. J. (2025) </w:t>
+      </w:r>
+      <w:r>
+        <w:rPr>
+          <w:rFonts w:asciiTheme="minorHAnsi" w:hAnsiTheme="minorHAnsi" w:cstheme="minorHAnsi"/>
+          <w:sz w:val="22"/>
+          <w:szCs w:val="22"/>
+        </w:rPr>
+        <w:t>“</w:t>
+      </w:r>
+      <w:r>
+        <w:rPr>
+          <w:rFonts w:asciiTheme="minorHAnsi" w:hAnsiTheme="minorHAnsi" w:cstheme="minorHAnsi"/>
+          <w:sz w:val="22"/>
+          <w:szCs w:val="22"/>
+        </w:rPr>
+        <w:t>A Spectral Confounder Adjustment for Spatial Regression with Multiple Exposures</w:t>
+      </w:r>
+      <w:r>
+        <w:rPr>
+          <w:rFonts w:asciiTheme="minorHAnsi" w:hAnsiTheme="minorHAnsi" w:cstheme="minorHAnsi"/>
+          <w:sz w:val="22"/>
+          <w:szCs w:val="22"/>
+        </w:rPr>
+        <w:t xml:space="preserve"> </w:t>
+      </w:r>
+      <w:r>
+        <w:rPr>
+          <w:rFonts w:asciiTheme="minorHAnsi" w:hAnsiTheme="minorHAnsi" w:cstheme="minorHAnsi"/>
+          <w:sz w:val="22"/>
+          <w:szCs w:val="22"/>
+        </w:rPr>
+        <w:t>and Outcomes</w:t>
+      </w:r>
+      <w:r>
+        <w:rPr>
+          <w:rFonts w:asciiTheme="minorHAnsi" w:hAnsiTheme="minorHAnsi" w:cstheme="minorHAnsi"/>
+          <w:sz w:val="22"/>
+          <w:szCs w:val="22"/>
+        </w:rPr>
+        <w:t>,”</w:t>
+      </w:r>
+      <w:r>
+        <w:rPr>
+          <w:rFonts w:asciiTheme="minorHAnsi" w:hAnsiTheme="minorHAnsi" w:cstheme="minorHAnsi"/>
+          <w:sz w:val="22"/>
+          <w:szCs w:val="22"/>
+        </w:rPr>
+        <w:t xml:space="preserve"> </w:t>
+      </w:r>
+      <w:r>
+        <w:rPr>
+          <w:rFonts w:asciiTheme="minorHAnsi" w:hAnsiTheme="minorHAnsi" w:cstheme="minorHAnsi"/>
+          <w:sz w:val="22"/>
+          <w:szCs w:val="22"/>
+        </w:rPr>
+        <w:t>arXiv:2506.09325.</w:t>
+      </w:r>
+      <w:r>
+        <w:rPr>
+          <w:rFonts w:asciiTheme="minorHAnsi" w:hAnsiTheme="minorHAnsi" w:cstheme="minorHAnsi"/>
+          <w:sz w:val="22"/>
+          <w:szCs w:val="22"/>
+        </w:rPr>
+        <w:t xml:space="preserve"> </w:t>
+      </w:r>
+      <w:r>
+        <w:rPr>
+          <w:rFonts w:asciiTheme="minorHAnsi" w:hAnsiTheme="minorHAnsi" w:cstheme="minorHAnsi"/>
+          <w:b/>
+          <w:bCs/>
+          <w:sz w:val="22"/>
+          <w:szCs w:val="22"/>
+        </w:rPr>
+        <w:t>Under revision for invited resubmission for Journal of the American Statistical Association</w:t>
+      </w:r>
+      <w:r>
+        <w:rPr>
+          <w:rFonts w:asciiTheme="minorHAnsi" w:hAnsiTheme="minorHAnsi" w:cstheme="minorHAnsi"/>
+          <w:b/>
+          <w:bCs/>
+          <w:sz w:val="22"/>
+          <w:szCs w:val="22"/>
+        </w:rPr>
+        <w:t>.</w:t>
+      </w:r>
+    </w:p>
+    <w:p>
+      <w:pPr>
+        <w:rPr>
+          <w:rFonts w:asciiTheme="minorHAnsi" w:hAnsiTheme="minorHAnsi" w:cstheme="minorHAnsi"/>
+          <w:i/>
+          <w:iCs/>
+          <w:sz w:val="22"/>
+          <w:szCs w:val="22"/>
+        </w:rPr>
       </w:pPr>
     </w:p>
     <w:p>
@@ -2145,6 +1762,467 @@
           <w:szCs w:val="22"/>
         </w:rPr>
         <w:t xml:space="preserve">. </w:t>
+      </w:r>
+    </w:p>
+    <w:p>
+      <w:pPr>
+        <w:rPr>
+          <w:rFonts w:asciiTheme="minorHAnsi" w:hAnsiTheme="minorHAnsi" w:cstheme="minorHAnsi"/>
+          <w:sz w:val="22"/>
+          <w:szCs w:val="22"/>
+        </w:rPr>
+      </w:pPr>
+    </w:p>
+    <w:p>
+      <w:pPr>
+        <w:pStyle w:val="Heading1"/>
+        <w:rPr>
+          <w:rFonts w:asciiTheme="minorHAnsi" w:hAnsiTheme="minorHAnsi" w:cstheme="minorHAnsi"/>
+          <w:sz w:val="22"/>
+          <w:szCs w:val="22"/>
+        </w:rPr>
+      </w:pPr>
+      <w:r>
+        <w:rPr>
+          <w:rFonts w:asciiTheme="minorHAnsi" w:hAnsiTheme="minorHAnsi" w:cstheme="minorHAnsi"/>
+          <w:sz w:val="22"/>
+          <w:szCs w:val="22"/>
+        </w:rPr>
+        <w:t>Working papers</w:t>
+      </w:r>
+    </w:p>
+    <w:p>
+      <w:pPr>
+        <w:rPr>
+          <w:rFonts w:asciiTheme="minorHAnsi" w:hAnsiTheme="minorHAnsi" w:cstheme="minorHAnsi"/>
+          <w:sz w:val="22"/>
+          <w:szCs w:val="22"/>
+        </w:rPr>
+      </w:pPr>
+    </w:p>
+    <w:p>
+      <w:pPr>
+        <w:rPr>
+          <w:rFonts w:asciiTheme="minorHAnsi" w:hAnsiTheme="minorHAnsi" w:cstheme="minorHAnsi"/>
+          <w:sz w:val="22"/>
+          <w:szCs w:val="22"/>
+        </w:rPr>
+      </w:pPr>
+      <w:r>
+        <w:rPr>
+          <w:rFonts w:asciiTheme="minorHAnsi" w:hAnsiTheme="minorHAnsi" w:cstheme="minorHAnsi"/>
+          <w:b/>
+          <w:bCs/>
+          <w:sz w:val="22"/>
+          <w:szCs w:val="22"/>
+        </w:rPr>
+        <w:t>Prim, S.-N.</w:t>
+      </w:r>
+      <w:r>
+        <w:rPr>
+          <w:rFonts w:asciiTheme="minorHAnsi" w:hAnsiTheme="minorHAnsi" w:cstheme="minorHAnsi"/>
+          <w:sz w:val="22"/>
+          <w:szCs w:val="22"/>
+        </w:rPr>
+        <w:t xml:space="preserve">, </w:t>
+      </w:r>
+      <w:r>
+        <w:rPr>
+          <w:rFonts w:asciiTheme="minorHAnsi" w:hAnsiTheme="minorHAnsi" w:cstheme="minorHAnsi"/>
+          <w:sz w:val="22"/>
+          <w:szCs w:val="22"/>
+        </w:rPr>
+        <w:t xml:space="preserve">Quinlan </w:t>
+      </w:r>
+      <w:r>
+        <w:rPr>
+          <w:rFonts w:asciiTheme="minorHAnsi" w:hAnsiTheme="minorHAnsi" w:cstheme="minorHAnsi"/>
+          <w:sz w:val="22"/>
+          <w:szCs w:val="22"/>
+        </w:rPr>
+        <w:t>K</w:t>
+      </w:r>
+      <w:r>
+        <w:rPr>
+          <w:rFonts w:asciiTheme="minorHAnsi" w:hAnsiTheme="minorHAnsi" w:cstheme="minorHAnsi"/>
+          <w:sz w:val="22"/>
+          <w:szCs w:val="22"/>
+        </w:rPr>
+        <w:t>.</w:t>
+      </w:r>
+      <w:r>
+        <w:rPr>
+          <w:rFonts w:asciiTheme="minorHAnsi" w:hAnsiTheme="minorHAnsi" w:cstheme="minorHAnsi"/>
+          <w:sz w:val="22"/>
+          <w:szCs w:val="22"/>
+        </w:rPr>
+        <w:t xml:space="preserve"> R.</w:t>
+      </w:r>
+      <w:r>
+        <w:rPr>
+          <w:rFonts w:asciiTheme="minorHAnsi" w:hAnsiTheme="minorHAnsi" w:cstheme="minorHAnsi"/>
+          <w:sz w:val="22"/>
+          <w:szCs w:val="22"/>
+        </w:rPr>
+        <w:t xml:space="preserve">, </w:t>
+      </w:r>
+      <w:r>
+        <w:rPr>
+          <w:rFonts w:asciiTheme="minorHAnsi" w:hAnsiTheme="minorHAnsi" w:cstheme="minorHAnsi"/>
+          <w:sz w:val="22"/>
+          <w:szCs w:val="22"/>
+        </w:rPr>
+        <w:t>Hawkins P</w:t>
+      </w:r>
+      <w:r>
+        <w:rPr>
+          <w:rFonts w:asciiTheme="minorHAnsi" w:hAnsiTheme="minorHAnsi" w:cstheme="minorHAnsi"/>
+          <w:sz w:val="22"/>
+          <w:szCs w:val="22"/>
+        </w:rPr>
+        <w:t xml:space="preserve">., </w:t>
+      </w:r>
+      <w:r>
+        <w:rPr>
+          <w:rFonts w:asciiTheme="minorHAnsi" w:hAnsiTheme="minorHAnsi" w:cstheme="minorHAnsi"/>
+          <w:sz w:val="22"/>
+          <w:szCs w:val="22"/>
+        </w:rPr>
+        <w:t>Movva</w:t>
+      </w:r>
+      <w:r>
+        <w:rPr>
+          <w:rFonts w:asciiTheme="minorHAnsi" w:hAnsiTheme="minorHAnsi" w:cstheme="minorHAnsi"/>
+          <w:sz w:val="22"/>
+          <w:szCs w:val="22"/>
+        </w:rPr>
+        <w:t xml:space="preserve">, </w:t>
+      </w:r>
+      <w:r>
+        <w:rPr>
+          <w:rFonts w:asciiTheme="minorHAnsi" w:hAnsiTheme="minorHAnsi" w:cstheme="minorHAnsi"/>
+          <w:sz w:val="22"/>
+          <w:szCs w:val="22"/>
+        </w:rPr>
+        <w:t>J</w:t>
+      </w:r>
+      <w:r>
+        <w:rPr>
+          <w:rFonts w:asciiTheme="minorHAnsi" w:hAnsiTheme="minorHAnsi" w:cstheme="minorHAnsi"/>
+          <w:sz w:val="22"/>
+          <w:szCs w:val="22"/>
+        </w:rPr>
+        <w:t xml:space="preserve">., and Booth, </w:t>
+      </w:r>
+      <w:r>
+        <w:rPr>
+          <w:rFonts w:asciiTheme="minorHAnsi" w:hAnsiTheme="minorHAnsi" w:cstheme="minorHAnsi"/>
+          <w:sz w:val="22"/>
+          <w:szCs w:val="22"/>
+        </w:rPr>
+        <w:t>A</w:t>
+      </w:r>
+      <w:r>
+        <w:rPr>
+          <w:rFonts w:asciiTheme="minorHAnsi" w:hAnsiTheme="minorHAnsi" w:cstheme="minorHAnsi"/>
+          <w:sz w:val="22"/>
+          <w:szCs w:val="22"/>
+        </w:rPr>
+        <w:t>.</w:t>
+      </w:r>
+      <w:r>
+        <w:rPr>
+          <w:rFonts w:asciiTheme="minorHAnsi" w:hAnsiTheme="minorHAnsi" w:cstheme="minorHAnsi"/>
+          <w:sz w:val="22"/>
+          <w:szCs w:val="22"/>
+        </w:rPr>
+        <w:t xml:space="preserve"> S</w:t>
+      </w:r>
+      <w:r>
+        <w:rPr>
+          <w:rFonts w:asciiTheme="minorHAnsi" w:hAnsiTheme="minorHAnsi" w:cstheme="minorHAnsi"/>
+          <w:sz w:val="22"/>
+          <w:szCs w:val="22"/>
+        </w:rPr>
+        <w:t>. “</w:t>
+      </w:r>
+      <w:r>
+        <w:rPr>
+          <w:rFonts w:asciiTheme="minorHAnsi" w:hAnsiTheme="minorHAnsi" w:cstheme="minorHAnsi"/>
+          <w:sz w:val="22"/>
+          <w:szCs w:val="22"/>
+        </w:rPr>
+        <w:t>Actively Learning Joint Contours of Multiple Computer Experiments</w:t>
+      </w:r>
+      <w:r>
+        <w:rPr>
+          <w:rFonts w:asciiTheme="minorHAnsi" w:hAnsiTheme="minorHAnsi" w:cstheme="minorHAnsi"/>
+          <w:sz w:val="22"/>
+          <w:szCs w:val="22"/>
+        </w:rPr>
+        <w:t>,”</w:t>
+      </w:r>
+      <w:r>
+        <w:rPr>
+          <w:rFonts w:asciiTheme="minorHAnsi" w:hAnsiTheme="minorHAnsi" w:cstheme="minorHAnsi"/>
+          <w:sz w:val="22"/>
+          <w:szCs w:val="22"/>
+        </w:rPr>
+        <w:t xml:space="preserve"> </w:t>
+      </w:r>
+      <w:r>
+        <w:rPr>
+          <w:rFonts w:asciiTheme="minorHAnsi" w:hAnsiTheme="minorHAnsi" w:cstheme="minorHAnsi"/>
+          <w:sz w:val="22"/>
+          <w:szCs w:val="22"/>
+        </w:rPr>
+        <w:t>arXiv:2512.13530.</w:t>
+      </w:r>
+    </w:p>
+    <w:p>
+      <w:pPr>
+        <w:rPr>
+          <w:rFonts w:asciiTheme="minorHAnsi" w:hAnsiTheme="minorHAnsi" w:cstheme="minorHAnsi"/>
+          <w:sz w:val="22"/>
+          <w:szCs w:val="22"/>
+        </w:rPr>
+      </w:pPr>
+    </w:p>
+    <w:p>
+      <w:pPr>
+        <w:rPr>
+          <w:rFonts w:asciiTheme="minorHAnsi" w:hAnsiTheme="minorHAnsi" w:cstheme="minorHAnsi"/>
+          <w:sz w:val="22"/>
+          <w:szCs w:val="22"/>
+        </w:rPr>
+      </w:pPr>
+      <w:proofErr w:type="spellStart"/>
+      <w:r>
+        <w:rPr>
+          <w:rFonts w:asciiTheme="minorHAnsi" w:hAnsiTheme="minorHAnsi" w:cstheme="minorHAnsi"/>
+          <w:sz w:val="22"/>
+          <w:szCs w:val="22"/>
+        </w:rPr>
+        <w:t>Phlips</w:t>
+      </w:r>
+      <w:proofErr w:type="spellEnd"/>
+      <w:r>
+        <w:rPr>
+          <w:rFonts w:asciiTheme="minorHAnsi" w:hAnsiTheme="minorHAnsi" w:cstheme="minorHAnsi"/>
+          <w:sz w:val="22"/>
+          <w:szCs w:val="22"/>
+        </w:rPr>
+        <w:t>,</w:t>
+      </w:r>
+      <w:r>
+        <w:rPr>
+          <w:rFonts w:asciiTheme="minorHAnsi" w:hAnsiTheme="minorHAnsi" w:cstheme="minorHAnsi"/>
+          <w:sz w:val="22"/>
+          <w:szCs w:val="22"/>
+        </w:rPr>
+        <w:t xml:space="preserve"> E.,</w:t>
+      </w:r>
+      <w:r>
+        <w:rPr>
+          <w:rFonts w:asciiTheme="minorHAnsi" w:hAnsiTheme="minorHAnsi" w:cstheme="minorHAnsi"/>
+          <w:sz w:val="22"/>
+          <w:szCs w:val="22"/>
+        </w:rPr>
+        <w:t xml:space="preserve"> </w:t>
+      </w:r>
+      <w:r>
+        <w:rPr>
+          <w:rFonts w:asciiTheme="minorHAnsi" w:hAnsiTheme="minorHAnsi" w:cstheme="minorHAnsi"/>
+          <w:b/>
+          <w:bCs/>
+          <w:sz w:val="22"/>
+          <w:szCs w:val="22"/>
+        </w:rPr>
+        <w:t>Prim, S.-N.</w:t>
+      </w:r>
+      <w:r>
+        <w:rPr>
+          <w:rFonts w:asciiTheme="minorHAnsi" w:hAnsiTheme="minorHAnsi" w:cstheme="minorHAnsi"/>
+          <w:sz w:val="22"/>
+          <w:szCs w:val="22"/>
+        </w:rPr>
+        <w:t xml:space="preserve">, and </w:t>
+      </w:r>
+      <w:r>
+        <w:rPr>
+          <w:rFonts w:asciiTheme="minorHAnsi" w:hAnsiTheme="minorHAnsi" w:cstheme="minorHAnsi"/>
+          <w:sz w:val="22"/>
+          <w:szCs w:val="22"/>
+        </w:rPr>
+        <w:t xml:space="preserve">Nelson, </w:t>
+      </w:r>
+      <w:r>
+        <w:rPr>
+          <w:rFonts w:asciiTheme="minorHAnsi" w:hAnsiTheme="minorHAnsi" w:cstheme="minorHAnsi"/>
+          <w:sz w:val="22"/>
+          <w:szCs w:val="22"/>
+        </w:rPr>
+        <w:t xml:space="preserve">N. </w:t>
+      </w:r>
+      <w:r>
+        <w:rPr>
+          <w:rFonts w:asciiTheme="minorHAnsi" w:hAnsiTheme="minorHAnsi" w:cstheme="minorHAnsi"/>
+          <w:sz w:val="22"/>
+          <w:szCs w:val="22"/>
+        </w:rPr>
+        <w:t>“</w:t>
+      </w:r>
+      <w:r>
+        <w:rPr>
+          <w:rFonts w:asciiTheme="minorHAnsi" w:hAnsiTheme="minorHAnsi" w:cstheme="minorHAnsi"/>
+          <w:sz w:val="22"/>
+          <w:szCs w:val="22"/>
+        </w:rPr>
+        <w:t>H</w:t>
+      </w:r>
+      <w:r>
+        <w:rPr>
+          <w:rFonts w:asciiTheme="minorHAnsi" w:hAnsiTheme="minorHAnsi" w:cstheme="minorHAnsi"/>
+          <w:sz w:val="22"/>
+          <w:szCs w:val="22"/>
+        </w:rPr>
+        <w:t xml:space="preserve">armful </w:t>
+      </w:r>
+      <w:r>
+        <w:rPr>
+          <w:rFonts w:asciiTheme="minorHAnsi" w:hAnsiTheme="minorHAnsi" w:cstheme="minorHAnsi"/>
+          <w:sz w:val="22"/>
+          <w:szCs w:val="22"/>
+        </w:rPr>
+        <w:t>A</w:t>
+      </w:r>
+      <w:r>
+        <w:rPr>
+          <w:rFonts w:asciiTheme="minorHAnsi" w:hAnsiTheme="minorHAnsi" w:cstheme="minorHAnsi"/>
+          <w:sz w:val="22"/>
+          <w:szCs w:val="22"/>
+        </w:rPr>
+        <w:t xml:space="preserve">lgal </w:t>
+      </w:r>
+      <w:r>
+        <w:rPr>
+          <w:rFonts w:asciiTheme="minorHAnsi" w:hAnsiTheme="minorHAnsi" w:cstheme="minorHAnsi"/>
+          <w:sz w:val="22"/>
+          <w:szCs w:val="22"/>
+        </w:rPr>
+        <w:t>B</w:t>
+      </w:r>
+      <w:r>
+        <w:rPr>
+          <w:rFonts w:asciiTheme="minorHAnsi" w:hAnsiTheme="minorHAnsi" w:cstheme="minorHAnsi"/>
+          <w:sz w:val="22"/>
+          <w:szCs w:val="22"/>
+        </w:rPr>
+        <w:t>loom</w:t>
+      </w:r>
+      <w:r>
+        <w:rPr>
+          <w:rFonts w:asciiTheme="minorHAnsi" w:hAnsiTheme="minorHAnsi" w:cstheme="minorHAnsi"/>
+          <w:sz w:val="22"/>
+          <w:szCs w:val="22"/>
+        </w:rPr>
+        <w:t xml:space="preserve">s in the Indian River Lagoon 1997-2024, the </w:t>
+      </w:r>
+      <w:r>
+        <w:rPr>
+          <w:rFonts w:asciiTheme="minorHAnsi" w:hAnsiTheme="minorHAnsi" w:cstheme="minorHAnsi"/>
+          <w:sz w:val="22"/>
+          <w:szCs w:val="22"/>
+        </w:rPr>
+        <w:t>I</w:t>
+      </w:r>
+      <w:r>
+        <w:rPr>
+          <w:rFonts w:asciiTheme="minorHAnsi" w:hAnsiTheme="minorHAnsi" w:cstheme="minorHAnsi"/>
+          <w:sz w:val="22"/>
+          <w:szCs w:val="22"/>
+        </w:rPr>
+        <w:t xml:space="preserve">nfluences of </w:t>
+      </w:r>
+      <w:r>
+        <w:rPr>
+          <w:rFonts w:asciiTheme="minorHAnsi" w:hAnsiTheme="minorHAnsi" w:cstheme="minorHAnsi"/>
+          <w:sz w:val="22"/>
+          <w:szCs w:val="22"/>
+        </w:rPr>
+        <w:t>E</w:t>
+      </w:r>
+      <w:r>
+        <w:rPr>
+          <w:rFonts w:asciiTheme="minorHAnsi" w:hAnsiTheme="minorHAnsi" w:cstheme="minorHAnsi"/>
+          <w:sz w:val="22"/>
+          <w:szCs w:val="22"/>
+        </w:rPr>
+        <w:t xml:space="preserve">xtreme </w:t>
+      </w:r>
+      <w:r>
+        <w:rPr>
+          <w:rFonts w:asciiTheme="minorHAnsi" w:hAnsiTheme="minorHAnsi" w:cstheme="minorHAnsi"/>
+          <w:sz w:val="22"/>
+          <w:szCs w:val="22"/>
+        </w:rPr>
+        <w:t>C</w:t>
+      </w:r>
+      <w:r>
+        <w:rPr>
+          <w:rFonts w:asciiTheme="minorHAnsi" w:hAnsiTheme="minorHAnsi" w:cstheme="minorHAnsi"/>
+          <w:sz w:val="22"/>
+          <w:szCs w:val="22"/>
+        </w:rPr>
+        <w:t xml:space="preserve">onditions and </w:t>
+      </w:r>
+      <w:r>
+        <w:rPr>
+          <w:rFonts w:asciiTheme="minorHAnsi" w:hAnsiTheme="minorHAnsi" w:cstheme="minorHAnsi"/>
+          <w:sz w:val="22"/>
+          <w:szCs w:val="22"/>
+        </w:rPr>
+        <w:t>E</w:t>
+      </w:r>
+      <w:r>
+        <w:rPr>
+          <w:rFonts w:asciiTheme="minorHAnsi" w:hAnsiTheme="minorHAnsi" w:cstheme="minorHAnsi"/>
+          <w:sz w:val="22"/>
+          <w:szCs w:val="22"/>
+        </w:rPr>
+        <w:t xml:space="preserve">cosystem </w:t>
+      </w:r>
+      <w:r>
+        <w:rPr>
+          <w:rFonts w:asciiTheme="minorHAnsi" w:hAnsiTheme="minorHAnsi" w:cstheme="minorHAnsi"/>
+          <w:sz w:val="22"/>
+          <w:szCs w:val="22"/>
+        </w:rPr>
+        <w:t>D</w:t>
+      </w:r>
+      <w:r>
+        <w:rPr>
+          <w:rFonts w:asciiTheme="minorHAnsi" w:hAnsiTheme="minorHAnsi" w:cstheme="minorHAnsi"/>
+          <w:sz w:val="22"/>
+          <w:szCs w:val="22"/>
+        </w:rPr>
+        <w:t>isruptions</w:t>
+      </w:r>
+      <w:r>
+        <w:rPr>
+          <w:rFonts w:asciiTheme="minorHAnsi" w:hAnsiTheme="minorHAnsi" w:cstheme="minorHAnsi"/>
+          <w:sz w:val="22"/>
+          <w:szCs w:val="22"/>
+        </w:rPr>
+        <w:t>.”</w:t>
+      </w:r>
+      <w:r>
+        <w:rPr>
+          <w:rFonts w:asciiTheme="minorHAnsi" w:hAnsiTheme="minorHAnsi" w:cstheme="minorHAnsi"/>
+          <w:sz w:val="22"/>
+          <w:szCs w:val="22"/>
+        </w:rPr>
+        <w:t xml:space="preserve"> </w:t>
       </w:r>
     </w:p>
     <w:p>
@@ -3152,58 +3230,24 @@
     </w:p>
     <w:p>
       <w:pPr>
-        <w:pStyle w:val="ListParagraph"/>
-        <w:numPr>
-          <w:ilvl w:val="0"/>
-          <w:numId w:val="20"/>
-        </w:numPr>
-        <w:rPr>
-          <w:rFonts w:asciiTheme="minorHAnsi" w:hAnsiTheme="minorHAnsi" w:cstheme="minorHAnsi"/>
-          <w:sz w:val="22"/>
-          <w:szCs w:val="22"/>
-        </w:rPr>
-      </w:pPr>
-      <w:r>
-        <w:rPr>
+        <w:tabs>
+          <w:tab w:val="right" w:pos="8640"/>
+        </w:tabs>
+        <w:rPr>
+          <w:rFonts w:asciiTheme="minorHAnsi" w:hAnsiTheme="minorHAnsi" w:cstheme="minorHAnsi"/>
+          <w:bCs/>
+          <w:sz w:val="22"/>
+          <w:szCs w:val="22"/>
+        </w:rPr>
+      </w:pPr>
+      <w:r>
+        <w:rPr>
+          <w:rFonts w:asciiTheme="minorHAnsi" w:hAnsiTheme="minorHAnsi" w:cstheme="minorHAnsi"/>
+          <w:b/>
           <w:sz w:val="22"/>
           <w:szCs w:val="22"/>
         </w:rPr>
         <w:lastRenderedPageBreak/>
-        <w:t>Manuscript completed</w:t>
-      </w:r>
-    </w:p>
-    <w:p>
-      <w:pPr>
-        <w:tabs>
-          <w:tab w:val="right" w:pos="8640"/>
-        </w:tabs>
-        <w:rPr>
-          <w:rFonts w:asciiTheme="minorHAnsi" w:hAnsiTheme="minorHAnsi" w:cstheme="minorHAnsi"/>
-          <w:b/>
-          <w:sz w:val="22"/>
-          <w:szCs w:val="22"/>
-        </w:rPr>
-      </w:pPr>
-    </w:p>
-    <w:p>
-      <w:pPr>
-        <w:tabs>
-          <w:tab w:val="right" w:pos="8640"/>
-        </w:tabs>
-        <w:rPr>
-          <w:rFonts w:asciiTheme="minorHAnsi" w:hAnsiTheme="minorHAnsi" w:cstheme="minorHAnsi"/>
-          <w:bCs/>
-          <w:sz w:val="22"/>
-          <w:szCs w:val="22"/>
-        </w:rPr>
-      </w:pPr>
-      <w:r>
-        <w:rPr>
-          <w:rFonts w:asciiTheme="minorHAnsi" w:hAnsiTheme="minorHAnsi" w:cstheme="minorHAnsi"/>
-          <w:b/>
-          <w:sz w:val="22"/>
-          <w:szCs w:val="22"/>
-        </w:rPr>
         <w:t xml:space="preserve">Environmental Protection Agency, </w:t>
       </w:r>
       <w:r>
@@ -4357,51 +4401,51 @@
           <w:sz w:val="22"/>
           <w:szCs w:val="22"/>
         </w:rPr>
+        <w:t xml:space="preserve">Duties: </w:t>
+      </w:r>
+      <w:r>
+        <w:rPr>
+          <w:rFonts w:asciiTheme="minorHAnsi" w:hAnsiTheme="minorHAnsi" w:cstheme="minorHAnsi"/>
+          <w:bCs/>
+          <w:sz w:val="22"/>
+          <w:szCs w:val="22"/>
+        </w:rPr>
+        <w:t>One-on-one meetings, office hours</w:t>
+      </w:r>
+    </w:p>
+    <w:p>
+      <w:pPr>
+        <w:tabs>
+          <w:tab w:val="right" w:pos="8640"/>
+        </w:tabs>
+        <w:rPr>
+          <w:rFonts w:asciiTheme="minorHAnsi" w:hAnsiTheme="minorHAnsi" w:cstheme="minorHAnsi"/>
+          <w:b/>
+          <w:sz w:val="22"/>
+          <w:szCs w:val="22"/>
+        </w:rPr>
+      </w:pPr>
+    </w:p>
+    <w:p>
+      <w:pPr>
+        <w:tabs>
+          <w:tab w:val="right" w:pos="8640"/>
+        </w:tabs>
+        <w:rPr>
+          <w:rFonts w:asciiTheme="minorHAnsi" w:hAnsiTheme="minorHAnsi" w:cstheme="minorHAnsi"/>
+          <w:bCs/>
+          <w:sz w:val="22"/>
+          <w:szCs w:val="22"/>
+        </w:rPr>
+      </w:pPr>
+      <w:r>
+        <w:rPr>
+          <w:rFonts w:asciiTheme="minorHAnsi" w:hAnsiTheme="minorHAnsi" w:cstheme="minorHAnsi"/>
+          <w:b/>
+          <w:sz w:val="22"/>
+          <w:szCs w:val="22"/>
+        </w:rPr>
         <w:lastRenderedPageBreak/>
-        <w:t xml:space="preserve">Duties: </w:t>
-      </w:r>
-      <w:r>
-        <w:rPr>
-          <w:rFonts w:asciiTheme="minorHAnsi" w:hAnsiTheme="minorHAnsi" w:cstheme="minorHAnsi"/>
-          <w:bCs/>
-          <w:sz w:val="22"/>
-          <w:szCs w:val="22"/>
-        </w:rPr>
-        <w:t>One-on-one meetings, office hours</w:t>
-      </w:r>
-    </w:p>
-    <w:p>
-      <w:pPr>
-        <w:tabs>
-          <w:tab w:val="right" w:pos="8640"/>
-        </w:tabs>
-        <w:rPr>
-          <w:rFonts w:asciiTheme="minorHAnsi" w:hAnsiTheme="minorHAnsi" w:cstheme="minorHAnsi"/>
-          <w:b/>
-          <w:sz w:val="22"/>
-          <w:szCs w:val="22"/>
-        </w:rPr>
-      </w:pPr>
-    </w:p>
-    <w:p>
-      <w:pPr>
-        <w:tabs>
-          <w:tab w:val="right" w:pos="8640"/>
-        </w:tabs>
-        <w:rPr>
-          <w:rFonts w:asciiTheme="minorHAnsi" w:hAnsiTheme="minorHAnsi" w:cstheme="minorHAnsi"/>
-          <w:bCs/>
-          <w:sz w:val="22"/>
-          <w:szCs w:val="22"/>
-        </w:rPr>
-      </w:pPr>
-      <w:r>
-        <w:rPr>
-          <w:rFonts w:asciiTheme="minorHAnsi" w:hAnsiTheme="minorHAnsi" w:cstheme="minorHAnsi"/>
-          <w:b/>
-          <w:sz w:val="22"/>
-          <w:szCs w:val="22"/>
-        </w:rPr>
         <w:t xml:space="preserve">North Carolina State University, </w:t>
       </w:r>
       <w:r>
@@ -5613,61 +5657,61 @@
           <w:sz w:val="22"/>
           <w:szCs w:val="22"/>
         </w:rPr>
+        <w:t>Computer Skills</w:t>
+      </w:r>
+    </w:p>
+    <w:p>
+      <w:pPr>
+        <w:rPr>
+          <w:rFonts w:asciiTheme="minorHAnsi" w:hAnsiTheme="minorHAnsi" w:cstheme="minorHAnsi"/>
+          <w:b/>
+          <w:sz w:val="22"/>
+          <w:szCs w:val="22"/>
+        </w:rPr>
+      </w:pPr>
+    </w:p>
+    <w:p>
+      <w:pPr>
+        <w:rPr>
+          <w:rFonts w:asciiTheme="minorHAnsi" w:hAnsiTheme="minorHAnsi" w:cstheme="minorHAnsi"/>
+          <w:sz w:val="22"/>
+          <w:szCs w:val="22"/>
+        </w:rPr>
+      </w:pPr>
+      <w:r>
+        <w:rPr>
+          <w:rFonts w:asciiTheme="minorHAnsi" w:hAnsiTheme="minorHAnsi" w:cstheme="minorHAnsi"/>
+          <w:b/>
+          <w:sz w:val="22"/>
+          <w:szCs w:val="22"/>
+        </w:rPr>
+        <w:t>Programming</w:t>
+      </w:r>
+      <w:r>
+        <w:rPr>
+          <w:rFonts w:asciiTheme="minorHAnsi" w:hAnsiTheme="minorHAnsi" w:cstheme="minorHAnsi"/>
+          <w:sz w:val="22"/>
+          <w:szCs w:val="22"/>
+        </w:rPr>
+        <w:t>: R, Python</w:t>
+      </w:r>
+    </w:p>
+    <w:p>
+      <w:pPr>
+        <w:rPr>
+          <w:bCs/>
+          <w:sz w:val="22"/>
+          <w:szCs w:val="22"/>
+        </w:rPr>
+      </w:pPr>
+      <w:r>
+        <w:rPr>
+          <w:rFonts w:asciiTheme="minorHAnsi" w:hAnsiTheme="minorHAnsi" w:cstheme="minorHAnsi"/>
+          <w:b/>
+          <w:sz w:val="22"/>
+          <w:szCs w:val="22"/>
+        </w:rPr>
         <w:lastRenderedPageBreak/>
-        <w:t>Computer Skills</w:t>
-      </w:r>
-    </w:p>
-    <w:p>
-      <w:pPr>
-        <w:rPr>
-          <w:rFonts w:asciiTheme="minorHAnsi" w:hAnsiTheme="minorHAnsi" w:cstheme="minorHAnsi"/>
-          <w:b/>
-          <w:sz w:val="22"/>
-          <w:szCs w:val="22"/>
-        </w:rPr>
-      </w:pPr>
-    </w:p>
-    <w:p>
-      <w:pPr>
-        <w:rPr>
-          <w:rFonts w:asciiTheme="minorHAnsi" w:hAnsiTheme="minorHAnsi" w:cstheme="minorHAnsi"/>
-          <w:sz w:val="22"/>
-          <w:szCs w:val="22"/>
-        </w:rPr>
-      </w:pPr>
-      <w:r>
-        <w:rPr>
-          <w:rFonts w:asciiTheme="minorHAnsi" w:hAnsiTheme="minorHAnsi" w:cstheme="minorHAnsi"/>
-          <w:b/>
-          <w:sz w:val="22"/>
-          <w:szCs w:val="22"/>
-        </w:rPr>
-        <w:t>Programming</w:t>
-      </w:r>
-      <w:r>
-        <w:rPr>
-          <w:rFonts w:asciiTheme="minorHAnsi" w:hAnsiTheme="minorHAnsi" w:cstheme="minorHAnsi"/>
-          <w:sz w:val="22"/>
-          <w:szCs w:val="22"/>
-        </w:rPr>
-        <w:t>: R, Python</w:t>
-      </w:r>
-    </w:p>
-    <w:p>
-      <w:pPr>
-        <w:rPr>
-          <w:bCs/>
-          <w:sz w:val="22"/>
-          <w:szCs w:val="22"/>
-        </w:rPr>
-      </w:pPr>
-      <w:r>
-        <w:rPr>
-          <w:rFonts w:asciiTheme="minorHAnsi" w:hAnsiTheme="minorHAnsi" w:cstheme="minorHAnsi"/>
-          <w:b/>
-          <w:sz w:val="22"/>
-          <w:szCs w:val="22"/>
-        </w:rPr>
         <w:t>Certificate</w:t>
       </w:r>
       <w:r>

--- a/assets/CV (Shih-Ni Prim).docx
+++ b/assets/CV (Shih-Ni Prim).docx
@@ -589,18 +589,8 @@
           <w:sz w:val="22"/>
           <w:szCs w:val="22"/>
         </w:rPr>
-        <w:t xml:space="preserve">Das Lied von der </w:t>
-      </w:r>
-      <w:proofErr w:type="spellStart"/>
-      <w:r>
-        <w:rPr>
-          <w:i/>
-          <w:sz w:val="22"/>
-          <w:szCs w:val="22"/>
-        </w:rPr>
-        <w:t>Erde</w:t>
-      </w:r>
-      <w:proofErr w:type="spellEnd"/>
+        <w:t>Das Lied von der Erde</w:t>
+      </w:r>
       <w:r>
         <w:rPr>
           <w:sz w:val="22"/>
@@ -1233,29 +1223,11 @@
           <w:sz w:val="22"/>
           <w:szCs w:val="22"/>
         </w:rPr>
+        <w:t xml:space="preserve"> arXiv:</w:t>
+      </w:r>
+      <w:r>
         <w:t xml:space="preserve"> </w:t>
       </w:r>
-      <w:proofErr w:type="spellStart"/>
-      <w:r>
-        <w:rPr>
-          <w:rFonts w:asciiTheme="minorHAnsi" w:hAnsiTheme="minorHAnsi" w:cstheme="minorHAnsi"/>
-          <w:sz w:val="22"/>
-          <w:szCs w:val="22"/>
-        </w:rPr>
-        <w:t>arXiv</w:t>
-      </w:r>
-      <w:proofErr w:type="spellEnd"/>
-      <w:r>
-        <w:rPr>
-          <w:rFonts w:asciiTheme="minorHAnsi" w:hAnsiTheme="minorHAnsi" w:cstheme="minorHAnsi"/>
-          <w:sz w:val="22"/>
-          <w:szCs w:val="22"/>
-        </w:rPr>
-        <w:t>:</w:t>
-      </w:r>
-      <w:r>
-        <w:t xml:space="preserve"> </w:t>
-      </w:r>
       <w:r>
         <w:rPr>
           <w:rFonts w:asciiTheme="minorHAnsi" w:hAnsiTheme="minorHAnsi" w:cstheme="minorHAnsi"/>
@@ -1278,15 +1250,7 @@
           <w:sz w:val="22"/>
           <w:szCs w:val="22"/>
         </w:rPr>
-        <w:t xml:space="preserve"> </w:t>
-      </w:r>
-      <w:r>
-        <w:rPr>
-          <w:rFonts w:asciiTheme="minorHAnsi" w:hAnsiTheme="minorHAnsi" w:cstheme="minorHAnsi"/>
-          <w:sz w:val="22"/>
-          <w:szCs w:val="22"/>
-        </w:rPr>
-        <w:t xml:space="preserve">Submitted to </w:t>
+        <w:t xml:space="preserve"> Submitted to </w:t>
       </w:r>
       <w:r>
         <w:rPr>
@@ -1424,7 +1388,7 @@
           <w:sz w:val="22"/>
           <w:szCs w:val="22"/>
         </w:rPr>
-        <w:t>Under revision for invited resubmission for Journal of the American Statistical Association</w:t>
+        <w:t>Under revision for Journal of the American Statistical Association</w:t>
       </w:r>
       <w:r>
         <w:rPr>
@@ -1570,39 +1534,7 @@
           <w:sz w:val="22"/>
           <w:szCs w:val="22"/>
         </w:rPr>
-        <w:t xml:space="preserve">, edited by Adam E. M. </w:t>
-      </w:r>
-      <w:proofErr w:type="spellStart"/>
-      <w:r>
-        <w:rPr>
-          <w:sz w:val="22"/>
-          <w:szCs w:val="22"/>
-        </w:rPr>
-        <w:t>Eltorai</w:t>
-      </w:r>
-      <w:proofErr w:type="spellEnd"/>
-      <w:r>
-        <w:rPr>
-          <w:sz w:val="22"/>
-          <w:szCs w:val="22"/>
-        </w:rPr>
-        <w:t xml:space="preserve">, Jeffrey A. Bakal, Daniel W. Kim, David E. </w:t>
-      </w:r>
-      <w:proofErr w:type="spellStart"/>
-      <w:r>
-        <w:rPr>
-          <w:sz w:val="22"/>
-          <w:szCs w:val="22"/>
-        </w:rPr>
-        <w:t>Wazer</w:t>
-      </w:r>
-      <w:proofErr w:type="spellEnd"/>
-      <w:r>
-        <w:rPr>
-          <w:sz w:val="22"/>
-          <w:szCs w:val="22"/>
-        </w:rPr>
-        <w:t>, Academic Press</w:t>
+        <w:t>, edited by Adam E. M. Eltorai, Jeffrey A. Bakal, Daniel W. Kim, David E. Wazer, Academic Press</w:t>
       </w:r>
       <w:r>
         <w:rPr>
@@ -1687,25 +1619,7 @@
           <w:sz w:val="22"/>
           <w:szCs w:val="22"/>
         </w:rPr>
-        <w:t xml:space="preserve">, Cramer CK, Strowd R, Lesser GJ, White JJ, Tatter SB, Laxton AW, Whitlow C, Lo H, </w:t>
-      </w:r>
-      <w:proofErr w:type="spellStart"/>
-      <w:r>
-        <w:rPr>
-          <w:rFonts w:asciiTheme="minorHAnsi" w:hAnsiTheme="minorHAnsi" w:cstheme="minorHAnsi"/>
-          <w:sz w:val="22"/>
-          <w:szCs w:val="22"/>
-        </w:rPr>
-        <w:t>Debinski</w:t>
-      </w:r>
-      <w:proofErr w:type="spellEnd"/>
-      <w:r>
-        <w:rPr>
-          <w:rFonts w:asciiTheme="minorHAnsi" w:hAnsiTheme="minorHAnsi" w:cstheme="minorHAnsi"/>
-          <w:sz w:val="22"/>
-          <w:szCs w:val="22"/>
-        </w:rPr>
-        <w:t xml:space="preserve"> W, Ververs JD, Black PJ, Chan MD</w:t>
+        <w:t>, Cramer CK, Strowd R, Lesser GJ, White JJ, Tatter SB, Laxton AW, Whitlow C, Lo H, Debinski W, Ververs JD, Black PJ, Chan MD</w:t>
       </w:r>
       <w:r>
         <w:rPr>
@@ -1996,23 +1910,13 @@
           <w:szCs w:val="22"/>
         </w:rPr>
       </w:pPr>
-      <w:proofErr w:type="spellStart"/>
-      <w:r>
-        <w:rPr>
-          <w:rFonts w:asciiTheme="minorHAnsi" w:hAnsiTheme="minorHAnsi" w:cstheme="minorHAnsi"/>
-          <w:sz w:val="22"/>
-          <w:szCs w:val="22"/>
-        </w:rPr>
-        <w:t>Phlips</w:t>
-      </w:r>
-      <w:proofErr w:type="spellEnd"/>
-      <w:r>
-        <w:rPr>
-          <w:rFonts w:asciiTheme="minorHAnsi" w:hAnsiTheme="minorHAnsi" w:cstheme="minorHAnsi"/>
-          <w:sz w:val="22"/>
-          <w:szCs w:val="22"/>
-        </w:rPr>
-        <w:t>,</w:t>
+      <w:r>
+        <w:rPr>
+          <w:rFonts w:asciiTheme="minorHAnsi" w:hAnsiTheme="minorHAnsi" w:cstheme="minorHAnsi"/>
+          <w:sz w:val="22"/>
+          <w:szCs w:val="22"/>
+        </w:rPr>
+        <w:t>Phlips,</w:t>
       </w:r>
       <w:r>
         <w:rPr>
@@ -2411,19 +2315,8 @@
             <w:sz w:val="22"/>
             <w:szCs w:val="22"/>
           </w:rPr>
-          <w:t>go.ncsu.edu/</w:t>
+          <w:t>go.ncsu.edu/mlprimer</w:t>
         </w:r>
-        <w:proofErr w:type="spellStart"/>
-        <w:r>
-          <w:rPr>
-            <w:rStyle w:val="Hyperlink"/>
-            <w:rFonts w:asciiTheme="minorHAnsi" w:hAnsiTheme="minorHAnsi" w:cstheme="minorHAnsi"/>
-            <w:sz w:val="22"/>
-            <w:szCs w:val="22"/>
-          </w:rPr>
-          <w:t>mlprimer</w:t>
-        </w:r>
-        <w:proofErr w:type="spellEnd"/>
       </w:hyperlink>
       <w:r>
         <w:rPr>
@@ -3436,25 +3329,7 @@
           <w:sz w:val="22"/>
           <w:szCs w:val="22"/>
         </w:rPr>
-        <w:t xml:space="preserve">Paper uploaded to </w:t>
-      </w:r>
-      <w:proofErr w:type="spellStart"/>
-      <w:r>
-        <w:rPr>
-          <w:rFonts w:asciiTheme="minorHAnsi" w:hAnsiTheme="minorHAnsi" w:cstheme="minorHAnsi"/>
-          <w:sz w:val="22"/>
-          <w:szCs w:val="22"/>
-        </w:rPr>
-        <w:t>arXiv</w:t>
-      </w:r>
-      <w:proofErr w:type="spellEnd"/>
-      <w:r>
-        <w:rPr>
-          <w:rFonts w:asciiTheme="minorHAnsi" w:hAnsiTheme="minorHAnsi" w:cstheme="minorHAnsi"/>
-          <w:sz w:val="22"/>
-          <w:szCs w:val="22"/>
-        </w:rPr>
-        <w:t xml:space="preserve"> and under review at Journal of the American Statistical Association</w:t>
+        <w:t>Paper uploaded to arXiv and under review at Journal of the American Statistical Association</w:t>
       </w:r>
     </w:p>
     <w:p>
@@ -4354,27 +4229,7 @@
           <w:sz w:val="22"/>
           <w:szCs w:val="22"/>
         </w:rPr>
-        <w:t xml:space="preserve">Mentor students for their data science projects at </w:t>
-      </w:r>
-      <w:proofErr w:type="spellStart"/>
-      <w:r>
-        <w:rPr>
-          <w:rFonts w:asciiTheme="minorHAnsi" w:hAnsiTheme="minorHAnsi" w:cstheme="minorHAnsi"/>
-          <w:bCs/>
-          <w:sz w:val="22"/>
-          <w:szCs w:val="22"/>
-        </w:rPr>
-        <w:t>RuralWorks</w:t>
-      </w:r>
-      <w:proofErr w:type="spellEnd"/>
-      <w:r>
-        <w:rPr>
-          <w:rFonts w:asciiTheme="minorHAnsi" w:hAnsiTheme="minorHAnsi" w:cstheme="minorHAnsi"/>
-          <w:bCs/>
-          <w:sz w:val="22"/>
-          <w:szCs w:val="22"/>
-        </w:rPr>
-        <w:t xml:space="preserve"> (NC State) and Summer Research and Innovation Programs (NC School of Science and Mathematics)</w:t>
+        <w:t>Mentor students for their data science projects at RuralWorks (NC State) and Summer Research and Innovation Programs (NC School of Science and Mathematics)</w:t>
       </w:r>
     </w:p>
     <w:p>

--- a/assets/CV (Shih-Ni Prim).docx
+++ b/assets/CV (Shih-Ni Prim).docx
@@ -589,8 +589,18 @@
           <w:sz w:val="22"/>
           <w:szCs w:val="22"/>
         </w:rPr>
-        <w:t>Das Lied von der Erde</w:t>
-      </w:r>
+        <w:t xml:space="preserve">Das Lied von der </w:t>
+      </w:r>
+      <w:proofErr w:type="spellStart"/>
+      <w:r>
+        <w:rPr>
+          <w:i/>
+          <w:sz w:val="22"/>
+          <w:szCs w:val="22"/>
+        </w:rPr>
+        <w:t>Erde</w:t>
+      </w:r>
+      <w:proofErr w:type="spellEnd"/>
       <w:r>
         <w:rPr>
           <w:sz w:val="22"/>
@@ -1136,6 +1146,17 @@
           <w:szCs w:val="22"/>
         </w:rPr>
       </w:pPr>
+    </w:p>
+    <w:p>
+      <w:pPr>
+        <w:rPr>
+          <w:rFonts w:asciiTheme="minorHAnsi" w:hAnsiTheme="minorHAnsi" w:cstheme="minorHAnsi"/>
+          <w:b/>
+          <w:bCs/>
+          <w:sz w:val="22"/>
+          <w:szCs w:val="22"/>
+        </w:rPr>
+      </w:pPr>
       <w:r>
         <w:rPr>
           <w:rFonts w:asciiTheme="minorHAnsi" w:hAnsiTheme="minorHAnsi" w:cstheme="minorHAnsi"/>
@@ -1223,7 +1244,25 @@
           <w:sz w:val="22"/>
           <w:szCs w:val="22"/>
         </w:rPr>
-        <w:t xml:space="preserve"> arXiv:</w:t>
+        <w:t xml:space="preserve"> </w:t>
+      </w:r>
+      <w:proofErr w:type="spellStart"/>
+      <w:r>
+        <w:rPr>
+          <w:rFonts w:asciiTheme="minorHAnsi" w:hAnsiTheme="minorHAnsi" w:cstheme="minorHAnsi"/>
+          <w:sz w:val="22"/>
+          <w:szCs w:val="22"/>
+        </w:rPr>
+        <w:t>arXiv</w:t>
+      </w:r>
+      <w:proofErr w:type="spellEnd"/>
+      <w:r>
+        <w:rPr>
+          <w:rFonts w:asciiTheme="minorHAnsi" w:hAnsiTheme="minorHAnsi" w:cstheme="minorHAnsi"/>
+          <w:sz w:val="22"/>
+          <w:szCs w:val="22"/>
+        </w:rPr>
+        <w:t>:</w:t>
       </w:r>
       <w:r>
         <w:t xml:space="preserve"> </w:t>
@@ -1383,8 +1422,6 @@
       <w:r>
         <w:rPr>
           <w:rFonts w:asciiTheme="minorHAnsi" w:hAnsiTheme="minorHAnsi" w:cstheme="minorHAnsi"/>
-          <w:b/>
-          <w:bCs/>
           <w:sz w:val="22"/>
           <w:szCs w:val="22"/>
         </w:rPr>
@@ -1393,8 +1430,6 @@
       <w:r>
         <w:rPr>
           <w:rFonts w:asciiTheme="minorHAnsi" w:hAnsiTheme="minorHAnsi" w:cstheme="minorHAnsi"/>
-          <w:b/>
-          <w:bCs/>
           <w:sz w:val="22"/>
           <w:szCs w:val="22"/>
         </w:rPr>
@@ -1404,27 +1439,17 @@
     <w:p>
       <w:pPr>
         <w:rPr>
-          <w:rFonts w:asciiTheme="minorHAnsi" w:hAnsiTheme="minorHAnsi" w:cstheme="minorHAnsi"/>
-          <w:i/>
-          <w:iCs/>
-          <w:sz w:val="22"/>
-          <w:szCs w:val="22"/>
-        </w:rPr>
-      </w:pPr>
-    </w:p>
-    <w:p>
-      <w:pPr>
-        <w:rPr>
-          <w:sz w:val="22"/>
-          <w:szCs w:val="22"/>
-        </w:rPr>
-      </w:pPr>
-      <w:r>
-        <w:rPr>
-          <w:rFonts w:asciiTheme="minorHAnsi" w:hAnsiTheme="minorHAnsi" w:cstheme="minorHAnsi"/>
-          <w:sz w:val="22"/>
-          <w:szCs w:val="22"/>
-        </w:rPr>
+          <w:sz w:val="22"/>
+          <w:szCs w:val="22"/>
+        </w:rPr>
+      </w:pPr>
+      <w:r>
+        <w:rPr>
+          <w:rFonts w:asciiTheme="minorHAnsi" w:hAnsiTheme="minorHAnsi" w:cstheme="minorHAnsi"/>
+          <w:sz w:val="22"/>
+          <w:szCs w:val="22"/>
+        </w:rPr>
+        <w:lastRenderedPageBreak/>
         <w:t xml:space="preserve">Chan MD, </w:t>
       </w:r>
       <w:r>
@@ -1534,7 +1559,39 @@
           <w:sz w:val="22"/>
           <w:szCs w:val="22"/>
         </w:rPr>
-        <w:t>, edited by Adam E. M. Eltorai, Jeffrey A. Bakal, Daniel W. Kim, David E. Wazer, Academic Press</w:t>
+        <w:t xml:space="preserve">, edited by Adam E. M. </w:t>
+      </w:r>
+      <w:proofErr w:type="spellStart"/>
+      <w:r>
+        <w:rPr>
+          <w:sz w:val="22"/>
+          <w:szCs w:val="22"/>
+        </w:rPr>
+        <w:t>Eltorai</w:t>
+      </w:r>
+      <w:proofErr w:type="spellEnd"/>
+      <w:r>
+        <w:rPr>
+          <w:sz w:val="22"/>
+          <w:szCs w:val="22"/>
+        </w:rPr>
+        <w:t xml:space="preserve">, Jeffrey A. Bakal, Daniel W. Kim, David E. </w:t>
+      </w:r>
+      <w:proofErr w:type="spellStart"/>
+      <w:r>
+        <w:rPr>
+          <w:sz w:val="22"/>
+          <w:szCs w:val="22"/>
+        </w:rPr>
+        <w:t>Wazer</w:t>
+      </w:r>
+      <w:proofErr w:type="spellEnd"/>
+      <w:r>
+        <w:rPr>
+          <w:sz w:val="22"/>
+          <w:szCs w:val="22"/>
+        </w:rPr>
+        <w:t>, Academic Press</w:t>
       </w:r>
       <w:r>
         <w:rPr>
@@ -1619,7 +1676,25 @@
           <w:sz w:val="22"/>
           <w:szCs w:val="22"/>
         </w:rPr>
-        <w:t>, Cramer CK, Strowd R, Lesser GJ, White JJ, Tatter SB, Laxton AW, Whitlow C, Lo H, Debinski W, Ververs JD, Black PJ, Chan MD</w:t>
+        <w:t xml:space="preserve">, Cramer CK, Strowd R, Lesser GJ, White JJ, Tatter SB, Laxton AW, Whitlow C, Lo H, </w:t>
+      </w:r>
+      <w:proofErr w:type="spellStart"/>
+      <w:r>
+        <w:rPr>
+          <w:rFonts w:asciiTheme="minorHAnsi" w:hAnsiTheme="minorHAnsi" w:cstheme="minorHAnsi"/>
+          <w:sz w:val="22"/>
+          <w:szCs w:val="22"/>
+        </w:rPr>
+        <w:t>Debinski</w:t>
+      </w:r>
+      <w:proofErr w:type="spellEnd"/>
+      <w:r>
+        <w:rPr>
+          <w:rFonts w:asciiTheme="minorHAnsi" w:hAnsiTheme="minorHAnsi" w:cstheme="minorHAnsi"/>
+          <w:sz w:val="22"/>
+          <w:szCs w:val="22"/>
+        </w:rPr>
+        <w:t xml:space="preserve"> W, Ververs JD, Black PJ, Chan MD</w:t>
       </w:r>
       <w:r>
         <w:rPr>
@@ -1910,13 +1985,23 @@
           <w:szCs w:val="22"/>
         </w:rPr>
       </w:pPr>
-      <w:r>
-        <w:rPr>
-          <w:rFonts w:asciiTheme="minorHAnsi" w:hAnsiTheme="minorHAnsi" w:cstheme="minorHAnsi"/>
-          <w:sz w:val="22"/>
-          <w:szCs w:val="22"/>
-        </w:rPr>
-        <w:t>Phlips,</w:t>
+      <w:proofErr w:type="spellStart"/>
+      <w:r>
+        <w:rPr>
+          <w:rFonts w:asciiTheme="minorHAnsi" w:hAnsiTheme="minorHAnsi" w:cstheme="minorHAnsi"/>
+          <w:sz w:val="22"/>
+          <w:szCs w:val="22"/>
+        </w:rPr>
+        <w:t>Phlips</w:t>
+      </w:r>
+      <w:proofErr w:type="spellEnd"/>
+      <w:r>
+        <w:rPr>
+          <w:rFonts w:asciiTheme="minorHAnsi" w:hAnsiTheme="minorHAnsi" w:cstheme="minorHAnsi"/>
+          <w:sz w:val="22"/>
+          <w:szCs w:val="22"/>
+        </w:rPr>
+        <w:t>,</w:t>
       </w:r>
       <w:r>
         <w:rPr>
@@ -2315,8 +2400,19 @@
             <w:sz w:val="22"/>
             <w:szCs w:val="22"/>
           </w:rPr>
-          <w:t>go.ncsu.edu/mlprimer</w:t>
+          <w:t>go.ncsu.edu/</w:t>
         </w:r>
+        <w:proofErr w:type="spellStart"/>
+        <w:r>
+          <w:rPr>
+            <w:rStyle w:val="Hyperlink"/>
+            <w:rFonts w:asciiTheme="minorHAnsi" w:hAnsiTheme="minorHAnsi" w:cstheme="minorHAnsi"/>
+            <w:sz w:val="22"/>
+            <w:szCs w:val="22"/>
+          </w:rPr>
+          <w:t>mlprimer</w:t>
+        </w:r>
+        <w:proofErr w:type="spellEnd"/>
       </w:hyperlink>
       <w:r>
         <w:rPr>
@@ -3128,6 +3224,19 @@
         </w:tabs>
         <w:rPr>
           <w:rFonts w:asciiTheme="minorHAnsi" w:hAnsiTheme="minorHAnsi" w:cstheme="minorHAnsi"/>
+          <w:b/>
+          <w:sz w:val="22"/>
+          <w:szCs w:val="22"/>
+        </w:rPr>
+      </w:pPr>
+    </w:p>
+    <w:p>
+      <w:pPr>
+        <w:tabs>
+          <w:tab w:val="right" w:pos="8640"/>
+        </w:tabs>
+        <w:rPr>
+          <w:rFonts w:asciiTheme="minorHAnsi" w:hAnsiTheme="minorHAnsi" w:cstheme="minorHAnsi"/>
           <w:bCs/>
           <w:sz w:val="22"/>
           <w:szCs w:val="22"/>
@@ -3312,28 +3421,6 @@
     </w:p>
     <w:p>
       <w:pPr>
-        <w:pStyle w:val="ListParagraph"/>
-        <w:numPr>
-          <w:ilvl w:val="0"/>
-          <w:numId w:val="16"/>
-        </w:numPr>
-        <w:rPr>
-          <w:rFonts w:asciiTheme="minorHAnsi" w:hAnsiTheme="minorHAnsi" w:cstheme="minorHAnsi"/>
-          <w:sz w:val="22"/>
-          <w:szCs w:val="22"/>
-        </w:rPr>
-      </w:pPr>
-      <w:r>
-        <w:rPr>
-          <w:rFonts w:asciiTheme="minorHAnsi" w:hAnsiTheme="minorHAnsi" w:cstheme="minorHAnsi"/>
-          <w:sz w:val="22"/>
-          <w:szCs w:val="22"/>
-        </w:rPr>
-        <w:t>Paper uploaded to arXiv and under review at Journal of the American Statistical Association</w:t>
-      </w:r>
-    </w:p>
-    <w:p>
-      <w:pPr>
         <w:tabs>
           <w:tab w:val="right" w:pos="8640"/>
         </w:tabs>
@@ -4229,7 +4316,27 @@
           <w:sz w:val="22"/>
           <w:szCs w:val="22"/>
         </w:rPr>
-        <w:t>Mentor students for their data science projects at RuralWorks (NC State) and Summer Research and Innovation Programs (NC School of Science and Mathematics)</w:t>
+        <w:t xml:space="preserve">Mentor students for their data science projects at </w:t>
+      </w:r>
+      <w:proofErr w:type="spellStart"/>
+      <w:r>
+        <w:rPr>
+          <w:rFonts w:asciiTheme="minorHAnsi" w:hAnsiTheme="minorHAnsi" w:cstheme="minorHAnsi"/>
+          <w:bCs/>
+          <w:sz w:val="22"/>
+          <w:szCs w:val="22"/>
+        </w:rPr>
+        <w:t>RuralWorks</w:t>
+      </w:r>
+      <w:proofErr w:type="spellEnd"/>
+      <w:r>
+        <w:rPr>
+          <w:rFonts w:asciiTheme="minorHAnsi" w:hAnsiTheme="minorHAnsi" w:cstheme="minorHAnsi"/>
+          <w:bCs/>
+          <w:sz w:val="22"/>
+          <w:szCs w:val="22"/>
+        </w:rPr>
+        <w:t xml:space="preserve"> (NC State) and Summer Research and Innovation Programs (NC School of Science and Mathematics)</w:t>
       </w:r>
     </w:p>
     <w:p>
@@ -4288,6 +4395,32 @@
         </w:tabs>
         <w:rPr>
           <w:rFonts w:asciiTheme="minorHAnsi" w:hAnsiTheme="minorHAnsi" w:cstheme="minorHAnsi"/>
+          <w:b/>
+          <w:sz w:val="22"/>
+          <w:szCs w:val="22"/>
+        </w:rPr>
+      </w:pPr>
+    </w:p>
+    <w:p>
+      <w:pPr>
+        <w:tabs>
+          <w:tab w:val="right" w:pos="8640"/>
+        </w:tabs>
+        <w:rPr>
+          <w:rFonts w:asciiTheme="minorHAnsi" w:hAnsiTheme="minorHAnsi" w:cstheme="minorHAnsi"/>
+          <w:b/>
+          <w:sz w:val="22"/>
+          <w:szCs w:val="22"/>
+        </w:rPr>
+      </w:pPr>
+    </w:p>
+    <w:p>
+      <w:pPr>
+        <w:tabs>
+          <w:tab w:val="right" w:pos="8640"/>
+        </w:tabs>
+        <w:rPr>
+          <w:rFonts w:asciiTheme="minorHAnsi" w:hAnsiTheme="minorHAnsi" w:cstheme="minorHAnsi"/>
           <w:bCs/>
           <w:sz w:val="22"/>
           <w:szCs w:val="22"/>
@@ -5034,7 +5167,25 @@
           <w:sz w:val="24"/>
           <w:szCs w:val="24"/>
         </w:rPr>
-        <w:t>, and reviewing tables</w:t>
+        <w:t xml:space="preserve">, and </w:t>
+      </w:r>
+      <w:proofErr w:type="gramStart"/>
+      <w:r>
+        <w:rPr>
+          <w:rFonts w:ascii="Times New Roman" w:hAnsi="Times New Roman"/>
+          <w:sz w:val="24"/>
+          <w:szCs w:val="24"/>
+        </w:rPr>
+        <w:t>reviewing</w:t>
+      </w:r>
+      <w:proofErr w:type="gramEnd"/>
+      <w:r>
+        <w:rPr>
+          <w:rFonts w:ascii="Times New Roman" w:hAnsi="Times New Roman"/>
+          <w:sz w:val="24"/>
+          <w:szCs w:val="24"/>
+        </w:rPr>
+        <w:t xml:space="preserve"> tables</w:t>
       </w:r>
     </w:p>
     <w:p>
@@ -5173,7 +5324,25 @@
           <w:sz w:val="24"/>
           <w:szCs w:val="24"/>
         </w:rPr>
-        <w:t>, and reviewing tables</w:t>
+        <w:t xml:space="preserve">, and </w:t>
+      </w:r>
+      <w:proofErr w:type="gramStart"/>
+      <w:r>
+        <w:rPr>
+          <w:rFonts w:ascii="Times New Roman" w:hAnsi="Times New Roman"/>
+          <w:sz w:val="24"/>
+          <w:szCs w:val="24"/>
+        </w:rPr>
+        <w:t>reviewing</w:t>
+      </w:r>
+      <w:proofErr w:type="gramEnd"/>
+      <w:r>
+        <w:rPr>
+          <w:rFonts w:ascii="Times New Roman" w:hAnsi="Times New Roman"/>
+          <w:sz w:val="24"/>
+          <w:szCs w:val="24"/>
+        </w:rPr>
+        <w:t xml:space="preserve"> tables</w:t>
       </w:r>
     </w:p>
     <w:p>
@@ -5499,6 +5668,24 @@
     </w:p>
     <w:p>
       <w:pPr>
+        <w:rPr>
+          <w:bCs/>
+          <w:sz w:val="22"/>
+          <w:szCs w:val="22"/>
+        </w:rPr>
+      </w:pPr>
+    </w:p>
+    <w:p>
+      <w:pPr>
+        <w:rPr>
+          <w:bCs/>
+          <w:sz w:val="22"/>
+          <w:szCs w:val="22"/>
+        </w:rPr>
+      </w:pPr>
+    </w:p>
+    <w:p>
+      <w:pPr>
         <w:pStyle w:val="Heading1"/>
         <w:rPr>
           <w:rFonts w:asciiTheme="minorHAnsi" w:hAnsiTheme="minorHAnsi" w:cstheme="minorHAnsi"/>
@@ -5512,6 +5699,7 @@
           <w:sz w:val="22"/>
           <w:szCs w:val="22"/>
         </w:rPr>
+        <w:lastRenderedPageBreak/>
         <w:t>Computer Skills</w:t>
       </w:r>
     </w:p>
@@ -5566,7 +5754,6 @@
           <w:sz w:val="22"/>
           <w:szCs w:val="22"/>
         </w:rPr>
-        <w:lastRenderedPageBreak/>
         <w:t>Certificate</w:t>
       </w:r>
       <w:r>

--- a/assets/CV (Shih-Ni Prim).docx
+++ b/assets/CV (Shih-Ni Prim).docx
@@ -861,7 +861,27 @@
           <w:sz w:val="22"/>
           <w:szCs w:val="22"/>
         </w:rPr>
-        <w:t>Glaxo Smith Kline (GSK) Fellowship</w:t>
+        <w:t xml:space="preserve">ISBA </w:t>
+      </w:r>
+      <w:proofErr w:type="spellStart"/>
+      <w:r>
+        <w:rPr>
+          <w:rFonts w:asciiTheme="minorHAnsi" w:hAnsiTheme="minorHAnsi" w:cstheme="minorHAnsi"/>
+          <w:b/>
+          <w:sz w:val="22"/>
+          <w:szCs w:val="22"/>
+        </w:rPr>
+        <w:t>EnviBayes</w:t>
+      </w:r>
+      <w:proofErr w:type="spellEnd"/>
+      <w:r>
+        <w:rPr>
+          <w:rFonts w:asciiTheme="minorHAnsi" w:hAnsiTheme="minorHAnsi" w:cstheme="minorHAnsi"/>
+          <w:b/>
+          <w:sz w:val="22"/>
+          <w:szCs w:val="22"/>
+        </w:rPr>
+        <w:t xml:space="preserve"> Student Paper Competition Award</w:t>
       </w:r>
       <w:r>
         <w:rPr>
@@ -880,6 +900,127 @@
           <w:sz w:val="22"/>
           <w:szCs w:val="22"/>
         </w:rPr>
+        <w:t>6</w:t>
+      </w:r>
+    </w:p>
+    <w:p>
+      <w:pPr>
+        <w:pStyle w:val="ListParagraph"/>
+        <w:numPr>
+          <w:ilvl w:val="0"/>
+          <w:numId w:val="21"/>
+        </w:numPr>
+        <w:tabs>
+          <w:tab w:val="right" w:pos="8640"/>
+        </w:tabs>
+        <w:rPr>
+          <w:rFonts w:asciiTheme="minorHAnsi" w:hAnsiTheme="minorHAnsi" w:cstheme="minorHAnsi"/>
+          <w:bCs/>
+          <w:sz w:val="22"/>
+          <w:szCs w:val="22"/>
+        </w:rPr>
+      </w:pPr>
+      <w:r>
+        <w:rPr>
+          <w:rFonts w:asciiTheme="minorHAnsi" w:hAnsiTheme="minorHAnsi" w:cstheme="minorHAnsi"/>
+          <w:bCs/>
+          <w:sz w:val="22"/>
+          <w:szCs w:val="22"/>
+        </w:rPr>
+        <w:t xml:space="preserve">For the paper </w:t>
+      </w:r>
+      <w:r>
+        <w:rPr>
+          <w:rFonts w:asciiTheme="minorHAnsi" w:hAnsiTheme="minorHAnsi" w:cstheme="minorHAnsi"/>
+          <w:sz w:val="22"/>
+          <w:szCs w:val="22"/>
+        </w:rPr>
+        <w:t>“</w:t>
+      </w:r>
+      <w:r>
+        <w:rPr>
+          <w:rFonts w:asciiTheme="minorHAnsi" w:hAnsiTheme="minorHAnsi" w:cstheme="minorHAnsi"/>
+          <w:sz w:val="22"/>
+          <w:szCs w:val="22"/>
+        </w:rPr>
+        <w:t>A Spectral Confounder Adjustment for Spatial Regression with Multiple Exposures</w:t>
+      </w:r>
+      <w:r>
+        <w:rPr>
+          <w:rFonts w:asciiTheme="minorHAnsi" w:hAnsiTheme="minorHAnsi" w:cstheme="minorHAnsi"/>
+          <w:sz w:val="22"/>
+          <w:szCs w:val="22"/>
+        </w:rPr>
+        <w:t xml:space="preserve"> </w:t>
+      </w:r>
+      <w:r>
+        <w:rPr>
+          <w:rFonts w:asciiTheme="minorHAnsi" w:hAnsiTheme="minorHAnsi" w:cstheme="minorHAnsi"/>
+          <w:sz w:val="22"/>
+          <w:szCs w:val="22"/>
+        </w:rPr>
+        <w:t>and Outcomes</w:t>
+      </w:r>
+      <w:r>
+        <w:rPr>
+          <w:rFonts w:asciiTheme="minorHAnsi" w:hAnsiTheme="minorHAnsi" w:cstheme="minorHAnsi"/>
+          <w:sz w:val="22"/>
+          <w:szCs w:val="22"/>
+        </w:rPr>
+        <w:t>”</w:t>
+      </w:r>
+    </w:p>
+    <w:p>
+      <w:pPr>
+        <w:tabs>
+          <w:tab w:val="right" w:pos="8640"/>
+        </w:tabs>
+        <w:rPr>
+          <w:rFonts w:asciiTheme="minorHAnsi" w:hAnsiTheme="minorHAnsi" w:cstheme="minorHAnsi"/>
+          <w:b/>
+          <w:sz w:val="22"/>
+          <w:szCs w:val="22"/>
+        </w:rPr>
+      </w:pPr>
+    </w:p>
+    <w:p>
+      <w:pPr>
+        <w:tabs>
+          <w:tab w:val="right" w:pos="8640"/>
+        </w:tabs>
+        <w:rPr>
+          <w:rFonts w:asciiTheme="minorHAnsi" w:hAnsiTheme="minorHAnsi" w:cstheme="minorHAnsi"/>
+          <w:bCs/>
+          <w:sz w:val="22"/>
+          <w:szCs w:val="22"/>
+        </w:rPr>
+      </w:pPr>
+      <w:r>
+        <w:rPr>
+          <w:rFonts w:asciiTheme="minorHAnsi" w:hAnsiTheme="minorHAnsi" w:cstheme="minorHAnsi"/>
+          <w:b/>
+          <w:sz w:val="22"/>
+          <w:szCs w:val="22"/>
+        </w:rPr>
+        <w:t>Glaxo Smith Kline (GSK) Fellowship</w:t>
+      </w:r>
+      <w:r>
+        <w:rPr>
+          <w:rFonts w:asciiTheme="minorHAnsi" w:hAnsiTheme="minorHAnsi" w:cstheme="minorHAnsi"/>
+          <w:bCs/>
+          <w:sz w:val="22"/>
+          <w:szCs w:val="22"/>
+        </w:rPr>
+        <w:tab/>
+        <w:t>202</w:t>
+      </w:r>
+      <w:r>
+        <w:rPr>
+          <w:rFonts w:asciiTheme="minorHAnsi" w:hAnsiTheme="minorHAnsi" w:cstheme="minorHAnsi"/>
+          <w:bCs/>
+          <w:sz w:val="22"/>
+          <w:szCs w:val="22"/>
+        </w:rPr>
         <w:t>5</w:t>
       </w:r>
     </w:p>
@@ -1425,7 +1566,17 @@
           <w:sz w:val="22"/>
           <w:szCs w:val="22"/>
         </w:rPr>
-        <w:t>Under revision for Journal of the American Statistical Association</w:t>
+        <w:t xml:space="preserve">Under revision for </w:t>
+      </w:r>
+      <w:r>
+        <w:rPr>
+          <w:rFonts w:asciiTheme="minorHAnsi" w:hAnsiTheme="minorHAnsi" w:cstheme="minorHAnsi"/>
+          <w:i/>
+          <w:iCs/>
+          <w:sz w:val="22"/>
+          <w:szCs w:val="22"/>
+        </w:rPr>
+        <w:t>Journal of the American Statistical Association</w:t>
       </w:r>
       <w:r>
         <w:rPr>
@@ -1439,17 +1590,25 @@
     <w:p>
       <w:pPr>
         <w:rPr>
-          <w:sz w:val="22"/>
-          <w:szCs w:val="22"/>
-        </w:rPr>
-      </w:pPr>
-      <w:r>
-        <w:rPr>
-          <w:rFonts w:asciiTheme="minorHAnsi" w:hAnsiTheme="minorHAnsi" w:cstheme="minorHAnsi"/>
-          <w:sz w:val="22"/>
-          <w:szCs w:val="22"/>
-        </w:rPr>
-        <w:lastRenderedPageBreak/>
+          <w:rFonts w:asciiTheme="minorHAnsi" w:hAnsiTheme="minorHAnsi" w:cstheme="minorHAnsi"/>
+          <w:sz w:val="22"/>
+          <w:szCs w:val="22"/>
+        </w:rPr>
+      </w:pPr>
+    </w:p>
+    <w:p>
+      <w:pPr>
+        <w:rPr>
+          <w:sz w:val="22"/>
+          <w:szCs w:val="22"/>
+        </w:rPr>
+      </w:pPr>
+      <w:r>
+        <w:rPr>
+          <w:rFonts w:asciiTheme="minorHAnsi" w:hAnsiTheme="minorHAnsi" w:cstheme="minorHAnsi"/>
+          <w:sz w:val="22"/>
+          <w:szCs w:val="22"/>
+        </w:rPr>
         <w:t xml:space="preserve">Chan MD, </w:t>
       </w:r>
       <w:r>
@@ -3028,6 +3187,7 @@
     </w:p>
     <w:p>
       <w:pPr>
+        <w:pStyle w:val="ListParagraph"/>
         <w:tabs>
           <w:tab w:val="right" w:pos="8640"/>
         </w:tabs>
@@ -3038,13 +3198,27 @@
           <w:szCs w:val="22"/>
         </w:rPr>
       </w:pPr>
-      <w:r>
-        <w:rPr>
-          <w:rFonts w:asciiTheme="minorHAnsi" w:hAnsiTheme="minorHAnsi" w:cstheme="minorHAnsi"/>
-          <w:b/>
-          <w:sz w:val="22"/>
-          <w:szCs w:val="22"/>
-        </w:rPr>
+    </w:p>
+    <w:p>
+      <w:pPr>
+        <w:tabs>
+          <w:tab w:val="right" w:pos="8640"/>
+        </w:tabs>
+        <w:rPr>
+          <w:rFonts w:asciiTheme="minorHAnsi" w:hAnsiTheme="minorHAnsi" w:cstheme="minorHAnsi"/>
+          <w:bCs/>
+          <w:sz w:val="22"/>
+          <w:szCs w:val="22"/>
+        </w:rPr>
+      </w:pPr>
+      <w:r>
+        <w:rPr>
+          <w:rFonts w:asciiTheme="minorHAnsi" w:hAnsiTheme="minorHAnsi" w:cstheme="minorHAnsi"/>
+          <w:b/>
+          <w:sz w:val="22"/>
+          <w:szCs w:val="22"/>
+        </w:rPr>
+        <w:lastRenderedPageBreak/>
         <w:t xml:space="preserve">Research </w:t>
       </w:r>
       <w:r>
@@ -3249,7 +3423,6 @@
           <w:sz w:val="22"/>
           <w:szCs w:val="22"/>
         </w:rPr>
-        <w:lastRenderedPageBreak/>
         <w:t xml:space="preserve">Environmental Protection Agency, </w:t>
       </w:r>
       <w:r>
@@ -4227,18 +4400,32 @@
         </w:tabs>
         <w:rPr>
           <w:rFonts w:asciiTheme="minorHAnsi" w:hAnsiTheme="minorHAnsi" w:cstheme="minorHAnsi"/>
-          <w:bCs/>
-          <w:sz w:val="22"/>
-          <w:szCs w:val="22"/>
-        </w:rPr>
-      </w:pPr>
-      <w:r>
-        <w:rPr>
-          <w:rFonts w:asciiTheme="minorHAnsi" w:hAnsiTheme="minorHAnsi" w:cstheme="minorHAnsi"/>
-          <w:b/>
-          <w:sz w:val="22"/>
-          <w:szCs w:val="22"/>
-        </w:rPr>
+          <w:b/>
+          <w:sz w:val="22"/>
+          <w:szCs w:val="22"/>
+        </w:rPr>
+      </w:pPr>
+    </w:p>
+    <w:p>
+      <w:pPr>
+        <w:tabs>
+          <w:tab w:val="right" w:pos="8640"/>
+        </w:tabs>
+        <w:rPr>
+          <w:rFonts w:asciiTheme="minorHAnsi" w:hAnsiTheme="minorHAnsi" w:cstheme="minorHAnsi"/>
+          <w:bCs/>
+          <w:sz w:val="22"/>
+          <w:szCs w:val="22"/>
+        </w:rPr>
+      </w:pPr>
+      <w:r>
+        <w:rPr>
+          <w:rFonts w:asciiTheme="minorHAnsi" w:hAnsiTheme="minorHAnsi" w:cstheme="minorHAnsi"/>
+          <w:b/>
+          <w:sz w:val="22"/>
+          <w:szCs w:val="22"/>
+        </w:rPr>
+        <w:lastRenderedPageBreak/>
         <w:t xml:space="preserve">North Carolina State University, </w:t>
       </w:r>
       <w:r>
@@ -4433,7 +4620,6 @@
           <w:sz w:val="22"/>
           <w:szCs w:val="22"/>
         </w:rPr>
-        <w:lastRenderedPageBreak/>
         <w:t xml:space="preserve">North Carolina State University, </w:t>
       </w:r>
       <w:r>
@@ -5576,6 +5762,7 @@
           <w:sz w:val="24"/>
           <w:szCs w:val="24"/>
         </w:rPr>
+        <w:lastRenderedPageBreak/>
         <w:t>Great Musicians (Music Appreciation) (Fall 2009, Spring 2010)</w:t>
       </w:r>
     </w:p>
@@ -5668,24 +5855,6 @@
     </w:p>
     <w:p>
       <w:pPr>
-        <w:rPr>
-          <w:bCs/>
-          <w:sz w:val="22"/>
-          <w:szCs w:val="22"/>
-        </w:rPr>
-      </w:pPr>
-    </w:p>
-    <w:p>
-      <w:pPr>
-        <w:rPr>
-          <w:bCs/>
-          <w:sz w:val="22"/>
-          <w:szCs w:val="22"/>
-        </w:rPr>
-      </w:pPr>
-    </w:p>
-    <w:p>
-      <w:pPr>
         <w:pStyle w:val="Heading1"/>
         <w:rPr>
           <w:rFonts w:asciiTheme="minorHAnsi" w:hAnsiTheme="minorHAnsi" w:cstheme="minorHAnsi"/>
@@ -5699,7 +5868,6 @@
           <w:sz w:val="22"/>
           <w:szCs w:val="22"/>
         </w:rPr>
-        <w:lastRenderedPageBreak/>
         <w:t>Computer Skills</w:t>
       </w:r>
     </w:p>
@@ -6194,6 +6362,119 @@
     </w:lvl>
   </w:abstractNum>
   <w:abstractNum w:abstractNumId="1" w15:restartNumberingAfterBreak="0">
+    <w:nsid w:val="05DC7B96"/>
+    <w:multiLevelType w:val="hybridMultilevel"/>
+    <w:tmpl w:val="DF7050B2"/>
+    <w:lvl w:ilvl="0" w:tplc="04090001">
+      <w:start w:val="1"/>
+      <w:numFmt w:val="bullet"/>
+      <w:lvlText w:val=""/>
+      <w:lvlJc w:val="left"/>
+      <w:pPr>
+        <w:ind w:left="720" w:hanging="360"/>
+      </w:pPr>
+      <w:rPr>
+        <w:rFonts w:ascii="Symbol" w:hAnsi="Symbol" w:hint="default"/>
+      </w:rPr>
+    </w:lvl>
+    <w:lvl w:ilvl="1" w:tplc="04090003" w:tentative="1">
+      <w:start w:val="1"/>
+      <w:numFmt w:val="bullet"/>
+      <w:lvlText w:val="o"/>
+      <w:lvlJc w:val="left"/>
+      <w:pPr>
+        <w:ind w:left="1440" w:hanging="360"/>
+      </w:pPr>
+      <w:rPr>
+        <w:rFonts w:ascii="Courier New" w:hAnsi="Courier New" w:cs="Courier New" w:hint="default"/>
+      </w:rPr>
+    </w:lvl>
+    <w:lvl w:ilvl="2" w:tplc="04090005" w:tentative="1">
+      <w:start w:val="1"/>
+      <w:numFmt w:val="bullet"/>
+      <w:lvlText w:val=""/>
+      <w:lvlJc w:val="left"/>
+      <w:pPr>
+        <w:ind w:left="2160" w:hanging="360"/>
+      </w:pPr>
+      <w:rPr>
+        <w:rFonts w:ascii="Wingdings" w:hAnsi="Wingdings" w:hint="default"/>
+      </w:rPr>
+    </w:lvl>
+    <w:lvl w:ilvl="3" w:tplc="04090001" w:tentative="1">
+      <w:start w:val="1"/>
+      <w:numFmt w:val="bullet"/>
+      <w:lvlText w:val=""/>
+      <w:lvlJc w:val="left"/>
+      <w:pPr>
+        <w:ind w:left="2880" w:hanging="360"/>
+      </w:pPr>
+      <w:rPr>
+        <w:rFonts w:ascii="Symbol" w:hAnsi="Symbol" w:hint="default"/>
+      </w:rPr>
+    </w:lvl>
+    <w:lvl w:ilvl="4" w:tplc="04090003" w:tentative="1">
+      <w:start w:val="1"/>
+      <w:numFmt w:val="bullet"/>
+      <w:lvlText w:val="o"/>
+      <w:lvlJc w:val="left"/>
+      <w:pPr>
+        <w:ind w:left="3600" w:hanging="360"/>
+      </w:pPr>
+      <w:rPr>
+        <w:rFonts w:ascii="Courier New" w:hAnsi="Courier New" w:cs="Courier New" w:hint="default"/>
+      </w:rPr>
+    </w:lvl>
+    <w:lvl w:ilvl="5" w:tplc="04090005" w:tentative="1">
+      <w:start w:val="1"/>
+      <w:numFmt w:val="bullet"/>
+      <w:lvlText w:val=""/>
+      <w:lvlJc w:val="left"/>
+      <w:pPr>
+        <w:ind w:left="4320" w:hanging="360"/>
+      </w:pPr>
+      <w:rPr>
+        <w:rFonts w:ascii="Wingdings" w:hAnsi="Wingdings" w:hint="default"/>
+      </w:rPr>
+    </w:lvl>
+    <w:lvl w:ilvl="6" w:tplc="04090001" w:tentative="1">
+      <w:start w:val="1"/>
+      <w:numFmt w:val="bullet"/>
+      <w:lvlText w:val=""/>
+      <w:lvlJc w:val="left"/>
+      <w:pPr>
+        <w:ind w:left="5040" w:hanging="360"/>
+      </w:pPr>
+      <w:rPr>
+        <w:rFonts w:ascii="Symbol" w:hAnsi="Symbol" w:hint="default"/>
+      </w:rPr>
+    </w:lvl>
+    <w:lvl w:ilvl="7" w:tplc="04090003" w:tentative="1">
+      <w:start w:val="1"/>
+      <w:numFmt w:val="bullet"/>
+      <w:lvlText w:val="o"/>
+      <w:lvlJc w:val="left"/>
+      <w:pPr>
+        <w:ind w:left="5760" w:hanging="360"/>
+      </w:pPr>
+      <w:rPr>
+        <w:rFonts w:ascii="Courier New" w:hAnsi="Courier New" w:cs="Courier New" w:hint="default"/>
+      </w:rPr>
+    </w:lvl>
+    <w:lvl w:ilvl="8" w:tplc="04090005" w:tentative="1">
+      <w:start w:val="1"/>
+      <w:numFmt w:val="bullet"/>
+      <w:lvlText w:val=""/>
+      <w:lvlJc w:val="left"/>
+      <w:pPr>
+        <w:ind w:left="6480" w:hanging="360"/>
+      </w:pPr>
+      <w:rPr>
+        <w:rFonts w:ascii="Wingdings" w:hAnsi="Wingdings" w:hint="default"/>
+      </w:rPr>
+    </w:lvl>
+  </w:abstractNum>
+  <w:abstractNum w:abstractNumId="2" w15:restartNumberingAfterBreak="0">
     <w:nsid w:val="1B94257E"/>
     <w:multiLevelType w:val="hybridMultilevel"/>
     <w:tmpl w:val="7898DB1E"/>
@@ -6306,7 +6587,7 @@
       </w:rPr>
     </w:lvl>
   </w:abstractNum>
-  <w:abstractNum w:abstractNumId="2" w15:restartNumberingAfterBreak="0">
+  <w:abstractNum w:abstractNumId="3" w15:restartNumberingAfterBreak="0">
     <w:nsid w:val="1C290288"/>
     <w:multiLevelType w:val="hybridMultilevel"/>
     <w:tmpl w:val="BAEED498"/>
@@ -6419,7 +6700,7 @@
       </w:rPr>
     </w:lvl>
   </w:abstractNum>
-  <w:abstractNum w:abstractNumId="3" w15:restartNumberingAfterBreak="0">
+  <w:abstractNum w:abstractNumId="4" w15:restartNumberingAfterBreak="0">
     <w:nsid w:val="1EB1275B"/>
     <w:multiLevelType w:val="hybridMultilevel"/>
     <w:tmpl w:val="12A0C0B2"/>
@@ -6532,7 +6813,7 @@
       </w:rPr>
     </w:lvl>
   </w:abstractNum>
-  <w:abstractNum w:abstractNumId="4" w15:restartNumberingAfterBreak="0">
+  <w:abstractNum w:abstractNumId="5" w15:restartNumberingAfterBreak="0">
     <w:nsid w:val="22F838FD"/>
     <w:multiLevelType w:val="hybridMultilevel"/>
     <w:tmpl w:val="DEB0C06C"/>
@@ -6645,7 +6926,7 @@
       </w:rPr>
     </w:lvl>
   </w:abstractNum>
-  <w:abstractNum w:abstractNumId="5" w15:restartNumberingAfterBreak="0">
+  <w:abstractNum w:abstractNumId="6" w15:restartNumberingAfterBreak="0">
     <w:nsid w:val="2D8164F0"/>
     <w:multiLevelType w:val="hybridMultilevel"/>
     <w:tmpl w:val="1C52FA9E"/>
@@ -6758,7 +7039,7 @@
       </w:rPr>
     </w:lvl>
   </w:abstractNum>
-  <w:abstractNum w:abstractNumId="6" w15:restartNumberingAfterBreak="0">
+  <w:abstractNum w:abstractNumId="7" w15:restartNumberingAfterBreak="0">
     <w:nsid w:val="2ED606EB"/>
     <w:multiLevelType w:val="hybridMultilevel"/>
     <w:tmpl w:val="A644157E"/>
@@ -6871,7 +7152,7 @@
       </w:rPr>
     </w:lvl>
   </w:abstractNum>
-  <w:abstractNum w:abstractNumId="7" w15:restartNumberingAfterBreak="0">
+  <w:abstractNum w:abstractNumId="8" w15:restartNumberingAfterBreak="0">
     <w:nsid w:val="3CD8708C"/>
     <w:multiLevelType w:val="hybridMultilevel"/>
     <w:tmpl w:val="A75ACC24"/>
@@ -7011,7 +7292,7 @@
       </w:rPr>
     </w:lvl>
   </w:abstractNum>
-  <w:abstractNum w:abstractNumId="8" w15:restartNumberingAfterBreak="0">
+  <w:abstractNum w:abstractNumId="9" w15:restartNumberingAfterBreak="0">
     <w:nsid w:val="3D482B95"/>
     <w:multiLevelType w:val="hybridMultilevel"/>
     <w:tmpl w:val="32CAFF9A"/>
@@ -7151,7 +7432,7 @@
       </w:rPr>
     </w:lvl>
   </w:abstractNum>
-  <w:abstractNum w:abstractNumId="9" w15:restartNumberingAfterBreak="0">
+  <w:abstractNum w:abstractNumId="10" w15:restartNumberingAfterBreak="0">
     <w:nsid w:val="3EF212F4"/>
     <w:multiLevelType w:val="hybridMultilevel"/>
     <w:tmpl w:val="8EACE338"/>
@@ -7264,7 +7545,7 @@
       </w:rPr>
     </w:lvl>
   </w:abstractNum>
-  <w:abstractNum w:abstractNumId="10" w15:restartNumberingAfterBreak="0">
+  <w:abstractNum w:abstractNumId="11" w15:restartNumberingAfterBreak="0">
     <w:nsid w:val="3FF60CD8"/>
     <w:multiLevelType w:val="hybridMultilevel"/>
     <w:tmpl w:val="2458B55A"/>
@@ -7404,7 +7685,7 @@
       </w:rPr>
     </w:lvl>
   </w:abstractNum>
-  <w:abstractNum w:abstractNumId="11" w15:restartNumberingAfterBreak="0">
+  <w:abstractNum w:abstractNumId="12" w15:restartNumberingAfterBreak="0">
     <w:nsid w:val="40F375E6"/>
     <w:multiLevelType w:val="hybridMultilevel"/>
     <w:tmpl w:val="9CA054BA"/>
@@ -7544,7 +7825,7 @@
       </w:rPr>
     </w:lvl>
   </w:abstractNum>
-  <w:abstractNum w:abstractNumId="12" w15:restartNumberingAfterBreak="0">
+  <w:abstractNum w:abstractNumId="13" w15:restartNumberingAfterBreak="0">
     <w:nsid w:val="43275EF1"/>
     <w:multiLevelType w:val="hybridMultilevel"/>
     <w:tmpl w:val="0764F9F0"/>
@@ -7657,7 +7938,7 @@
       </w:rPr>
     </w:lvl>
   </w:abstractNum>
-  <w:abstractNum w:abstractNumId="13" w15:restartNumberingAfterBreak="0">
+  <w:abstractNum w:abstractNumId="14" w15:restartNumberingAfterBreak="0">
     <w:nsid w:val="51074040"/>
     <w:multiLevelType w:val="hybridMultilevel"/>
     <w:tmpl w:val="148C9FF6"/>
@@ -7770,7 +8051,7 @@
       </w:rPr>
     </w:lvl>
   </w:abstractNum>
-  <w:abstractNum w:abstractNumId="14" w15:restartNumberingAfterBreak="0">
+  <w:abstractNum w:abstractNumId="15" w15:restartNumberingAfterBreak="0">
     <w:nsid w:val="54DA7946"/>
     <w:multiLevelType w:val="hybridMultilevel"/>
     <w:tmpl w:val="7C8EC5E4"/>
@@ -7883,7 +8164,7 @@
       </w:rPr>
     </w:lvl>
   </w:abstractNum>
-  <w:abstractNum w:abstractNumId="15" w15:restartNumberingAfterBreak="0">
+  <w:abstractNum w:abstractNumId="16" w15:restartNumberingAfterBreak="0">
     <w:nsid w:val="5FDF3125"/>
     <w:multiLevelType w:val="hybridMultilevel"/>
     <w:tmpl w:val="389E9896"/>
@@ -8023,7 +8304,7 @@
       </w:rPr>
     </w:lvl>
   </w:abstractNum>
-  <w:abstractNum w:abstractNumId="16" w15:restartNumberingAfterBreak="0">
+  <w:abstractNum w:abstractNumId="17" w15:restartNumberingAfterBreak="0">
     <w:nsid w:val="61D210DF"/>
     <w:multiLevelType w:val="hybridMultilevel"/>
     <w:tmpl w:val="B6BCEE36"/>
@@ -8136,7 +8417,7 @@
       </w:rPr>
     </w:lvl>
   </w:abstractNum>
-  <w:abstractNum w:abstractNumId="17" w15:restartNumberingAfterBreak="0">
+  <w:abstractNum w:abstractNumId="18" w15:restartNumberingAfterBreak="0">
     <w:nsid w:val="65EC583B"/>
     <w:multiLevelType w:val="hybridMultilevel"/>
     <w:tmpl w:val="32BCB624"/>
@@ -8249,7 +8530,7 @@
       </w:rPr>
     </w:lvl>
   </w:abstractNum>
-  <w:abstractNum w:abstractNumId="18" w15:restartNumberingAfterBreak="0">
+  <w:abstractNum w:abstractNumId="19" w15:restartNumberingAfterBreak="0">
     <w:nsid w:val="6CCE7311"/>
     <w:multiLevelType w:val="hybridMultilevel"/>
     <w:tmpl w:val="EFCE6162"/>
@@ -8389,7 +8670,7 @@
       </w:rPr>
     </w:lvl>
   </w:abstractNum>
-  <w:abstractNum w:abstractNumId="19" w15:restartNumberingAfterBreak="0">
+  <w:abstractNum w:abstractNumId="20" w15:restartNumberingAfterBreak="0">
     <w:nsid w:val="74012D3B"/>
     <w:multiLevelType w:val="hybridMultilevel"/>
     <w:tmpl w:val="F3FC8B2C"/>
@@ -8506,61 +8787,64 @@
     <w:abstractNumId w:val="0"/>
   </w:num>
   <w:num w:numId="2" w16cid:durableId="1546479855">
+    <w:abstractNumId w:val="12"/>
+  </w:num>
+  <w:num w:numId="3" w16cid:durableId="612596343">
+    <w:abstractNumId w:val="16"/>
+  </w:num>
+  <w:num w:numId="4" w16cid:durableId="275917489">
     <w:abstractNumId w:val="11"/>
   </w:num>
-  <w:num w:numId="3" w16cid:durableId="612596343">
+  <w:num w:numId="5" w16cid:durableId="794829326">
+    <w:abstractNumId w:val="19"/>
+  </w:num>
+  <w:num w:numId="6" w16cid:durableId="930545938">
+    <w:abstractNumId w:val="8"/>
+  </w:num>
+  <w:num w:numId="7" w16cid:durableId="1371759052">
+    <w:abstractNumId w:val="9"/>
+  </w:num>
+  <w:num w:numId="8" w16cid:durableId="498886627">
+    <w:abstractNumId w:val="17"/>
+  </w:num>
+  <w:num w:numId="9" w16cid:durableId="1447121881">
+    <w:abstractNumId w:val="7"/>
+  </w:num>
+  <w:num w:numId="10" w16cid:durableId="1050156120">
+    <w:abstractNumId w:val="4"/>
+  </w:num>
+  <w:num w:numId="11" w16cid:durableId="373425430">
+    <w:abstractNumId w:val="10"/>
+  </w:num>
+  <w:num w:numId="12" w16cid:durableId="1681544299">
+    <w:abstractNumId w:val="14"/>
+  </w:num>
+  <w:num w:numId="13" w16cid:durableId="1106846212">
+    <w:abstractNumId w:val="3"/>
+  </w:num>
+  <w:num w:numId="14" w16cid:durableId="563026503">
     <w:abstractNumId w:val="15"/>
   </w:num>
-  <w:num w:numId="4" w16cid:durableId="275917489">
-    <w:abstractNumId w:val="10"/>
+  <w:num w:numId="15" w16cid:durableId="47533000">
+    <w:abstractNumId w:val="20"/>
   </w:num>
-  <w:num w:numId="5" w16cid:durableId="794829326">
+  <w:num w:numId="16" w16cid:durableId="142819620">
+    <w:abstractNumId w:val="13"/>
+  </w:num>
+  <w:num w:numId="17" w16cid:durableId="523206134">
+    <w:abstractNumId w:val="6"/>
+  </w:num>
+  <w:num w:numId="18" w16cid:durableId="2032105610">
+    <w:abstractNumId w:val="2"/>
+  </w:num>
+  <w:num w:numId="19" w16cid:durableId="1663968295">
+    <w:abstractNumId w:val="5"/>
+  </w:num>
+  <w:num w:numId="20" w16cid:durableId="430202811">
     <w:abstractNumId w:val="18"/>
   </w:num>
-  <w:num w:numId="6" w16cid:durableId="930545938">
-    <w:abstractNumId w:val="7"/>
-  </w:num>
-  <w:num w:numId="7" w16cid:durableId="1371759052">
-    <w:abstractNumId w:val="8"/>
-  </w:num>
-  <w:num w:numId="8" w16cid:durableId="498886627">
-    <w:abstractNumId w:val="16"/>
-  </w:num>
-  <w:num w:numId="9" w16cid:durableId="1447121881">
-    <w:abstractNumId w:val="6"/>
-  </w:num>
-  <w:num w:numId="10" w16cid:durableId="1050156120">
-    <w:abstractNumId w:val="3"/>
-  </w:num>
-  <w:num w:numId="11" w16cid:durableId="373425430">
-    <w:abstractNumId w:val="9"/>
-  </w:num>
-  <w:num w:numId="12" w16cid:durableId="1681544299">
-    <w:abstractNumId w:val="13"/>
-  </w:num>
-  <w:num w:numId="13" w16cid:durableId="1106846212">
-    <w:abstractNumId w:val="2"/>
-  </w:num>
-  <w:num w:numId="14" w16cid:durableId="563026503">
-    <w:abstractNumId w:val="14"/>
-  </w:num>
-  <w:num w:numId="15" w16cid:durableId="47533000">
-    <w:abstractNumId w:val="19"/>
-  </w:num>
-  <w:num w:numId="16" w16cid:durableId="142819620">
-    <w:abstractNumId w:val="12"/>
-  </w:num>
-  <w:num w:numId="17" w16cid:durableId="523206134">
-    <w:abstractNumId w:val="5"/>
-  </w:num>
-  <w:num w:numId="18" w16cid:durableId="2032105610">
+  <w:num w:numId="21" w16cid:durableId="1192109955">
     <w:abstractNumId w:val="1"/>
-  </w:num>
-  <w:num w:numId="19" w16cid:durableId="1663968295">
-    <w:abstractNumId w:val="4"/>
-  </w:num>
-  <w:num w:numId="20" w16cid:durableId="430202811">
-    <w:abstractNumId w:val="17"/>
   </w:num>
 </w:numbering>
 </file>

--- a/assets/CV (Shih-Ni Prim).docx
+++ b/assets/CV (Shih-Ni Prim).docx
@@ -861,27 +861,7 @@
           <w:sz w:val="22"/>
           <w:szCs w:val="22"/>
         </w:rPr>
-        <w:t xml:space="preserve">ISBA </w:t>
-      </w:r>
-      <w:proofErr w:type="spellStart"/>
-      <w:r>
-        <w:rPr>
-          <w:rFonts w:asciiTheme="minorHAnsi" w:hAnsiTheme="minorHAnsi" w:cstheme="minorHAnsi"/>
-          <w:b/>
-          <w:sz w:val="22"/>
-          <w:szCs w:val="22"/>
-        </w:rPr>
-        <w:t>EnviBayes</w:t>
-      </w:r>
-      <w:proofErr w:type="spellEnd"/>
-      <w:r>
-        <w:rPr>
-          <w:rFonts w:asciiTheme="minorHAnsi" w:hAnsiTheme="minorHAnsi" w:cstheme="minorHAnsi"/>
-          <w:b/>
-          <w:sz w:val="22"/>
-          <w:szCs w:val="22"/>
-        </w:rPr>
-        <w:t xml:space="preserve"> Student Paper Competition Award</w:t>
+        <w:t>GSA Conferences and Travel awards</w:t>
       </w:r>
       <w:r>
         <w:rPr>
@@ -927,7 +907,7 @@
           <w:sz w:val="22"/>
           <w:szCs w:val="22"/>
         </w:rPr>
-        <w:t xml:space="preserve">For the paper </w:t>
+        <w:t xml:space="preserve">For presenting the paper </w:t>
       </w:r>
       <w:r>
         <w:rPr>
@@ -943,31 +923,15 @@
           <w:sz w:val="22"/>
           <w:szCs w:val="22"/>
         </w:rPr>
-        <w:t>A Spectral Confounder Adjustment for Spatial Regression with Multiple Exposures</w:t>
-      </w:r>
-      <w:r>
-        <w:rPr>
-          <w:rFonts w:asciiTheme="minorHAnsi" w:hAnsiTheme="minorHAnsi" w:cstheme="minorHAnsi"/>
-          <w:sz w:val="22"/>
-          <w:szCs w:val="22"/>
-        </w:rPr>
-        <w:t xml:space="preserve"> </w:t>
-      </w:r>
-      <w:r>
-        <w:rPr>
-          <w:rFonts w:asciiTheme="minorHAnsi" w:hAnsiTheme="minorHAnsi" w:cstheme="minorHAnsi"/>
-          <w:sz w:val="22"/>
-          <w:szCs w:val="22"/>
-        </w:rPr>
-        <w:t>and Outcomes</w:t>
-      </w:r>
-      <w:r>
-        <w:rPr>
-          <w:rFonts w:asciiTheme="minorHAnsi" w:hAnsiTheme="minorHAnsi" w:cstheme="minorHAnsi"/>
-          <w:sz w:val="22"/>
-          <w:szCs w:val="22"/>
-        </w:rPr>
-        <w:t>”</w:t>
+        <w:t>Decision-making with possibilistic inferential models</w:t>
+      </w:r>
+      <w:r>
+        <w:rPr>
+          <w:rFonts w:asciiTheme="minorHAnsi" w:hAnsiTheme="minorHAnsi" w:cstheme="minorHAnsi"/>
+          <w:sz w:val="22"/>
+          <w:szCs w:val="22"/>
+        </w:rPr>
+        <w:t xml:space="preserve">” at Information Processing and Management of Uncertainty in Knowledge-Based Systems (IPMU), June 15-19, 2026, Rome, Italy </w:t>
       </w:r>
     </w:p>
     <w:p>
@@ -1002,7 +966,27 @@
           <w:sz w:val="22"/>
           <w:szCs w:val="22"/>
         </w:rPr>
-        <w:t>Glaxo Smith Kline (GSK) Fellowship</w:t>
+        <w:t xml:space="preserve">ISBA </w:t>
+      </w:r>
+      <w:proofErr w:type="spellStart"/>
+      <w:r>
+        <w:rPr>
+          <w:rFonts w:asciiTheme="minorHAnsi" w:hAnsiTheme="minorHAnsi" w:cstheme="minorHAnsi"/>
+          <w:b/>
+          <w:sz w:val="22"/>
+          <w:szCs w:val="22"/>
+        </w:rPr>
+        <w:t>EnviBayes</w:t>
+      </w:r>
+      <w:proofErr w:type="spellEnd"/>
+      <w:r>
+        <w:rPr>
+          <w:rFonts w:asciiTheme="minorHAnsi" w:hAnsiTheme="minorHAnsi" w:cstheme="minorHAnsi"/>
+          <w:b/>
+          <w:sz w:val="22"/>
+          <w:szCs w:val="22"/>
+        </w:rPr>
+        <w:t xml:space="preserve"> Student Paper Competition Award</w:t>
       </w:r>
       <w:r>
         <w:rPr>
@@ -1021,6 +1005,127 @@
           <w:sz w:val="22"/>
           <w:szCs w:val="22"/>
         </w:rPr>
+        <w:t>6</w:t>
+      </w:r>
+    </w:p>
+    <w:p>
+      <w:pPr>
+        <w:pStyle w:val="ListParagraph"/>
+        <w:numPr>
+          <w:ilvl w:val="0"/>
+          <w:numId w:val="21"/>
+        </w:numPr>
+        <w:tabs>
+          <w:tab w:val="right" w:pos="8640"/>
+        </w:tabs>
+        <w:rPr>
+          <w:rFonts w:asciiTheme="minorHAnsi" w:hAnsiTheme="minorHAnsi" w:cstheme="minorHAnsi"/>
+          <w:bCs/>
+          <w:sz w:val="22"/>
+          <w:szCs w:val="22"/>
+        </w:rPr>
+      </w:pPr>
+      <w:r>
+        <w:rPr>
+          <w:rFonts w:asciiTheme="minorHAnsi" w:hAnsiTheme="minorHAnsi" w:cstheme="minorHAnsi"/>
+          <w:bCs/>
+          <w:sz w:val="22"/>
+          <w:szCs w:val="22"/>
+        </w:rPr>
+        <w:t xml:space="preserve">For the paper </w:t>
+      </w:r>
+      <w:r>
+        <w:rPr>
+          <w:rFonts w:asciiTheme="minorHAnsi" w:hAnsiTheme="minorHAnsi" w:cstheme="minorHAnsi"/>
+          <w:sz w:val="22"/>
+          <w:szCs w:val="22"/>
+        </w:rPr>
+        <w:t>“</w:t>
+      </w:r>
+      <w:r>
+        <w:rPr>
+          <w:rFonts w:asciiTheme="minorHAnsi" w:hAnsiTheme="minorHAnsi" w:cstheme="minorHAnsi"/>
+          <w:sz w:val="22"/>
+          <w:szCs w:val="22"/>
+        </w:rPr>
+        <w:t>A Spectral Confounder Adjustment for Spatial Regression with Multiple Exposures</w:t>
+      </w:r>
+      <w:r>
+        <w:rPr>
+          <w:rFonts w:asciiTheme="minorHAnsi" w:hAnsiTheme="minorHAnsi" w:cstheme="minorHAnsi"/>
+          <w:sz w:val="22"/>
+          <w:szCs w:val="22"/>
+        </w:rPr>
+        <w:t xml:space="preserve"> </w:t>
+      </w:r>
+      <w:r>
+        <w:rPr>
+          <w:rFonts w:asciiTheme="minorHAnsi" w:hAnsiTheme="minorHAnsi" w:cstheme="minorHAnsi"/>
+          <w:sz w:val="22"/>
+          <w:szCs w:val="22"/>
+        </w:rPr>
+        <w:t>and Outcomes</w:t>
+      </w:r>
+      <w:r>
+        <w:rPr>
+          <w:rFonts w:asciiTheme="minorHAnsi" w:hAnsiTheme="minorHAnsi" w:cstheme="minorHAnsi"/>
+          <w:sz w:val="22"/>
+          <w:szCs w:val="22"/>
+        </w:rPr>
+        <w:t>”</w:t>
+      </w:r>
+    </w:p>
+    <w:p>
+      <w:pPr>
+        <w:tabs>
+          <w:tab w:val="right" w:pos="8640"/>
+        </w:tabs>
+        <w:rPr>
+          <w:rFonts w:asciiTheme="minorHAnsi" w:hAnsiTheme="minorHAnsi" w:cstheme="minorHAnsi"/>
+          <w:b/>
+          <w:sz w:val="22"/>
+          <w:szCs w:val="22"/>
+        </w:rPr>
+      </w:pPr>
+    </w:p>
+    <w:p>
+      <w:pPr>
+        <w:tabs>
+          <w:tab w:val="right" w:pos="8640"/>
+        </w:tabs>
+        <w:rPr>
+          <w:rFonts w:asciiTheme="minorHAnsi" w:hAnsiTheme="minorHAnsi" w:cstheme="minorHAnsi"/>
+          <w:bCs/>
+          <w:sz w:val="22"/>
+          <w:szCs w:val="22"/>
+        </w:rPr>
+      </w:pPr>
+      <w:r>
+        <w:rPr>
+          <w:rFonts w:asciiTheme="minorHAnsi" w:hAnsiTheme="minorHAnsi" w:cstheme="minorHAnsi"/>
+          <w:b/>
+          <w:sz w:val="22"/>
+          <w:szCs w:val="22"/>
+        </w:rPr>
+        <w:t>Glaxo Smith Kline (GSK) Fellowship</w:t>
+      </w:r>
+      <w:r>
+        <w:rPr>
+          <w:rFonts w:asciiTheme="minorHAnsi" w:hAnsiTheme="minorHAnsi" w:cstheme="minorHAnsi"/>
+          <w:bCs/>
+          <w:sz w:val="22"/>
+          <w:szCs w:val="22"/>
+        </w:rPr>
+        <w:tab/>
+        <w:t>202</w:t>
+      </w:r>
+      <w:r>
+        <w:rPr>
+          <w:rFonts w:asciiTheme="minorHAnsi" w:hAnsiTheme="minorHAnsi" w:cstheme="minorHAnsi"/>
+          <w:bCs/>
+          <w:sz w:val="22"/>
+          <w:szCs w:val="22"/>
+        </w:rPr>
         <w:t>5</w:t>
       </w:r>
     </w:p>
@@ -1274,6 +1379,7 @@
           <w:sz w:val="22"/>
           <w:szCs w:val="22"/>
         </w:rPr>
+        <w:lastRenderedPageBreak/>
         <w:t>Peer-reviewed papers</w:t>
       </w:r>
     </w:p>
@@ -1430,7 +1536,23 @@
           <w:sz w:val="22"/>
           <w:szCs w:val="22"/>
         </w:rPr>
-        <w:t xml:space="preserve"> Submitted to </w:t>
+        <w:t xml:space="preserve"> </w:t>
+      </w:r>
+      <w:r>
+        <w:rPr>
+          <w:rFonts w:asciiTheme="minorHAnsi" w:hAnsiTheme="minorHAnsi" w:cstheme="minorHAnsi"/>
+          <w:sz w:val="22"/>
+          <w:szCs w:val="22"/>
+        </w:rPr>
+        <w:t>Under revision at the</w:t>
+      </w:r>
+      <w:r>
+        <w:rPr>
+          <w:rFonts w:asciiTheme="minorHAnsi" w:hAnsiTheme="minorHAnsi" w:cstheme="minorHAnsi"/>
+          <w:sz w:val="22"/>
+          <w:szCs w:val="22"/>
+        </w:rPr>
+        <w:t xml:space="preserve"> </w:t>
       </w:r>
       <w:r>
         <w:rPr>
@@ -1566,7 +1688,23 @@
           <w:sz w:val="22"/>
           <w:szCs w:val="22"/>
         </w:rPr>
-        <w:t xml:space="preserve">Under revision for </w:t>
+        <w:t xml:space="preserve">Under revision </w:t>
+      </w:r>
+      <w:r>
+        <w:rPr>
+          <w:rFonts w:asciiTheme="minorHAnsi" w:hAnsiTheme="minorHAnsi" w:cstheme="minorHAnsi"/>
+          <w:sz w:val="22"/>
+          <w:szCs w:val="22"/>
+        </w:rPr>
+        <w:t>at the</w:t>
+      </w:r>
+      <w:r>
+        <w:rPr>
+          <w:rFonts w:asciiTheme="minorHAnsi" w:hAnsiTheme="minorHAnsi" w:cstheme="minorHAnsi"/>
+          <w:sz w:val="22"/>
+          <w:szCs w:val="22"/>
+        </w:rPr>
+        <w:t xml:space="preserve"> </w:t>
       </w:r>
       <w:r>
         <w:rPr>
@@ -1589,6 +1727,244 @@
     </w:p>
     <w:p>
       <w:pPr>
+        <w:ind w:left="180"/>
+        <w:rPr>
+          <w:rFonts w:asciiTheme="minorHAnsi" w:hAnsiTheme="minorHAnsi" w:cstheme="minorHAnsi"/>
+          <w:sz w:val="22"/>
+          <w:szCs w:val="22"/>
+        </w:rPr>
+      </w:pPr>
+    </w:p>
+    <w:p>
+      <w:pPr>
+        <w:ind w:left="180"/>
+        <w:rPr>
+          <w:rFonts w:asciiTheme="minorHAnsi" w:hAnsiTheme="minorHAnsi" w:cstheme="minorHAnsi"/>
+          <w:i/>
+          <w:iCs/>
+          <w:sz w:val="22"/>
+          <w:szCs w:val="22"/>
+        </w:rPr>
+      </w:pPr>
+      <w:r>
+        <w:rPr>
+          <w:rFonts w:asciiTheme="minorHAnsi" w:hAnsiTheme="minorHAnsi" w:cstheme="minorHAnsi"/>
+          <w:b/>
+          <w:bCs/>
+          <w:sz w:val="22"/>
+          <w:szCs w:val="22"/>
+        </w:rPr>
+        <w:t>Prim, S.-N.</w:t>
+      </w:r>
+      <w:r>
+        <w:rPr>
+          <w:rFonts w:asciiTheme="minorHAnsi" w:hAnsiTheme="minorHAnsi" w:cstheme="minorHAnsi"/>
+          <w:sz w:val="22"/>
+          <w:szCs w:val="22"/>
+        </w:rPr>
+        <w:t xml:space="preserve">, </w:t>
+      </w:r>
+      <w:r>
+        <w:rPr>
+          <w:rFonts w:asciiTheme="minorHAnsi" w:hAnsiTheme="minorHAnsi" w:cstheme="minorHAnsi"/>
+          <w:sz w:val="22"/>
+          <w:szCs w:val="22"/>
+        </w:rPr>
+        <w:t xml:space="preserve">Quinlan </w:t>
+      </w:r>
+      <w:r>
+        <w:rPr>
+          <w:rFonts w:asciiTheme="minorHAnsi" w:hAnsiTheme="minorHAnsi" w:cstheme="minorHAnsi"/>
+          <w:sz w:val="22"/>
+          <w:szCs w:val="22"/>
+        </w:rPr>
+        <w:t>K</w:t>
+      </w:r>
+      <w:r>
+        <w:rPr>
+          <w:rFonts w:asciiTheme="minorHAnsi" w:hAnsiTheme="minorHAnsi" w:cstheme="minorHAnsi"/>
+          <w:sz w:val="22"/>
+          <w:szCs w:val="22"/>
+        </w:rPr>
+        <w:t>.</w:t>
+      </w:r>
+      <w:r>
+        <w:rPr>
+          <w:rFonts w:asciiTheme="minorHAnsi" w:hAnsiTheme="minorHAnsi" w:cstheme="minorHAnsi"/>
+          <w:sz w:val="22"/>
+          <w:szCs w:val="22"/>
+        </w:rPr>
+        <w:t xml:space="preserve"> R.</w:t>
+      </w:r>
+      <w:r>
+        <w:rPr>
+          <w:rFonts w:asciiTheme="minorHAnsi" w:hAnsiTheme="minorHAnsi" w:cstheme="minorHAnsi"/>
+          <w:sz w:val="22"/>
+          <w:szCs w:val="22"/>
+        </w:rPr>
+        <w:t xml:space="preserve">, </w:t>
+      </w:r>
+      <w:r>
+        <w:rPr>
+          <w:rFonts w:asciiTheme="minorHAnsi" w:hAnsiTheme="minorHAnsi" w:cstheme="minorHAnsi"/>
+          <w:sz w:val="22"/>
+          <w:szCs w:val="22"/>
+        </w:rPr>
+        <w:t>Hawkins P</w:t>
+      </w:r>
+      <w:r>
+        <w:rPr>
+          <w:rFonts w:asciiTheme="minorHAnsi" w:hAnsiTheme="minorHAnsi" w:cstheme="minorHAnsi"/>
+          <w:sz w:val="22"/>
+          <w:szCs w:val="22"/>
+        </w:rPr>
+        <w:t xml:space="preserve">., </w:t>
+      </w:r>
+      <w:r>
+        <w:rPr>
+          <w:rFonts w:asciiTheme="minorHAnsi" w:hAnsiTheme="minorHAnsi" w:cstheme="minorHAnsi"/>
+          <w:sz w:val="22"/>
+          <w:szCs w:val="22"/>
+        </w:rPr>
+        <w:t>Movva</w:t>
+      </w:r>
+      <w:r>
+        <w:rPr>
+          <w:rFonts w:asciiTheme="minorHAnsi" w:hAnsiTheme="minorHAnsi" w:cstheme="minorHAnsi"/>
+          <w:sz w:val="22"/>
+          <w:szCs w:val="22"/>
+        </w:rPr>
+        <w:t xml:space="preserve">, </w:t>
+      </w:r>
+      <w:r>
+        <w:rPr>
+          <w:rFonts w:asciiTheme="minorHAnsi" w:hAnsiTheme="minorHAnsi" w:cstheme="minorHAnsi"/>
+          <w:sz w:val="22"/>
+          <w:szCs w:val="22"/>
+        </w:rPr>
+        <w:t>J</w:t>
+      </w:r>
+      <w:r>
+        <w:rPr>
+          <w:rFonts w:asciiTheme="minorHAnsi" w:hAnsiTheme="minorHAnsi" w:cstheme="minorHAnsi"/>
+          <w:sz w:val="22"/>
+          <w:szCs w:val="22"/>
+        </w:rPr>
+        <w:t xml:space="preserve">., and Booth, </w:t>
+      </w:r>
+      <w:r>
+        <w:rPr>
+          <w:rFonts w:asciiTheme="minorHAnsi" w:hAnsiTheme="minorHAnsi" w:cstheme="minorHAnsi"/>
+          <w:sz w:val="22"/>
+          <w:szCs w:val="22"/>
+        </w:rPr>
+        <w:t>A</w:t>
+      </w:r>
+      <w:r>
+        <w:rPr>
+          <w:rFonts w:asciiTheme="minorHAnsi" w:hAnsiTheme="minorHAnsi" w:cstheme="minorHAnsi"/>
+          <w:sz w:val="22"/>
+          <w:szCs w:val="22"/>
+        </w:rPr>
+        <w:t>.</w:t>
+      </w:r>
+      <w:r>
+        <w:rPr>
+          <w:rFonts w:asciiTheme="minorHAnsi" w:hAnsiTheme="minorHAnsi" w:cstheme="minorHAnsi"/>
+          <w:sz w:val="22"/>
+          <w:szCs w:val="22"/>
+        </w:rPr>
+        <w:t xml:space="preserve"> S</w:t>
+      </w:r>
+      <w:r>
+        <w:rPr>
+          <w:rFonts w:asciiTheme="minorHAnsi" w:hAnsiTheme="minorHAnsi" w:cstheme="minorHAnsi"/>
+          <w:sz w:val="22"/>
+          <w:szCs w:val="22"/>
+        </w:rPr>
+        <w:t>. “</w:t>
+      </w:r>
+      <w:r>
+        <w:rPr>
+          <w:rFonts w:asciiTheme="minorHAnsi" w:hAnsiTheme="minorHAnsi" w:cstheme="minorHAnsi"/>
+          <w:sz w:val="22"/>
+          <w:szCs w:val="22"/>
+        </w:rPr>
+        <w:t>Actively Learning Joint Contours of Multiple Computer Experiments</w:t>
+      </w:r>
+      <w:r>
+        <w:rPr>
+          <w:rFonts w:asciiTheme="minorHAnsi" w:hAnsiTheme="minorHAnsi" w:cstheme="minorHAnsi"/>
+          <w:sz w:val="22"/>
+          <w:szCs w:val="22"/>
+        </w:rPr>
+        <w:t>,”</w:t>
+      </w:r>
+      <w:r>
+        <w:rPr>
+          <w:rFonts w:asciiTheme="minorHAnsi" w:hAnsiTheme="minorHAnsi" w:cstheme="minorHAnsi"/>
+          <w:sz w:val="22"/>
+          <w:szCs w:val="22"/>
+        </w:rPr>
+        <w:t xml:space="preserve"> </w:t>
+      </w:r>
+      <w:r>
+        <w:rPr>
+          <w:rFonts w:asciiTheme="minorHAnsi" w:hAnsiTheme="minorHAnsi" w:cstheme="minorHAnsi"/>
+          <w:sz w:val="22"/>
+          <w:szCs w:val="22"/>
+        </w:rPr>
+        <w:t>arXiv:2512.13530.</w:t>
+      </w:r>
+      <w:r>
+        <w:rPr>
+          <w:rFonts w:asciiTheme="minorHAnsi" w:hAnsiTheme="minorHAnsi" w:cstheme="minorHAnsi"/>
+          <w:sz w:val="22"/>
+          <w:szCs w:val="22"/>
+        </w:rPr>
+        <w:t xml:space="preserve"> Under revision </w:t>
+      </w:r>
+      <w:r>
+        <w:rPr>
+          <w:rFonts w:asciiTheme="minorHAnsi" w:hAnsiTheme="minorHAnsi" w:cstheme="minorHAnsi"/>
+          <w:sz w:val="22"/>
+          <w:szCs w:val="22"/>
+        </w:rPr>
+        <w:t>at</w:t>
+      </w:r>
+      <w:r>
+        <w:rPr>
+          <w:rFonts w:asciiTheme="minorHAnsi" w:hAnsiTheme="minorHAnsi" w:cstheme="minorHAnsi"/>
+          <w:sz w:val="22"/>
+          <w:szCs w:val="22"/>
+        </w:rPr>
+        <w:t xml:space="preserve"> </w:t>
+      </w:r>
+      <w:proofErr w:type="spellStart"/>
+      <w:r>
+        <w:rPr>
+          <w:rFonts w:asciiTheme="minorHAnsi" w:hAnsiTheme="minorHAnsi" w:cstheme="minorHAnsi"/>
+          <w:i/>
+          <w:iCs/>
+          <w:sz w:val="22"/>
+          <w:szCs w:val="22"/>
+        </w:rPr>
+        <w:t>Technometrics</w:t>
+      </w:r>
+      <w:proofErr w:type="spellEnd"/>
+      <w:r>
+        <w:rPr>
+          <w:rFonts w:asciiTheme="minorHAnsi" w:hAnsiTheme="minorHAnsi" w:cstheme="minorHAnsi"/>
+          <w:i/>
+          <w:iCs/>
+          <w:sz w:val="22"/>
+          <w:szCs w:val="22"/>
+        </w:rPr>
+        <w:t>.</w:t>
+      </w:r>
+    </w:p>
+    <w:p>
+      <w:pPr>
         <w:rPr>
           <w:rFonts w:asciiTheme="minorHAnsi" w:hAnsiTheme="minorHAnsi" w:cstheme="minorHAnsi"/>
           <w:sz w:val="22"/>
@@ -1937,194 +2313,6 @@
           <w:szCs w:val="22"/>
         </w:rPr>
         <w:t>Working papers</w:t>
-      </w:r>
-    </w:p>
-    <w:p>
-      <w:pPr>
-        <w:rPr>
-          <w:rFonts w:asciiTheme="minorHAnsi" w:hAnsiTheme="minorHAnsi" w:cstheme="minorHAnsi"/>
-          <w:sz w:val="22"/>
-          <w:szCs w:val="22"/>
-        </w:rPr>
-      </w:pPr>
-    </w:p>
-    <w:p>
-      <w:pPr>
-        <w:rPr>
-          <w:rFonts w:asciiTheme="minorHAnsi" w:hAnsiTheme="minorHAnsi" w:cstheme="minorHAnsi"/>
-          <w:sz w:val="22"/>
-          <w:szCs w:val="22"/>
-        </w:rPr>
-      </w:pPr>
-      <w:r>
-        <w:rPr>
-          <w:rFonts w:asciiTheme="minorHAnsi" w:hAnsiTheme="minorHAnsi" w:cstheme="minorHAnsi"/>
-          <w:b/>
-          <w:bCs/>
-          <w:sz w:val="22"/>
-          <w:szCs w:val="22"/>
-        </w:rPr>
-        <w:t>Prim, S.-N.</w:t>
-      </w:r>
-      <w:r>
-        <w:rPr>
-          <w:rFonts w:asciiTheme="minorHAnsi" w:hAnsiTheme="minorHAnsi" w:cstheme="minorHAnsi"/>
-          <w:sz w:val="22"/>
-          <w:szCs w:val="22"/>
-        </w:rPr>
-        <w:t xml:space="preserve">, </w:t>
-      </w:r>
-      <w:r>
-        <w:rPr>
-          <w:rFonts w:asciiTheme="minorHAnsi" w:hAnsiTheme="minorHAnsi" w:cstheme="minorHAnsi"/>
-          <w:sz w:val="22"/>
-          <w:szCs w:val="22"/>
-        </w:rPr>
-        <w:t xml:space="preserve">Quinlan </w:t>
-      </w:r>
-      <w:r>
-        <w:rPr>
-          <w:rFonts w:asciiTheme="minorHAnsi" w:hAnsiTheme="minorHAnsi" w:cstheme="minorHAnsi"/>
-          <w:sz w:val="22"/>
-          <w:szCs w:val="22"/>
-        </w:rPr>
-        <w:t>K</w:t>
-      </w:r>
-      <w:r>
-        <w:rPr>
-          <w:rFonts w:asciiTheme="minorHAnsi" w:hAnsiTheme="minorHAnsi" w:cstheme="minorHAnsi"/>
-          <w:sz w:val="22"/>
-          <w:szCs w:val="22"/>
-        </w:rPr>
-        <w:t>.</w:t>
-      </w:r>
-      <w:r>
-        <w:rPr>
-          <w:rFonts w:asciiTheme="minorHAnsi" w:hAnsiTheme="minorHAnsi" w:cstheme="minorHAnsi"/>
-          <w:sz w:val="22"/>
-          <w:szCs w:val="22"/>
-        </w:rPr>
-        <w:t xml:space="preserve"> R.</w:t>
-      </w:r>
-      <w:r>
-        <w:rPr>
-          <w:rFonts w:asciiTheme="minorHAnsi" w:hAnsiTheme="minorHAnsi" w:cstheme="minorHAnsi"/>
-          <w:sz w:val="22"/>
-          <w:szCs w:val="22"/>
-        </w:rPr>
-        <w:t xml:space="preserve">, </w:t>
-      </w:r>
-      <w:r>
-        <w:rPr>
-          <w:rFonts w:asciiTheme="minorHAnsi" w:hAnsiTheme="minorHAnsi" w:cstheme="minorHAnsi"/>
-          <w:sz w:val="22"/>
-          <w:szCs w:val="22"/>
-        </w:rPr>
-        <w:t>Hawkins P</w:t>
-      </w:r>
-      <w:r>
-        <w:rPr>
-          <w:rFonts w:asciiTheme="minorHAnsi" w:hAnsiTheme="minorHAnsi" w:cstheme="minorHAnsi"/>
-          <w:sz w:val="22"/>
-          <w:szCs w:val="22"/>
-        </w:rPr>
-        <w:t xml:space="preserve">., </w:t>
-      </w:r>
-      <w:r>
-        <w:rPr>
-          <w:rFonts w:asciiTheme="minorHAnsi" w:hAnsiTheme="minorHAnsi" w:cstheme="minorHAnsi"/>
-          <w:sz w:val="22"/>
-          <w:szCs w:val="22"/>
-        </w:rPr>
-        <w:t>Movva</w:t>
-      </w:r>
-      <w:r>
-        <w:rPr>
-          <w:rFonts w:asciiTheme="minorHAnsi" w:hAnsiTheme="minorHAnsi" w:cstheme="minorHAnsi"/>
-          <w:sz w:val="22"/>
-          <w:szCs w:val="22"/>
-        </w:rPr>
-        <w:t xml:space="preserve">, </w:t>
-      </w:r>
-      <w:r>
-        <w:rPr>
-          <w:rFonts w:asciiTheme="minorHAnsi" w:hAnsiTheme="minorHAnsi" w:cstheme="minorHAnsi"/>
-          <w:sz w:val="22"/>
-          <w:szCs w:val="22"/>
-        </w:rPr>
-        <w:t>J</w:t>
-      </w:r>
-      <w:r>
-        <w:rPr>
-          <w:rFonts w:asciiTheme="minorHAnsi" w:hAnsiTheme="minorHAnsi" w:cstheme="minorHAnsi"/>
-          <w:sz w:val="22"/>
-          <w:szCs w:val="22"/>
-        </w:rPr>
-        <w:t xml:space="preserve">., and Booth, </w:t>
-      </w:r>
-      <w:r>
-        <w:rPr>
-          <w:rFonts w:asciiTheme="minorHAnsi" w:hAnsiTheme="minorHAnsi" w:cstheme="minorHAnsi"/>
-          <w:sz w:val="22"/>
-          <w:szCs w:val="22"/>
-        </w:rPr>
-        <w:t>A</w:t>
-      </w:r>
-      <w:r>
-        <w:rPr>
-          <w:rFonts w:asciiTheme="minorHAnsi" w:hAnsiTheme="minorHAnsi" w:cstheme="minorHAnsi"/>
-          <w:sz w:val="22"/>
-          <w:szCs w:val="22"/>
-        </w:rPr>
-        <w:t>.</w:t>
-      </w:r>
-      <w:r>
-        <w:rPr>
-          <w:rFonts w:asciiTheme="minorHAnsi" w:hAnsiTheme="minorHAnsi" w:cstheme="minorHAnsi"/>
-          <w:sz w:val="22"/>
-          <w:szCs w:val="22"/>
-        </w:rPr>
-        <w:t xml:space="preserve"> S</w:t>
-      </w:r>
-      <w:r>
-        <w:rPr>
-          <w:rFonts w:asciiTheme="minorHAnsi" w:hAnsiTheme="minorHAnsi" w:cstheme="minorHAnsi"/>
-          <w:sz w:val="22"/>
-          <w:szCs w:val="22"/>
-        </w:rPr>
-        <w:t>. “</w:t>
-      </w:r>
-      <w:r>
-        <w:rPr>
-          <w:rFonts w:asciiTheme="minorHAnsi" w:hAnsiTheme="minorHAnsi" w:cstheme="minorHAnsi"/>
-          <w:sz w:val="22"/>
-          <w:szCs w:val="22"/>
-        </w:rPr>
-        <w:t>Actively Learning Joint Contours of Multiple Computer Experiments</w:t>
-      </w:r>
-      <w:r>
-        <w:rPr>
-          <w:rFonts w:asciiTheme="minorHAnsi" w:hAnsiTheme="minorHAnsi" w:cstheme="minorHAnsi"/>
-          <w:sz w:val="22"/>
-          <w:szCs w:val="22"/>
-        </w:rPr>
-        <w:t>,”</w:t>
-      </w:r>
-      <w:r>
-        <w:rPr>
-          <w:rFonts w:asciiTheme="minorHAnsi" w:hAnsiTheme="minorHAnsi" w:cstheme="minorHAnsi"/>
-          <w:sz w:val="22"/>
-          <w:szCs w:val="22"/>
-        </w:rPr>
-        <w:t xml:space="preserve"> </w:t>
-      </w:r>
-      <w:r>
-        <w:rPr>
-          <w:rFonts w:asciiTheme="minorHAnsi" w:hAnsiTheme="minorHAnsi" w:cstheme="minorHAnsi"/>
-          <w:sz w:val="22"/>
-          <w:szCs w:val="22"/>
-        </w:rPr>
-        <w:t>arXiv:2512.13530.</w:t>
       </w:r>
     </w:p>
     <w:p>
@@ -2641,6 +2829,106 @@
           <w:sz w:val="22"/>
           <w:szCs w:val="22"/>
         </w:rPr>
+        <w:t>Williams, J. P.</w:t>
+      </w:r>
+      <w:r>
+        <w:rPr>
+          <w:rFonts w:asciiTheme="minorHAnsi" w:hAnsiTheme="minorHAnsi" w:cstheme="minorHAnsi"/>
+          <w:sz w:val="22"/>
+          <w:szCs w:val="22"/>
+        </w:rPr>
+        <w:t xml:space="preserve">, </w:t>
+      </w:r>
+      <w:r>
+        <w:rPr>
+          <w:rFonts w:asciiTheme="minorHAnsi" w:hAnsiTheme="minorHAnsi" w:cstheme="minorHAnsi"/>
+          <w:sz w:val="22"/>
+          <w:szCs w:val="22"/>
+        </w:rPr>
+        <w:t>Martin, R</w:t>
+      </w:r>
+      <w:r>
+        <w:rPr>
+          <w:rFonts w:asciiTheme="minorHAnsi" w:hAnsiTheme="minorHAnsi" w:cstheme="minorHAnsi"/>
+          <w:sz w:val="22"/>
+          <w:szCs w:val="22"/>
+        </w:rPr>
+        <w:t xml:space="preserve">. </w:t>
+      </w:r>
+      <w:r>
+        <w:rPr>
+          <w:rFonts w:asciiTheme="minorHAnsi" w:hAnsiTheme="minorHAnsi" w:cstheme="minorHAnsi"/>
+          <w:sz w:val="22"/>
+          <w:szCs w:val="22"/>
+        </w:rPr>
+        <w:t>“</w:t>
+      </w:r>
+      <w:r>
+        <w:rPr>
+          <w:rFonts w:asciiTheme="minorHAnsi" w:hAnsiTheme="minorHAnsi" w:cstheme="minorHAnsi"/>
+          <w:sz w:val="22"/>
+          <w:szCs w:val="22"/>
+        </w:rPr>
+        <w:t>Decision-making with possibilistic inferential models</w:t>
+      </w:r>
+      <w:r>
+        <w:rPr>
+          <w:rFonts w:asciiTheme="minorHAnsi" w:hAnsiTheme="minorHAnsi" w:cstheme="minorHAnsi"/>
+          <w:sz w:val="22"/>
+          <w:szCs w:val="22"/>
+        </w:rPr>
+        <w:t>.” Information Processing and Management of Uncertainty in Knowledge-Based Systems (IPMU), June 1</w:t>
+      </w:r>
+      <w:r>
+        <w:rPr>
+          <w:rFonts w:asciiTheme="minorHAnsi" w:hAnsiTheme="minorHAnsi" w:cstheme="minorHAnsi"/>
+          <w:sz w:val="22"/>
+          <w:szCs w:val="22"/>
+        </w:rPr>
+        <w:t>8</w:t>
+      </w:r>
+      <w:r>
+        <w:rPr>
+          <w:rFonts w:asciiTheme="minorHAnsi" w:hAnsiTheme="minorHAnsi" w:cstheme="minorHAnsi"/>
+          <w:sz w:val="22"/>
+          <w:szCs w:val="22"/>
+        </w:rPr>
+        <w:t>, 2026. Rome, Italy. (Short Paper)</w:t>
+      </w:r>
+    </w:p>
+    <w:p>
+      <w:pPr>
+        <w:rPr>
+          <w:b/>
+          <w:bCs/>
+          <w:sz w:val="22"/>
+          <w:szCs w:val="22"/>
+        </w:rPr>
+      </w:pPr>
+    </w:p>
+    <w:p>
+      <w:pPr>
+        <w:rPr>
+          <w:rFonts w:asciiTheme="minorHAnsi" w:hAnsiTheme="minorHAnsi" w:cstheme="minorHAnsi"/>
+          <w:sz w:val="22"/>
+          <w:szCs w:val="22"/>
+        </w:rPr>
+      </w:pPr>
+      <w:r>
+        <w:rPr>
+          <w:b/>
+          <w:bCs/>
+          <w:sz w:val="22"/>
+          <w:szCs w:val="22"/>
+        </w:rPr>
+        <w:t xml:space="preserve">Prim S.-N., </w:t>
+      </w:r>
+      <w:r>
+        <w:rPr>
+          <w:rFonts w:asciiTheme="minorHAnsi" w:hAnsiTheme="minorHAnsi" w:cstheme="minorHAnsi"/>
+          <w:sz w:val="22"/>
+          <w:szCs w:val="22"/>
+        </w:rPr>
         <w:t>Guan, Y., Yang, S., Rappold, A. G., Hill, K. L., Tsai, W.-L., Keeler, C. and Reich,</w:t>
       </w:r>
     </w:p>
@@ -2682,6 +2970,147 @@
           <w:sz w:val="22"/>
           <w:szCs w:val="22"/>
         </w:rPr>
+        <w:t>.”</w:t>
+      </w:r>
+      <w:r>
+        <w:rPr>
+          <w:rFonts w:asciiTheme="minorHAnsi" w:hAnsiTheme="minorHAnsi" w:cstheme="minorHAnsi"/>
+          <w:sz w:val="22"/>
+          <w:szCs w:val="22"/>
+        </w:rPr>
+        <w:t xml:space="preserve"> </w:t>
+      </w:r>
+      <w:r>
+        <w:rPr>
+          <w:rFonts w:asciiTheme="minorHAnsi" w:hAnsiTheme="minorHAnsi" w:cstheme="minorHAnsi"/>
+          <w:sz w:val="22"/>
+          <w:szCs w:val="22"/>
+        </w:rPr>
+        <w:t xml:space="preserve">Eastern North American Region Spring Meeting </w:t>
+      </w:r>
+      <w:r>
+        <w:rPr>
+          <w:rFonts w:asciiTheme="minorHAnsi" w:hAnsiTheme="minorHAnsi" w:cstheme="minorHAnsi"/>
+          <w:sz w:val="22"/>
+          <w:szCs w:val="22"/>
+        </w:rPr>
+        <w:t>(</w:t>
+      </w:r>
+      <w:r>
+        <w:rPr>
+          <w:rFonts w:asciiTheme="minorHAnsi" w:hAnsiTheme="minorHAnsi" w:cstheme="minorHAnsi"/>
+          <w:sz w:val="22"/>
+          <w:szCs w:val="22"/>
+        </w:rPr>
+        <w:t>ENAR</w:t>
+      </w:r>
+      <w:r>
+        <w:rPr>
+          <w:rFonts w:asciiTheme="minorHAnsi" w:hAnsiTheme="minorHAnsi" w:cstheme="minorHAnsi"/>
+          <w:sz w:val="22"/>
+          <w:szCs w:val="22"/>
+        </w:rPr>
+        <w:t>)</w:t>
+      </w:r>
+      <w:r>
+        <w:rPr>
+          <w:rFonts w:asciiTheme="minorHAnsi" w:hAnsiTheme="minorHAnsi" w:cstheme="minorHAnsi"/>
+          <w:sz w:val="22"/>
+          <w:szCs w:val="22"/>
+        </w:rPr>
+        <w:t>, Mar 15, 2029. Indianapolis, IN. (</w:t>
+      </w:r>
+      <w:r>
+        <w:rPr>
+          <w:rFonts w:asciiTheme="minorHAnsi" w:hAnsiTheme="minorHAnsi" w:cstheme="minorHAnsi"/>
+          <w:sz w:val="22"/>
+          <w:szCs w:val="22"/>
+        </w:rPr>
+        <w:t>Contributed Poster Presentation</w:t>
+      </w:r>
+      <w:r>
+        <w:rPr>
+          <w:rFonts w:asciiTheme="minorHAnsi" w:hAnsiTheme="minorHAnsi" w:cstheme="minorHAnsi"/>
+          <w:sz w:val="22"/>
+          <w:szCs w:val="22"/>
+        </w:rPr>
+        <w:t xml:space="preserve">) </w:t>
+      </w:r>
+    </w:p>
+    <w:p>
+      <w:pPr>
+        <w:rPr>
+          <w:b/>
+          <w:bCs/>
+          <w:sz w:val="22"/>
+          <w:szCs w:val="22"/>
+        </w:rPr>
+      </w:pPr>
+    </w:p>
+    <w:p>
+      <w:pPr>
+        <w:rPr>
+          <w:rFonts w:asciiTheme="minorHAnsi" w:hAnsiTheme="minorHAnsi" w:cstheme="minorHAnsi"/>
+          <w:sz w:val="22"/>
+          <w:szCs w:val="22"/>
+        </w:rPr>
+      </w:pPr>
+      <w:r>
+        <w:rPr>
+          <w:b/>
+          <w:bCs/>
+          <w:sz w:val="22"/>
+          <w:szCs w:val="22"/>
+        </w:rPr>
+        <w:t xml:space="preserve">Prim S.-N., </w:t>
+      </w:r>
+      <w:r>
+        <w:rPr>
+          <w:rFonts w:asciiTheme="minorHAnsi" w:hAnsiTheme="minorHAnsi" w:cstheme="minorHAnsi"/>
+          <w:sz w:val="22"/>
+          <w:szCs w:val="22"/>
+        </w:rPr>
+        <w:t>Guan, Y., Yang, S., Rappold, A. G., Hill, K. L., Tsai, W.-L., Keeler, C. and Reich,</w:t>
+      </w:r>
+    </w:p>
+    <w:p>
+      <w:pPr>
+        <w:rPr>
+          <w:rFonts w:asciiTheme="minorHAnsi" w:hAnsiTheme="minorHAnsi" w:cstheme="minorHAnsi"/>
+          <w:sz w:val="22"/>
+          <w:szCs w:val="22"/>
+        </w:rPr>
+      </w:pPr>
+      <w:r>
+        <w:rPr>
+          <w:rFonts w:asciiTheme="minorHAnsi" w:hAnsiTheme="minorHAnsi" w:cstheme="minorHAnsi"/>
+          <w:sz w:val="22"/>
+          <w:szCs w:val="22"/>
+        </w:rPr>
+        <w:t xml:space="preserve">B. J. </w:t>
+      </w:r>
+      <w:r>
+        <w:rPr>
+          <w:rFonts w:asciiTheme="minorHAnsi" w:hAnsiTheme="minorHAnsi" w:cstheme="minorHAnsi"/>
+          <w:sz w:val="22"/>
+          <w:szCs w:val="22"/>
+        </w:rPr>
+        <w:t>“</w:t>
+      </w:r>
+      <w:r>
+        <w:rPr>
+          <w:rFonts w:asciiTheme="minorHAnsi" w:hAnsiTheme="minorHAnsi" w:cstheme="minorHAnsi"/>
+          <w:sz w:val="22"/>
+          <w:szCs w:val="22"/>
+        </w:rPr>
+        <w:t>A Spectral Confounder Adjustment for Spatial Regression with Multiple Exposures</w:t>
+      </w:r>
+      <w:r>
+        <w:rPr>
+          <w:rFonts w:asciiTheme="minorHAnsi" w:hAnsiTheme="minorHAnsi" w:cstheme="minorHAnsi"/>
+          <w:sz w:val="22"/>
+          <w:szCs w:val="22"/>
+        </w:rPr>
         <w:t xml:space="preserve">.” </w:t>
       </w:r>
       <w:r>
@@ -2706,7 +3135,23 @@
           <w:sz w:val="22"/>
           <w:szCs w:val="22"/>
         </w:rPr>
-        <w:t xml:space="preserve"> (</w:t>
+        <w:t xml:space="preserve"> </w:t>
+      </w:r>
+      <w:r>
+        <w:rPr>
+          <w:rFonts w:asciiTheme="minorHAnsi" w:hAnsiTheme="minorHAnsi" w:cstheme="minorHAnsi"/>
+          <w:sz w:val="22"/>
+          <w:szCs w:val="22"/>
+        </w:rPr>
+        <w:t xml:space="preserve">Nashville, TN. </w:t>
+      </w:r>
+      <w:r>
+        <w:rPr>
+          <w:rFonts w:asciiTheme="minorHAnsi" w:hAnsiTheme="minorHAnsi" w:cstheme="minorHAnsi"/>
+          <w:sz w:val="22"/>
+          <w:szCs w:val="22"/>
+        </w:rPr>
+        <w:t>(</w:t>
       </w:r>
       <w:r>
         <w:rPr>
@@ -2746,18 +3191,29 @@
     <w:p>
       <w:pPr>
         <w:rPr>
-          <w:rFonts w:asciiTheme="minorHAnsi" w:hAnsiTheme="minorHAnsi" w:cstheme="minorHAnsi"/>
-          <w:sz w:val="22"/>
-          <w:szCs w:val="22"/>
-        </w:rPr>
-      </w:pPr>
-      <w:r>
-        <w:rPr>
-          <w:b/>
-          <w:bCs/>
-          <w:sz w:val="22"/>
-          <w:szCs w:val="22"/>
-        </w:rPr>
+          <w:b/>
+          <w:bCs/>
+          <w:sz w:val="22"/>
+          <w:szCs w:val="22"/>
+        </w:rPr>
+      </w:pPr>
+    </w:p>
+    <w:p>
+      <w:pPr>
+        <w:rPr>
+          <w:rFonts w:asciiTheme="minorHAnsi" w:hAnsiTheme="minorHAnsi" w:cstheme="minorHAnsi"/>
+          <w:sz w:val="22"/>
+          <w:szCs w:val="22"/>
+        </w:rPr>
+      </w:pPr>
+      <w:r>
+        <w:rPr>
+          <w:b/>
+          <w:bCs/>
+          <w:sz w:val="22"/>
+          <w:szCs w:val="22"/>
+        </w:rPr>
+        <w:lastRenderedPageBreak/>
         <w:t xml:space="preserve">Prim S.-N., </w:t>
       </w:r>
       <w:r>
@@ -3218,7 +3674,6 @@
           <w:sz w:val="22"/>
           <w:szCs w:val="22"/>
         </w:rPr>
-        <w:lastRenderedPageBreak/>
         <w:t xml:space="preserve">Research </w:t>
       </w:r>
       <w:r>
@@ -4058,31 +4513,19 @@
         </w:tabs>
         <w:rPr>
           <w:rFonts w:asciiTheme="minorHAnsi" w:hAnsiTheme="minorHAnsi" w:cstheme="minorHAnsi"/>
-          <w:b/>
-          <w:sz w:val="22"/>
-          <w:szCs w:val="22"/>
-        </w:rPr>
-      </w:pPr>
-    </w:p>
-    <w:p>
-      <w:pPr>
-        <w:tabs>
-          <w:tab w:val="right" w:pos="8640"/>
-        </w:tabs>
-        <w:rPr>
-          <w:rFonts w:asciiTheme="minorHAnsi" w:hAnsiTheme="minorHAnsi" w:cstheme="minorHAnsi"/>
-          <w:bCs/>
-          <w:sz w:val="22"/>
-          <w:szCs w:val="22"/>
-        </w:rPr>
-      </w:pPr>
-      <w:r>
-        <w:rPr>
-          <w:rFonts w:asciiTheme="minorHAnsi" w:hAnsiTheme="minorHAnsi" w:cstheme="minorHAnsi"/>
-          <w:b/>
-          <w:sz w:val="22"/>
-          <w:szCs w:val="22"/>
-        </w:rPr>
+          <w:bCs/>
+          <w:sz w:val="22"/>
+          <w:szCs w:val="22"/>
+        </w:rPr>
+      </w:pPr>
+      <w:r>
+        <w:rPr>
+          <w:rFonts w:asciiTheme="minorHAnsi" w:hAnsiTheme="minorHAnsi" w:cstheme="minorHAnsi"/>
+          <w:b/>
+          <w:sz w:val="22"/>
+          <w:szCs w:val="22"/>
+        </w:rPr>
+        <w:lastRenderedPageBreak/>
         <w:t>Wake Forest Baptist Health</w:t>
       </w:r>
       <w:r>
@@ -4425,7 +4868,6 @@
           <w:sz w:val="22"/>
           <w:szCs w:val="22"/>
         </w:rPr>
-        <w:lastRenderedPageBreak/>
         <w:t xml:space="preserve">North Carolina State University, </w:t>
       </w:r>
       <w:r>
@@ -5125,13 +5567,30 @@
       <w:pPr>
         <w:rPr>
           <w:rFonts w:asciiTheme="minorHAnsi" w:hAnsiTheme="minorHAnsi" w:cstheme="minorHAnsi"/>
-        </w:rPr>
-      </w:pPr>
-      <w:r>
-        <w:rPr>
-          <w:rFonts w:asciiTheme="minorHAnsi" w:hAnsiTheme="minorHAnsi" w:cstheme="minorHAnsi"/>
-          <w:b/>
-        </w:rPr>
+          <w:b/>
+        </w:rPr>
+      </w:pPr>
+    </w:p>
+    <w:p>
+      <w:pPr>
+        <w:rPr>
+          <w:rFonts w:asciiTheme="minorHAnsi" w:hAnsiTheme="minorHAnsi" w:cstheme="minorHAnsi"/>
+          <w:b/>
+        </w:rPr>
+      </w:pPr>
+    </w:p>
+    <w:p>
+      <w:pPr>
+        <w:rPr>
+          <w:rFonts w:asciiTheme="minorHAnsi" w:hAnsiTheme="minorHAnsi" w:cstheme="minorHAnsi"/>
+        </w:rPr>
+      </w:pPr>
+      <w:r>
+        <w:rPr>
+          <w:rFonts w:asciiTheme="minorHAnsi" w:hAnsiTheme="minorHAnsi" w:cstheme="minorHAnsi"/>
+          <w:b/>
+        </w:rPr>
+        <w:lastRenderedPageBreak/>
         <w:t>University of Iowa</w:t>
       </w:r>
       <w:r>
@@ -5353,25 +5812,7 @@
           <w:sz w:val="24"/>
           <w:szCs w:val="24"/>
         </w:rPr>
-        <w:t xml:space="preserve">, and </w:t>
-      </w:r>
-      <w:proofErr w:type="gramStart"/>
-      <w:r>
-        <w:rPr>
-          <w:rFonts w:ascii="Times New Roman" w:hAnsi="Times New Roman"/>
-          <w:sz w:val="24"/>
-          <w:szCs w:val="24"/>
-        </w:rPr>
-        <w:t>reviewing</w:t>
-      </w:r>
-      <w:proofErr w:type="gramEnd"/>
-      <w:r>
-        <w:rPr>
-          <w:rFonts w:ascii="Times New Roman" w:hAnsi="Times New Roman"/>
-          <w:sz w:val="24"/>
-          <w:szCs w:val="24"/>
-        </w:rPr>
-        <w:t xml:space="preserve"> tables</w:t>
+        <w:t>, and reviewing tables</w:t>
       </w:r>
     </w:p>
     <w:p>
@@ -5510,25 +5951,7 @@
           <w:sz w:val="24"/>
           <w:szCs w:val="24"/>
         </w:rPr>
-        <w:t xml:space="preserve">, and </w:t>
-      </w:r>
-      <w:proofErr w:type="gramStart"/>
-      <w:r>
-        <w:rPr>
-          <w:rFonts w:ascii="Times New Roman" w:hAnsi="Times New Roman"/>
-          <w:sz w:val="24"/>
-          <w:szCs w:val="24"/>
-        </w:rPr>
-        <w:t>reviewing</w:t>
-      </w:r>
-      <w:proofErr w:type="gramEnd"/>
-      <w:r>
-        <w:rPr>
-          <w:rFonts w:ascii="Times New Roman" w:hAnsi="Times New Roman"/>
-          <w:sz w:val="24"/>
-          <w:szCs w:val="24"/>
-        </w:rPr>
-        <w:t xml:space="preserve"> tables</w:t>
+        <w:t>, and reviewing tables</w:t>
       </w:r>
     </w:p>
     <w:p>
@@ -5762,7 +6185,6 @@
           <w:sz w:val="24"/>
           <w:szCs w:val="24"/>
         </w:rPr>
-        <w:lastRenderedPageBreak/>
         <w:t>Great Musicians (Music Appreciation) (Fall 2009, Spring 2010)</w:t>
       </w:r>
     </w:p>

--- a/assets/CV (Shih-Ni Prim).docx
+++ b/assets/CV (Shih-Ni Prim).docx
@@ -1914,15 +1914,7 @@
           <w:sz w:val="22"/>
           <w:szCs w:val="22"/>
         </w:rPr>
-        <w:t>arXiv:2512.13530.</w:t>
-      </w:r>
-      <w:r>
-        <w:rPr>
-          <w:rFonts w:asciiTheme="minorHAnsi" w:hAnsiTheme="minorHAnsi" w:cstheme="minorHAnsi"/>
-          <w:sz w:val="22"/>
-          <w:szCs w:val="22"/>
-        </w:rPr>
-        <w:t xml:space="preserve"> Under revision </w:t>
+        <w:t xml:space="preserve">arXiv:2512.13530. Under revision </w:t>
       </w:r>
       <w:r>
         <w:rPr>
@@ -3629,21 +3621,6 @@
     </w:p>
     <w:p>
       <w:pPr>
-        <w:pStyle w:val="ListParagraph"/>
-        <w:tabs>
-          <w:tab w:val="right" w:pos="8640"/>
-        </w:tabs>
-        <w:rPr>
-          <w:rFonts w:asciiTheme="minorHAnsi" w:hAnsiTheme="minorHAnsi" w:cstheme="minorHAnsi"/>
-          <w:bCs/>
-          <w:sz w:val="22"/>
-          <w:szCs w:val="22"/>
-        </w:rPr>
-      </w:pPr>
-    </w:p>
-    <w:p>
-      <w:pPr>
-        <w:pStyle w:val="ListParagraph"/>
         <w:tabs>
           <w:tab w:val="right" w:pos="8640"/>
         </w:tabs>
@@ -4513,6 +4490,19 @@
         </w:tabs>
         <w:rPr>
           <w:rFonts w:asciiTheme="minorHAnsi" w:hAnsiTheme="minorHAnsi" w:cstheme="minorHAnsi"/>
+          <w:b/>
+          <w:sz w:val="22"/>
+          <w:szCs w:val="22"/>
+        </w:rPr>
+      </w:pPr>
+    </w:p>
+    <w:p>
+      <w:pPr>
+        <w:tabs>
+          <w:tab w:val="right" w:pos="8640"/>
+        </w:tabs>
+        <w:rPr>
+          <w:rFonts w:asciiTheme="minorHAnsi" w:hAnsiTheme="minorHAnsi" w:cstheme="minorHAnsi"/>
           <w:bCs/>
           <w:sz w:val="22"/>
           <w:szCs w:val="22"/>
@@ -4843,19 +4833,6 @@
         </w:tabs>
         <w:rPr>
           <w:rFonts w:asciiTheme="minorHAnsi" w:hAnsiTheme="minorHAnsi" w:cstheme="minorHAnsi"/>
-          <w:b/>
-          <w:sz w:val="22"/>
-          <w:szCs w:val="22"/>
-        </w:rPr>
-      </w:pPr>
-    </w:p>
-    <w:p>
-      <w:pPr>
-        <w:tabs>
-          <w:tab w:val="right" w:pos="8640"/>
-        </w:tabs>
-        <w:rPr>
-          <w:rFonts w:asciiTheme="minorHAnsi" w:hAnsiTheme="minorHAnsi" w:cstheme="minorHAnsi"/>
           <w:bCs/>
           <w:sz w:val="22"/>
           <w:szCs w:val="22"/>
@@ -5024,32 +5001,6 @@
         </w:tabs>
         <w:rPr>
           <w:rFonts w:asciiTheme="minorHAnsi" w:hAnsiTheme="minorHAnsi" w:cstheme="minorHAnsi"/>
-          <w:b/>
-          <w:sz w:val="22"/>
-          <w:szCs w:val="22"/>
-        </w:rPr>
-      </w:pPr>
-    </w:p>
-    <w:p>
-      <w:pPr>
-        <w:tabs>
-          <w:tab w:val="right" w:pos="8640"/>
-        </w:tabs>
-        <w:rPr>
-          <w:rFonts w:asciiTheme="minorHAnsi" w:hAnsiTheme="minorHAnsi" w:cstheme="minorHAnsi"/>
-          <w:b/>
-          <w:sz w:val="22"/>
-          <w:szCs w:val="22"/>
-        </w:rPr>
-      </w:pPr>
-    </w:p>
-    <w:p>
-      <w:pPr>
-        <w:tabs>
-          <w:tab w:val="right" w:pos="8640"/>
-        </w:tabs>
-        <w:rPr>
-          <w:rFonts w:asciiTheme="minorHAnsi" w:hAnsiTheme="minorHAnsi" w:cstheme="minorHAnsi"/>
           <w:bCs/>
           <w:sz w:val="22"/>
           <w:szCs w:val="22"/>
@@ -5567,30 +5518,13 @@
       <w:pPr>
         <w:rPr>
           <w:rFonts w:asciiTheme="minorHAnsi" w:hAnsiTheme="minorHAnsi" w:cstheme="minorHAnsi"/>
-          <w:b/>
-        </w:rPr>
-      </w:pPr>
-    </w:p>
-    <w:p>
-      <w:pPr>
-        <w:rPr>
-          <w:rFonts w:asciiTheme="minorHAnsi" w:hAnsiTheme="minorHAnsi" w:cstheme="minorHAnsi"/>
-          <w:b/>
-        </w:rPr>
-      </w:pPr>
-    </w:p>
-    <w:p>
-      <w:pPr>
-        <w:rPr>
-          <w:rFonts w:asciiTheme="minorHAnsi" w:hAnsiTheme="minorHAnsi" w:cstheme="minorHAnsi"/>
-        </w:rPr>
-      </w:pPr>
-      <w:r>
-        <w:rPr>
-          <w:rFonts w:asciiTheme="minorHAnsi" w:hAnsiTheme="minorHAnsi" w:cstheme="minorHAnsi"/>
-          <w:b/>
-        </w:rPr>
-        <w:lastRenderedPageBreak/>
+        </w:rPr>
+      </w:pPr>
+      <w:r>
+        <w:rPr>
+          <w:rFonts w:asciiTheme="minorHAnsi" w:hAnsiTheme="minorHAnsi" w:cstheme="minorHAnsi"/>
+          <w:b/>
+        </w:rPr>
         <w:t>University of Iowa</w:t>
       </w:r>
       <w:r>
@@ -5780,6 +5714,7 @@
           <w:sz w:val="24"/>
           <w:szCs w:val="24"/>
         </w:rPr>
+        <w:lastRenderedPageBreak/>
         <w:t>Helped the professor design quiz</w:t>
       </w:r>
       <w:r>
@@ -5812,7 +5747,25 @@
           <w:sz w:val="24"/>
           <w:szCs w:val="24"/>
         </w:rPr>
-        <w:t>, and reviewing tables</w:t>
+        <w:t xml:space="preserve">, and </w:t>
+      </w:r>
+      <w:proofErr w:type="gramStart"/>
+      <w:r>
+        <w:rPr>
+          <w:rFonts w:ascii="Times New Roman" w:hAnsi="Times New Roman"/>
+          <w:sz w:val="24"/>
+          <w:szCs w:val="24"/>
+        </w:rPr>
+        <w:t>reviewing</w:t>
+      </w:r>
+      <w:proofErr w:type="gramEnd"/>
+      <w:r>
+        <w:rPr>
+          <w:rFonts w:ascii="Times New Roman" w:hAnsi="Times New Roman"/>
+          <w:sz w:val="24"/>
+          <w:szCs w:val="24"/>
+        </w:rPr>
+        <w:t xml:space="preserve"> tables</w:t>
       </w:r>
     </w:p>
     <w:p>
@@ -5951,7 +5904,25 @@
           <w:sz w:val="24"/>
           <w:szCs w:val="24"/>
         </w:rPr>
-        <w:t>, and reviewing tables</w:t>
+        <w:t xml:space="preserve">, and </w:t>
+      </w:r>
+      <w:proofErr w:type="gramStart"/>
+      <w:r>
+        <w:rPr>
+          <w:rFonts w:ascii="Times New Roman" w:hAnsi="Times New Roman"/>
+          <w:sz w:val="24"/>
+          <w:szCs w:val="24"/>
+        </w:rPr>
+        <w:t>reviewing</w:t>
+      </w:r>
+      <w:proofErr w:type="gramEnd"/>
+      <w:r>
+        <w:rPr>
+          <w:rFonts w:ascii="Times New Roman" w:hAnsi="Times New Roman"/>
+          <w:sz w:val="24"/>
+          <w:szCs w:val="24"/>
+        </w:rPr>
+        <w:t xml:space="preserve"> tables</w:t>
       </w:r>
     </w:p>
     <w:p>

--- a/assets/CV (Shih-Ni Prim).docx
+++ b/assets/CV (Shih-Ni Prim).docx
@@ -1387,48 +1387,13 @@
       <w:pPr>
         <w:rPr>
           <w:rFonts w:asciiTheme="minorHAnsi" w:hAnsiTheme="minorHAnsi" w:cstheme="minorHAnsi"/>
-          <w:b/>
-          <w:bCs/>
-          <w:sz w:val="22"/>
-          <w:szCs w:val="22"/>
-        </w:rPr>
-      </w:pPr>
-    </w:p>
-    <w:p>
-      <w:pPr>
-        <w:rPr>
-          <w:rFonts w:asciiTheme="minorHAnsi" w:hAnsiTheme="minorHAnsi" w:cstheme="minorHAnsi"/>
-          <w:b/>
-          <w:bCs/>
-          <w:sz w:val="22"/>
-          <w:szCs w:val="22"/>
-        </w:rPr>
-      </w:pPr>
-      <w:r>
-        <w:rPr>
-          <w:rFonts w:asciiTheme="minorHAnsi" w:hAnsiTheme="minorHAnsi" w:cstheme="minorHAnsi"/>
-          <w:b/>
-          <w:bCs/>
-          <w:sz w:val="22"/>
-          <w:szCs w:val="22"/>
-        </w:rPr>
-        <w:t xml:space="preserve">In review </w:t>
-      </w:r>
-    </w:p>
-    <w:p>
-      <w:pPr>
-        <w:rPr>
-          <w:rFonts w:asciiTheme="minorHAnsi" w:hAnsiTheme="minorHAnsi" w:cstheme="minorHAnsi"/>
-          <w:b/>
-          <w:bCs/>
-          <w:sz w:val="22"/>
-          <w:szCs w:val="22"/>
-        </w:rPr>
-      </w:pPr>
-    </w:p>
-    <w:p>
-      <w:pPr>
-        <w:ind w:left="180"/>
+          <w:sz w:val="22"/>
+          <w:szCs w:val="22"/>
+        </w:rPr>
+      </w:pPr>
+    </w:p>
+    <w:p>
+      <w:pPr>
         <w:rPr>
           <w:rFonts w:asciiTheme="minorHAnsi" w:hAnsiTheme="minorHAnsi" w:cstheme="minorHAnsi"/>
           <w:sz w:val="22"/>
@@ -1475,45 +1440,29 @@
           <w:sz w:val="22"/>
           <w:szCs w:val="22"/>
         </w:rPr>
-        <w:t>,</w:t>
-      </w:r>
-      <w:r>
-        <w:rPr>
-          <w:rFonts w:asciiTheme="minorHAnsi" w:hAnsiTheme="minorHAnsi" w:cstheme="minorHAnsi"/>
-          <w:sz w:val="22"/>
-          <w:szCs w:val="22"/>
-        </w:rPr>
-        <w:t>”</w:t>
-      </w:r>
-      <w:r>
-        <w:rPr>
-          <w:rFonts w:asciiTheme="minorHAnsi" w:hAnsiTheme="minorHAnsi" w:cstheme="minorHAnsi"/>
-          <w:sz w:val="22"/>
-          <w:szCs w:val="22"/>
-        </w:rPr>
+        <w:t xml:space="preserve">,” </w:t>
+      </w:r>
+      <w:proofErr w:type="spellStart"/>
+      <w:r>
+        <w:rPr>
+          <w:rFonts w:asciiTheme="minorHAnsi" w:hAnsiTheme="minorHAnsi" w:cstheme="minorHAnsi"/>
+          <w:sz w:val="22"/>
+          <w:szCs w:val="22"/>
+        </w:rPr>
+        <w:t>arXiv</w:t>
+      </w:r>
+      <w:proofErr w:type="spellEnd"/>
+      <w:r>
+        <w:rPr>
+          <w:rFonts w:asciiTheme="minorHAnsi" w:hAnsiTheme="minorHAnsi" w:cstheme="minorHAnsi"/>
+          <w:sz w:val="22"/>
+          <w:szCs w:val="22"/>
+        </w:rPr>
+        <w:t>:</w:t>
+      </w:r>
+      <w:r>
         <w:t xml:space="preserve"> </w:t>
       </w:r>
-      <w:proofErr w:type="spellStart"/>
-      <w:r>
-        <w:rPr>
-          <w:rFonts w:asciiTheme="minorHAnsi" w:hAnsiTheme="minorHAnsi" w:cstheme="minorHAnsi"/>
-          <w:sz w:val="22"/>
-          <w:szCs w:val="22"/>
-        </w:rPr>
-        <w:t>arXiv</w:t>
-      </w:r>
-      <w:proofErr w:type="spellEnd"/>
-      <w:r>
-        <w:rPr>
-          <w:rFonts w:asciiTheme="minorHAnsi" w:hAnsiTheme="minorHAnsi" w:cstheme="minorHAnsi"/>
-          <w:sz w:val="22"/>
-          <w:szCs w:val="22"/>
-        </w:rPr>
-        <w:t>:</w:t>
-      </w:r>
-      <w:r>
-        <w:t xml:space="preserve"> </w:t>
-      </w:r>
       <w:r>
         <w:rPr>
           <w:rFonts w:asciiTheme="minorHAnsi" w:hAnsiTheme="minorHAnsi" w:cstheme="minorHAnsi"/>
@@ -1528,31 +1477,7 @@
           <w:sz w:val="22"/>
           <w:szCs w:val="22"/>
         </w:rPr>
-        <w:t>.</w:t>
-      </w:r>
-      <w:r>
-        <w:rPr>
-          <w:rFonts w:asciiTheme="minorHAnsi" w:hAnsiTheme="minorHAnsi" w:cstheme="minorHAnsi"/>
-          <w:sz w:val="22"/>
-          <w:szCs w:val="22"/>
-        </w:rPr>
-        <w:t xml:space="preserve"> </w:t>
-      </w:r>
-      <w:r>
-        <w:rPr>
-          <w:rFonts w:asciiTheme="minorHAnsi" w:hAnsiTheme="minorHAnsi" w:cstheme="minorHAnsi"/>
-          <w:sz w:val="22"/>
-          <w:szCs w:val="22"/>
-        </w:rPr>
-        <w:t>Under revision at the</w:t>
-      </w:r>
-      <w:r>
-        <w:rPr>
-          <w:rFonts w:asciiTheme="minorHAnsi" w:hAnsiTheme="minorHAnsi" w:cstheme="minorHAnsi"/>
-          <w:sz w:val="22"/>
-          <w:szCs w:val="22"/>
-        </w:rPr>
-        <w:t xml:space="preserve"> </w:t>
+        <w:t xml:space="preserve">. </w:t>
       </w:r>
       <w:r>
         <w:rPr>
@@ -1562,149 +1487,15 @@
           <w:sz w:val="22"/>
           <w:szCs w:val="22"/>
         </w:rPr>
-        <w:t>International Journal of Approximate Reasoning.</w:t>
-      </w:r>
-    </w:p>
-    <w:p>
-      <w:pPr>
-        <w:ind w:left="180"/>
-        <w:rPr>
-          <w:rFonts w:asciiTheme="minorHAnsi" w:hAnsiTheme="minorHAnsi" w:cstheme="minorHAnsi"/>
-          <w:sz w:val="22"/>
-          <w:szCs w:val="22"/>
-        </w:rPr>
-      </w:pPr>
-    </w:p>
-    <w:p>
-      <w:pPr>
-        <w:ind w:left="180"/>
-        <w:rPr>
-          <w:rFonts w:asciiTheme="minorHAnsi" w:hAnsiTheme="minorHAnsi" w:cstheme="minorHAnsi"/>
-          <w:sz w:val="22"/>
-          <w:szCs w:val="22"/>
-        </w:rPr>
-      </w:pPr>
-      <w:r>
-        <w:rPr>
-          <w:rFonts w:asciiTheme="minorHAnsi" w:hAnsiTheme="minorHAnsi" w:cstheme="minorHAnsi"/>
-          <w:b/>
-          <w:bCs/>
-          <w:sz w:val="22"/>
-          <w:szCs w:val="22"/>
-        </w:rPr>
-        <w:t>Prim, S.-N.</w:t>
-      </w:r>
-      <w:r>
-        <w:rPr>
-          <w:rFonts w:asciiTheme="minorHAnsi" w:hAnsiTheme="minorHAnsi" w:cstheme="minorHAnsi"/>
-          <w:sz w:val="22"/>
-          <w:szCs w:val="22"/>
-        </w:rPr>
-        <w:t>, Guan, Y., Yang, S., Rappold, A. G., Hill, K. L., Tsai, W.-L., Keeler, C. and Reich,</w:t>
-      </w:r>
-      <w:r>
-        <w:rPr>
-          <w:rFonts w:asciiTheme="minorHAnsi" w:hAnsiTheme="minorHAnsi" w:cstheme="minorHAnsi"/>
-          <w:sz w:val="22"/>
-          <w:szCs w:val="22"/>
-        </w:rPr>
-        <w:t xml:space="preserve"> </w:t>
-      </w:r>
-      <w:r>
-        <w:rPr>
-          <w:rFonts w:asciiTheme="minorHAnsi" w:hAnsiTheme="minorHAnsi" w:cstheme="minorHAnsi"/>
-          <w:sz w:val="22"/>
-          <w:szCs w:val="22"/>
-        </w:rPr>
-        <w:t xml:space="preserve">B. J. (2025) </w:t>
-      </w:r>
-      <w:r>
-        <w:rPr>
-          <w:rFonts w:asciiTheme="minorHAnsi" w:hAnsiTheme="minorHAnsi" w:cstheme="minorHAnsi"/>
-          <w:sz w:val="22"/>
-          <w:szCs w:val="22"/>
-        </w:rPr>
-        <w:t>“</w:t>
-      </w:r>
-      <w:r>
-        <w:rPr>
-          <w:rFonts w:asciiTheme="minorHAnsi" w:hAnsiTheme="minorHAnsi" w:cstheme="minorHAnsi"/>
-          <w:sz w:val="22"/>
-          <w:szCs w:val="22"/>
-        </w:rPr>
-        <w:t>A Spectral Confounder Adjustment for Spatial Regression with Multiple Exposures</w:t>
-      </w:r>
-      <w:r>
-        <w:rPr>
-          <w:rFonts w:asciiTheme="minorHAnsi" w:hAnsiTheme="minorHAnsi" w:cstheme="minorHAnsi"/>
-          <w:sz w:val="22"/>
-          <w:szCs w:val="22"/>
-        </w:rPr>
-        <w:t xml:space="preserve"> </w:t>
-      </w:r>
-      <w:r>
-        <w:rPr>
-          <w:rFonts w:asciiTheme="minorHAnsi" w:hAnsiTheme="minorHAnsi" w:cstheme="minorHAnsi"/>
-          <w:sz w:val="22"/>
-          <w:szCs w:val="22"/>
-        </w:rPr>
-        <w:t>and Outcomes</w:t>
-      </w:r>
-      <w:r>
-        <w:rPr>
-          <w:rFonts w:asciiTheme="minorHAnsi" w:hAnsiTheme="minorHAnsi" w:cstheme="minorHAnsi"/>
-          <w:sz w:val="22"/>
-          <w:szCs w:val="22"/>
-        </w:rPr>
-        <w:t>,”</w:t>
-      </w:r>
-      <w:r>
-        <w:rPr>
-          <w:rFonts w:asciiTheme="minorHAnsi" w:hAnsiTheme="minorHAnsi" w:cstheme="minorHAnsi"/>
-          <w:sz w:val="22"/>
-          <w:szCs w:val="22"/>
-        </w:rPr>
-        <w:t xml:space="preserve"> </w:t>
-      </w:r>
-      <w:r>
-        <w:rPr>
-          <w:rFonts w:asciiTheme="minorHAnsi" w:hAnsiTheme="minorHAnsi" w:cstheme="minorHAnsi"/>
-          <w:sz w:val="22"/>
-          <w:szCs w:val="22"/>
-        </w:rPr>
-        <w:t>arXiv:2506.09325.</w:t>
-      </w:r>
-      <w:r>
-        <w:rPr>
-          <w:rFonts w:asciiTheme="minorHAnsi" w:hAnsiTheme="minorHAnsi" w:cstheme="minorHAnsi"/>
-          <w:sz w:val="22"/>
-          <w:szCs w:val="22"/>
-        </w:rPr>
-        <w:t xml:space="preserve"> </w:t>
-      </w:r>
-      <w:r>
-        <w:rPr>
-          <w:rFonts w:asciiTheme="minorHAnsi" w:hAnsiTheme="minorHAnsi" w:cstheme="minorHAnsi"/>
-          <w:sz w:val="22"/>
-          <w:szCs w:val="22"/>
-        </w:rPr>
-        <w:t xml:space="preserve">Under revision </w:t>
-      </w:r>
-      <w:r>
-        <w:rPr>
-          <w:rFonts w:asciiTheme="minorHAnsi" w:hAnsiTheme="minorHAnsi" w:cstheme="minorHAnsi"/>
-          <w:sz w:val="22"/>
-          <w:szCs w:val="22"/>
-        </w:rPr>
-        <w:t>at the</w:t>
-      </w:r>
-      <w:r>
-        <w:rPr>
-          <w:rFonts w:asciiTheme="minorHAnsi" w:hAnsiTheme="minorHAnsi" w:cstheme="minorHAnsi"/>
-          <w:sz w:val="22"/>
-          <w:szCs w:val="22"/>
-        </w:rPr>
-        <w:t xml:space="preserve"> </w:t>
+        <w:t>International Journal of Approximate Reasoning</w:t>
+      </w:r>
+      <w:r>
+        <w:rPr>
+          <w:rFonts w:asciiTheme="minorHAnsi" w:hAnsiTheme="minorHAnsi" w:cstheme="minorHAnsi"/>
+          <w:sz w:val="22"/>
+          <w:szCs w:val="22"/>
+        </w:rPr>
+        <w:t>, to appear</w:t>
       </w:r>
       <w:r>
         <w:rPr>
@@ -1714,19 +1505,402 @@
           <w:sz w:val="22"/>
           <w:szCs w:val="22"/>
         </w:rPr>
-        <w:t>Journal of the American Statistical Association</w:t>
-      </w:r>
-      <w:r>
-        <w:rPr>
-          <w:rFonts w:asciiTheme="minorHAnsi" w:hAnsiTheme="minorHAnsi" w:cstheme="minorHAnsi"/>
-          <w:sz w:val="22"/>
-          <w:szCs w:val="22"/>
-        </w:rPr>
         <w:t>.</w:t>
       </w:r>
     </w:p>
     <w:p>
       <w:pPr>
+        <w:rPr>
+          <w:rFonts w:asciiTheme="minorHAnsi" w:hAnsiTheme="minorHAnsi" w:cstheme="minorHAnsi"/>
+          <w:sz w:val="22"/>
+          <w:szCs w:val="22"/>
+        </w:rPr>
+      </w:pPr>
+    </w:p>
+    <w:p>
+      <w:pPr>
+        <w:rPr>
+          <w:sz w:val="22"/>
+          <w:szCs w:val="22"/>
+        </w:rPr>
+      </w:pPr>
+      <w:r>
+        <w:rPr>
+          <w:rFonts w:asciiTheme="minorHAnsi" w:hAnsiTheme="minorHAnsi" w:cstheme="minorHAnsi"/>
+          <w:sz w:val="22"/>
+          <w:szCs w:val="22"/>
+        </w:rPr>
+        <w:t xml:space="preserve">Chan MD, </w:t>
+      </w:r>
+      <w:r>
+        <w:rPr>
+          <w:rFonts w:asciiTheme="minorHAnsi" w:hAnsiTheme="minorHAnsi" w:cstheme="minorHAnsi"/>
+          <w:b/>
+          <w:bCs/>
+          <w:sz w:val="22"/>
+          <w:szCs w:val="22"/>
+        </w:rPr>
+        <w:t>Prim</w:t>
+      </w:r>
+      <w:r>
+        <w:rPr>
+          <w:rFonts w:asciiTheme="minorHAnsi" w:hAnsiTheme="minorHAnsi" w:cstheme="minorHAnsi"/>
+          <w:sz w:val="22"/>
+          <w:szCs w:val="22"/>
+        </w:rPr>
+        <w:t xml:space="preserve"> </w:t>
+      </w:r>
+      <w:r>
+        <w:rPr>
+          <w:rFonts w:asciiTheme="minorHAnsi" w:hAnsiTheme="minorHAnsi" w:cstheme="minorHAnsi"/>
+          <w:b/>
+          <w:bCs/>
+          <w:sz w:val="22"/>
+          <w:szCs w:val="22"/>
+        </w:rPr>
+        <w:t>S</w:t>
+      </w:r>
+      <w:r>
+        <w:rPr>
+          <w:rFonts w:asciiTheme="minorHAnsi" w:hAnsiTheme="minorHAnsi" w:cstheme="minorHAnsi"/>
+          <w:b/>
+          <w:bCs/>
+          <w:sz w:val="22"/>
+          <w:szCs w:val="22"/>
+        </w:rPr>
+        <w:t>.-N.</w:t>
+      </w:r>
+      <w:r>
+        <w:rPr>
+          <w:rFonts w:asciiTheme="minorHAnsi" w:hAnsiTheme="minorHAnsi" w:cstheme="minorHAnsi"/>
+          <w:sz w:val="22"/>
+          <w:szCs w:val="22"/>
+        </w:rPr>
+        <w:t>, Cramer C, Ruiz J.</w:t>
+      </w:r>
+      <w:r>
+        <w:rPr>
+          <w:rFonts w:asciiTheme="minorHAnsi" w:hAnsiTheme="minorHAnsi" w:cstheme="minorHAnsi"/>
+          <w:sz w:val="22"/>
+          <w:szCs w:val="22"/>
+        </w:rPr>
+        <w:t xml:space="preserve"> (2023),</w:t>
+      </w:r>
+      <w:r>
+        <w:rPr>
+          <w:rFonts w:asciiTheme="minorHAnsi" w:hAnsiTheme="minorHAnsi" w:cstheme="minorHAnsi"/>
+          <w:sz w:val="22"/>
+          <w:szCs w:val="22"/>
+        </w:rPr>
+        <w:t xml:space="preserve"> “Nonrandomized trials in clinical oncology</w:t>
+      </w:r>
+      <w:r>
+        <w:rPr>
+          <w:rFonts w:asciiTheme="minorHAnsi" w:hAnsiTheme="minorHAnsi" w:cstheme="minorHAnsi"/>
+          <w:sz w:val="22"/>
+          <w:szCs w:val="22"/>
+        </w:rPr>
+        <w:t>,</w:t>
+      </w:r>
+      <w:r>
+        <w:rPr>
+          <w:rFonts w:asciiTheme="minorHAnsi" w:hAnsiTheme="minorHAnsi" w:cstheme="minorHAnsi"/>
+          <w:sz w:val="22"/>
+          <w:szCs w:val="22"/>
+        </w:rPr>
+        <w:t xml:space="preserve">” </w:t>
+      </w:r>
+      <w:r>
+        <w:rPr>
+          <w:rFonts w:asciiTheme="minorHAnsi" w:hAnsiTheme="minorHAnsi" w:cstheme="minorHAnsi"/>
+          <w:sz w:val="22"/>
+          <w:szCs w:val="22"/>
+        </w:rPr>
+        <w:t>i</w:t>
+      </w:r>
+      <w:r>
+        <w:rPr>
+          <w:rFonts w:asciiTheme="minorHAnsi" w:hAnsiTheme="minorHAnsi" w:cstheme="minorHAnsi"/>
+          <w:sz w:val="22"/>
+          <w:szCs w:val="22"/>
+        </w:rPr>
+        <w:t xml:space="preserve">n </w:t>
+      </w:r>
+      <w:r>
+        <w:rPr>
+          <w:rFonts w:asciiTheme="minorHAnsi" w:hAnsiTheme="minorHAnsi" w:cstheme="minorHAnsi"/>
+          <w:sz w:val="22"/>
+          <w:szCs w:val="22"/>
+        </w:rPr>
+        <w:t>Handbook for Designing and Conducting Clinical and Translational Research: Translational Radiation Oncology</w:t>
+      </w:r>
+      <w:r>
+        <w:rPr>
+          <w:sz w:val="22"/>
+          <w:szCs w:val="22"/>
+        </w:rPr>
+        <w:t xml:space="preserve">, edited by Adam E. M. </w:t>
+      </w:r>
+      <w:proofErr w:type="spellStart"/>
+      <w:r>
+        <w:rPr>
+          <w:sz w:val="22"/>
+          <w:szCs w:val="22"/>
+        </w:rPr>
+        <w:t>Eltorai</w:t>
+      </w:r>
+      <w:proofErr w:type="spellEnd"/>
+      <w:r>
+        <w:rPr>
+          <w:sz w:val="22"/>
+          <w:szCs w:val="22"/>
+        </w:rPr>
+        <w:t xml:space="preserve">, Jeffrey A. Bakal, Daniel W. Kim, David E. </w:t>
+      </w:r>
+      <w:proofErr w:type="spellStart"/>
+      <w:r>
+        <w:rPr>
+          <w:sz w:val="22"/>
+          <w:szCs w:val="22"/>
+        </w:rPr>
+        <w:t>Wazer</w:t>
+      </w:r>
+      <w:proofErr w:type="spellEnd"/>
+      <w:r>
+        <w:rPr>
+          <w:sz w:val="22"/>
+          <w:szCs w:val="22"/>
+        </w:rPr>
+        <w:t>, Academic Press</w:t>
+      </w:r>
+      <w:r>
+        <w:rPr>
+          <w:sz w:val="22"/>
+          <w:szCs w:val="22"/>
+        </w:rPr>
+        <w:t xml:space="preserve">, pp. </w:t>
+      </w:r>
+      <w:r>
+        <w:rPr>
+          <w:sz w:val="22"/>
+          <w:szCs w:val="22"/>
+        </w:rPr>
+        <w:t xml:space="preserve">313–284. </w:t>
+      </w:r>
+    </w:p>
+    <w:p>
+      <w:pPr>
+        <w:rPr>
+          <w:sz w:val="22"/>
+          <w:szCs w:val="22"/>
+        </w:rPr>
+      </w:pPr>
+    </w:p>
+    <w:p>
+      <w:pPr>
+        <w:rPr>
+          <w:rFonts w:asciiTheme="minorHAnsi" w:hAnsiTheme="minorHAnsi" w:cstheme="minorHAnsi"/>
+          <w:sz w:val="22"/>
+          <w:szCs w:val="22"/>
+        </w:rPr>
+      </w:pPr>
+      <w:r>
+        <w:rPr>
+          <w:rFonts w:asciiTheme="minorHAnsi" w:hAnsiTheme="minorHAnsi" w:cstheme="minorHAnsi"/>
+          <w:sz w:val="22"/>
+          <w:szCs w:val="22"/>
+        </w:rPr>
+        <w:t xml:space="preserve">Helis CA, </w:t>
+      </w:r>
+      <w:r>
+        <w:rPr>
+          <w:rFonts w:asciiTheme="minorHAnsi" w:hAnsiTheme="minorHAnsi" w:cstheme="minorHAnsi"/>
+          <w:b/>
+          <w:bCs/>
+          <w:sz w:val="22"/>
+          <w:szCs w:val="22"/>
+        </w:rPr>
+        <w:t>Prim</w:t>
+      </w:r>
+      <w:r>
+        <w:rPr>
+          <w:rFonts w:asciiTheme="minorHAnsi" w:hAnsiTheme="minorHAnsi" w:cstheme="minorHAnsi"/>
+          <w:sz w:val="22"/>
+          <w:szCs w:val="22"/>
+        </w:rPr>
+        <w:t xml:space="preserve"> </w:t>
+      </w:r>
+      <w:r>
+        <w:rPr>
+          <w:rFonts w:asciiTheme="minorHAnsi" w:hAnsiTheme="minorHAnsi" w:cstheme="minorHAnsi"/>
+          <w:b/>
+          <w:bCs/>
+          <w:sz w:val="22"/>
+          <w:szCs w:val="22"/>
+        </w:rPr>
+        <w:t>S</w:t>
+      </w:r>
+      <w:r>
+        <w:rPr>
+          <w:rFonts w:asciiTheme="minorHAnsi" w:hAnsiTheme="minorHAnsi" w:cstheme="minorHAnsi"/>
+          <w:b/>
+          <w:bCs/>
+          <w:sz w:val="22"/>
+          <w:szCs w:val="22"/>
+        </w:rPr>
+        <w:t>.-N.</w:t>
+      </w:r>
+      <w:r>
+        <w:rPr>
+          <w:rFonts w:asciiTheme="minorHAnsi" w:hAnsiTheme="minorHAnsi" w:cstheme="minorHAnsi"/>
+          <w:sz w:val="22"/>
+          <w:szCs w:val="22"/>
+        </w:rPr>
+        <w:t xml:space="preserve">, Cramer CK, Strowd R, Lesser GJ, White JJ, Tatter SB, Laxton AW, Whitlow C, Lo H, </w:t>
+      </w:r>
+      <w:proofErr w:type="spellStart"/>
+      <w:r>
+        <w:rPr>
+          <w:rFonts w:asciiTheme="minorHAnsi" w:hAnsiTheme="minorHAnsi" w:cstheme="minorHAnsi"/>
+          <w:sz w:val="22"/>
+          <w:szCs w:val="22"/>
+        </w:rPr>
+        <w:t>Debinski</w:t>
+      </w:r>
+      <w:proofErr w:type="spellEnd"/>
+      <w:r>
+        <w:rPr>
+          <w:rFonts w:asciiTheme="minorHAnsi" w:hAnsiTheme="minorHAnsi" w:cstheme="minorHAnsi"/>
+          <w:sz w:val="22"/>
+          <w:szCs w:val="22"/>
+        </w:rPr>
+        <w:t xml:space="preserve"> W, Ververs JD, Black PJ, Chan MD</w:t>
+      </w:r>
+      <w:r>
+        <w:rPr>
+          <w:rFonts w:asciiTheme="minorHAnsi" w:hAnsiTheme="minorHAnsi" w:cstheme="minorHAnsi"/>
+          <w:sz w:val="22"/>
+          <w:szCs w:val="22"/>
+        </w:rPr>
+        <w:t xml:space="preserve"> (2022),</w:t>
+      </w:r>
+      <w:r>
+        <w:rPr>
+          <w:rFonts w:asciiTheme="minorHAnsi" w:hAnsiTheme="minorHAnsi" w:cstheme="minorHAnsi"/>
+          <w:sz w:val="22"/>
+          <w:szCs w:val="22"/>
+        </w:rPr>
+        <w:t xml:space="preserve"> “Clinical outcomes of dose-escalated re-irradiation in patients with recurrent high-grade glioma</w:t>
+      </w:r>
+      <w:r>
+        <w:rPr>
+          <w:rFonts w:asciiTheme="minorHAnsi" w:hAnsiTheme="minorHAnsi" w:cstheme="minorHAnsi"/>
+          <w:sz w:val="22"/>
+          <w:szCs w:val="22"/>
+        </w:rPr>
+        <w:t>,</w:t>
+      </w:r>
+      <w:r>
+        <w:rPr>
+          <w:rFonts w:asciiTheme="minorHAnsi" w:hAnsiTheme="minorHAnsi" w:cstheme="minorHAnsi"/>
+          <w:sz w:val="22"/>
+          <w:szCs w:val="22"/>
+        </w:rPr>
+        <w:t xml:space="preserve">” </w:t>
+      </w:r>
+      <w:r>
+        <w:rPr>
+          <w:rFonts w:asciiTheme="minorHAnsi" w:hAnsiTheme="minorHAnsi" w:cstheme="minorHAnsi"/>
+          <w:sz w:val="22"/>
+          <w:szCs w:val="22"/>
+        </w:rPr>
+        <w:t>Neuro-Oncology Practice</w:t>
+      </w:r>
+      <w:r>
+        <w:rPr>
+          <w:rFonts w:asciiTheme="minorHAnsi" w:hAnsiTheme="minorHAnsi" w:cstheme="minorHAnsi"/>
+          <w:sz w:val="22"/>
+          <w:szCs w:val="22"/>
+        </w:rPr>
+        <w:t>, 9, 390–401</w:t>
+      </w:r>
+      <w:r>
+        <w:rPr>
+          <w:rFonts w:asciiTheme="minorHAnsi" w:hAnsiTheme="minorHAnsi" w:cstheme="minorHAnsi"/>
+          <w:sz w:val="22"/>
+          <w:szCs w:val="22"/>
+        </w:rPr>
+        <w:t xml:space="preserve">. </w:t>
+      </w:r>
+    </w:p>
+    <w:p>
+      <w:pPr>
+        <w:rPr>
+          <w:rFonts w:asciiTheme="minorHAnsi" w:hAnsiTheme="minorHAnsi" w:cstheme="minorHAnsi"/>
+          <w:sz w:val="22"/>
+          <w:szCs w:val="22"/>
+        </w:rPr>
+      </w:pPr>
+    </w:p>
+    <w:p>
+      <w:pPr>
+        <w:pStyle w:val="Heading1"/>
+        <w:rPr>
+          <w:rFonts w:asciiTheme="minorHAnsi" w:hAnsiTheme="minorHAnsi" w:cstheme="minorHAnsi"/>
+          <w:sz w:val="22"/>
+          <w:szCs w:val="22"/>
+        </w:rPr>
+      </w:pPr>
+      <w:r>
+        <w:rPr>
+          <w:rFonts w:asciiTheme="minorHAnsi" w:hAnsiTheme="minorHAnsi" w:cstheme="minorHAnsi"/>
+          <w:sz w:val="22"/>
+          <w:szCs w:val="22"/>
+        </w:rPr>
+        <w:t>Working papers</w:t>
+      </w:r>
+    </w:p>
+    <w:p>
+      <w:pPr>
+        <w:rPr>
+          <w:rFonts w:asciiTheme="minorHAnsi" w:hAnsiTheme="minorHAnsi" w:cstheme="minorHAnsi"/>
+          <w:sz w:val="22"/>
+          <w:szCs w:val="22"/>
+        </w:rPr>
+      </w:pPr>
+    </w:p>
+    <w:p>
+      <w:pPr>
+        <w:rPr>
+          <w:rFonts w:asciiTheme="minorHAnsi" w:hAnsiTheme="minorHAnsi" w:cstheme="minorHAnsi"/>
+          <w:b/>
+          <w:bCs/>
+          <w:sz w:val="22"/>
+          <w:szCs w:val="22"/>
+        </w:rPr>
+      </w:pPr>
+      <w:r>
+        <w:rPr>
+          <w:rFonts w:asciiTheme="minorHAnsi" w:hAnsiTheme="minorHAnsi" w:cstheme="minorHAnsi"/>
+          <w:b/>
+          <w:bCs/>
+          <w:sz w:val="22"/>
+          <w:szCs w:val="22"/>
+        </w:rPr>
+        <w:t xml:space="preserve">In review </w:t>
+      </w:r>
+    </w:p>
+    <w:p>
+      <w:pPr>
+        <w:rPr>
+          <w:rFonts w:asciiTheme="minorHAnsi" w:hAnsiTheme="minorHAnsi" w:cstheme="minorHAnsi"/>
+          <w:sz w:val="22"/>
+          <w:szCs w:val="22"/>
+        </w:rPr>
+      </w:pPr>
+    </w:p>
+    <w:p>
+      <w:pPr>
         <w:ind w:left="180"/>
         <w:rPr>
           <w:rFonts w:asciiTheme="minorHAnsi" w:hAnsiTheme="minorHAnsi" w:cstheme="minorHAnsi"/>
@@ -1734,10 +1908,129 @@
           <w:szCs w:val="22"/>
         </w:rPr>
       </w:pPr>
-    </w:p>
-    <w:p>
-      <w:pPr>
-        <w:ind w:left="180"/>
+      <w:r>
+        <w:rPr>
+          <w:rFonts w:asciiTheme="minorHAnsi" w:hAnsiTheme="minorHAnsi" w:cstheme="minorHAnsi"/>
+          <w:b/>
+          <w:bCs/>
+          <w:sz w:val="22"/>
+          <w:szCs w:val="22"/>
+        </w:rPr>
+        <w:t>Prim, S.-N.</w:t>
+      </w:r>
+      <w:r>
+        <w:rPr>
+          <w:rFonts w:asciiTheme="minorHAnsi" w:hAnsiTheme="minorHAnsi" w:cstheme="minorHAnsi"/>
+          <w:sz w:val="22"/>
+          <w:szCs w:val="22"/>
+        </w:rPr>
+        <w:t>, Guan, Y., Yang, S., Rappold, A. G., Hill, K. L., Tsai, W.-L., Keeler, C. and Reich,</w:t>
+      </w:r>
+      <w:r>
+        <w:rPr>
+          <w:rFonts w:asciiTheme="minorHAnsi" w:hAnsiTheme="minorHAnsi" w:cstheme="minorHAnsi"/>
+          <w:sz w:val="22"/>
+          <w:szCs w:val="22"/>
+        </w:rPr>
+        <w:t xml:space="preserve"> </w:t>
+      </w:r>
+      <w:r>
+        <w:rPr>
+          <w:rFonts w:asciiTheme="minorHAnsi" w:hAnsiTheme="minorHAnsi" w:cstheme="minorHAnsi"/>
+          <w:sz w:val="22"/>
+          <w:szCs w:val="22"/>
+        </w:rPr>
+        <w:t xml:space="preserve">B. J. (2025) </w:t>
+      </w:r>
+      <w:r>
+        <w:rPr>
+          <w:rFonts w:asciiTheme="minorHAnsi" w:hAnsiTheme="minorHAnsi" w:cstheme="minorHAnsi"/>
+          <w:sz w:val="22"/>
+          <w:szCs w:val="22"/>
+        </w:rPr>
+        <w:t>“</w:t>
+      </w:r>
+      <w:r>
+        <w:rPr>
+          <w:rFonts w:asciiTheme="minorHAnsi" w:hAnsiTheme="minorHAnsi" w:cstheme="minorHAnsi"/>
+          <w:sz w:val="22"/>
+          <w:szCs w:val="22"/>
+        </w:rPr>
+        <w:t>A Spectral Confounder Adjustment for Spatial Regression with Multiple Exposures</w:t>
+      </w:r>
+      <w:r>
+        <w:rPr>
+          <w:rFonts w:asciiTheme="minorHAnsi" w:hAnsiTheme="minorHAnsi" w:cstheme="minorHAnsi"/>
+          <w:sz w:val="22"/>
+          <w:szCs w:val="22"/>
+        </w:rPr>
+        <w:t xml:space="preserve"> </w:t>
+      </w:r>
+      <w:r>
+        <w:rPr>
+          <w:rFonts w:asciiTheme="minorHAnsi" w:hAnsiTheme="minorHAnsi" w:cstheme="minorHAnsi"/>
+          <w:sz w:val="22"/>
+          <w:szCs w:val="22"/>
+        </w:rPr>
+        <w:t>and Outcomes</w:t>
+      </w:r>
+      <w:r>
+        <w:rPr>
+          <w:rFonts w:asciiTheme="minorHAnsi" w:hAnsiTheme="minorHAnsi" w:cstheme="minorHAnsi"/>
+          <w:sz w:val="22"/>
+          <w:szCs w:val="22"/>
+        </w:rPr>
+        <w:t>,”</w:t>
+      </w:r>
+      <w:r>
+        <w:rPr>
+          <w:rFonts w:asciiTheme="minorHAnsi" w:hAnsiTheme="minorHAnsi" w:cstheme="minorHAnsi"/>
+          <w:sz w:val="22"/>
+          <w:szCs w:val="22"/>
+        </w:rPr>
+        <w:t xml:space="preserve"> </w:t>
+      </w:r>
+      <w:r>
+        <w:rPr>
+          <w:rFonts w:asciiTheme="minorHAnsi" w:hAnsiTheme="minorHAnsi" w:cstheme="minorHAnsi"/>
+          <w:sz w:val="22"/>
+          <w:szCs w:val="22"/>
+        </w:rPr>
+        <w:t>arXiv:2506.09325.</w:t>
+      </w:r>
+      <w:r>
+        <w:rPr>
+          <w:rFonts w:asciiTheme="minorHAnsi" w:hAnsiTheme="minorHAnsi" w:cstheme="minorHAnsi"/>
+          <w:sz w:val="22"/>
+          <w:szCs w:val="22"/>
+        </w:rPr>
+        <w:t xml:space="preserve"> </w:t>
+      </w:r>
+      <w:r>
+        <w:rPr>
+          <w:rFonts w:asciiTheme="minorHAnsi" w:hAnsiTheme="minorHAnsi" w:cstheme="minorHAnsi"/>
+          <w:sz w:val="22"/>
+          <w:szCs w:val="22"/>
+        </w:rPr>
+        <w:t xml:space="preserve">Under revision </w:t>
+      </w:r>
+      <w:r>
+        <w:rPr>
+          <w:rFonts w:asciiTheme="minorHAnsi" w:hAnsiTheme="minorHAnsi" w:cstheme="minorHAnsi"/>
+          <w:sz w:val="22"/>
+          <w:szCs w:val="22"/>
+        </w:rPr>
+        <w:t>at the</w:t>
+      </w:r>
+      <w:r>
+        <w:rPr>
+          <w:rFonts w:asciiTheme="minorHAnsi" w:hAnsiTheme="minorHAnsi" w:cstheme="minorHAnsi"/>
+          <w:sz w:val="22"/>
+          <w:szCs w:val="22"/>
+        </w:rPr>
+        <w:t xml:space="preserve"> </w:t>
+      </w:r>
+      <w:r>
         <w:rPr>
           <w:rFonts w:asciiTheme="minorHAnsi" w:hAnsiTheme="minorHAnsi" w:cstheme="minorHAnsi"/>
           <w:i/>
@@ -1745,40 +2038,7 @@
           <w:sz w:val="22"/>
           <w:szCs w:val="22"/>
         </w:rPr>
-      </w:pPr>
-      <w:r>
-        <w:rPr>
-          <w:rFonts w:asciiTheme="minorHAnsi" w:hAnsiTheme="minorHAnsi" w:cstheme="minorHAnsi"/>
-          <w:b/>
-          <w:bCs/>
-          <w:sz w:val="22"/>
-          <w:szCs w:val="22"/>
-        </w:rPr>
-        <w:t>Prim, S.-N.</w:t>
-      </w:r>
-      <w:r>
-        <w:rPr>
-          <w:rFonts w:asciiTheme="minorHAnsi" w:hAnsiTheme="minorHAnsi" w:cstheme="minorHAnsi"/>
-          <w:sz w:val="22"/>
-          <w:szCs w:val="22"/>
-        </w:rPr>
-        <w:t xml:space="preserve">, </w:t>
-      </w:r>
-      <w:r>
-        <w:rPr>
-          <w:rFonts w:asciiTheme="minorHAnsi" w:hAnsiTheme="minorHAnsi" w:cstheme="minorHAnsi"/>
-          <w:sz w:val="22"/>
-          <w:szCs w:val="22"/>
-        </w:rPr>
-        <w:t xml:space="preserve">Quinlan </w:t>
-      </w:r>
-      <w:r>
-        <w:rPr>
-          <w:rFonts w:asciiTheme="minorHAnsi" w:hAnsiTheme="minorHAnsi" w:cstheme="minorHAnsi"/>
-          <w:sz w:val="22"/>
-          <w:szCs w:val="22"/>
-        </w:rPr>
-        <w:t>K</w:t>
+        <w:t>Journal of the American Statistical Association</w:t>
       </w:r>
       <w:r>
         <w:rPr>
@@ -1788,152 +2048,20 @@
         </w:rPr>
         <w:t>.</w:t>
       </w:r>
-      <w:r>
-        <w:rPr>
-          <w:rFonts w:asciiTheme="minorHAnsi" w:hAnsiTheme="minorHAnsi" w:cstheme="minorHAnsi"/>
-          <w:sz w:val="22"/>
-          <w:szCs w:val="22"/>
-        </w:rPr>
-        <w:t xml:space="preserve"> R.</w:t>
-      </w:r>
-      <w:r>
-        <w:rPr>
-          <w:rFonts w:asciiTheme="minorHAnsi" w:hAnsiTheme="minorHAnsi" w:cstheme="minorHAnsi"/>
-          <w:sz w:val="22"/>
-          <w:szCs w:val="22"/>
-        </w:rPr>
-        <w:t xml:space="preserve">, </w:t>
-      </w:r>
-      <w:r>
-        <w:rPr>
-          <w:rFonts w:asciiTheme="minorHAnsi" w:hAnsiTheme="minorHAnsi" w:cstheme="minorHAnsi"/>
-          <w:sz w:val="22"/>
-          <w:szCs w:val="22"/>
-        </w:rPr>
-        <w:t>Hawkins P</w:t>
-      </w:r>
-      <w:r>
-        <w:rPr>
-          <w:rFonts w:asciiTheme="minorHAnsi" w:hAnsiTheme="minorHAnsi" w:cstheme="minorHAnsi"/>
-          <w:sz w:val="22"/>
-          <w:szCs w:val="22"/>
-        </w:rPr>
-        <w:t xml:space="preserve">., </w:t>
-      </w:r>
-      <w:r>
-        <w:rPr>
-          <w:rFonts w:asciiTheme="minorHAnsi" w:hAnsiTheme="minorHAnsi" w:cstheme="minorHAnsi"/>
-          <w:sz w:val="22"/>
-          <w:szCs w:val="22"/>
-        </w:rPr>
-        <w:t>Movva</w:t>
-      </w:r>
-      <w:r>
-        <w:rPr>
-          <w:rFonts w:asciiTheme="minorHAnsi" w:hAnsiTheme="minorHAnsi" w:cstheme="minorHAnsi"/>
-          <w:sz w:val="22"/>
-          <w:szCs w:val="22"/>
-        </w:rPr>
-        <w:t xml:space="preserve">, </w:t>
-      </w:r>
-      <w:r>
-        <w:rPr>
-          <w:rFonts w:asciiTheme="minorHAnsi" w:hAnsiTheme="minorHAnsi" w:cstheme="minorHAnsi"/>
-          <w:sz w:val="22"/>
-          <w:szCs w:val="22"/>
-        </w:rPr>
-        <w:t>J</w:t>
-      </w:r>
-      <w:r>
-        <w:rPr>
-          <w:rFonts w:asciiTheme="minorHAnsi" w:hAnsiTheme="minorHAnsi" w:cstheme="minorHAnsi"/>
-          <w:sz w:val="22"/>
-          <w:szCs w:val="22"/>
-        </w:rPr>
-        <w:t xml:space="preserve">., and Booth, </w:t>
-      </w:r>
-      <w:r>
-        <w:rPr>
-          <w:rFonts w:asciiTheme="minorHAnsi" w:hAnsiTheme="minorHAnsi" w:cstheme="minorHAnsi"/>
-          <w:sz w:val="22"/>
-          <w:szCs w:val="22"/>
-        </w:rPr>
-        <w:t>A</w:t>
-      </w:r>
-      <w:r>
-        <w:rPr>
-          <w:rFonts w:asciiTheme="minorHAnsi" w:hAnsiTheme="minorHAnsi" w:cstheme="minorHAnsi"/>
-          <w:sz w:val="22"/>
-          <w:szCs w:val="22"/>
-        </w:rPr>
-        <w:t>.</w:t>
-      </w:r>
-      <w:r>
-        <w:rPr>
-          <w:rFonts w:asciiTheme="minorHAnsi" w:hAnsiTheme="minorHAnsi" w:cstheme="minorHAnsi"/>
-          <w:sz w:val="22"/>
-          <w:szCs w:val="22"/>
-        </w:rPr>
-        <w:t xml:space="preserve"> S</w:t>
-      </w:r>
-      <w:r>
-        <w:rPr>
-          <w:rFonts w:asciiTheme="minorHAnsi" w:hAnsiTheme="minorHAnsi" w:cstheme="minorHAnsi"/>
-          <w:sz w:val="22"/>
-          <w:szCs w:val="22"/>
-        </w:rPr>
-        <w:t>. “</w:t>
-      </w:r>
-      <w:r>
-        <w:rPr>
-          <w:rFonts w:asciiTheme="minorHAnsi" w:hAnsiTheme="minorHAnsi" w:cstheme="minorHAnsi"/>
-          <w:sz w:val="22"/>
-          <w:szCs w:val="22"/>
-        </w:rPr>
-        <w:t>Actively Learning Joint Contours of Multiple Computer Experiments</w:t>
-      </w:r>
-      <w:r>
-        <w:rPr>
-          <w:rFonts w:asciiTheme="minorHAnsi" w:hAnsiTheme="minorHAnsi" w:cstheme="minorHAnsi"/>
-          <w:sz w:val="22"/>
-          <w:szCs w:val="22"/>
-        </w:rPr>
-        <w:t>,”</w:t>
-      </w:r>
-      <w:r>
-        <w:rPr>
-          <w:rFonts w:asciiTheme="minorHAnsi" w:hAnsiTheme="minorHAnsi" w:cstheme="minorHAnsi"/>
-          <w:sz w:val="22"/>
-          <w:szCs w:val="22"/>
-        </w:rPr>
-        <w:t xml:space="preserve"> </w:t>
-      </w:r>
-      <w:r>
-        <w:rPr>
-          <w:rFonts w:asciiTheme="minorHAnsi" w:hAnsiTheme="minorHAnsi" w:cstheme="minorHAnsi"/>
-          <w:sz w:val="22"/>
-          <w:szCs w:val="22"/>
-        </w:rPr>
-        <w:t xml:space="preserve">arXiv:2512.13530. Under revision </w:t>
-      </w:r>
-      <w:r>
-        <w:rPr>
-          <w:rFonts w:asciiTheme="minorHAnsi" w:hAnsiTheme="minorHAnsi" w:cstheme="minorHAnsi"/>
-          <w:sz w:val="22"/>
-          <w:szCs w:val="22"/>
-        </w:rPr>
-        <w:t>at</w:t>
-      </w:r>
-      <w:r>
-        <w:rPr>
-          <w:rFonts w:asciiTheme="minorHAnsi" w:hAnsiTheme="minorHAnsi" w:cstheme="minorHAnsi"/>
-          <w:sz w:val="22"/>
-          <w:szCs w:val="22"/>
-        </w:rPr>
-        <w:t xml:space="preserve"> </w:t>
-      </w:r>
-      <w:proofErr w:type="spellStart"/>
-      <w:r>
+    </w:p>
+    <w:p>
+      <w:pPr>
+        <w:ind w:left="180"/>
+        <w:rPr>
+          <w:rFonts w:asciiTheme="minorHAnsi" w:hAnsiTheme="minorHAnsi" w:cstheme="minorHAnsi"/>
+          <w:sz w:val="22"/>
+          <w:szCs w:val="22"/>
+        </w:rPr>
+      </w:pPr>
+    </w:p>
+    <w:p>
+      <w:pPr>
+        <w:ind w:left="180"/>
         <w:rPr>
           <w:rFonts w:asciiTheme="minorHAnsi" w:hAnsiTheme="minorHAnsi" w:cstheme="minorHAnsi"/>
           <w:i/>
@@ -1941,9 +2069,178 @@
           <w:sz w:val="22"/>
           <w:szCs w:val="22"/>
         </w:rPr>
-        <w:t>Technometrics</w:t>
-      </w:r>
-      <w:proofErr w:type="spellEnd"/>
+      </w:pPr>
+      <w:r>
+        <w:rPr>
+          <w:rFonts w:asciiTheme="minorHAnsi" w:hAnsiTheme="minorHAnsi" w:cstheme="minorHAnsi"/>
+          <w:b/>
+          <w:bCs/>
+          <w:sz w:val="22"/>
+          <w:szCs w:val="22"/>
+        </w:rPr>
+        <w:t>Prim, S.-N.</w:t>
+      </w:r>
+      <w:r>
+        <w:rPr>
+          <w:rFonts w:asciiTheme="minorHAnsi" w:hAnsiTheme="minorHAnsi" w:cstheme="minorHAnsi"/>
+          <w:sz w:val="22"/>
+          <w:szCs w:val="22"/>
+        </w:rPr>
+        <w:t xml:space="preserve">, </w:t>
+      </w:r>
+      <w:r>
+        <w:rPr>
+          <w:rFonts w:asciiTheme="minorHAnsi" w:hAnsiTheme="minorHAnsi" w:cstheme="minorHAnsi"/>
+          <w:sz w:val="22"/>
+          <w:szCs w:val="22"/>
+        </w:rPr>
+        <w:t xml:space="preserve">Quinlan </w:t>
+      </w:r>
+      <w:r>
+        <w:rPr>
+          <w:rFonts w:asciiTheme="minorHAnsi" w:hAnsiTheme="minorHAnsi" w:cstheme="minorHAnsi"/>
+          <w:sz w:val="22"/>
+          <w:szCs w:val="22"/>
+        </w:rPr>
+        <w:t>K</w:t>
+      </w:r>
+      <w:r>
+        <w:rPr>
+          <w:rFonts w:asciiTheme="minorHAnsi" w:hAnsiTheme="minorHAnsi" w:cstheme="minorHAnsi"/>
+          <w:sz w:val="22"/>
+          <w:szCs w:val="22"/>
+        </w:rPr>
+        <w:t>.</w:t>
+      </w:r>
+      <w:r>
+        <w:rPr>
+          <w:rFonts w:asciiTheme="minorHAnsi" w:hAnsiTheme="minorHAnsi" w:cstheme="minorHAnsi"/>
+          <w:sz w:val="22"/>
+          <w:szCs w:val="22"/>
+        </w:rPr>
+        <w:t xml:space="preserve"> R.</w:t>
+      </w:r>
+      <w:r>
+        <w:rPr>
+          <w:rFonts w:asciiTheme="minorHAnsi" w:hAnsiTheme="minorHAnsi" w:cstheme="minorHAnsi"/>
+          <w:sz w:val="22"/>
+          <w:szCs w:val="22"/>
+        </w:rPr>
+        <w:t xml:space="preserve">, </w:t>
+      </w:r>
+      <w:r>
+        <w:rPr>
+          <w:rFonts w:asciiTheme="minorHAnsi" w:hAnsiTheme="minorHAnsi" w:cstheme="minorHAnsi"/>
+          <w:sz w:val="22"/>
+          <w:szCs w:val="22"/>
+        </w:rPr>
+        <w:t>Hawkins P</w:t>
+      </w:r>
+      <w:r>
+        <w:rPr>
+          <w:rFonts w:asciiTheme="minorHAnsi" w:hAnsiTheme="minorHAnsi" w:cstheme="minorHAnsi"/>
+          <w:sz w:val="22"/>
+          <w:szCs w:val="22"/>
+        </w:rPr>
+        <w:t xml:space="preserve">., </w:t>
+      </w:r>
+      <w:r>
+        <w:rPr>
+          <w:rFonts w:asciiTheme="minorHAnsi" w:hAnsiTheme="minorHAnsi" w:cstheme="minorHAnsi"/>
+          <w:sz w:val="22"/>
+          <w:szCs w:val="22"/>
+        </w:rPr>
+        <w:t>Movva</w:t>
+      </w:r>
+      <w:r>
+        <w:rPr>
+          <w:rFonts w:asciiTheme="minorHAnsi" w:hAnsiTheme="minorHAnsi" w:cstheme="minorHAnsi"/>
+          <w:sz w:val="22"/>
+          <w:szCs w:val="22"/>
+        </w:rPr>
+        <w:t xml:space="preserve">, </w:t>
+      </w:r>
+      <w:r>
+        <w:rPr>
+          <w:rFonts w:asciiTheme="minorHAnsi" w:hAnsiTheme="minorHAnsi" w:cstheme="minorHAnsi"/>
+          <w:sz w:val="22"/>
+          <w:szCs w:val="22"/>
+        </w:rPr>
+        <w:t>J</w:t>
+      </w:r>
+      <w:r>
+        <w:rPr>
+          <w:rFonts w:asciiTheme="minorHAnsi" w:hAnsiTheme="minorHAnsi" w:cstheme="minorHAnsi"/>
+          <w:sz w:val="22"/>
+          <w:szCs w:val="22"/>
+        </w:rPr>
+        <w:t xml:space="preserve">., and Booth, </w:t>
+      </w:r>
+      <w:r>
+        <w:rPr>
+          <w:rFonts w:asciiTheme="minorHAnsi" w:hAnsiTheme="minorHAnsi" w:cstheme="minorHAnsi"/>
+          <w:sz w:val="22"/>
+          <w:szCs w:val="22"/>
+        </w:rPr>
+        <w:t>A</w:t>
+      </w:r>
+      <w:r>
+        <w:rPr>
+          <w:rFonts w:asciiTheme="minorHAnsi" w:hAnsiTheme="minorHAnsi" w:cstheme="minorHAnsi"/>
+          <w:sz w:val="22"/>
+          <w:szCs w:val="22"/>
+        </w:rPr>
+        <w:t>.</w:t>
+      </w:r>
+      <w:r>
+        <w:rPr>
+          <w:rFonts w:asciiTheme="minorHAnsi" w:hAnsiTheme="minorHAnsi" w:cstheme="minorHAnsi"/>
+          <w:sz w:val="22"/>
+          <w:szCs w:val="22"/>
+        </w:rPr>
+        <w:t xml:space="preserve"> S</w:t>
+      </w:r>
+      <w:r>
+        <w:rPr>
+          <w:rFonts w:asciiTheme="minorHAnsi" w:hAnsiTheme="minorHAnsi" w:cstheme="minorHAnsi"/>
+          <w:sz w:val="22"/>
+          <w:szCs w:val="22"/>
+        </w:rPr>
+        <w:t>. “</w:t>
+      </w:r>
+      <w:r>
+        <w:rPr>
+          <w:rFonts w:asciiTheme="minorHAnsi" w:hAnsiTheme="minorHAnsi" w:cstheme="minorHAnsi"/>
+          <w:sz w:val="22"/>
+          <w:szCs w:val="22"/>
+        </w:rPr>
+        <w:t>Actively Learning Joint Contours of Multiple Computer Experiments</w:t>
+      </w:r>
+      <w:r>
+        <w:rPr>
+          <w:rFonts w:asciiTheme="minorHAnsi" w:hAnsiTheme="minorHAnsi" w:cstheme="minorHAnsi"/>
+          <w:sz w:val="22"/>
+          <w:szCs w:val="22"/>
+        </w:rPr>
+        <w:t>,”</w:t>
+      </w:r>
+      <w:r>
+        <w:rPr>
+          <w:rFonts w:asciiTheme="minorHAnsi" w:hAnsiTheme="minorHAnsi" w:cstheme="minorHAnsi"/>
+          <w:sz w:val="22"/>
+          <w:szCs w:val="22"/>
+        </w:rPr>
+        <w:t xml:space="preserve"> </w:t>
+      </w:r>
+      <w:r>
+        <w:rPr>
+          <w:rFonts w:asciiTheme="minorHAnsi" w:hAnsiTheme="minorHAnsi" w:cstheme="minorHAnsi"/>
+          <w:sz w:val="22"/>
+          <w:szCs w:val="22"/>
+        </w:rPr>
+        <w:t xml:space="preserve">arXiv:2512.13530. Under revision at </w:t>
+      </w:r>
+      <w:proofErr w:type="spellStart"/>
       <w:r>
         <w:rPr>
           <w:rFonts w:asciiTheme="minorHAnsi" w:hAnsiTheme="minorHAnsi" w:cstheme="minorHAnsi"/>
@@ -1952,359 +2249,18 @@
           <w:sz w:val="22"/>
           <w:szCs w:val="22"/>
         </w:rPr>
+        <w:t>Technometrics</w:t>
+      </w:r>
+      <w:proofErr w:type="spellEnd"/>
+      <w:r>
+        <w:rPr>
+          <w:rFonts w:asciiTheme="minorHAnsi" w:hAnsiTheme="minorHAnsi" w:cstheme="minorHAnsi"/>
+          <w:i/>
+          <w:iCs/>
+          <w:sz w:val="22"/>
+          <w:szCs w:val="22"/>
+        </w:rPr>
         <w:t>.</w:t>
-      </w:r>
-    </w:p>
-    <w:p>
-      <w:pPr>
-        <w:rPr>
-          <w:rFonts w:asciiTheme="minorHAnsi" w:hAnsiTheme="minorHAnsi" w:cstheme="minorHAnsi"/>
-          <w:sz w:val="22"/>
-          <w:szCs w:val="22"/>
-        </w:rPr>
-      </w:pPr>
-    </w:p>
-    <w:p>
-      <w:pPr>
-        <w:rPr>
-          <w:sz w:val="22"/>
-          <w:szCs w:val="22"/>
-        </w:rPr>
-      </w:pPr>
-      <w:r>
-        <w:rPr>
-          <w:rFonts w:asciiTheme="minorHAnsi" w:hAnsiTheme="minorHAnsi" w:cstheme="minorHAnsi"/>
-          <w:sz w:val="22"/>
-          <w:szCs w:val="22"/>
-        </w:rPr>
-        <w:t xml:space="preserve">Chan MD, </w:t>
-      </w:r>
-      <w:r>
-        <w:rPr>
-          <w:rFonts w:asciiTheme="minorHAnsi" w:hAnsiTheme="minorHAnsi" w:cstheme="minorHAnsi"/>
-          <w:b/>
-          <w:bCs/>
-          <w:sz w:val="22"/>
-          <w:szCs w:val="22"/>
-        </w:rPr>
-        <w:t>Prim</w:t>
-      </w:r>
-      <w:r>
-        <w:rPr>
-          <w:rFonts w:asciiTheme="minorHAnsi" w:hAnsiTheme="minorHAnsi" w:cstheme="minorHAnsi"/>
-          <w:sz w:val="22"/>
-          <w:szCs w:val="22"/>
-        </w:rPr>
-        <w:t xml:space="preserve"> </w:t>
-      </w:r>
-      <w:r>
-        <w:rPr>
-          <w:rFonts w:asciiTheme="minorHAnsi" w:hAnsiTheme="minorHAnsi" w:cstheme="minorHAnsi"/>
-          <w:b/>
-          <w:bCs/>
-          <w:sz w:val="22"/>
-          <w:szCs w:val="22"/>
-        </w:rPr>
-        <w:t>S</w:t>
-      </w:r>
-      <w:r>
-        <w:rPr>
-          <w:rFonts w:asciiTheme="minorHAnsi" w:hAnsiTheme="minorHAnsi" w:cstheme="minorHAnsi"/>
-          <w:b/>
-          <w:bCs/>
-          <w:sz w:val="22"/>
-          <w:szCs w:val="22"/>
-        </w:rPr>
-        <w:t>.-N.</w:t>
-      </w:r>
-      <w:r>
-        <w:rPr>
-          <w:rFonts w:asciiTheme="minorHAnsi" w:hAnsiTheme="minorHAnsi" w:cstheme="minorHAnsi"/>
-          <w:sz w:val="22"/>
-          <w:szCs w:val="22"/>
-        </w:rPr>
-        <w:t>, Cramer C, Ruiz J.</w:t>
-      </w:r>
-      <w:r>
-        <w:rPr>
-          <w:rFonts w:asciiTheme="minorHAnsi" w:hAnsiTheme="minorHAnsi" w:cstheme="minorHAnsi"/>
-          <w:sz w:val="22"/>
-          <w:szCs w:val="22"/>
-        </w:rPr>
-        <w:t xml:space="preserve"> (2023),</w:t>
-      </w:r>
-      <w:r>
-        <w:rPr>
-          <w:rFonts w:asciiTheme="minorHAnsi" w:hAnsiTheme="minorHAnsi" w:cstheme="minorHAnsi"/>
-          <w:sz w:val="22"/>
-          <w:szCs w:val="22"/>
-        </w:rPr>
-        <w:t xml:space="preserve"> “Nonrandomized trials in clinical oncology</w:t>
-      </w:r>
-      <w:r>
-        <w:rPr>
-          <w:rFonts w:asciiTheme="minorHAnsi" w:hAnsiTheme="minorHAnsi" w:cstheme="minorHAnsi"/>
-          <w:sz w:val="22"/>
-          <w:szCs w:val="22"/>
-        </w:rPr>
-        <w:t>,</w:t>
-      </w:r>
-      <w:r>
-        <w:rPr>
-          <w:rFonts w:asciiTheme="minorHAnsi" w:hAnsiTheme="minorHAnsi" w:cstheme="minorHAnsi"/>
-          <w:sz w:val="22"/>
-          <w:szCs w:val="22"/>
-        </w:rPr>
-        <w:t xml:space="preserve">” </w:t>
-      </w:r>
-      <w:r>
-        <w:rPr>
-          <w:rFonts w:asciiTheme="minorHAnsi" w:hAnsiTheme="minorHAnsi" w:cstheme="minorHAnsi"/>
-          <w:sz w:val="22"/>
-          <w:szCs w:val="22"/>
-        </w:rPr>
-        <w:t>i</w:t>
-      </w:r>
-      <w:r>
-        <w:rPr>
-          <w:rFonts w:asciiTheme="minorHAnsi" w:hAnsiTheme="minorHAnsi" w:cstheme="minorHAnsi"/>
-          <w:sz w:val="22"/>
-          <w:szCs w:val="22"/>
-        </w:rPr>
-        <w:t xml:space="preserve">n </w:t>
-      </w:r>
-      <w:r>
-        <w:rPr>
-          <w:rFonts w:asciiTheme="minorHAnsi" w:hAnsiTheme="minorHAnsi" w:cstheme="minorHAnsi"/>
-          <w:sz w:val="22"/>
-          <w:szCs w:val="22"/>
-        </w:rPr>
-        <w:t>Handbook for Designing and Conducting Clinical and Translational Research: Translational Radiation Oncology</w:t>
-      </w:r>
-      <w:r>
-        <w:rPr>
-          <w:sz w:val="22"/>
-          <w:szCs w:val="22"/>
-        </w:rPr>
-        <w:t xml:space="preserve">, edited by Adam E. M. </w:t>
-      </w:r>
-      <w:proofErr w:type="spellStart"/>
-      <w:r>
-        <w:rPr>
-          <w:sz w:val="22"/>
-          <w:szCs w:val="22"/>
-        </w:rPr>
-        <w:t>Eltorai</w:t>
-      </w:r>
-      <w:proofErr w:type="spellEnd"/>
-      <w:r>
-        <w:rPr>
-          <w:sz w:val="22"/>
-          <w:szCs w:val="22"/>
-        </w:rPr>
-        <w:t xml:space="preserve">, Jeffrey A. Bakal, Daniel W. Kim, David E. </w:t>
-      </w:r>
-      <w:proofErr w:type="spellStart"/>
-      <w:r>
-        <w:rPr>
-          <w:sz w:val="22"/>
-          <w:szCs w:val="22"/>
-        </w:rPr>
-        <w:t>Wazer</w:t>
-      </w:r>
-      <w:proofErr w:type="spellEnd"/>
-      <w:r>
-        <w:rPr>
-          <w:sz w:val="22"/>
-          <w:szCs w:val="22"/>
-        </w:rPr>
-        <w:t>, Academic Press</w:t>
-      </w:r>
-      <w:r>
-        <w:rPr>
-          <w:sz w:val="22"/>
-          <w:szCs w:val="22"/>
-        </w:rPr>
-        <w:t xml:space="preserve">, pp. </w:t>
-      </w:r>
-      <w:r>
-        <w:rPr>
-          <w:sz w:val="22"/>
-          <w:szCs w:val="22"/>
-        </w:rPr>
-        <w:t xml:space="preserve">313–284. </w:t>
-      </w:r>
-    </w:p>
-    <w:p>
-      <w:pPr>
-        <w:rPr>
-          <w:sz w:val="22"/>
-          <w:szCs w:val="22"/>
-        </w:rPr>
-      </w:pPr>
-    </w:p>
-    <w:p>
-      <w:pPr>
-        <w:rPr>
-          <w:rFonts w:asciiTheme="minorHAnsi" w:hAnsiTheme="minorHAnsi" w:cstheme="minorHAnsi"/>
-          <w:sz w:val="22"/>
-          <w:szCs w:val="22"/>
-        </w:rPr>
-      </w:pPr>
-      <w:r>
-        <w:rPr>
-          <w:rFonts w:asciiTheme="minorHAnsi" w:hAnsiTheme="minorHAnsi" w:cstheme="minorHAnsi"/>
-          <w:sz w:val="22"/>
-          <w:szCs w:val="22"/>
-        </w:rPr>
-        <w:t xml:space="preserve">Helis CA, </w:t>
-      </w:r>
-      <w:r>
-        <w:rPr>
-          <w:rFonts w:asciiTheme="minorHAnsi" w:hAnsiTheme="minorHAnsi" w:cstheme="minorHAnsi"/>
-          <w:b/>
-          <w:bCs/>
-          <w:sz w:val="22"/>
-          <w:szCs w:val="22"/>
-        </w:rPr>
-        <w:t>Prim</w:t>
-      </w:r>
-      <w:r>
-        <w:rPr>
-          <w:rFonts w:asciiTheme="minorHAnsi" w:hAnsiTheme="minorHAnsi" w:cstheme="minorHAnsi"/>
-          <w:sz w:val="22"/>
-          <w:szCs w:val="22"/>
-        </w:rPr>
-        <w:t xml:space="preserve"> </w:t>
-      </w:r>
-      <w:r>
-        <w:rPr>
-          <w:rFonts w:asciiTheme="minorHAnsi" w:hAnsiTheme="minorHAnsi" w:cstheme="minorHAnsi"/>
-          <w:b/>
-          <w:bCs/>
-          <w:sz w:val="22"/>
-          <w:szCs w:val="22"/>
-        </w:rPr>
-        <w:t>S</w:t>
-      </w:r>
-      <w:r>
-        <w:rPr>
-          <w:rFonts w:asciiTheme="minorHAnsi" w:hAnsiTheme="minorHAnsi" w:cstheme="minorHAnsi"/>
-          <w:b/>
-          <w:bCs/>
-          <w:sz w:val="22"/>
-          <w:szCs w:val="22"/>
-        </w:rPr>
-        <w:t>.-N.</w:t>
-      </w:r>
-      <w:r>
-        <w:rPr>
-          <w:rFonts w:asciiTheme="minorHAnsi" w:hAnsiTheme="minorHAnsi" w:cstheme="minorHAnsi"/>
-          <w:sz w:val="22"/>
-          <w:szCs w:val="22"/>
-        </w:rPr>
-        <w:t xml:space="preserve">, Cramer CK, Strowd R, Lesser GJ, White JJ, Tatter SB, Laxton AW, Whitlow C, Lo H, </w:t>
-      </w:r>
-      <w:proofErr w:type="spellStart"/>
-      <w:r>
-        <w:rPr>
-          <w:rFonts w:asciiTheme="minorHAnsi" w:hAnsiTheme="minorHAnsi" w:cstheme="minorHAnsi"/>
-          <w:sz w:val="22"/>
-          <w:szCs w:val="22"/>
-        </w:rPr>
-        <w:t>Debinski</w:t>
-      </w:r>
-      <w:proofErr w:type="spellEnd"/>
-      <w:r>
-        <w:rPr>
-          <w:rFonts w:asciiTheme="minorHAnsi" w:hAnsiTheme="minorHAnsi" w:cstheme="minorHAnsi"/>
-          <w:sz w:val="22"/>
-          <w:szCs w:val="22"/>
-        </w:rPr>
-        <w:t xml:space="preserve"> W, Ververs JD, Black PJ, Chan MD</w:t>
-      </w:r>
-      <w:r>
-        <w:rPr>
-          <w:rFonts w:asciiTheme="minorHAnsi" w:hAnsiTheme="minorHAnsi" w:cstheme="minorHAnsi"/>
-          <w:sz w:val="22"/>
-          <w:szCs w:val="22"/>
-        </w:rPr>
-        <w:t xml:space="preserve"> (2022),</w:t>
-      </w:r>
-      <w:r>
-        <w:rPr>
-          <w:rFonts w:asciiTheme="minorHAnsi" w:hAnsiTheme="minorHAnsi" w:cstheme="minorHAnsi"/>
-          <w:sz w:val="22"/>
-          <w:szCs w:val="22"/>
-        </w:rPr>
-        <w:t xml:space="preserve"> “Clinical outcomes of dose-escalated re-irradiation in patients with recurrent high-grade glioma</w:t>
-      </w:r>
-      <w:r>
-        <w:rPr>
-          <w:rFonts w:asciiTheme="minorHAnsi" w:hAnsiTheme="minorHAnsi" w:cstheme="minorHAnsi"/>
-          <w:sz w:val="22"/>
-          <w:szCs w:val="22"/>
-        </w:rPr>
-        <w:t>,</w:t>
-      </w:r>
-      <w:r>
-        <w:rPr>
-          <w:rFonts w:asciiTheme="minorHAnsi" w:hAnsiTheme="minorHAnsi" w:cstheme="minorHAnsi"/>
-          <w:sz w:val="22"/>
-          <w:szCs w:val="22"/>
-        </w:rPr>
-        <w:t xml:space="preserve">” </w:t>
-      </w:r>
-      <w:r>
-        <w:rPr>
-          <w:rFonts w:asciiTheme="minorHAnsi" w:hAnsiTheme="minorHAnsi" w:cstheme="minorHAnsi"/>
-          <w:sz w:val="22"/>
-          <w:szCs w:val="22"/>
-        </w:rPr>
-        <w:t>Neuro-Oncology Practice</w:t>
-      </w:r>
-      <w:r>
-        <w:rPr>
-          <w:rFonts w:asciiTheme="minorHAnsi" w:hAnsiTheme="minorHAnsi" w:cstheme="minorHAnsi"/>
-          <w:sz w:val="22"/>
-          <w:szCs w:val="22"/>
-        </w:rPr>
-        <w:t>, 9, 390–401</w:t>
-      </w:r>
-      <w:r>
-        <w:rPr>
-          <w:rFonts w:asciiTheme="minorHAnsi" w:hAnsiTheme="minorHAnsi" w:cstheme="minorHAnsi"/>
-          <w:sz w:val="22"/>
-          <w:szCs w:val="22"/>
-        </w:rPr>
-        <w:t xml:space="preserve">. </w:t>
-      </w:r>
-    </w:p>
-    <w:p>
-      <w:pPr>
-        <w:rPr>
-          <w:rFonts w:asciiTheme="minorHAnsi" w:hAnsiTheme="minorHAnsi" w:cstheme="minorHAnsi"/>
-          <w:sz w:val="22"/>
-          <w:szCs w:val="22"/>
-        </w:rPr>
-      </w:pPr>
-    </w:p>
-    <w:p>
-      <w:pPr>
-        <w:pStyle w:val="Heading1"/>
-        <w:rPr>
-          <w:rFonts w:asciiTheme="minorHAnsi" w:hAnsiTheme="minorHAnsi" w:cstheme="minorHAnsi"/>
-          <w:sz w:val="22"/>
-          <w:szCs w:val="22"/>
-        </w:rPr>
-      </w:pPr>
-      <w:r>
-        <w:rPr>
-          <w:rFonts w:asciiTheme="minorHAnsi" w:hAnsiTheme="minorHAnsi" w:cstheme="minorHAnsi"/>
-          <w:sz w:val="22"/>
-          <w:szCs w:val="22"/>
-        </w:rPr>
-        <w:t>Working papers</w:t>
       </w:r>
     </w:p>
     <w:p>
@@ -5747,25 +5703,7 @@
           <w:sz w:val="24"/>
           <w:szCs w:val="24"/>
         </w:rPr>
-        <w:t xml:space="preserve">, and </w:t>
-      </w:r>
-      <w:proofErr w:type="gramStart"/>
-      <w:r>
-        <w:rPr>
-          <w:rFonts w:ascii="Times New Roman" w:hAnsi="Times New Roman"/>
-          <w:sz w:val="24"/>
-          <w:szCs w:val="24"/>
-        </w:rPr>
-        <w:t>reviewing</w:t>
-      </w:r>
-      <w:proofErr w:type="gramEnd"/>
-      <w:r>
-        <w:rPr>
-          <w:rFonts w:ascii="Times New Roman" w:hAnsi="Times New Roman"/>
-          <w:sz w:val="24"/>
-          <w:szCs w:val="24"/>
-        </w:rPr>
-        <w:t xml:space="preserve"> tables</w:t>
+        <w:t>, and reviewing tables</w:t>
       </w:r>
     </w:p>
     <w:p>
@@ -5904,25 +5842,7 @@
           <w:sz w:val="24"/>
           <w:szCs w:val="24"/>
         </w:rPr>
-        <w:t xml:space="preserve">, and </w:t>
-      </w:r>
-      <w:proofErr w:type="gramStart"/>
-      <w:r>
-        <w:rPr>
-          <w:rFonts w:ascii="Times New Roman" w:hAnsi="Times New Roman"/>
-          <w:sz w:val="24"/>
-          <w:szCs w:val="24"/>
-        </w:rPr>
-        <w:t>reviewing</w:t>
-      </w:r>
-      <w:proofErr w:type="gramEnd"/>
-      <w:r>
-        <w:rPr>
-          <w:rFonts w:ascii="Times New Roman" w:hAnsi="Times New Roman"/>
-          <w:sz w:val="24"/>
-          <w:szCs w:val="24"/>
-        </w:rPr>
-        <w:t xml:space="preserve"> tables</w:t>
+        <w:t>, and reviewing tables</w:t>
       </w:r>
     </w:p>
     <w:p>

--- a/assets/CV (Shih-Ni Prim).docx
+++ b/assets/CV (Shih-Ni Prim).docx
@@ -589,18 +589,8 @@
           <w:sz w:val="22"/>
           <w:szCs w:val="22"/>
         </w:rPr>
-        <w:t xml:space="preserve">Das Lied von der </w:t>
-      </w:r>
-      <w:proofErr w:type="spellStart"/>
-      <w:r>
-        <w:rPr>
-          <w:i/>
-          <w:sz w:val="22"/>
-          <w:szCs w:val="22"/>
-        </w:rPr>
-        <w:t>Erde</w:t>
-      </w:r>
-      <w:proofErr w:type="spellEnd"/>
+        <w:t>Das Lied von der Erde</w:t>
+      </w:r>
       <w:r>
         <w:rPr>
           <w:sz w:val="22"/>
@@ -966,27 +956,7 @@
           <w:sz w:val="22"/>
           <w:szCs w:val="22"/>
         </w:rPr>
-        <w:t xml:space="preserve">ISBA </w:t>
-      </w:r>
-      <w:proofErr w:type="spellStart"/>
-      <w:r>
-        <w:rPr>
-          <w:rFonts w:asciiTheme="minorHAnsi" w:hAnsiTheme="minorHAnsi" w:cstheme="minorHAnsi"/>
-          <w:b/>
-          <w:sz w:val="22"/>
-          <w:szCs w:val="22"/>
-        </w:rPr>
-        <w:t>EnviBayes</w:t>
-      </w:r>
-      <w:proofErr w:type="spellEnd"/>
-      <w:r>
-        <w:rPr>
-          <w:rFonts w:asciiTheme="minorHAnsi" w:hAnsiTheme="minorHAnsi" w:cstheme="minorHAnsi"/>
-          <w:b/>
-          <w:sz w:val="22"/>
-          <w:szCs w:val="22"/>
-        </w:rPr>
-        <w:t xml:space="preserve"> Student Paper Competition Award</w:t>
+        <w:t>ISBA EnviBayes Student Paper Competition Award</w:t>
       </w:r>
       <w:r>
         <w:rPr>
@@ -1440,25 +1410,7 @@
           <w:sz w:val="22"/>
           <w:szCs w:val="22"/>
         </w:rPr>
-        <w:t xml:space="preserve">,” </w:t>
-      </w:r>
-      <w:proofErr w:type="spellStart"/>
-      <w:r>
-        <w:rPr>
-          <w:rFonts w:asciiTheme="minorHAnsi" w:hAnsiTheme="minorHAnsi" w:cstheme="minorHAnsi"/>
-          <w:sz w:val="22"/>
-          <w:szCs w:val="22"/>
-        </w:rPr>
-        <w:t>arXiv</w:t>
-      </w:r>
-      <w:proofErr w:type="spellEnd"/>
-      <w:r>
-        <w:rPr>
-          <w:rFonts w:asciiTheme="minorHAnsi" w:hAnsiTheme="minorHAnsi" w:cstheme="minorHAnsi"/>
-          <w:sz w:val="22"/>
-          <w:szCs w:val="22"/>
-        </w:rPr>
-        <w:t>:</w:t>
+        <w:t>,” arXiv:</w:t>
       </w:r>
       <w:r>
         <w:t xml:space="preserve"> </w:t>
@@ -1639,39 +1591,7 @@
           <w:sz w:val="22"/>
           <w:szCs w:val="22"/>
         </w:rPr>
-        <w:t xml:space="preserve">, edited by Adam E. M. </w:t>
-      </w:r>
-      <w:proofErr w:type="spellStart"/>
-      <w:r>
-        <w:rPr>
-          <w:sz w:val="22"/>
-          <w:szCs w:val="22"/>
-        </w:rPr>
-        <w:t>Eltorai</w:t>
-      </w:r>
-      <w:proofErr w:type="spellEnd"/>
-      <w:r>
-        <w:rPr>
-          <w:sz w:val="22"/>
-          <w:szCs w:val="22"/>
-        </w:rPr>
-        <w:t xml:space="preserve">, Jeffrey A. Bakal, Daniel W. Kim, David E. </w:t>
-      </w:r>
-      <w:proofErr w:type="spellStart"/>
-      <w:r>
-        <w:rPr>
-          <w:sz w:val="22"/>
-          <w:szCs w:val="22"/>
-        </w:rPr>
-        <w:t>Wazer</w:t>
-      </w:r>
-      <w:proofErr w:type="spellEnd"/>
-      <w:r>
-        <w:rPr>
-          <w:sz w:val="22"/>
-          <w:szCs w:val="22"/>
-        </w:rPr>
-        <w:t>, Academic Press</w:t>
+        <w:t>, edited by Adam E. M. Eltorai, Jeffrey A. Bakal, Daniel W. Kim, David E. Wazer, Academic Press</w:t>
       </w:r>
       <w:r>
         <w:rPr>
@@ -1756,25 +1676,7 @@
           <w:sz w:val="22"/>
           <w:szCs w:val="22"/>
         </w:rPr>
-        <w:t xml:space="preserve">, Cramer CK, Strowd R, Lesser GJ, White JJ, Tatter SB, Laxton AW, Whitlow C, Lo H, </w:t>
-      </w:r>
-      <w:proofErr w:type="spellStart"/>
-      <w:r>
-        <w:rPr>
-          <w:rFonts w:asciiTheme="minorHAnsi" w:hAnsiTheme="minorHAnsi" w:cstheme="minorHAnsi"/>
-          <w:sz w:val="22"/>
-          <w:szCs w:val="22"/>
-        </w:rPr>
-        <w:t>Debinski</w:t>
-      </w:r>
-      <w:proofErr w:type="spellEnd"/>
-      <w:r>
-        <w:rPr>
-          <w:rFonts w:asciiTheme="minorHAnsi" w:hAnsiTheme="minorHAnsi" w:cstheme="minorHAnsi"/>
-          <w:sz w:val="22"/>
-          <w:szCs w:val="22"/>
-        </w:rPr>
-        <w:t xml:space="preserve"> W, Ververs JD, Black PJ, Chan MD</w:t>
+        <w:t>, Cramer CK, Strowd R, Lesser GJ, White JJ, Tatter SB, Laxton AW, Whitlow C, Lo H, Debinski W, Ververs JD, Black PJ, Chan MD</w:t>
       </w:r>
       <w:r>
         <w:rPr>
@@ -2240,7 +2142,6 @@
         </w:rPr>
         <w:t xml:space="preserve">arXiv:2512.13530. Under revision at </w:t>
       </w:r>
-      <w:proofErr w:type="spellStart"/>
       <w:r>
         <w:rPr>
           <w:rFonts w:asciiTheme="minorHAnsi" w:hAnsiTheme="minorHAnsi" w:cstheme="minorHAnsi"/>
@@ -2249,54 +2150,33 @@
           <w:sz w:val="22"/>
           <w:szCs w:val="22"/>
         </w:rPr>
-        <w:t>Technometrics</w:t>
-      </w:r>
-      <w:proofErr w:type="spellEnd"/>
-      <w:r>
-        <w:rPr>
-          <w:rFonts w:asciiTheme="minorHAnsi" w:hAnsiTheme="minorHAnsi" w:cstheme="minorHAnsi"/>
-          <w:i/>
-          <w:iCs/>
-          <w:sz w:val="22"/>
-          <w:szCs w:val="22"/>
-        </w:rPr>
-        <w:t>.</w:t>
-      </w:r>
-    </w:p>
-    <w:p>
-      <w:pPr>
-        <w:rPr>
-          <w:rFonts w:asciiTheme="minorHAnsi" w:hAnsiTheme="minorHAnsi" w:cstheme="minorHAnsi"/>
-          <w:sz w:val="22"/>
-          <w:szCs w:val="22"/>
-        </w:rPr>
-      </w:pPr>
-    </w:p>
-    <w:p>
-      <w:pPr>
-        <w:rPr>
-          <w:rFonts w:asciiTheme="minorHAnsi" w:hAnsiTheme="minorHAnsi" w:cstheme="minorHAnsi"/>
-          <w:sz w:val="22"/>
-          <w:szCs w:val="22"/>
-        </w:rPr>
-      </w:pPr>
-      <w:proofErr w:type="spellStart"/>
-      <w:r>
-        <w:rPr>
-          <w:rFonts w:asciiTheme="minorHAnsi" w:hAnsiTheme="minorHAnsi" w:cstheme="minorHAnsi"/>
-          <w:sz w:val="22"/>
-          <w:szCs w:val="22"/>
-        </w:rPr>
-        <w:t>Phlips</w:t>
-      </w:r>
-      <w:proofErr w:type="spellEnd"/>
-      <w:r>
-        <w:rPr>
-          <w:rFonts w:asciiTheme="minorHAnsi" w:hAnsiTheme="minorHAnsi" w:cstheme="minorHAnsi"/>
-          <w:sz w:val="22"/>
-          <w:szCs w:val="22"/>
-        </w:rPr>
-        <w:t>,</w:t>
+        <w:t>Technometrics.</w:t>
+      </w:r>
+    </w:p>
+    <w:p>
+      <w:pPr>
+        <w:rPr>
+          <w:rFonts w:asciiTheme="minorHAnsi" w:hAnsiTheme="minorHAnsi" w:cstheme="minorHAnsi"/>
+          <w:sz w:val="22"/>
+          <w:szCs w:val="22"/>
+        </w:rPr>
+      </w:pPr>
+    </w:p>
+    <w:p>
+      <w:pPr>
+        <w:rPr>
+          <w:rFonts w:asciiTheme="minorHAnsi" w:hAnsiTheme="minorHAnsi" w:cstheme="minorHAnsi"/>
+          <w:sz w:val="22"/>
+          <w:szCs w:val="22"/>
+        </w:rPr>
+      </w:pPr>
+      <w:r>
+        <w:rPr>
+          <w:rFonts w:asciiTheme="minorHAnsi" w:hAnsiTheme="minorHAnsi" w:cstheme="minorHAnsi"/>
+          <w:sz w:val="22"/>
+          <w:szCs w:val="22"/>
+        </w:rPr>
+        <w:t>Phlips,</w:t>
       </w:r>
       <w:r>
         <w:rPr>
@@ -2695,19 +2575,8 @@
             <w:sz w:val="22"/>
             <w:szCs w:val="22"/>
           </w:rPr>
-          <w:t>go.ncsu.edu/</w:t>
+          <w:t>go.ncsu.edu/mlprimer</w:t>
         </w:r>
-        <w:proofErr w:type="spellStart"/>
-        <w:r>
-          <w:rPr>
-            <w:rStyle w:val="Hyperlink"/>
-            <w:rFonts w:asciiTheme="minorHAnsi" w:hAnsiTheme="minorHAnsi" w:cstheme="minorHAnsi"/>
-            <w:sz w:val="22"/>
-            <w:szCs w:val="22"/>
-          </w:rPr>
-          <w:t>mlprimer</w:t>
-        </w:r>
-        <w:proofErr w:type="spellEnd"/>
       </w:hyperlink>
       <w:r>
         <w:rPr>
@@ -2777,6 +2646,210 @@
           <w:sz w:val="22"/>
           <w:szCs w:val="22"/>
         </w:rPr>
+        <w:t>Guan, Y., Yang, S., Rappold, A. G., Hill, K. L., Tsai, W.-L., Keeler, C. and Reich,</w:t>
+      </w:r>
+    </w:p>
+    <w:p>
+      <w:pPr>
+        <w:rPr>
+          <w:rFonts w:asciiTheme="minorHAnsi" w:hAnsiTheme="minorHAnsi" w:cstheme="minorHAnsi"/>
+          <w:sz w:val="22"/>
+          <w:szCs w:val="22"/>
+        </w:rPr>
+      </w:pPr>
+      <w:r>
+        <w:rPr>
+          <w:rFonts w:asciiTheme="minorHAnsi" w:hAnsiTheme="minorHAnsi" w:cstheme="minorHAnsi"/>
+          <w:sz w:val="22"/>
+          <w:szCs w:val="22"/>
+        </w:rPr>
+        <w:t xml:space="preserve">B. J. </w:t>
+      </w:r>
+      <w:r>
+        <w:rPr>
+          <w:rFonts w:asciiTheme="minorHAnsi" w:hAnsiTheme="minorHAnsi" w:cstheme="minorHAnsi"/>
+          <w:sz w:val="22"/>
+          <w:szCs w:val="22"/>
+        </w:rPr>
+        <w:t>“</w:t>
+      </w:r>
+      <w:r>
+        <w:rPr>
+          <w:rFonts w:asciiTheme="minorHAnsi" w:hAnsiTheme="minorHAnsi" w:cstheme="minorHAnsi"/>
+          <w:sz w:val="22"/>
+          <w:szCs w:val="22"/>
+        </w:rPr>
+        <w:t>A Spectral Confounder Adjustment for Spatial Regression with Multiple Exposures</w:t>
+      </w:r>
+      <w:r>
+        <w:rPr>
+          <w:rFonts w:asciiTheme="minorHAnsi" w:hAnsiTheme="minorHAnsi" w:cstheme="minorHAnsi"/>
+          <w:sz w:val="22"/>
+          <w:szCs w:val="22"/>
+        </w:rPr>
+        <w:t>.”</w:t>
+      </w:r>
+      <w:r>
+        <w:rPr>
+          <w:rFonts w:asciiTheme="minorHAnsi" w:hAnsiTheme="minorHAnsi" w:cstheme="minorHAnsi"/>
+          <w:sz w:val="22"/>
+          <w:szCs w:val="22"/>
+        </w:rPr>
+        <w:t xml:space="preserve"> </w:t>
+      </w:r>
+      <w:r>
+        <w:rPr>
+          <w:rFonts w:asciiTheme="minorHAnsi" w:hAnsiTheme="minorHAnsi" w:cstheme="minorHAnsi"/>
+          <w:sz w:val="22"/>
+          <w:szCs w:val="22"/>
+        </w:rPr>
+        <w:t>Joint Statistical Meetings</w:t>
+      </w:r>
+      <w:r>
+        <w:rPr>
+          <w:rFonts w:asciiTheme="minorHAnsi" w:hAnsiTheme="minorHAnsi" w:cstheme="minorHAnsi"/>
+          <w:sz w:val="22"/>
+          <w:szCs w:val="22"/>
+        </w:rPr>
+        <w:t xml:space="preserve"> </w:t>
+      </w:r>
+      <w:r>
+        <w:rPr>
+          <w:rFonts w:asciiTheme="minorHAnsi" w:hAnsiTheme="minorHAnsi" w:cstheme="minorHAnsi"/>
+          <w:sz w:val="22"/>
+          <w:szCs w:val="22"/>
+        </w:rPr>
+        <w:t>(</w:t>
+      </w:r>
+      <w:r>
+        <w:rPr>
+          <w:rFonts w:asciiTheme="minorHAnsi" w:hAnsiTheme="minorHAnsi" w:cstheme="minorHAnsi"/>
+          <w:sz w:val="22"/>
+          <w:szCs w:val="22"/>
+        </w:rPr>
+        <w:t>JSM</w:t>
+      </w:r>
+      <w:r>
+        <w:rPr>
+          <w:rFonts w:asciiTheme="minorHAnsi" w:hAnsiTheme="minorHAnsi" w:cstheme="minorHAnsi"/>
+          <w:sz w:val="22"/>
+          <w:szCs w:val="22"/>
+        </w:rPr>
+        <w:t>)</w:t>
+      </w:r>
+      <w:r>
+        <w:rPr>
+          <w:rFonts w:asciiTheme="minorHAnsi" w:hAnsiTheme="minorHAnsi" w:cstheme="minorHAnsi"/>
+          <w:sz w:val="22"/>
+          <w:szCs w:val="22"/>
+        </w:rPr>
+        <w:t xml:space="preserve">, </w:t>
+      </w:r>
+      <w:r>
+        <w:rPr>
+          <w:rFonts w:asciiTheme="minorHAnsi" w:hAnsiTheme="minorHAnsi" w:cstheme="minorHAnsi"/>
+          <w:sz w:val="22"/>
+          <w:szCs w:val="22"/>
+        </w:rPr>
+        <w:t xml:space="preserve">August </w:t>
+      </w:r>
+      <w:r>
+        <w:rPr>
+          <w:rFonts w:asciiTheme="minorHAnsi" w:hAnsiTheme="minorHAnsi" w:cstheme="minorHAnsi"/>
+          <w:sz w:val="22"/>
+          <w:szCs w:val="22"/>
+        </w:rPr>
+        <w:t>5, 202</w:t>
+      </w:r>
+      <w:r>
+        <w:rPr>
+          <w:rFonts w:asciiTheme="minorHAnsi" w:hAnsiTheme="minorHAnsi" w:cstheme="minorHAnsi"/>
+          <w:sz w:val="22"/>
+          <w:szCs w:val="22"/>
+        </w:rPr>
+        <w:t>6</w:t>
+      </w:r>
+      <w:r>
+        <w:rPr>
+          <w:rFonts w:asciiTheme="minorHAnsi" w:hAnsiTheme="minorHAnsi" w:cstheme="minorHAnsi"/>
+          <w:sz w:val="22"/>
+          <w:szCs w:val="22"/>
+        </w:rPr>
+        <w:t xml:space="preserve">. </w:t>
+      </w:r>
+      <w:r>
+        <w:rPr>
+          <w:rFonts w:asciiTheme="minorHAnsi" w:hAnsiTheme="minorHAnsi" w:cstheme="minorHAnsi"/>
+          <w:sz w:val="22"/>
+          <w:szCs w:val="22"/>
+        </w:rPr>
+        <w:t>Boston, MA</w:t>
+      </w:r>
+      <w:r>
+        <w:rPr>
+          <w:rFonts w:asciiTheme="minorHAnsi" w:hAnsiTheme="minorHAnsi" w:cstheme="minorHAnsi"/>
+          <w:sz w:val="22"/>
+          <w:szCs w:val="22"/>
+        </w:rPr>
+        <w:t>. (</w:t>
+      </w:r>
+      <w:r>
+        <w:rPr>
+          <w:rFonts w:asciiTheme="minorHAnsi" w:hAnsiTheme="minorHAnsi" w:cstheme="minorHAnsi"/>
+          <w:sz w:val="22"/>
+          <w:szCs w:val="22"/>
+        </w:rPr>
+        <w:t xml:space="preserve">Upcoming, </w:t>
+      </w:r>
+      <w:r>
+        <w:rPr>
+          <w:rFonts w:asciiTheme="minorHAnsi" w:hAnsiTheme="minorHAnsi" w:cstheme="minorHAnsi"/>
+          <w:sz w:val="22"/>
+          <w:szCs w:val="22"/>
+        </w:rPr>
+        <w:t>Topic-Contributed Paper Presenter</w:t>
+      </w:r>
+      <w:r>
+        <w:rPr>
+          <w:rFonts w:asciiTheme="minorHAnsi" w:hAnsiTheme="minorHAnsi" w:cstheme="minorHAnsi"/>
+          <w:sz w:val="22"/>
+          <w:szCs w:val="22"/>
+        </w:rPr>
+        <w:t xml:space="preserve">) </w:t>
+      </w:r>
+    </w:p>
+    <w:p>
+      <w:pPr>
+        <w:rPr>
+          <w:rFonts w:asciiTheme="minorHAnsi" w:hAnsiTheme="minorHAnsi" w:cstheme="minorHAnsi"/>
+          <w:sz w:val="22"/>
+          <w:szCs w:val="22"/>
+        </w:rPr>
+      </w:pPr>
+    </w:p>
+    <w:p>
+      <w:pPr>
+        <w:rPr>
+          <w:rFonts w:asciiTheme="minorHAnsi" w:hAnsiTheme="minorHAnsi" w:cstheme="minorHAnsi"/>
+          <w:sz w:val="22"/>
+          <w:szCs w:val="22"/>
+        </w:rPr>
+      </w:pPr>
+      <w:r>
+        <w:rPr>
+          <w:b/>
+          <w:bCs/>
+          <w:sz w:val="22"/>
+          <w:szCs w:val="22"/>
+        </w:rPr>
+        <w:t xml:space="preserve">Prim S.-N., </w:t>
+      </w:r>
+      <w:r>
+        <w:rPr>
+          <w:rFonts w:asciiTheme="minorHAnsi" w:hAnsiTheme="minorHAnsi" w:cstheme="minorHAnsi"/>
+          <w:sz w:val="22"/>
+          <w:szCs w:val="22"/>
+        </w:rPr>
         <w:t>Williams, J. P.</w:t>
       </w:r>
       <w:r>
@@ -2841,7 +2914,23 @@
           <w:sz w:val="22"/>
           <w:szCs w:val="22"/>
         </w:rPr>
-        <w:t>, 2026. Rome, Italy. (Short Paper)</w:t>
+        <w:t>, 2026. Rome, Italy. (</w:t>
+      </w:r>
+      <w:r>
+        <w:rPr>
+          <w:rFonts w:asciiTheme="minorHAnsi" w:hAnsiTheme="minorHAnsi" w:cstheme="minorHAnsi"/>
+          <w:sz w:val="22"/>
+          <w:szCs w:val="22"/>
+        </w:rPr>
+        <w:t xml:space="preserve">Upcoming, </w:t>
+      </w:r>
+      <w:r>
+        <w:rPr>
+          <w:rFonts w:asciiTheme="minorHAnsi" w:hAnsiTheme="minorHAnsi" w:cstheme="minorHAnsi"/>
+          <w:sz w:val="22"/>
+          <w:szCs w:val="22"/>
+        </w:rPr>
+        <w:t>Short Paper)</w:t>
       </w:r>
     </w:p>
     <w:p>
@@ -2966,7 +3055,23 @@
           <w:sz w:val="22"/>
           <w:szCs w:val="22"/>
         </w:rPr>
-        <w:t>, Mar 15, 2029. Indianapolis, IN. (</w:t>
+        <w:t>, Mar 15, 202</w:t>
+      </w:r>
+      <w:r>
+        <w:rPr>
+          <w:rFonts w:asciiTheme="minorHAnsi" w:hAnsiTheme="minorHAnsi" w:cstheme="minorHAnsi"/>
+          <w:sz w:val="22"/>
+          <w:szCs w:val="22"/>
+        </w:rPr>
+        <w:t>6</w:t>
+      </w:r>
+      <w:r>
+        <w:rPr>
+          <w:rFonts w:asciiTheme="minorHAnsi" w:hAnsiTheme="minorHAnsi" w:cstheme="minorHAnsi"/>
+          <w:sz w:val="22"/>
+          <w:szCs w:val="22"/>
+        </w:rPr>
+        <w:t>. Indianapolis, IN. (</w:t>
       </w:r>
       <w:r>
         <w:rPr>
@@ -3010,6 +3115,7 @@
           <w:sz w:val="22"/>
           <w:szCs w:val="22"/>
         </w:rPr>
+        <w:lastRenderedPageBreak/>
         <w:t xml:space="preserve">Prim S.-N., </w:t>
       </w:r>
       <w:r>
@@ -3161,7 +3267,6 @@
           <w:sz w:val="22"/>
           <w:szCs w:val="22"/>
         </w:rPr>
-        <w:lastRenderedPageBreak/>
         <w:t xml:space="preserve">Prim S.-N., </w:t>
       </w:r>
       <w:r>
@@ -4355,7 +4460,17 @@
           <w:sz w:val="22"/>
           <w:szCs w:val="22"/>
         </w:rPr>
-        <w:t xml:space="preserve"> and Brian Reich </w:t>
+        <w:t xml:space="preserve"> and Brian </w:t>
+      </w:r>
+      <w:r>
+        <w:rPr>
+          <w:rFonts w:asciiTheme="minorHAnsi" w:hAnsiTheme="minorHAnsi" w:cstheme="minorHAnsi"/>
+          <w:bCs/>
+          <w:sz w:val="22"/>
+          <w:szCs w:val="22"/>
+        </w:rPr>
+        <w:lastRenderedPageBreak/>
+        <w:t xml:space="preserve">Reich </w:t>
       </w:r>
       <w:r>
         <w:rPr>
@@ -4471,7 +4586,6 @@
           <w:sz w:val="22"/>
           <w:szCs w:val="22"/>
         </w:rPr>
-        <w:lastRenderedPageBreak/>
         <w:t>Wake Forest Baptist Health</w:t>
       </w:r>
       <w:r>
@@ -4878,27 +4992,7 @@
           <w:sz w:val="22"/>
           <w:szCs w:val="22"/>
         </w:rPr>
-        <w:t xml:space="preserve">Mentor students for their data science projects at </w:t>
-      </w:r>
-      <w:proofErr w:type="spellStart"/>
-      <w:r>
-        <w:rPr>
-          <w:rFonts w:asciiTheme="minorHAnsi" w:hAnsiTheme="minorHAnsi" w:cstheme="minorHAnsi"/>
-          <w:bCs/>
-          <w:sz w:val="22"/>
-          <w:szCs w:val="22"/>
-        </w:rPr>
-        <w:t>RuralWorks</w:t>
-      </w:r>
-      <w:proofErr w:type="spellEnd"/>
-      <w:r>
-        <w:rPr>
-          <w:rFonts w:asciiTheme="minorHAnsi" w:hAnsiTheme="minorHAnsi" w:cstheme="minorHAnsi"/>
-          <w:bCs/>
-          <w:sz w:val="22"/>
-          <w:szCs w:val="22"/>
-        </w:rPr>
-        <w:t xml:space="preserve"> (NC State) and Summer Research and Innovation Programs (NC School of Science and Mathematics)</w:t>
+        <w:t>Mentor students for their data science projects at RuralWorks (NC State) and Summer Research and Innovation Programs (NC School of Science and Mathematics)</w:t>
       </w:r>
     </w:p>
     <w:p>
@@ -5481,6 +5575,7 @@
           <w:rFonts w:asciiTheme="minorHAnsi" w:hAnsiTheme="minorHAnsi" w:cstheme="minorHAnsi"/>
           <w:b/>
         </w:rPr>
+        <w:lastRenderedPageBreak/>
         <w:t>University of Iowa</w:t>
       </w:r>
       <w:r>
@@ -5670,7 +5765,6 @@
           <w:sz w:val="24"/>
           <w:szCs w:val="24"/>
         </w:rPr>
-        <w:lastRenderedPageBreak/>
         <w:t>Helped the professor design quiz</w:t>
       </w:r>
       <w:r>

--- a/assets/CV (Shih-Ni Prim).docx
+++ b/assets/CV (Shih-Ni Prim).docx
@@ -1394,7 +1394,15 @@
           <w:sz w:val="22"/>
           <w:szCs w:val="22"/>
         </w:rPr>
-        <w:t>, and Williams, J. “</w:t>
+        <w:t xml:space="preserve">, and Williams, J. </w:t>
+      </w:r>
+      <w:r>
+        <w:rPr>
+          <w:rFonts w:asciiTheme="minorHAnsi" w:hAnsiTheme="minorHAnsi" w:cstheme="minorHAnsi"/>
+          <w:sz w:val="22"/>
+          <w:szCs w:val="22"/>
+        </w:rPr>
+        <w:t xml:space="preserve">(2026). </w:t>
       </w:r>
       <w:r>
         <w:rPr>
@@ -1410,26 +1418,15 @@
           <w:sz w:val="22"/>
           <w:szCs w:val="22"/>
         </w:rPr>
-        <w:t>,” arXiv:</w:t>
-      </w:r>
-      <w:r>
+        <w:t>.</w:t>
+      </w:r>
+      <w:r>
+        <w:rPr>
+          <w:rFonts w:asciiTheme="minorHAnsi" w:hAnsiTheme="minorHAnsi" w:cstheme="minorHAnsi"/>
+          <w:sz w:val="22"/>
+          <w:szCs w:val="22"/>
+        </w:rPr>
         <w:t xml:space="preserve"> </w:t>
-      </w:r>
-      <w:r>
-        <w:rPr>
-          <w:rFonts w:asciiTheme="minorHAnsi" w:hAnsiTheme="minorHAnsi" w:cstheme="minorHAnsi"/>
-          <w:sz w:val="22"/>
-          <w:szCs w:val="22"/>
-        </w:rPr>
-        <w:t>2112.13247</w:t>
-      </w:r>
-      <w:r>
-        <w:rPr>
-          <w:rFonts w:asciiTheme="minorHAnsi" w:hAnsiTheme="minorHAnsi" w:cstheme="minorHAnsi"/>
-          <w:sz w:val="22"/>
-          <w:szCs w:val="22"/>
-        </w:rPr>
-        <w:t xml:space="preserve">. </w:t>
       </w:r>
       <w:r>
         <w:rPr>
@@ -1447,7 +1444,15 @@
           <w:sz w:val="22"/>
           <w:szCs w:val="22"/>
         </w:rPr>
-        <w:t>, to appear</w:t>
+        <w:t xml:space="preserve">, </w:t>
+      </w:r>
+      <w:r>
+        <w:rPr>
+          <w:rFonts w:asciiTheme="minorHAnsi" w:hAnsiTheme="minorHAnsi" w:cstheme="minorHAnsi"/>
+          <w:sz w:val="22"/>
+          <w:szCs w:val="22"/>
+        </w:rPr>
+        <w:t>page 109720</w:t>
       </w:r>
       <w:r>
         <w:rPr>
@@ -1536,15 +1541,23 @@
           <w:sz w:val="22"/>
           <w:szCs w:val="22"/>
         </w:rPr>
-        <w:t xml:space="preserve"> (2023),</w:t>
-      </w:r>
-      <w:r>
-        <w:rPr>
-          <w:rFonts w:asciiTheme="minorHAnsi" w:hAnsiTheme="minorHAnsi" w:cstheme="minorHAnsi"/>
-          <w:sz w:val="22"/>
-          <w:szCs w:val="22"/>
-        </w:rPr>
-        <w:t xml:space="preserve"> “Nonrandomized trials in clinical oncology</w:t>
+        <w:t xml:space="preserve"> (2023)</w:t>
+      </w:r>
+      <w:r>
+        <w:rPr>
+          <w:rFonts w:asciiTheme="minorHAnsi" w:hAnsiTheme="minorHAnsi" w:cstheme="minorHAnsi"/>
+          <w:sz w:val="22"/>
+          <w:szCs w:val="22"/>
+        </w:rPr>
+        <w:t>.</w:t>
+      </w:r>
+      <w:r>
+        <w:rPr>
+          <w:rFonts w:asciiTheme="minorHAnsi" w:hAnsiTheme="minorHAnsi" w:cstheme="minorHAnsi"/>
+          <w:sz w:val="22"/>
+          <w:szCs w:val="22"/>
+        </w:rPr>
+        <w:t xml:space="preserve"> Nonrandomized trials in clinical oncology</w:t>
       </w:r>
       <w:r>
         <w:rPr>
@@ -1560,7 +1573,7 @@
           <w:sz w:val="22"/>
           <w:szCs w:val="22"/>
         </w:rPr>
-        <w:t xml:space="preserve">” </w:t>
+        <w:t xml:space="preserve"> </w:t>
       </w:r>
       <w:r>
         <w:rPr>
@@ -1577,360 +1590,6 @@
           <w:szCs w:val="22"/>
         </w:rPr>
         <w:t xml:space="preserve">n </w:t>
-      </w:r>
-      <w:r>
-        <w:rPr>
-          <w:rFonts w:asciiTheme="minorHAnsi" w:hAnsiTheme="minorHAnsi" w:cstheme="minorHAnsi"/>
-          <w:sz w:val="22"/>
-          <w:szCs w:val="22"/>
-        </w:rPr>
-        <w:t>Handbook for Designing and Conducting Clinical and Translational Research: Translational Radiation Oncology</w:t>
-      </w:r>
-      <w:r>
-        <w:rPr>
-          <w:sz w:val="22"/>
-          <w:szCs w:val="22"/>
-        </w:rPr>
-        <w:t>, edited by Adam E. M. Eltorai, Jeffrey A. Bakal, Daniel W. Kim, David E. Wazer, Academic Press</w:t>
-      </w:r>
-      <w:r>
-        <w:rPr>
-          <w:sz w:val="22"/>
-          <w:szCs w:val="22"/>
-        </w:rPr>
-        <w:t xml:space="preserve">, pp. </w:t>
-      </w:r>
-      <w:r>
-        <w:rPr>
-          <w:sz w:val="22"/>
-          <w:szCs w:val="22"/>
-        </w:rPr>
-        <w:t xml:space="preserve">313–284. </w:t>
-      </w:r>
-    </w:p>
-    <w:p>
-      <w:pPr>
-        <w:rPr>
-          <w:sz w:val="22"/>
-          <w:szCs w:val="22"/>
-        </w:rPr>
-      </w:pPr>
-    </w:p>
-    <w:p>
-      <w:pPr>
-        <w:rPr>
-          <w:rFonts w:asciiTheme="minorHAnsi" w:hAnsiTheme="minorHAnsi" w:cstheme="minorHAnsi"/>
-          <w:sz w:val="22"/>
-          <w:szCs w:val="22"/>
-        </w:rPr>
-      </w:pPr>
-      <w:r>
-        <w:rPr>
-          <w:rFonts w:asciiTheme="minorHAnsi" w:hAnsiTheme="minorHAnsi" w:cstheme="minorHAnsi"/>
-          <w:sz w:val="22"/>
-          <w:szCs w:val="22"/>
-        </w:rPr>
-        <w:t xml:space="preserve">Helis CA, </w:t>
-      </w:r>
-      <w:r>
-        <w:rPr>
-          <w:rFonts w:asciiTheme="minorHAnsi" w:hAnsiTheme="minorHAnsi" w:cstheme="minorHAnsi"/>
-          <w:b/>
-          <w:bCs/>
-          <w:sz w:val="22"/>
-          <w:szCs w:val="22"/>
-        </w:rPr>
-        <w:t>Prim</w:t>
-      </w:r>
-      <w:r>
-        <w:rPr>
-          <w:rFonts w:asciiTheme="minorHAnsi" w:hAnsiTheme="minorHAnsi" w:cstheme="minorHAnsi"/>
-          <w:sz w:val="22"/>
-          <w:szCs w:val="22"/>
-        </w:rPr>
-        <w:t xml:space="preserve"> </w:t>
-      </w:r>
-      <w:r>
-        <w:rPr>
-          <w:rFonts w:asciiTheme="minorHAnsi" w:hAnsiTheme="minorHAnsi" w:cstheme="minorHAnsi"/>
-          <w:b/>
-          <w:bCs/>
-          <w:sz w:val="22"/>
-          <w:szCs w:val="22"/>
-        </w:rPr>
-        <w:t>S</w:t>
-      </w:r>
-      <w:r>
-        <w:rPr>
-          <w:rFonts w:asciiTheme="minorHAnsi" w:hAnsiTheme="minorHAnsi" w:cstheme="minorHAnsi"/>
-          <w:b/>
-          <w:bCs/>
-          <w:sz w:val="22"/>
-          <w:szCs w:val="22"/>
-        </w:rPr>
-        <w:t>.-N.</w:t>
-      </w:r>
-      <w:r>
-        <w:rPr>
-          <w:rFonts w:asciiTheme="minorHAnsi" w:hAnsiTheme="minorHAnsi" w:cstheme="minorHAnsi"/>
-          <w:sz w:val="22"/>
-          <w:szCs w:val="22"/>
-        </w:rPr>
-        <w:t>, Cramer CK, Strowd R, Lesser GJ, White JJ, Tatter SB, Laxton AW, Whitlow C, Lo H, Debinski W, Ververs JD, Black PJ, Chan MD</w:t>
-      </w:r>
-      <w:r>
-        <w:rPr>
-          <w:rFonts w:asciiTheme="minorHAnsi" w:hAnsiTheme="minorHAnsi" w:cstheme="minorHAnsi"/>
-          <w:sz w:val="22"/>
-          <w:szCs w:val="22"/>
-        </w:rPr>
-        <w:t xml:space="preserve"> (2022),</w:t>
-      </w:r>
-      <w:r>
-        <w:rPr>
-          <w:rFonts w:asciiTheme="minorHAnsi" w:hAnsiTheme="minorHAnsi" w:cstheme="minorHAnsi"/>
-          <w:sz w:val="22"/>
-          <w:szCs w:val="22"/>
-        </w:rPr>
-        <w:t xml:space="preserve"> “Clinical outcomes of dose-escalated re-irradiation in patients with recurrent high-grade glioma</w:t>
-      </w:r>
-      <w:r>
-        <w:rPr>
-          <w:rFonts w:asciiTheme="minorHAnsi" w:hAnsiTheme="minorHAnsi" w:cstheme="minorHAnsi"/>
-          <w:sz w:val="22"/>
-          <w:szCs w:val="22"/>
-        </w:rPr>
-        <w:t>,</w:t>
-      </w:r>
-      <w:r>
-        <w:rPr>
-          <w:rFonts w:asciiTheme="minorHAnsi" w:hAnsiTheme="minorHAnsi" w:cstheme="minorHAnsi"/>
-          <w:sz w:val="22"/>
-          <w:szCs w:val="22"/>
-        </w:rPr>
-        <w:t xml:space="preserve">” </w:t>
-      </w:r>
-      <w:r>
-        <w:rPr>
-          <w:rFonts w:asciiTheme="minorHAnsi" w:hAnsiTheme="minorHAnsi" w:cstheme="minorHAnsi"/>
-          <w:sz w:val="22"/>
-          <w:szCs w:val="22"/>
-        </w:rPr>
-        <w:t>Neuro-Oncology Practice</w:t>
-      </w:r>
-      <w:r>
-        <w:rPr>
-          <w:rFonts w:asciiTheme="minorHAnsi" w:hAnsiTheme="minorHAnsi" w:cstheme="minorHAnsi"/>
-          <w:sz w:val="22"/>
-          <w:szCs w:val="22"/>
-        </w:rPr>
-        <w:t>, 9, 390–401</w:t>
-      </w:r>
-      <w:r>
-        <w:rPr>
-          <w:rFonts w:asciiTheme="minorHAnsi" w:hAnsiTheme="minorHAnsi" w:cstheme="minorHAnsi"/>
-          <w:sz w:val="22"/>
-          <w:szCs w:val="22"/>
-        </w:rPr>
-        <w:t xml:space="preserve">. </w:t>
-      </w:r>
-    </w:p>
-    <w:p>
-      <w:pPr>
-        <w:rPr>
-          <w:rFonts w:asciiTheme="minorHAnsi" w:hAnsiTheme="minorHAnsi" w:cstheme="minorHAnsi"/>
-          <w:sz w:val="22"/>
-          <w:szCs w:val="22"/>
-        </w:rPr>
-      </w:pPr>
-    </w:p>
-    <w:p>
-      <w:pPr>
-        <w:pStyle w:val="Heading1"/>
-        <w:rPr>
-          <w:rFonts w:asciiTheme="minorHAnsi" w:hAnsiTheme="minorHAnsi" w:cstheme="minorHAnsi"/>
-          <w:sz w:val="22"/>
-          <w:szCs w:val="22"/>
-        </w:rPr>
-      </w:pPr>
-      <w:r>
-        <w:rPr>
-          <w:rFonts w:asciiTheme="minorHAnsi" w:hAnsiTheme="minorHAnsi" w:cstheme="minorHAnsi"/>
-          <w:sz w:val="22"/>
-          <w:szCs w:val="22"/>
-        </w:rPr>
-        <w:t>Working papers</w:t>
-      </w:r>
-    </w:p>
-    <w:p>
-      <w:pPr>
-        <w:rPr>
-          <w:rFonts w:asciiTheme="minorHAnsi" w:hAnsiTheme="minorHAnsi" w:cstheme="minorHAnsi"/>
-          <w:sz w:val="22"/>
-          <w:szCs w:val="22"/>
-        </w:rPr>
-      </w:pPr>
-    </w:p>
-    <w:p>
-      <w:pPr>
-        <w:rPr>
-          <w:rFonts w:asciiTheme="minorHAnsi" w:hAnsiTheme="minorHAnsi" w:cstheme="minorHAnsi"/>
-          <w:b/>
-          <w:bCs/>
-          <w:sz w:val="22"/>
-          <w:szCs w:val="22"/>
-        </w:rPr>
-      </w:pPr>
-      <w:r>
-        <w:rPr>
-          <w:rFonts w:asciiTheme="minorHAnsi" w:hAnsiTheme="minorHAnsi" w:cstheme="minorHAnsi"/>
-          <w:b/>
-          <w:bCs/>
-          <w:sz w:val="22"/>
-          <w:szCs w:val="22"/>
-        </w:rPr>
-        <w:t xml:space="preserve">In review </w:t>
-      </w:r>
-    </w:p>
-    <w:p>
-      <w:pPr>
-        <w:rPr>
-          <w:rFonts w:asciiTheme="minorHAnsi" w:hAnsiTheme="minorHAnsi" w:cstheme="minorHAnsi"/>
-          <w:sz w:val="22"/>
-          <w:szCs w:val="22"/>
-        </w:rPr>
-      </w:pPr>
-    </w:p>
-    <w:p>
-      <w:pPr>
-        <w:ind w:left="180"/>
-        <w:rPr>
-          <w:rFonts w:asciiTheme="minorHAnsi" w:hAnsiTheme="minorHAnsi" w:cstheme="minorHAnsi"/>
-          <w:sz w:val="22"/>
-          <w:szCs w:val="22"/>
-        </w:rPr>
-      </w:pPr>
-      <w:r>
-        <w:rPr>
-          <w:rFonts w:asciiTheme="minorHAnsi" w:hAnsiTheme="minorHAnsi" w:cstheme="minorHAnsi"/>
-          <w:b/>
-          <w:bCs/>
-          <w:sz w:val="22"/>
-          <w:szCs w:val="22"/>
-        </w:rPr>
-        <w:t>Prim, S.-N.</w:t>
-      </w:r>
-      <w:r>
-        <w:rPr>
-          <w:rFonts w:asciiTheme="minorHAnsi" w:hAnsiTheme="minorHAnsi" w:cstheme="minorHAnsi"/>
-          <w:sz w:val="22"/>
-          <w:szCs w:val="22"/>
-        </w:rPr>
-        <w:t>, Guan, Y., Yang, S., Rappold, A. G., Hill, K. L., Tsai, W.-L., Keeler, C. and Reich,</w:t>
-      </w:r>
-      <w:r>
-        <w:rPr>
-          <w:rFonts w:asciiTheme="minorHAnsi" w:hAnsiTheme="minorHAnsi" w:cstheme="minorHAnsi"/>
-          <w:sz w:val="22"/>
-          <w:szCs w:val="22"/>
-        </w:rPr>
-        <w:t xml:space="preserve"> </w:t>
-      </w:r>
-      <w:r>
-        <w:rPr>
-          <w:rFonts w:asciiTheme="minorHAnsi" w:hAnsiTheme="minorHAnsi" w:cstheme="minorHAnsi"/>
-          <w:sz w:val="22"/>
-          <w:szCs w:val="22"/>
-        </w:rPr>
-        <w:t xml:space="preserve">B. J. (2025) </w:t>
-      </w:r>
-      <w:r>
-        <w:rPr>
-          <w:rFonts w:asciiTheme="minorHAnsi" w:hAnsiTheme="minorHAnsi" w:cstheme="minorHAnsi"/>
-          <w:sz w:val="22"/>
-          <w:szCs w:val="22"/>
-        </w:rPr>
-        <w:t>“</w:t>
-      </w:r>
-      <w:r>
-        <w:rPr>
-          <w:rFonts w:asciiTheme="minorHAnsi" w:hAnsiTheme="minorHAnsi" w:cstheme="minorHAnsi"/>
-          <w:sz w:val="22"/>
-          <w:szCs w:val="22"/>
-        </w:rPr>
-        <w:t>A Spectral Confounder Adjustment for Spatial Regression with Multiple Exposures</w:t>
-      </w:r>
-      <w:r>
-        <w:rPr>
-          <w:rFonts w:asciiTheme="minorHAnsi" w:hAnsiTheme="minorHAnsi" w:cstheme="minorHAnsi"/>
-          <w:sz w:val="22"/>
-          <w:szCs w:val="22"/>
-        </w:rPr>
-        <w:t xml:space="preserve"> </w:t>
-      </w:r>
-      <w:r>
-        <w:rPr>
-          <w:rFonts w:asciiTheme="minorHAnsi" w:hAnsiTheme="minorHAnsi" w:cstheme="minorHAnsi"/>
-          <w:sz w:val="22"/>
-          <w:szCs w:val="22"/>
-        </w:rPr>
-        <w:t>and Outcomes</w:t>
-      </w:r>
-      <w:r>
-        <w:rPr>
-          <w:rFonts w:asciiTheme="minorHAnsi" w:hAnsiTheme="minorHAnsi" w:cstheme="minorHAnsi"/>
-          <w:sz w:val="22"/>
-          <w:szCs w:val="22"/>
-        </w:rPr>
-        <w:t>,”</w:t>
-      </w:r>
-      <w:r>
-        <w:rPr>
-          <w:rFonts w:asciiTheme="minorHAnsi" w:hAnsiTheme="minorHAnsi" w:cstheme="minorHAnsi"/>
-          <w:sz w:val="22"/>
-          <w:szCs w:val="22"/>
-        </w:rPr>
-        <w:t xml:space="preserve"> </w:t>
-      </w:r>
-      <w:r>
-        <w:rPr>
-          <w:rFonts w:asciiTheme="minorHAnsi" w:hAnsiTheme="minorHAnsi" w:cstheme="minorHAnsi"/>
-          <w:sz w:val="22"/>
-          <w:szCs w:val="22"/>
-        </w:rPr>
-        <w:t>arXiv:2506.09325.</w:t>
-      </w:r>
-      <w:r>
-        <w:rPr>
-          <w:rFonts w:asciiTheme="minorHAnsi" w:hAnsiTheme="minorHAnsi" w:cstheme="minorHAnsi"/>
-          <w:sz w:val="22"/>
-          <w:szCs w:val="22"/>
-        </w:rPr>
-        <w:t xml:space="preserve"> </w:t>
-      </w:r>
-      <w:r>
-        <w:rPr>
-          <w:rFonts w:asciiTheme="minorHAnsi" w:hAnsiTheme="minorHAnsi" w:cstheme="minorHAnsi"/>
-          <w:sz w:val="22"/>
-          <w:szCs w:val="22"/>
-        </w:rPr>
-        <w:t xml:space="preserve">Under revision </w:t>
-      </w:r>
-      <w:r>
-        <w:rPr>
-          <w:rFonts w:asciiTheme="minorHAnsi" w:hAnsiTheme="minorHAnsi" w:cstheme="minorHAnsi"/>
-          <w:sz w:val="22"/>
-          <w:szCs w:val="22"/>
-        </w:rPr>
-        <w:t>at the</w:t>
-      </w:r>
-      <w:r>
-        <w:rPr>
-          <w:rFonts w:asciiTheme="minorHAnsi" w:hAnsiTheme="minorHAnsi" w:cstheme="minorHAnsi"/>
-          <w:sz w:val="22"/>
-          <w:szCs w:val="22"/>
-        </w:rPr>
-        <w:t xml:space="preserve"> </w:t>
       </w:r>
       <w:r>
         <w:rPr>
@@ -1940,7 +1599,99 @@
           <w:sz w:val="22"/>
           <w:szCs w:val="22"/>
         </w:rPr>
-        <w:t>Journal of the American Statistical Association</w:t>
+        <w:t>Handbook for Designing and Conducting Clinical and Translational Research: Translational Radiation Oncology</w:t>
+      </w:r>
+      <w:r>
+        <w:rPr>
+          <w:sz w:val="22"/>
+          <w:szCs w:val="22"/>
+        </w:rPr>
+        <w:t>, edited by Adam E. M. Eltorai, Jeffrey A. Bakal, Daniel W. Kim, David E. Wazer, Academic Press</w:t>
+      </w:r>
+      <w:r>
+        <w:rPr>
+          <w:sz w:val="22"/>
+          <w:szCs w:val="22"/>
+        </w:rPr>
+        <w:t xml:space="preserve">, pp. </w:t>
+      </w:r>
+      <w:r>
+        <w:rPr>
+          <w:sz w:val="22"/>
+          <w:szCs w:val="22"/>
+        </w:rPr>
+        <w:t xml:space="preserve">313–284. </w:t>
+      </w:r>
+    </w:p>
+    <w:p>
+      <w:pPr>
+        <w:rPr>
+          <w:sz w:val="22"/>
+          <w:szCs w:val="22"/>
+        </w:rPr>
+      </w:pPr>
+    </w:p>
+    <w:p>
+      <w:pPr>
+        <w:rPr>
+          <w:rFonts w:asciiTheme="minorHAnsi" w:hAnsiTheme="minorHAnsi" w:cstheme="minorHAnsi"/>
+          <w:sz w:val="22"/>
+          <w:szCs w:val="22"/>
+        </w:rPr>
+      </w:pPr>
+      <w:r>
+        <w:rPr>
+          <w:rFonts w:asciiTheme="minorHAnsi" w:hAnsiTheme="minorHAnsi" w:cstheme="minorHAnsi"/>
+          <w:sz w:val="22"/>
+          <w:szCs w:val="22"/>
+        </w:rPr>
+        <w:t xml:space="preserve">Helis CA, </w:t>
+      </w:r>
+      <w:r>
+        <w:rPr>
+          <w:rFonts w:asciiTheme="minorHAnsi" w:hAnsiTheme="minorHAnsi" w:cstheme="minorHAnsi"/>
+          <w:b/>
+          <w:bCs/>
+          <w:sz w:val="22"/>
+          <w:szCs w:val="22"/>
+        </w:rPr>
+        <w:t>Prim</w:t>
+      </w:r>
+      <w:r>
+        <w:rPr>
+          <w:rFonts w:asciiTheme="minorHAnsi" w:hAnsiTheme="minorHAnsi" w:cstheme="minorHAnsi"/>
+          <w:sz w:val="22"/>
+          <w:szCs w:val="22"/>
+        </w:rPr>
+        <w:t xml:space="preserve"> </w:t>
+      </w:r>
+      <w:r>
+        <w:rPr>
+          <w:rFonts w:asciiTheme="minorHAnsi" w:hAnsiTheme="minorHAnsi" w:cstheme="minorHAnsi"/>
+          <w:b/>
+          <w:bCs/>
+          <w:sz w:val="22"/>
+          <w:szCs w:val="22"/>
+        </w:rPr>
+        <w:t>S</w:t>
+      </w:r>
+      <w:r>
+        <w:rPr>
+          <w:rFonts w:asciiTheme="minorHAnsi" w:hAnsiTheme="minorHAnsi" w:cstheme="minorHAnsi"/>
+          <w:b/>
+          <w:bCs/>
+          <w:sz w:val="22"/>
+          <w:szCs w:val="22"/>
+        </w:rPr>
+        <w:t>.-N.</w:t>
+      </w:r>
+      <w:r>
+        <w:rPr>
+          <w:rFonts w:asciiTheme="minorHAnsi" w:hAnsiTheme="minorHAnsi" w:cstheme="minorHAnsi"/>
+          <w:sz w:val="22"/>
+          <w:szCs w:val="22"/>
+        </w:rPr>
+        <w:t>, Cramer CK, Strowd R, Lesser GJ, White JJ, Tatter SB, Laxton AW, Whitlow C, Lo H, Debinski W, Ververs JD, Black PJ, Chan MD</w:t>
       </w:r>
       <w:r>
         <w:rPr>
@@ -1950,20 +1701,47 @@
         </w:rPr>
         <w:t>.</w:t>
       </w:r>
-    </w:p>
-    <w:p>
-      <w:pPr>
-        <w:ind w:left="180"/>
-        <w:rPr>
-          <w:rFonts w:asciiTheme="minorHAnsi" w:hAnsiTheme="minorHAnsi" w:cstheme="minorHAnsi"/>
-          <w:sz w:val="22"/>
-          <w:szCs w:val="22"/>
-        </w:rPr>
-      </w:pPr>
-    </w:p>
-    <w:p>
-      <w:pPr>
-        <w:ind w:left="180"/>
+      <w:r>
+        <w:rPr>
+          <w:rFonts w:asciiTheme="minorHAnsi" w:hAnsiTheme="minorHAnsi" w:cstheme="minorHAnsi"/>
+          <w:sz w:val="22"/>
+          <w:szCs w:val="22"/>
+        </w:rPr>
+        <w:t xml:space="preserve"> (2022)</w:t>
+      </w:r>
+      <w:r>
+        <w:rPr>
+          <w:rFonts w:asciiTheme="minorHAnsi" w:hAnsiTheme="minorHAnsi" w:cstheme="minorHAnsi"/>
+          <w:sz w:val="22"/>
+          <w:szCs w:val="22"/>
+        </w:rPr>
+        <w:t>.</w:t>
+      </w:r>
+      <w:r>
+        <w:rPr>
+          <w:rFonts w:asciiTheme="minorHAnsi" w:hAnsiTheme="minorHAnsi" w:cstheme="minorHAnsi"/>
+          <w:sz w:val="22"/>
+          <w:szCs w:val="22"/>
+        </w:rPr>
+        <w:t xml:space="preserve"> Clinical outcomes of dose-escalated re-irradiation in patients with recurrent high-grade glioma</w:t>
+      </w:r>
+      <w:r>
+        <w:rPr>
+          <w:rFonts w:asciiTheme="minorHAnsi" w:hAnsiTheme="minorHAnsi" w:cstheme="minorHAnsi"/>
+          <w:sz w:val="22"/>
+          <w:szCs w:val="22"/>
+        </w:rPr>
+        <w:t>.</w:t>
+      </w:r>
+      <w:r>
+        <w:rPr>
+          <w:rFonts w:asciiTheme="minorHAnsi" w:hAnsiTheme="minorHAnsi" w:cstheme="minorHAnsi"/>
+          <w:sz w:val="22"/>
+          <w:szCs w:val="22"/>
+        </w:rPr>
+        <w:t xml:space="preserve"> </w:t>
+      </w:r>
+      <w:r>
         <w:rPr>
           <w:rFonts w:asciiTheme="minorHAnsi" w:hAnsiTheme="minorHAnsi" w:cstheme="minorHAnsi"/>
           <w:i/>
@@ -1971,6 +1749,99 @@
           <w:sz w:val="22"/>
           <w:szCs w:val="22"/>
         </w:rPr>
+        <w:t>Neuro-Oncology Practice</w:t>
+      </w:r>
+      <w:r>
+        <w:rPr>
+          <w:rFonts w:asciiTheme="minorHAnsi" w:hAnsiTheme="minorHAnsi" w:cstheme="minorHAnsi"/>
+          <w:sz w:val="22"/>
+          <w:szCs w:val="22"/>
+        </w:rPr>
+        <w:t>, 9, 390–401</w:t>
+      </w:r>
+      <w:r>
+        <w:rPr>
+          <w:rFonts w:asciiTheme="minorHAnsi" w:hAnsiTheme="minorHAnsi" w:cstheme="minorHAnsi"/>
+          <w:sz w:val="22"/>
+          <w:szCs w:val="22"/>
+        </w:rPr>
+        <w:t xml:space="preserve">. </w:t>
+      </w:r>
+    </w:p>
+    <w:p>
+      <w:pPr>
+        <w:rPr>
+          <w:rFonts w:asciiTheme="minorHAnsi" w:hAnsiTheme="minorHAnsi" w:cstheme="minorHAnsi"/>
+          <w:sz w:val="22"/>
+          <w:szCs w:val="22"/>
+        </w:rPr>
+      </w:pPr>
+    </w:p>
+    <w:p>
+      <w:pPr>
+        <w:pStyle w:val="Heading1"/>
+        <w:rPr>
+          <w:rFonts w:asciiTheme="minorHAnsi" w:hAnsiTheme="minorHAnsi" w:cstheme="minorHAnsi"/>
+          <w:sz w:val="22"/>
+          <w:szCs w:val="22"/>
+        </w:rPr>
+      </w:pPr>
+      <w:r>
+        <w:rPr>
+          <w:rFonts w:asciiTheme="minorHAnsi" w:hAnsiTheme="minorHAnsi" w:cstheme="minorHAnsi"/>
+          <w:sz w:val="22"/>
+          <w:szCs w:val="22"/>
+        </w:rPr>
+        <w:t>Working papers</w:t>
+      </w:r>
+    </w:p>
+    <w:p>
+      <w:pPr>
+        <w:rPr>
+          <w:rFonts w:asciiTheme="minorHAnsi" w:hAnsiTheme="minorHAnsi" w:cstheme="minorHAnsi"/>
+          <w:sz w:val="22"/>
+          <w:szCs w:val="22"/>
+        </w:rPr>
+      </w:pPr>
+    </w:p>
+    <w:p>
+      <w:pPr>
+        <w:rPr>
+          <w:rFonts w:asciiTheme="minorHAnsi" w:hAnsiTheme="minorHAnsi" w:cstheme="minorHAnsi"/>
+          <w:b/>
+          <w:bCs/>
+          <w:sz w:val="22"/>
+          <w:szCs w:val="22"/>
+        </w:rPr>
+      </w:pPr>
+      <w:r>
+        <w:rPr>
+          <w:rFonts w:asciiTheme="minorHAnsi" w:hAnsiTheme="minorHAnsi" w:cstheme="minorHAnsi"/>
+          <w:b/>
+          <w:bCs/>
+          <w:sz w:val="22"/>
+          <w:szCs w:val="22"/>
+        </w:rPr>
+        <w:t xml:space="preserve">In review </w:t>
+      </w:r>
+    </w:p>
+    <w:p>
+      <w:pPr>
+        <w:rPr>
+          <w:rFonts w:asciiTheme="minorHAnsi" w:hAnsiTheme="minorHAnsi" w:cstheme="minorHAnsi"/>
+          <w:sz w:val="22"/>
+          <w:szCs w:val="22"/>
+        </w:rPr>
+      </w:pPr>
+    </w:p>
+    <w:p>
+      <w:pPr>
+        <w:ind w:left="180"/>
+        <w:rPr>
+          <w:rFonts w:asciiTheme="minorHAnsi" w:hAnsiTheme="minorHAnsi" w:cstheme="minorHAnsi"/>
+          <w:sz w:val="22"/>
+          <w:szCs w:val="22"/>
+        </w:rPr>
       </w:pPr>
       <w:r>
         <w:rPr>
@@ -1988,23 +1859,23 @@
           <w:sz w:val="22"/>
           <w:szCs w:val="22"/>
         </w:rPr>
-        <w:t xml:space="preserve">, </w:t>
-      </w:r>
-      <w:r>
-        <w:rPr>
-          <w:rFonts w:asciiTheme="minorHAnsi" w:hAnsiTheme="minorHAnsi" w:cstheme="minorHAnsi"/>
-          <w:sz w:val="22"/>
-          <w:szCs w:val="22"/>
-        </w:rPr>
-        <w:t xml:space="preserve">Quinlan </w:t>
-      </w:r>
-      <w:r>
-        <w:rPr>
-          <w:rFonts w:asciiTheme="minorHAnsi" w:hAnsiTheme="minorHAnsi" w:cstheme="minorHAnsi"/>
-          <w:sz w:val="22"/>
-          <w:szCs w:val="22"/>
-        </w:rPr>
-        <w:t>K</w:t>
+        <w:t>, Guan, Y., Yang, S., Rappold, A. G., Hill, K. L., Tsai, W.-L., Keeler, C. and Reich,</w:t>
+      </w:r>
+      <w:r>
+        <w:rPr>
+          <w:rFonts w:asciiTheme="minorHAnsi" w:hAnsiTheme="minorHAnsi" w:cstheme="minorHAnsi"/>
+          <w:sz w:val="22"/>
+          <w:szCs w:val="22"/>
+        </w:rPr>
+        <w:t xml:space="preserve"> </w:t>
+      </w:r>
+      <w:r>
+        <w:rPr>
+          <w:rFonts w:asciiTheme="minorHAnsi" w:hAnsiTheme="minorHAnsi" w:cstheme="minorHAnsi"/>
+          <w:sz w:val="22"/>
+          <w:szCs w:val="22"/>
+        </w:rPr>
+        <w:t>B. J. (2025)</w:t>
       </w:r>
       <w:r>
         <w:rPr>
@@ -2020,71 +1891,23 @@
           <w:sz w:val="22"/>
           <w:szCs w:val="22"/>
         </w:rPr>
-        <w:t xml:space="preserve"> R.</w:t>
-      </w:r>
-      <w:r>
-        <w:rPr>
-          <w:rFonts w:asciiTheme="minorHAnsi" w:hAnsiTheme="minorHAnsi" w:cstheme="minorHAnsi"/>
-          <w:sz w:val="22"/>
-          <w:szCs w:val="22"/>
-        </w:rPr>
-        <w:t xml:space="preserve">, </w:t>
-      </w:r>
-      <w:r>
-        <w:rPr>
-          <w:rFonts w:asciiTheme="minorHAnsi" w:hAnsiTheme="minorHAnsi" w:cstheme="minorHAnsi"/>
-          <w:sz w:val="22"/>
-          <w:szCs w:val="22"/>
-        </w:rPr>
-        <w:t>Hawkins P</w:t>
-      </w:r>
-      <w:r>
-        <w:rPr>
-          <w:rFonts w:asciiTheme="minorHAnsi" w:hAnsiTheme="minorHAnsi" w:cstheme="minorHAnsi"/>
-          <w:sz w:val="22"/>
-          <w:szCs w:val="22"/>
-        </w:rPr>
-        <w:t xml:space="preserve">., </w:t>
-      </w:r>
-      <w:r>
-        <w:rPr>
-          <w:rFonts w:asciiTheme="minorHAnsi" w:hAnsiTheme="minorHAnsi" w:cstheme="minorHAnsi"/>
-          <w:sz w:val="22"/>
-          <w:szCs w:val="22"/>
-        </w:rPr>
-        <w:t>Movva</w:t>
-      </w:r>
-      <w:r>
-        <w:rPr>
-          <w:rFonts w:asciiTheme="minorHAnsi" w:hAnsiTheme="minorHAnsi" w:cstheme="minorHAnsi"/>
-          <w:sz w:val="22"/>
-          <w:szCs w:val="22"/>
-        </w:rPr>
-        <w:t xml:space="preserve">, </w:t>
-      </w:r>
-      <w:r>
-        <w:rPr>
-          <w:rFonts w:asciiTheme="minorHAnsi" w:hAnsiTheme="minorHAnsi" w:cstheme="minorHAnsi"/>
-          <w:sz w:val="22"/>
-          <w:szCs w:val="22"/>
-        </w:rPr>
-        <w:t>J</w:t>
-      </w:r>
-      <w:r>
-        <w:rPr>
-          <w:rFonts w:asciiTheme="minorHAnsi" w:hAnsiTheme="minorHAnsi" w:cstheme="minorHAnsi"/>
-          <w:sz w:val="22"/>
-          <w:szCs w:val="22"/>
-        </w:rPr>
-        <w:t xml:space="preserve">., and Booth, </w:t>
-      </w:r>
-      <w:r>
-        <w:rPr>
-          <w:rFonts w:asciiTheme="minorHAnsi" w:hAnsiTheme="minorHAnsi" w:cstheme="minorHAnsi"/>
-          <w:sz w:val="22"/>
-          <w:szCs w:val="22"/>
-        </w:rPr>
-        <w:t>A</w:t>
+        <w:t xml:space="preserve"> A Spectral Confounder Adjustment for Spatial Regression with Multiple Exposures</w:t>
+      </w:r>
+      <w:r>
+        <w:rPr>
+          <w:rFonts w:asciiTheme="minorHAnsi" w:hAnsiTheme="minorHAnsi" w:cstheme="minorHAnsi"/>
+          <w:sz w:val="22"/>
+          <w:szCs w:val="22"/>
+        </w:rPr>
+        <w:t xml:space="preserve"> </w:t>
+      </w:r>
+      <w:r>
+        <w:rPr>
+          <w:rFonts w:asciiTheme="minorHAnsi" w:hAnsiTheme="minorHAnsi" w:cstheme="minorHAnsi"/>
+          <w:sz w:val="22"/>
+          <w:szCs w:val="22"/>
+        </w:rPr>
+        <w:t>and Outcomes</w:t>
       </w:r>
       <w:r>
         <w:rPr>
@@ -2100,47 +1923,7 @@
           <w:sz w:val="22"/>
           <w:szCs w:val="22"/>
         </w:rPr>
-        <w:t xml:space="preserve"> S</w:t>
-      </w:r>
-      <w:r>
-        <w:rPr>
-          <w:rFonts w:asciiTheme="minorHAnsi" w:hAnsiTheme="minorHAnsi" w:cstheme="minorHAnsi"/>
-          <w:sz w:val="22"/>
-          <w:szCs w:val="22"/>
-        </w:rPr>
-        <w:t>. “</w:t>
-      </w:r>
-      <w:r>
-        <w:rPr>
-          <w:rFonts w:asciiTheme="minorHAnsi" w:hAnsiTheme="minorHAnsi" w:cstheme="minorHAnsi"/>
-          <w:sz w:val="22"/>
-          <w:szCs w:val="22"/>
-        </w:rPr>
-        <w:t>Actively Learning Joint Contours of Multiple Computer Experiments</w:t>
-      </w:r>
-      <w:r>
-        <w:rPr>
-          <w:rFonts w:asciiTheme="minorHAnsi" w:hAnsiTheme="minorHAnsi" w:cstheme="minorHAnsi"/>
-          <w:sz w:val="22"/>
-          <w:szCs w:val="22"/>
-        </w:rPr>
-        <w:t>,”</w:t>
-      </w:r>
-      <w:r>
-        <w:rPr>
-          <w:rFonts w:asciiTheme="minorHAnsi" w:hAnsiTheme="minorHAnsi" w:cstheme="minorHAnsi"/>
-          <w:sz w:val="22"/>
-          <w:szCs w:val="22"/>
-        </w:rPr>
         <w:t xml:space="preserve"> </w:t>
-      </w:r>
-      <w:r>
-        <w:rPr>
-          <w:rFonts w:asciiTheme="minorHAnsi" w:hAnsiTheme="minorHAnsi" w:cstheme="minorHAnsi"/>
-          <w:sz w:val="22"/>
-          <w:szCs w:val="22"/>
-        </w:rPr>
-        <w:t xml:space="preserve">arXiv:2512.13530. Under revision at </w:t>
       </w:r>
       <w:r>
         <w:rPr>
@@ -2150,6 +1933,276 @@
           <w:sz w:val="22"/>
           <w:szCs w:val="22"/>
         </w:rPr>
+        <w:t>arXiv:2506.09325</w:t>
+      </w:r>
+      <w:r>
+        <w:rPr>
+          <w:rFonts w:asciiTheme="minorHAnsi" w:hAnsiTheme="minorHAnsi" w:cstheme="minorHAnsi"/>
+          <w:sz w:val="22"/>
+          <w:szCs w:val="22"/>
+        </w:rPr>
+        <w:t>.</w:t>
+      </w:r>
+      <w:r>
+        <w:rPr>
+          <w:rFonts w:asciiTheme="minorHAnsi" w:hAnsiTheme="minorHAnsi" w:cstheme="minorHAnsi"/>
+          <w:sz w:val="22"/>
+          <w:szCs w:val="22"/>
+        </w:rPr>
+        <w:t xml:space="preserve"> </w:t>
+      </w:r>
+      <w:r>
+        <w:rPr>
+          <w:rFonts w:asciiTheme="minorHAnsi" w:hAnsiTheme="minorHAnsi" w:cstheme="minorHAnsi"/>
+          <w:sz w:val="22"/>
+          <w:szCs w:val="22"/>
+        </w:rPr>
+        <w:t xml:space="preserve">Under revision </w:t>
+      </w:r>
+      <w:r>
+        <w:rPr>
+          <w:rFonts w:asciiTheme="minorHAnsi" w:hAnsiTheme="minorHAnsi" w:cstheme="minorHAnsi"/>
+          <w:sz w:val="22"/>
+          <w:szCs w:val="22"/>
+        </w:rPr>
+        <w:t>at the</w:t>
+      </w:r>
+      <w:r>
+        <w:rPr>
+          <w:rFonts w:asciiTheme="minorHAnsi" w:hAnsiTheme="minorHAnsi" w:cstheme="minorHAnsi"/>
+          <w:sz w:val="22"/>
+          <w:szCs w:val="22"/>
+        </w:rPr>
+        <w:t xml:space="preserve"> </w:t>
+      </w:r>
+      <w:r>
+        <w:rPr>
+          <w:rFonts w:asciiTheme="minorHAnsi" w:hAnsiTheme="minorHAnsi" w:cstheme="minorHAnsi"/>
+          <w:i/>
+          <w:iCs/>
+          <w:sz w:val="22"/>
+          <w:szCs w:val="22"/>
+        </w:rPr>
+        <w:t>Journal of the American Statistical Association</w:t>
+      </w:r>
+      <w:r>
+        <w:rPr>
+          <w:rFonts w:asciiTheme="minorHAnsi" w:hAnsiTheme="minorHAnsi" w:cstheme="minorHAnsi"/>
+          <w:sz w:val="22"/>
+          <w:szCs w:val="22"/>
+        </w:rPr>
+        <w:t>.</w:t>
+      </w:r>
+    </w:p>
+    <w:p>
+      <w:pPr>
+        <w:ind w:left="180"/>
+        <w:rPr>
+          <w:rFonts w:asciiTheme="minorHAnsi" w:hAnsiTheme="minorHAnsi" w:cstheme="minorHAnsi"/>
+          <w:sz w:val="22"/>
+          <w:szCs w:val="22"/>
+        </w:rPr>
+      </w:pPr>
+    </w:p>
+    <w:p>
+      <w:pPr>
+        <w:ind w:left="180"/>
+        <w:rPr>
+          <w:rFonts w:asciiTheme="minorHAnsi" w:hAnsiTheme="minorHAnsi" w:cstheme="minorHAnsi"/>
+          <w:i/>
+          <w:iCs/>
+          <w:sz w:val="22"/>
+          <w:szCs w:val="22"/>
+        </w:rPr>
+      </w:pPr>
+      <w:r>
+        <w:rPr>
+          <w:rFonts w:asciiTheme="minorHAnsi" w:hAnsiTheme="minorHAnsi" w:cstheme="minorHAnsi"/>
+          <w:b/>
+          <w:bCs/>
+          <w:sz w:val="22"/>
+          <w:szCs w:val="22"/>
+        </w:rPr>
+        <w:t>Prim, S.-N.</w:t>
+      </w:r>
+      <w:r>
+        <w:rPr>
+          <w:rFonts w:asciiTheme="minorHAnsi" w:hAnsiTheme="minorHAnsi" w:cstheme="minorHAnsi"/>
+          <w:sz w:val="22"/>
+          <w:szCs w:val="22"/>
+        </w:rPr>
+        <w:t xml:space="preserve">, </w:t>
+      </w:r>
+      <w:r>
+        <w:rPr>
+          <w:rFonts w:asciiTheme="minorHAnsi" w:hAnsiTheme="minorHAnsi" w:cstheme="minorHAnsi"/>
+          <w:sz w:val="22"/>
+          <w:szCs w:val="22"/>
+        </w:rPr>
+        <w:t xml:space="preserve">Quinlan </w:t>
+      </w:r>
+      <w:r>
+        <w:rPr>
+          <w:rFonts w:asciiTheme="minorHAnsi" w:hAnsiTheme="minorHAnsi" w:cstheme="minorHAnsi"/>
+          <w:sz w:val="22"/>
+          <w:szCs w:val="22"/>
+        </w:rPr>
+        <w:t>K</w:t>
+      </w:r>
+      <w:r>
+        <w:rPr>
+          <w:rFonts w:asciiTheme="minorHAnsi" w:hAnsiTheme="minorHAnsi" w:cstheme="minorHAnsi"/>
+          <w:sz w:val="22"/>
+          <w:szCs w:val="22"/>
+        </w:rPr>
+        <w:t>.</w:t>
+      </w:r>
+      <w:r>
+        <w:rPr>
+          <w:rFonts w:asciiTheme="minorHAnsi" w:hAnsiTheme="minorHAnsi" w:cstheme="minorHAnsi"/>
+          <w:sz w:val="22"/>
+          <w:szCs w:val="22"/>
+        </w:rPr>
+        <w:t xml:space="preserve"> R.</w:t>
+      </w:r>
+      <w:r>
+        <w:rPr>
+          <w:rFonts w:asciiTheme="minorHAnsi" w:hAnsiTheme="minorHAnsi" w:cstheme="minorHAnsi"/>
+          <w:sz w:val="22"/>
+          <w:szCs w:val="22"/>
+        </w:rPr>
+        <w:t xml:space="preserve">, </w:t>
+      </w:r>
+      <w:r>
+        <w:rPr>
+          <w:rFonts w:asciiTheme="minorHAnsi" w:hAnsiTheme="minorHAnsi" w:cstheme="minorHAnsi"/>
+          <w:sz w:val="22"/>
+          <w:szCs w:val="22"/>
+        </w:rPr>
+        <w:t>Hawkins P</w:t>
+      </w:r>
+      <w:r>
+        <w:rPr>
+          <w:rFonts w:asciiTheme="minorHAnsi" w:hAnsiTheme="minorHAnsi" w:cstheme="minorHAnsi"/>
+          <w:sz w:val="22"/>
+          <w:szCs w:val="22"/>
+        </w:rPr>
+        <w:t xml:space="preserve">., </w:t>
+      </w:r>
+      <w:r>
+        <w:rPr>
+          <w:rFonts w:asciiTheme="minorHAnsi" w:hAnsiTheme="minorHAnsi" w:cstheme="minorHAnsi"/>
+          <w:sz w:val="22"/>
+          <w:szCs w:val="22"/>
+        </w:rPr>
+        <w:t>Movva</w:t>
+      </w:r>
+      <w:r>
+        <w:rPr>
+          <w:rFonts w:asciiTheme="minorHAnsi" w:hAnsiTheme="minorHAnsi" w:cstheme="minorHAnsi"/>
+          <w:sz w:val="22"/>
+          <w:szCs w:val="22"/>
+        </w:rPr>
+        <w:t xml:space="preserve">, </w:t>
+      </w:r>
+      <w:r>
+        <w:rPr>
+          <w:rFonts w:asciiTheme="minorHAnsi" w:hAnsiTheme="minorHAnsi" w:cstheme="minorHAnsi"/>
+          <w:sz w:val="22"/>
+          <w:szCs w:val="22"/>
+        </w:rPr>
+        <w:t>J</w:t>
+      </w:r>
+      <w:r>
+        <w:rPr>
+          <w:rFonts w:asciiTheme="minorHAnsi" w:hAnsiTheme="minorHAnsi" w:cstheme="minorHAnsi"/>
+          <w:sz w:val="22"/>
+          <w:szCs w:val="22"/>
+        </w:rPr>
+        <w:t xml:space="preserve">., and Booth, </w:t>
+      </w:r>
+      <w:r>
+        <w:rPr>
+          <w:rFonts w:asciiTheme="minorHAnsi" w:hAnsiTheme="minorHAnsi" w:cstheme="minorHAnsi"/>
+          <w:sz w:val="22"/>
+          <w:szCs w:val="22"/>
+        </w:rPr>
+        <w:t>A</w:t>
+      </w:r>
+      <w:r>
+        <w:rPr>
+          <w:rFonts w:asciiTheme="minorHAnsi" w:hAnsiTheme="minorHAnsi" w:cstheme="minorHAnsi"/>
+          <w:sz w:val="22"/>
+          <w:szCs w:val="22"/>
+        </w:rPr>
+        <w:t>.</w:t>
+      </w:r>
+      <w:r>
+        <w:rPr>
+          <w:rFonts w:asciiTheme="minorHAnsi" w:hAnsiTheme="minorHAnsi" w:cstheme="minorHAnsi"/>
+          <w:sz w:val="22"/>
+          <w:szCs w:val="22"/>
+        </w:rPr>
+        <w:t xml:space="preserve"> S</w:t>
+      </w:r>
+      <w:r>
+        <w:rPr>
+          <w:rFonts w:asciiTheme="minorHAnsi" w:hAnsiTheme="minorHAnsi" w:cstheme="minorHAnsi"/>
+          <w:sz w:val="22"/>
+          <w:szCs w:val="22"/>
+        </w:rPr>
+        <w:t xml:space="preserve">. </w:t>
+      </w:r>
+      <w:r>
+        <w:rPr>
+          <w:rFonts w:asciiTheme="minorHAnsi" w:hAnsiTheme="minorHAnsi" w:cstheme="minorHAnsi"/>
+          <w:sz w:val="22"/>
+          <w:szCs w:val="22"/>
+        </w:rPr>
+        <w:t>Actively Learning Joint Contours of Multiple Computer Experiments</w:t>
+      </w:r>
+      <w:r>
+        <w:rPr>
+          <w:rFonts w:asciiTheme="minorHAnsi" w:hAnsiTheme="minorHAnsi" w:cstheme="minorHAnsi"/>
+          <w:sz w:val="22"/>
+          <w:szCs w:val="22"/>
+        </w:rPr>
+        <w:t>.</w:t>
+      </w:r>
+      <w:r>
+        <w:rPr>
+          <w:rFonts w:asciiTheme="minorHAnsi" w:hAnsiTheme="minorHAnsi" w:cstheme="minorHAnsi"/>
+          <w:sz w:val="22"/>
+          <w:szCs w:val="22"/>
+        </w:rPr>
+        <w:t xml:space="preserve"> </w:t>
+      </w:r>
+      <w:r>
+        <w:rPr>
+          <w:rFonts w:asciiTheme="minorHAnsi" w:hAnsiTheme="minorHAnsi" w:cstheme="minorHAnsi"/>
+          <w:i/>
+          <w:iCs/>
+          <w:sz w:val="22"/>
+          <w:szCs w:val="22"/>
+        </w:rPr>
+        <w:t>arXiv:2512.13530</w:t>
+      </w:r>
+      <w:r>
+        <w:rPr>
+          <w:rFonts w:asciiTheme="minorHAnsi" w:hAnsiTheme="minorHAnsi" w:cstheme="minorHAnsi"/>
+          <w:sz w:val="22"/>
+          <w:szCs w:val="22"/>
+        </w:rPr>
+        <w:t xml:space="preserve">. Under revision at </w:t>
+      </w:r>
+      <w:r>
+        <w:rPr>
+          <w:rFonts w:asciiTheme="minorHAnsi" w:hAnsiTheme="minorHAnsi" w:cstheme="minorHAnsi"/>
+          <w:i/>
+          <w:iCs/>
+          <w:sz w:val="22"/>
+          <w:szCs w:val="22"/>
+        </w:rPr>
         <w:t>Technometrics.</w:t>
       </w:r>
     </w:p>
@@ -2234,14 +2287,6 @@
           <w:sz w:val="22"/>
           <w:szCs w:val="22"/>
         </w:rPr>
-        <w:t>“</w:t>
-      </w:r>
-      <w:r>
-        <w:rPr>
-          <w:rFonts w:asciiTheme="minorHAnsi" w:hAnsiTheme="minorHAnsi" w:cstheme="minorHAnsi"/>
-          <w:sz w:val="22"/>
-          <w:szCs w:val="22"/>
-        </w:rPr>
         <w:t>H</w:t>
       </w:r>
       <w:r>
@@ -2378,15 +2423,7 @@
           <w:sz w:val="22"/>
           <w:szCs w:val="22"/>
         </w:rPr>
-        <w:t>.”</w:t>
-      </w:r>
-      <w:r>
-        <w:rPr>
-          <w:rFonts w:asciiTheme="minorHAnsi" w:hAnsiTheme="minorHAnsi" w:cstheme="minorHAnsi"/>
-          <w:sz w:val="22"/>
-          <w:szCs w:val="22"/>
-        </w:rPr>
-        <w:t xml:space="preserve"> </w:t>
+        <w:t>.</w:t>
       </w:r>
     </w:p>
     <w:p>
@@ -2703,15 +2740,7 @@
           <w:sz w:val="22"/>
           <w:szCs w:val="22"/>
         </w:rPr>
-        <w:t>Joint Statistical Meetings</w:t>
-      </w:r>
-      <w:r>
-        <w:rPr>
-          <w:rFonts w:asciiTheme="minorHAnsi" w:hAnsiTheme="minorHAnsi" w:cstheme="minorHAnsi"/>
-          <w:sz w:val="22"/>
-          <w:szCs w:val="22"/>
-        </w:rPr>
-        <w:t xml:space="preserve"> </w:t>
+        <w:t xml:space="preserve">Joint Statistical Meetings </w:t>
       </w:r>
       <w:r>
         <w:rPr>
@@ -2743,55 +2772,7 @@
           <w:sz w:val="22"/>
           <w:szCs w:val="22"/>
         </w:rPr>
-        <w:t xml:space="preserve">, </w:t>
-      </w:r>
-      <w:r>
-        <w:rPr>
-          <w:rFonts w:asciiTheme="minorHAnsi" w:hAnsiTheme="minorHAnsi" w:cstheme="minorHAnsi"/>
-          <w:sz w:val="22"/>
-          <w:szCs w:val="22"/>
-        </w:rPr>
-        <w:t xml:space="preserve">August </w:t>
-      </w:r>
-      <w:r>
-        <w:rPr>
-          <w:rFonts w:asciiTheme="minorHAnsi" w:hAnsiTheme="minorHAnsi" w:cstheme="minorHAnsi"/>
-          <w:sz w:val="22"/>
-          <w:szCs w:val="22"/>
-        </w:rPr>
-        <w:t>5, 202</w:t>
-      </w:r>
-      <w:r>
-        <w:rPr>
-          <w:rFonts w:asciiTheme="minorHAnsi" w:hAnsiTheme="minorHAnsi" w:cstheme="minorHAnsi"/>
-          <w:sz w:val="22"/>
-          <w:szCs w:val="22"/>
-        </w:rPr>
-        <w:t>6</w:t>
-      </w:r>
-      <w:r>
-        <w:rPr>
-          <w:rFonts w:asciiTheme="minorHAnsi" w:hAnsiTheme="minorHAnsi" w:cstheme="minorHAnsi"/>
-          <w:sz w:val="22"/>
-          <w:szCs w:val="22"/>
-        </w:rPr>
-        <w:t xml:space="preserve">. </w:t>
-      </w:r>
-      <w:r>
-        <w:rPr>
-          <w:rFonts w:asciiTheme="minorHAnsi" w:hAnsiTheme="minorHAnsi" w:cstheme="minorHAnsi"/>
-          <w:sz w:val="22"/>
-          <w:szCs w:val="22"/>
-        </w:rPr>
-        <w:t>Boston, MA</w:t>
-      </w:r>
-      <w:r>
-        <w:rPr>
-          <w:rFonts w:asciiTheme="minorHAnsi" w:hAnsiTheme="minorHAnsi" w:cstheme="minorHAnsi"/>
-          <w:sz w:val="22"/>
-          <w:szCs w:val="22"/>
-        </w:rPr>
-        <w:t>. (</w:t>
+        <w:t>, August 5, 2026. Boston, MA. (</w:t>
       </w:r>
       <w:r>
         <w:rPr>

--- a/assets/CV (Shih-Ni Prim).docx
+++ b/assets/CV (Shih-Ni Prim).docx
@@ -1,6 +1,6 @@
 
 <file path=word/document.xml><?xml version="1.0" encoding="utf-8"?>
-<w:document xmlns:wpc="http://schemas.microsoft.com/office/word/2010/wordprocessingCanvas" xmlns:cx="http://schemas.microsoft.com/office/drawing/2014/chartex" xmlns:cx1="http://schemas.microsoft.com/office/drawing/2015/9/8/chartex" xmlns:cx2="http://schemas.microsoft.com/office/drawing/2015/10/21/chartex" xmlns:cx3="http://schemas.microsoft.com/office/drawing/2016/5/9/chartex" xmlns:cx4="http://schemas.microsoft.com/office/drawing/2016/5/10/chartex" xmlns:cx5="http://schemas.microsoft.com/office/drawing/2016/5/11/chartex" xmlns:cx6="http://schemas.microsoft.com/office/drawing/2016/5/12/chartex" xmlns:cx7="http://schemas.microsoft.com/office/drawing/2016/5/13/chartex" xmlns:cx8="http://schemas.microsoft.com/office/drawing/2016/5/14/chartex" xmlns:mc="http://schemas.openxmlformats.org/markup-compatibility/2006" xmlns:aink="http://schemas.microsoft.com/office/drawing/2016/ink" xmlns:am3d="http://schemas.microsoft.com/office/drawing/2017/model3d" xmlns:o="urn:schemas-microsoft-com:office:office" xmlns:oel="http://schemas.microsoft.com/office/2019/extlst" xmlns:r="http://schemas.openxmlformats.org/officeDocument/2006/relationships" xmlns:m="http://schemas.openxmlformats.org/officeDocument/2006/math" xmlns:v="urn:schemas-microsoft-com:vml" xmlns:wp14="http://schemas.microsoft.com/office/word/2010/wordprocessingDrawing" xmlns:wp="http://schemas.openxmlformats.org/drawingml/2006/wordprocessingDrawing" xmlns:w10="urn:schemas-microsoft-com:office:word" xmlns:w="http://schemas.openxmlformats.org/wordprocessingml/2006/main" xmlns:w14="http://schemas.microsoft.com/office/word/2010/wordml" xmlns:w15="http://schemas.microsoft.com/office/word/2012/wordml" xmlns:w16cex="http://schemas.microsoft.com/office/word/2018/wordml/cex" xmlns:w16cid="http://schemas.microsoft.com/office/word/2016/wordml/cid" xmlns:w16="http://schemas.microsoft.com/office/word/2018/wordml" xmlns:w16du="http://schemas.microsoft.com/office/word/2023/wordml/word16du" xmlns:w16sdtdh="http://schemas.microsoft.com/office/word/2020/wordml/sdtdatahash" xmlns:w16sdtfl="http://schemas.microsoft.com/office/word/2024/wordml/sdtformatlock" xmlns:w16se="http://schemas.microsoft.com/office/word/2015/wordml/symex" xmlns:wpg="http://schemas.microsoft.com/office/word/2010/wordprocessingGroup" xmlns:wpi="http://schemas.microsoft.com/office/word/2010/wordprocessingInk" xmlns:wne="http://schemas.microsoft.com/office/word/2006/wordml" xmlns:wps="http://schemas.microsoft.com/office/word/2010/wordprocessingShape" mc:Ignorable="w14 w15 w16se w16cid w16 w16cex w16sdtdh w16sdtfl w16du wp14">
+<w:document xmlns:wpc="http://schemas.microsoft.com/office/word/2010/wordprocessingCanvas" xmlns:cx="http://schemas.microsoft.com/office/drawing/2014/chartex" xmlns:cx1="http://schemas.microsoft.com/office/drawing/2015/9/8/chartex" xmlns:cx2="http://schemas.microsoft.com/office/drawing/2015/10/21/chartex" xmlns:cx3="http://schemas.microsoft.com/office/drawing/2016/5/9/chartex" xmlns:cx4="http://schemas.microsoft.com/office/drawing/2016/5/10/chartex" xmlns:cx5="http://schemas.microsoft.com/office/drawing/2016/5/11/chartex" xmlns:cx6="http://schemas.microsoft.com/office/drawing/2016/5/12/chartex" xmlns:cx7="http://schemas.microsoft.com/office/drawing/2016/5/13/chartex" xmlns:cx8="http://schemas.microsoft.com/office/drawing/2016/5/14/chartex" xmlns:mc="http://schemas.openxmlformats.org/markup-compatibility/2006" xmlns:aink="http://schemas.microsoft.com/office/drawing/2016/ink" xmlns:am3d="http://schemas.microsoft.com/office/drawing/2017/model3d" xmlns:o="urn:schemas-microsoft-com:office:office" xmlns:oel="http://schemas.microsoft.com/office/2019/extlst" xmlns:r="http://schemas.openxmlformats.org/officeDocument/2006/relationships" xmlns:m="http://schemas.openxmlformats.org/officeDocument/2006/math" xmlns:v="urn:schemas-microsoft-com:vml" xmlns:wp14="http://schemas.microsoft.com/office/word/2010/wordprocessingDrawing" xmlns:wp="http://schemas.openxmlformats.org/drawingml/2006/wordprocessingDrawing" xmlns:w10="urn:schemas-microsoft-com:office:word" xmlns:w="http://schemas.openxmlformats.org/wordprocessingml/2006/main" xmlns:w14="http://schemas.microsoft.com/office/word/2010/wordml" xmlns:w15="http://schemas.microsoft.com/office/word/2012/wordml" xmlns:w16cei="http://schemas.microsoft.com/office/word/2026/wordml/cei" xmlns:w16cex="http://schemas.microsoft.com/office/word/2018/wordml/cex" xmlns:w16cid="http://schemas.microsoft.com/office/word/2016/wordml/cid" xmlns:w16="http://schemas.microsoft.com/office/word/2018/wordml" xmlns:w16du="http://schemas.microsoft.com/office/word/2023/wordml/word16du" xmlns:w16sdtdh="http://schemas.microsoft.com/office/word/2020/wordml/sdtdatahash" xmlns:w16sdtfl="http://schemas.microsoft.com/office/word/2024/wordml/sdtformatlock" xmlns:w16se="http://schemas.microsoft.com/office/word/2015/wordml/symex" xmlns:wpg="http://schemas.microsoft.com/office/word/2010/wordprocessingGroup" xmlns:wpi="http://schemas.microsoft.com/office/word/2010/wordprocessingInk" xmlns:wne="http://schemas.microsoft.com/office/word/2006/wordml" xmlns:wps="http://schemas.microsoft.com/office/word/2010/wordprocessingShape" mc:Ignorable="w14 w15 w16se w16cid w16 w16cex w16sdtdh w16sdtfl w16du wp14">
   <w:body>
     <w:p>
       <w:pPr>
@@ -67,7 +67,25 @@
           <w:sz w:val="22"/>
           <w:szCs w:val="22"/>
         </w:rPr>
-        <w:t xml:space="preserve"> | shihni@gmail.com | sprim@ncsu.edu</w:t>
+        <w:t xml:space="preserve"> | </w:t>
+      </w:r>
+      <w:r>
+        <w:rPr>
+          <w:rFonts w:eastAsia="Times New Roman"/>
+          <w:color w:val="000000"/>
+          <w:sz w:val="22"/>
+          <w:szCs w:val="22"/>
+        </w:rPr>
+        <w:t>prims@wfu.edu</w:t>
+      </w:r>
+      <w:r>
+        <w:rPr>
+          <w:rFonts w:eastAsia="Times New Roman"/>
+          <w:color w:val="000000"/>
+          <w:sz w:val="22"/>
+          <w:szCs w:val="22"/>
+        </w:rPr>
+        <w:t xml:space="preserve"> | sprim@ncsu.edu</w:t>
       </w:r>
       <w:r>
         <w:rPr>
@@ -151,7 +169,15 @@
           <w:szCs w:val="22"/>
         </w:rPr>
         <w:tab/>
-        <w:t xml:space="preserve"> 2022-present</w:t>
+        <w:t xml:space="preserve"> </w:t>
+      </w:r>
+      <w:r>
+        <w:rPr>
+          <w:rFonts w:asciiTheme="minorHAnsi" w:hAnsiTheme="minorHAnsi" w:cstheme="minorHAnsi"/>
+          <w:sz w:val="22"/>
+          <w:szCs w:val="22"/>
+        </w:rPr>
+        <w:t>Aug 2026</w:t>
       </w:r>
     </w:p>
     <w:p>
@@ -245,36 +271,37 @@
         <w:ind w:left="720"/>
         <w:rPr>
           <w:rFonts w:asciiTheme="minorHAnsi" w:hAnsiTheme="minorHAnsi" w:cstheme="minorHAnsi"/>
-          <w:sz w:val="22"/>
-          <w:szCs w:val="22"/>
-        </w:rPr>
-      </w:pPr>
-      <w:r>
-        <w:rPr>
-          <w:rFonts w:asciiTheme="minorHAnsi" w:hAnsiTheme="minorHAnsi" w:cstheme="minorHAnsi"/>
-          <w:bCs/>
-          <w:sz w:val="22"/>
-          <w:szCs w:val="22"/>
-        </w:rPr>
-        <w:t xml:space="preserve">Expected graduation date: </w:t>
-      </w:r>
-      <w:r>
-        <w:rPr>
-          <w:rFonts w:asciiTheme="minorHAnsi" w:hAnsiTheme="minorHAnsi" w:cstheme="minorHAnsi"/>
-          <w:bCs/>
-          <w:sz w:val="22"/>
-          <w:szCs w:val="22"/>
-        </w:rPr>
-        <w:t>August</w:t>
-      </w:r>
-      <w:r>
-        <w:rPr>
-          <w:rFonts w:asciiTheme="minorHAnsi" w:hAnsiTheme="minorHAnsi" w:cstheme="minorHAnsi"/>
-          <w:bCs/>
-          <w:sz w:val="22"/>
-          <w:szCs w:val="22"/>
-        </w:rPr>
-        <w:t xml:space="preserve"> 2026</w:t>
+          <w:bCs/>
+          <w:sz w:val="22"/>
+          <w:szCs w:val="22"/>
+        </w:rPr>
+      </w:pPr>
+      <w:r>
+        <w:rPr>
+          <w:rFonts w:asciiTheme="minorHAnsi" w:hAnsiTheme="minorHAnsi" w:cstheme="minorHAnsi"/>
+          <w:bCs/>
+          <w:sz w:val="22"/>
+          <w:szCs w:val="22"/>
+        </w:rPr>
+        <w:t>Dissertation: “</w:t>
+      </w:r>
+      <w:r>
+        <w:rPr>
+          <w:rFonts w:asciiTheme="minorHAnsi" w:hAnsiTheme="minorHAnsi" w:cstheme="minorHAnsi"/>
+          <w:bCs/>
+          <w:sz w:val="22"/>
+          <w:szCs w:val="22"/>
+        </w:rPr>
+        <w:t>Uncertainty Quantification in Confounding Adjustment, Contour Location, and General Decision-Making</w:t>
+      </w:r>
+      <w:r>
+        <w:rPr>
+          <w:rFonts w:asciiTheme="minorHAnsi" w:hAnsiTheme="minorHAnsi" w:cstheme="minorHAnsi"/>
+          <w:bCs/>
+          <w:sz w:val="22"/>
+          <w:szCs w:val="22"/>
+        </w:rPr>
+        <w:t>”</w:t>
       </w:r>
     </w:p>
     <w:p>
@@ -589,8 +616,18 @@
           <w:sz w:val="22"/>
           <w:szCs w:val="22"/>
         </w:rPr>
-        <w:t>Das Lied von der Erde</w:t>
-      </w:r>
+        <w:t xml:space="preserve">Das Lied von der </w:t>
+      </w:r>
+      <w:proofErr w:type="spellStart"/>
+      <w:r>
+        <w:rPr>
+          <w:i/>
+          <w:sz w:val="22"/>
+          <w:szCs w:val="22"/>
+        </w:rPr>
+        <w:t>Erde</w:t>
+      </w:r>
+      <w:proofErr w:type="spellEnd"/>
       <w:r>
         <w:rPr>
           <w:sz w:val="22"/>
@@ -851,7 +888,7 @@
           <w:sz w:val="22"/>
           <w:szCs w:val="22"/>
         </w:rPr>
-        <w:t>GSA Conferences and Travel awards</w:t>
+        <w:t>SIPTA Student Grant</w:t>
       </w:r>
       <w:r>
         <w:rPr>
@@ -897,31 +934,97 @@
           <w:sz w:val="22"/>
           <w:szCs w:val="22"/>
         </w:rPr>
-        <w:t xml:space="preserve">For presenting the paper </w:t>
-      </w:r>
-      <w:r>
-        <w:rPr>
-          <w:rFonts w:asciiTheme="minorHAnsi" w:hAnsiTheme="minorHAnsi" w:cstheme="minorHAnsi"/>
-          <w:sz w:val="22"/>
-          <w:szCs w:val="22"/>
-        </w:rPr>
-        <w:t>“</w:t>
-      </w:r>
-      <w:r>
-        <w:rPr>
-          <w:rFonts w:asciiTheme="minorHAnsi" w:hAnsiTheme="minorHAnsi" w:cstheme="minorHAnsi"/>
-          <w:sz w:val="22"/>
-          <w:szCs w:val="22"/>
-        </w:rPr>
-        <w:t>Decision-making with possibilistic inferential models</w:t>
-      </w:r>
-      <w:r>
-        <w:rPr>
-          <w:rFonts w:asciiTheme="minorHAnsi" w:hAnsiTheme="minorHAnsi" w:cstheme="minorHAnsi"/>
-          <w:sz w:val="22"/>
-          <w:szCs w:val="22"/>
-        </w:rPr>
-        <w:t xml:space="preserve">” at Information Processing and Management of Uncertainty in Knowledge-Based Systems (IPMU), June 15-19, 2026, Rome, Italy </w:t>
+        <w:t xml:space="preserve">For </w:t>
+      </w:r>
+      <w:r>
+        <w:rPr>
+          <w:rFonts w:asciiTheme="minorHAnsi" w:hAnsiTheme="minorHAnsi" w:cstheme="minorHAnsi"/>
+          <w:bCs/>
+          <w:sz w:val="22"/>
+          <w:szCs w:val="22"/>
+        </w:rPr>
+        <w:t>attending t</w:t>
+      </w:r>
+      <w:r>
+        <w:rPr>
+          <w:rFonts w:asciiTheme="minorHAnsi" w:hAnsiTheme="minorHAnsi" w:cstheme="minorHAnsi"/>
+          <w:bCs/>
+          <w:sz w:val="22"/>
+          <w:szCs w:val="22"/>
+        </w:rPr>
+        <w:t>he Society for Imprecise Probabilities:</w:t>
+      </w:r>
+      <w:r>
+        <w:rPr>
+          <w:rFonts w:asciiTheme="minorHAnsi" w:hAnsiTheme="minorHAnsi" w:cstheme="minorHAnsi"/>
+          <w:bCs/>
+          <w:sz w:val="22"/>
+          <w:szCs w:val="22"/>
+        </w:rPr>
+        <w:t xml:space="preserve"> </w:t>
+      </w:r>
+      <w:r>
+        <w:rPr>
+          <w:rFonts w:asciiTheme="minorHAnsi" w:hAnsiTheme="minorHAnsi" w:cstheme="minorHAnsi"/>
+          <w:bCs/>
+          <w:sz w:val="22"/>
+          <w:szCs w:val="22"/>
+        </w:rPr>
+        <w:t>Theories and Applications</w:t>
+      </w:r>
+      <w:r>
+        <w:rPr>
+          <w:rFonts w:asciiTheme="minorHAnsi" w:hAnsiTheme="minorHAnsi" w:cstheme="minorHAnsi"/>
+          <w:bCs/>
+          <w:sz w:val="22"/>
+          <w:szCs w:val="22"/>
+        </w:rPr>
+        <w:t xml:space="preserve"> </w:t>
+      </w:r>
+      <w:r>
+        <w:rPr>
+          <w:rFonts w:asciiTheme="minorHAnsi" w:hAnsiTheme="minorHAnsi" w:cstheme="minorHAnsi"/>
+          <w:bCs/>
+          <w:sz w:val="22"/>
+          <w:szCs w:val="22"/>
+        </w:rPr>
+        <w:t>(</w:t>
+      </w:r>
+      <w:r>
+        <w:rPr>
+          <w:rFonts w:asciiTheme="minorHAnsi" w:hAnsiTheme="minorHAnsi" w:cstheme="minorHAnsi"/>
+          <w:bCs/>
+          <w:sz w:val="22"/>
+          <w:szCs w:val="22"/>
+        </w:rPr>
+        <w:t>SIPTA</w:t>
+      </w:r>
+      <w:r>
+        <w:rPr>
+          <w:rFonts w:asciiTheme="minorHAnsi" w:hAnsiTheme="minorHAnsi" w:cstheme="minorHAnsi"/>
+          <w:bCs/>
+          <w:sz w:val="22"/>
+          <w:szCs w:val="22"/>
+        </w:rPr>
+        <w:t>)</w:t>
+      </w:r>
+      <w:r>
+        <w:rPr>
+          <w:rFonts w:asciiTheme="minorHAnsi" w:hAnsiTheme="minorHAnsi" w:cstheme="minorHAnsi"/>
+          <w:bCs/>
+          <w:sz w:val="22"/>
+          <w:szCs w:val="22"/>
+        </w:rPr>
+        <w:t xml:space="preserve"> School on Imprecise Probabilities</w:t>
+      </w:r>
+      <w:r>
+        <w:rPr>
+          <w:rFonts w:asciiTheme="minorHAnsi" w:hAnsiTheme="minorHAnsi" w:cstheme="minorHAnsi"/>
+          <w:bCs/>
+          <w:sz w:val="22"/>
+          <w:szCs w:val="22"/>
+        </w:rPr>
+        <w:t>, July 27-31, 2026, Munich, Germany</w:t>
       </w:r>
     </w:p>
     <w:p>
@@ -956,7 +1059,7 @@
           <w:sz w:val="22"/>
           <w:szCs w:val="22"/>
         </w:rPr>
-        <w:t>ISBA EnviBayes Student Paper Competition Award</w:t>
+        <w:t>GSA Conferences and Travel awards</w:t>
       </w:r>
       <w:r>
         <w:rPr>
@@ -1002,7 +1105,7 @@
           <w:sz w:val="22"/>
           <w:szCs w:val="22"/>
         </w:rPr>
-        <w:t xml:space="preserve">For the paper </w:t>
+        <w:t xml:space="preserve">For presenting the paper </w:t>
       </w:r>
       <w:r>
         <w:rPr>
@@ -1018,31 +1121,15 @@
           <w:sz w:val="22"/>
           <w:szCs w:val="22"/>
         </w:rPr>
-        <w:t>A Spectral Confounder Adjustment for Spatial Regression with Multiple Exposures</w:t>
-      </w:r>
-      <w:r>
-        <w:rPr>
-          <w:rFonts w:asciiTheme="minorHAnsi" w:hAnsiTheme="minorHAnsi" w:cstheme="minorHAnsi"/>
-          <w:sz w:val="22"/>
-          <w:szCs w:val="22"/>
-        </w:rPr>
-        <w:t xml:space="preserve"> </w:t>
-      </w:r>
-      <w:r>
-        <w:rPr>
-          <w:rFonts w:asciiTheme="minorHAnsi" w:hAnsiTheme="minorHAnsi" w:cstheme="minorHAnsi"/>
-          <w:sz w:val="22"/>
-          <w:szCs w:val="22"/>
-        </w:rPr>
-        <w:t>and Outcomes</w:t>
-      </w:r>
-      <w:r>
-        <w:rPr>
-          <w:rFonts w:asciiTheme="minorHAnsi" w:hAnsiTheme="minorHAnsi" w:cstheme="minorHAnsi"/>
-          <w:sz w:val="22"/>
-          <w:szCs w:val="22"/>
-        </w:rPr>
-        <w:t>”</w:t>
+        <w:t>Decision-making with possibilistic inferential models</w:t>
+      </w:r>
+      <w:r>
+        <w:rPr>
+          <w:rFonts w:asciiTheme="minorHAnsi" w:hAnsiTheme="minorHAnsi" w:cstheme="minorHAnsi"/>
+          <w:sz w:val="22"/>
+          <w:szCs w:val="22"/>
+        </w:rPr>
+        <w:t xml:space="preserve">” at Information Processing and Management of Uncertainty in Knowledge-Based Systems (IPMU), June 15-19, 2026, Rome, Italy </w:t>
       </w:r>
     </w:p>
     <w:p>
@@ -1077,7 +1164,27 @@
           <w:sz w:val="22"/>
           <w:szCs w:val="22"/>
         </w:rPr>
-        <w:t>Glaxo Smith Kline (GSK) Fellowship</w:t>
+        <w:t xml:space="preserve">ISBA </w:t>
+      </w:r>
+      <w:proofErr w:type="spellStart"/>
+      <w:r>
+        <w:rPr>
+          <w:rFonts w:asciiTheme="minorHAnsi" w:hAnsiTheme="minorHAnsi" w:cstheme="minorHAnsi"/>
+          <w:b/>
+          <w:sz w:val="22"/>
+          <w:szCs w:val="22"/>
+        </w:rPr>
+        <w:t>EnviBayes</w:t>
+      </w:r>
+      <w:proofErr w:type="spellEnd"/>
+      <w:r>
+        <w:rPr>
+          <w:rFonts w:asciiTheme="minorHAnsi" w:hAnsiTheme="minorHAnsi" w:cstheme="minorHAnsi"/>
+          <w:b/>
+          <w:sz w:val="22"/>
+          <w:szCs w:val="22"/>
+        </w:rPr>
+        <w:t xml:space="preserve"> Student Paper Competition Award</w:t>
       </w:r>
       <w:r>
         <w:rPr>
@@ -1096,6 +1203,127 @@
           <w:sz w:val="22"/>
           <w:szCs w:val="22"/>
         </w:rPr>
+        <w:t>6</w:t>
+      </w:r>
+    </w:p>
+    <w:p>
+      <w:pPr>
+        <w:pStyle w:val="ListParagraph"/>
+        <w:numPr>
+          <w:ilvl w:val="0"/>
+          <w:numId w:val="21"/>
+        </w:numPr>
+        <w:tabs>
+          <w:tab w:val="right" w:pos="8640"/>
+        </w:tabs>
+        <w:rPr>
+          <w:rFonts w:asciiTheme="minorHAnsi" w:hAnsiTheme="minorHAnsi" w:cstheme="minorHAnsi"/>
+          <w:bCs/>
+          <w:sz w:val="22"/>
+          <w:szCs w:val="22"/>
+        </w:rPr>
+      </w:pPr>
+      <w:r>
+        <w:rPr>
+          <w:rFonts w:asciiTheme="minorHAnsi" w:hAnsiTheme="minorHAnsi" w:cstheme="minorHAnsi"/>
+          <w:bCs/>
+          <w:sz w:val="22"/>
+          <w:szCs w:val="22"/>
+        </w:rPr>
+        <w:t xml:space="preserve">For the paper </w:t>
+      </w:r>
+      <w:r>
+        <w:rPr>
+          <w:rFonts w:asciiTheme="minorHAnsi" w:hAnsiTheme="minorHAnsi" w:cstheme="minorHAnsi"/>
+          <w:sz w:val="22"/>
+          <w:szCs w:val="22"/>
+        </w:rPr>
+        <w:t>“</w:t>
+      </w:r>
+      <w:r>
+        <w:rPr>
+          <w:rFonts w:asciiTheme="minorHAnsi" w:hAnsiTheme="minorHAnsi" w:cstheme="minorHAnsi"/>
+          <w:sz w:val="22"/>
+          <w:szCs w:val="22"/>
+        </w:rPr>
+        <w:t>A Spectral Confounder Adjustment for Spatial Regression with Multiple Exposures</w:t>
+      </w:r>
+      <w:r>
+        <w:rPr>
+          <w:rFonts w:asciiTheme="minorHAnsi" w:hAnsiTheme="minorHAnsi" w:cstheme="minorHAnsi"/>
+          <w:sz w:val="22"/>
+          <w:szCs w:val="22"/>
+        </w:rPr>
+        <w:t xml:space="preserve"> </w:t>
+      </w:r>
+      <w:r>
+        <w:rPr>
+          <w:rFonts w:asciiTheme="minorHAnsi" w:hAnsiTheme="minorHAnsi" w:cstheme="minorHAnsi"/>
+          <w:sz w:val="22"/>
+          <w:szCs w:val="22"/>
+        </w:rPr>
+        <w:t>and Outcomes</w:t>
+      </w:r>
+      <w:r>
+        <w:rPr>
+          <w:rFonts w:asciiTheme="minorHAnsi" w:hAnsiTheme="minorHAnsi" w:cstheme="minorHAnsi"/>
+          <w:sz w:val="22"/>
+          <w:szCs w:val="22"/>
+        </w:rPr>
+        <w:t>”</w:t>
+      </w:r>
+    </w:p>
+    <w:p>
+      <w:pPr>
+        <w:tabs>
+          <w:tab w:val="right" w:pos="8640"/>
+        </w:tabs>
+        <w:rPr>
+          <w:rFonts w:asciiTheme="minorHAnsi" w:hAnsiTheme="minorHAnsi" w:cstheme="minorHAnsi"/>
+          <w:b/>
+          <w:sz w:val="22"/>
+          <w:szCs w:val="22"/>
+        </w:rPr>
+      </w:pPr>
+    </w:p>
+    <w:p>
+      <w:pPr>
+        <w:tabs>
+          <w:tab w:val="right" w:pos="8640"/>
+        </w:tabs>
+        <w:rPr>
+          <w:rFonts w:asciiTheme="minorHAnsi" w:hAnsiTheme="minorHAnsi" w:cstheme="minorHAnsi"/>
+          <w:bCs/>
+          <w:sz w:val="22"/>
+          <w:szCs w:val="22"/>
+        </w:rPr>
+      </w:pPr>
+      <w:r>
+        <w:rPr>
+          <w:rFonts w:asciiTheme="minorHAnsi" w:hAnsiTheme="minorHAnsi" w:cstheme="minorHAnsi"/>
+          <w:b/>
+          <w:sz w:val="22"/>
+          <w:szCs w:val="22"/>
+        </w:rPr>
+        <w:t>Glaxo Smith Kline (GSK) Fellowship</w:t>
+      </w:r>
+      <w:r>
+        <w:rPr>
+          <w:rFonts w:asciiTheme="minorHAnsi" w:hAnsiTheme="minorHAnsi" w:cstheme="minorHAnsi"/>
+          <w:bCs/>
+          <w:sz w:val="22"/>
+          <w:szCs w:val="22"/>
+        </w:rPr>
+        <w:tab/>
+        <w:t>202</w:t>
+      </w:r>
+      <w:r>
+        <w:rPr>
+          <w:rFonts w:asciiTheme="minorHAnsi" w:hAnsiTheme="minorHAnsi" w:cstheme="minorHAnsi"/>
+          <w:bCs/>
+          <w:sz w:val="22"/>
+          <w:szCs w:val="22"/>
+        </w:rPr>
         <w:t>5</w:t>
       </w:r>
     </w:p>
@@ -1178,6 +1406,15 @@
     </w:p>
     <w:p>
       <w:pPr>
+        <w:rPr>
+          <w:bCs/>
+          <w:sz w:val="22"/>
+          <w:szCs w:val="22"/>
+        </w:rPr>
+      </w:pPr>
+    </w:p>
+    <w:p>
+      <w:pPr>
         <w:pStyle w:val="Heading1"/>
         <w:rPr>
           <w:rFonts w:asciiTheme="minorHAnsi" w:hAnsiTheme="minorHAnsi" w:cstheme="minorHAnsi"/>
@@ -1191,6 +1428,7 @@
           <w:sz w:val="22"/>
           <w:szCs w:val="22"/>
         </w:rPr>
+        <w:lastRenderedPageBreak/>
         <w:t>Research Interests</w:t>
       </w:r>
     </w:p>
@@ -1349,7 +1587,6 @@
           <w:sz w:val="22"/>
           <w:szCs w:val="22"/>
         </w:rPr>
-        <w:lastRenderedPageBreak/>
         <w:t>Peer-reviewed papers</w:t>
       </w:r>
     </w:p>
@@ -1373,14 +1610,6 @@
       <w:r>
         <w:rPr>
           <w:rFonts w:asciiTheme="minorHAnsi" w:hAnsiTheme="minorHAnsi" w:cstheme="minorHAnsi"/>
-          <w:sz w:val="22"/>
-          <w:szCs w:val="22"/>
-        </w:rPr>
-        <w:t xml:space="preserve">Martin, R, </w:t>
-      </w:r>
-      <w:r>
-        <w:rPr>
-          <w:rFonts w:asciiTheme="minorHAnsi" w:hAnsiTheme="minorHAnsi" w:cstheme="minorHAnsi"/>
           <w:b/>
           <w:bCs/>
           <w:sz w:val="22"/>
@@ -1394,23 +1623,55 @@
           <w:sz w:val="22"/>
           <w:szCs w:val="22"/>
         </w:rPr>
-        <w:t xml:space="preserve">, and Williams, J. </w:t>
-      </w:r>
-      <w:r>
-        <w:rPr>
-          <w:rFonts w:asciiTheme="minorHAnsi" w:hAnsiTheme="minorHAnsi" w:cstheme="minorHAnsi"/>
-          <w:sz w:val="22"/>
-          <w:szCs w:val="22"/>
-        </w:rPr>
-        <w:t xml:space="preserve">(2026). </w:t>
-      </w:r>
-      <w:r>
-        <w:rPr>
-          <w:rFonts w:asciiTheme="minorHAnsi" w:hAnsiTheme="minorHAnsi" w:cstheme="minorHAnsi"/>
-          <w:sz w:val="22"/>
-          <w:szCs w:val="22"/>
-        </w:rPr>
-        <w:t>Decision-making with possibilistic inferential models</w:t>
+        <w:t>, Guan, Y., Yang, S., Rappold, A. G., Hill, K. L., Tsai, W.-L., Keeler, C. and Reich,</w:t>
+      </w:r>
+      <w:r>
+        <w:rPr>
+          <w:rFonts w:asciiTheme="minorHAnsi" w:hAnsiTheme="minorHAnsi" w:cstheme="minorHAnsi"/>
+          <w:sz w:val="22"/>
+          <w:szCs w:val="22"/>
+        </w:rPr>
+        <w:t xml:space="preserve"> </w:t>
+      </w:r>
+      <w:r>
+        <w:rPr>
+          <w:rFonts w:asciiTheme="minorHAnsi" w:hAnsiTheme="minorHAnsi" w:cstheme="minorHAnsi"/>
+          <w:sz w:val="22"/>
+          <w:szCs w:val="22"/>
+        </w:rPr>
+        <w:t>B. J. (2025)</w:t>
+      </w:r>
+      <w:r>
+        <w:rPr>
+          <w:rFonts w:asciiTheme="minorHAnsi" w:hAnsiTheme="minorHAnsi" w:cstheme="minorHAnsi"/>
+          <w:sz w:val="22"/>
+          <w:szCs w:val="22"/>
+        </w:rPr>
+        <w:t>.</w:t>
+      </w:r>
+      <w:r>
+        <w:rPr>
+          <w:rFonts w:asciiTheme="minorHAnsi" w:hAnsiTheme="minorHAnsi" w:cstheme="minorHAnsi"/>
+          <w:sz w:val="22"/>
+          <w:szCs w:val="22"/>
+        </w:rPr>
+        <w:t xml:space="preserve"> A Spectral Confounder Adjustment for Spatial Regression with Multiple Exposures</w:t>
+      </w:r>
+      <w:r>
+        <w:rPr>
+          <w:rFonts w:asciiTheme="minorHAnsi" w:hAnsiTheme="minorHAnsi" w:cstheme="minorHAnsi"/>
+          <w:sz w:val="22"/>
+          <w:szCs w:val="22"/>
+        </w:rPr>
+        <w:t xml:space="preserve"> </w:t>
+      </w:r>
+      <w:r>
+        <w:rPr>
+          <w:rFonts w:asciiTheme="minorHAnsi" w:hAnsiTheme="minorHAnsi" w:cstheme="minorHAnsi"/>
+          <w:sz w:val="22"/>
+          <w:szCs w:val="22"/>
+        </w:rPr>
+        <w:t>and Outcomes</w:t>
       </w:r>
       <w:r>
         <w:rPr>
@@ -1436,23 +1697,47 @@
           <w:sz w:val="22"/>
           <w:szCs w:val="22"/>
         </w:rPr>
-        <w:t>International Journal of Approximate Reasoning</w:t>
-      </w:r>
-      <w:r>
-        <w:rPr>
-          <w:rFonts w:asciiTheme="minorHAnsi" w:hAnsiTheme="minorHAnsi" w:cstheme="minorHAnsi"/>
-          <w:sz w:val="22"/>
-          <w:szCs w:val="22"/>
-        </w:rPr>
-        <w:t xml:space="preserve">, </w:t>
-      </w:r>
-      <w:r>
-        <w:rPr>
-          <w:rFonts w:asciiTheme="minorHAnsi" w:hAnsiTheme="minorHAnsi" w:cstheme="minorHAnsi"/>
-          <w:sz w:val="22"/>
-          <w:szCs w:val="22"/>
-        </w:rPr>
-        <w:t>page 109720</w:t>
+        <w:t>arXiv:2506.09325</w:t>
+      </w:r>
+      <w:r>
+        <w:rPr>
+          <w:rFonts w:asciiTheme="minorHAnsi" w:hAnsiTheme="minorHAnsi" w:cstheme="minorHAnsi"/>
+          <w:sz w:val="22"/>
+          <w:szCs w:val="22"/>
+        </w:rPr>
+        <w:t>.</w:t>
+      </w:r>
+      <w:r>
+        <w:rPr>
+          <w:rFonts w:asciiTheme="minorHAnsi" w:hAnsiTheme="minorHAnsi" w:cstheme="minorHAnsi"/>
+          <w:sz w:val="22"/>
+          <w:szCs w:val="22"/>
+        </w:rPr>
+        <w:t xml:space="preserve"> </w:t>
+      </w:r>
+      <w:r>
+        <w:rPr>
+          <w:rFonts w:asciiTheme="minorHAnsi" w:hAnsiTheme="minorHAnsi" w:cstheme="minorHAnsi"/>
+          <w:sz w:val="22"/>
+          <w:szCs w:val="22"/>
+        </w:rPr>
+        <w:t>To appear in</w:t>
+      </w:r>
+      <w:r>
+        <w:rPr>
+          <w:rFonts w:asciiTheme="minorHAnsi" w:hAnsiTheme="minorHAnsi" w:cstheme="minorHAnsi"/>
+          <w:sz w:val="22"/>
+          <w:szCs w:val="22"/>
+        </w:rPr>
+        <w:t xml:space="preserve"> the</w:t>
+      </w:r>
+      <w:r>
+        <w:rPr>
+          <w:rFonts w:asciiTheme="minorHAnsi" w:hAnsiTheme="minorHAnsi" w:cstheme="minorHAnsi"/>
+          <w:sz w:val="22"/>
+          <w:szCs w:val="22"/>
+        </w:rPr>
+        <w:t xml:space="preserve"> </w:t>
       </w:r>
       <w:r>
         <w:rPr>
@@ -1462,6 +1747,14 @@
           <w:sz w:val="22"/>
           <w:szCs w:val="22"/>
         </w:rPr>
+        <w:t>Journal of the American Statistical Association</w:t>
+      </w:r>
+      <w:r>
+        <w:rPr>
+          <w:rFonts w:asciiTheme="minorHAnsi" w:hAnsiTheme="minorHAnsi" w:cstheme="minorHAnsi"/>
+          <w:sz w:val="22"/>
+          <w:szCs w:val="22"/>
+        </w:rPr>
         <w:t>.</w:t>
       </w:r>
     </w:p>
@@ -1477,27 +1770,60 @@
     <w:p>
       <w:pPr>
         <w:rPr>
-          <w:sz w:val="22"/>
-          <w:szCs w:val="22"/>
-        </w:rPr>
-      </w:pPr>
-      <w:r>
-        <w:rPr>
-          <w:rFonts w:asciiTheme="minorHAnsi" w:hAnsiTheme="minorHAnsi" w:cstheme="minorHAnsi"/>
-          <w:sz w:val="22"/>
-          <w:szCs w:val="22"/>
-        </w:rPr>
-        <w:t xml:space="preserve">Chan MD, </w:t>
-      </w:r>
-      <w:r>
-        <w:rPr>
-          <w:rFonts w:asciiTheme="minorHAnsi" w:hAnsiTheme="minorHAnsi" w:cstheme="minorHAnsi"/>
-          <w:b/>
-          <w:bCs/>
-          <w:sz w:val="22"/>
-          <w:szCs w:val="22"/>
-        </w:rPr>
-        <w:t>Prim</w:t>
+          <w:rFonts w:asciiTheme="minorHAnsi" w:hAnsiTheme="minorHAnsi" w:cstheme="minorHAnsi"/>
+          <w:sz w:val="22"/>
+          <w:szCs w:val="22"/>
+        </w:rPr>
+      </w:pPr>
+      <w:r>
+        <w:rPr>
+          <w:rFonts w:asciiTheme="minorHAnsi" w:hAnsiTheme="minorHAnsi" w:cstheme="minorHAnsi"/>
+          <w:sz w:val="22"/>
+          <w:szCs w:val="22"/>
+        </w:rPr>
+        <w:t xml:space="preserve">Martin, R, </w:t>
+      </w:r>
+      <w:r>
+        <w:rPr>
+          <w:rFonts w:asciiTheme="minorHAnsi" w:hAnsiTheme="minorHAnsi" w:cstheme="minorHAnsi"/>
+          <w:b/>
+          <w:bCs/>
+          <w:sz w:val="22"/>
+          <w:szCs w:val="22"/>
+        </w:rPr>
+        <w:t>Prim, S.-N.</w:t>
+      </w:r>
+      <w:r>
+        <w:rPr>
+          <w:rFonts w:asciiTheme="minorHAnsi" w:hAnsiTheme="minorHAnsi" w:cstheme="minorHAnsi"/>
+          <w:sz w:val="22"/>
+          <w:szCs w:val="22"/>
+        </w:rPr>
+        <w:t xml:space="preserve">, and Williams, J. </w:t>
+      </w:r>
+      <w:r>
+        <w:rPr>
+          <w:rFonts w:asciiTheme="minorHAnsi" w:hAnsiTheme="minorHAnsi" w:cstheme="minorHAnsi"/>
+          <w:sz w:val="22"/>
+          <w:szCs w:val="22"/>
+        </w:rPr>
+        <w:t xml:space="preserve">(2026). </w:t>
+      </w:r>
+      <w:r>
+        <w:rPr>
+          <w:rFonts w:asciiTheme="minorHAnsi" w:hAnsiTheme="minorHAnsi" w:cstheme="minorHAnsi"/>
+          <w:sz w:val="22"/>
+          <w:szCs w:val="22"/>
+        </w:rPr>
+        <w:t>Decision-making with possibilistic inferential models</w:t>
+      </w:r>
+      <w:r>
+        <w:rPr>
+          <w:rFonts w:asciiTheme="minorHAnsi" w:hAnsiTheme="minorHAnsi" w:cstheme="minorHAnsi"/>
+          <w:sz w:val="22"/>
+          <w:szCs w:val="22"/>
+        </w:rPr>
+        <w:t>.</w:t>
       </w:r>
       <w:r>
         <w:rPr>
@@ -1506,90 +1832,6 @@
           <w:szCs w:val="22"/>
         </w:rPr>
         <w:t xml:space="preserve"> </w:t>
-      </w:r>
-      <w:r>
-        <w:rPr>
-          <w:rFonts w:asciiTheme="minorHAnsi" w:hAnsiTheme="minorHAnsi" w:cstheme="minorHAnsi"/>
-          <w:b/>
-          <w:bCs/>
-          <w:sz w:val="22"/>
-          <w:szCs w:val="22"/>
-        </w:rPr>
-        <w:t>S</w:t>
-      </w:r>
-      <w:r>
-        <w:rPr>
-          <w:rFonts w:asciiTheme="minorHAnsi" w:hAnsiTheme="minorHAnsi" w:cstheme="minorHAnsi"/>
-          <w:b/>
-          <w:bCs/>
-          <w:sz w:val="22"/>
-          <w:szCs w:val="22"/>
-        </w:rPr>
-        <w:t>.-N.</w:t>
-      </w:r>
-      <w:r>
-        <w:rPr>
-          <w:rFonts w:asciiTheme="minorHAnsi" w:hAnsiTheme="minorHAnsi" w:cstheme="minorHAnsi"/>
-          <w:sz w:val="22"/>
-          <w:szCs w:val="22"/>
-        </w:rPr>
-        <w:t>, Cramer C, Ruiz J.</w:t>
-      </w:r>
-      <w:r>
-        <w:rPr>
-          <w:rFonts w:asciiTheme="minorHAnsi" w:hAnsiTheme="minorHAnsi" w:cstheme="minorHAnsi"/>
-          <w:sz w:val="22"/>
-          <w:szCs w:val="22"/>
-        </w:rPr>
-        <w:t xml:space="preserve"> (2023)</w:t>
-      </w:r>
-      <w:r>
-        <w:rPr>
-          <w:rFonts w:asciiTheme="minorHAnsi" w:hAnsiTheme="minorHAnsi" w:cstheme="minorHAnsi"/>
-          <w:sz w:val="22"/>
-          <w:szCs w:val="22"/>
-        </w:rPr>
-        <w:t>.</w:t>
-      </w:r>
-      <w:r>
-        <w:rPr>
-          <w:rFonts w:asciiTheme="minorHAnsi" w:hAnsiTheme="minorHAnsi" w:cstheme="minorHAnsi"/>
-          <w:sz w:val="22"/>
-          <w:szCs w:val="22"/>
-        </w:rPr>
-        <w:t xml:space="preserve"> Nonrandomized trials in clinical oncology</w:t>
-      </w:r>
-      <w:r>
-        <w:rPr>
-          <w:rFonts w:asciiTheme="minorHAnsi" w:hAnsiTheme="minorHAnsi" w:cstheme="minorHAnsi"/>
-          <w:sz w:val="22"/>
-          <w:szCs w:val="22"/>
-        </w:rPr>
-        <w:t>,</w:t>
-      </w:r>
-      <w:r>
-        <w:rPr>
-          <w:rFonts w:asciiTheme="minorHAnsi" w:hAnsiTheme="minorHAnsi" w:cstheme="minorHAnsi"/>
-          <w:sz w:val="22"/>
-          <w:szCs w:val="22"/>
-        </w:rPr>
-        <w:t xml:space="preserve"> </w:t>
-      </w:r>
-      <w:r>
-        <w:rPr>
-          <w:rFonts w:asciiTheme="minorHAnsi" w:hAnsiTheme="minorHAnsi" w:cstheme="minorHAnsi"/>
-          <w:sz w:val="22"/>
-          <w:szCs w:val="22"/>
-        </w:rPr>
-        <w:t>i</w:t>
-      </w:r>
-      <w:r>
-        <w:rPr>
-          <w:rFonts w:asciiTheme="minorHAnsi" w:hAnsiTheme="minorHAnsi" w:cstheme="minorHAnsi"/>
-          <w:sz w:val="22"/>
-          <w:szCs w:val="22"/>
-        </w:rPr>
-        <w:t xml:space="preserve">n </w:t>
       </w:r>
       <w:r>
         <w:rPr>
@@ -1599,147 +1841,23 @@
           <w:sz w:val="22"/>
           <w:szCs w:val="22"/>
         </w:rPr>
-        <w:t>Handbook for Designing and Conducting Clinical and Translational Research: Translational Radiation Oncology</w:t>
-      </w:r>
-      <w:r>
-        <w:rPr>
-          <w:sz w:val="22"/>
-          <w:szCs w:val="22"/>
-        </w:rPr>
-        <w:t>, edited by Adam E. M. Eltorai, Jeffrey A. Bakal, Daniel W. Kim, David E. Wazer, Academic Press</w:t>
-      </w:r>
-      <w:r>
-        <w:rPr>
-          <w:sz w:val="22"/>
-          <w:szCs w:val="22"/>
-        </w:rPr>
-        <w:t xml:space="preserve">, pp. </w:t>
-      </w:r>
-      <w:r>
-        <w:rPr>
-          <w:sz w:val="22"/>
-          <w:szCs w:val="22"/>
-        </w:rPr>
-        <w:t xml:space="preserve">313–284. </w:t>
-      </w:r>
-    </w:p>
-    <w:p>
-      <w:pPr>
-        <w:rPr>
-          <w:sz w:val="22"/>
-          <w:szCs w:val="22"/>
-        </w:rPr>
-      </w:pPr>
-    </w:p>
-    <w:p>
-      <w:pPr>
-        <w:rPr>
-          <w:rFonts w:asciiTheme="minorHAnsi" w:hAnsiTheme="minorHAnsi" w:cstheme="minorHAnsi"/>
-          <w:sz w:val="22"/>
-          <w:szCs w:val="22"/>
-        </w:rPr>
-      </w:pPr>
-      <w:r>
-        <w:rPr>
-          <w:rFonts w:asciiTheme="minorHAnsi" w:hAnsiTheme="minorHAnsi" w:cstheme="minorHAnsi"/>
-          <w:sz w:val="22"/>
-          <w:szCs w:val="22"/>
-        </w:rPr>
-        <w:t xml:space="preserve">Helis CA, </w:t>
-      </w:r>
-      <w:r>
-        <w:rPr>
-          <w:rFonts w:asciiTheme="minorHAnsi" w:hAnsiTheme="minorHAnsi" w:cstheme="minorHAnsi"/>
-          <w:b/>
-          <w:bCs/>
-          <w:sz w:val="22"/>
-          <w:szCs w:val="22"/>
-        </w:rPr>
-        <w:t>Prim</w:t>
-      </w:r>
-      <w:r>
-        <w:rPr>
-          <w:rFonts w:asciiTheme="minorHAnsi" w:hAnsiTheme="minorHAnsi" w:cstheme="minorHAnsi"/>
-          <w:sz w:val="22"/>
-          <w:szCs w:val="22"/>
-        </w:rPr>
-        <w:t xml:space="preserve"> </w:t>
-      </w:r>
-      <w:r>
-        <w:rPr>
-          <w:rFonts w:asciiTheme="minorHAnsi" w:hAnsiTheme="minorHAnsi" w:cstheme="minorHAnsi"/>
-          <w:b/>
-          <w:bCs/>
-          <w:sz w:val="22"/>
-          <w:szCs w:val="22"/>
-        </w:rPr>
-        <w:t>S</w:t>
-      </w:r>
-      <w:r>
-        <w:rPr>
-          <w:rFonts w:asciiTheme="minorHAnsi" w:hAnsiTheme="minorHAnsi" w:cstheme="minorHAnsi"/>
-          <w:b/>
-          <w:bCs/>
-          <w:sz w:val="22"/>
-          <w:szCs w:val="22"/>
-        </w:rPr>
-        <w:t>.-N.</w:t>
-      </w:r>
-      <w:r>
-        <w:rPr>
-          <w:rFonts w:asciiTheme="minorHAnsi" w:hAnsiTheme="minorHAnsi" w:cstheme="minorHAnsi"/>
-          <w:sz w:val="22"/>
-          <w:szCs w:val="22"/>
-        </w:rPr>
-        <w:t>, Cramer CK, Strowd R, Lesser GJ, White JJ, Tatter SB, Laxton AW, Whitlow C, Lo H, Debinski W, Ververs JD, Black PJ, Chan MD</w:t>
-      </w:r>
-      <w:r>
-        <w:rPr>
-          <w:rFonts w:asciiTheme="minorHAnsi" w:hAnsiTheme="minorHAnsi" w:cstheme="minorHAnsi"/>
-          <w:sz w:val="22"/>
-          <w:szCs w:val="22"/>
-        </w:rPr>
-        <w:t>.</w:t>
-      </w:r>
-      <w:r>
-        <w:rPr>
-          <w:rFonts w:asciiTheme="minorHAnsi" w:hAnsiTheme="minorHAnsi" w:cstheme="minorHAnsi"/>
-          <w:sz w:val="22"/>
-          <w:szCs w:val="22"/>
-        </w:rPr>
-        <w:t xml:space="preserve"> (2022)</w:t>
-      </w:r>
-      <w:r>
-        <w:rPr>
-          <w:rFonts w:asciiTheme="minorHAnsi" w:hAnsiTheme="minorHAnsi" w:cstheme="minorHAnsi"/>
-          <w:sz w:val="22"/>
-          <w:szCs w:val="22"/>
-        </w:rPr>
-        <w:t>.</w:t>
-      </w:r>
-      <w:r>
-        <w:rPr>
-          <w:rFonts w:asciiTheme="minorHAnsi" w:hAnsiTheme="minorHAnsi" w:cstheme="minorHAnsi"/>
-          <w:sz w:val="22"/>
-          <w:szCs w:val="22"/>
-        </w:rPr>
-        <w:t xml:space="preserve"> Clinical outcomes of dose-escalated re-irradiation in patients with recurrent high-grade glioma</w:t>
-      </w:r>
-      <w:r>
-        <w:rPr>
-          <w:rFonts w:asciiTheme="minorHAnsi" w:hAnsiTheme="minorHAnsi" w:cstheme="minorHAnsi"/>
-          <w:sz w:val="22"/>
-          <w:szCs w:val="22"/>
-        </w:rPr>
-        <w:t>.</w:t>
-      </w:r>
-      <w:r>
-        <w:rPr>
-          <w:rFonts w:asciiTheme="minorHAnsi" w:hAnsiTheme="minorHAnsi" w:cstheme="minorHAnsi"/>
-          <w:sz w:val="22"/>
-          <w:szCs w:val="22"/>
-        </w:rPr>
-        <w:t xml:space="preserve"> </w:t>
+        <w:t>International Journal of Approximate Reasoning</w:t>
+      </w:r>
+      <w:r>
+        <w:rPr>
+          <w:rFonts w:asciiTheme="minorHAnsi" w:hAnsiTheme="minorHAnsi" w:cstheme="minorHAnsi"/>
+          <w:sz w:val="22"/>
+          <w:szCs w:val="22"/>
+        </w:rPr>
+        <w:t xml:space="preserve">, </w:t>
+      </w:r>
+      <w:r>
+        <w:rPr>
+          <w:rFonts w:asciiTheme="minorHAnsi" w:hAnsiTheme="minorHAnsi" w:cstheme="minorHAnsi"/>
+          <w:sz w:val="22"/>
+          <w:szCs w:val="22"/>
+        </w:rPr>
+        <w:t>page 109720</w:t>
       </w:r>
       <w:r>
         <w:rPr>
@@ -1749,117 +1867,42 @@
           <w:sz w:val="22"/>
           <w:szCs w:val="22"/>
         </w:rPr>
-        <w:t>Neuro-Oncology Practice</w:t>
-      </w:r>
-      <w:r>
-        <w:rPr>
-          <w:rFonts w:asciiTheme="minorHAnsi" w:hAnsiTheme="minorHAnsi" w:cstheme="minorHAnsi"/>
-          <w:sz w:val="22"/>
-          <w:szCs w:val="22"/>
-        </w:rPr>
-        <w:t>, 9, 390–401</w:t>
-      </w:r>
-      <w:r>
-        <w:rPr>
-          <w:rFonts w:asciiTheme="minorHAnsi" w:hAnsiTheme="minorHAnsi" w:cstheme="minorHAnsi"/>
-          <w:sz w:val="22"/>
-          <w:szCs w:val="22"/>
-        </w:rPr>
-        <w:t xml:space="preserve">. </w:t>
-      </w:r>
-    </w:p>
-    <w:p>
-      <w:pPr>
-        <w:rPr>
-          <w:rFonts w:asciiTheme="minorHAnsi" w:hAnsiTheme="minorHAnsi" w:cstheme="minorHAnsi"/>
-          <w:sz w:val="22"/>
-          <w:szCs w:val="22"/>
-        </w:rPr>
-      </w:pPr>
-    </w:p>
-    <w:p>
-      <w:pPr>
-        <w:pStyle w:val="Heading1"/>
-        <w:rPr>
-          <w:rFonts w:asciiTheme="minorHAnsi" w:hAnsiTheme="minorHAnsi" w:cstheme="minorHAnsi"/>
-          <w:sz w:val="22"/>
-          <w:szCs w:val="22"/>
-        </w:rPr>
-      </w:pPr>
-      <w:r>
-        <w:rPr>
-          <w:rFonts w:asciiTheme="minorHAnsi" w:hAnsiTheme="minorHAnsi" w:cstheme="minorHAnsi"/>
-          <w:sz w:val="22"/>
-          <w:szCs w:val="22"/>
-        </w:rPr>
-        <w:t>Working papers</w:t>
-      </w:r>
-    </w:p>
-    <w:p>
-      <w:pPr>
-        <w:rPr>
-          <w:rFonts w:asciiTheme="minorHAnsi" w:hAnsiTheme="minorHAnsi" w:cstheme="minorHAnsi"/>
-          <w:sz w:val="22"/>
-          <w:szCs w:val="22"/>
-        </w:rPr>
-      </w:pPr>
-    </w:p>
-    <w:p>
-      <w:pPr>
-        <w:rPr>
-          <w:rFonts w:asciiTheme="minorHAnsi" w:hAnsiTheme="minorHAnsi" w:cstheme="minorHAnsi"/>
-          <w:b/>
-          <w:bCs/>
-          <w:sz w:val="22"/>
-          <w:szCs w:val="22"/>
-        </w:rPr>
-      </w:pPr>
-      <w:r>
-        <w:rPr>
-          <w:rFonts w:asciiTheme="minorHAnsi" w:hAnsiTheme="minorHAnsi" w:cstheme="minorHAnsi"/>
-          <w:b/>
-          <w:bCs/>
-          <w:sz w:val="22"/>
-          <w:szCs w:val="22"/>
-        </w:rPr>
-        <w:t xml:space="preserve">In review </w:t>
-      </w:r>
-    </w:p>
-    <w:p>
-      <w:pPr>
-        <w:rPr>
-          <w:rFonts w:asciiTheme="minorHAnsi" w:hAnsiTheme="minorHAnsi" w:cstheme="minorHAnsi"/>
-          <w:sz w:val="22"/>
-          <w:szCs w:val="22"/>
-        </w:rPr>
-      </w:pPr>
-    </w:p>
-    <w:p>
-      <w:pPr>
-        <w:ind w:left="180"/>
-        <w:rPr>
-          <w:rFonts w:asciiTheme="minorHAnsi" w:hAnsiTheme="minorHAnsi" w:cstheme="minorHAnsi"/>
-          <w:sz w:val="22"/>
-          <w:szCs w:val="22"/>
-        </w:rPr>
-      </w:pPr>
-      <w:r>
-        <w:rPr>
-          <w:rFonts w:asciiTheme="minorHAnsi" w:hAnsiTheme="minorHAnsi" w:cstheme="minorHAnsi"/>
-          <w:b/>
-          <w:bCs/>
-          <w:sz w:val="22"/>
-          <w:szCs w:val="22"/>
-        </w:rPr>
-        <w:t>Prim, S.-N.</w:t>
-      </w:r>
-      <w:r>
-        <w:rPr>
-          <w:rFonts w:asciiTheme="minorHAnsi" w:hAnsiTheme="minorHAnsi" w:cstheme="minorHAnsi"/>
-          <w:sz w:val="22"/>
-          <w:szCs w:val="22"/>
-        </w:rPr>
-        <w:t>, Guan, Y., Yang, S., Rappold, A. G., Hill, K. L., Tsai, W.-L., Keeler, C. and Reich,</w:t>
+        <w:t>.</w:t>
+      </w:r>
+    </w:p>
+    <w:p>
+      <w:pPr>
+        <w:rPr>
+          <w:rFonts w:asciiTheme="minorHAnsi" w:hAnsiTheme="minorHAnsi" w:cstheme="minorHAnsi"/>
+          <w:sz w:val="22"/>
+          <w:szCs w:val="22"/>
+        </w:rPr>
+      </w:pPr>
+    </w:p>
+    <w:p>
+      <w:pPr>
+        <w:rPr>
+          <w:sz w:val="22"/>
+          <w:szCs w:val="22"/>
+        </w:rPr>
+      </w:pPr>
+      <w:r>
+        <w:rPr>
+          <w:rFonts w:asciiTheme="minorHAnsi" w:hAnsiTheme="minorHAnsi" w:cstheme="minorHAnsi"/>
+          <w:sz w:val="22"/>
+          <w:szCs w:val="22"/>
+        </w:rPr>
+        <w:t xml:space="preserve">Chan MD, </w:t>
+      </w:r>
+      <w:r>
+        <w:rPr>
+          <w:rFonts w:asciiTheme="minorHAnsi" w:hAnsiTheme="minorHAnsi" w:cstheme="minorHAnsi"/>
+          <w:b/>
+          <w:bCs/>
+          <w:sz w:val="22"/>
+          <w:szCs w:val="22"/>
+        </w:rPr>
+        <w:t>Prim</w:t>
       </w:r>
       <w:r>
         <w:rPr>
@@ -1872,10 +1915,38 @@
       <w:r>
         <w:rPr>
           <w:rFonts w:asciiTheme="minorHAnsi" w:hAnsiTheme="minorHAnsi" w:cstheme="minorHAnsi"/>
-          <w:sz w:val="22"/>
-          <w:szCs w:val="22"/>
-        </w:rPr>
-        <w:t>B. J. (2025)</w:t>
+          <w:b/>
+          <w:bCs/>
+          <w:sz w:val="22"/>
+          <w:szCs w:val="22"/>
+        </w:rPr>
+        <w:t>S</w:t>
+      </w:r>
+      <w:r>
+        <w:rPr>
+          <w:rFonts w:asciiTheme="minorHAnsi" w:hAnsiTheme="minorHAnsi" w:cstheme="minorHAnsi"/>
+          <w:b/>
+          <w:bCs/>
+          <w:sz w:val="22"/>
+          <w:szCs w:val="22"/>
+        </w:rPr>
+        <w:t>.-N.</w:t>
+      </w:r>
+      <w:r>
+        <w:rPr>
+          <w:rFonts w:asciiTheme="minorHAnsi" w:hAnsiTheme="minorHAnsi" w:cstheme="minorHAnsi"/>
+          <w:sz w:val="22"/>
+          <w:szCs w:val="22"/>
+        </w:rPr>
+        <w:t>, Cramer C, Ruiz J.</w:t>
+      </w:r>
+      <w:r>
+        <w:rPr>
+          <w:rFonts w:asciiTheme="minorHAnsi" w:hAnsiTheme="minorHAnsi" w:cstheme="minorHAnsi"/>
+          <w:sz w:val="22"/>
+          <w:szCs w:val="22"/>
+        </w:rPr>
+        <w:t xml:space="preserve"> (2023)</w:t>
       </w:r>
       <w:r>
         <w:rPr>
@@ -1891,7 +1962,15 @@
           <w:sz w:val="22"/>
           <w:szCs w:val="22"/>
         </w:rPr>
-        <w:t xml:space="preserve"> A Spectral Confounder Adjustment for Spatial Regression with Multiple Exposures</w:t>
+        <w:t xml:space="preserve"> Nonrandomized trials in clinical oncology</w:t>
+      </w:r>
+      <w:r>
+        <w:rPr>
+          <w:rFonts w:asciiTheme="minorHAnsi" w:hAnsiTheme="minorHAnsi" w:cstheme="minorHAnsi"/>
+          <w:sz w:val="22"/>
+          <w:szCs w:val="22"/>
+        </w:rPr>
+        <w:t>,</w:t>
       </w:r>
       <w:r>
         <w:rPr>
@@ -1907,23 +1986,15 @@
           <w:sz w:val="22"/>
           <w:szCs w:val="22"/>
         </w:rPr>
-        <w:t>and Outcomes</w:t>
-      </w:r>
-      <w:r>
-        <w:rPr>
-          <w:rFonts w:asciiTheme="minorHAnsi" w:hAnsiTheme="minorHAnsi" w:cstheme="minorHAnsi"/>
-          <w:sz w:val="22"/>
-          <w:szCs w:val="22"/>
-        </w:rPr>
-        <w:t>.</w:t>
-      </w:r>
-      <w:r>
-        <w:rPr>
-          <w:rFonts w:asciiTheme="minorHAnsi" w:hAnsiTheme="minorHAnsi" w:cstheme="minorHAnsi"/>
-          <w:sz w:val="22"/>
-          <w:szCs w:val="22"/>
-        </w:rPr>
-        <w:t xml:space="preserve"> </w:t>
+        <w:t>i</w:t>
+      </w:r>
+      <w:r>
+        <w:rPr>
+          <w:rFonts w:asciiTheme="minorHAnsi" w:hAnsiTheme="minorHAnsi" w:cstheme="minorHAnsi"/>
+          <w:sz w:val="22"/>
+          <w:szCs w:val="22"/>
+        </w:rPr>
+        <w:t xml:space="preserve">n </w:t>
       </w:r>
       <w:r>
         <w:rPr>
@@ -1933,7 +2004,149 @@
           <w:sz w:val="22"/>
           <w:szCs w:val="22"/>
         </w:rPr>
-        <w:t>arXiv:2506.09325</w:t>
+        <w:t>Handbook for Designing and Conducting Clinical and Translational Research: Translational Radiation Oncology</w:t>
+      </w:r>
+      <w:r>
+        <w:rPr>
+          <w:sz w:val="22"/>
+          <w:szCs w:val="22"/>
+        </w:rPr>
+        <w:t xml:space="preserve">, edited by Adam E. M. </w:t>
+      </w:r>
+      <w:proofErr w:type="spellStart"/>
+      <w:r>
+        <w:rPr>
+          <w:sz w:val="22"/>
+          <w:szCs w:val="22"/>
+        </w:rPr>
+        <w:t>Eltorai</w:t>
+      </w:r>
+      <w:proofErr w:type="spellEnd"/>
+      <w:r>
+        <w:rPr>
+          <w:sz w:val="22"/>
+          <w:szCs w:val="22"/>
+        </w:rPr>
+        <w:t xml:space="preserve">, Jeffrey A. Bakal, Daniel W. Kim, David E. </w:t>
+      </w:r>
+      <w:proofErr w:type="spellStart"/>
+      <w:r>
+        <w:rPr>
+          <w:sz w:val="22"/>
+          <w:szCs w:val="22"/>
+        </w:rPr>
+        <w:t>Wazer</w:t>
+      </w:r>
+      <w:proofErr w:type="spellEnd"/>
+      <w:r>
+        <w:rPr>
+          <w:sz w:val="22"/>
+          <w:szCs w:val="22"/>
+        </w:rPr>
+        <w:t>, Academic Press</w:t>
+      </w:r>
+      <w:r>
+        <w:rPr>
+          <w:sz w:val="22"/>
+          <w:szCs w:val="22"/>
+        </w:rPr>
+        <w:t xml:space="preserve">, pp. </w:t>
+      </w:r>
+      <w:r>
+        <w:rPr>
+          <w:sz w:val="22"/>
+          <w:szCs w:val="22"/>
+        </w:rPr>
+        <w:t xml:space="preserve">313–284. </w:t>
+      </w:r>
+    </w:p>
+    <w:p>
+      <w:pPr>
+        <w:rPr>
+          <w:sz w:val="22"/>
+          <w:szCs w:val="22"/>
+        </w:rPr>
+      </w:pPr>
+    </w:p>
+    <w:p>
+      <w:pPr>
+        <w:rPr>
+          <w:rFonts w:asciiTheme="minorHAnsi" w:hAnsiTheme="minorHAnsi" w:cstheme="minorHAnsi"/>
+          <w:sz w:val="22"/>
+          <w:szCs w:val="22"/>
+        </w:rPr>
+      </w:pPr>
+      <w:r>
+        <w:rPr>
+          <w:rFonts w:asciiTheme="minorHAnsi" w:hAnsiTheme="minorHAnsi" w:cstheme="minorHAnsi"/>
+          <w:sz w:val="22"/>
+          <w:szCs w:val="22"/>
+        </w:rPr>
+        <w:t xml:space="preserve">Helis CA, </w:t>
+      </w:r>
+      <w:r>
+        <w:rPr>
+          <w:rFonts w:asciiTheme="minorHAnsi" w:hAnsiTheme="minorHAnsi" w:cstheme="minorHAnsi"/>
+          <w:b/>
+          <w:bCs/>
+          <w:sz w:val="22"/>
+          <w:szCs w:val="22"/>
+        </w:rPr>
+        <w:t>Prim</w:t>
+      </w:r>
+      <w:r>
+        <w:rPr>
+          <w:rFonts w:asciiTheme="minorHAnsi" w:hAnsiTheme="minorHAnsi" w:cstheme="minorHAnsi"/>
+          <w:sz w:val="22"/>
+          <w:szCs w:val="22"/>
+        </w:rPr>
+        <w:t xml:space="preserve"> </w:t>
+      </w:r>
+      <w:r>
+        <w:rPr>
+          <w:rFonts w:asciiTheme="minorHAnsi" w:hAnsiTheme="minorHAnsi" w:cstheme="minorHAnsi"/>
+          <w:b/>
+          <w:bCs/>
+          <w:sz w:val="22"/>
+          <w:szCs w:val="22"/>
+        </w:rPr>
+        <w:t>S</w:t>
+      </w:r>
+      <w:r>
+        <w:rPr>
+          <w:rFonts w:asciiTheme="minorHAnsi" w:hAnsiTheme="minorHAnsi" w:cstheme="minorHAnsi"/>
+          <w:b/>
+          <w:bCs/>
+          <w:sz w:val="22"/>
+          <w:szCs w:val="22"/>
+        </w:rPr>
+        <w:t>.-N.</w:t>
+      </w:r>
+      <w:r>
+        <w:rPr>
+          <w:rFonts w:asciiTheme="minorHAnsi" w:hAnsiTheme="minorHAnsi" w:cstheme="minorHAnsi"/>
+          <w:sz w:val="22"/>
+          <w:szCs w:val="22"/>
+        </w:rPr>
+        <w:t xml:space="preserve">, Cramer CK, Strowd R, Lesser GJ, White JJ, Tatter SB, Laxton AW, Whitlow C, Lo H, </w:t>
+      </w:r>
+      <w:proofErr w:type="spellStart"/>
+      <w:r>
+        <w:rPr>
+          <w:rFonts w:asciiTheme="minorHAnsi" w:hAnsiTheme="minorHAnsi" w:cstheme="minorHAnsi"/>
+          <w:sz w:val="22"/>
+          <w:szCs w:val="22"/>
+        </w:rPr>
+        <w:t>Debinski</w:t>
+      </w:r>
+      <w:proofErr w:type="spellEnd"/>
+      <w:r>
+        <w:rPr>
+          <w:rFonts w:asciiTheme="minorHAnsi" w:hAnsiTheme="minorHAnsi" w:cstheme="minorHAnsi"/>
+          <w:sz w:val="22"/>
+          <w:szCs w:val="22"/>
+        </w:rPr>
+        <w:t xml:space="preserve"> W, Ververs JD, Black PJ, Chan MD</w:t>
       </w:r>
       <w:r>
         <w:rPr>
@@ -1949,23 +2162,31 @@
           <w:sz w:val="22"/>
           <w:szCs w:val="22"/>
         </w:rPr>
-        <w:t xml:space="preserve"> </w:t>
-      </w:r>
-      <w:r>
-        <w:rPr>
-          <w:rFonts w:asciiTheme="minorHAnsi" w:hAnsiTheme="minorHAnsi" w:cstheme="minorHAnsi"/>
-          <w:sz w:val="22"/>
-          <w:szCs w:val="22"/>
-        </w:rPr>
-        <w:t xml:space="preserve">Under revision </w:t>
-      </w:r>
-      <w:r>
-        <w:rPr>
-          <w:rFonts w:asciiTheme="minorHAnsi" w:hAnsiTheme="minorHAnsi" w:cstheme="minorHAnsi"/>
-          <w:sz w:val="22"/>
-          <w:szCs w:val="22"/>
-        </w:rPr>
-        <w:t>at the</w:t>
+        <w:t xml:space="preserve"> (2022)</w:t>
+      </w:r>
+      <w:r>
+        <w:rPr>
+          <w:rFonts w:asciiTheme="minorHAnsi" w:hAnsiTheme="minorHAnsi" w:cstheme="minorHAnsi"/>
+          <w:sz w:val="22"/>
+          <w:szCs w:val="22"/>
+        </w:rPr>
+        <w:t>.</w:t>
+      </w:r>
+      <w:r>
+        <w:rPr>
+          <w:rFonts w:asciiTheme="minorHAnsi" w:hAnsiTheme="minorHAnsi" w:cstheme="minorHAnsi"/>
+          <w:sz w:val="22"/>
+          <w:szCs w:val="22"/>
+        </w:rPr>
+        <w:t xml:space="preserve"> Clinical outcomes of dose-escalated re-irradiation in patients with recurrent high-grade glioma</w:t>
+      </w:r>
+      <w:r>
+        <w:rPr>
+          <w:rFonts w:asciiTheme="minorHAnsi" w:hAnsiTheme="minorHAnsi" w:cstheme="minorHAnsi"/>
+          <w:sz w:val="22"/>
+          <w:szCs w:val="22"/>
+        </w:rPr>
+        <w:t>.</w:t>
       </w:r>
       <w:r>
         <w:rPr>
@@ -1983,30 +2204,63 @@
           <w:sz w:val="22"/>
           <w:szCs w:val="22"/>
         </w:rPr>
-        <w:t>Journal of the American Statistical Association</w:t>
-      </w:r>
-      <w:r>
-        <w:rPr>
-          <w:rFonts w:asciiTheme="minorHAnsi" w:hAnsiTheme="minorHAnsi" w:cstheme="minorHAnsi"/>
-          <w:sz w:val="22"/>
-          <w:szCs w:val="22"/>
-        </w:rPr>
-        <w:t>.</w:t>
-      </w:r>
-    </w:p>
-    <w:p>
-      <w:pPr>
-        <w:ind w:left="180"/>
-        <w:rPr>
-          <w:rFonts w:asciiTheme="minorHAnsi" w:hAnsiTheme="minorHAnsi" w:cstheme="minorHAnsi"/>
-          <w:sz w:val="22"/>
-          <w:szCs w:val="22"/>
-        </w:rPr>
-      </w:pPr>
-    </w:p>
-    <w:p>
-      <w:pPr>
-        <w:ind w:left="180"/>
+        <w:t>Neuro-Oncology Practice</w:t>
+      </w:r>
+      <w:r>
+        <w:rPr>
+          <w:rFonts w:asciiTheme="minorHAnsi" w:hAnsiTheme="minorHAnsi" w:cstheme="minorHAnsi"/>
+          <w:sz w:val="22"/>
+          <w:szCs w:val="22"/>
+        </w:rPr>
+        <w:t>, 9, 390–401</w:t>
+      </w:r>
+      <w:r>
+        <w:rPr>
+          <w:rFonts w:asciiTheme="minorHAnsi" w:hAnsiTheme="minorHAnsi" w:cstheme="minorHAnsi"/>
+          <w:sz w:val="22"/>
+          <w:szCs w:val="22"/>
+        </w:rPr>
+        <w:t xml:space="preserve">. </w:t>
+      </w:r>
+    </w:p>
+    <w:p>
+      <w:pPr>
+        <w:rPr>
+          <w:rFonts w:asciiTheme="minorHAnsi" w:hAnsiTheme="minorHAnsi" w:cstheme="minorHAnsi"/>
+          <w:sz w:val="22"/>
+          <w:szCs w:val="22"/>
+        </w:rPr>
+      </w:pPr>
+    </w:p>
+    <w:p>
+      <w:pPr>
+        <w:pStyle w:val="Heading1"/>
+        <w:rPr>
+          <w:rFonts w:asciiTheme="minorHAnsi" w:hAnsiTheme="minorHAnsi" w:cstheme="minorHAnsi"/>
+          <w:sz w:val="22"/>
+          <w:szCs w:val="22"/>
+        </w:rPr>
+      </w:pPr>
+      <w:r>
+        <w:rPr>
+          <w:rFonts w:asciiTheme="minorHAnsi" w:hAnsiTheme="minorHAnsi" w:cstheme="minorHAnsi"/>
+          <w:sz w:val="22"/>
+          <w:szCs w:val="22"/>
+        </w:rPr>
+        <w:t>Working papers</w:t>
+      </w:r>
+    </w:p>
+    <w:p>
+      <w:pPr>
+        <w:rPr>
+          <w:rFonts w:asciiTheme="minorHAnsi" w:hAnsiTheme="minorHAnsi" w:cstheme="minorHAnsi"/>
+          <w:sz w:val="22"/>
+          <w:szCs w:val="22"/>
+        </w:rPr>
+      </w:pPr>
+    </w:p>
+    <w:p>
+      <w:pPr>
         <w:rPr>
           <w:rFonts w:asciiTheme="minorHAnsi" w:hAnsiTheme="minorHAnsi" w:cstheme="minorHAnsi"/>
           <w:i/>
@@ -2195,6 +2449,7 @@
         </w:rPr>
         <w:t xml:space="preserve">. Under revision at </w:t>
       </w:r>
+      <w:proofErr w:type="spellStart"/>
       <w:r>
         <w:rPr>
           <w:rFonts w:asciiTheme="minorHAnsi" w:hAnsiTheme="minorHAnsi" w:cstheme="minorHAnsi"/>
@@ -2203,33 +2458,54 @@
           <w:sz w:val="22"/>
           <w:szCs w:val="22"/>
         </w:rPr>
-        <w:t>Technometrics.</w:t>
-      </w:r>
-    </w:p>
-    <w:p>
-      <w:pPr>
-        <w:rPr>
-          <w:rFonts w:asciiTheme="minorHAnsi" w:hAnsiTheme="minorHAnsi" w:cstheme="minorHAnsi"/>
-          <w:sz w:val="22"/>
-          <w:szCs w:val="22"/>
-        </w:rPr>
-      </w:pPr>
-    </w:p>
-    <w:p>
-      <w:pPr>
-        <w:rPr>
-          <w:rFonts w:asciiTheme="minorHAnsi" w:hAnsiTheme="minorHAnsi" w:cstheme="minorHAnsi"/>
-          <w:sz w:val="22"/>
-          <w:szCs w:val="22"/>
-        </w:rPr>
-      </w:pPr>
-      <w:r>
-        <w:rPr>
-          <w:rFonts w:asciiTheme="minorHAnsi" w:hAnsiTheme="minorHAnsi" w:cstheme="minorHAnsi"/>
-          <w:sz w:val="22"/>
-          <w:szCs w:val="22"/>
-        </w:rPr>
-        <w:t>Phlips,</w:t>
+        <w:t>Technometrics</w:t>
+      </w:r>
+      <w:proofErr w:type="spellEnd"/>
+      <w:r>
+        <w:rPr>
+          <w:rFonts w:asciiTheme="minorHAnsi" w:hAnsiTheme="minorHAnsi" w:cstheme="minorHAnsi"/>
+          <w:i/>
+          <w:iCs/>
+          <w:sz w:val="22"/>
+          <w:szCs w:val="22"/>
+        </w:rPr>
+        <w:t>.</w:t>
+      </w:r>
+    </w:p>
+    <w:p>
+      <w:pPr>
+        <w:rPr>
+          <w:rFonts w:asciiTheme="minorHAnsi" w:hAnsiTheme="minorHAnsi" w:cstheme="minorHAnsi"/>
+          <w:sz w:val="22"/>
+          <w:szCs w:val="22"/>
+        </w:rPr>
+      </w:pPr>
+    </w:p>
+    <w:p>
+      <w:pPr>
+        <w:rPr>
+          <w:rFonts w:asciiTheme="minorHAnsi" w:hAnsiTheme="minorHAnsi" w:cstheme="minorHAnsi"/>
+          <w:sz w:val="22"/>
+          <w:szCs w:val="22"/>
+        </w:rPr>
+      </w:pPr>
+      <w:proofErr w:type="spellStart"/>
+      <w:r>
+        <w:rPr>
+          <w:rFonts w:asciiTheme="minorHAnsi" w:hAnsiTheme="minorHAnsi" w:cstheme="minorHAnsi"/>
+          <w:sz w:val="22"/>
+          <w:szCs w:val="22"/>
+        </w:rPr>
+        <w:t>Phlips</w:t>
+      </w:r>
+      <w:proofErr w:type="spellEnd"/>
+      <w:r>
+        <w:rPr>
+          <w:rFonts w:asciiTheme="minorHAnsi" w:hAnsiTheme="minorHAnsi" w:cstheme="minorHAnsi"/>
+          <w:sz w:val="22"/>
+          <w:szCs w:val="22"/>
+        </w:rPr>
+        <w:t>,</w:t>
       </w:r>
       <w:r>
         <w:rPr>
@@ -2612,8 +2888,19 @@
             <w:sz w:val="22"/>
             <w:szCs w:val="22"/>
           </w:rPr>
-          <w:t>go.ncsu.edu/mlprimer</w:t>
+          <w:t>go.ncsu.edu/</w:t>
         </w:r>
+        <w:proofErr w:type="spellStart"/>
+        <w:r>
+          <w:rPr>
+            <w:rStyle w:val="Hyperlink"/>
+            <w:rFonts w:asciiTheme="minorHAnsi" w:hAnsiTheme="minorHAnsi" w:cstheme="minorHAnsi"/>
+            <w:sz w:val="22"/>
+            <w:szCs w:val="22"/>
+          </w:rPr>
+          <w:t>mlprimer</w:t>
+        </w:r>
+        <w:proofErr w:type="spellEnd"/>
       </w:hyperlink>
       <w:r>
         <w:rPr>
@@ -2654,7 +2941,8 @@
     <w:p>
       <w:pPr>
         <w:rPr>
-          <w:rFonts w:asciiTheme="minorHAnsi" w:hAnsiTheme="minorHAnsi" w:cstheme="minorHAnsi"/>
+          <w:b/>
+          <w:bCs/>
           <w:sz w:val="22"/>
           <w:szCs w:val="22"/>
         </w:rPr>
@@ -2780,14 +3068,6 @@
           <w:sz w:val="22"/>
           <w:szCs w:val="22"/>
         </w:rPr>
-        <w:t xml:space="preserve">Upcoming, </w:t>
-      </w:r>
-      <w:r>
-        <w:rPr>
-          <w:rFonts w:asciiTheme="minorHAnsi" w:hAnsiTheme="minorHAnsi" w:cstheme="minorHAnsi"/>
-          <w:sz w:val="22"/>
-          <w:szCs w:val="22"/>
-        </w:rPr>
         <w:t>Topic-Contributed Paper Presenter</w:t>
       </w:r>
       <w:r>
@@ -2903,15 +3183,15 @@
           <w:sz w:val="22"/>
           <w:szCs w:val="22"/>
         </w:rPr>
-        <w:t xml:space="preserve">Upcoming, </w:t>
-      </w:r>
-      <w:r>
-        <w:rPr>
-          <w:rFonts w:asciiTheme="minorHAnsi" w:hAnsiTheme="minorHAnsi" w:cstheme="minorHAnsi"/>
-          <w:sz w:val="22"/>
-          <w:szCs w:val="22"/>
-        </w:rPr>
-        <w:t>Short Paper)</w:t>
+        <w:t>Presentation</w:t>
+      </w:r>
+      <w:r>
+        <w:rPr>
+          <w:rFonts w:asciiTheme="minorHAnsi" w:hAnsiTheme="minorHAnsi" w:cstheme="minorHAnsi"/>
+          <w:sz w:val="22"/>
+          <w:szCs w:val="22"/>
+        </w:rPr>
+        <w:t>)</w:t>
       </w:r>
     </w:p>
     <w:p>
@@ -2949,15 +3229,14 @@
         </w:rPr>
         <w:t>Guan, Y., Yang, S., Rappold, A. G., Hill, K. L., Tsai, W.-L., Keeler, C. and Reich,</w:t>
       </w:r>
-    </w:p>
-    <w:p>
-      <w:pPr>
-        <w:rPr>
-          <w:rFonts w:asciiTheme="minorHAnsi" w:hAnsiTheme="minorHAnsi" w:cstheme="minorHAnsi"/>
-          <w:sz w:val="22"/>
-          <w:szCs w:val="22"/>
-        </w:rPr>
-      </w:pPr>
+      <w:r>
+        <w:rPr>
+          <w:rFonts w:asciiTheme="minorHAnsi" w:hAnsiTheme="minorHAnsi" w:cstheme="minorHAnsi"/>
+          <w:sz w:val="22"/>
+          <w:szCs w:val="22"/>
+        </w:rPr>
+        <w:t xml:space="preserve"> </w:t>
+      </w:r>
       <w:r>
         <w:rPr>
           <w:rFonts w:asciiTheme="minorHAnsi" w:hAnsiTheme="minorHAnsi" w:cstheme="minorHAnsi"/>
@@ -3004,7 +3283,16 @@
           <w:sz w:val="22"/>
           <w:szCs w:val="22"/>
         </w:rPr>
-        <w:t xml:space="preserve">Eastern North American Region Spring Meeting </w:t>
+        <w:t xml:space="preserve">Eastern North </w:t>
+      </w:r>
+      <w:r>
+        <w:rPr>
+          <w:rFonts w:asciiTheme="minorHAnsi" w:hAnsiTheme="minorHAnsi" w:cstheme="minorHAnsi"/>
+          <w:sz w:val="22"/>
+          <w:szCs w:val="22"/>
+        </w:rPr>
+        <w:lastRenderedPageBreak/>
+        <w:t xml:space="preserve">American Region Spring Meeting </w:t>
       </w:r>
       <w:r>
         <w:rPr>
@@ -3096,7 +3384,6 @@
           <w:sz w:val="22"/>
           <w:szCs w:val="22"/>
         </w:rPr>
-        <w:lastRenderedPageBreak/>
         <w:t xml:space="preserve">Prim S.-N., </w:t>
       </w:r>
       <w:r>
@@ -3226,16 +3513,6 @@
     <w:p>
       <w:pPr>
         <w:rPr>
-          <w:b/>
-          <w:bCs/>
-          <w:sz w:val="22"/>
-          <w:szCs w:val="22"/>
-        </w:rPr>
-      </w:pPr>
-    </w:p>
-    <w:p>
-      <w:pPr>
-        <w:rPr>
           <w:rFonts w:asciiTheme="minorHAnsi" w:hAnsiTheme="minorHAnsi" w:cstheme="minorHAnsi"/>
           <w:sz w:val="22"/>
           <w:szCs w:val="22"/>
@@ -3463,7 +3740,7 @@
           <w:sz w:val="22"/>
           <w:szCs w:val="22"/>
         </w:rPr>
-        <w:t>Data Science and AI Academy</w:t>
+        <w:t>Department of Statistical Sciences</w:t>
       </w:r>
       <w:r>
         <w:rPr>
@@ -3481,16 +3758,7 @@
           <w:sz w:val="22"/>
           <w:szCs w:val="22"/>
         </w:rPr>
-        <w:t xml:space="preserve">NC State University, </w:t>
-      </w:r>
-      <w:r>
-        <w:rPr>
-          <w:rFonts w:asciiTheme="minorHAnsi" w:hAnsiTheme="minorHAnsi" w:cstheme="minorHAnsi"/>
-          <w:bCs/>
-          <w:sz w:val="22"/>
-          <w:szCs w:val="22"/>
-        </w:rPr>
-        <w:t>Raleigh, NC</w:t>
+        <w:t>Wake Forest University</w:t>
       </w:r>
       <w:r>
         <w:rPr>
@@ -3500,34 +3768,7 @@
           <w:szCs w:val="22"/>
         </w:rPr>
         <w:tab/>
-        <w:t>Aug</w:t>
-      </w:r>
-      <w:r>
-        <w:rPr>
-          <w:rFonts w:asciiTheme="minorHAnsi" w:hAnsiTheme="minorHAnsi" w:cstheme="minorHAnsi"/>
-          <w:bCs/>
-          <w:sz w:val="22"/>
-          <w:szCs w:val="22"/>
-        </w:rPr>
-        <w:t xml:space="preserve"> to Dec</w:t>
-      </w:r>
-      <w:r>
-        <w:rPr>
-          <w:rFonts w:asciiTheme="minorHAnsi" w:hAnsiTheme="minorHAnsi" w:cstheme="minorHAnsi"/>
-          <w:bCs/>
-          <w:sz w:val="22"/>
-          <w:szCs w:val="22"/>
-        </w:rPr>
-        <w:t xml:space="preserve"> 202</w:t>
-      </w:r>
-      <w:r>
-        <w:rPr>
-          <w:rFonts w:asciiTheme="minorHAnsi" w:hAnsiTheme="minorHAnsi" w:cstheme="minorHAnsi"/>
-          <w:bCs/>
-          <w:sz w:val="22"/>
-          <w:szCs w:val="22"/>
-        </w:rPr>
-        <w:t>5</w:t>
+        <w:t>July 2026 to present</w:t>
       </w:r>
     </w:p>
     <w:p>
@@ -3550,16 +3791,7 @@
           <w:sz w:val="22"/>
           <w:szCs w:val="22"/>
         </w:rPr>
-        <w:t>Data Science Research Consultant</w:t>
-      </w:r>
-      <w:r>
-        <w:rPr>
-          <w:rFonts w:asciiTheme="minorHAnsi" w:hAnsiTheme="minorHAnsi" w:cstheme="minorHAnsi"/>
-          <w:b/>
-          <w:sz w:val="22"/>
-          <w:szCs w:val="22"/>
-        </w:rPr>
-        <w:t xml:space="preserve">  </w:t>
+        <w:t xml:space="preserve">Teacher-Scholar Postdoctoral Fellow  </w:t>
       </w:r>
     </w:p>
     <w:p>
@@ -3586,25 +3818,7 @@
           <w:sz w:val="22"/>
           <w:szCs w:val="22"/>
         </w:rPr>
-        <w:t xml:space="preserve">Provide drop-in and scheduled consultations </w:t>
-      </w:r>
-      <w:r>
-        <w:rPr>
-          <w:rFonts w:asciiTheme="minorHAnsi" w:hAnsiTheme="minorHAnsi" w:cstheme="minorHAnsi"/>
-          <w:bCs/>
-          <w:sz w:val="22"/>
-          <w:szCs w:val="22"/>
-        </w:rPr>
-        <w:t>about</w:t>
-      </w:r>
-      <w:r>
-        <w:rPr>
-          <w:rFonts w:asciiTheme="minorHAnsi" w:hAnsiTheme="minorHAnsi" w:cstheme="minorHAnsi"/>
-          <w:bCs/>
-          <w:sz w:val="22"/>
-          <w:szCs w:val="22"/>
-        </w:rPr>
-        <w:t xml:space="preserve"> statistical analysis and modeling</w:t>
+        <w:t>Sole instructor for STA 111 (Elementary Probability and Statistics)</w:t>
       </w:r>
     </w:p>
     <w:p>
@@ -3631,7 +3845,285 @@
           <w:sz w:val="22"/>
           <w:szCs w:val="22"/>
         </w:rPr>
-        <w:t>Consult on student and faculty data science requests</w:t>
+        <w:t>Conduct research on foundations of statistics, possibilistic inferential models</w:t>
+      </w:r>
+    </w:p>
+    <w:p>
+      <w:pPr>
+        <w:tabs>
+          <w:tab w:val="right" w:pos="8640"/>
+        </w:tabs>
+        <w:rPr>
+          <w:rFonts w:asciiTheme="minorHAnsi" w:hAnsiTheme="minorHAnsi" w:cstheme="minorHAnsi"/>
+          <w:b/>
+          <w:sz w:val="22"/>
+          <w:szCs w:val="22"/>
+        </w:rPr>
+      </w:pPr>
+    </w:p>
+    <w:p>
+      <w:pPr>
+        <w:tabs>
+          <w:tab w:val="right" w:pos="8640"/>
+        </w:tabs>
+        <w:rPr>
+          <w:rFonts w:asciiTheme="minorHAnsi" w:hAnsiTheme="minorHAnsi" w:cstheme="minorHAnsi"/>
+          <w:bCs/>
+          <w:sz w:val="22"/>
+          <w:szCs w:val="22"/>
+        </w:rPr>
+      </w:pPr>
+      <w:r>
+        <w:rPr>
+          <w:rFonts w:asciiTheme="minorHAnsi" w:hAnsiTheme="minorHAnsi" w:cstheme="minorHAnsi"/>
+          <w:b/>
+          <w:sz w:val="22"/>
+          <w:szCs w:val="22"/>
+        </w:rPr>
+        <w:t xml:space="preserve">North Carolina State University, </w:t>
+      </w:r>
+      <w:r>
+        <w:rPr>
+          <w:rFonts w:asciiTheme="minorHAnsi" w:hAnsiTheme="minorHAnsi" w:cstheme="minorHAnsi"/>
+          <w:bCs/>
+          <w:sz w:val="22"/>
+          <w:szCs w:val="22"/>
+        </w:rPr>
+        <w:t>Raleigh, NC</w:t>
+      </w:r>
+      <w:r>
+        <w:rPr>
+          <w:rFonts w:asciiTheme="minorHAnsi" w:hAnsiTheme="minorHAnsi" w:cstheme="minorHAnsi"/>
+          <w:bCs/>
+          <w:sz w:val="22"/>
+          <w:szCs w:val="22"/>
+        </w:rPr>
+        <w:tab/>
+      </w:r>
+      <w:r>
+        <w:rPr>
+          <w:rFonts w:asciiTheme="minorHAnsi" w:hAnsiTheme="minorHAnsi" w:cstheme="minorHAnsi"/>
+          <w:bCs/>
+          <w:sz w:val="22"/>
+          <w:szCs w:val="22"/>
+        </w:rPr>
+        <w:t>Jan</w:t>
+      </w:r>
+      <w:r>
+        <w:rPr>
+          <w:rFonts w:asciiTheme="minorHAnsi" w:hAnsiTheme="minorHAnsi" w:cstheme="minorHAnsi"/>
+          <w:bCs/>
+          <w:sz w:val="22"/>
+          <w:szCs w:val="22"/>
+        </w:rPr>
+        <w:t xml:space="preserve"> 202</w:t>
+      </w:r>
+      <w:r>
+        <w:rPr>
+          <w:rFonts w:asciiTheme="minorHAnsi" w:hAnsiTheme="minorHAnsi" w:cstheme="minorHAnsi"/>
+          <w:bCs/>
+          <w:sz w:val="22"/>
+          <w:szCs w:val="22"/>
+        </w:rPr>
+        <w:t xml:space="preserve">6 to </w:t>
+      </w:r>
+      <w:r>
+        <w:rPr>
+          <w:rFonts w:asciiTheme="minorHAnsi" w:hAnsiTheme="minorHAnsi" w:cstheme="minorHAnsi"/>
+          <w:bCs/>
+          <w:sz w:val="22"/>
+          <w:szCs w:val="22"/>
+        </w:rPr>
+        <w:t>May 2026</w:t>
+      </w:r>
+    </w:p>
+    <w:p>
+      <w:pPr>
+        <w:tabs>
+          <w:tab w:val="right" w:pos="8640"/>
+        </w:tabs>
+        <w:rPr>
+          <w:rFonts w:asciiTheme="minorHAnsi" w:hAnsiTheme="minorHAnsi" w:cstheme="minorHAnsi"/>
+          <w:bCs/>
+          <w:sz w:val="22"/>
+          <w:szCs w:val="22"/>
+        </w:rPr>
+      </w:pPr>
+      <w:r>
+        <w:rPr>
+          <w:rFonts w:asciiTheme="minorHAnsi" w:hAnsiTheme="minorHAnsi" w:cstheme="minorHAnsi"/>
+          <w:b/>
+          <w:sz w:val="22"/>
+          <w:szCs w:val="22"/>
+        </w:rPr>
+        <w:t>Section instructor</w:t>
+      </w:r>
+      <w:r>
+        <w:rPr>
+          <w:rFonts w:asciiTheme="minorHAnsi" w:hAnsiTheme="minorHAnsi" w:cstheme="minorHAnsi"/>
+          <w:b/>
+          <w:sz w:val="22"/>
+          <w:szCs w:val="22"/>
+        </w:rPr>
+        <w:t xml:space="preserve">, </w:t>
+      </w:r>
+      <w:r>
+        <w:rPr>
+          <w:rFonts w:asciiTheme="minorHAnsi" w:hAnsiTheme="minorHAnsi" w:cstheme="minorHAnsi"/>
+          <w:bCs/>
+          <w:sz w:val="22"/>
+          <w:szCs w:val="22"/>
+        </w:rPr>
+        <w:t>Department of Statistics</w:t>
+      </w:r>
+    </w:p>
+    <w:p>
+      <w:pPr>
+        <w:pStyle w:val="ListParagraph"/>
+        <w:numPr>
+          <w:ilvl w:val="0"/>
+          <w:numId w:val="14"/>
+        </w:numPr>
+        <w:tabs>
+          <w:tab w:val="right" w:pos="8640"/>
+        </w:tabs>
+        <w:rPr>
+          <w:rFonts w:asciiTheme="minorHAnsi" w:hAnsiTheme="minorHAnsi" w:cstheme="minorHAnsi"/>
+          <w:b/>
+          <w:sz w:val="22"/>
+          <w:szCs w:val="22"/>
+        </w:rPr>
+      </w:pPr>
+      <w:r>
+        <w:rPr>
+          <w:rFonts w:asciiTheme="minorHAnsi" w:hAnsiTheme="minorHAnsi" w:cstheme="minorHAnsi"/>
+          <w:bCs/>
+          <w:sz w:val="22"/>
+          <w:szCs w:val="22"/>
+        </w:rPr>
+        <w:t>Lead in-class activities for introduction to statistics classes</w:t>
+      </w:r>
+    </w:p>
+    <w:p>
+      <w:pPr>
+        <w:tabs>
+          <w:tab w:val="right" w:pos="8640"/>
+        </w:tabs>
+        <w:rPr>
+          <w:rFonts w:asciiTheme="minorHAnsi" w:hAnsiTheme="minorHAnsi" w:cstheme="minorHAnsi"/>
+          <w:b/>
+          <w:sz w:val="22"/>
+          <w:szCs w:val="22"/>
+        </w:rPr>
+      </w:pPr>
+    </w:p>
+    <w:p>
+      <w:pPr>
+        <w:tabs>
+          <w:tab w:val="right" w:pos="8640"/>
+        </w:tabs>
+        <w:rPr>
+          <w:rFonts w:asciiTheme="minorHAnsi" w:hAnsiTheme="minorHAnsi" w:cstheme="minorHAnsi"/>
+          <w:bCs/>
+          <w:sz w:val="22"/>
+          <w:szCs w:val="22"/>
+        </w:rPr>
+      </w:pPr>
+      <w:r>
+        <w:rPr>
+          <w:rFonts w:asciiTheme="minorHAnsi" w:hAnsiTheme="minorHAnsi" w:cstheme="minorHAnsi"/>
+          <w:b/>
+          <w:sz w:val="22"/>
+          <w:szCs w:val="22"/>
+        </w:rPr>
+        <w:t>Data Science and AI Academy</w:t>
+      </w:r>
+      <w:r>
+        <w:rPr>
+          <w:rFonts w:asciiTheme="minorHAnsi" w:hAnsiTheme="minorHAnsi" w:cstheme="minorHAnsi"/>
+          <w:b/>
+          <w:sz w:val="22"/>
+          <w:szCs w:val="22"/>
+        </w:rPr>
+        <w:t xml:space="preserve">, </w:t>
+      </w:r>
+      <w:r>
+        <w:rPr>
+          <w:rFonts w:asciiTheme="minorHAnsi" w:hAnsiTheme="minorHAnsi" w:cstheme="minorHAnsi"/>
+          <w:bCs/>
+          <w:sz w:val="22"/>
+          <w:szCs w:val="22"/>
+        </w:rPr>
+        <w:t>NC State University</w:t>
+      </w:r>
+      <w:r>
+        <w:rPr>
+          <w:rFonts w:asciiTheme="minorHAnsi" w:hAnsiTheme="minorHAnsi" w:cstheme="minorHAnsi"/>
+          <w:bCs/>
+          <w:sz w:val="22"/>
+          <w:szCs w:val="22"/>
+        </w:rPr>
+        <w:tab/>
+        <w:t>Aug</w:t>
+      </w:r>
+      <w:r>
+        <w:rPr>
+          <w:rFonts w:asciiTheme="minorHAnsi" w:hAnsiTheme="minorHAnsi" w:cstheme="minorHAnsi"/>
+          <w:bCs/>
+          <w:sz w:val="22"/>
+          <w:szCs w:val="22"/>
+        </w:rPr>
+        <w:t xml:space="preserve"> to Dec</w:t>
+      </w:r>
+      <w:r>
+        <w:rPr>
+          <w:rFonts w:asciiTheme="minorHAnsi" w:hAnsiTheme="minorHAnsi" w:cstheme="minorHAnsi"/>
+          <w:bCs/>
+          <w:sz w:val="22"/>
+          <w:szCs w:val="22"/>
+        </w:rPr>
+        <w:t xml:space="preserve"> 202</w:t>
+      </w:r>
+      <w:r>
+        <w:rPr>
+          <w:rFonts w:asciiTheme="minorHAnsi" w:hAnsiTheme="minorHAnsi" w:cstheme="minorHAnsi"/>
+          <w:bCs/>
+          <w:sz w:val="22"/>
+          <w:szCs w:val="22"/>
+        </w:rPr>
+        <w:t>5</w:t>
+      </w:r>
+    </w:p>
+    <w:p>
+      <w:pPr>
+        <w:tabs>
+          <w:tab w:val="right" w:pos="8640"/>
+        </w:tabs>
+        <w:ind w:left="8640" w:hanging="8640"/>
+        <w:rPr>
+          <w:rFonts w:asciiTheme="minorHAnsi" w:hAnsiTheme="minorHAnsi" w:cstheme="minorHAnsi"/>
+          <w:b/>
+          <w:sz w:val="22"/>
+          <w:szCs w:val="22"/>
+        </w:rPr>
+      </w:pPr>
+      <w:r>
+        <w:rPr>
+          <w:rFonts w:asciiTheme="minorHAnsi" w:hAnsiTheme="minorHAnsi" w:cstheme="minorHAnsi"/>
+          <w:b/>
+          <w:sz w:val="22"/>
+          <w:szCs w:val="22"/>
+        </w:rPr>
+        <w:t>Data Science Research Consultant</w:t>
+      </w:r>
+      <w:r>
+        <w:rPr>
+          <w:rFonts w:asciiTheme="minorHAnsi" w:hAnsiTheme="minorHAnsi" w:cstheme="minorHAnsi"/>
+          <w:b/>
+          <w:sz w:val="22"/>
+          <w:szCs w:val="22"/>
+        </w:rPr>
+        <w:t xml:space="preserve">  </w:t>
       </w:r>
     </w:p>
     <w:p>
@@ -3658,7 +4150,247 @@
           <w:sz w:val="22"/>
           <w:szCs w:val="22"/>
         </w:rPr>
+        <w:t xml:space="preserve">Provide drop-in and scheduled consultations </w:t>
+      </w:r>
+      <w:r>
+        <w:rPr>
+          <w:rFonts w:asciiTheme="minorHAnsi" w:hAnsiTheme="minorHAnsi" w:cstheme="minorHAnsi"/>
+          <w:bCs/>
+          <w:sz w:val="22"/>
+          <w:szCs w:val="22"/>
+        </w:rPr>
+        <w:t>about</w:t>
+      </w:r>
+      <w:r>
+        <w:rPr>
+          <w:rFonts w:asciiTheme="minorHAnsi" w:hAnsiTheme="minorHAnsi" w:cstheme="minorHAnsi"/>
+          <w:bCs/>
+          <w:sz w:val="22"/>
+          <w:szCs w:val="22"/>
+        </w:rPr>
+        <w:t xml:space="preserve"> statistical analysis and modeling</w:t>
+      </w:r>
+    </w:p>
+    <w:p>
+      <w:pPr>
+        <w:pStyle w:val="ListParagraph"/>
+        <w:numPr>
+          <w:ilvl w:val="0"/>
+          <w:numId w:val="16"/>
+        </w:numPr>
+        <w:tabs>
+          <w:tab w:val="right" w:pos="8640"/>
+        </w:tabs>
+        <w:rPr>
+          <w:rFonts w:asciiTheme="minorHAnsi" w:hAnsiTheme="minorHAnsi" w:cstheme="minorHAnsi"/>
+          <w:bCs/>
+          <w:sz w:val="22"/>
+          <w:szCs w:val="22"/>
+        </w:rPr>
+      </w:pPr>
+      <w:r>
+        <w:rPr>
+          <w:rFonts w:asciiTheme="minorHAnsi" w:hAnsiTheme="minorHAnsi" w:cstheme="minorHAnsi"/>
+          <w:bCs/>
+          <w:sz w:val="22"/>
+          <w:szCs w:val="22"/>
+        </w:rPr>
+        <w:t>Consult on student and faculty data science requests</w:t>
+      </w:r>
+    </w:p>
+    <w:p>
+      <w:pPr>
+        <w:pStyle w:val="ListParagraph"/>
+        <w:numPr>
+          <w:ilvl w:val="0"/>
+          <w:numId w:val="16"/>
+        </w:numPr>
+        <w:tabs>
+          <w:tab w:val="right" w:pos="8640"/>
+        </w:tabs>
+        <w:rPr>
+          <w:rFonts w:asciiTheme="minorHAnsi" w:hAnsiTheme="minorHAnsi" w:cstheme="minorHAnsi"/>
+          <w:bCs/>
+          <w:sz w:val="22"/>
+          <w:szCs w:val="22"/>
+        </w:rPr>
+      </w:pPr>
+      <w:r>
+        <w:rPr>
+          <w:rFonts w:asciiTheme="minorHAnsi" w:hAnsiTheme="minorHAnsi" w:cstheme="minorHAnsi"/>
+          <w:bCs/>
+          <w:sz w:val="22"/>
+          <w:szCs w:val="22"/>
+        </w:rPr>
         <w:t>Work with researchers on a broad range of projects involving data and analysis</w:t>
+      </w:r>
+    </w:p>
+    <w:p>
+      <w:pPr>
+        <w:tabs>
+          <w:tab w:val="right" w:pos="8640"/>
+        </w:tabs>
+        <w:rPr>
+          <w:rFonts w:asciiTheme="minorHAnsi" w:hAnsiTheme="minorHAnsi" w:cstheme="minorHAnsi"/>
+          <w:bCs/>
+          <w:sz w:val="22"/>
+          <w:szCs w:val="22"/>
+        </w:rPr>
+      </w:pPr>
+    </w:p>
+    <w:p>
+      <w:pPr>
+        <w:tabs>
+          <w:tab w:val="right" w:pos="8640"/>
+        </w:tabs>
+        <w:rPr>
+          <w:rFonts w:asciiTheme="minorHAnsi" w:hAnsiTheme="minorHAnsi" w:cstheme="minorHAnsi"/>
+          <w:bCs/>
+          <w:sz w:val="22"/>
+          <w:szCs w:val="22"/>
+        </w:rPr>
+      </w:pPr>
+      <w:r>
+        <w:rPr>
+          <w:rFonts w:asciiTheme="minorHAnsi" w:hAnsiTheme="minorHAnsi" w:cstheme="minorHAnsi"/>
+          <w:b/>
+          <w:sz w:val="22"/>
+          <w:szCs w:val="22"/>
+        </w:rPr>
+        <w:t xml:space="preserve">North Carolina State University, </w:t>
+      </w:r>
+      <w:r>
+        <w:rPr>
+          <w:rFonts w:asciiTheme="minorHAnsi" w:hAnsiTheme="minorHAnsi" w:cstheme="minorHAnsi"/>
+          <w:bCs/>
+          <w:sz w:val="22"/>
+          <w:szCs w:val="22"/>
+        </w:rPr>
+        <w:t>Raleigh, NC</w:t>
+      </w:r>
+      <w:r>
+        <w:rPr>
+          <w:rFonts w:asciiTheme="minorHAnsi" w:hAnsiTheme="minorHAnsi" w:cstheme="minorHAnsi"/>
+          <w:bCs/>
+          <w:sz w:val="22"/>
+          <w:szCs w:val="22"/>
+        </w:rPr>
+        <w:tab/>
+        <w:t>May to Aug 202</w:t>
+      </w:r>
+      <w:r>
+        <w:rPr>
+          <w:rFonts w:asciiTheme="minorHAnsi" w:hAnsiTheme="minorHAnsi" w:cstheme="minorHAnsi"/>
+          <w:bCs/>
+          <w:sz w:val="22"/>
+          <w:szCs w:val="22"/>
+        </w:rPr>
+        <w:t>5</w:t>
+      </w:r>
+    </w:p>
+    <w:p>
+      <w:pPr>
+        <w:tabs>
+          <w:tab w:val="right" w:pos="8640"/>
+        </w:tabs>
+        <w:rPr>
+          <w:rFonts w:asciiTheme="minorHAnsi" w:hAnsiTheme="minorHAnsi" w:cstheme="minorHAnsi"/>
+          <w:bCs/>
+          <w:sz w:val="22"/>
+          <w:szCs w:val="22"/>
+        </w:rPr>
+      </w:pPr>
+      <w:r>
+        <w:rPr>
+          <w:rFonts w:asciiTheme="minorHAnsi" w:hAnsiTheme="minorHAnsi" w:cstheme="minorHAnsi"/>
+          <w:b/>
+          <w:sz w:val="22"/>
+          <w:szCs w:val="22"/>
+        </w:rPr>
+        <w:t>Graduate Mentor</w:t>
+      </w:r>
+    </w:p>
+    <w:p>
+      <w:pPr>
+        <w:pStyle w:val="ListParagraph"/>
+        <w:numPr>
+          <w:ilvl w:val="0"/>
+          <w:numId w:val="14"/>
+        </w:numPr>
+        <w:tabs>
+          <w:tab w:val="right" w:pos="8640"/>
+        </w:tabs>
+        <w:rPr>
+          <w:rFonts w:asciiTheme="minorHAnsi" w:hAnsiTheme="minorHAnsi" w:cstheme="minorHAnsi"/>
+          <w:bCs/>
+          <w:sz w:val="22"/>
+          <w:szCs w:val="22"/>
+        </w:rPr>
+      </w:pPr>
+      <w:r>
+        <w:rPr>
+          <w:rFonts w:asciiTheme="minorHAnsi" w:hAnsiTheme="minorHAnsi" w:cstheme="minorHAnsi"/>
+          <w:bCs/>
+          <w:sz w:val="22"/>
+          <w:szCs w:val="22"/>
+        </w:rPr>
+        <w:t xml:space="preserve">Mentor students for their data science projects at </w:t>
+      </w:r>
+      <w:proofErr w:type="spellStart"/>
+      <w:r>
+        <w:rPr>
+          <w:rFonts w:asciiTheme="minorHAnsi" w:hAnsiTheme="minorHAnsi" w:cstheme="minorHAnsi"/>
+          <w:bCs/>
+          <w:sz w:val="22"/>
+          <w:szCs w:val="22"/>
+        </w:rPr>
+        <w:t>RuralWorks</w:t>
+      </w:r>
+      <w:proofErr w:type="spellEnd"/>
+      <w:r>
+        <w:rPr>
+          <w:rFonts w:asciiTheme="minorHAnsi" w:hAnsiTheme="minorHAnsi" w:cstheme="minorHAnsi"/>
+          <w:bCs/>
+          <w:sz w:val="22"/>
+          <w:szCs w:val="22"/>
+        </w:rPr>
+        <w:t xml:space="preserve"> (NC State) and Summer Research and Innovation Programs (NC School of Science and Mathematics)</w:t>
+      </w:r>
+    </w:p>
+    <w:p>
+      <w:pPr>
+        <w:pStyle w:val="ListParagraph"/>
+        <w:numPr>
+          <w:ilvl w:val="0"/>
+          <w:numId w:val="14"/>
+        </w:numPr>
+        <w:tabs>
+          <w:tab w:val="right" w:pos="8640"/>
+        </w:tabs>
+        <w:rPr>
+          <w:rFonts w:asciiTheme="minorHAnsi" w:hAnsiTheme="minorHAnsi" w:cstheme="minorHAnsi"/>
+          <w:bCs/>
+          <w:sz w:val="22"/>
+          <w:szCs w:val="22"/>
+        </w:rPr>
+      </w:pPr>
+      <w:r>
+        <w:rPr>
+          <w:rFonts w:asciiTheme="minorHAnsi" w:hAnsiTheme="minorHAnsi" w:cstheme="minorHAnsi"/>
+          <w:bCs/>
+          <w:sz w:val="22"/>
+          <w:szCs w:val="22"/>
+        </w:rPr>
+        <w:t xml:space="preserve">Duties: </w:t>
+      </w:r>
+      <w:r>
+        <w:rPr>
+          <w:rFonts w:asciiTheme="minorHAnsi" w:hAnsiTheme="minorHAnsi" w:cstheme="minorHAnsi"/>
+          <w:bCs/>
+          <w:sz w:val="22"/>
+          <w:szCs w:val="22"/>
+        </w:rPr>
+        <w:t>One-on-one meetings, office hours</w:t>
       </w:r>
     </w:p>
     <w:p>
@@ -3730,7 +4462,16 @@
           <w:sz w:val="22"/>
           <w:szCs w:val="22"/>
         </w:rPr>
-        <w:t>to present</w:t>
+        <w:t xml:space="preserve">to </w:t>
+      </w:r>
+      <w:r>
+        <w:rPr>
+          <w:rFonts w:asciiTheme="minorHAnsi" w:hAnsiTheme="minorHAnsi" w:cstheme="minorHAnsi"/>
+          <w:bCs/>
+          <w:sz w:val="22"/>
+          <w:szCs w:val="22"/>
+        </w:rPr>
+        <w:t>Aug 2026</w:t>
       </w:r>
     </w:p>
     <w:p>
@@ -4041,7 +4782,16 @@
           <w:sz w:val="22"/>
           <w:szCs w:val="22"/>
         </w:rPr>
-        <w:t>Proposed a spectral, fully Bayesian model to adjust for spatial confounding and ensure causal interpretation of effects</w:t>
+        <w:t xml:space="preserve">Proposed a spectral, fully Bayesian model to adjust for spatial confounding and ensure causal </w:t>
+      </w:r>
+      <w:r>
+        <w:rPr>
+          <w:rFonts w:asciiTheme="minorHAnsi" w:hAnsiTheme="minorHAnsi" w:cstheme="minorHAnsi"/>
+          <w:sz w:val="22"/>
+          <w:szCs w:val="22"/>
+        </w:rPr>
+        <w:lastRenderedPageBreak/>
+        <w:t>interpretation of effects</w:t>
       </w:r>
     </w:p>
     <w:p>
@@ -4214,6 +4964,19 @@
         </w:tabs>
         <w:rPr>
           <w:rFonts w:asciiTheme="minorHAnsi" w:hAnsiTheme="minorHAnsi" w:cstheme="minorHAnsi"/>
+          <w:b/>
+          <w:sz w:val="22"/>
+          <w:szCs w:val="22"/>
+        </w:rPr>
+      </w:pPr>
+    </w:p>
+    <w:p>
+      <w:pPr>
+        <w:tabs>
+          <w:tab w:val="right" w:pos="8640"/>
+        </w:tabs>
+        <w:rPr>
+          <w:rFonts w:asciiTheme="minorHAnsi" w:hAnsiTheme="minorHAnsi" w:cstheme="minorHAnsi"/>
           <w:bCs/>
           <w:sz w:val="22"/>
           <w:szCs w:val="22"/>
@@ -4441,17 +5204,7 @@
           <w:sz w:val="22"/>
           <w:szCs w:val="22"/>
         </w:rPr>
-        <w:t xml:space="preserve"> and Brian </w:t>
-      </w:r>
-      <w:r>
-        <w:rPr>
-          <w:rFonts w:asciiTheme="minorHAnsi" w:hAnsiTheme="minorHAnsi" w:cstheme="minorHAnsi"/>
-          <w:bCs/>
-          <w:sz w:val="22"/>
-          <w:szCs w:val="22"/>
-        </w:rPr>
-        <w:lastRenderedPageBreak/>
-        <w:t xml:space="preserve">Reich </w:t>
+        <w:t xml:space="preserve"> and Brian Reich </w:t>
       </w:r>
       <w:r>
         <w:rPr>
@@ -4567,16 +5320,16 @@
           <w:sz w:val="22"/>
           <w:szCs w:val="22"/>
         </w:rPr>
-        <w:t>Wake Forest Baptist Health</w:t>
-      </w:r>
-      <w:r>
-        <w:rPr>
-          <w:rFonts w:asciiTheme="minorHAnsi" w:hAnsiTheme="minorHAnsi" w:cstheme="minorHAnsi"/>
-          <w:bCs/>
-          <w:sz w:val="22"/>
-          <w:szCs w:val="22"/>
-        </w:rPr>
-        <w:t>, Winston-Salem, NC</w:t>
+        <w:t xml:space="preserve">North Carolina State University, </w:t>
+      </w:r>
+      <w:r>
+        <w:rPr>
+          <w:rFonts w:asciiTheme="minorHAnsi" w:hAnsiTheme="minorHAnsi" w:cstheme="minorHAnsi"/>
+          <w:bCs/>
+          <w:sz w:val="22"/>
+          <w:szCs w:val="22"/>
+        </w:rPr>
+        <w:t>Raleigh, NC</w:t>
       </w:r>
       <w:r>
         <w:rPr>
@@ -4586,14 +5339,7 @@
           <w:szCs w:val="22"/>
         </w:rPr>
         <w:tab/>
-      </w:r>
-      <w:r>
-        <w:rPr>
-          <w:rFonts w:asciiTheme="minorHAnsi" w:hAnsiTheme="minorHAnsi" w:cstheme="minorHAnsi"/>
-          <w:sz w:val="22"/>
-          <w:szCs w:val="22"/>
-        </w:rPr>
-        <w:t>2021 to 2022</w:t>
+        <w:t>May to Aug 2022</w:t>
       </w:r>
     </w:p>
     <w:p>
@@ -4615,217 +5361,7 @@
           <w:sz w:val="22"/>
           <w:szCs w:val="22"/>
         </w:rPr>
-        <w:t>Volunteer Research Statistician / Intern</w:t>
-      </w:r>
-    </w:p>
-    <w:p>
-      <w:pPr>
-        <w:numPr>
-          <w:ilvl w:val="0"/>
-          <w:numId w:val="4"/>
-        </w:numPr>
-        <w:rPr>
-          <w:rFonts w:asciiTheme="minorHAnsi" w:hAnsiTheme="minorHAnsi" w:cstheme="minorHAnsi"/>
-          <w:sz w:val="22"/>
-          <w:szCs w:val="22"/>
-        </w:rPr>
-      </w:pPr>
-      <w:r>
-        <w:rPr>
-          <w:rFonts w:asciiTheme="minorHAnsi" w:hAnsiTheme="minorHAnsi" w:cstheme="minorHAnsi"/>
-          <w:sz w:val="22"/>
-          <w:szCs w:val="22"/>
-        </w:rPr>
-        <w:t>Conducted Kaplan Meier Survival Analysis and Cox Proportional Hazard Model on retrospective data of patients with glioblastoma</w:t>
-      </w:r>
-    </w:p>
-    <w:p>
-      <w:pPr>
-        <w:numPr>
-          <w:ilvl w:val="0"/>
-          <w:numId w:val="4"/>
-        </w:numPr>
-        <w:rPr>
-          <w:rFonts w:asciiTheme="minorHAnsi" w:hAnsiTheme="minorHAnsi" w:cstheme="minorHAnsi"/>
-          <w:sz w:val="22"/>
-          <w:szCs w:val="22"/>
-        </w:rPr>
-      </w:pPr>
-      <w:r>
-        <w:rPr>
-          <w:rFonts w:asciiTheme="minorHAnsi" w:hAnsiTheme="minorHAnsi" w:cstheme="minorHAnsi"/>
-          <w:sz w:val="22"/>
-          <w:szCs w:val="22"/>
-        </w:rPr>
-        <w:t>Created tables and plots and help with writing and editing for publication</w:t>
-      </w:r>
-    </w:p>
-    <w:p>
-      <w:pPr>
-        <w:numPr>
-          <w:ilvl w:val="0"/>
-          <w:numId w:val="4"/>
-        </w:numPr>
-        <w:rPr>
-          <w:rFonts w:asciiTheme="minorHAnsi" w:hAnsiTheme="minorHAnsi" w:cstheme="minorHAnsi"/>
-          <w:sz w:val="22"/>
-          <w:szCs w:val="22"/>
-        </w:rPr>
-      </w:pPr>
-      <w:r>
-        <w:rPr>
-          <w:rFonts w:asciiTheme="minorHAnsi" w:hAnsiTheme="minorHAnsi" w:cstheme="minorHAnsi"/>
-          <w:sz w:val="22"/>
-          <w:szCs w:val="22"/>
-        </w:rPr>
-        <w:t>Helped collect MRI images and clinical data for studies that utilize machine learning for classification</w:t>
-      </w:r>
-    </w:p>
-    <w:p>
-      <w:pPr>
-        <w:ind w:left="720"/>
-        <w:rPr>
-          <w:rFonts w:asciiTheme="minorHAnsi" w:hAnsiTheme="minorHAnsi" w:cstheme="minorHAnsi"/>
-          <w:sz w:val="22"/>
-          <w:szCs w:val="22"/>
-        </w:rPr>
-      </w:pPr>
-    </w:p>
-    <w:p>
-      <w:pPr>
-        <w:pStyle w:val="Heading1"/>
-        <w:rPr>
-          <w:rFonts w:asciiTheme="minorHAnsi" w:hAnsiTheme="minorHAnsi" w:cstheme="minorHAnsi"/>
-          <w:sz w:val="22"/>
-          <w:szCs w:val="22"/>
-        </w:rPr>
-      </w:pPr>
-      <w:r>
-        <w:rPr>
-          <w:rFonts w:asciiTheme="minorHAnsi" w:hAnsiTheme="minorHAnsi" w:cstheme="minorHAnsi"/>
-          <w:sz w:val="22"/>
-          <w:szCs w:val="22"/>
-        </w:rPr>
-        <w:t xml:space="preserve">Teaching </w:t>
-      </w:r>
-      <w:r>
-        <w:rPr>
-          <w:rFonts w:asciiTheme="minorHAnsi" w:hAnsiTheme="minorHAnsi" w:cstheme="minorHAnsi"/>
-          <w:sz w:val="22"/>
-          <w:szCs w:val="22"/>
-        </w:rPr>
-        <w:t>And Advising</w:t>
-      </w:r>
-    </w:p>
-    <w:p>
-      <w:pPr>
-        <w:tabs>
-          <w:tab w:val="right" w:pos="8640"/>
-        </w:tabs>
-        <w:rPr>
-          <w:rFonts w:asciiTheme="minorHAnsi" w:hAnsiTheme="minorHAnsi" w:cstheme="minorHAnsi"/>
-          <w:b/>
-          <w:sz w:val="22"/>
-          <w:szCs w:val="22"/>
-        </w:rPr>
-      </w:pPr>
-    </w:p>
-    <w:p>
-      <w:pPr>
-        <w:tabs>
-          <w:tab w:val="right" w:pos="8640"/>
-        </w:tabs>
-        <w:rPr>
-          <w:rFonts w:asciiTheme="minorHAnsi" w:hAnsiTheme="minorHAnsi" w:cstheme="minorHAnsi"/>
-          <w:bCs/>
-          <w:sz w:val="22"/>
-          <w:szCs w:val="22"/>
-        </w:rPr>
-      </w:pPr>
-      <w:r>
-        <w:rPr>
-          <w:rFonts w:asciiTheme="minorHAnsi" w:hAnsiTheme="minorHAnsi" w:cstheme="minorHAnsi"/>
-          <w:b/>
-          <w:sz w:val="22"/>
-          <w:szCs w:val="22"/>
-        </w:rPr>
-        <w:t xml:space="preserve">North Carolina State University, </w:t>
-      </w:r>
-      <w:r>
-        <w:rPr>
-          <w:rFonts w:asciiTheme="minorHAnsi" w:hAnsiTheme="minorHAnsi" w:cstheme="minorHAnsi"/>
-          <w:bCs/>
-          <w:sz w:val="22"/>
-          <w:szCs w:val="22"/>
-        </w:rPr>
-        <w:t>Raleigh, NC</w:t>
-      </w:r>
-      <w:r>
-        <w:rPr>
-          <w:rFonts w:asciiTheme="minorHAnsi" w:hAnsiTheme="minorHAnsi" w:cstheme="minorHAnsi"/>
-          <w:bCs/>
-          <w:sz w:val="22"/>
-          <w:szCs w:val="22"/>
-        </w:rPr>
-        <w:tab/>
-      </w:r>
-      <w:r>
-        <w:rPr>
-          <w:rFonts w:asciiTheme="minorHAnsi" w:hAnsiTheme="minorHAnsi" w:cstheme="minorHAnsi"/>
-          <w:bCs/>
-          <w:sz w:val="22"/>
-          <w:szCs w:val="22"/>
-        </w:rPr>
-        <w:t>Jan</w:t>
-      </w:r>
-      <w:r>
-        <w:rPr>
-          <w:rFonts w:asciiTheme="minorHAnsi" w:hAnsiTheme="minorHAnsi" w:cstheme="minorHAnsi"/>
-          <w:bCs/>
-          <w:sz w:val="22"/>
-          <w:szCs w:val="22"/>
-        </w:rPr>
-        <w:t xml:space="preserve"> 202</w:t>
-      </w:r>
-      <w:r>
-        <w:rPr>
-          <w:rFonts w:asciiTheme="minorHAnsi" w:hAnsiTheme="minorHAnsi" w:cstheme="minorHAnsi"/>
-          <w:bCs/>
-          <w:sz w:val="22"/>
-          <w:szCs w:val="22"/>
-        </w:rPr>
-        <w:t>6 to present</w:t>
-      </w:r>
-    </w:p>
-    <w:p>
-      <w:pPr>
-        <w:tabs>
-          <w:tab w:val="right" w:pos="8640"/>
-        </w:tabs>
-        <w:rPr>
-          <w:rFonts w:asciiTheme="minorHAnsi" w:hAnsiTheme="minorHAnsi" w:cstheme="minorHAnsi"/>
-          <w:bCs/>
-          <w:sz w:val="22"/>
-          <w:szCs w:val="22"/>
-        </w:rPr>
-      </w:pPr>
-      <w:r>
-        <w:rPr>
-          <w:rFonts w:asciiTheme="minorHAnsi" w:hAnsiTheme="minorHAnsi" w:cstheme="minorHAnsi"/>
-          <w:b/>
-          <w:sz w:val="22"/>
-          <w:szCs w:val="22"/>
-        </w:rPr>
-        <w:t>Section instructor</w:t>
-      </w:r>
-      <w:r>
-        <w:rPr>
-          <w:rFonts w:asciiTheme="minorHAnsi" w:hAnsiTheme="minorHAnsi" w:cstheme="minorHAnsi"/>
-          <w:b/>
-          <w:sz w:val="22"/>
-          <w:szCs w:val="22"/>
-        </w:rPr>
-        <w:t xml:space="preserve">, </w:t>
+        <w:t xml:space="preserve">Teaching Assistant, </w:t>
       </w:r>
       <w:r>
         <w:rPr>
@@ -4849,104 +5385,19 @@
         </w:tabs>
         <w:rPr>
           <w:rFonts w:asciiTheme="minorHAnsi" w:hAnsiTheme="minorHAnsi" w:cstheme="minorHAnsi"/>
-          <w:b/>
-          <w:sz w:val="22"/>
-          <w:szCs w:val="22"/>
-        </w:rPr>
-      </w:pPr>
-      <w:r>
-        <w:rPr>
-          <w:rFonts w:asciiTheme="minorHAnsi" w:hAnsiTheme="minorHAnsi" w:cstheme="minorHAnsi"/>
-          <w:bCs/>
-          <w:sz w:val="22"/>
-          <w:szCs w:val="22"/>
-        </w:rPr>
-        <w:t>Lead in-class activities for introduction to statistics classes</w:t>
-      </w:r>
-    </w:p>
-    <w:p>
-      <w:pPr>
-        <w:tabs>
-          <w:tab w:val="right" w:pos="8640"/>
-        </w:tabs>
-        <w:rPr>
-          <w:rFonts w:asciiTheme="minorHAnsi" w:hAnsiTheme="minorHAnsi" w:cstheme="minorHAnsi"/>
-          <w:b/>
-          <w:sz w:val="22"/>
-          <w:szCs w:val="22"/>
-        </w:rPr>
-      </w:pPr>
-    </w:p>
-    <w:p>
-      <w:pPr>
-        <w:tabs>
-          <w:tab w:val="right" w:pos="8640"/>
-        </w:tabs>
-        <w:rPr>
-          <w:rFonts w:asciiTheme="minorHAnsi" w:hAnsiTheme="minorHAnsi" w:cstheme="minorHAnsi"/>
-          <w:bCs/>
-          <w:sz w:val="22"/>
-          <w:szCs w:val="22"/>
-        </w:rPr>
-      </w:pPr>
-      <w:r>
-        <w:rPr>
-          <w:rFonts w:asciiTheme="minorHAnsi" w:hAnsiTheme="minorHAnsi" w:cstheme="minorHAnsi"/>
-          <w:b/>
-          <w:sz w:val="22"/>
-          <w:szCs w:val="22"/>
-        </w:rPr>
-        <w:t xml:space="preserve">North Carolina State University, </w:t>
-      </w:r>
-      <w:r>
-        <w:rPr>
-          <w:rFonts w:asciiTheme="minorHAnsi" w:hAnsiTheme="minorHAnsi" w:cstheme="minorHAnsi"/>
-          <w:bCs/>
-          <w:sz w:val="22"/>
-          <w:szCs w:val="22"/>
-        </w:rPr>
-        <w:t>Raleigh, NC</w:t>
-      </w:r>
-      <w:r>
-        <w:rPr>
-          <w:rFonts w:asciiTheme="minorHAnsi" w:hAnsiTheme="minorHAnsi" w:cstheme="minorHAnsi"/>
-          <w:bCs/>
-          <w:sz w:val="22"/>
-          <w:szCs w:val="22"/>
-        </w:rPr>
-        <w:tab/>
-        <w:t>May to Aug 202</w:t>
-      </w:r>
-      <w:r>
-        <w:rPr>
-          <w:rFonts w:asciiTheme="minorHAnsi" w:hAnsiTheme="minorHAnsi" w:cstheme="minorHAnsi"/>
-          <w:bCs/>
-          <w:sz w:val="22"/>
-          <w:szCs w:val="22"/>
-        </w:rPr>
-        <w:t>5</w:t>
-      </w:r>
-    </w:p>
-    <w:p>
-      <w:pPr>
-        <w:tabs>
-          <w:tab w:val="right" w:pos="8640"/>
-        </w:tabs>
-        <w:rPr>
-          <w:rFonts w:asciiTheme="minorHAnsi" w:hAnsiTheme="minorHAnsi" w:cstheme="minorHAnsi"/>
-          <w:bCs/>
-          <w:sz w:val="22"/>
-          <w:szCs w:val="22"/>
-        </w:rPr>
-      </w:pPr>
-      <w:r>
-        <w:rPr>
-          <w:rFonts w:asciiTheme="minorHAnsi" w:hAnsiTheme="minorHAnsi" w:cstheme="minorHAnsi"/>
-          <w:b/>
-          <w:sz w:val="22"/>
-          <w:szCs w:val="22"/>
-        </w:rPr>
-        <w:t>Graduate Mentor</w:t>
+          <w:bCs/>
+          <w:sz w:val="22"/>
+          <w:szCs w:val="22"/>
+        </w:rPr>
+      </w:pPr>
+      <w:r>
+        <w:rPr>
+          <w:rFonts w:asciiTheme="minorHAnsi" w:hAnsiTheme="minorHAnsi" w:cstheme="minorHAnsi"/>
+          <w:bCs/>
+          <w:sz w:val="22"/>
+          <w:szCs w:val="22"/>
+        </w:rPr>
+        <w:t>Assist with two graduate courses: Fundamentals of Statistical Inference I and Fundamentals of Linear Models and Regression</w:t>
       </w:r>
     </w:p>
     <w:p>
@@ -4973,182 +5424,153 @@
           <w:sz w:val="22"/>
           <w:szCs w:val="22"/>
         </w:rPr>
-        <w:t>Mentor students for their data science projects at RuralWorks (NC State) and Summer Research and Innovation Programs (NC School of Science and Mathematics)</w:t>
-      </w:r>
-    </w:p>
-    <w:p>
-      <w:pPr>
-        <w:pStyle w:val="ListParagraph"/>
+        <w:t>Duties: Grade homework and hold weekly office hours</w:t>
+      </w:r>
+    </w:p>
+    <w:p>
+      <w:pPr>
+        <w:tabs>
+          <w:tab w:val="right" w:pos="8640"/>
+        </w:tabs>
+        <w:rPr>
+          <w:rFonts w:asciiTheme="minorHAnsi" w:hAnsiTheme="minorHAnsi" w:cstheme="minorHAnsi"/>
+          <w:b/>
+          <w:sz w:val="22"/>
+          <w:szCs w:val="22"/>
+        </w:rPr>
+      </w:pPr>
+    </w:p>
+    <w:p>
+      <w:pPr>
+        <w:tabs>
+          <w:tab w:val="right" w:pos="8640"/>
+        </w:tabs>
+        <w:rPr>
+          <w:rFonts w:asciiTheme="minorHAnsi" w:hAnsiTheme="minorHAnsi" w:cstheme="minorHAnsi"/>
+          <w:bCs/>
+          <w:sz w:val="22"/>
+          <w:szCs w:val="22"/>
+        </w:rPr>
+      </w:pPr>
+      <w:r>
+        <w:rPr>
+          <w:rFonts w:asciiTheme="minorHAnsi" w:hAnsiTheme="minorHAnsi" w:cstheme="minorHAnsi"/>
+          <w:b/>
+          <w:sz w:val="22"/>
+          <w:szCs w:val="22"/>
+        </w:rPr>
+        <w:t>Wake Forest Baptist Health</w:t>
+      </w:r>
+      <w:r>
+        <w:rPr>
+          <w:rFonts w:asciiTheme="minorHAnsi" w:hAnsiTheme="minorHAnsi" w:cstheme="minorHAnsi"/>
+          <w:bCs/>
+          <w:sz w:val="22"/>
+          <w:szCs w:val="22"/>
+        </w:rPr>
+        <w:t>, Winston-Salem, NC</w:t>
+      </w:r>
+      <w:r>
+        <w:rPr>
+          <w:rFonts w:asciiTheme="minorHAnsi" w:hAnsiTheme="minorHAnsi" w:cstheme="minorHAnsi"/>
+          <w:bCs/>
+          <w:sz w:val="22"/>
+          <w:szCs w:val="22"/>
+        </w:rPr>
+        <w:tab/>
+      </w:r>
+      <w:r>
+        <w:rPr>
+          <w:rFonts w:asciiTheme="minorHAnsi" w:hAnsiTheme="minorHAnsi" w:cstheme="minorHAnsi"/>
+          <w:sz w:val="22"/>
+          <w:szCs w:val="22"/>
+        </w:rPr>
+        <w:t>2021 to 2022</w:t>
+      </w:r>
+    </w:p>
+    <w:p>
+      <w:pPr>
+        <w:tabs>
+          <w:tab w:val="right" w:pos="8640"/>
+        </w:tabs>
+        <w:rPr>
+          <w:rFonts w:asciiTheme="minorHAnsi" w:hAnsiTheme="minorHAnsi" w:cstheme="minorHAnsi"/>
+          <w:bCs/>
+          <w:sz w:val="22"/>
+          <w:szCs w:val="22"/>
+        </w:rPr>
+      </w:pPr>
+      <w:r>
+        <w:rPr>
+          <w:rFonts w:asciiTheme="minorHAnsi" w:hAnsiTheme="minorHAnsi" w:cstheme="minorHAnsi"/>
+          <w:b/>
+          <w:sz w:val="22"/>
+          <w:szCs w:val="22"/>
+        </w:rPr>
+        <w:t>Volunteer Research Statistician / Intern</w:t>
+      </w:r>
+    </w:p>
+    <w:p>
+      <w:pPr>
         <w:numPr>
           <w:ilvl w:val="0"/>
-          <w:numId w:val="14"/>
+          <w:numId w:val="4"/>
         </w:numPr>
-        <w:tabs>
-          <w:tab w:val="right" w:pos="8640"/>
-        </w:tabs>
-        <w:rPr>
-          <w:rFonts w:asciiTheme="minorHAnsi" w:hAnsiTheme="minorHAnsi" w:cstheme="minorHAnsi"/>
-          <w:bCs/>
-          <w:sz w:val="22"/>
-          <w:szCs w:val="22"/>
-        </w:rPr>
-      </w:pPr>
-      <w:r>
-        <w:rPr>
-          <w:rFonts w:asciiTheme="minorHAnsi" w:hAnsiTheme="minorHAnsi" w:cstheme="minorHAnsi"/>
-          <w:bCs/>
-          <w:sz w:val="22"/>
-          <w:szCs w:val="22"/>
-        </w:rPr>
-        <w:t xml:space="preserve">Duties: </w:t>
-      </w:r>
-      <w:r>
-        <w:rPr>
-          <w:rFonts w:asciiTheme="minorHAnsi" w:hAnsiTheme="minorHAnsi" w:cstheme="minorHAnsi"/>
-          <w:bCs/>
-          <w:sz w:val="22"/>
-          <w:szCs w:val="22"/>
-        </w:rPr>
-        <w:t>One-on-one meetings, office hours</w:t>
-      </w:r>
-    </w:p>
-    <w:p>
-      <w:pPr>
-        <w:tabs>
-          <w:tab w:val="right" w:pos="8640"/>
-        </w:tabs>
-        <w:rPr>
-          <w:rFonts w:asciiTheme="minorHAnsi" w:hAnsiTheme="minorHAnsi" w:cstheme="minorHAnsi"/>
-          <w:b/>
-          <w:sz w:val="22"/>
-          <w:szCs w:val="22"/>
-        </w:rPr>
-      </w:pPr>
-    </w:p>
-    <w:p>
-      <w:pPr>
-        <w:tabs>
-          <w:tab w:val="right" w:pos="8640"/>
-        </w:tabs>
-        <w:rPr>
-          <w:rFonts w:asciiTheme="minorHAnsi" w:hAnsiTheme="minorHAnsi" w:cstheme="minorHAnsi"/>
-          <w:bCs/>
-          <w:sz w:val="22"/>
-          <w:szCs w:val="22"/>
-        </w:rPr>
-      </w:pPr>
-      <w:r>
-        <w:rPr>
-          <w:rFonts w:asciiTheme="minorHAnsi" w:hAnsiTheme="minorHAnsi" w:cstheme="minorHAnsi"/>
-          <w:b/>
-          <w:sz w:val="22"/>
-          <w:szCs w:val="22"/>
-        </w:rPr>
-        <w:t xml:space="preserve">North Carolina State University, </w:t>
-      </w:r>
-      <w:r>
-        <w:rPr>
-          <w:rFonts w:asciiTheme="minorHAnsi" w:hAnsiTheme="minorHAnsi" w:cstheme="minorHAnsi"/>
-          <w:bCs/>
-          <w:sz w:val="22"/>
-          <w:szCs w:val="22"/>
-        </w:rPr>
-        <w:t>Raleigh, NC</w:t>
-      </w:r>
-      <w:r>
-        <w:rPr>
-          <w:rFonts w:asciiTheme="minorHAnsi" w:hAnsiTheme="minorHAnsi" w:cstheme="minorHAnsi"/>
-          <w:bCs/>
-          <w:sz w:val="22"/>
-          <w:szCs w:val="22"/>
-        </w:rPr>
-        <w:tab/>
-        <w:t>May to Aug 2022</w:t>
-      </w:r>
-    </w:p>
-    <w:p>
-      <w:pPr>
-        <w:tabs>
-          <w:tab w:val="right" w:pos="8640"/>
-        </w:tabs>
-        <w:rPr>
-          <w:rFonts w:asciiTheme="minorHAnsi" w:hAnsiTheme="minorHAnsi" w:cstheme="minorHAnsi"/>
-          <w:bCs/>
-          <w:sz w:val="22"/>
-          <w:szCs w:val="22"/>
-        </w:rPr>
-      </w:pPr>
-      <w:r>
-        <w:rPr>
-          <w:rFonts w:asciiTheme="minorHAnsi" w:hAnsiTheme="minorHAnsi" w:cstheme="minorHAnsi"/>
-          <w:b/>
-          <w:sz w:val="22"/>
-          <w:szCs w:val="22"/>
-        </w:rPr>
-        <w:t xml:space="preserve">Teaching Assistant, </w:t>
-      </w:r>
-      <w:r>
-        <w:rPr>
-          <w:rFonts w:asciiTheme="minorHAnsi" w:hAnsiTheme="minorHAnsi" w:cstheme="minorHAnsi"/>
-          <w:bCs/>
-          <w:sz w:val="22"/>
-          <w:szCs w:val="22"/>
-        </w:rPr>
-        <w:t>Department of Statistics</w:t>
-      </w:r>
-    </w:p>
-    <w:p>
-      <w:pPr>
-        <w:pStyle w:val="ListParagraph"/>
+        <w:rPr>
+          <w:rFonts w:asciiTheme="minorHAnsi" w:hAnsiTheme="minorHAnsi" w:cstheme="minorHAnsi"/>
+          <w:sz w:val="22"/>
+          <w:szCs w:val="22"/>
+        </w:rPr>
+      </w:pPr>
+      <w:r>
+        <w:rPr>
+          <w:rFonts w:asciiTheme="minorHAnsi" w:hAnsiTheme="minorHAnsi" w:cstheme="minorHAnsi"/>
+          <w:sz w:val="22"/>
+          <w:szCs w:val="22"/>
+        </w:rPr>
+        <w:t>Conducted Kaplan Meier Survival Analysis and Cox Proportional Hazard Model on retrospective data of patients with glioblastoma</w:t>
+      </w:r>
+    </w:p>
+    <w:p>
+      <w:pPr>
         <w:numPr>
           <w:ilvl w:val="0"/>
-          <w:numId w:val="14"/>
+          <w:numId w:val="4"/>
         </w:numPr>
-        <w:tabs>
-          <w:tab w:val="right" w:pos="8640"/>
-        </w:tabs>
-        <w:rPr>
-          <w:rFonts w:asciiTheme="minorHAnsi" w:hAnsiTheme="minorHAnsi" w:cstheme="minorHAnsi"/>
-          <w:bCs/>
-          <w:sz w:val="22"/>
-          <w:szCs w:val="22"/>
-        </w:rPr>
-      </w:pPr>
-      <w:r>
-        <w:rPr>
-          <w:rFonts w:asciiTheme="minorHAnsi" w:hAnsiTheme="minorHAnsi" w:cstheme="minorHAnsi"/>
-          <w:bCs/>
-          <w:sz w:val="22"/>
-          <w:szCs w:val="22"/>
-        </w:rPr>
-        <w:t>Assist with two graduate courses: Fundamentals of Statistical Inference I and Fundamentals of Linear Models and Regression</w:t>
-      </w:r>
-    </w:p>
-    <w:p>
-      <w:pPr>
-        <w:pStyle w:val="ListParagraph"/>
+        <w:rPr>
+          <w:rFonts w:asciiTheme="minorHAnsi" w:hAnsiTheme="minorHAnsi" w:cstheme="minorHAnsi"/>
+          <w:sz w:val="22"/>
+          <w:szCs w:val="22"/>
+        </w:rPr>
+      </w:pPr>
+      <w:r>
+        <w:rPr>
+          <w:rFonts w:asciiTheme="minorHAnsi" w:hAnsiTheme="minorHAnsi" w:cstheme="minorHAnsi"/>
+          <w:sz w:val="22"/>
+          <w:szCs w:val="22"/>
+        </w:rPr>
+        <w:t>Created tables and plots and help with writing and editing for publication</w:t>
+      </w:r>
+    </w:p>
+    <w:p>
+      <w:pPr>
         <w:numPr>
           <w:ilvl w:val="0"/>
-          <w:numId w:val="14"/>
+          <w:numId w:val="4"/>
         </w:numPr>
-        <w:tabs>
-          <w:tab w:val="right" w:pos="8640"/>
-        </w:tabs>
-        <w:rPr>
-          <w:rFonts w:asciiTheme="minorHAnsi" w:hAnsiTheme="minorHAnsi" w:cstheme="minorHAnsi"/>
-          <w:bCs/>
-          <w:sz w:val="22"/>
-          <w:szCs w:val="22"/>
-        </w:rPr>
-      </w:pPr>
-      <w:r>
-        <w:rPr>
-          <w:rFonts w:asciiTheme="minorHAnsi" w:hAnsiTheme="minorHAnsi" w:cstheme="minorHAnsi"/>
-          <w:bCs/>
-          <w:sz w:val="22"/>
-          <w:szCs w:val="22"/>
-        </w:rPr>
-        <w:t>Duties: Grade homework and hold weekly office hours</w:t>
+        <w:rPr>
+          <w:rFonts w:asciiTheme="minorHAnsi" w:hAnsiTheme="minorHAnsi" w:cstheme="minorHAnsi"/>
+          <w:sz w:val="22"/>
+          <w:szCs w:val="22"/>
+        </w:rPr>
+      </w:pPr>
+      <w:r>
+        <w:rPr>
+          <w:rFonts w:asciiTheme="minorHAnsi" w:hAnsiTheme="minorHAnsi" w:cstheme="minorHAnsi"/>
+          <w:sz w:val="22"/>
+          <w:szCs w:val="22"/>
+        </w:rPr>
+        <w:t>Helped collect MRI images and clinical data for studies that utilize machine learning for classification</w:t>
       </w:r>
     </w:p>
     <w:p>
@@ -5474,6 +5896,7 @@
         <w:rPr>
           <w:rFonts w:ascii="Times New Roman" w:hAnsi="Times New Roman"/>
         </w:rPr>
+        <w:lastRenderedPageBreak/>
         <w:t>Provided feedback for papers through online tutoring (10 hours per week)</w:t>
       </w:r>
     </w:p>
@@ -5556,7 +5979,6 @@
           <w:rFonts w:asciiTheme="minorHAnsi" w:hAnsiTheme="minorHAnsi" w:cstheme="minorHAnsi"/>
           <w:b/>
         </w:rPr>
-        <w:lastRenderedPageBreak/>
         <w:t>University of Iowa</w:t>
       </w:r>
       <w:r>
@@ -5778,7 +6200,25 @@
           <w:sz w:val="24"/>
           <w:szCs w:val="24"/>
         </w:rPr>
-        <w:t>, and reviewing tables</w:t>
+        <w:t xml:space="preserve">, and </w:t>
+      </w:r>
+      <w:proofErr w:type="gramStart"/>
+      <w:r>
+        <w:rPr>
+          <w:rFonts w:ascii="Times New Roman" w:hAnsi="Times New Roman"/>
+          <w:sz w:val="24"/>
+          <w:szCs w:val="24"/>
+        </w:rPr>
+        <w:t>reviewing</w:t>
+      </w:r>
+      <w:proofErr w:type="gramEnd"/>
+      <w:r>
+        <w:rPr>
+          <w:rFonts w:ascii="Times New Roman" w:hAnsi="Times New Roman"/>
+          <w:sz w:val="24"/>
+          <w:szCs w:val="24"/>
+        </w:rPr>
+        <w:t xml:space="preserve"> tables</w:t>
       </w:r>
     </w:p>
     <w:p>
@@ -5917,7 +6357,25 @@
           <w:sz w:val="24"/>
           <w:szCs w:val="24"/>
         </w:rPr>
-        <w:t>, and reviewing tables</w:t>
+        <w:t xml:space="preserve">, and </w:t>
+      </w:r>
+      <w:proofErr w:type="gramStart"/>
+      <w:r>
+        <w:rPr>
+          <w:rFonts w:ascii="Times New Roman" w:hAnsi="Times New Roman"/>
+          <w:sz w:val="24"/>
+          <w:szCs w:val="24"/>
+        </w:rPr>
+        <w:t>reviewing</w:t>
+      </w:r>
+      <w:proofErr w:type="gramEnd"/>
+      <w:r>
+        <w:rPr>
+          <w:rFonts w:ascii="Times New Roman" w:hAnsi="Times New Roman"/>
+          <w:sz w:val="24"/>
+          <w:szCs w:val="24"/>
+        </w:rPr>
+        <w:t xml:space="preserve"> tables</w:t>
       </w:r>
     </w:p>
     <w:p>
@@ -6351,7 +6809,25 @@
           <w:sz w:val="22"/>
           <w:szCs w:val="22"/>
         </w:rPr>
-        <w:t xml:space="preserve"> High performance computing, Git version control</w:t>
+        <w:t xml:space="preserve"> </w:t>
+      </w:r>
+      <w:proofErr w:type="gramStart"/>
+      <w:r>
+        <w:rPr>
+          <w:bCs/>
+          <w:sz w:val="22"/>
+          <w:szCs w:val="22"/>
+        </w:rPr>
+        <w:t>High performance</w:t>
+      </w:r>
+      <w:proofErr w:type="gramEnd"/>
+      <w:r>
+        <w:rPr>
+          <w:bCs/>
+          <w:sz w:val="22"/>
+          <w:szCs w:val="22"/>
+        </w:rPr>
+        <w:t xml:space="preserve"> computing, Git version control</w:t>
       </w:r>
       <w:r>
         <w:rPr>
@@ -6516,7 +6992,7 @@
 </file>
 
 <file path=word/endnotes.xml><?xml version="1.0" encoding="utf-8"?>
-<w:endnotes xmlns:wpc="http://schemas.microsoft.com/office/word/2010/wordprocessingCanvas" xmlns:cx="http://schemas.microsoft.com/office/drawing/2014/chartex" xmlns:cx1="http://schemas.microsoft.com/office/drawing/2015/9/8/chartex" xmlns:cx2="http://schemas.microsoft.com/office/drawing/2015/10/21/chartex" xmlns:cx3="http://schemas.microsoft.com/office/drawing/2016/5/9/chartex" xmlns:cx4="http://schemas.microsoft.com/office/drawing/2016/5/10/chartex" xmlns:cx5="http://schemas.microsoft.com/office/drawing/2016/5/11/chartex" xmlns:cx6="http://schemas.microsoft.com/office/drawing/2016/5/12/chartex" xmlns:cx7="http://schemas.microsoft.com/office/drawing/2016/5/13/chartex" xmlns:cx8="http://schemas.microsoft.com/office/drawing/2016/5/14/chartex" xmlns:mc="http://schemas.openxmlformats.org/markup-compatibility/2006" xmlns:aink="http://schemas.microsoft.com/office/drawing/2016/ink" xmlns:am3d="http://schemas.microsoft.com/office/drawing/2017/model3d" xmlns:o="urn:schemas-microsoft-com:office:office" xmlns:oel="http://schemas.microsoft.com/office/2019/extlst" xmlns:r="http://schemas.openxmlformats.org/officeDocument/2006/relationships" xmlns:m="http://schemas.openxmlformats.org/officeDocument/2006/math" xmlns:v="urn:schemas-microsoft-com:vml" xmlns:wp14="http://schemas.microsoft.com/office/word/2010/wordprocessingDrawing" xmlns:wp="http://schemas.openxmlformats.org/drawingml/2006/wordprocessingDrawing" xmlns:w10="urn:schemas-microsoft-com:office:word" xmlns:w="http://schemas.openxmlformats.org/wordprocessingml/2006/main" xmlns:w14="http://schemas.microsoft.com/office/word/2010/wordml" xmlns:w15="http://schemas.microsoft.com/office/word/2012/wordml" xmlns:w16cex="http://schemas.microsoft.com/office/word/2018/wordml/cex" xmlns:w16cid="http://schemas.microsoft.com/office/word/2016/wordml/cid" xmlns:w16="http://schemas.microsoft.com/office/word/2018/wordml" xmlns:w16du="http://schemas.microsoft.com/office/word/2023/wordml/word16du" xmlns:w16sdtdh="http://schemas.microsoft.com/office/word/2020/wordml/sdtdatahash" xmlns:w16sdtfl="http://schemas.microsoft.com/office/word/2024/wordml/sdtformatlock" xmlns:w16se="http://schemas.microsoft.com/office/word/2015/wordml/symex" xmlns:wpg="http://schemas.microsoft.com/office/word/2010/wordprocessingGroup" xmlns:wpi="http://schemas.microsoft.com/office/word/2010/wordprocessingInk" xmlns:wne="http://schemas.microsoft.com/office/word/2006/wordml" xmlns:wps="http://schemas.microsoft.com/office/word/2010/wordprocessingShape" mc:Ignorable="w14 w15 w16se w16cid w16 w16cex w16sdtdh w16sdtfl w16du wp14">
+<w:endnotes xmlns:wpc="http://schemas.microsoft.com/office/word/2010/wordprocessingCanvas" xmlns:cx="http://schemas.microsoft.com/office/drawing/2014/chartex" xmlns:cx1="http://schemas.microsoft.com/office/drawing/2015/9/8/chartex" xmlns:cx2="http://schemas.microsoft.com/office/drawing/2015/10/21/chartex" xmlns:cx3="http://schemas.microsoft.com/office/drawing/2016/5/9/chartex" xmlns:cx4="http://schemas.microsoft.com/office/drawing/2016/5/10/chartex" xmlns:cx5="http://schemas.microsoft.com/office/drawing/2016/5/11/chartex" xmlns:cx6="http://schemas.microsoft.com/office/drawing/2016/5/12/chartex" xmlns:cx7="http://schemas.microsoft.com/office/drawing/2016/5/13/chartex" xmlns:cx8="http://schemas.microsoft.com/office/drawing/2016/5/14/chartex" xmlns:mc="http://schemas.openxmlformats.org/markup-compatibility/2006" xmlns:aink="http://schemas.microsoft.com/office/drawing/2016/ink" xmlns:am3d="http://schemas.microsoft.com/office/drawing/2017/model3d" xmlns:o="urn:schemas-microsoft-com:office:office" xmlns:oel="http://schemas.microsoft.com/office/2019/extlst" xmlns:r="http://schemas.openxmlformats.org/officeDocument/2006/relationships" xmlns:m="http://schemas.openxmlformats.org/officeDocument/2006/math" xmlns:v="urn:schemas-microsoft-com:vml" xmlns:wp14="http://schemas.microsoft.com/office/word/2010/wordprocessingDrawing" xmlns:wp="http://schemas.openxmlformats.org/drawingml/2006/wordprocessingDrawing" xmlns:w10="urn:schemas-microsoft-com:office:word" xmlns:w="http://schemas.openxmlformats.org/wordprocessingml/2006/main" xmlns:w14="http://schemas.microsoft.com/office/word/2010/wordml" xmlns:w15="http://schemas.microsoft.com/office/word/2012/wordml" xmlns:w16cei="http://schemas.microsoft.com/office/word/2026/wordml/cei" xmlns:w16cex="http://schemas.microsoft.com/office/word/2018/wordml/cex" xmlns:w16cid="http://schemas.microsoft.com/office/word/2016/wordml/cid" xmlns:w16="http://schemas.microsoft.com/office/word/2018/wordml" xmlns:w16du="http://schemas.microsoft.com/office/word/2023/wordml/word16du" xmlns:w16sdtdh="http://schemas.microsoft.com/office/word/2020/wordml/sdtdatahash" xmlns:w16sdtfl="http://schemas.microsoft.com/office/word/2024/wordml/sdtformatlock" xmlns:w16se="http://schemas.microsoft.com/office/word/2015/wordml/symex" xmlns:wpg="http://schemas.microsoft.com/office/word/2010/wordprocessingGroup" xmlns:wpi="http://schemas.microsoft.com/office/word/2010/wordprocessingInk" xmlns:wne="http://schemas.microsoft.com/office/word/2006/wordml" xmlns:wps="http://schemas.microsoft.com/office/word/2010/wordprocessingShape" mc:Ignorable="w14 w15 w16se w16cid w16 w16cex w16sdtdh w16sdtfl w16du wp14">
   <w:endnote w:type="separator" w:id="-1">
     <w:p>
       <w:r>
@@ -6535,7 +7011,7 @@
 </file>
 
 <file path=word/footer1.xml><?xml version="1.0" encoding="utf-8"?>
-<w:ftr xmlns:wpc="http://schemas.microsoft.com/office/word/2010/wordprocessingCanvas" xmlns:cx="http://schemas.microsoft.com/office/drawing/2014/chartex" xmlns:cx1="http://schemas.microsoft.com/office/drawing/2015/9/8/chartex" xmlns:cx2="http://schemas.microsoft.com/office/drawing/2015/10/21/chartex" xmlns:cx3="http://schemas.microsoft.com/office/drawing/2016/5/9/chartex" xmlns:cx4="http://schemas.microsoft.com/office/drawing/2016/5/10/chartex" xmlns:cx5="http://schemas.microsoft.com/office/drawing/2016/5/11/chartex" xmlns:cx6="http://schemas.microsoft.com/office/drawing/2016/5/12/chartex" xmlns:cx7="http://schemas.microsoft.com/office/drawing/2016/5/13/chartex" xmlns:cx8="http://schemas.microsoft.com/office/drawing/2016/5/14/chartex" xmlns:mc="http://schemas.openxmlformats.org/markup-compatibility/2006" xmlns:aink="http://schemas.microsoft.com/office/drawing/2016/ink" xmlns:am3d="http://schemas.microsoft.com/office/drawing/2017/model3d" xmlns:o="urn:schemas-microsoft-com:office:office" xmlns:oel="http://schemas.microsoft.com/office/2019/extlst" xmlns:r="http://schemas.openxmlformats.org/officeDocument/2006/relationships" xmlns:m="http://schemas.openxmlformats.org/officeDocument/2006/math" xmlns:v="urn:schemas-microsoft-com:vml" xmlns:wp14="http://schemas.microsoft.com/office/word/2010/wordprocessingDrawing" xmlns:wp="http://schemas.openxmlformats.org/drawingml/2006/wordprocessingDrawing" xmlns:w10="urn:schemas-microsoft-com:office:word" xmlns:w="http://schemas.openxmlformats.org/wordprocessingml/2006/main" xmlns:w14="http://schemas.microsoft.com/office/word/2010/wordml" xmlns:w15="http://schemas.microsoft.com/office/word/2012/wordml" xmlns:w16cex="http://schemas.microsoft.com/office/word/2018/wordml/cex" xmlns:w16cid="http://schemas.microsoft.com/office/word/2016/wordml/cid" xmlns:w16="http://schemas.microsoft.com/office/word/2018/wordml" xmlns:w16du="http://schemas.microsoft.com/office/word/2023/wordml/word16du" xmlns:w16sdtdh="http://schemas.microsoft.com/office/word/2020/wordml/sdtdatahash" xmlns:w16sdtfl="http://schemas.microsoft.com/office/word/2024/wordml/sdtformatlock" xmlns:w16se="http://schemas.microsoft.com/office/word/2015/wordml/symex" xmlns:wpg="http://schemas.microsoft.com/office/word/2010/wordprocessingGroup" xmlns:wpi="http://schemas.microsoft.com/office/word/2010/wordprocessingInk" xmlns:wne="http://schemas.microsoft.com/office/word/2006/wordml" xmlns:wps="http://schemas.microsoft.com/office/word/2010/wordprocessingShape" mc:Ignorable="w14 w15 w16se w16cid w16 w16cex w16sdtdh w16sdtfl w16du wp14">
+<w:ftr xmlns:wpc="http://schemas.microsoft.com/office/word/2010/wordprocessingCanvas" xmlns:cx="http://schemas.microsoft.com/office/drawing/2014/chartex" xmlns:cx1="http://schemas.microsoft.com/office/drawing/2015/9/8/chartex" xmlns:cx2="http://schemas.microsoft.com/office/drawing/2015/10/21/chartex" xmlns:cx3="http://schemas.microsoft.com/office/drawing/2016/5/9/chartex" xmlns:cx4="http://schemas.microsoft.com/office/drawing/2016/5/10/chartex" xmlns:cx5="http://schemas.microsoft.com/office/drawing/2016/5/11/chartex" xmlns:cx6="http://schemas.microsoft.com/office/drawing/2016/5/12/chartex" xmlns:cx7="http://schemas.microsoft.com/office/drawing/2016/5/13/chartex" xmlns:cx8="http://schemas.microsoft.com/office/drawing/2016/5/14/chartex" xmlns:mc="http://schemas.openxmlformats.org/markup-compatibility/2006" xmlns:aink="http://schemas.microsoft.com/office/drawing/2016/ink" xmlns:am3d="http://schemas.microsoft.com/office/drawing/2017/model3d" xmlns:o="urn:schemas-microsoft-com:office:office" xmlns:oel="http://schemas.microsoft.com/office/2019/extlst" xmlns:r="http://schemas.openxmlformats.org/officeDocument/2006/relationships" xmlns:m="http://schemas.openxmlformats.org/officeDocument/2006/math" xmlns:v="urn:schemas-microsoft-com:vml" xmlns:wp14="http://schemas.microsoft.com/office/word/2010/wordprocessingDrawing" xmlns:wp="http://schemas.openxmlformats.org/drawingml/2006/wordprocessingDrawing" xmlns:w10="urn:schemas-microsoft-com:office:word" xmlns:w="http://schemas.openxmlformats.org/wordprocessingml/2006/main" xmlns:w14="http://schemas.microsoft.com/office/word/2010/wordml" xmlns:w15="http://schemas.microsoft.com/office/word/2012/wordml" xmlns:w16cei="http://schemas.microsoft.com/office/word/2026/wordml/cei" xmlns:w16cex="http://schemas.microsoft.com/office/word/2018/wordml/cex" xmlns:w16cid="http://schemas.microsoft.com/office/word/2016/wordml/cid" xmlns:w16="http://schemas.microsoft.com/office/word/2018/wordml" xmlns:w16du="http://schemas.microsoft.com/office/word/2023/wordml/word16du" xmlns:w16sdtdh="http://schemas.microsoft.com/office/word/2020/wordml/sdtdatahash" xmlns:w16sdtfl="http://schemas.microsoft.com/office/word/2024/wordml/sdtformatlock" xmlns:w16se="http://schemas.microsoft.com/office/word/2015/wordml/symex" xmlns:wpg="http://schemas.microsoft.com/office/word/2010/wordprocessingGroup" xmlns:wpi="http://schemas.microsoft.com/office/word/2010/wordprocessingInk" xmlns:wne="http://schemas.microsoft.com/office/word/2006/wordml" xmlns:wps="http://schemas.microsoft.com/office/word/2010/wordprocessingShape" mc:Ignorable="w14 w15 w16se w16cid w16 w16cex w16sdtdh w16sdtfl w16du wp14">
   <w:p>
     <w:pPr>
       <w:pStyle w:val="Footer"/>
@@ -6589,7 +7065,7 @@
 </file>
 
 <file path=word/footnotes.xml><?xml version="1.0" encoding="utf-8"?>
-<w:footnotes xmlns:wpc="http://schemas.microsoft.com/office/word/2010/wordprocessingCanvas" xmlns:cx="http://schemas.microsoft.com/office/drawing/2014/chartex" xmlns:cx1="http://schemas.microsoft.com/office/drawing/2015/9/8/chartex" xmlns:cx2="http://schemas.microsoft.com/office/drawing/2015/10/21/chartex" xmlns:cx3="http://schemas.microsoft.com/office/drawing/2016/5/9/chartex" xmlns:cx4="http://schemas.microsoft.com/office/drawing/2016/5/10/chartex" xmlns:cx5="http://schemas.microsoft.com/office/drawing/2016/5/11/chartex" xmlns:cx6="http://schemas.microsoft.com/office/drawing/2016/5/12/chartex" xmlns:cx7="http://schemas.microsoft.com/office/drawing/2016/5/13/chartex" xmlns:cx8="http://schemas.microsoft.com/office/drawing/2016/5/14/chartex" xmlns:mc="http://schemas.openxmlformats.org/markup-compatibility/2006" xmlns:aink="http://schemas.microsoft.com/office/drawing/2016/ink" xmlns:am3d="http://schemas.microsoft.com/office/drawing/2017/model3d" xmlns:o="urn:schemas-microsoft-com:office:office" xmlns:oel="http://schemas.microsoft.com/office/2019/extlst" xmlns:r="http://schemas.openxmlformats.org/officeDocument/2006/relationships" xmlns:m="http://schemas.openxmlformats.org/officeDocument/2006/math" xmlns:v="urn:schemas-microsoft-com:vml" xmlns:wp14="http://schemas.microsoft.com/office/word/2010/wordprocessingDrawing" xmlns:wp="http://schemas.openxmlformats.org/drawingml/2006/wordprocessingDrawing" xmlns:w10="urn:schemas-microsoft-com:office:word" xmlns:w="http://schemas.openxmlformats.org/wordprocessingml/2006/main" xmlns:w14="http://schemas.microsoft.com/office/word/2010/wordml" xmlns:w15="http://schemas.microsoft.com/office/word/2012/wordml" xmlns:w16cex="http://schemas.microsoft.com/office/word/2018/wordml/cex" xmlns:w16cid="http://schemas.microsoft.com/office/word/2016/wordml/cid" xmlns:w16="http://schemas.microsoft.com/office/word/2018/wordml" xmlns:w16du="http://schemas.microsoft.com/office/word/2023/wordml/word16du" xmlns:w16sdtdh="http://schemas.microsoft.com/office/word/2020/wordml/sdtdatahash" xmlns:w16sdtfl="http://schemas.microsoft.com/office/word/2024/wordml/sdtformatlock" xmlns:w16se="http://schemas.microsoft.com/office/word/2015/wordml/symex" xmlns:wpg="http://schemas.microsoft.com/office/word/2010/wordprocessingGroup" xmlns:wpi="http://schemas.microsoft.com/office/word/2010/wordprocessingInk" xmlns:wne="http://schemas.microsoft.com/office/word/2006/wordml" xmlns:wps="http://schemas.microsoft.com/office/word/2010/wordprocessingShape" mc:Ignorable="w14 w15 w16se w16cid w16 w16cex w16sdtdh w16sdtfl w16du wp14">
+<w:footnotes xmlns:wpc="http://schemas.microsoft.com/office/word/2010/wordprocessingCanvas" xmlns:cx="http://schemas.microsoft.com/office/drawing/2014/chartex" xmlns:cx1="http://schemas.microsoft.com/office/drawing/2015/9/8/chartex" xmlns:cx2="http://schemas.microsoft.com/office/drawing/2015/10/21/chartex" xmlns:cx3="http://schemas.microsoft.com/office/drawing/2016/5/9/chartex" xmlns:cx4="http://schemas.microsoft.com/office/drawing/2016/5/10/chartex" xmlns:cx5="http://schemas.microsoft.com/office/drawing/2016/5/11/chartex" xmlns:cx6="http://schemas.microsoft.com/office/drawing/2016/5/12/chartex" xmlns:cx7="http://schemas.microsoft.com/office/drawing/2016/5/13/chartex" xmlns:cx8="http://schemas.microsoft.com/office/drawing/2016/5/14/chartex" xmlns:mc="http://schemas.openxmlformats.org/markup-compatibility/2006" xmlns:aink="http://schemas.microsoft.com/office/drawing/2016/ink" xmlns:am3d="http://schemas.microsoft.com/office/drawing/2017/model3d" xmlns:o="urn:schemas-microsoft-com:office:office" xmlns:oel="http://schemas.microsoft.com/office/2019/extlst" xmlns:r="http://schemas.openxmlformats.org/officeDocument/2006/relationships" xmlns:m="http://schemas.openxmlformats.org/officeDocument/2006/math" xmlns:v="urn:schemas-microsoft-com:vml" xmlns:wp14="http://schemas.microsoft.com/office/word/2010/wordprocessingDrawing" xmlns:wp="http://schemas.openxmlformats.org/drawingml/2006/wordprocessingDrawing" xmlns:w10="urn:schemas-microsoft-com:office:word" xmlns:w="http://schemas.openxmlformats.org/wordprocessingml/2006/main" xmlns:w14="http://schemas.microsoft.com/office/word/2010/wordml" xmlns:w15="http://schemas.microsoft.com/office/word/2012/wordml" xmlns:w16cei="http://schemas.microsoft.com/office/word/2026/wordml/cei" xmlns:w16cex="http://schemas.microsoft.com/office/word/2018/wordml/cex" xmlns:w16cid="http://schemas.microsoft.com/office/word/2016/wordml/cid" xmlns:w16="http://schemas.microsoft.com/office/word/2018/wordml" xmlns:w16du="http://schemas.microsoft.com/office/word/2023/wordml/word16du" xmlns:w16sdtdh="http://schemas.microsoft.com/office/word/2020/wordml/sdtdatahash" xmlns:w16sdtfl="http://schemas.microsoft.com/office/word/2024/wordml/sdtformatlock" xmlns:w16se="http://schemas.microsoft.com/office/word/2015/wordml/symex" xmlns:wpg="http://schemas.microsoft.com/office/word/2010/wordprocessingGroup" xmlns:wpi="http://schemas.microsoft.com/office/word/2010/wordprocessingInk" xmlns:wne="http://schemas.microsoft.com/office/word/2006/wordml" xmlns:wps="http://schemas.microsoft.com/office/word/2010/wordprocessingShape" mc:Ignorable="w14 w15 w16se w16cid w16 w16cex w16sdtdh w16sdtfl w16du wp14">
   <w:footnote w:type="separator" w:id="-1">
     <w:p>
       <w:r>
@@ -6608,7 +7084,7 @@
 </file>
 
 <file path=word/numbering.xml><?xml version="1.0" encoding="utf-8"?>
-<w:numbering xmlns:wpc="http://schemas.microsoft.com/office/word/2010/wordprocessingCanvas" xmlns:cx="http://schemas.microsoft.com/office/drawing/2014/chartex" xmlns:cx1="http://schemas.microsoft.com/office/drawing/2015/9/8/chartex" xmlns:cx2="http://schemas.microsoft.com/office/drawing/2015/10/21/chartex" xmlns:cx3="http://schemas.microsoft.com/office/drawing/2016/5/9/chartex" xmlns:cx4="http://schemas.microsoft.com/office/drawing/2016/5/10/chartex" xmlns:cx5="http://schemas.microsoft.com/office/drawing/2016/5/11/chartex" xmlns:cx6="http://schemas.microsoft.com/office/drawing/2016/5/12/chartex" xmlns:cx7="http://schemas.microsoft.com/office/drawing/2016/5/13/chartex" xmlns:cx8="http://schemas.microsoft.com/office/drawing/2016/5/14/chartex" xmlns:mc="http://schemas.openxmlformats.org/markup-compatibility/2006" xmlns:aink="http://schemas.microsoft.com/office/drawing/2016/ink" xmlns:am3d="http://schemas.microsoft.com/office/drawing/2017/model3d" xmlns:o="urn:schemas-microsoft-com:office:office" xmlns:oel="http://schemas.microsoft.com/office/2019/extlst" xmlns:r="http://schemas.openxmlformats.org/officeDocument/2006/relationships" xmlns:m="http://schemas.openxmlformats.org/officeDocument/2006/math" xmlns:v="urn:schemas-microsoft-com:vml" xmlns:wp14="http://schemas.microsoft.com/office/word/2010/wordprocessingDrawing" xmlns:wp="http://schemas.openxmlformats.org/drawingml/2006/wordprocessingDrawing" xmlns:w10="urn:schemas-microsoft-com:office:word" xmlns:w="http://schemas.openxmlformats.org/wordprocessingml/2006/main" xmlns:w14="http://schemas.microsoft.com/office/word/2010/wordml" xmlns:w15="http://schemas.microsoft.com/office/word/2012/wordml" xmlns:w16cex="http://schemas.microsoft.com/office/word/2018/wordml/cex" xmlns:w16cid="http://schemas.microsoft.com/office/word/2016/wordml/cid" xmlns:w16="http://schemas.microsoft.com/office/word/2018/wordml" xmlns:w16du="http://schemas.microsoft.com/office/word/2023/wordml/word16du" xmlns:w16sdtdh="http://schemas.microsoft.com/office/word/2020/wordml/sdtdatahash" xmlns:w16sdtfl="http://schemas.microsoft.com/office/word/2024/wordml/sdtformatlock" xmlns:w16se="http://schemas.microsoft.com/office/word/2015/wordml/symex" xmlns:wpg="http://schemas.microsoft.com/office/word/2010/wordprocessingGroup" xmlns:wpi="http://schemas.microsoft.com/office/word/2010/wordprocessingInk" xmlns:wne="http://schemas.microsoft.com/office/word/2006/wordml" xmlns:wps="http://schemas.microsoft.com/office/word/2010/wordprocessingShape" mc:Ignorable="w14 w15 w16se w16cid w16 w16cex w16sdtdh w16sdtfl w16du wp14">
+<w:numbering xmlns:wpc="http://schemas.microsoft.com/office/word/2010/wordprocessingCanvas" xmlns:cx="http://schemas.microsoft.com/office/drawing/2014/chartex" xmlns:cx1="http://schemas.microsoft.com/office/drawing/2015/9/8/chartex" xmlns:cx2="http://schemas.microsoft.com/office/drawing/2015/10/21/chartex" xmlns:cx3="http://schemas.microsoft.com/office/drawing/2016/5/9/chartex" xmlns:cx4="http://schemas.microsoft.com/office/drawing/2016/5/10/chartex" xmlns:cx5="http://schemas.microsoft.com/office/drawing/2016/5/11/chartex" xmlns:cx6="http://schemas.microsoft.com/office/drawing/2016/5/12/chartex" xmlns:cx7="http://schemas.microsoft.com/office/drawing/2016/5/13/chartex" xmlns:cx8="http://schemas.microsoft.com/office/drawing/2016/5/14/chartex" xmlns:mc="http://schemas.openxmlformats.org/markup-compatibility/2006" xmlns:aink="http://schemas.microsoft.com/office/drawing/2016/ink" xmlns:am3d="http://schemas.microsoft.com/office/drawing/2017/model3d" xmlns:o="urn:schemas-microsoft-com:office:office" xmlns:oel="http://schemas.microsoft.com/office/2019/extlst" xmlns:r="http://schemas.openxmlformats.org/officeDocument/2006/relationships" xmlns:m="http://schemas.openxmlformats.org/officeDocument/2006/math" xmlns:v="urn:schemas-microsoft-com:vml" xmlns:wp14="http://schemas.microsoft.com/office/word/2010/wordprocessingDrawing" xmlns:wp="http://schemas.openxmlformats.org/drawingml/2006/wordprocessingDrawing" xmlns:w10="urn:schemas-microsoft-com:office:word" xmlns:w="http://schemas.openxmlformats.org/wordprocessingml/2006/main" xmlns:w14="http://schemas.microsoft.com/office/word/2010/wordml" xmlns:w15="http://schemas.microsoft.com/office/word/2012/wordml" xmlns:w16cei="http://schemas.microsoft.com/office/word/2026/wordml/cei" xmlns:w16cex="http://schemas.microsoft.com/office/word/2018/wordml/cex" xmlns:w16cid="http://schemas.microsoft.com/office/word/2016/wordml/cid" xmlns:w16="http://schemas.microsoft.com/office/word/2018/wordml" xmlns:w16du="http://schemas.microsoft.com/office/word/2023/wordml/word16du" xmlns:w16sdtdh="http://schemas.microsoft.com/office/word/2020/wordml/sdtdatahash" xmlns:w16sdtfl="http://schemas.microsoft.com/office/word/2024/wordml/sdtformatlock" xmlns:w16se="http://schemas.microsoft.com/office/word/2015/wordml/symex" xmlns:wpg="http://schemas.microsoft.com/office/word/2010/wordprocessingGroup" xmlns:wpi="http://schemas.microsoft.com/office/word/2010/wordprocessingInk" xmlns:wne="http://schemas.microsoft.com/office/word/2006/wordml" xmlns:wps="http://schemas.microsoft.com/office/word/2010/wordprocessingShape" mc:Ignorable="w14 w15 w16se w16cid w16 w16cex w16sdtdh w16sdtfl w16du wp14">
   <w:abstractNum w:abstractNumId="0" w15:restartNumberingAfterBreak="0">
     <w:nsid w:val="040858FE"/>
     <w:multiLevelType w:val="hybridMultilevel"/>
